--- a/book/finalproject/Final_Project_Assignment_Stage3.docx
+++ b/book/finalproject/Final_Project_Assignment_Stage3.docx
@@ -6549,7 +6549,28 @@
                 <w:szCs w:val="21"/>
                 <w:shd w:val="clear" w:color="auto" w:fill="FFFFFF"/>
               </w:rPr>
-              <w:t>:  “&lt;20-bit don’t care&gt; &lt;5-bit rd&gt;</w:t>
+              <w:t xml:space="preserve">:  </w:t>
+            </w:r>
+          </w:p>
+          <w:p>
+            <w:pPr>
+              <w:rPr>
+                <w:rFonts w:ascii="Helvetica" w:eastAsia="Times New Roman" w:hAnsi="Helvetica" w:cs="Helvetica"/>
+                <w:color w:val="333333"/>
+                <w:sz w:val="21"/>
+                <w:szCs w:val="21"/>
+                <w:shd w:val="clear" w:color="auto" w:fill="FFFFFF"/>
+              </w:rPr>
+            </w:pPr>
+            <w:r>
+              <w:rPr>
+                <w:rFonts w:ascii="Helvetica" w:eastAsia="Times New Roman" w:hAnsi="Helvetica" w:cs="Helvetica"/>
+                <w:color w:val="333333"/>
+                <w:sz w:val="21"/>
+                <w:szCs w:val="21"/>
+                <w:shd w:val="clear" w:color="auto" w:fill="FFFFFF"/>
+              </w:rPr>
+              <w:t xml:space="preserve">    “&lt;12-bit imm&gt; &lt;5-bit rs1&gt;</w:t>
             </w:r>
             <w:r>
               <w:t xml:space="preserve"> </w:t>
@@ -6562,6 +6583,19 @@
                 <w:szCs w:val="21"/>
                 <w:shd w:val="clear" w:color="auto" w:fill="FFFFFF"/>
               </w:rPr>
+              <w:t>&lt;3-bit funct3&gt; &lt;5-bit rd&gt;</w:t>
+            </w:r>
+            <w:r>
+              <w:t xml:space="preserve"> </w:t>
+            </w:r>
+            <w:r>
+              <w:rPr>
+                <w:rFonts w:ascii="Helvetica" w:eastAsia="Times New Roman" w:hAnsi="Helvetica" w:cs="Helvetica"/>
+                <w:color w:val="333333"/>
+                <w:sz w:val="21"/>
+                <w:szCs w:val="21"/>
+                <w:shd w:val="clear" w:color="auto" w:fill="FFFFFF"/>
+              </w:rPr>
               <w:t>&lt;7-bit opcode&gt;”</w:t>
             </w:r>
           </w:p>
@@ -6583,13 +6617,13 @@
                 <w:szCs w:val="21"/>
                 <w:shd w:val="clear" w:color="auto" w:fill="FFFFFF"/>
               </w:rPr>
-              <w:t xml:space="preserve">    rd = destination register</w:t>
-            </w:r>
-          </w:p>
-          <w:p>
-            <w:pPr>
-              <w:rPr>
-                <w:rFonts w:ascii="Helvetica" w:eastAsia="Times New Roman" w:hAnsi="Helvetica" w:cs="Helvetica"/>
+              <w:t xml:space="preserve">    funct3= “001”</w:t>
+            </w:r>
+          </w:p>
+          <w:p>
+            <w:pPr>
+              <w:rPr>
+                <w:rFonts w:ascii="Helvetica" w:hAnsi="Helvetica" w:cs="Helvetica"/>
                 <w:color w:val="333333"/>
                 <w:sz w:val="21"/>
                 <w:szCs w:val="21"/>
@@ -6614,7 +6648,7 @@
                 <w:szCs w:val="21"/>
                 <w:shd w:val="clear" w:color="auto" w:fill="FFFFFF"/>
               </w:rPr>
-              <w:t>0010111</w:t>
+              <w:t>0010011</w:t>
             </w:r>
             <w:r>
               <w:rPr>
@@ -12111,7 +12145,6 @@
   <w:style w:type="character" w:default="1" w:styleId="DefaultParagraphFont">
     <w:name w:val="Default Paragraph Font"/>
     <w:uiPriority w:val="1"/>
-    <w:semiHidden/>
     <w:unhideWhenUsed/>
   </w:style>
   <w:style w:type="table" w:default="1" w:styleId="TableNormal">

--- a/book/finalproject/Final_Project_Assignment_Stage3.docx
+++ b/book/finalproject/Final_Project_Assignment_Stage3.docx
@@ -512,7 +512,29 @@
           <w:szCs w:val="21"/>
           <w:shd w:val="clear" w:color="auto" w:fill="FFFFFF"/>
         </w:rPr>
-        <w:t xml:space="preserve">.  However, this stage does NOT have hazard detection and does NOT stall to prevent hazards.  </w:t>
+        <w:t xml:space="preserve">.  However, this stage does NOT have hazard detection and does NOT </w:t>
+      </w:r>
+      <w:proofErr w:type="gramStart"/>
+      <w:r>
+        <w:rPr>
+          <w:rFonts w:ascii="Helvetica" w:eastAsia="Times New Roman" w:hAnsi="Helvetica" w:cs="Helvetica"/>
+          <w:color w:val="A6A6A6" w:themeColor="background1" w:themeShade="A6"/>
+          <w:sz w:val="21"/>
+          <w:szCs w:val="21"/>
+          <w:shd w:val="clear" w:color="auto" w:fill="FFFFFF"/>
+        </w:rPr>
+        <w:t>stall to prevent</w:t>
+      </w:r>
+      <w:proofErr w:type="gramEnd"/>
+      <w:r>
+        <w:rPr>
+          <w:rFonts w:ascii="Helvetica" w:eastAsia="Times New Roman" w:hAnsi="Helvetica" w:cs="Helvetica"/>
+          <w:color w:val="A6A6A6" w:themeColor="background1" w:themeShade="A6"/>
+          <w:sz w:val="21"/>
+          <w:szCs w:val="21"/>
+          <w:shd w:val="clear" w:color="auto" w:fill="FFFFFF"/>
+        </w:rPr>
+        <w:t xml:space="preserve"> hazards.  </w:t>
       </w:r>
       <w:r>
         <w:rPr>
@@ -622,16 +644,56 @@
           <w:szCs w:val="21"/>
           <w:shd w:val="clear" w:color="auto" w:fill="FFFFFF"/>
         </w:rPr>
-        <w:t xml:space="preserve">: convert the </w:t>
-      </w:r>
-      <w:r>
-        <w:rPr>
-          <w:rFonts w:ascii="Helvetica" w:eastAsia="Times New Roman" w:hAnsi="Helvetica" w:cs="Helvetica"/>
-          <w:sz w:val="21"/>
-          <w:szCs w:val="21"/>
-          <w:shd w:val="clear" w:color="auto" w:fill="FFFFFF"/>
-        </w:rPr>
-        <w:t xml:space="preserve">stage 2 architecture to a pipelined architecture </w:t>
+        <w:t xml:space="preserve">: convert </w:t>
+      </w:r>
+      <w:proofErr w:type="gramStart"/>
+      <w:r>
+        <w:rPr>
+          <w:rFonts w:ascii="Helvetica" w:eastAsia="Times New Roman" w:hAnsi="Helvetica" w:cs="Helvetica"/>
+          <w:sz w:val="21"/>
+          <w:szCs w:val="21"/>
+          <w:shd w:val="clear" w:color="auto" w:fill="FFFFFF"/>
+        </w:rPr>
+        <w:t xml:space="preserve">the </w:t>
+      </w:r>
+      <w:r>
+        <w:rPr>
+          <w:rFonts w:ascii="Helvetica" w:eastAsia="Times New Roman" w:hAnsi="Helvetica" w:cs="Helvetica"/>
+          <w:sz w:val="21"/>
+          <w:szCs w:val="21"/>
+          <w:shd w:val="clear" w:color="auto" w:fill="FFFFFF"/>
+        </w:rPr>
+        <w:t>stage</w:t>
+      </w:r>
+      <w:proofErr w:type="gramEnd"/>
+      <w:r>
+        <w:rPr>
+          <w:rFonts w:ascii="Helvetica" w:eastAsia="Times New Roman" w:hAnsi="Helvetica" w:cs="Helvetica"/>
+          <w:sz w:val="21"/>
+          <w:szCs w:val="21"/>
+          <w:shd w:val="clear" w:color="auto" w:fill="FFFFFF"/>
+        </w:rPr>
+        <w:t xml:space="preserve"> 2 architecture to </w:t>
+      </w:r>
+      <w:proofErr w:type="gramStart"/>
+      <w:r>
+        <w:rPr>
+          <w:rFonts w:ascii="Helvetica" w:eastAsia="Times New Roman" w:hAnsi="Helvetica" w:cs="Helvetica"/>
+          <w:sz w:val="21"/>
+          <w:szCs w:val="21"/>
+          <w:shd w:val="clear" w:color="auto" w:fill="FFFFFF"/>
+        </w:rPr>
+        <w:t>a pipelined</w:t>
+      </w:r>
+      <w:proofErr w:type="gramEnd"/>
+      <w:r>
+        <w:rPr>
+          <w:rFonts w:ascii="Helvetica" w:eastAsia="Times New Roman" w:hAnsi="Helvetica" w:cs="Helvetica"/>
+          <w:sz w:val="21"/>
+          <w:szCs w:val="21"/>
+          <w:shd w:val="clear" w:color="auto" w:fill="FFFFFF"/>
+        </w:rPr>
+        <w:t xml:space="preserve"> architecture </w:t>
       </w:r>
       <w:r>
         <w:rPr>
@@ -658,16 +720,36 @@
           <w:szCs w:val="21"/>
           <w:shd w:val="clear" w:color="auto" w:fill="FFFFFF"/>
         </w:rPr>
-        <w:t xml:space="preserve"> and stalls appropriately to ensure proper execution</w:t>
-      </w:r>
-      <w:r>
-        <w:rPr>
-          <w:rFonts w:ascii="Helvetica" w:eastAsia="Times New Roman" w:hAnsi="Helvetica" w:cs="Helvetica"/>
-          <w:sz w:val="21"/>
-          <w:szCs w:val="21"/>
-          <w:shd w:val="clear" w:color="auto" w:fill="FFFFFF"/>
-        </w:rPr>
-        <w:t>, but does NOT have forwarding.</w:t>
+        <w:t xml:space="preserve"> and stalls appropriately to ensure proper </w:t>
+      </w:r>
+      <w:proofErr w:type="gramStart"/>
+      <w:r>
+        <w:rPr>
+          <w:rFonts w:ascii="Helvetica" w:eastAsia="Times New Roman" w:hAnsi="Helvetica" w:cs="Helvetica"/>
+          <w:sz w:val="21"/>
+          <w:szCs w:val="21"/>
+          <w:shd w:val="clear" w:color="auto" w:fill="FFFFFF"/>
+        </w:rPr>
+        <w:t>execution</w:t>
+      </w:r>
+      <w:r>
+        <w:rPr>
+          <w:rFonts w:ascii="Helvetica" w:eastAsia="Times New Roman" w:hAnsi="Helvetica" w:cs="Helvetica"/>
+          <w:sz w:val="21"/>
+          <w:szCs w:val="21"/>
+          <w:shd w:val="clear" w:color="auto" w:fill="FFFFFF"/>
+        </w:rPr>
+        <w:t>, but</w:t>
+      </w:r>
+      <w:proofErr w:type="gramEnd"/>
+      <w:r>
+        <w:rPr>
+          <w:rFonts w:ascii="Helvetica" w:eastAsia="Times New Roman" w:hAnsi="Helvetica" w:cs="Helvetica"/>
+          <w:sz w:val="21"/>
+          <w:szCs w:val="21"/>
+          <w:shd w:val="clear" w:color="auto" w:fill="FFFFFF"/>
+        </w:rPr>
+        <w:t xml:space="preserve"> does NOT have forwarding.</w:t>
       </w:r>
     </w:p>
     <w:p>
@@ -794,7 +876,29 @@
           <w:szCs w:val="21"/>
           <w:shd w:val="clear" w:color="auto" w:fill="FFFFFF"/>
         </w:rPr>
-        <w:t xml:space="preserve"> and branch decision moved to the ID stage, similar to Figure C.25.</w:t>
+        <w:t xml:space="preserve"> and branch decision moved to the ID stage, </w:t>
+      </w:r>
+      <w:proofErr w:type="gramStart"/>
+      <w:r>
+        <w:rPr>
+          <w:rFonts w:ascii="Helvetica" w:eastAsia="Times New Roman" w:hAnsi="Helvetica" w:cs="Helvetica"/>
+          <w:color w:val="A6A6A6" w:themeColor="background1" w:themeShade="A6"/>
+          <w:sz w:val="21"/>
+          <w:szCs w:val="21"/>
+          <w:shd w:val="clear" w:color="auto" w:fill="FFFFFF"/>
+        </w:rPr>
+        <w:t>similar to</w:t>
+      </w:r>
+      <w:proofErr w:type="gramEnd"/>
+      <w:r>
+        <w:rPr>
+          <w:rFonts w:ascii="Helvetica" w:eastAsia="Times New Roman" w:hAnsi="Helvetica" w:cs="Helvetica"/>
+          <w:color w:val="A6A6A6" w:themeColor="background1" w:themeShade="A6"/>
+          <w:sz w:val="21"/>
+          <w:szCs w:val="21"/>
+          <w:shd w:val="clear" w:color="auto" w:fill="FFFFFF"/>
+        </w:rPr>
+        <w:t xml:space="preserve"> Figure C.25.</w:t>
       </w:r>
     </w:p>
     <w:p>
@@ -911,6 +1015,7 @@
         </w:rPr>
         <w:t xml:space="preserve"> called </w:t>
       </w:r>
+      <w:proofErr w:type="spellStart"/>
       <w:r>
         <w:rPr>
           <w:rFonts w:ascii="Helvetica" w:eastAsia="Times New Roman" w:hAnsi="Helvetica" w:cs="Helvetica"/>
@@ -923,15 +1028,38 @@
         </w:rPr>
         <w:t>Load_Addr</w:t>
       </w:r>
-      <w:r>
-        <w:rPr>
-          <w:rFonts w:ascii="Helvetica" w:eastAsia="Times New Roman" w:hAnsi="Helvetica" w:cs="Helvetica"/>
-          <w:color w:val="333333"/>
-          <w:sz w:val="21"/>
-          <w:szCs w:val="21"/>
-          <w:shd w:val="clear" w:color="auto" w:fill="FFFFFF"/>
-        </w:rPr>
-        <w:t>, which is similar to LA,</w:t>
+      <w:proofErr w:type="spellEnd"/>
+      <w:r>
+        <w:rPr>
+          <w:rFonts w:ascii="Helvetica" w:eastAsia="Times New Roman" w:hAnsi="Helvetica" w:cs="Helvetica"/>
+          <w:color w:val="333333"/>
+          <w:sz w:val="21"/>
+          <w:szCs w:val="21"/>
+          <w:shd w:val="clear" w:color="auto" w:fill="FFFFFF"/>
+        </w:rPr>
+        <w:t xml:space="preserve">, which is </w:t>
+      </w:r>
+      <w:proofErr w:type="gramStart"/>
+      <w:r>
+        <w:rPr>
+          <w:rFonts w:ascii="Helvetica" w:eastAsia="Times New Roman" w:hAnsi="Helvetica" w:cs="Helvetica"/>
+          <w:color w:val="333333"/>
+          <w:sz w:val="21"/>
+          <w:szCs w:val="21"/>
+          <w:shd w:val="clear" w:color="auto" w:fill="FFFFFF"/>
+        </w:rPr>
+        <w:t>similar to</w:t>
+      </w:r>
+      <w:proofErr w:type="gramEnd"/>
+      <w:r>
+        <w:rPr>
+          <w:rFonts w:ascii="Helvetica" w:eastAsia="Times New Roman" w:hAnsi="Helvetica" w:cs="Helvetica"/>
+          <w:color w:val="333333"/>
+          <w:sz w:val="21"/>
+          <w:szCs w:val="21"/>
+          <w:shd w:val="clear" w:color="auto" w:fill="FFFFFF"/>
+        </w:rPr>
+        <w:t xml:space="preserve"> LA,</w:t>
       </w:r>
       <w:r>
         <w:rPr>
@@ -1104,21 +1232,23 @@
         </w:rPr>
         <w:t xml:space="preserve">                             </w:t>
       </w:r>
+      <w:proofErr w:type="spellStart"/>
       <w:r>
         <w:rPr>
           <w:rFonts w:ascii="Courier New" w:eastAsia="Times New Roman" w:hAnsi="Courier New" w:cs="Courier New"/>
           <w:sz w:val="20"/>
           <w:szCs w:val="20"/>
         </w:rPr>
-        <w:t xml:space="preserve">addi    </w:t>
-      </w:r>
+        <w:t>addi</w:t>
+      </w:r>
+      <w:proofErr w:type="spellEnd"/>
       <w:r>
         <w:rPr>
           <w:rFonts w:ascii="Courier New" w:eastAsia="Times New Roman" w:hAnsi="Courier New" w:cs="Courier New"/>
           <w:sz w:val="20"/>
           <w:szCs w:val="20"/>
         </w:rPr>
-        <w:t xml:space="preserve">  </w:t>
+        <w:t xml:space="preserve">    </w:t>
       </w:r>
       <w:r>
         <w:rPr>
@@ -1126,69 +1256,68 @@
           <w:sz w:val="20"/>
           <w:szCs w:val="20"/>
         </w:rPr>
-        <w:t>x5, x0, 9       # x5 = number of values in array</w:t>
-      </w:r>
-    </w:p>
-    <w:p>
-      <w:pPr>
-        <w:spacing w:after="0" w:line="240" w:lineRule="auto"/>
-        <w:ind w:left="720"/>
+        <w:t xml:space="preserve">  </w:t>
+      </w:r>
+      <w:r>
         <w:rPr>
           <w:rFonts w:ascii="Courier New" w:eastAsia="Times New Roman" w:hAnsi="Courier New" w:cs="Courier New"/>
           <w:sz w:val="20"/>
           <w:szCs w:val="20"/>
         </w:rPr>
-      </w:pPr>
-      <w:r>
+        <w:t>x5, x0, 9       # x5 = number of values in array</w:t>
+      </w:r>
+    </w:p>
+    <w:p>
+      <w:pPr>
+        <w:spacing w:after="0" w:line="240" w:lineRule="auto"/>
+        <w:ind w:left="720"/>
         <w:rPr>
           <w:rFonts w:ascii="Courier New" w:eastAsia="Times New Roman" w:hAnsi="Courier New" w:cs="Courier New"/>
           <w:sz w:val="20"/>
           <w:szCs w:val="20"/>
         </w:rPr>
-        <w:t xml:space="preserve">        load_addr x6, array     </w:t>
-      </w:r>
+      </w:pPr>
       <w:r>
         <w:rPr>
           <w:rFonts w:ascii="Courier New" w:eastAsia="Times New Roman" w:hAnsi="Courier New" w:cs="Courier New"/>
           <w:sz w:val="20"/>
           <w:szCs w:val="20"/>
         </w:rPr>
-        <w:t xml:space="preserve">  </w:t>
-      </w:r>
+        <w:t xml:space="preserve">        </w:t>
+      </w:r>
+      <w:proofErr w:type="spellStart"/>
       <w:r>
         <w:rPr>
           <w:rFonts w:ascii="Courier New" w:eastAsia="Times New Roman" w:hAnsi="Courier New" w:cs="Courier New"/>
           <w:sz w:val="20"/>
           <w:szCs w:val="20"/>
         </w:rPr>
-        <w:t xml:space="preserve"># x6 = address of array </w:t>
-      </w:r>
+        <w:t>load_addr</w:t>
+      </w:r>
+      <w:proofErr w:type="spellEnd"/>
       <w:r>
         <w:rPr>
           <w:rFonts w:ascii="Courier New" w:eastAsia="Times New Roman" w:hAnsi="Courier New" w:cs="Courier New"/>
           <w:sz w:val="20"/>
           <w:szCs w:val="20"/>
         </w:rPr>
-        <w:t>0X10000000</w:t>
-      </w:r>
-    </w:p>
-    <w:p>
-      <w:pPr>
-        <w:spacing w:after="0" w:line="240" w:lineRule="auto"/>
-        <w:ind w:left="720"/>
+        <w:t xml:space="preserve"> x6, array     </w:t>
+      </w:r>
+      <w:r>
         <w:rPr>
           <w:rFonts w:ascii="Courier New" w:eastAsia="Times New Roman" w:hAnsi="Courier New" w:cs="Courier New"/>
           <w:sz w:val="20"/>
           <w:szCs w:val="20"/>
         </w:rPr>
-      </w:pPr>
+        <w:t xml:space="preserve">  </w:t>
+      </w:r>
       <w:r>
         <w:rPr>
           <w:rFonts w:ascii="Courier New" w:eastAsia="Times New Roman" w:hAnsi="Courier New" w:cs="Courier New"/>
           <w:sz w:val="20"/>
           <w:szCs w:val="20"/>
         </w:rPr>
-        <w:t xml:space="preserve">        lw      </w:t>
+        <w:t xml:space="preserve"># x6 = address of array </w:t>
       </w:r>
       <w:r>
         <w:rPr>
@@ -1196,42 +1325,44 @@
           <w:sz w:val="20"/>
           <w:szCs w:val="20"/>
         </w:rPr>
-        <w:t xml:space="preserve">  </w:t>
-      </w:r>
-      <w:r>
+        <w:t>0X10000000</w:t>
+      </w:r>
+    </w:p>
+    <w:p>
+      <w:pPr>
+        <w:spacing w:after="0" w:line="240" w:lineRule="auto"/>
+        <w:ind w:left="720"/>
         <w:rPr>
           <w:rFonts w:ascii="Courier New" w:eastAsia="Times New Roman" w:hAnsi="Courier New" w:cs="Courier New"/>
           <w:sz w:val="20"/>
           <w:szCs w:val="20"/>
         </w:rPr>
-        <w:t>x7, 0(x6)       # x7 = initial value</w:t>
-      </w:r>
-    </w:p>
-    <w:p>
-      <w:pPr>
-        <w:spacing w:after="0" w:line="240" w:lineRule="auto"/>
-        <w:ind w:left="720"/>
+      </w:pPr>
+      <w:r>
         <w:rPr>
           <w:rFonts w:ascii="Courier New" w:eastAsia="Times New Roman" w:hAnsi="Courier New" w:cs="Courier New"/>
           <w:sz w:val="20"/>
           <w:szCs w:val="20"/>
         </w:rPr>
-      </w:pPr>
+        <w:t xml:space="preserve">        </w:t>
+      </w:r>
+      <w:proofErr w:type="spellStart"/>
       <w:r>
         <w:rPr>
           <w:rFonts w:ascii="Courier New" w:eastAsia="Times New Roman" w:hAnsi="Courier New" w:cs="Courier New"/>
           <w:sz w:val="20"/>
           <w:szCs w:val="20"/>
         </w:rPr>
-        <w:t xml:space="preserve">loop:   addi    </w:t>
-      </w:r>
+        <w:t>lw</w:t>
+      </w:r>
+      <w:proofErr w:type="spellEnd"/>
       <w:r>
         <w:rPr>
           <w:rFonts w:ascii="Courier New" w:eastAsia="Times New Roman" w:hAnsi="Courier New" w:cs="Courier New"/>
           <w:sz w:val="20"/>
           <w:szCs w:val="20"/>
         </w:rPr>
-        <w:t xml:space="preserve">  </w:t>
+        <w:t xml:space="preserve">      </w:t>
       </w:r>
       <w:r>
         <w:rPr>
@@ -1239,69 +1370,70 @@
           <w:sz w:val="20"/>
           <w:szCs w:val="20"/>
         </w:rPr>
-        <w:t xml:space="preserve">x6, x6, 4       </w:t>
-      </w:r>
-    </w:p>
-    <w:p>
-      <w:pPr>
-        <w:spacing w:after="0" w:line="240" w:lineRule="auto"/>
-        <w:ind w:left="720"/>
+        <w:t xml:space="preserve">  </w:t>
+      </w:r>
+      <w:r>
         <w:rPr>
           <w:rFonts w:ascii="Courier New" w:eastAsia="Times New Roman" w:hAnsi="Courier New" w:cs="Courier New"/>
           <w:sz w:val="20"/>
           <w:szCs w:val="20"/>
         </w:rPr>
-      </w:pPr>
+        <w:t>x7, 0(</w:t>
+      </w:r>
+      <w:proofErr w:type="gramStart"/>
       <w:r>
         <w:rPr>
           <w:rFonts w:ascii="Courier New" w:eastAsia="Times New Roman" w:hAnsi="Courier New" w:cs="Courier New"/>
           <w:sz w:val="20"/>
           <w:szCs w:val="20"/>
         </w:rPr>
-        <w:t xml:space="preserve">        lw      </w:t>
-      </w:r>
+        <w:t>x6)       #</w:t>
+      </w:r>
+      <w:proofErr w:type="gramEnd"/>
       <w:r>
         <w:rPr>
           <w:rFonts w:ascii="Courier New" w:eastAsia="Times New Roman" w:hAnsi="Courier New" w:cs="Courier New"/>
           <w:sz w:val="20"/>
           <w:szCs w:val="20"/>
         </w:rPr>
-        <w:t xml:space="preserve">  </w:t>
-      </w:r>
-      <w:r>
+        <w:t xml:space="preserve"> x7 = initial value</w:t>
+      </w:r>
+    </w:p>
+    <w:p>
+      <w:pPr>
+        <w:spacing w:after="0" w:line="240" w:lineRule="auto"/>
+        <w:ind w:left="720"/>
         <w:rPr>
           <w:rFonts w:ascii="Courier New" w:eastAsia="Times New Roman" w:hAnsi="Courier New" w:cs="Courier New"/>
           <w:sz w:val="20"/>
           <w:szCs w:val="20"/>
         </w:rPr>
-        <w:t xml:space="preserve">x10, 0(x6)      </w:t>
-      </w:r>
-    </w:p>
-    <w:p>
-      <w:pPr>
-        <w:spacing w:after="0" w:line="240" w:lineRule="auto"/>
-        <w:ind w:left="720"/>
+      </w:pPr>
+      <w:r>
         <w:rPr>
           <w:rFonts w:ascii="Courier New" w:eastAsia="Times New Roman" w:hAnsi="Courier New" w:cs="Courier New"/>
           <w:sz w:val="20"/>
           <w:szCs w:val="20"/>
         </w:rPr>
-      </w:pPr>
+        <w:t xml:space="preserve">loop:   </w:t>
+      </w:r>
+      <w:proofErr w:type="spellStart"/>
       <w:r>
         <w:rPr>
           <w:rFonts w:ascii="Courier New" w:eastAsia="Times New Roman" w:hAnsi="Courier New" w:cs="Courier New"/>
           <w:sz w:val="20"/>
           <w:szCs w:val="20"/>
         </w:rPr>
-        <w:t xml:space="preserve">        add     </w:t>
-      </w:r>
+        <w:t>addi</w:t>
+      </w:r>
+      <w:proofErr w:type="spellEnd"/>
       <w:r>
         <w:rPr>
           <w:rFonts w:ascii="Courier New" w:eastAsia="Times New Roman" w:hAnsi="Courier New" w:cs="Courier New"/>
           <w:sz w:val="20"/>
           <w:szCs w:val="20"/>
         </w:rPr>
-        <w:t xml:space="preserve">  </w:t>
+        <w:t xml:space="preserve">    </w:t>
       </w:r>
       <w:r>
         <w:rPr>
@@ -1309,61 +1441,60 @@
           <w:sz w:val="20"/>
           <w:szCs w:val="20"/>
         </w:rPr>
-        <w:t xml:space="preserve">x7, x10, x7     </w:t>
-      </w:r>
-    </w:p>
-    <w:p>
-      <w:pPr>
-        <w:spacing w:after="0" w:line="240" w:lineRule="auto"/>
-        <w:ind w:left="720"/>
+        <w:t xml:space="preserve">  </w:t>
+      </w:r>
+      <w:r>
         <w:rPr>
           <w:rFonts w:ascii="Courier New" w:eastAsia="Times New Roman" w:hAnsi="Courier New" w:cs="Courier New"/>
           <w:sz w:val="20"/>
           <w:szCs w:val="20"/>
         </w:rPr>
-      </w:pPr>
-      <w:r>
+        <w:t xml:space="preserve">x6, x6, 4       </w:t>
+      </w:r>
+    </w:p>
+    <w:p>
+      <w:pPr>
+        <w:spacing w:after="0" w:line="240" w:lineRule="auto"/>
+        <w:ind w:left="720"/>
         <w:rPr>
           <w:rFonts w:ascii="Courier New" w:eastAsia="Times New Roman" w:hAnsi="Courier New" w:cs="Courier New"/>
           <w:sz w:val="20"/>
           <w:szCs w:val="20"/>
         </w:rPr>
-        <w:t xml:space="preserve">        subi    </w:t>
-      </w:r>
+      </w:pPr>
       <w:r>
         <w:rPr>
           <w:rFonts w:ascii="Courier New" w:eastAsia="Times New Roman" w:hAnsi="Courier New" w:cs="Courier New"/>
           <w:sz w:val="20"/>
           <w:szCs w:val="20"/>
         </w:rPr>
-        <w:t xml:space="preserve">  </w:t>
-      </w:r>
+        <w:t xml:space="preserve">        </w:t>
+      </w:r>
+      <w:proofErr w:type="spellStart"/>
       <w:r>
         <w:rPr>
           <w:rFonts w:ascii="Courier New" w:eastAsia="Times New Roman" w:hAnsi="Courier New" w:cs="Courier New"/>
           <w:sz w:val="20"/>
           <w:szCs w:val="20"/>
         </w:rPr>
-        <w:t xml:space="preserve">x5, x5, 1       </w:t>
-      </w:r>
-    </w:p>
-    <w:p>
-      <w:pPr>
-        <w:spacing w:after="0" w:line="240" w:lineRule="auto"/>
-        <w:ind w:left="720"/>
+        <w:t>lw</w:t>
+      </w:r>
+      <w:proofErr w:type="spellEnd"/>
+      <w:r>
         <w:rPr>
           <w:rFonts w:ascii="Courier New" w:eastAsia="Times New Roman" w:hAnsi="Courier New" w:cs="Courier New"/>
           <w:sz w:val="20"/>
           <w:szCs w:val="20"/>
         </w:rPr>
-      </w:pPr>
+        <w:t xml:space="preserve">      </w:t>
+      </w:r>
       <w:r>
         <w:rPr>
           <w:rFonts w:ascii="Courier New" w:eastAsia="Times New Roman" w:hAnsi="Courier New" w:cs="Courier New"/>
           <w:sz w:val="20"/>
           <w:szCs w:val="20"/>
         </w:rPr>
-        <w:t xml:space="preserve">        bne     </w:t>
+        <w:t xml:space="preserve">  </w:t>
       </w:r>
       <w:r>
         <w:rPr>
@@ -1371,34 +1502,34 @@
           <w:sz w:val="20"/>
           <w:szCs w:val="20"/>
         </w:rPr>
-        <w:t xml:space="preserve">  </w:t>
-      </w:r>
-      <w:r>
+        <w:t xml:space="preserve">x10, 0(x6)      </w:t>
+      </w:r>
+    </w:p>
+    <w:p>
+      <w:pPr>
+        <w:spacing w:after="0" w:line="240" w:lineRule="auto"/>
+        <w:ind w:left="720"/>
         <w:rPr>
           <w:rFonts w:ascii="Courier New" w:eastAsia="Times New Roman" w:hAnsi="Courier New" w:cs="Courier New"/>
           <w:sz w:val="20"/>
           <w:szCs w:val="20"/>
         </w:rPr>
-        <w:t>x5, x0, loop</w:t>
-      </w:r>
-    </w:p>
-    <w:p>
-      <w:pPr>
-        <w:spacing w:after="0" w:line="240" w:lineRule="auto"/>
-        <w:ind w:left="720"/>
+      </w:pPr>
+      <w:r>
         <w:rPr>
           <w:rFonts w:ascii="Courier New" w:eastAsia="Times New Roman" w:hAnsi="Courier New" w:cs="Courier New"/>
           <w:sz w:val="20"/>
           <w:szCs w:val="20"/>
         </w:rPr>
-      </w:pPr>
+        <w:t xml:space="preserve">        add     </w:t>
+      </w:r>
       <w:r>
         <w:rPr>
           <w:rFonts w:ascii="Courier New" w:eastAsia="Times New Roman" w:hAnsi="Courier New" w:cs="Courier New"/>
           <w:sz w:val="20"/>
           <w:szCs w:val="20"/>
         </w:rPr>
-        <w:t xml:space="preserve">done:   j       </w:t>
+        <w:t xml:space="preserve">  </w:t>
       </w:r>
       <w:r>
         <w:rPr>
@@ -1406,45 +1537,44 @@
           <w:sz w:val="20"/>
           <w:szCs w:val="20"/>
         </w:rPr>
-        <w:t xml:space="preserve">  </w:t>
-      </w:r>
-      <w:r>
+        <w:t xml:space="preserve">x7, x10, x7     </w:t>
+      </w:r>
+    </w:p>
+    <w:p>
+      <w:pPr>
+        <w:spacing w:after="0" w:line="240" w:lineRule="auto"/>
+        <w:ind w:left="720"/>
         <w:rPr>
           <w:rFonts w:ascii="Courier New" w:eastAsia="Times New Roman" w:hAnsi="Courier New" w:cs="Courier New"/>
           <w:sz w:val="20"/>
           <w:szCs w:val="20"/>
         </w:rPr>
-        <w:t>done            # infinite loop (breakpoint)</w:t>
-      </w:r>
-    </w:p>
-    <w:p>
-      <w:pPr>
-        <w:spacing w:after="0" w:line="240" w:lineRule="auto"/>
-        <w:ind w:left="720"/>
+      </w:pPr>
+      <w:r>
         <w:rPr>
           <w:rFonts w:ascii="Courier New" w:eastAsia="Times New Roman" w:hAnsi="Courier New" w:cs="Courier New"/>
           <w:sz w:val="20"/>
           <w:szCs w:val="20"/>
         </w:rPr>
-      </w:pPr>
-    </w:p>
-    <w:p>
-      <w:pPr>
-        <w:spacing w:after="0" w:line="240" w:lineRule="auto"/>
-        <w:ind w:left="720"/>
+        <w:t xml:space="preserve">        </w:t>
+      </w:r>
+      <w:proofErr w:type="spellStart"/>
+      <w:r>
         <w:rPr>
           <w:rFonts w:ascii="Courier New" w:eastAsia="Times New Roman" w:hAnsi="Courier New" w:cs="Courier New"/>
           <w:sz w:val="20"/>
           <w:szCs w:val="20"/>
         </w:rPr>
-      </w:pPr>
+        <w:t>subi</w:t>
+      </w:r>
+      <w:proofErr w:type="spellEnd"/>
       <w:r>
         <w:rPr>
           <w:rFonts w:ascii="Courier New" w:eastAsia="Times New Roman" w:hAnsi="Courier New" w:cs="Courier New"/>
           <w:sz w:val="20"/>
           <w:szCs w:val="20"/>
         </w:rPr>
-        <w:t>#   initialize data in the array</w:t>
+        <w:t xml:space="preserve">    </w:t>
       </w:r>
       <w:r>
         <w:rPr>
@@ -1452,6 +1582,158 @@
           <w:sz w:val="20"/>
           <w:szCs w:val="20"/>
         </w:rPr>
+        <w:t xml:space="preserve">  </w:t>
+      </w:r>
+      <w:r>
+        <w:rPr>
+          <w:rFonts w:ascii="Courier New" w:eastAsia="Times New Roman" w:hAnsi="Courier New" w:cs="Courier New"/>
+          <w:sz w:val="20"/>
+          <w:szCs w:val="20"/>
+        </w:rPr>
+        <w:t xml:space="preserve">x5, x5, 1       </w:t>
+      </w:r>
+    </w:p>
+    <w:p>
+      <w:pPr>
+        <w:spacing w:after="0" w:line="240" w:lineRule="auto"/>
+        <w:ind w:left="720"/>
+        <w:rPr>
+          <w:rFonts w:ascii="Courier New" w:eastAsia="Times New Roman" w:hAnsi="Courier New" w:cs="Courier New"/>
+          <w:sz w:val="20"/>
+          <w:szCs w:val="20"/>
+        </w:rPr>
+      </w:pPr>
+      <w:r>
+        <w:rPr>
+          <w:rFonts w:ascii="Courier New" w:eastAsia="Times New Roman" w:hAnsi="Courier New" w:cs="Courier New"/>
+          <w:sz w:val="20"/>
+          <w:szCs w:val="20"/>
+        </w:rPr>
+        <w:t xml:space="preserve">        </w:t>
+      </w:r>
+      <w:proofErr w:type="spellStart"/>
+      <w:r>
+        <w:rPr>
+          <w:rFonts w:ascii="Courier New" w:eastAsia="Times New Roman" w:hAnsi="Courier New" w:cs="Courier New"/>
+          <w:sz w:val="20"/>
+          <w:szCs w:val="20"/>
+        </w:rPr>
+        <w:t>bne</w:t>
+      </w:r>
+      <w:proofErr w:type="spellEnd"/>
+      <w:r>
+        <w:rPr>
+          <w:rFonts w:ascii="Courier New" w:eastAsia="Times New Roman" w:hAnsi="Courier New" w:cs="Courier New"/>
+          <w:sz w:val="20"/>
+          <w:szCs w:val="20"/>
+        </w:rPr>
+        <w:t xml:space="preserve">     </w:t>
+      </w:r>
+      <w:r>
+        <w:rPr>
+          <w:rFonts w:ascii="Courier New" w:eastAsia="Times New Roman" w:hAnsi="Courier New" w:cs="Courier New"/>
+          <w:sz w:val="20"/>
+          <w:szCs w:val="20"/>
+        </w:rPr>
+        <w:t xml:space="preserve">  </w:t>
+      </w:r>
+      <w:r>
+        <w:rPr>
+          <w:rFonts w:ascii="Courier New" w:eastAsia="Times New Roman" w:hAnsi="Courier New" w:cs="Courier New"/>
+          <w:sz w:val="20"/>
+          <w:szCs w:val="20"/>
+        </w:rPr>
+        <w:t>x5, x0, loop</w:t>
+      </w:r>
+    </w:p>
+    <w:p>
+      <w:pPr>
+        <w:spacing w:after="0" w:line="240" w:lineRule="auto"/>
+        <w:ind w:left="720"/>
+        <w:rPr>
+          <w:rFonts w:ascii="Courier New" w:eastAsia="Times New Roman" w:hAnsi="Courier New" w:cs="Courier New"/>
+          <w:sz w:val="20"/>
+          <w:szCs w:val="20"/>
+        </w:rPr>
+      </w:pPr>
+      <w:r>
+        <w:rPr>
+          <w:rFonts w:ascii="Courier New" w:eastAsia="Times New Roman" w:hAnsi="Courier New" w:cs="Courier New"/>
+          <w:sz w:val="20"/>
+          <w:szCs w:val="20"/>
+        </w:rPr>
+        <w:t xml:space="preserve">done:   j       </w:t>
+      </w:r>
+      <w:r>
+        <w:rPr>
+          <w:rFonts w:ascii="Courier New" w:eastAsia="Times New Roman" w:hAnsi="Courier New" w:cs="Courier New"/>
+          <w:sz w:val="20"/>
+          <w:szCs w:val="20"/>
+        </w:rPr>
+        <w:t xml:space="preserve">  </w:t>
+      </w:r>
+      <w:r>
+        <w:rPr>
+          <w:rFonts w:ascii="Courier New" w:eastAsia="Times New Roman" w:hAnsi="Courier New" w:cs="Courier New"/>
+          <w:sz w:val="20"/>
+          <w:szCs w:val="20"/>
+        </w:rPr>
+        <w:t>done            # infinite loop (breakpoint)</w:t>
+      </w:r>
+    </w:p>
+    <w:p>
+      <w:pPr>
+        <w:spacing w:after="0" w:line="240" w:lineRule="auto"/>
+        <w:ind w:left="720"/>
+        <w:rPr>
+          <w:rFonts w:ascii="Courier New" w:eastAsia="Times New Roman" w:hAnsi="Courier New" w:cs="Courier New"/>
+          <w:sz w:val="20"/>
+          <w:szCs w:val="20"/>
+        </w:rPr>
+      </w:pPr>
+    </w:p>
+    <w:p>
+      <w:pPr>
+        <w:spacing w:after="0" w:line="240" w:lineRule="auto"/>
+        <w:ind w:left="720"/>
+        <w:rPr>
+          <w:rFonts w:ascii="Courier New" w:eastAsia="Times New Roman" w:hAnsi="Courier New" w:cs="Courier New"/>
+          <w:sz w:val="20"/>
+          <w:szCs w:val="20"/>
+        </w:rPr>
+      </w:pPr>
+      <w:r>
+        <w:rPr>
+          <w:rFonts w:ascii="Courier New" w:eastAsia="Times New Roman" w:hAnsi="Courier New" w:cs="Courier New"/>
+          <w:sz w:val="20"/>
+          <w:szCs w:val="20"/>
+        </w:rPr>
+        <w:t xml:space="preserve">#   </w:t>
+      </w:r>
+      <w:proofErr w:type="gramStart"/>
+      <w:r>
+        <w:rPr>
+          <w:rFonts w:ascii="Courier New" w:eastAsia="Times New Roman" w:hAnsi="Courier New" w:cs="Courier New"/>
+          <w:sz w:val="20"/>
+          <w:szCs w:val="20"/>
+        </w:rPr>
+        <w:t>initialize</w:t>
+      </w:r>
+      <w:proofErr w:type="gramEnd"/>
+      <w:r>
+        <w:rPr>
+          <w:rFonts w:ascii="Courier New" w:eastAsia="Times New Roman" w:hAnsi="Courier New" w:cs="Courier New"/>
+          <w:sz w:val="20"/>
+          <w:szCs w:val="20"/>
+        </w:rPr>
+        <w:t xml:space="preserve"> data in the array</w:t>
+      </w:r>
+      <w:r>
+        <w:rPr>
+          <w:rFonts w:ascii="Courier New" w:eastAsia="Times New Roman" w:hAnsi="Courier New" w:cs="Courier New"/>
+          <w:sz w:val="20"/>
+          <w:szCs w:val="20"/>
+        </w:rPr>
         <w:t xml:space="preserve"> [assumed to start at 0x10000000]</w:t>
       </w:r>
     </w:p>
@@ -1471,7 +1753,25 @@
           <w:sz w:val="20"/>
           <w:szCs w:val="20"/>
         </w:rPr>
-        <w:t>array:  .word 0x5, 0x4, 0x10, 0x3, 0x12, 0x1, 0x7, 0x4, 0x8, 0x2</w:t>
+        <w:t>array:</w:t>
+      </w:r>
+      <w:proofErr w:type="gramStart"/>
+      <w:r>
+        <w:rPr>
+          <w:rFonts w:ascii="Courier New" w:eastAsia="Times New Roman" w:hAnsi="Courier New" w:cs="Courier New"/>
+          <w:sz w:val="20"/>
+          <w:szCs w:val="20"/>
+        </w:rPr>
+        <w:t xml:space="preserve">  .word</w:t>
+      </w:r>
+      <w:proofErr w:type="gramEnd"/>
+      <w:r>
+        <w:rPr>
+          <w:rFonts w:ascii="Courier New" w:eastAsia="Times New Roman" w:hAnsi="Courier New" w:cs="Courier New"/>
+          <w:sz w:val="20"/>
+          <w:szCs w:val="20"/>
+        </w:rPr>
+        <w:t xml:space="preserve"> 0x5, 0x4, 0x10, 0x3, 0x12, 0x1, 0x7, 0x4, 0x8, 0x2</w:t>
       </w:r>
     </w:p>
     <w:p>
@@ -1577,17 +1877,16 @@
       <w:r>
         <w:rPr>
           <w:rFonts w:ascii="Helvetica" w:eastAsia="Times New Roman" w:hAnsi="Helvetica" w:cs="Helvetica"/>
-          <w:noProof/>
           <w:color w:val="333333"/>
           <w:sz w:val="21"/>
           <w:szCs w:val="21"/>
           <w:shd w:val="clear" w:color="auto" w:fill="FFFFFF"/>
         </w:rPr>
         <w:drawing>
-          <wp:inline distT="0" distB="0" distL="0" distR="0" wp14:anchorId="26CC6508" wp14:editId="33D1D770">
-            <wp:extent cx="5943600" cy="3104515"/>
-            <wp:effectExtent l="0" t="0" r="0" b="635"/>
-            <wp:docPr id="183022464" name="Picture 1" descr="A diagram of a pipeline&#10;&#10;AI-generated content may be incorrect."/>
+          <wp:inline distT="0" distB="0" distL="0" distR="0" wp14:anchorId="4F0E07F6" wp14:editId="608BE660">
+            <wp:extent cx="5943600" cy="3129280"/>
+            <wp:effectExtent l="0" t="0" r="0" b="0"/>
+            <wp:docPr id="2079515857" name="Picture 1"/>
             <wp:cNvGraphicFramePr>
               <a:graphicFrameLocks xmlns:a="http://schemas.openxmlformats.org/drawingml/2006/main" noChangeAspect="1"/>
             </wp:cNvGraphicFramePr>
@@ -1595,7 +1894,7 @@
               <a:graphicData uri="http://schemas.openxmlformats.org/drawingml/2006/picture">
                 <pic:pic xmlns:pic="http://schemas.openxmlformats.org/drawingml/2006/picture">
                   <pic:nvPicPr>
-                    <pic:cNvPr id="183022464" name="Picture 1" descr="A diagram of a pipeline&#10;&#10;AI-generated content may be incorrect."/>
+                    <pic:cNvPr id="2079515857" name=""/>
                     <pic:cNvPicPr/>
                   </pic:nvPicPr>
                   <pic:blipFill>
@@ -1607,7 +1906,7 @@
                   <pic:spPr>
                     <a:xfrm>
                       <a:off x="0" y="0"/>
-                      <a:ext cx="5943600" cy="3104515"/>
+                      <a:ext cx="5943600" cy="3129280"/>
                     </a:xfrm>
                     <a:prstGeom prst="rect">
                       <a:avLst/>
@@ -1778,6 +2077,7 @@
                 <w:shd w:val="clear" w:color="auto" w:fill="FFFFFF"/>
               </w:rPr>
             </w:pPr>
+            <w:proofErr w:type="spellStart"/>
             <w:r>
               <w:rPr>
                 <w:rFonts w:ascii="Helvetica" w:eastAsia="Times New Roman" w:hAnsi="Helvetica" w:cs="Helvetica"/>
@@ -1788,6 +2088,7 @@
               </w:rPr>
               <w:t>riscv_</w:t>
             </w:r>
+            <w:proofErr w:type="gramStart"/>
             <w:r>
               <w:rPr>
                 <w:rFonts w:ascii="Helvetica" w:eastAsia="Times New Roman" w:hAnsi="Helvetica" w:cs="Helvetica"/>
@@ -1806,7 +2107,19 @@
                 <w:szCs w:val="21"/>
                 <w:shd w:val="clear" w:color="auto" w:fill="FFFFFF"/>
               </w:rPr>
-              <w:t>.vhdl:</w:t>
+              <w:t>.vhdl</w:t>
+            </w:r>
+            <w:proofErr w:type="spellEnd"/>
+            <w:proofErr w:type="gramEnd"/>
+            <w:r>
+              <w:rPr>
+                <w:rFonts w:ascii="Helvetica" w:eastAsia="Times New Roman" w:hAnsi="Helvetica" w:cs="Helvetica"/>
+                <w:color w:val="333333"/>
+                <w:sz w:val="21"/>
+                <w:szCs w:val="21"/>
+                <w:shd w:val="clear" w:color="auto" w:fill="FFFFFF"/>
+              </w:rPr>
+              <w:t>:</w:t>
             </w:r>
           </w:p>
         </w:tc>
@@ -1852,16 +2165,30 @@
                 <w:shd w:val="clear" w:color="auto" w:fill="FFFFFF"/>
               </w:rPr>
             </w:pPr>
-            <w:r>
-              <w:rPr>
-                <w:rFonts w:ascii="Helvetica" w:eastAsia="Times New Roman" w:hAnsi="Helvetica" w:cs="Helvetica"/>
-                <w:color w:val="333333"/>
-                <w:sz w:val="21"/>
-                <w:szCs w:val="21"/>
-                <w:shd w:val="clear" w:color="auto" w:fill="FFFFFF"/>
-              </w:rPr>
-              <w:t>pc_live.vhdl</w:t>
-            </w:r>
+            <w:proofErr w:type="spellStart"/>
+            <w:r>
+              <w:rPr>
+                <w:rFonts w:ascii="Helvetica" w:eastAsia="Times New Roman" w:hAnsi="Helvetica" w:cs="Helvetica"/>
+                <w:color w:val="333333"/>
+                <w:sz w:val="21"/>
+                <w:szCs w:val="21"/>
+                <w:shd w:val="clear" w:color="auto" w:fill="FFFFFF"/>
+              </w:rPr>
+              <w:t>pc_</w:t>
+            </w:r>
+            <w:proofErr w:type="gramStart"/>
+            <w:r>
+              <w:rPr>
+                <w:rFonts w:ascii="Helvetica" w:eastAsia="Times New Roman" w:hAnsi="Helvetica" w:cs="Helvetica"/>
+                <w:color w:val="333333"/>
+                <w:sz w:val="21"/>
+                <w:szCs w:val="21"/>
+                <w:shd w:val="clear" w:color="auto" w:fill="FFFFFF"/>
+              </w:rPr>
+              <w:t>live.vhdl</w:t>
+            </w:r>
+            <w:proofErr w:type="spellEnd"/>
+            <w:proofErr w:type="gramEnd"/>
           </w:p>
         </w:tc>
         <w:tc>
@@ -1906,16 +2233,30 @@
                 <w:shd w:val="clear" w:color="auto" w:fill="FFFFFF"/>
               </w:rPr>
             </w:pPr>
-            <w:r>
-              <w:rPr>
-                <w:rFonts w:ascii="Helvetica" w:eastAsia="Times New Roman" w:hAnsi="Helvetica" w:cs="Helvetica"/>
-                <w:color w:val="333333"/>
-                <w:sz w:val="21"/>
-                <w:szCs w:val="21"/>
-                <w:shd w:val="clear" w:color="auto" w:fill="FFFFFF"/>
-              </w:rPr>
-              <w:t>pipeline_registers.vhdl</w:t>
-            </w:r>
+            <w:proofErr w:type="spellStart"/>
+            <w:r>
+              <w:rPr>
+                <w:rFonts w:ascii="Helvetica" w:eastAsia="Times New Roman" w:hAnsi="Helvetica" w:cs="Helvetica"/>
+                <w:color w:val="333333"/>
+                <w:sz w:val="21"/>
+                <w:szCs w:val="21"/>
+                <w:shd w:val="clear" w:color="auto" w:fill="FFFFFF"/>
+              </w:rPr>
+              <w:t>pipeline_</w:t>
+            </w:r>
+            <w:proofErr w:type="gramStart"/>
+            <w:r>
+              <w:rPr>
+                <w:rFonts w:ascii="Helvetica" w:eastAsia="Times New Roman" w:hAnsi="Helvetica" w:cs="Helvetica"/>
+                <w:color w:val="333333"/>
+                <w:sz w:val="21"/>
+                <w:szCs w:val="21"/>
+                <w:shd w:val="clear" w:color="auto" w:fill="FFFFFF"/>
+              </w:rPr>
+              <w:t>registers.vhdl</w:t>
+            </w:r>
+            <w:proofErr w:type="spellEnd"/>
+            <w:proofErr w:type="gramEnd"/>
           </w:p>
         </w:tc>
         <w:tc>
@@ -1982,16 +2323,30 @@
                 <w:shd w:val="clear" w:color="auto" w:fill="FFFFFF"/>
               </w:rPr>
             </w:pPr>
-            <w:r>
-              <w:rPr>
-                <w:rFonts w:ascii="Helvetica" w:eastAsia="Times New Roman" w:hAnsi="Helvetica" w:cs="Helvetica"/>
-                <w:color w:val="333333"/>
-                <w:sz w:val="21"/>
-                <w:szCs w:val="21"/>
-                <w:shd w:val="clear" w:color="auto" w:fill="FFFFFF"/>
-              </w:rPr>
-              <w:t>hazard_detection.vhdl</w:t>
-            </w:r>
+            <w:proofErr w:type="spellStart"/>
+            <w:r>
+              <w:rPr>
+                <w:rFonts w:ascii="Helvetica" w:eastAsia="Times New Roman" w:hAnsi="Helvetica" w:cs="Helvetica"/>
+                <w:color w:val="333333"/>
+                <w:sz w:val="21"/>
+                <w:szCs w:val="21"/>
+                <w:shd w:val="clear" w:color="auto" w:fill="FFFFFF"/>
+              </w:rPr>
+              <w:t>hazard_</w:t>
+            </w:r>
+            <w:proofErr w:type="gramStart"/>
+            <w:r>
+              <w:rPr>
+                <w:rFonts w:ascii="Helvetica" w:eastAsia="Times New Roman" w:hAnsi="Helvetica" w:cs="Helvetica"/>
+                <w:color w:val="333333"/>
+                <w:sz w:val="21"/>
+                <w:szCs w:val="21"/>
+                <w:shd w:val="clear" w:color="auto" w:fill="FFFFFF"/>
+              </w:rPr>
+              <w:t>detection.vhdl</w:t>
+            </w:r>
+            <w:proofErr w:type="spellEnd"/>
+            <w:proofErr w:type="gramEnd"/>
           </w:p>
         </w:tc>
         <w:tc>
@@ -2046,16 +2401,30 @@
                 <w:shd w:val="clear" w:color="auto" w:fill="FFFFFF"/>
               </w:rPr>
             </w:pPr>
-            <w:r>
-              <w:rPr>
-                <w:rFonts w:ascii="Helvetica" w:eastAsia="Times New Roman" w:hAnsi="Helvetica" w:cs="Helvetica"/>
-                <w:color w:val="333333"/>
-                <w:sz w:val="21"/>
-                <w:szCs w:val="21"/>
-                <w:shd w:val="clear" w:color="auto" w:fill="FFFFFF"/>
-              </w:rPr>
-              <w:t>instr_mem.vhdl</w:t>
-            </w:r>
+            <w:proofErr w:type="spellStart"/>
+            <w:r>
+              <w:rPr>
+                <w:rFonts w:ascii="Helvetica" w:eastAsia="Times New Roman" w:hAnsi="Helvetica" w:cs="Helvetica"/>
+                <w:color w:val="333333"/>
+                <w:sz w:val="21"/>
+                <w:szCs w:val="21"/>
+                <w:shd w:val="clear" w:color="auto" w:fill="FFFFFF"/>
+              </w:rPr>
+              <w:t>instr_</w:t>
+            </w:r>
+            <w:proofErr w:type="gramStart"/>
+            <w:r>
+              <w:rPr>
+                <w:rFonts w:ascii="Helvetica" w:eastAsia="Times New Roman" w:hAnsi="Helvetica" w:cs="Helvetica"/>
+                <w:color w:val="333333"/>
+                <w:sz w:val="21"/>
+                <w:szCs w:val="21"/>
+                <w:shd w:val="clear" w:color="auto" w:fill="FFFFFF"/>
+              </w:rPr>
+              <w:t>mem.vhdl</w:t>
+            </w:r>
+            <w:proofErr w:type="spellEnd"/>
+            <w:proofErr w:type="gramEnd"/>
           </w:p>
         </w:tc>
         <w:tc>
@@ -2100,16 +2469,30 @@
                 <w:shd w:val="clear" w:color="auto" w:fill="FFFFFF"/>
               </w:rPr>
             </w:pPr>
-            <w:r>
-              <w:rPr>
-                <w:rFonts w:ascii="Helvetica" w:eastAsia="Times New Roman" w:hAnsi="Helvetica" w:cs="Helvetica"/>
-                <w:color w:val="333333"/>
-                <w:sz w:val="21"/>
-                <w:szCs w:val="21"/>
-                <w:shd w:val="clear" w:color="auto" w:fill="FFFFFF"/>
-              </w:rPr>
-              <w:t>reg_file.vhdl</w:t>
-            </w:r>
+            <w:proofErr w:type="spellStart"/>
+            <w:r>
+              <w:rPr>
+                <w:rFonts w:ascii="Helvetica" w:eastAsia="Times New Roman" w:hAnsi="Helvetica" w:cs="Helvetica"/>
+                <w:color w:val="333333"/>
+                <w:sz w:val="21"/>
+                <w:szCs w:val="21"/>
+                <w:shd w:val="clear" w:color="auto" w:fill="FFFFFF"/>
+              </w:rPr>
+              <w:t>reg_</w:t>
+            </w:r>
+            <w:proofErr w:type="gramStart"/>
+            <w:r>
+              <w:rPr>
+                <w:rFonts w:ascii="Helvetica" w:eastAsia="Times New Roman" w:hAnsi="Helvetica" w:cs="Helvetica"/>
+                <w:color w:val="333333"/>
+                <w:sz w:val="21"/>
+                <w:szCs w:val="21"/>
+                <w:shd w:val="clear" w:color="auto" w:fill="FFFFFF"/>
+              </w:rPr>
+              <w:t>file.vhdl</w:t>
+            </w:r>
+            <w:proofErr w:type="spellEnd"/>
+            <w:proofErr w:type="gramEnd"/>
           </w:p>
         </w:tc>
         <w:tc>
@@ -2164,16 +2547,30 @@
                 <w:shd w:val="clear" w:color="auto" w:fill="FFFFFF"/>
               </w:rPr>
             </w:pPr>
-            <w:r>
-              <w:rPr>
-                <w:rFonts w:ascii="Helvetica" w:eastAsia="Times New Roman" w:hAnsi="Helvetica" w:cs="Helvetica"/>
-                <w:color w:val="333333"/>
-                <w:sz w:val="21"/>
-                <w:szCs w:val="21"/>
-                <w:shd w:val="clear" w:color="auto" w:fill="FFFFFF"/>
-              </w:rPr>
-              <w:t>control_unit.vhdl</w:t>
-            </w:r>
+            <w:proofErr w:type="spellStart"/>
+            <w:r>
+              <w:rPr>
+                <w:rFonts w:ascii="Helvetica" w:eastAsia="Times New Roman" w:hAnsi="Helvetica" w:cs="Helvetica"/>
+                <w:color w:val="333333"/>
+                <w:sz w:val="21"/>
+                <w:szCs w:val="21"/>
+                <w:shd w:val="clear" w:color="auto" w:fill="FFFFFF"/>
+              </w:rPr>
+              <w:t>control_</w:t>
+            </w:r>
+            <w:proofErr w:type="gramStart"/>
+            <w:r>
+              <w:rPr>
+                <w:rFonts w:ascii="Helvetica" w:eastAsia="Times New Roman" w:hAnsi="Helvetica" w:cs="Helvetica"/>
+                <w:color w:val="333333"/>
+                <w:sz w:val="21"/>
+                <w:szCs w:val="21"/>
+                <w:shd w:val="clear" w:color="auto" w:fill="FFFFFF"/>
+              </w:rPr>
+              <w:t>unit.vhdl</w:t>
+            </w:r>
+            <w:proofErr w:type="spellEnd"/>
+            <w:proofErr w:type="gramEnd"/>
           </w:p>
         </w:tc>
         <w:tc>
@@ -2210,6 +2607,7 @@
               </w:rPr>
               <w:t xml:space="preserve">        </w:t>
             </w:r>
+            <w:proofErr w:type="spellStart"/>
             <w:r>
               <w:rPr>
                 <w:rFonts w:ascii="Helvetica" w:eastAsia="Times New Roman" w:hAnsi="Helvetica" w:cs="Helvetica"/>
@@ -2220,8 +2618,9 @@
                 <w:szCs w:val="21"/>
                 <w:shd w:val="clear" w:color="auto" w:fill="FFFFFF"/>
               </w:rPr>
-              <w:t>reg_write, mem_read, mem_write</w:t>
-            </w:r>
+              <w:t>reg_write</w:t>
+            </w:r>
+            <w:proofErr w:type="spellEnd"/>
             <w:r>
               <w:rPr>
                 <w:rFonts w:ascii="Helvetica" w:eastAsia="Times New Roman" w:hAnsi="Helvetica" w:cs="Helvetica"/>
@@ -2234,6 +2633,7 @@
               </w:rPr>
               <w:t xml:space="preserve">, </w:t>
             </w:r>
+            <w:proofErr w:type="spellStart"/>
             <w:r>
               <w:rPr>
                 <w:rFonts w:ascii="Helvetica" w:eastAsia="Times New Roman" w:hAnsi="Helvetica" w:cs="Helvetica"/>
@@ -2244,8 +2644,9 @@
                 <w:szCs w:val="21"/>
                 <w:shd w:val="clear" w:color="auto" w:fill="FFFFFF"/>
               </w:rPr>
-              <w:t>alu_src</w:t>
-            </w:r>
+              <w:t>mem_read</w:t>
+            </w:r>
+            <w:proofErr w:type="spellEnd"/>
             <w:r>
               <w:rPr>
                 <w:rFonts w:ascii="Helvetica" w:eastAsia="Times New Roman" w:hAnsi="Helvetica" w:cs="Helvetica"/>
@@ -2256,8 +2657,9 @@
                 <w:szCs w:val="21"/>
                 <w:shd w:val="clear" w:color="auto" w:fill="FFFFFF"/>
               </w:rPr>
-              <w:t>,</w:t>
-            </w:r>
+              <w:t xml:space="preserve">, </w:t>
+            </w:r>
+            <w:proofErr w:type="spellStart"/>
             <w:r>
               <w:rPr>
                 <w:rFonts w:ascii="Helvetica" w:eastAsia="Times New Roman" w:hAnsi="Helvetica" w:cs="Helvetica"/>
@@ -2268,8 +2670,9 @@
                 <w:szCs w:val="21"/>
                 <w:shd w:val="clear" w:color="auto" w:fill="FFFFFF"/>
               </w:rPr>
-              <w:t xml:space="preserve"> branch</w:t>
-            </w:r>
+              <w:t>mem_write</w:t>
+            </w:r>
+            <w:proofErr w:type="spellEnd"/>
             <w:r>
               <w:rPr>
                 <w:rFonts w:ascii="Helvetica" w:eastAsia="Times New Roman" w:hAnsi="Helvetica" w:cs="Helvetica"/>
@@ -2280,8 +2683,9 @@
                 <w:szCs w:val="21"/>
                 <w:shd w:val="clear" w:color="auto" w:fill="FFFFFF"/>
               </w:rPr>
-              <w:t>,</w:t>
-            </w:r>
+              <w:t xml:space="preserve">, </w:t>
+            </w:r>
+            <w:proofErr w:type="spellStart"/>
             <w:r>
               <w:rPr>
                 <w:rFonts w:ascii="Helvetica" w:eastAsia="Times New Roman" w:hAnsi="Helvetica" w:cs="Helvetica"/>
@@ -2292,8 +2696,71 @@
                 <w:szCs w:val="21"/>
                 <w:shd w:val="clear" w:color="auto" w:fill="FFFFFF"/>
               </w:rPr>
-              <w:t xml:space="preserve"> load_addr</w:t>
-            </w:r>
+              <w:t>alu_src</w:t>
+            </w:r>
+            <w:proofErr w:type="spellEnd"/>
+            <w:r>
+              <w:rPr>
+                <w:rFonts w:ascii="Helvetica" w:eastAsia="Times New Roman" w:hAnsi="Helvetica" w:cs="Helvetica"/>
+                <w:i/>
+                <w:iCs/>
+                <w:color w:val="333333"/>
+                <w:sz w:val="21"/>
+                <w:szCs w:val="21"/>
+                <w:shd w:val="clear" w:color="auto" w:fill="FFFFFF"/>
+              </w:rPr>
+              <w:t>,</w:t>
+            </w:r>
+            <w:r>
+              <w:rPr>
+                <w:rFonts w:ascii="Helvetica" w:eastAsia="Times New Roman" w:hAnsi="Helvetica" w:cs="Helvetica"/>
+                <w:i/>
+                <w:iCs/>
+                <w:color w:val="333333"/>
+                <w:sz w:val="21"/>
+                <w:szCs w:val="21"/>
+                <w:shd w:val="clear" w:color="auto" w:fill="FFFFFF"/>
+              </w:rPr>
+              <w:t xml:space="preserve"> branch</w:t>
+            </w:r>
+            <w:r>
+              <w:rPr>
+                <w:rFonts w:ascii="Helvetica" w:eastAsia="Times New Roman" w:hAnsi="Helvetica" w:cs="Helvetica"/>
+                <w:i/>
+                <w:iCs/>
+                <w:color w:val="333333"/>
+                <w:sz w:val="21"/>
+                <w:szCs w:val="21"/>
+                <w:shd w:val="clear" w:color="auto" w:fill="FFFFFF"/>
+              </w:rPr>
+              <w:t>,</w:t>
+            </w:r>
+            <w:r>
+              <w:rPr>
+                <w:rFonts w:ascii="Helvetica" w:eastAsia="Times New Roman" w:hAnsi="Helvetica" w:cs="Helvetica"/>
+                <w:i/>
+                <w:iCs/>
+                <w:color w:val="333333"/>
+                <w:sz w:val="21"/>
+                <w:szCs w:val="21"/>
+                <w:shd w:val="clear" w:color="auto" w:fill="FFFFFF"/>
+              </w:rPr>
+              <w:t xml:space="preserve"> </w:t>
+            </w:r>
+            <w:proofErr w:type="spellStart"/>
+            <w:r>
+              <w:rPr>
+                <w:rFonts w:ascii="Helvetica" w:eastAsia="Times New Roman" w:hAnsi="Helvetica" w:cs="Helvetica"/>
+                <w:i/>
+                <w:iCs/>
+                <w:color w:val="333333"/>
+                <w:sz w:val="21"/>
+                <w:szCs w:val="21"/>
+                <w:shd w:val="clear" w:color="auto" w:fill="FFFFFF"/>
+              </w:rPr>
+              <w:t>load_addr</w:t>
+            </w:r>
+            <w:proofErr w:type="spellEnd"/>
             <w:r>
               <w:rPr>
                 <w:rFonts w:ascii="Helvetica" w:eastAsia="Times New Roman" w:hAnsi="Helvetica" w:cs="Helvetica"/>
@@ -2370,6 +2837,7 @@
                 <w:shd w:val="clear" w:color="auto" w:fill="FFFFFF"/>
               </w:rPr>
             </w:pPr>
+            <w:proofErr w:type="spellStart"/>
             <w:r>
               <w:rPr>
                 <w:rFonts w:ascii="Helvetica" w:eastAsia="Times New Roman" w:hAnsi="Helvetica" w:cs="Helvetica"/>
@@ -2388,8 +2856,21 @@
                 <w:szCs w:val="21"/>
                 <w:shd w:val="clear" w:color="auto" w:fill="FFFFFF"/>
               </w:rPr>
-              <w:t>mmediate_generator.vhdl</w:t>
-            </w:r>
+              <w:t>mmediate_</w:t>
+            </w:r>
+            <w:proofErr w:type="gramStart"/>
+            <w:r>
+              <w:rPr>
+                <w:rFonts w:ascii="Helvetica" w:eastAsia="Times New Roman" w:hAnsi="Helvetica" w:cs="Helvetica"/>
+                <w:color w:val="333333"/>
+                <w:sz w:val="21"/>
+                <w:szCs w:val="21"/>
+                <w:shd w:val="clear" w:color="auto" w:fill="FFFFFF"/>
+              </w:rPr>
+              <w:t>generator.vhdl</w:t>
+            </w:r>
+            <w:proofErr w:type="spellEnd"/>
+            <w:proofErr w:type="gramEnd"/>
           </w:p>
         </w:tc>
         <w:tc>
@@ -2454,16 +2935,30 @@
                 <w:shd w:val="clear" w:color="auto" w:fill="FFFFFF"/>
               </w:rPr>
             </w:pPr>
-            <w:r>
-              <w:rPr>
-                <w:rFonts w:ascii="Helvetica" w:eastAsia="Times New Roman" w:hAnsi="Helvetica" w:cs="Helvetica"/>
-                <w:color w:val="333333"/>
-                <w:sz w:val="21"/>
-                <w:szCs w:val="21"/>
-                <w:shd w:val="clear" w:color="auto" w:fill="FFFFFF"/>
-              </w:rPr>
-              <w:t>alu_control.vhdl</w:t>
-            </w:r>
+            <w:proofErr w:type="spellStart"/>
+            <w:r>
+              <w:rPr>
+                <w:rFonts w:ascii="Helvetica" w:eastAsia="Times New Roman" w:hAnsi="Helvetica" w:cs="Helvetica"/>
+                <w:color w:val="333333"/>
+                <w:sz w:val="21"/>
+                <w:szCs w:val="21"/>
+                <w:shd w:val="clear" w:color="auto" w:fill="FFFFFF"/>
+              </w:rPr>
+              <w:t>alu_</w:t>
+            </w:r>
+            <w:proofErr w:type="gramStart"/>
+            <w:r>
+              <w:rPr>
+                <w:rFonts w:ascii="Helvetica" w:eastAsia="Times New Roman" w:hAnsi="Helvetica" w:cs="Helvetica"/>
+                <w:color w:val="333333"/>
+                <w:sz w:val="21"/>
+                <w:szCs w:val="21"/>
+                <w:shd w:val="clear" w:color="auto" w:fill="FFFFFF"/>
+              </w:rPr>
+              <w:t>control.vhdl</w:t>
+            </w:r>
+            <w:proofErr w:type="spellEnd"/>
+            <w:proofErr w:type="gramEnd"/>
           </w:p>
         </w:tc>
         <w:tc>
@@ -2498,7 +2993,29 @@
                 <w:szCs w:val="21"/>
                 <w:shd w:val="clear" w:color="auto" w:fill="FFFFFF"/>
               </w:rPr>
-              <w:t>, outputs the alu_op (alu operation) to perform</w:t>
+              <w:t xml:space="preserve">, outputs the </w:t>
+            </w:r>
+            <w:proofErr w:type="spellStart"/>
+            <w:r>
+              <w:rPr>
+                <w:rFonts w:ascii="Helvetica" w:eastAsia="Times New Roman" w:hAnsi="Helvetica" w:cs="Helvetica"/>
+                <w:color w:val="333333"/>
+                <w:sz w:val="21"/>
+                <w:szCs w:val="21"/>
+                <w:shd w:val="clear" w:color="auto" w:fill="FFFFFF"/>
+              </w:rPr>
+              <w:t>alu_op</w:t>
+            </w:r>
+            <w:proofErr w:type="spellEnd"/>
+            <w:r>
+              <w:rPr>
+                <w:rFonts w:ascii="Helvetica" w:eastAsia="Times New Roman" w:hAnsi="Helvetica" w:cs="Helvetica"/>
+                <w:color w:val="333333"/>
+                <w:sz w:val="21"/>
+                <w:szCs w:val="21"/>
+                <w:shd w:val="clear" w:color="auto" w:fill="FFFFFF"/>
+              </w:rPr>
+              <w:t xml:space="preserve"> (alu operation) to perform</w:t>
             </w:r>
           </w:p>
         </w:tc>
@@ -2518,6 +3035,8 @@
                 <w:shd w:val="clear" w:color="auto" w:fill="FFFFFF"/>
               </w:rPr>
             </w:pPr>
+            <w:proofErr w:type="spellStart"/>
+            <w:proofErr w:type="gramStart"/>
             <w:r>
               <w:rPr>
                 <w:rFonts w:ascii="Helvetica" w:eastAsia="Times New Roman" w:hAnsi="Helvetica" w:cs="Helvetica"/>
@@ -2528,6 +3047,8 @@
               </w:rPr>
               <w:t>alu.vhdl</w:t>
             </w:r>
+            <w:proofErr w:type="spellEnd"/>
+            <w:proofErr w:type="gramEnd"/>
           </w:p>
         </w:tc>
         <w:tc>
@@ -2552,7 +3073,29 @@
                 <w:szCs w:val="21"/>
                 <w:shd w:val="clear" w:color="auto" w:fill="FFFFFF"/>
               </w:rPr>
-              <w:t>Performs the arithmetic logic unit operation (ADD, SUB, etc) on two operands.</w:t>
+              <w:t xml:space="preserve">Performs the arithmetic logic unit operation (ADD, SUB, </w:t>
+            </w:r>
+            <w:proofErr w:type="spellStart"/>
+            <w:r>
+              <w:rPr>
+                <w:rFonts w:ascii="Helvetica" w:eastAsia="Times New Roman" w:hAnsi="Helvetica" w:cs="Helvetica"/>
+                <w:color w:val="333333"/>
+                <w:sz w:val="21"/>
+                <w:szCs w:val="21"/>
+                <w:shd w:val="clear" w:color="auto" w:fill="FFFFFF"/>
+              </w:rPr>
+              <w:t>etc</w:t>
+            </w:r>
+            <w:proofErr w:type="spellEnd"/>
+            <w:r>
+              <w:rPr>
+                <w:rFonts w:ascii="Helvetica" w:eastAsia="Times New Roman" w:hAnsi="Helvetica" w:cs="Helvetica"/>
+                <w:color w:val="333333"/>
+                <w:sz w:val="21"/>
+                <w:szCs w:val="21"/>
+                <w:shd w:val="clear" w:color="auto" w:fill="FFFFFF"/>
+              </w:rPr>
+              <w:t>) on two operands.</w:t>
             </w:r>
           </w:p>
         </w:tc>
@@ -2572,6 +3115,7 @@
                 <w:shd w:val="clear" w:color="auto" w:fill="FFFFFF"/>
               </w:rPr>
             </w:pPr>
+            <w:proofErr w:type="spellStart"/>
             <w:r>
               <w:rPr>
                 <w:rFonts w:ascii="Helvetica" w:eastAsia="Times New Roman" w:hAnsi="Helvetica" w:cs="Helvetica"/>
@@ -2581,8 +3125,21 @@
                 <w:shd w:val="clear" w:color="auto" w:fill="FFFFFF"/>
               </w:rPr>
               <w:lastRenderedPageBreak/>
-              <w:t>data_mem.vhdl</w:t>
-            </w:r>
+              <w:t>data_</w:t>
+            </w:r>
+            <w:proofErr w:type="gramStart"/>
+            <w:r>
+              <w:rPr>
+                <w:rFonts w:ascii="Helvetica" w:eastAsia="Times New Roman" w:hAnsi="Helvetica" w:cs="Helvetica"/>
+                <w:color w:val="333333"/>
+                <w:sz w:val="21"/>
+                <w:szCs w:val="21"/>
+                <w:shd w:val="clear" w:color="auto" w:fill="FFFFFF"/>
+              </w:rPr>
+              <w:t>mem.vhdl</w:t>
+            </w:r>
+            <w:proofErr w:type="spellEnd"/>
+            <w:proofErr w:type="gramEnd"/>
           </w:p>
         </w:tc>
         <w:tc>
@@ -2637,6 +3194,7 @@
                 <w:shd w:val="clear" w:color="auto" w:fill="FFFFFF"/>
               </w:rPr>
             </w:pPr>
+            <w:proofErr w:type="spellStart"/>
             <w:r>
               <w:rPr>
                 <w:rFonts w:ascii="Helvetica" w:eastAsia="Times New Roman" w:hAnsi="Helvetica" w:cs="Helvetica"/>
@@ -2647,6 +3205,7 @@
               </w:rPr>
               <w:t>tb_riscv_</w:t>
             </w:r>
+            <w:proofErr w:type="gramStart"/>
             <w:r>
               <w:rPr>
                 <w:rFonts w:ascii="Helvetica" w:eastAsia="Times New Roman" w:hAnsi="Helvetica" w:cs="Helvetica"/>
@@ -2667,6 +3226,8 @@
               </w:rPr>
               <w:t>.vhdl</w:t>
             </w:r>
+            <w:proofErr w:type="spellEnd"/>
+            <w:proofErr w:type="gramEnd"/>
           </w:p>
         </w:tc>
         <w:tc>
@@ -2721,6 +3282,7 @@
                 <w:shd w:val="clear" w:color="auto" w:fill="FFFFFF"/>
               </w:rPr>
             </w:pPr>
+            <w:proofErr w:type="spellStart"/>
             <w:r>
               <w:rPr>
                 <w:rFonts w:ascii="Helvetica" w:eastAsia="Times New Roman" w:hAnsi="Helvetica" w:cs="Helvetica"/>
@@ -2769,8 +3331,21 @@
                 <w:szCs w:val="21"/>
                 <w:shd w:val="clear" w:color="auto" w:fill="FFFFFF"/>
               </w:rPr>
-              <w:t>_behav.wcfg</w:t>
-            </w:r>
+              <w:t>_</w:t>
+            </w:r>
+            <w:proofErr w:type="gramStart"/>
+            <w:r>
+              <w:rPr>
+                <w:rFonts w:ascii="Helvetica" w:eastAsia="Times New Roman" w:hAnsi="Helvetica" w:cs="Helvetica"/>
+                <w:color w:val="333333"/>
+                <w:sz w:val="21"/>
+                <w:szCs w:val="21"/>
+                <w:shd w:val="clear" w:color="auto" w:fill="FFFFFF"/>
+              </w:rPr>
+              <w:t>behav.wcfg</w:t>
+            </w:r>
+            <w:proofErr w:type="spellEnd"/>
+            <w:proofErr w:type="gramEnd"/>
           </w:p>
         </w:tc>
         <w:tc>
@@ -3152,8 +3727,9 @@
                 <w:szCs w:val="21"/>
                 <w:shd w:val="clear" w:color="auto" w:fill="FFFFFF"/>
               </w:rPr>
-              <w:t>dd rd</w:t>
-            </w:r>
+              <w:t xml:space="preserve">dd </w:t>
+            </w:r>
+            <w:proofErr w:type="spellStart"/>
             <w:r>
               <w:rPr>
                 <w:rFonts w:ascii="Helvetica" w:eastAsia="Times New Roman" w:hAnsi="Helvetica" w:cs="Helvetica"/>
@@ -3164,8 +3740,9 @@
                 <w:szCs w:val="21"/>
                 <w:shd w:val="clear" w:color="auto" w:fill="FFFFFF"/>
               </w:rPr>
-              <w:t xml:space="preserve">, rs1, rs2   </w:t>
-            </w:r>
+              <w:t>rd</w:t>
+            </w:r>
+            <w:proofErr w:type="spellEnd"/>
             <w:r>
               <w:rPr>
                 <w:rFonts w:ascii="Helvetica" w:eastAsia="Times New Roman" w:hAnsi="Helvetica" w:cs="Helvetica"/>
@@ -3176,7 +3753,59 @@
                 <w:szCs w:val="21"/>
                 <w:shd w:val="clear" w:color="auto" w:fill="FFFFFF"/>
               </w:rPr>
-              <w:t xml:space="preserve">     #  rd = rs1 + rs2</w:t>
+              <w:t xml:space="preserve">, rs1, rs2   </w:t>
+            </w:r>
+            <w:r>
+              <w:rPr>
+                <w:rFonts w:ascii="Helvetica" w:eastAsia="Times New Roman" w:hAnsi="Helvetica" w:cs="Helvetica"/>
+                <w:i/>
+                <w:iCs/>
+                <w:color w:val="333333"/>
+                <w:sz w:val="21"/>
+                <w:szCs w:val="21"/>
+                <w:shd w:val="clear" w:color="auto" w:fill="FFFFFF"/>
+              </w:rPr>
+              <w:t xml:space="preserve">     </w:t>
+            </w:r>
+            <w:proofErr w:type="gramStart"/>
+            <w:r>
+              <w:rPr>
+                <w:rFonts w:ascii="Helvetica" w:eastAsia="Times New Roman" w:hAnsi="Helvetica" w:cs="Helvetica"/>
+                <w:i/>
+                <w:iCs/>
+                <w:color w:val="333333"/>
+                <w:sz w:val="21"/>
+                <w:szCs w:val="21"/>
+                <w:shd w:val="clear" w:color="auto" w:fill="FFFFFF"/>
+              </w:rPr>
+              <w:t xml:space="preserve">#  </w:t>
+            </w:r>
+            <w:proofErr w:type="spellStart"/>
+            <w:r>
+              <w:rPr>
+                <w:rFonts w:ascii="Helvetica" w:eastAsia="Times New Roman" w:hAnsi="Helvetica" w:cs="Helvetica"/>
+                <w:i/>
+                <w:iCs/>
+                <w:color w:val="333333"/>
+                <w:sz w:val="21"/>
+                <w:szCs w:val="21"/>
+                <w:shd w:val="clear" w:color="auto" w:fill="FFFFFF"/>
+              </w:rPr>
+              <w:t>rd</w:t>
+            </w:r>
+            <w:proofErr w:type="spellEnd"/>
+            <w:proofErr w:type="gramEnd"/>
+            <w:r>
+              <w:rPr>
+                <w:rFonts w:ascii="Helvetica" w:eastAsia="Times New Roman" w:hAnsi="Helvetica" w:cs="Helvetica"/>
+                <w:i/>
+                <w:iCs/>
+                <w:color w:val="333333"/>
+                <w:sz w:val="21"/>
+                <w:szCs w:val="21"/>
+                <w:shd w:val="clear" w:color="auto" w:fill="FFFFFF"/>
+              </w:rPr>
+              <w:t xml:space="preserve"> = rs1 + rs2</w:t>
             </w:r>
           </w:p>
           <w:p>
@@ -3199,15 +3828,27 @@
               </w:rPr>
               <w:t xml:space="preserve">         </w:t>
             </w:r>
-            <w:r>
-              <w:rPr>
-                <w:rFonts w:ascii="Helvetica" w:eastAsia="Times New Roman" w:hAnsi="Helvetica" w:cs="Helvetica"/>
-                <w:color w:val="333333"/>
-                <w:sz w:val="21"/>
-                <w:szCs w:val="21"/>
-                <w:shd w:val="clear" w:color="auto" w:fill="FFFFFF"/>
-              </w:rPr>
-              <w:t>rd: destination register (where the result is stored)</w:t>
+            <w:proofErr w:type="spellStart"/>
+            <w:r>
+              <w:rPr>
+                <w:rFonts w:ascii="Helvetica" w:eastAsia="Times New Roman" w:hAnsi="Helvetica" w:cs="Helvetica"/>
+                <w:color w:val="333333"/>
+                <w:sz w:val="21"/>
+                <w:szCs w:val="21"/>
+                <w:shd w:val="clear" w:color="auto" w:fill="FFFFFF"/>
+              </w:rPr>
+              <w:t>rd</w:t>
+            </w:r>
+            <w:proofErr w:type="spellEnd"/>
+            <w:r>
+              <w:rPr>
+                <w:rFonts w:ascii="Helvetica" w:eastAsia="Times New Roman" w:hAnsi="Helvetica" w:cs="Helvetica"/>
+                <w:color w:val="333333"/>
+                <w:sz w:val="21"/>
+                <w:szCs w:val="21"/>
+                <w:shd w:val="clear" w:color="auto" w:fill="FFFFFF"/>
+              </w:rPr>
+              <w:t>: destination register (where the result is stored)</w:t>
             </w:r>
           </w:p>
           <w:p>
@@ -3399,7 +4040,29 @@
                 <w:szCs w:val="21"/>
                 <w:shd w:val="clear" w:color="auto" w:fill="FFFFFF"/>
               </w:rPr>
-              <w:t>&lt;5-bit rd&gt;</w:t>
+              <w:t xml:space="preserve">&lt;5-bit </w:t>
+            </w:r>
+            <w:proofErr w:type="spellStart"/>
+            <w:r>
+              <w:rPr>
+                <w:rFonts w:ascii="Helvetica" w:eastAsia="Times New Roman" w:hAnsi="Helvetica" w:cs="Helvetica"/>
+                <w:color w:val="333333"/>
+                <w:sz w:val="21"/>
+                <w:szCs w:val="21"/>
+                <w:shd w:val="clear" w:color="auto" w:fill="FFFFFF"/>
+              </w:rPr>
+              <w:t>rd</w:t>
+            </w:r>
+            <w:proofErr w:type="spellEnd"/>
+            <w:r>
+              <w:rPr>
+                <w:rFonts w:ascii="Helvetica" w:eastAsia="Times New Roman" w:hAnsi="Helvetica" w:cs="Helvetica"/>
+                <w:color w:val="333333"/>
+                <w:sz w:val="21"/>
+                <w:szCs w:val="21"/>
+                <w:shd w:val="clear" w:color="auto" w:fill="FFFFFF"/>
+              </w:rPr>
+              <w:t>&gt;</w:t>
             </w:r>
             <w:r>
               <w:t xml:space="preserve"> </w:t>
@@ -3607,6 +4270,7 @@
               </w:rPr>
               <w:t xml:space="preserve">    </w:t>
             </w:r>
+            <w:proofErr w:type="spellStart"/>
             <w:r>
               <w:rPr>
                 <w:rFonts w:ascii="Helvetica" w:eastAsia="Times New Roman" w:hAnsi="Helvetica" w:cs="Helvetica"/>
@@ -3631,6 +4295,7 @@
               </w:rPr>
               <w:t>i</w:t>
             </w:r>
+            <w:proofErr w:type="spellEnd"/>
             <w:r>
               <w:rPr>
                 <w:rFonts w:ascii="Helvetica" w:eastAsia="Times New Roman" w:hAnsi="Helvetica" w:cs="Helvetica"/>
@@ -3641,8 +4306,9 @@
                 <w:szCs w:val="21"/>
                 <w:shd w:val="clear" w:color="auto" w:fill="FFFFFF"/>
               </w:rPr>
-              <w:t xml:space="preserve"> rd, rs1, </w:t>
-            </w:r>
+              <w:t xml:space="preserve"> </w:t>
+            </w:r>
+            <w:proofErr w:type="spellStart"/>
             <w:r>
               <w:rPr>
                 <w:rFonts w:ascii="Helvetica" w:eastAsia="Times New Roman" w:hAnsi="Helvetica" w:cs="Helvetica"/>
@@ -3653,8 +4319,9 @@
                 <w:szCs w:val="21"/>
                 <w:shd w:val="clear" w:color="auto" w:fill="FFFFFF"/>
               </w:rPr>
-              <w:t>imm</w:t>
-            </w:r>
+              <w:t>rd</w:t>
+            </w:r>
+            <w:proofErr w:type="spellEnd"/>
             <w:r>
               <w:rPr>
                 <w:rFonts w:ascii="Helvetica" w:eastAsia="Times New Roman" w:hAnsi="Helvetica" w:cs="Helvetica"/>
@@ -3665,8 +4332,9 @@
                 <w:szCs w:val="21"/>
                 <w:shd w:val="clear" w:color="auto" w:fill="FFFFFF"/>
               </w:rPr>
-              <w:t xml:space="preserve">        #  rd = rs1 + </w:t>
-            </w:r>
+              <w:t xml:space="preserve">, rs1, </w:t>
+            </w:r>
+            <w:proofErr w:type="spellStart"/>
             <w:r>
               <w:rPr>
                 <w:rFonts w:ascii="Helvetica" w:eastAsia="Times New Roman" w:hAnsi="Helvetica" w:cs="Helvetica"/>
@@ -3679,6 +4347,73 @@
               </w:rPr>
               <w:t>imm</w:t>
             </w:r>
+            <w:proofErr w:type="spellEnd"/>
+            <w:r>
+              <w:rPr>
+                <w:rFonts w:ascii="Helvetica" w:eastAsia="Times New Roman" w:hAnsi="Helvetica" w:cs="Helvetica"/>
+                <w:i/>
+                <w:iCs/>
+                <w:color w:val="333333"/>
+                <w:sz w:val="21"/>
+                <w:szCs w:val="21"/>
+                <w:shd w:val="clear" w:color="auto" w:fill="FFFFFF"/>
+              </w:rPr>
+              <w:t xml:space="preserve">        </w:t>
+            </w:r>
+            <w:proofErr w:type="gramStart"/>
+            <w:r>
+              <w:rPr>
+                <w:rFonts w:ascii="Helvetica" w:eastAsia="Times New Roman" w:hAnsi="Helvetica" w:cs="Helvetica"/>
+                <w:i/>
+                <w:iCs/>
+                <w:color w:val="333333"/>
+                <w:sz w:val="21"/>
+                <w:szCs w:val="21"/>
+                <w:shd w:val="clear" w:color="auto" w:fill="FFFFFF"/>
+              </w:rPr>
+              <w:t xml:space="preserve">#  </w:t>
+            </w:r>
+            <w:proofErr w:type="spellStart"/>
+            <w:r>
+              <w:rPr>
+                <w:rFonts w:ascii="Helvetica" w:eastAsia="Times New Roman" w:hAnsi="Helvetica" w:cs="Helvetica"/>
+                <w:i/>
+                <w:iCs/>
+                <w:color w:val="333333"/>
+                <w:sz w:val="21"/>
+                <w:szCs w:val="21"/>
+                <w:shd w:val="clear" w:color="auto" w:fill="FFFFFF"/>
+              </w:rPr>
+              <w:t>rd</w:t>
+            </w:r>
+            <w:proofErr w:type="spellEnd"/>
+            <w:proofErr w:type="gramEnd"/>
+            <w:r>
+              <w:rPr>
+                <w:rFonts w:ascii="Helvetica" w:eastAsia="Times New Roman" w:hAnsi="Helvetica" w:cs="Helvetica"/>
+                <w:i/>
+                <w:iCs/>
+                <w:color w:val="333333"/>
+                <w:sz w:val="21"/>
+                <w:szCs w:val="21"/>
+                <w:shd w:val="clear" w:color="auto" w:fill="FFFFFF"/>
+              </w:rPr>
+              <w:t xml:space="preserve"> = rs1 + </w:t>
+            </w:r>
+            <w:proofErr w:type="spellStart"/>
+            <w:r>
+              <w:rPr>
+                <w:rFonts w:ascii="Helvetica" w:eastAsia="Times New Roman" w:hAnsi="Helvetica" w:cs="Helvetica"/>
+                <w:i/>
+                <w:iCs/>
+                <w:color w:val="333333"/>
+                <w:sz w:val="21"/>
+                <w:szCs w:val="21"/>
+                <w:shd w:val="clear" w:color="auto" w:fill="FFFFFF"/>
+              </w:rPr>
+              <w:t>imm</w:t>
+            </w:r>
+            <w:proofErr w:type="spellEnd"/>
           </w:p>
           <w:p>
             <w:pPr>
@@ -3700,15 +4435,27 @@
               </w:rPr>
               <w:t xml:space="preserve">         </w:t>
             </w:r>
-            <w:r>
-              <w:rPr>
-                <w:rFonts w:ascii="Helvetica" w:eastAsia="Times New Roman" w:hAnsi="Helvetica" w:cs="Helvetica"/>
-                <w:color w:val="333333"/>
-                <w:sz w:val="21"/>
-                <w:szCs w:val="21"/>
-                <w:shd w:val="clear" w:color="auto" w:fill="FFFFFF"/>
-              </w:rPr>
-              <w:t xml:space="preserve">rd: destination register </w:t>
+            <w:proofErr w:type="spellStart"/>
+            <w:r>
+              <w:rPr>
+                <w:rFonts w:ascii="Helvetica" w:eastAsia="Times New Roman" w:hAnsi="Helvetica" w:cs="Helvetica"/>
+                <w:color w:val="333333"/>
+                <w:sz w:val="21"/>
+                <w:szCs w:val="21"/>
+                <w:shd w:val="clear" w:color="auto" w:fill="FFFFFF"/>
+              </w:rPr>
+              <w:t>rd</w:t>
+            </w:r>
+            <w:proofErr w:type="spellEnd"/>
+            <w:r>
+              <w:rPr>
+                <w:rFonts w:ascii="Helvetica" w:eastAsia="Times New Roman" w:hAnsi="Helvetica" w:cs="Helvetica"/>
+                <w:color w:val="333333"/>
+                <w:sz w:val="21"/>
+                <w:szCs w:val="21"/>
+                <w:shd w:val="clear" w:color="auto" w:fill="FFFFFF"/>
+              </w:rPr>
+              <w:t xml:space="preserve">: destination register </w:t>
             </w:r>
           </w:p>
           <w:p>
@@ -3762,15 +4509,27 @@
               </w:rPr>
               <w:t xml:space="preserve">         </w:t>
             </w:r>
-            <w:r>
-              <w:rPr>
-                <w:rFonts w:ascii="Helvetica" w:eastAsia="Times New Roman" w:hAnsi="Helvetica" w:cs="Helvetica"/>
-                <w:color w:val="333333"/>
-                <w:sz w:val="21"/>
-                <w:szCs w:val="21"/>
-                <w:shd w:val="clear" w:color="auto" w:fill="FFFFFF"/>
-              </w:rPr>
-              <w:t>imm:</w:t>
+            <w:proofErr w:type="spellStart"/>
+            <w:r>
+              <w:rPr>
+                <w:rFonts w:ascii="Helvetica" w:eastAsia="Times New Roman" w:hAnsi="Helvetica" w:cs="Helvetica"/>
+                <w:color w:val="333333"/>
+                <w:sz w:val="21"/>
+                <w:szCs w:val="21"/>
+                <w:shd w:val="clear" w:color="auto" w:fill="FFFFFF"/>
+              </w:rPr>
+              <w:t>imm</w:t>
+            </w:r>
+            <w:proofErr w:type="spellEnd"/>
+            <w:r>
+              <w:rPr>
+                <w:rFonts w:ascii="Helvetica" w:eastAsia="Times New Roman" w:hAnsi="Helvetica" w:cs="Helvetica"/>
+                <w:color w:val="333333"/>
+                <w:sz w:val="21"/>
+                <w:szCs w:val="21"/>
+                <w:shd w:val="clear" w:color="auto" w:fill="FFFFFF"/>
+              </w:rPr>
+              <w:t>:</w:t>
             </w:r>
             <w:r>
               <w:rPr>
@@ -3856,6 +4615,7 @@
               </w:rPr>
               <w:t xml:space="preserve">-bit </w:t>
             </w:r>
+            <w:proofErr w:type="spellStart"/>
             <w:r>
               <w:rPr>
                 <w:rFonts w:ascii="Helvetica" w:eastAsia="Times New Roman" w:hAnsi="Helvetica" w:cs="Helvetica"/>
@@ -3866,6 +4626,7 @@
               </w:rPr>
               <w:t>imm</w:t>
             </w:r>
+            <w:proofErr w:type="spellEnd"/>
             <w:r>
               <w:rPr>
                 <w:rFonts w:ascii="Helvetica" w:eastAsia="Times New Roman" w:hAnsi="Helvetica" w:cs="Helvetica"/>
@@ -3907,7 +4668,29 @@
                 <w:szCs w:val="21"/>
                 <w:shd w:val="clear" w:color="auto" w:fill="FFFFFF"/>
               </w:rPr>
-              <w:t>&lt;3-bit funct3&gt; &lt;5-bit rd&gt;</w:t>
+              <w:t xml:space="preserve">&lt;3-bit funct3&gt; &lt;5-bit </w:t>
+            </w:r>
+            <w:proofErr w:type="spellStart"/>
+            <w:r>
+              <w:rPr>
+                <w:rFonts w:ascii="Helvetica" w:eastAsia="Times New Roman" w:hAnsi="Helvetica" w:cs="Helvetica"/>
+                <w:color w:val="333333"/>
+                <w:sz w:val="21"/>
+                <w:szCs w:val="21"/>
+                <w:shd w:val="clear" w:color="auto" w:fill="FFFFFF"/>
+              </w:rPr>
+              <w:t>rd</w:t>
+            </w:r>
+            <w:proofErr w:type="spellEnd"/>
+            <w:r>
+              <w:rPr>
+                <w:rFonts w:ascii="Helvetica" w:eastAsia="Times New Roman" w:hAnsi="Helvetica" w:cs="Helvetica"/>
+                <w:color w:val="333333"/>
+                <w:sz w:val="21"/>
+                <w:szCs w:val="21"/>
+                <w:shd w:val="clear" w:color="auto" w:fill="FFFFFF"/>
+              </w:rPr>
+              <w:t>&gt;</w:t>
             </w:r>
             <w:r>
               <w:t xml:space="preserve"> </w:t>
@@ -4094,6 +4877,7 @@
               </w:rPr>
               <w:t xml:space="preserve">    </w:t>
             </w:r>
+            <w:proofErr w:type="spellStart"/>
             <w:r>
               <w:rPr>
                 <w:rFonts w:ascii="Helvetica" w:eastAsia="Times New Roman" w:hAnsi="Helvetica" w:cs="Helvetica"/>
@@ -4106,6 +4890,7 @@
               </w:rPr>
               <w:t>lw</w:t>
             </w:r>
+            <w:proofErr w:type="spellEnd"/>
             <w:r>
               <w:rPr>
                 <w:rFonts w:ascii="Helvetica" w:eastAsia="Times New Roman" w:hAnsi="Helvetica" w:cs="Helvetica"/>
@@ -4118,6 +4903,7 @@
               </w:rPr>
               <w:t xml:space="preserve"> </w:t>
             </w:r>
+            <w:proofErr w:type="spellStart"/>
             <w:r>
               <w:rPr>
                 <w:rFonts w:ascii="Helvetica" w:eastAsia="Times New Roman" w:hAnsi="Helvetica" w:cs="Helvetica"/>
@@ -4142,6 +4928,7 @@
               </w:rPr>
               <w:t>d</w:t>
             </w:r>
+            <w:proofErr w:type="spellEnd"/>
             <w:r>
               <w:rPr>
                 <w:rFonts w:ascii="Helvetica" w:eastAsia="Times New Roman" w:hAnsi="Helvetica" w:cs="Helvetica"/>
@@ -4166,6 +4953,7 @@
               </w:rPr>
               <w:t xml:space="preserve"> </w:t>
             </w:r>
+            <w:proofErr w:type="spellStart"/>
             <w:r>
               <w:rPr>
                 <w:rFonts w:ascii="Helvetica" w:eastAsia="Times New Roman" w:hAnsi="Helvetica" w:cs="Helvetica"/>
@@ -4178,6 +4966,7 @@
               </w:rPr>
               <w:t>imm</w:t>
             </w:r>
+            <w:proofErr w:type="spellEnd"/>
             <w:r>
               <w:rPr>
                 <w:rFonts w:ascii="Helvetica" w:eastAsia="Times New Roman" w:hAnsi="Helvetica" w:cs="Helvetica"/>
@@ -4200,8 +4989,9 @@
                 <w:szCs w:val="21"/>
                 <w:shd w:val="clear" w:color="auto" w:fill="FFFFFF"/>
               </w:rPr>
-              <w:t xml:space="preserve">        #  rd = </w:t>
-            </w:r>
+              <w:t xml:space="preserve">        </w:t>
+            </w:r>
+            <w:proofErr w:type="gramStart"/>
             <w:r>
               <w:rPr>
                 <w:rFonts w:ascii="Helvetica" w:eastAsia="Times New Roman" w:hAnsi="Helvetica" w:cs="Helvetica"/>
@@ -4212,8 +5002,9 @@
                 <w:szCs w:val="21"/>
                 <w:shd w:val="clear" w:color="auto" w:fill="FFFFFF"/>
               </w:rPr>
-              <w:t>memory[</w:t>
-            </w:r>
+              <w:t xml:space="preserve">#  </w:t>
+            </w:r>
+            <w:proofErr w:type="spellStart"/>
             <w:r>
               <w:rPr>
                 <w:rFonts w:ascii="Helvetica" w:eastAsia="Times New Roman" w:hAnsi="Helvetica" w:cs="Helvetica"/>
@@ -4224,8 +5015,10 @@
                 <w:szCs w:val="21"/>
                 <w:shd w:val="clear" w:color="auto" w:fill="FFFFFF"/>
               </w:rPr>
-              <w:t xml:space="preserve">rs1 + </w:t>
-            </w:r>
+              <w:t>rd</w:t>
+            </w:r>
+            <w:proofErr w:type="spellEnd"/>
+            <w:proofErr w:type="gramEnd"/>
             <w:r>
               <w:rPr>
                 <w:rFonts w:ascii="Helvetica" w:eastAsia="Times New Roman" w:hAnsi="Helvetica" w:cs="Helvetica"/>
@@ -4236,8 +5029,48 @@
                 <w:szCs w:val="21"/>
                 <w:shd w:val="clear" w:color="auto" w:fill="FFFFFF"/>
               </w:rPr>
+              <w:t xml:space="preserve"> = </w:t>
+            </w:r>
+            <w:proofErr w:type="gramStart"/>
+            <w:r>
+              <w:rPr>
+                <w:rFonts w:ascii="Helvetica" w:eastAsia="Times New Roman" w:hAnsi="Helvetica" w:cs="Helvetica"/>
+                <w:i/>
+                <w:iCs/>
+                <w:color w:val="333333"/>
+                <w:sz w:val="21"/>
+                <w:szCs w:val="21"/>
+                <w:shd w:val="clear" w:color="auto" w:fill="FFFFFF"/>
+              </w:rPr>
+              <w:t>memory[</w:t>
+            </w:r>
+            <w:proofErr w:type="gramEnd"/>
+            <w:r>
+              <w:rPr>
+                <w:rFonts w:ascii="Helvetica" w:eastAsia="Times New Roman" w:hAnsi="Helvetica" w:cs="Helvetica"/>
+                <w:i/>
+                <w:iCs/>
+                <w:color w:val="333333"/>
+                <w:sz w:val="21"/>
+                <w:szCs w:val="21"/>
+                <w:shd w:val="clear" w:color="auto" w:fill="FFFFFF"/>
+              </w:rPr>
+              <w:t xml:space="preserve">rs1 + </w:t>
+            </w:r>
+            <w:proofErr w:type="spellStart"/>
+            <w:r>
+              <w:rPr>
+                <w:rFonts w:ascii="Helvetica" w:eastAsia="Times New Roman" w:hAnsi="Helvetica" w:cs="Helvetica"/>
+                <w:i/>
+                <w:iCs/>
+                <w:color w:val="333333"/>
+                <w:sz w:val="21"/>
+                <w:szCs w:val="21"/>
+                <w:shd w:val="clear" w:color="auto" w:fill="FFFFFF"/>
+              </w:rPr>
               <w:t>imm</w:t>
             </w:r>
+            <w:proofErr w:type="spellEnd"/>
             <w:r>
               <w:rPr>
                 <w:rFonts w:ascii="Helvetica" w:eastAsia="Times New Roman" w:hAnsi="Helvetica" w:cs="Helvetica"/>
@@ -4271,15 +5104,27 @@
               </w:rPr>
               <w:t xml:space="preserve">         </w:t>
             </w:r>
-            <w:r>
-              <w:rPr>
-                <w:rFonts w:ascii="Helvetica" w:eastAsia="Times New Roman" w:hAnsi="Helvetica" w:cs="Helvetica"/>
-                <w:color w:val="333333"/>
-                <w:sz w:val="21"/>
-                <w:szCs w:val="21"/>
-                <w:shd w:val="clear" w:color="auto" w:fill="FFFFFF"/>
-              </w:rPr>
-              <w:t xml:space="preserve">rd: destination register </w:t>
+            <w:proofErr w:type="spellStart"/>
+            <w:r>
+              <w:rPr>
+                <w:rFonts w:ascii="Helvetica" w:eastAsia="Times New Roman" w:hAnsi="Helvetica" w:cs="Helvetica"/>
+                <w:color w:val="333333"/>
+                <w:sz w:val="21"/>
+                <w:szCs w:val="21"/>
+                <w:shd w:val="clear" w:color="auto" w:fill="FFFFFF"/>
+              </w:rPr>
+              <w:t>rd</w:t>
+            </w:r>
+            <w:proofErr w:type="spellEnd"/>
+            <w:r>
+              <w:rPr>
+                <w:rFonts w:ascii="Helvetica" w:eastAsia="Times New Roman" w:hAnsi="Helvetica" w:cs="Helvetica"/>
+                <w:color w:val="333333"/>
+                <w:sz w:val="21"/>
+                <w:szCs w:val="21"/>
+                <w:shd w:val="clear" w:color="auto" w:fill="FFFFFF"/>
+              </w:rPr>
+              <w:t xml:space="preserve">: destination register </w:t>
             </w:r>
           </w:p>
           <w:p>
@@ -4343,15 +5188,27 @@
               </w:rPr>
               <w:t xml:space="preserve">         </w:t>
             </w:r>
-            <w:r>
-              <w:rPr>
-                <w:rFonts w:ascii="Helvetica" w:eastAsia="Times New Roman" w:hAnsi="Helvetica" w:cs="Helvetica"/>
-                <w:color w:val="333333"/>
-                <w:sz w:val="21"/>
-                <w:szCs w:val="21"/>
-                <w:shd w:val="clear" w:color="auto" w:fill="FFFFFF"/>
-              </w:rPr>
-              <w:t>imm:</w:t>
+            <w:proofErr w:type="spellStart"/>
+            <w:r>
+              <w:rPr>
+                <w:rFonts w:ascii="Helvetica" w:eastAsia="Times New Roman" w:hAnsi="Helvetica" w:cs="Helvetica"/>
+                <w:color w:val="333333"/>
+                <w:sz w:val="21"/>
+                <w:szCs w:val="21"/>
+                <w:shd w:val="clear" w:color="auto" w:fill="FFFFFF"/>
+              </w:rPr>
+              <w:t>imm</w:t>
+            </w:r>
+            <w:proofErr w:type="spellEnd"/>
+            <w:r>
+              <w:rPr>
+                <w:rFonts w:ascii="Helvetica" w:eastAsia="Times New Roman" w:hAnsi="Helvetica" w:cs="Helvetica"/>
+                <w:color w:val="333333"/>
+                <w:sz w:val="21"/>
+                <w:szCs w:val="21"/>
+                <w:shd w:val="clear" w:color="auto" w:fill="FFFFFF"/>
+              </w:rPr>
+              <w:t>:</w:t>
             </w:r>
             <w:r>
               <w:rPr>
@@ -4425,7 +5282,29 @@
                 <w:szCs w:val="21"/>
                 <w:shd w:val="clear" w:color="auto" w:fill="FFFFFF"/>
               </w:rPr>
-              <w:t xml:space="preserve">    “&lt;12-bit imm&gt; &lt;5-bit rs1&gt;</w:t>
+              <w:t xml:space="preserve">    “&lt;12-bit </w:t>
+            </w:r>
+            <w:proofErr w:type="spellStart"/>
+            <w:r>
+              <w:rPr>
+                <w:rFonts w:ascii="Helvetica" w:eastAsia="Times New Roman" w:hAnsi="Helvetica" w:cs="Helvetica"/>
+                <w:color w:val="333333"/>
+                <w:sz w:val="21"/>
+                <w:szCs w:val="21"/>
+                <w:shd w:val="clear" w:color="auto" w:fill="FFFFFF"/>
+              </w:rPr>
+              <w:t>imm</w:t>
+            </w:r>
+            <w:proofErr w:type="spellEnd"/>
+            <w:r>
+              <w:rPr>
+                <w:rFonts w:ascii="Helvetica" w:eastAsia="Times New Roman" w:hAnsi="Helvetica" w:cs="Helvetica"/>
+                <w:color w:val="333333"/>
+                <w:sz w:val="21"/>
+                <w:szCs w:val="21"/>
+                <w:shd w:val="clear" w:color="auto" w:fill="FFFFFF"/>
+              </w:rPr>
+              <w:t>&gt; &lt;5-bit rs1&gt;</w:t>
             </w:r>
             <w:r>
               <w:t xml:space="preserve"> </w:t>
@@ -4438,7 +5317,29 @@
                 <w:szCs w:val="21"/>
                 <w:shd w:val="clear" w:color="auto" w:fill="FFFFFF"/>
               </w:rPr>
-              <w:t>&lt;3-bit funct3&gt; &lt;5-bit rd&gt;</w:t>
+              <w:t xml:space="preserve">&lt;3-bit funct3&gt; &lt;5-bit </w:t>
+            </w:r>
+            <w:proofErr w:type="spellStart"/>
+            <w:r>
+              <w:rPr>
+                <w:rFonts w:ascii="Helvetica" w:eastAsia="Times New Roman" w:hAnsi="Helvetica" w:cs="Helvetica"/>
+                <w:color w:val="333333"/>
+                <w:sz w:val="21"/>
+                <w:szCs w:val="21"/>
+                <w:shd w:val="clear" w:color="auto" w:fill="FFFFFF"/>
+              </w:rPr>
+              <w:t>rd</w:t>
+            </w:r>
+            <w:proofErr w:type="spellEnd"/>
+            <w:r>
+              <w:rPr>
+                <w:rFonts w:ascii="Helvetica" w:eastAsia="Times New Roman" w:hAnsi="Helvetica" w:cs="Helvetica"/>
+                <w:color w:val="333333"/>
+                <w:sz w:val="21"/>
+                <w:szCs w:val="21"/>
+                <w:shd w:val="clear" w:color="auto" w:fill="FFFFFF"/>
+              </w:rPr>
+              <w:t>&gt;</w:t>
             </w:r>
             <w:r>
               <w:t xml:space="preserve"> </w:t>
@@ -4721,6 +5622,7 @@
               </w:rPr>
               <w:t xml:space="preserve"> </w:t>
             </w:r>
+            <w:proofErr w:type="spellStart"/>
             <w:r>
               <w:rPr>
                 <w:rFonts w:ascii="Helvetica" w:eastAsia="Times New Roman" w:hAnsi="Helvetica" w:cs="Helvetica"/>
@@ -4733,6 +5635,7 @@
               </w:rPr>
               <w:t>bne</w:t>
             </w:r>
+            <w:proofErr w:type="spellEnd"/>
             <w:r>
               <w:rPr>
                 <w:rFonts w:ascii="Helvetica" w:eastAsia="Times New Roman" w:hAnsi="Helvetica" w:cs="Helvetica"/>
@@ -4767,8 +5670,9 @@
                 <w:szCs w:val="21"/>
                 <w:shd w:val="clear" w:color="auto" w:fill="FFFFFF"/>
               </w:rPr>
-              <w:t>, i</w:t>
-            </w:r>
+              <w:t xml:space="preserve">, </w:t>
+            </w:r>
+            <w:proofErr w:type="spellStart"/>
             <w:r>
               <w:rPr>
                 <w:rFonts w:ascii="Helvetica" w:eastAsia="Times New Roman" w:hAnsi="Helvetica" w:cs="Helvetica"/>
@@ -4779,7 +5683,7 @@
                 <w:szCs w:val="21"/>
                 <w:shd w:val="clear" w:color="auto" w:fill="FFFFFF"/>
               </w:rPr>
-              <w:t>mm</w:t>
+              <w:t>i</w:t>
             </w:r>
             <w:r>
               <w:rPr>
@@ -4791,8 +5695,9 @@
                 <w:szCs w:val="21"/>
                 <w:shd w:val="clear" w:color="auto" w:fill="FFFFFF"/>
               </w:rPr>
-              <w:t xml:space="preserve">        #  </w:t>
-            </w:r>
+              <w:t>mm</w:t>
+            </w:r>
+            <w:proofErr w:type="spellEnd"/>
             <w:r>
               <w:rPr>
                 <w:rFonts w:ascii="Helvetica" w:eastAsia="Times New Roman" w:hAnsi="Helvetica" w:cs="Helvetica"/>
@@ -4803,8 +5708,60 @@
                 <w:szCs w:val="21"/>
                 <w:shd w:val="clear" w:color="auto" w:fill="FFFFFF"/>
               </w:rPr>
-              <w:t>PC = PC + 4 + imm</w:t>
-            </w:r>
+              <w:t xml:space="preserve">        </w:t>
+            </w:r>
+            <w:proofErr w:type="gramStart"/>
+            <w:r>
+              <w:rPr>
+                <w:rFonts w:ascii="Helvetica" w:eastAsia="Times New Roman" w:hAnsi="Helvetica" w:cs="Helvetica"/>
+                <w:i/>
+                <w:iCs/>
+                <w:color w:val="333333"/>
+                <w:sz w:val="21"/>
+                <w:szCs w:val="21"/>
+                <w:shd w:val="clear" w:color="auto" w:fill="FFFFFF"/>
+              </w:rPr>
+              <w:t xml:space="preserve">#  </w:t>
+            </w:r>
+            <w:r>
+              <w:rPr>
+                <w:rFonts w:ascii="Helvetica" w:eastAsia="Times New Roman" w:hAnsi="Helvetica" w:cs="Helvetica"/>
+                <w:i/>
+                <w:iCs/>
+                <w:color w:val="333333"/>
+                <w:sz w:val="21"/>
+                <w:szCs w:val="21"/>
+                <w:shd w:val="clear" w:color="auto" w:fill="FFFFFF"/>
+              </w:rPr>
+              <w:t>PC</w:t>
+            </w:r>
+            <w:proofErr w:type="gramEnd"/>
+            <w:r>
+              <w:rPr>
+                <w:rFonts w:ascii="Helvetica" w:eastAsia="Times New Roman" w:hAnsi="Helvetica" w:cs="Helvetica"/>
+                <w:i/>
+                <w:iCs/>
+                <w:color w:val="333333"/>
+                <w:sz w:val="21"/>
+                <w:szCs w:val="21"/>
+                <w:shd w:val="clear" w:color="auto" w:fill="FFFFFF"/>
+              </w:rPr>
+              <w:t xml:space="preserve"> = PC + 4 + </w:t>
+            </w:r>
+            <w:proofErr w:type="spellStart"/>
+            <w:r>
+              <w:rPr>
+                <w:rFonts w:ascii="Helvetica" w:eastAsia="Times New Roman" w:hAnsi="Helvetica" w:cs="Helvetica"/>
+                <w:i/>
+                <w:iCs/>
+                <w:color w:val="333333"/>
+                <w:sz w:val="21"/>
+                <w:szCs w:val="21"/>
+                <w:shd w:val="clear" w:color="auto" w:fill="FFFFFF"/>
+              </w:rPr>
+              <w:t>imm</w:t>
+            </w:r>
+            <w:proofErr w:type="spellEnd"/>
             <w:r>
               <w:rPr>
                 <w:rFonts w:ascii="Helvetica" w:eastAsia="Times New Roman" w:hAnsi="Helvetica" w:cs="Helvetica"/>
@@ -4838,15 +5795,27 @@
               </w:rPr>
               <w:t xml:space="preserve">         </w:t>
             </w:r>
-            <w:r>
-              <w:rPr>
-                <w:rFonts w:ascii="Helvetica" w:eastAsia="Times New Roman" w:hAnsi="Helvetica" w:cs="Helvetica"/>
-                <w:color w:val="333333"/>
-                <w:sz w:val="21"/>
-                <w:szCs w:val="21"/>
-                <w:shd w:val="clear" w:color="auto" w:fill="FFFFFF"/>
-              </w:rPr>
-              <w:t>imm:</w:t>
+            <w:proofErr w:type="spellStart"/>
+            <w:r>
+              <w:rPr>
+                <w:rFonts w:ascii="Helvetica" w:eastAsia="Times New Roman" w:hAnsi="Helvetica" w:cs="Helvetica"/>
+                <w:color w:val="333333"/>
+                <w:sz w:val="21"/>
+                <w:szCs w:val="21"/>
+                <w:shd w:val="clear" w:color="auto" w:fill="FFFFFF"/>
+              </w:rPr>
+              <w:t>imm</w:t>
+            </w:r>
+            <w:proofErr w:type="spellEnd"/>
+            <w:r>
+              <w:rPr>
+                <w:rFonts w:ascii="Helvetica" w:eastAsia="Times New Roman" w:hAnsi="Helvetica" w:cs="Helvetica"/>
+                <w:color w:val="333333"/>
+                <w:sz w:val="21"/>
+                <w:szCs w:val="21"/>
+                <w:shd w:val="clear" w:color="auto" w:fill="FFFFFF"/>
+              </w:rPr>
+              <w:t>:</w:t>
             </w:r>
             <w:r>
               <w:rPr>
@@ -4920,8 +5889,32 @@
                 <w:szCs w:val="21"/>
                 <w:shd w:val="clear" w:color="auto" w:fill="FFFFFF"/>
               </w:rPr>
-              <w:t>&lt;imm[1</w:t>
-            </w:r>
+              <w:t>&lt;</w:t>
+            </w:r>
+            <w:proofErr w:type="spellStart"/>
+            <w:proofErr w:type="gramStart"/>
+            <w:r>
+              <w:rPr>
+                <w:rFonts w:ascii="Helvetica" w:eastAsia="Times New Roman" w:hAnsi="Helvetica" w:cs="Helvetica"/>
+                <w:color w:val="333333"/>
+                <w:sz w:val="21"/>
+                <w:szCs w:val="21"/>
+                <w:shd w:val="clear" w:color="auto" w:fill="FFFFFF"/>
+              </w:rPr>
+              <w:t>imm</w:t>
+            </w:r>
+            <w:proofErr w:type="spellEnd"/>
+            <w:r>
+              <w:rPr>
+                <w:rFonts w:ascii="Helvetica" w:eastAsia="Times New Roman" w:hAnsi="Helvetica" w:cs="Helvetica"/>
+                <w:color w:val="333333"/>
+                <w:sz w:val="21"/>
+                <w:szCs w:val="21"/>
+                <w:shd w:val="clear" w:color="auto" w:fill="FFFFFF"/>
+              </w:rPr>
+              <w:t>[</w:t>
+            </w:r>
+            <w:proofErr w:type="gramEnd"/>
             <w:r>
               <w:rPr>
                 <w:rFonts w:ascii="Helvetica" w:eastAsia="Times New Roman" w:hAnsi="Helvetica" w:cs="Helvetica"/>
@@ -4940,6 +5933,16 @@
                 <w:szCs w:val="21"/>
                 <w:shd w:val="clear" w:color="auto" w:fill="FFFFFF"/>
               </w:rPr>
+              <w:t>1</w:t>
+            </w:r>
+            <w:r>
+              <w:rPr>
+                <w:rFonts w:ascii="Helvetica" w:eastAsia="Times New Roman" w:hAnsi="Helvetica" w:cs="Helvetica"/>
+                <w:color w:val="333333"/>
+                <w:sz w:val="21"/>
+                <w:szCs w:val="21"/>
+                <w:shd w:val="clear" w:color="auto" w:fill="FFFFFF"/>
+              </w:rPr>
               <w:t xml:space="preserve">]&gt; </w:t>
             </w:r>
             <w:r>
@@ -4950,8 +5953,32 @@
                 <w:szCs w:val="21"/>
                 <w:shd w:val="clear" w:color="auto" w:fill="FFFFFF"/>
               </w:rPr>
-              <w:t>&lt;imm[</w:t>
-            </w:r>
+              <w:t>&lt;</w:t>
+            </w:r>
+            <w:proofErr w:type="spellStart"/>
+            <w:proofErr w:type="gramStart"/>
+            <w:r>
+              <w:rPr>
+                <w:rFonts w:ascii="Helvetica" w:eastAsia="Times New Roman" w:hAnsi="Helvetica" w:cs="Helvetica"/>
+                <w:color w:val="333333"/>
+                <w:sz w:val="21"/>
+                <w:szCs w:val="21"/>
+                <w:shd w:val="clear" w:color="auto" w:fill="FFFFFF"/>
+              </w:rPr>
+              <w:t>imm</w:t>
+            </w:r>
+            <w:proofErr w:type="spellEnd"/>
+            <w:r>
+              <w:rPr>
+                <w:rFonts w:ascii="Helvetica" w:eastAsia="Times New Roman" w:hAnsi="Helvetica" w:cs="Helvetica"/>
+                <w:color w:val="333333"/>
+                <w:sz w:val="21"/>
+                <w:szCs w:val="21"/>
+                <w:shd w:val="clear" w:color="auto" w:fill="FFFFFF"/>
+              </w:rPr>
+              <w:t>[</w:t>
+            </w:r>
+            <w:proofErr w:type="gramEnd"/>
             <w:r>
               <w:rPr>
                 <w:rFonts w:ascii="Helvetica" w:eastAsia="Times New Roman" w:hAnsi="Helvetica" w:cs="Helvetica"/>
@@ -5016,8 +6043,32 @@
                 <w:szCs w:val="21"/>
                 <w:shd w:val="clear" w:color="auto" w:fill="FFFFFF"/>
               </w:rPr>
-              <w:t>&lt;3-bit funct3&gt; &lt;imm[</w:t>
-            </w:r>
+              <w:t>&lt;3-bit funct3&gt; &lt;</w:t>
+            </w:r>
+            <w:proofErr w:type="spellStart"/>
+            <w:proofErr w:type="gramStart"/>
+            <w:r>
+              <w:rPr>
+                <w:rFonts w:ascii="Helvetica" w:eastAsia="Times New Roman" w:hAnsi="Helvetica" w:cs="Helvetica"/>
+                <w:color w:val="333333"/>
+                <w:sz w:val="21"/>
+                <w:szCs w:val="21"/>
+                <w:shd w:val="clear" w:color="auto" w:fill="FFFFFF"/>
+              </w:rPr>
+              <w:t>imm</w:t>
+            </w:r>
+            <w:proofErr w:type="spellEnd"/>
+            <w:r>
+              <w:rPr>
+                <w:rFonts w:ascii="Helvetica" w:eastAsia="Times New Roman" w:hAnsi="Helvetica" w:cs="Helvetica"/>
+                <w:color w:val="333333"/>
+                <w:sz w:val="21"/>
+                <w:szCs w:val="21"/>
+                <w:shd w:val="clear" w:color="auto" w:fill="FFFFFF"/>
+              </w:rPr>
+              <w:t>[</w:t>
+            </w:r>
+            <w:proofErr w:type="gramEnd"/>
             <w:r>
               <w:rPr>
                 <w:rFonts w:ascii="Helvetica" w:eastAsia="Times New Roman" w:hAnsi="Helvetica" w:cs="Helvetica"/>
@@ -5077,7 +6128,41 @@
                 <w:szCs w:val="21"/>
                 <w:shd w:val="clear" w:color="auto" w:fill="FFFFFF"/>
               </w:rPr>
-              <w:t>&lt;imm[1</w:t>
+              <w:t>&lt;</w:t>
+            </w:r>
+            <w:proofErr w:type="spellStart"/>
+            <w:proofErr w:type="gramStart"/>
+            <w:r>
+              <w:rPr>
+                <w:rFonts w:ascii="Helvetica" w:eastAsia="Times New Roman" w:hAnsi="Helvetica" w:cs="Helvetica"/>
+                <w:color w:val="333333"/>
+                <w:sz w:val="21"/>
+                <w:szCs w:val="21"/>
+                <w:shd w:val="clear" w:color="auto" w:fill="FFFFFF"/>
+              </w:rPr>
+              <w:t>imm</w:t>
+            </w:r>
+            <w:proofErr w:type="spellEnd"/>
+            <w:r>
+              <w:rPr>
+                <w:rFonts w:ascii="Helvetica" w:eastAsia="Times New Roman" w:hAnsi="Helvetica" w:cs="Helvetica"/>
+                <w:color w:val="333333"/>
+                <w:sz w:val="21"/>
+                <w:szCs w:val="21"/>
+                <w:shd w:val="clear" w:color="auto" w:fill="FFFFFF"/>
+              </w:rPr>
+              <w:t>[</w:t>
+            </w:r>
+            <w:proofErr w:type="gramEnd"/>
+            <w:r>
+              <w:rPr>
+                <w:rFonts w:ascii="Helvetica" w:eastAsia="Times New Roman" w:hAnsi="Helvetica" w:cs="Helvetica"/>
+                <w:color w:val="333333"/>
+                <w:sz w:val="21"/>
+                <w:szCs w:val="21"/>
+                <w:shd w:val="clear" w:color="auto" w:fill="FFFFFF"/>
+              </w:rPr>
+              <w:t>1</w:t>
             </w:r>
             <w:r>
               <w:rPr>
@@ -5212,6 +6297,7 @@
                 <w:shd w:val="clear" w:color="auto" w:fill="FFFFFF"/>
               </w:rPr>
             </w:pPr>
+            <w:proofErr w:type="gramStart"/>
             <w:r>
               <w:rPr>
                 <w:rFonts w:ascii="Helvetica" w:hAnsi="Helvetica" w:cs="Helvetica"/>
@@ -5220,8 +6306,53 @@
                 <w:szCs w:val="21"/>
                 <w:shd w:val="clear" w:color="auto" w:fill="FFFFFF"/>
               </w:rPr>
-              <w:t>So the final PC = PC + 4 + (sign extend)(imm[</w:t>
-            </w:r>
+              <w:t>So</w:t>
+            </w:r>
+            <w:proofErr w:type="gramEnd"/>
+            <w:r>
+              <w:rPr>
+                <w:rFonts w:ascii="Helvetica" w:hAnsi="Helvetica" w:cs="Helvetica"/>
+                <w:color w:val="333333"/>
+                <w:sz w:val="21"/>
+                <w:szCs w:val="21"/>
+                <w:shd w:val="clear" w:color="auto" w:fill="FFFFFF"/>
+              </w:rPr>
+              <w:t xml:space="preserve"> the final PC = PC + 4 + (sign </w:t>
+            </w:r>
+            <w:proofErr w:type="gramStart"/>
+            <w:r>
+              <w:rPr>
+                <w:rFonts w:ascii="Helvetica" w:hAnsi="Helvetica" w:cs="Helvetica"/>
+                <w:color w:val="333333"/>
+                <w:sz w:val="21"/>
+                <w:szCs w:val="21"/>
+                <w:shd w:val="clear" w:color="auto" w:fill="FFFFFF"/>
+              </w:rPr>
+              <w:t>extend)(</w:t>
+            </w:r>
+            <w:proofErr w:type="spellStart"/>
+            <w:r>
+              <w:rPr>
+                <w:rFonts w:ascii="Helvetica" w:hAnsi="Helvetica" w:cs="Helvetica"/>
+                <w:color w:val="333333"/>
+                <w:sz w:val="21"/>
+                <w:szCs w:val="21"/>
+                <w:shd w:val="clear" w:color="auto" w:fill="FFFFFF"/>
+              </w:rPr>
+              <w:t>imm</w:t>
+            </w:r>
+            <w:proofErr w:type="spellEnd"/>
+            <w:r>
+              <w:rPr>
+                <w:rFonts w:ascii="Helvetica" w:hAnsi="Helvetica" w:cs="Helvetica"/>
+                <w:color w:val="333333"/>
+                <w:sz w:val="21"/>
+                <w:szCs w:val="21"/>
+                <w:shd w:val="clear" w:color="auto" w:fill="FFFFFF"/>
+              </w:rPr>
+              <w:t>[</w:t>
+            </w:r>
+            <w:proofErr w:type="gramEnd"/>
             <w:r>
               <w:rPr>
                 <w:rFonts w:ascii="Helvetica" w:hAnsi="Helvetica" w:cs="Helvetica"/>
@@ -5272,8 +6403,32 @@
                 <w:shd w:val="clear" w:color="auto" w:fill="FFFFFF"/>
               </w:rPr>
               <w:lastRenderedPageBreak/>
-              <w:t>Note: for our implementation, imm[</w:t>
-            </w:r>
+              <w:t xml:space="preserve">Note: for our implementation, </w:t>
+            </w:r>
+            <w:proofErr w:type="spellStart"/>
+            <w:proofErr w:type="gramStart"/>
+            <w:r>
+              <w:rPr>
+                <w:rFonts w:ascii="Helvetica" w:hAnsi="Helvetica" w:cs="Helvetica"/>
+                <w:color w:val="333333"/>
+                <w:sz w:val="21"/>
+                <w:szCs w:val="21"/>
+                <w:shd w:val="clear" w:color="auto" w:fill="FFFFFF"/>
+              </w:rPr>
+              <w:t>imm</w:t>
+            </w:r>
+            <w:proofErr w:type="spellEnd"/>
+            <w:r>
+              <w:rPr>
+                <w:rFonts w:ascii="Helvetica" w:hAnsi="Helvetica" w:cs="Helvetica"/>
+                <w:color w:val="333333"/>
+                <w:sz w:val="21"/>
+                <w:szCs w:val="21"/>
+                <w:shd w:val="clear" w:color="auto" w:fill="FFFFFF"/>
+              </w:rPr>
+              <w:t>[</w:t>
+            </w:r>
+            <w:proofErr w:type="gramEnd"/>
             <w:r>
               <w:rPr>
                 <w:rFonts w:ascii="Helvetica" w:hAnsi="Helvetica" w:cs="Helvetica"/>
@@ -5413,7 +6568,29 @@
           <w:szCs w:val="21"/>
           <w:shd w:val="clear" w:color="auto" w:fill="FFFFFF"/>
         </w:rPr>
-        <w:t xml:space="preserve"> [replacing Psuedo-instructions]</w:t>
+        <w:t xml:space="preserve"> [replacing </w:t>
+      </w:r>
+      <w:proofErr w:type="spellStart"/>
+      <w:r>
+        <w:rPr>
+          <w:rFonts w:ascii="Helvetica" w:eastAsia="Times New Roman" w:hAnsi="Helvetica" w:cs="Helvetica"/>
+          <w:color w:val="333333"/>
+          <w:sz w:val="21"/>
+          <w:szCs w:val="21"/>
+          <w:shd w:val="clear" w:color="auto" w:fill="FFFFFF"/>
+        </w:rPr>
+        <w:t>Psuedo</w:t>
+      </w:r>
+      <w:proofErr w:type="spellEnd"/>
+      <w:r>
+        <w:rPr>
+          <w:rFonts w:ascii="Helvetica" w:eastAsia="Times New Roman" w:hAnsi="Helvetica" w:cs="Helvetica"/>
+          <w:color w:val="333333"/>
+          <w:sz w:val="21"/>
+          <w:szCs w:val="21"/>
+          <w:shd w:val="clear" w:color="auto" w:fill="FFFFFF"/>
+        </w:rPr>
+        <w:t>-instructions]</w:t>
       </w:r>
       <w:r>
         <w:rPr>
@@ -5535,8 +6712,20 @@
                 <w:szCs w:val="21"/>
                 <w:shd w:val="clear" w:color="auto" w:fill="FFFFFF"/>
               </w:rPr>
-              <w:t xml:space="preserve"> where</w:t>
-            </w:r>
+              <w:t xml:space="preserve"> </w:t>
+            </w:r>
+            <w:proofErr w:type="gramStart"/>
+            <w:r>
+              <w:rPr>
+                <w:rFonts w:ascii="Helvetica" w:eastAsia="Times New Roman" w:hAnsi="Helvetica" w:cs="Helvetica"/>
+                <w:color w:val="333333"/>
+                <w:sz w:val="21"/>
+                <w:szCs w:val="21"/>
+                <w:shd w:val="clear" w:color="auto" w:fill="FFFFFF"/>
+              </w:rPr>
+              <w:t>where</w:t>
+            </w:r>
+            <w:proofErr w:type="gramEnd"/>
           </w:p>
           <w:p>
             <w:pPr>
@@ -5628,6 +6817,7 @@
               </w:rPr>
               <w:t xml:space="preserve">     </w:t>
             </w:r>
+            <w:proofErr w:type="spellStart"/>
             <w:r>
               <w:rPr>
                 <w:rFonts w:ascii="Helvetica" w:eastAsia="Times New Roman" w:hAnsi="Helvetica" w:cs="Helvetica"/>
@@ -5638,8 +6828,9 @@
                 <w:szCs w:val="21"/>
                 <w:shd w:val="clear" w:color="auto" w:fill="FFFFFF"/>
               </w:rPr>
-              <w:t>jal rd, imm</w:t>
-            </w:r>
+              <w:t>jal</w:t>
+            </w:r>
+            <w:proofErr w:type="spellEnd"/>
             <w:r>
               <w:rPr>
                 <w:rFonts w:ascii="Helvetica" w:eastAsia="Times New Roman" w:hAnsi="Helvetica" w:cs="Helvetica"/>
@@ -5650,8 +6841,9 @@
                 <w:szCs w:val="21"/>
                 <w:shd w:val="clear" w:color="auto" w:fill="FFFFFF"/>
               </w:rPr>
-              <w:t xml:space="preserve">  # jump to PC = PC + 4 +</w:t>
-            </w:r>
+              <w:t xml:space="preserve"> </w:t>
+            </w:r>
+            <w:proofErr w:type="spellStart"/>
             <w:r>
               <w:rPr>
                 <w:rFonts w:ascii="Helvetica" w:eastAsia="Times New Roman" w:hAnsi="Helvetica" w:cs="Helvetica"/>
@@ -5662,8 +6854,9 @@
                 <w:szCs w:val="21"/>
                 <w:shd w:val="clear" w:color="auto" w:fill="FFFFFF"/>
               </w:rPr>
-              <w:t xml:space="preserve"> (sign extend)</w:t>
-            </w:r>
+              <w:t>rd</w:t>
+            </w:r>
+            <w:proofErr w:type="spellEnd"/>
             <w:r>
               <w:rPr>
                 <w:rFonts w:ascii="Helvetica" w:eastAsia="Times New Roman" w:hAnsi="Helvetica" w:cs="Helvetica"/>
@@ -5674,8 +6867,86 @@
                 <w:szCs w:val="21"/>
                 <w:shd w:val="clear" w:color="auto" w:fill="FFFFFF"/>
               </w:rPr>
-              <w:t xml:space="preserve"> imm</w:t>
-            </w:r>
+              <w:t xml:space="preserve">, </w:t>
+            </w:r>
+            <w:proofErr w:type="spellStart"/>
+            <w:proofErr w:type="gramStart"/>
+            <w:r>
+              <w:rPr>
+                <w:rFonts w:ascii="Helvetica" w:eastAsia="Times New Roman" w:hAnsi="Helvetica" w:cs="Helvetica"/>
+                <w:i/>
+                <w:iCs/>
+                <w:color w:val="333333"/>
+                <w:sz w:val="21"/>
+                <w:szCs w:val="21"/>
+                <w:shd w:val="clear" w:color="auto" w:fill="FFFFFF"/>
+              </w:rPr>
+              <w:t>imm</w:t>
+            </w:r>
+            <w:proofErr w:type="spellEnd"/>
+            <w:r>
+              <w:rPr>
+                <w:rFonts w:ascii="Helvetica" w:eastAsia="Times New Roman" w:hAnsi="Helvetica" w:cs="Helvetica"/>
+                <w:i/>
+                <w:iCs/>
+                <w:color w:val="333333"/>
+                <w:sz w:val="21"/>
+                <w:szCs w:val="21"/>
+                <w:shd w:val="clear" w:color="auto" w:fill="FFFFFF"/>
+              </w:rPr>
+              <w:t xml:space="preserve">  #</w:t>
+            </w:r>
+            <w:proofErr w:type="gramEnd"/>
+            <w:r>
+              <w:rPr>
+                <w:rFonts w:ascii="Helvetica" w:eastAsia="Times New Roman" w:hAnsi="Helvetica" w:cs="Helvetica"/>
+                <w:i/>
+                <w:iCs/>
+                <w:color w:val="333333"/>
+                <w:sz w:val="21"/>
+                <w:szCs w:val="21"/>
+                <w:shd w:val="clear" w:color="auto" w:fill="FFFFFF"/>
+              </w:rPr>
+              <w:t xml:space="preserve"> jump to PC = PC + 4 +</w:t>
+            </w:r>
+            <w:r>
+              <w:rPr>
+                <w:rFonts w:ascii="Helvetica" w:eastAsia="Times New Roman" w:hAnsi="Helvetica" w:cs="Helvetica"/>
+                <w:i/>
+                <w:iCs/>
+                <w:color w:val="333333"/>
+                <w:sz w:val="21"/>
+                <w:szCs w:val="21"/>
+                <w:shd w:val="clear" w:color="auto" w:fill="FFFFFF"/>
+              </w:rPr>
+              <w:t xml:space="preserve"> (sign extend)</w:t>
+            </w:r>
+            <w:r>
+              <w:rPr>
+                <w:rFonts w:ascii="Helvetica" w:eastAsia="Times New Roman" w:hAnsi="Helvetica" w:cs="Helvetica"/>
+                <w:i/>
+                <w:iCs/>
+                <w:color w:val="333333"/>
+                <w:sz w:val="21"/>
+                <w:szCs w:val="21"/>
+                <w:shd w:val="clear" w:color="auto" w:fill="FFFFFF"/>
+              </w:rPr>
+              <w:t xml:space="preserve"> </w:t>
+            </w:r>
+            <w:proofErr w:type="spellStart"/>
+            <w:r>
+              <w:rPr>
+                <w:rFonts w:ascii="Helvetica" w:eastAsia="Times New Roman" w:hAnsi="Helvetica" w:cs="Helvetica"/>
+                <w:i/>
+                <w:iCs/>
+                <w:color w:val="333333"/>
+                <w:sz w:val="21"/>
+                <w:szCs w:val="21"/>
+                <w:shd w:val="clear" w:color="auto" w:fill="FFFFFF"/>
+              </w:rPr>
+              <w:t>imm</w:t>
+            </w:r>
+            <w:proofErr w:type="spellEnd"/>
           </w:p>
           <w:p>
             <w:pPr>
@@ -5816,6 +7087,7 @@
               </w:rPr>
               <w:t xml:space="preserve"> </w:t>
             </w:r>
+            <w:proofErr w:type="spellStart"/>
             <w:r>
               <w:rPr>
                 <w:rFonts w:ascii="Helvetica" w:eastAsia="Times New Roman" w:hAnsi="Helvetica" w:cs="Helvetica"/>
@@ -5828,6 +7100,7 @@
               </w:rPr>
               <w:t>imm</w:t>
             </w:r>
+            <w:proofErr w:type="spellEnd"/>
             <w:r>
               <w:rPr>
                 <w:rFonts w:ascii="Helvetica" w:eastAsia="Times New Roman" w:hAnsi="Helvetica" w:cs="Helvetica"/>
@@ -5838,8 +7111,9 @@
                 <w:szCs w:val="21"/>
                 <w:shd w:val="clear" w:color="auto" w:fill="FFFFFF"/>
               </w:rPr>
-              <w:t xml:space="preserve">        #  </w:t>
-            </w:r>
+              <w:t xml:space="preserve">        </w:t>
+            </w:r>
+            <w:proofErr w:type="gramStart"/>
             <w:r>
               <w:rPr>
                 <w:rFonts w:ascii="Helvetica" w:eastAsia="Times New Roman" w:hAnsi="Helvetica" w:cs="Helvetica"/>
@@ -5850,7 +7124,7 @@
                 <w:szCs w:val="21"/>
                 <w:shd w:val="clear" w:color="auto" w:fill="FFFFFF"/>
               </w:rPr>
-              <w:t xml:space="preserve">PC = PC + 4 + </w:t>
+              <w:t xml:space="preserve">#  </w:t>
             </w:r>
             <w:r>
               <w:rPr>
@@ -5862,8 +7136,35 @@
                 <w:szCs w:val="21"/>
                 <w:shd w:val="clear" w:color="auto" w:fill="FFFFFF"/>
               </w:rPr>
+              <w:t>PC</w:t>
+            </w:r>
+            <w:proofErr w:type="gramEnd"/>
+            <w:r>
+              <w:rPr>
+                <w:rFonts w:ascii="Helvetica" w:eastAsia="Times New Roman" w:hAnsi="Helvetica" w:cs="Helvetica"/>
+                <w:i/>
+                <w:iCs/>
+                <w:color w:val="333333"/>
+                <w:sz w:val="21"/>
+                <w:szCs w:val="21"/>
+                <w:shd w:val="clear" w:color="auto" w:fill="FFFFFF"/>
+              </w:rPr>
+              <w:t xml:space="preserve"> = PC + 4 + </w:t>
+            </w:r>
+            <w:proofErr w:type="spellStart"/>
+            <w:r>
+              <w:rPr>
+                <w:rFonts w:ascii="Helvetica" w:eastAsia="Times New Roman" w:hAnsi="Helvetica" w:cs="Helvetica"/>
+                <w:i/>
+                <w:iCs/>
+                <w:color w:val="333333"/>
+                <w:sz w:val="21"/>
+                <w:szCs w:val="21"/>
+                <w:shd w:val="clear" w:color="auto" w:fill="FFFFFF"/>
+              </w:rPr>
               <w:t>imm</w:t>
             </w:r>
+            <w:proofErr w:type="spellEnd"/>
           </w:p>
           <w:p>
             <w:pPr>
@@ -5885,15 +7186,27 @@
               </w:rPr>
               <w:t xml:space="preserve">         </w:t>
             </w:r>
-            <w:r>
-              <w:rPr>
-                <w:rFonts w:ascii="Helvetica" w:eastAsia="Times New Roman" w:hAnsi="Helvetica" w:cs="Helvetica"/>
-                <w:color w:val="333333"/>
-                <w:sz w:val="21"/>
-                <w:szCs w:val="21"/>
-                <w:shd w:val="clear" w:color="auto" w:fill="FFFFFF"/>
-              </w:rPr>
-              <w:t>imm:</w:t>
+            <w:proofErr w:type="spellStart"/>
+            <w:r>
+              <w:rPr>
+                <w:rFonts w:ascii="Helvetica" w:eastAsia="Times New Roman" w:hAnsi="Helvetica" w:cs="Helvetica"/>
+                <w:color w:val="333333"/>
+                <w:sz w:val="21"/>
+                <w:szCs w:val="21"/>
+                <w:shd w:val="clear" w:color="auto" w:fill="FFFFFF"/>
+              </w:rPr>
+              <w:t>imm</w:t>
+            </w:r>
+            <w:proofErr w:type="spellEnd"/>
+            <w:r>
+              <w:rPr>
+                <w:rFonts w:ascii="Helvetica" w:eastAsia="Times New Roman" w:hAnsi="Helvetica" w:cs="Helvetica"/>
+                <w:color w:val="333333"/>
+                <w:sz w:val="21"/>
+                <w:szCs w:val="21"/>
+                <w:shd w:val="clear" w:color="auto" w:fill="FFFFFF"/>
+              </w:rPr>
+              <w:t>:</w:t>
             </w:r>
             <w:r>
               <w:rPr>
@@ -5967,17 +7280,41 @@
                 <w:szCs w:val="21"/>
                 <w:shd w:val="clear" w:color="auto" w:fill="FFFFFF"/>
               </w:rPr>
-              <w:t xml:space="preserve">    “&lt;imm</w:t>
-            </w:r>
-            <w:r>
-              <w:rPr>
-                <w:rFonts w:ascii="Helvetica" w:eastAsia="Times New Roman" w:hAnsi="Helvetica" w:cs="Helvetica"/>
-                <w:color w:val="333333"/>
-                <w:sz w:val="21"/>
-                <w:szCs w:val="21"/>
-                <w:shd w:val="clear" w:color="auto" w:fill="FFFFFF"/>
-              </w:rPr>
-              <w:t>[20]</w:t>
+              <w:t xml:space="preserve">    “&lt;</w:t>
+            </w:r>
+            <w:proofErr w:type="spellStart"/>
+            <w:proofErr w:type="gramStart"/>
+            <w:r>
+              <w:rPr>
+                <w:rFonts w:ascii="Helvetica" w:eastAsia="Times New Roman" w:hAnsi="Helvetica" w:cs="Helvetica"/>
+                <w:color w:val="333333"/>
+                <w:sz w:val="21"/>
+                <w:szCs w:val="21"/>
+                <w:shd w:val="clear" w:color="auto" w:fill="FFFFFF"/>
+              </w:rPr>
+              <w:t>imm</w:t>
+            </w:r>
+            <w:proofErr w:type="spellEnd"/>
+            <w:r>
+              <w:rPr>
+                <w:rFonts w:ascii="Helvetica" w:eastAsia="Times New Roman" w:hAnsi="Helvetica" w:cs="Helvetica"/>
+                <w:color w:val="333333"/>
+                <w:sz w:val="21"/>
+                <w:szCs w:val="21"/>
+                <w:shd w:val="clear" w:color="auto" w:fill="FFFFFF"/>
+              </w:rPr>
+              <w:t>[</w:t>
+            </w:r>
+            <w:proofErr w:type="gramEnd"/>
+            <w:r>
+              <w:rPr>
+                <w:rFonts w:ascii="Helvetica" w:eastAsia="Times New Roman" w:hAnsi="Helvetica" w:cs="Helvetica"/>
+                <w:color w:val="333333"/>
+                <w:sz w:val="21"/>
+                <w:szCs w:val="21"/>
+                <w:shd w:val="clear" w:color="auto" w:fill="FFFFFF"/>
+              </w:rPr>
+              <w:t>20]</w:t>
             </w:r>
             <w:r>
               <w:rPr>
@@ -5997,7 +7334,41 @@
                 <w:szCs w:val="21"/>
                 <w:shd w:val="clear" w:color="auto" w:fill="FFFFFF"/>
               </w:rPr>
-              <w:t>&lt;imm[10</w:t>
+              <w:t>&lt;</w:t>
+            </w:r>
+            <w:proofErr w:type="spellStart"/>
+            <w:proofErr w:type="gramStart"/>
+            <w:r>
+              <w:rPr>
+                <w:rFonts w:ascii="Helvetica" w:eastAsia="Times New Roman" w:hAnsi="Helvetica" w:cs="Helvetica"/>
+                <w:color w:val="333333"/>
+                <w:sz w:val="21"/>
+                <w:szCs w:val="21"/>
+                <w:shd w:val="clear" w:color="auto" w:fill="FFFFFF"/>
+              </w:rPr>
+              <w:t>imm</w:t>
+            </w:r>
+            <w:proofErr w:type="spellEnd"/>
+            <w:r>
+              <w:rPr>
+                <w:rFonts w:ascii="Helvetica" w:eastAsia="Times New Roman" w:hAnsi="Helvetica" w:cs="Helvetica"/>
+                <w:color w:val="333333"/>
+                <w:sz w:val="21"/>
+                <w:szCs w:val="21"/>
+                <w:shd w:val="clear" w:color="auto" w:fill="FFFFFF"/>
+              </w:rPr>
+              <w:t>[</w:t>
+            </w:r>
+            <w:proofErr w:type="gramEnd"/>
+            <w:r>
+              <w:rPr>
+                <w:rFonts w:ascii="Helvetica" w:eastAsia="Times New Roman" w:hAnsi="Helvetica" w:cs="Helvetica"/>
+                <w:color w:val="333333"/>
+                <w:sz w:val="21"/>
+                <w:szCs w:val="21"/>
+                <w:shd w:val="clear" w:color="auto" w:fill="FFFFFF"/>
+              </w:rPr>
+              <w:t>10</w:t>
             </w:r>
             <w:r>
               <w:rPr>
@@ -6027,27 +7398,117 @@
                 <w:szCs w:val="21"/>
                 <w:shd w:val="clear" w:color="auto" w:fill="FFFFFF"/>
               </w:rPr>
-              <w:t>&lt;imm[11]&gt;</w:t>
-            </w:r>
-            <w:r>
-              <w:rPr>
-                <w:rFonts w:ascii="Helvetica" w:eastAsia="Times New Roman" w:hAnsi="Helvetica" w:cs="Helvetica"/>
-                <w:color w:val="333333"/>
-                <w:sz w:val="21"/>
-                <w:szCs w:val="21"/>
-                <w:shd w:val="clear" w:color="auto" w:fill="FFFFFF"/>
-              </w:rPr>
-              <w:t xml:space="preserve"> &lt;imm[19:12]&gt;</w:t>
-            </w:r>
-            <w:r>
-              <w:rPr>
-                <w:rFonts w:ascii="Helvetica" w:eastAsia="Times New Roman" w:hAnsi="Helvetica" w:cs="Helvetica"/>
-                <w:color w:val="333333"/>
-                <w:sz w:val="21"/>
-                <w:szCs w:val="21"/>
-                <w:shd w:val="clear" w:color="auto" w:fill="FFFFFF"/>
-              </w:rPr>
-              <w:t>&lt;5-bit rd&gt;</w:t>
+              <w:t>&lt;</w:t>
+            </w:r>
+            <w:proofErr w:type="spellStart"/>
+            <w:proofErr w:type="gramStart"/>
+            <w:r>
+              <w:rPr>
+                <w:rFonts w:ascii="Helvetica" w:eastAsia="Times New Roman" w:hAnsi="Helvetica" w:cs="Helvetica"/>
+                <w:color w:val="333333"/>
+                <w:sz w:val="21"/>
+                <w:szCs w:val="21"/>
+                <w:shd w:val="clear" w:color="auto" w:fill="FFFFFF"/>
+              </w:rPr>
+              <w:t>imm</w:t>
+            </w:r>
+            <w:proofErr w:type="spellEnd"/>
+            <w:r>
+              <w:rPr>
+                <w:rFonts w:ascii="Helvetica" w:eastAsia="Times New Roman" w:hAnsi="Helvetica" w:cs="Helvetica"/>
+                <w:color w:val="333333"/>
+                <w:sz w:val="21"/>
+                <w:szCs w:val="21"/>
+                <w:shd w:val="clear" w:color="auto" w:fill="FFFFFF"/>
+              </w:rPr>
+              <w:t>[</w:t>
+            </w:r>
+            <w:proofErr w:type="gramEnd"/>
+            <w:r>
+              <w:rPr>
+                <w:rFonts w:ascii="Helvetica" w:eastAsia="Times New Roman" w:hAnsi="Helvetica" w:cs="Helvetica"/>
+                <w:color w:val="333333"/>
+                <w:sz w:val="21"/>
+                <w:szCs w:val="21"/>
+                <w:shd w:val="clear" w:color="auto" w:fill="FFFFFF"/>
+              </w:rPr>
+              <w:t>11]&gt;</w:t>
+            </w:r>
+            <w:r>
+              <w:rPr>
+                <w:rFonts w:ascii="Helvetica" w:eastAsia="Times New Roman" w:hAnsi="Helvetica" w:cs="Helvetica"/>
+                <w:color w:val="333333"/>
+                <w:sz w:val="21"/>
+                <w:szCs w:val="21"/>
+                <w:shd w:val="clear" w:color="auto" w:fill="FFFFFF"/>
+              </w:rPr>
+              <w:t xml:space="preserve"> &lt;</w:t>
+            </w:r>
+            <w:proofErr w:type="spellStart"/>
+            <w:proofErr w:type="gramStart"/>
+            <w:r>
+              <w:rPr>
+                <w:rFonts w:ascii="Helvetica" w:eastAsia="Times New Roman" w:hAnsi="Helvetica" w:cs="Helvetica"/>
+                <w:color w:val="333333"/>
+                <w:sz w:val="21"/>
+                <w:szCs w:val="21"/>
+                <w:shd w:val="clear" w:color="auto" w:fill="FFFFFF"/>
+              </w:rPr>
+              <w:t>imm</w:t>
+            </w:r>
+            <w:proofErr w:type="spellEnd"/>
+            <w:r>
+              <w:rPr>
+                <w:rFonts w:ascii="Helvetica" w:eastAsia="Times New Roman" w:hAnsi="Helvetica" w:cs="Helvetica"/>
+                <w:color w:val="333333"/>
+                <w:sz w:val="21"/>
+                <w:szCs w:val="21"/>
+                <w:shd w:val="clear" w:color="auto" w:fill="FFFFFF"/>
+              </w:rPr>
+              <w:t>[</w:t>
+            </w:r>
+            <w:proofErr w:type="gramEnd"/>
+            <w:r>
+              <w:rPr>
+                <w:rFonts w:ascii="Helvetica" w:eastAsia="Times New Roman" w:hAnsi="Helvetica" w:cs="Helvetica"/>
+                <w:color w:val="333333"/>
+                <w:sz w:val="21"/>
+                <w:szCs w:val="21"/>
+                <w:shd w:val="clear" w:color="auto" w:fill="FFFFFF"/>
+              </w:rPr>
+              <w:t>19:12]&gt;</w:t>
+            </w:r>
+            <w:r>
+              <w:rPr>
+                <w:rFonts w:ascii="Helvetica" w:eastAsia="Times New Roman" w:hAnsi="Helvetica" w:cs="Helvetica"/>
+                <w:color w:val="333333"/>
+                <w:sz w:val="21"/>
+                <w:szCs w:val="21"/>
+                <w:shd w:val="clear" w:color="auto" w:fill="FFFFFF"/>
+              </w:rPr>
+              <w:t xml:space="preserve">&lt;5-bit </w:t>
+            </w:r>
+            <w:proofErr w:type="spellStart"/>
+            <w:r>
+              <w:rPr>
+                <w:rFonts w:ascii="Helvetica" w:eastAsia="Times New Roman" w:hAnsi="Helvetica" w:cs="Helvetica"/>
+                <w:color w:val="333333"/>
+                <w:sz w:val="21"/>
+                <w:szCs w:val="21"/>
+                <w:shd w:val="clear" w:color="auto" w:fill="FFFFFF"/>
+              </w:rPr>
+              <w:t>rd</w:t>
+            </w:r>
+            <w:proofErr w:type="spellEnd"/>
+            <w:r>
+              <w:rPr>
+                <w:rFonts w:ascii="Helvetica" w:eastAsia="Times New Roman" w:hAnsi="Helvetica" w:cs="Helvetica"/>
+                <w:color w:val="333333"/>
+                <w:sz w:val="21"/>
+                <w:szCs w:val="21"/>
+                <w:shd w:val="clear" w:color="auto" w:fill="FFFFFF"/>
+              </w:rPr>
+              <w:t>&gt;</w:t>
             </w:r>
             <w:r>
               <w:t xml:space="preserve"> </w:t>
@@ -6083,15 +7544,27 @@
               </w:rPr>
               <w:t xml:space="preserve">    </w:t>
             </w:r>
-            <w:r>
-              <w:rPr>
-                <w:rFonts w:ascii="Helvetica" w:eastAsia="Times New Roman" w:hAnsi="Helvetica" w:cs="Helvetica"/>
-                <w:color w:val="333333"/>
-                <w:sz w:val="21"/>
-                <w:szCs w:val="21"/>
-                <w:shd w:val="clear" w:color="auto" w:fill="FFFFFF"/>
-              </w:rPr>
-              <w:t>rd = not used</w:t>
+            <w:proofErr w:type="spellStart"/>
+            <w:r>
+              <w:rPr>
+                <w:rFonts w:ascii="Helvetica" w:eastAsia="Times New Roman" w:hAnsi="Helvetica" w:cs="Helvetica"/>
+                <w:color w:val="333333"/>
+                <w:sz w:val="21"/>
+                <w:szCs w:val="21"/>
+                <w:shd w:val="clear" w:color="auto" w:fill="FFFFFF"/>
+              </w:rPr>
+              <w:t>rd</w:t>
+            </w:r>
+            <w:proofErr w:type="spellEnd"/>
+            <w:r>
+              <w:rPr>
+                <w:rFonts w:ascii="Helvetica" w:eastAsia="Times New Roman" w:hAnsi="Helvetica" w:cs="Helvetica"/>
+                <w:color w:val="333333"/>
+                <w:sz w:val="21"/>
+                <w:szCs w:val="21"/>
+                <w:shd w:val="clear" w:color="auto" w:fill="FFFFFF"/>
+              </w:rPr>
+              <w:t xml:space="preserve"> = not used</w:t>
             </w:r>
             <w:r>
               <w:rPr>
@@ -6175,6 +7648,7 @@
                 <w:shd w:val="clear" w:color="auto" w:fill="FFFFFF"/>
               </w:rPr>
             </w:pPr>
+            <w:proofErr w:type="gramStart"/>
             <w:r>
               <w:rPr>
                 <w:rFonts w:ascii="Helvetica" w:hAnsi="Helvetica" w:cs="Helvetica"/>
@@ -6183,8 +7657,9 @@
                 <w:szCs w:val="21"/>
                 <w:shd w:val="clear" w:color="auto" w:fill="FFFFFF"/>
               </w:rPr>
-              <w:t>So the final PC = PC + 4 + (sign extend)(imm</w:t>
-            </w:r>
+              <w:t>So</w:t>
+            </w:r>
+            <w:proofErr w:type="gramEnd"/>
             <w:r>
               <w:rPr>
                 <w:rFonts w:ascii="Helvetica" w:hAnsi="Helvetica" w:cs="Helvetica"/>
@@ -6193,7 +7668,51 @@
                 <w:szCs w:val="21"/>
                 <w:shd w:val="clear" w:color="auto" w:fill="FFFFFF"/>
               </w:rPr>
-              <w:t>[20:1])</w:t>
+              <w:t xml:space="preserve"> the final PC = PC + 4 + (sign </w:t>
+            </w:r>
+            <w:proofErr w:type="gramStart"/>
+            <w:r>
+              <w:rPr>
+                <w:rFonts w:ascii="Helvetica" w:hAnsi="Helvetica" w:cs="Helvetica"/>
+                <w:color w:val="333333"/>
+                <w:sz w:val="21"/>
+                <w:szCs w:val="21"/>
+                <w:shd w:val="clear" w:color="auto" w:fill="FFFFFF"/>
+              </w:rPr>
+              <w:t>extend)(</w:t>
+            </w:r>
+            <w:proofErr w:type="spellStart"/>
+            <w:r>
+              <w:rPr>
+                <w:rFonts w:ascii="Helvetica" w:hAnsi="Helvetica" w:cs="Helvetica"/>
+                <w:color w:val="333333"/>
+                <w:sz w:val="21"/>
+                <w:szCs w:val="21"/>
+                <w:shd w:val="clear" w:color="auto" w:fill="FFFFFF"/>
+              </w:rPr>
+              <w:t>imm</w:t>
+            </w:r>
+            <w:proofErr w:type="spellEnd"/>
+            <w:r>
+              <w:rPr>
+                <w:rFonts w:ascii="Helvetica" w:hAnsi="Helvetica" w:cs="Helvetica"/>
+                <w:color w:val="333333"/>
+                <w:sz w:val="21"/>
+                <w:szCs w:val="21"/>
+                <w:shd w:val="clear" w:color="auto" w:fill="FFFFFF"/>
+              </w:rPr>
+              <w:t>[</w:t>
+            </w:r>
+            <w:proofErr w:type="gramEnd"/>
+            <w:r>
+              <w:rPr>
+                <w:rFonts w:ascii="Helvetica" w:hAnsi="Helvetica" w:cs="Helvetica"/>
+                <w:color w:val="333333"/>
+                <w:sz w:val="21"/>
+                <w:szCs w:val="21"/>
+                <w:shd w:val="clear" w:color="auto" w:fill="FFFFFF"/>
+              </w:rPr>
+              <w:t>20:1])</w:t>
             </w:r>
           </w:p>
           <w:p>
@@ -6214,7 +7733,41 @@
                 <w:szCs w:val="21"/>
                 <w:shd w:val="clear" w:color="auto" w:fill="FFFFFF"/>
               </w:rPr>
-              <w:t>Note: for our implementation, imm[20:1] points to a byte</w:t>
+              <w:t xml:space="preserve">Note: for our implementation, </w:t>
+            </w:r>
+            <w:proofErr w:type="spellStart"/>
+            <w:proofErr w:type="gramStart"/>
+            <w:r>
+              <w:rPr>
+                <w:rFonts w:ascii="Helvetica" w:hAnsi="Helvetica" w:cs="Helvetica"/>
+                <w:color w:val="333333"/>
+                <w:sz w:val="21"/>
+                <w:szCs w:val="21"/>
+                <w:shd w:val="clear" w:color="auto" w:fill="FFFFFF"/>
+              </w:rPr>
+              <w:t>imm</w:t>
+            </w:r>
+            <w:proofErr w:type="spellEnd"/>
+            <w:r>
+              <w:rPr>
+                <w:rFonts w:ascii="Helvetica" w:hAnsi="Helvetica" w:cs="Helvetica"/>
+                <w:color w:val="333333"/>
+                <w:sz w:val="21"/>
+                <w:szCs w:val="21"/>
+                <w:shd w:val="clear" w:color="auto" w:fill="FFFFFF"/>
+              </w:rPr>
+              <w:t>[</w:t>
+            </w:r>
+            <w:proofErr w:type="gramEnd"/>
+            <w:r>
+              <w:rPr>
+                <w:rFonts w:ascii="Helvetica" w:hAnsi="Helvetica" w:cs="Helvetica"/>
+                <w:color w:val="333333"/>
+                <w:sz w:val="21"/>
+                <w:szCs w:val="21"/>
+                <w:shd w:val="clear" w:color="auto" w:fill="FFFFFF"/>
+              </w:rPr>
+              <w:t>20:1] points to a byte</w:t>
             </w:r>
             <w:r>
               <w:rPr>
@@ -6320,8 +7873,20 @@
                 <w:szCs w:val="21"/>
                 <w:shd w:val="clear" w:color="auto" w:fill="FFFFFF"/>
               </w:rPr>
-              <w:t xml:space="preserve"> where</w:t>
-            </w:r>
+              <w:t xml:space="preserve"> </w:t>
+            </w:r>
+            <w:proofErr w:type="gramStart"/>
+            <w:r>
+              <w:rPr>
+                <w:rFonts w:ascii="Helvetica" w:eastAsia="Times New Roman" w:hAnsi="Helvetica" w:cs="Helvetica"/>
+                <w:color w:val="333333"/>
+                <w:sz w:val="21"/>
+                <w:szCs w:val="21"/>
+                <w:shd w:val="clear" w:color="auto" w:fill="FFFFFF"/>
+              </w:rPr>
+              <w:t>where</w:t>
+            </w:r>
+            <w:proofErr w:type="gramEnd"/>
           </w:p>
           <w:p>
             <w:pPr>
@@ -6345,6 +7910,7 @@
               </w:rPr>
               <w:t xml:space="preserve">     </w:t>
             </w:r>
+            <w:proofErr w:type="spellStart"/>
             <w:r>
               <w:rPr>
                 <w:rFonts w:ascii="Helvetica" w:eastAsia="Times New Roman" w:hAnsi="Helvetica" w:cs="Helvetica"/>
@@ -6355,8 +7921,9 @@
                 <w:szCs w:val="21"/>
                 <w:shd w:val="clear" w:color="auto" w:fill="FFFFFF"/>
               </w:rPr>
-              <w:t xml:space="preserve">subi </w:t>
-            </w:r>
+              <w:t>subi</w:t>
+            </w:r>
+            <w:proofErr w:type="spellEnd"/>
             <w:r>
               <w:rPr>
                 <w:rFonts w:ascii="Helvetica" w:eastAsia="Times New Roman" w:hAnsi="Helvetica" w:cs="Helvetica"/>
@@ -6367,8 +7934,9 @@
                 <w:szCs w:val="21"/>
                 <w:shd w:val="clear" w:color="auto" w:fill="FFFFFF"/>
               </w:rPr>
-              <w:t>rd, rs1, imm</w:t>
-            </w:r>
+              <w:t xml:space="preserve"> </w:t>
+            </w:r>
+            <w:proofErr w:type="spellStart"/>
             <w:r>
               <w:rPr>
                 <w:rFonts w:ascii="Helvetica" w:eastAsia="Times New Roman" w:hAnsi="Helvetica" w:cs="Helvetica"/>
@@ -6379,8 +7947,9 @@
                 <w:szCs w:val="21"/>
                 <w:shd w:val="clear" w:color="auto" w:fill="FFFFFF"/>
               </w:rPr>
-              <w:t xml:space="preserve"> </w:t>
-            </w:r>
+              <w:t>rd</w:t>
+            </w:r>
+            <w:proofErr w:type="spellEnd"/>
             <w:r>
               <w:rPr>
                 <w:rFonts w:ascii="Helvetica" w:eastAsia="Times New Roman" w:hAnsi="Helvetica" w:cs="Helvetica"/>
@@ -6391,8 +7960,9 @@
                 <w:szCs w:val="21"/>
                 <w:shd w:val="clear" w:color="auto" w:fill="FFFFFF"/>
               </w:rPr>
-              <w:t xml:space="preserve">       </w:t>
-            </w:r>
+              <w:t xml:space="preserve">, rs1, </w:t>
+            </w:r>
+            <w:proofErr w:type="spellStart"/>
             <w:r>
               <w:rPr>
                 <w:rFonts w:ascii="Helvetica" w:eastAsia="Times New Roman" w:hAnsi="Helvetica" w:cs="Helvetica"/>
@@ -6403,8 +7973,85 @@
                 <w:szCs w:val="21"/>
                 <w:shd w:val="clear" w:color="auto" w:fill="FFFFFF"/>
               </w:rPr>
-              <w:t xml:space="preserve"> # rd = rs1 - imm</w:t>
-            </w:r>
+              <w:t>imm</w:t>
+            </w:r>
+            <w:proofErr w:type="spellEnd"/>
+            <w:r>
+              <w:rPr>
+                <w:rFonts w:ascii="Helvetica" w:eastAsia="Times New Roman" w:hAnsi="Helvetica" w:cs="Helvetica"/>
+                <w:i/>
+                <w:iCs/>
+                <w:color w:val="333333"/>
+                <w:sz w:val="21"/>
+                <w:szCs w:val="21"/>
+                <w:shd w:val="clear" w:color="auto" w:fill="FFFFFF"/>
+              </w:rPr>
+              <w:t xml:space="preserve"> </w:t>
+            </w:r>
+            <w:r>
+              <w:rPr>
+                <w:rFonts w:ascii="Helvetica" w:eastAsia="Times New Roman" w:hAnsi="Helvetica" w:cs="Helvetica"/>
+                <w:i/>
+                <w:iCs/>
+                <w:color w:val="333333"/>
+                <w:sz w:val="21"/>
+                <w:szCs w:val="21"/>
+                <w:shd w:val="clear" w:color="auto" w:fill="FFFFFF"/>
+              </w:rPr>
+              <w:t xml:space="preserve">       </w:t>
+            </w:r>
+            <w:r>
+              <w:rPr>
+                <w:rFonts w:ascii="Helvetica" w:eastAsia="Times New Roman" w:hAnsi="Helvetica" w:cs="Helvetica"/>
+                <w:i/>
+                <w:iCs/>
+                <w:color w:val="333333"/>
+                <w:sz w:val="21"/>
+                <w:szCs w:val="21"/>
+                <w:shd w:val="clear" w:color="auto" w:fill="FFFFFF"/>
+              </w:rPr>
+              <w:t xml:space="preserve"> # </w:t>
+            </w:r>
+            <w:proofErr w:type="spellStart"/>
+            <w:r>
+              <w:rPr>
+                <w:rFonts w:ascii="Helvetica" w:eastAsia="Times New Roman" w:hAnsi="Helvetica" w:cs="Helvetica"/>
+                <w:i/>
+                <w:iCs/>
+                <w:color w:val="333333"/>
+                <w:sz w:val="21"/>
+                <w:szCs w:val="21"/>
+                <w:shd w:val="clear" w:color="auto" w:fill="FFFFFF"/>
+              </w:rPr>
+              <w:t>rd</w:t>
+            </w:r>
+            <w:proofErr w:type="spellEnd"/>
+            <w:r>
+              <w:rPr>
+                <w:rFonts w:ascii="Helvetica" w:eastAsia="Times New Roman" w:hAnsi="Helvetica" w:cs="Helvetica"/>
+                <w:i/>
+                <w:iCs/>
+                <w:color w:val="333333"/>
+                <w:sz w:val="21"/>
+                <w:szCs w:val="21"/>
+                <w:shd w:val="clear" w:color="auto" w:fill="FFFFFF"/>
+              </w:rPr>
+              <w:t xml:space="preserve"> = rs1 - </w:t>
+            </w:r>
+            <w:proofErr w:type="spellStart"/>
+            <w:r>
+              <w:rPr>
+                <w:rFonts w:ascii="Helvetica" w:eastAsia="Times New Roman" w:hAnsi="Helvetica" w:cs="Helvetica"/>
+                <w:i/>
+                <w:iCs/>
+                <w:color w:val="333333"/>
+                <w:sz w:val="21"/>
+                <w:szCs w:val="21"/>
+                <w:shd w:val="clear" w:color="auto" w:fill="FFFFFF"/>
+              </w:rPr>
+              <w:t>imm</w:t>
+            </w:r>
+            <w:proofErr w:type="spellEnd"/>
           </w:p>
           <w:p>
             <w:pPr>
@@ -6445,8 +8092,64 @@
                 <w:szCs w:val="21"/>
                 <w:shd w:val="clear" w:color="auto" w:fill="FFFFFF"/>
               </w:rPr>
-              <w:t xml:space="preserve">     addi rd rs1, imm</w:t>
-            </w:r>
+              <w:t xml:space="preserve">     </w:t>
+            </w:r>
+            <w:proofErr w:type="spellStart"/>
+            <w:r>
+              <w:rPr>
+                <w:rFonts w:ascii="Helvetica" w:eastAsia="Times New Roman" w:hAnsi="Helvetica" w:cs="Helvetica"/>
+                <w:color w:val="333333"/>
+                <w:sz w:val="21"/>
+                <w:szCs w:val="21"/>
+                <w:shd w:val="clear" w:color="auto" w:fill="FFFFFF"/>
+              </w:rPr>
+              <w:t>addi</w:t>
+            </w:r>
+            <w:proofErr w:type="spellEnd"/>
+            <w:r>
+              <w:rPr>
+                <w:rFonts w:ascii="Helvetica" w:eastAsia="Times New Roman" w:hAnsi="Helvetica" w:cs="Helvetica"/>
+                <w:color w:val="333333"/>
+                <w:sz w:val="21"/>
+                <w:szCs w:val="21"/>
+                <w:shd w:val="clear" w:color="auto" w:fill="FFFFFF"/>
+              </w:rPr>
+              <w:t xml:space="preserve"> </w:t>
+            </w:r>
+            <w:proofErr w:type="spellStart"/>
+            <w:r>
+              <w:rPr>
+                <w:rFonts w:ascii="Helvetica" w:eastAsia="Times New Roman" w:hAnsi="Helvetica" w:cs="Helvetica"/>
+                <w:color w:val="333333"/>
+                <w:sz w:val="21"/>
+                <w:szCs w:val="21"/>
+                <w:shd w:val="clear" w:color="auto" w:fill="FFFFFF"/>
+              </w:rPr>
+              <w:t>rd</w:t>
+            </w:r>
+            <w:proofErr w:type="spellEnd"/>
+            <w:r>
+              <w:rPr>
+                <w:rFonts w:ascii="Helvetica" w:eastAsia="Times New Roman" w:hAnsi="Helvetica" w:cs="Helvetica"/>
+                <w:color w:val="333333"/>
+                <w:sz w:val="21"/>
+                <w:szCs w:val="21"/>
+                <w:shd w:val="clear" w:color="auto" w:fill="FFFFFF"/>
+              </w:rPr>
+              <w:t xml:space="preserve"> rs1, </w:t>
+            </w:r>
+            <w:proofErr w:type="spellStart"/>
+            <w:r>
+              <w:rPr>
+                <w:rFonts w:ascii="Helvetica" w:eastAsia="Times New Roman" w:hAnsi="Helvetica" w:cs="Helvetica"/>
+                <w:color w:val="333333"/>
+                <w:sz w:val="21"/>
+                <w:szCs w:val="21"/>
+                <w:shd w:val="clear" w:color="auto" w:fill="FFFFFF"/>
+              </w:rPr>
+              <w:t>imm</w:t>
+            </w:r>
+            <w:proofErr w:type="spellEnd"/>
             <w:r>
               <w:rPr>
                 <w:rFonts w:ascii="Helvetica" w:eastAsia="Times New Roman" w:hAnsi="Helvetica" w:cs="Helvetica"/>
@@ -6475,18 +8178,52 @@
                 <w:szCs w:val="21"/>
                 <w:shd w:val="clear" w:color="auto" w:fill="FFFFFF"/>
               </w:rPr>
-              <w:t xml:space="preserve"> rd </w:t>
-            </w:r>
-            <w:r>
-              <w:rPr>
-                <w:rFonts w:ascii="Helvetica" w:eastAsia="Times New Roman" w:hAnsi="Helvetica" w:cs="Helvetica"/>
-                <w:color w:val="333333"/>
-                <w:sz w:val="21"/>
-                <w:szCs w:val="21"/>
-                <w:shd w:val="clear" w:color="auto" w:fill="FFFFFF"/>
-              </w:rPr>
-              <w:t>= rs1 + -imm</w:t>
-            </w:r>
+              <w:t xml:space="preserve"> </w:t>
+            </w:r>
+            <w:proofErr w:type="spellStart"/>
+            <w:r>
+              <w:rPr>
+                <w:rFonts w:ascii="Helvetica" w:eastAsia="Times New Roman" w:hAnsi="Helvetica" w:cs="Helvetica"/>
+                <w:color w:val="333333"/>
+                <w:sz w:val="21"/>
+                <w:szCs w:val="21"/>
+                <w:shd w:val="clear" w:color="auto" w:fill="FFFFFF"/>
+              </w:rPr>
+              <w:t>rd</w:t>
+            </w:r>
+            <w:proofErr w:type="spellEnd"/>
+            <w:r>
+              <w:rPr>
+                <w:rFonts w:ascii="Helvetica" w:eastAsia="Times New Roman" w:hAnsi="Helvetica" w:cs="Helvetica"/>
+                <w:color w:val="333333"/>
+                <w:sz w:val="21"/>
+                <w:szCs w:val="21"/>
+                <w:shd w:val="clear" w:color="auto" w:fill="FFFFFF"/>
+              </w:rPr>
+              <w:t xml:space="preserve"> </w:t>
+            </w:r>
+            <w:r>
+              <w:rPr>
+                <w:rFonts w:ascii="Helvetica" w:eastAsia="Times New Roman" w:hAnsi="Helvetica" w:cs="Helvetica"/>
+                <w:color w:val="333333"/>
+                <w:sz w:val="21"/>
+                <w:szCs w:val="21"/>
+                <w:shd w:val="clear" w:color="auto" w:fill="FFFFFF"/>
+              </w:rPr>
+              <w:t>= rs1 + -</w:t>
+            </w:r>
+            <w:proofErr w:type="spellStart"/>
+            <w:r>
+              <w:rPr>
+                <w:rFonts w:ascii="Helvetica" w:eastAsia="Times New Roman" w:hAnsi="Helvetica" w:cs="Helvetica"/>
+                <w:color w:val="333333"/>
+                <w:sz w:val="21"/>
+                <w:szCs w:val="21"/>
+                <w:shd w:val="clear" w:color="auto" w:fill="FFFFFF"/>
+              </w:rPr>
+              <w:t>imm</w:t>
+            </w:r>
+            <w:proofErr w:type="spellEnd"/>
           </w:p>
           <w:p>
             <w:pPr>
@@ -6570,7 +8307,29 @@
                 <w:szCs w:val="21"/>
                 <w:shd w:val="clear" w:color="auto" w:fill="FFFFFF"/>
               </w:rPr>
-              <w:t xml:space="preserve">    “&lt;12-bit imm&gt; &lt;5-bit rs1&gt;</w:t>
+              <w:t xml:space="preserve">    “&lt;12-bit </w:t>
+            </w:r>
+            <w:proofErr w:type="spellStart"/>
+            <w:r>
+              <w:rPr>
+                <w:rFonts w:ascii="Helvetica" w:eastAsia="Times New Roman" w:hAnsi="Helvetica" w:cs="Helvetica"/>
+                <w:color w:val="333333"/>
+                <w:sz w:val="21"/>
+                <w:szCs w:val="21"/>
+                <w:shd w:val="clear" w:color="auto" w:fill="FFFFFF"/>
+              </w:rPr>
+              <w:t>imm</w:t>
+            </w:r>
+            <w:proofErr w:type="spellEnd"/>
+            <w:r>
+              <w:rPr>
+                <w:rFonts w:ascii="Helvetica" w:eastAsia="Times New Roman" w:hAnsi="Helvetica" w:cs="Helvetica"/>
+                <w:color w:val="333333"/>
+                <w:sz w:val="21"/>
+                <w:szCs w:val="21"/>
+                <w:shd w:val="clear" w:color="auto" w:fill="FFFFFF"/>
+              </w:rPr>
+              <w:t>&gt; &lt;5-bit rs1&gt;</w:t>
             </w:r>
             <w:r>
               <w:t xml:space="preserve"> </w:t>
@@ -6583,7 +8342,29 @@
                 <w:szCs w:val="21"/>
                 <w:shd w:val="clear" w:color="auto" w:fill="FFFFFF"/>
               </w:rPr>
-              <w:t>&lt;3-bit funct3&gt; &lt;5-bit rd&gt;</w:t>
+              <w:t xml:space="preserve">&lt;3-bit funct3&gt; &lt;5-bit </w:t>
+            </w:r>
+            <w:proofErr w:type="spellStart"/>
+            <w:r>
+              <w:rPr>
+                <w:rFonts w:ascii="Helvetica" w:eastAsia="Times New Roman" w:hAnsi="Helvetica" w:cs="Helvetica"/>
+                <w:color w:val="333333"/>
+                <w:sz w:val="21"/>
+                <w:szCs w:val="21"/>
+                <w:shd w:val="clear" w:color="auto" w:fill="FFFFFF"/>
+              </w:rPr>
+              <w:t>rd</w:t>
+            </w:r>
+            <w:proofErr w:type="spellEnd"/>
+            <w:r>
+              <w:rPr>
+                <w:rFonts w:ascii="Helvetica" w:eastAsia="Times New Roman" w:hAnsi="Helvetica" w:cs="Helvetica"/>
+                <w:color w:val="333333"/>
+                <w:sz w:val="21"/>
+                <w:szCs w:val="21"/>
+                <w:shd w:val="clear" w:color="auto" w:fill="FFFFFF"/>
+              </w:rPr>
+              <w:t>&gt;</w:t>
             </w:r>
             <w:r>
               <w:t xml:space="preserve"> </w:t>
@@ -6690,6 +8471,7 @@
                 <w:shd w:val="clear" w:color="auto" w:fill="FFFFFF"/>
               </w:rPr>
             </w:pPr>
+            <w:proofErr w:type="spellStart"/>
             <w:r>
               <w:rPr>
                 <w:rFonts w:ascii="Helvetica" w:eastAsia="Times New Roman" w:hAnsi="Helvetica" w:cs="Helvetica"/>
@@ -6700,6 +8482,7 @@
               </w:rPr>
               <w:t>Load_Addr</w:t>
             </w:r>
+            <w:proofErr w:type="spellEnd"/>
           </w:p>
         </w:tc>
         <w:tc>
@@ -6764,7 +8547,29 @@
                 <w:szCs w:val="21"/>
                 <w:shd w:val="clear" w:color="auto" w:fill="FFFFFF"/>
               </w:rPr>
-              <w:t xml:space="preserve"> Since we cannot have a load with a 32-bit immediate value, this pseudo-instruction is replace with two instructions</w:t>
+              <w:t xml:space="preserve"> Since we cannot have a load with a 32-bit immediate value, this pseudo-instruction is </w:t>
+            </w:r>
+            <w:proofErr w:type="gramStart"/>
+            <w:r>
+              <w:rPr>
+                <w:rFonts w:ascii="Helvetica" w:eastAsia="Times New Roman" w:hAnsi="Helvetica" w:cs="Helvetica"/>
+                <w:color w:val="333333"/>
+                <w:sz w:val="21"/>
+                <w:szCs w:val="21"/>
+                <w:shd w:val="clear" w:color="auto" w:fill="FFFFFF"/>
+              </w:rPr>
+              <w:t>replace</w:t>
+            </w:r>
+            <w:proofErr w:type="gramEnd"/>
+            <w:r>
+              <w:rPr>
+                <w:rFonts w:ascii="Helvetica" w:eastAsia="Times New Roman" w:hAnsi="Helvetica" w:cs="Helvetica"/>
+                <w:color w:val="333333"/>
+                <w:sz w:val="21"/>
+                <w:szCs w:val="21"/>
+                <w:shd w:val="clear" w:color="auto" w:fill="FFFFFF"/>
+              </w:rPr>
+              <w:t xml:space="preserve"> with two instructions</w:t>
             </w:r>
             <w:r>
               <w:rPr>
@@ -6811,6 +8616,7 @@
               </w:rPr>
               <w:t xml:space="preserve">     </w:t>
             </w:r>
+            <w:proofErr w:type="spellStart"/>
             <w:r>
               <w:rPr>
                 <w:rFonts w:ascii="Helvetica" w:eastAsia="Times New Roman" w:hAnsi="Helvetica" w:cs="Helvetica"/>
@@ -6821,8 +8627,9 @@
                 <w:szCs w:val="21"/>
                 <w:shd w:val="clear" w:color="auto" w:fill="FFFFFF"/>
               </w:rPr>
-              <w:t xml:space="preserve">auipc </w:t>
-            </w:r>
+              <w:t>auipc</w:t>
+            </w:r>
+            <w:proofErr w:type="spellEnd"/>
             <w:r>
               <w:rPr>
                 <w:rFonts w:ascii="Helvetica" w:eastAsia="Times New Roman" w:hAnsi="Helvetica" w:cs="Helvetica"/>
@@ -6833,7 +8640,7 @@
                 <w:szCs w:val="21"/>
                 <w:shd w:val="clear" w:color="auto" w:fill="FFFFFF"/>
               </w:rPr>
-              <w:t>x5</w:t>
+              <w:t xml:space="preserve"> </w:t>
             </w:r>
             <w:r>
               <w:rPr>
@@ -6845,7 +8652,45 @@
                 <w:szCs w:val="21"/>
                 <w:shd w:val="clear" w:color="auto" w:fill="FFFFFF"/>
               </w:rPr>
-              <w:t>, offset[31:12]</w:t>
+              <w:t>x5</w:t>
+            </w:r>
+            <w:r>
+              <w:rPr>
+                <w:rFonts w:ascii="Helvetica" w:eastAsia="Times New Roman" w:hAnsi="Helvetica" w:cs="Helvetica"/>
+                <w:i/>
+                <w:iCs/>
+                <w:color w:val="333333"/>
+                <w:sz w:val="21"/>
+                <w:szCs w:val="21"/>
+                <w:shd w:val="clear" w:color="auto" w:fill="FFFFFF"/>
+              </w:rPr>
+              <w:t xml:space="preserve">, </w:t>
+            </w:r>
+            <w:proofErr w:type="gramStart"/>
+            <w:r>
+              <w:rPr>
+                <w:rFonts w:ascii="Helvetica" w:eastAsia="Times New Roman" w:hAnsi="Helvetica" w:cs="Helvetica"/>
+                <w:i/>
+                <w:iCs/>
+                <w:color w:val="333333"/>
+                <w:sz w:val="21"/>
+                <w:szCs w:val="21"/>
+                <w:shd w:val="clear" w:color="auto" w:fill="FFFFFF"/>
+              </w:rPr>
+              <w:t>offset[</w:t>
+            </w:r>
+            <w:proofErr w:type="gramEnd"/>
+            <w:r>
+              <w:rPr>
+                <w:rFonts w:ascii="Helvetica" w:eastAsia="Times New Roman" w:hAnsi="Helvetica" w:cs="Helvetica"/>
+                <w:i/>
+                <w:iCs/>
+                <w:color w:val="333333"/>
+                <w:sz w:val="21"/>
+                <w:szCs w:val="21"/>
+                <w:shd w:val="clear" w:color="auto" w:fill="FFFFFF"/>
+              </w:rPr>
+              <w:t>31:12]</w:t>
             </w:r>
           </w:p>
           <w:p>
@@ -6872,6 +8717,8 @@
               </w:rPr>
               <w:t xml:space="preserve">     </w:t>
             </w:r>
+            <w:proofErr w:type="spellStart"/>
+            <w:proofErr w:type="gramStart"/>
             <w:r>
               <w:rPr>
                 <w:rFonts w:ascii="Helvetica" w:eastAsia="Times New Roman" w:hAnsi="Helvetica" w:cs="Helvetica"/>
@@ -6882,8 +8729,9 @@
                 <w:szCs w:val="21"/>
                 <w:shd w:val="clear" w:color="auto" w:fill="FFFFFF"/>
               </w:rPr>
-              <w:t xml:space="preserve">addi  </w:t>
-            </w:r>
+              <w:t>addi</w:t>
+            </w:r>
+            <w:proofErr w:type="spellEnd"/>
             <w:r>
               <w:rPr>
                 <w:rFonts w:ascii="Helvetica" w:eastAsia="Times New Roman" w:hAnsi="Helvetica" w:cs="Helvetica"/>
@@ -6894,7 +8742,7 @@
                 <w:szCs w:val="21"/>
                 <w:shd w:val="clear" w:color="auto" w:fill="FFFFFF"/>
               </w:rPr>
-              <w:t>x5</w:t>
+              <w:t xml:space="preserve">  </w:t>
             </w:r>
             <w:r>
               <w:rPr>
@@ -6906,8 +8754,9 @@
                 <w:szCs w:val="21"/>
                 <w:shd w:val="clear" w:color="auto" w:fill="FFFFFF"/>
               </w:rPr>
-              <w:t xml:space="preserve">, </w:t>
-            </w:r>
+              <w:t>x</w:t>
+            </w:r>
+            <w:proofErr w:type="gramEnd"/>
             <w:r>
               <w:rPr>
                 <w:rFonts w:ascii="Helvetica" w:eastAsia="Times New Roman" w:hAnsi="Helvetica" w:cs="Helvetica"/>
@@ -6918,7 +8767,7 @@
                 <w:szCs w:val="21"/>
                 <w:shd w:val="clear" w:color="auto" w:fill="FFFFFF"/>
               </w:rPr>
-              <w:t>x5</w:t>
+              <w:t>5</w:t>
             </w:r>
             <w:r>
               <w:rPr>
@@ -6930,7 +8779,57 @@
                 <w:szCs w:val="21"/>
                 <w:shd w:val="clear" w:color="auto" w:fill="FFFFFF"/>
               </w:rPr>
-              <w:t>, offset[11:0</w:t>
+              <w:t xml:space="preserve">, </w:t>
+            </w:r>
+            <w:r>
+              <w:rPr>
+                <w:rFonts w:ascii="Helvetica" w:eastAsia="Times New Roman" w:hAnsi="Helvetica" w:cs="Helvetica"/>
+                <w:i/>
+                <w:iCs/>
+                <w:color w:val="333333"/>
+                <w:sz w:val="21"/>
+                <w:szCs w:val="21"/>
+                <w:shd w:val="clear" w:color="auto" w:fill="FFFFFF"/>
+              </w:rPr>
+              <w:t>x5</w:t>
+            </w:r>
+            <w:r>
+              <w:rPr>
+                <w:rFonts w:ascii="Helvetica" w:eastAsia="Times New Roman" w:hAnsi="Helvetica" w:cs="Helvetica"/>
+                <w:i/>
+                <w:iCs/>
+                <w:color w:val="333333"/>
+                <w:sz w:val="21"/>
+                <w:szCs w:val="21"/>
+                <w:shd w:val="clear" w:color="auto" w:fill="FFFFFF"/>
+              </w:rPr>
+              <w:t xml:space="preserve">, </w:t>
+            </w:r>
+            <w:proofErr w:type="gramStart"/>
+            <w:r>
+              <w:rPr>
+                <w:rFonts w:ascii="Helvetica" w:eastAsia="Times New Roman" w:hAnsi="Helvetica" w:cs="Helvetica"/>
+                <w:i/>
+                <w:iCs/>
+                <w:color w:val="333333"/>
+                <w:sz w:val="21"/>
+                <w:szCs w:val="21"/>
+                <w:shd w:val="clear" w:color="auto" w:fill="FFFFFF"/>
+              </w:rPr>
+              <w:t>offset[</w:t>
+            </w:r>
+            <w:proofErr w:type="gramEnd"/>
+            <w:r>
+              <w:rPr>
+                <w:rFonts w:ascii="Helvetica" w:eastAsia="Times New Roman" w:hAnsi="Helvetica" w:cs="Helvetica"/>
+                <w:i/>
+                <w:iCs/>
+                <w:color w:val="333333"/>
+                <w:sz w:val="21"/>
+                <w:szCs w:val="21"/>
+                <w:shd w:val="clear" w:color="auto" w:fill="FFFFFF"/>
+              </w:rPr>
+              <w:t>11:0</w:t>
             </w:r>
             <w:r>
               <w:rPr>
@@ -6963,8 +8862,20 @@
                 <w:szCs w:val="21"/>
                 <w:shd w:val="clear" w:color="auto" w:fill="FFFFFF"/>
               </w:rPr>
-              <w:t>Instead of doing this, we will create a custom instruction called load_addr</w:t>
-            </w:r>
+              <w:t xml:space="preserve">Instead of doing this, we will create a custom instruction called </w:t>
+            </w:r>
+            <w:proofErr w:type="spellStart"/>
+            <w:r>
+              <w:rPr>
+                <w:rFonts w:ascii="Helvetica" w:eastAsia="Times New Roman" w:hAnsi="Helvetica" w:cs="Helvetica"/>
+                <w:color w:val="333333"/>
+                <w:sz w:val="21"/>
+                <w:szCs w:val="21"/>
+                <w:shd w:val="clear" w:color="auto" w:fill="FFFFFF"/>
+              </w:rPr>
+              <w:t>load_addr</w:t>
+            </w:r>
+            <w:proofErr w:type="spellEnd"/>
             <w:r>
               <w:rPr>
                 <w:rFonts w:ascii="Helvetica" w:eastAsia="Times New Roman" w:hAnsi="Helvetica" w:cs="Helvetica"/>
@@ -7020,6 +8931,7 @@
               </w:rPr>
               <w:t>Format</w:t>
             </w:r>
+            <w:proofErr w:type="gramStart"/>
             <w:r>
               <w:rPr>
                 <w:rFonts w:ascii="Helvetica" w:eastAsia="Times New Roman" w:hAnsi="Helvetica" w:cs="Helvetica"/>
@@ -7040,6 +8952,7 @@
               </w:rPr>
               <w:t>“</w:t>
             </w:r>
+            <w:proofErr w:type="gramEnd"/>
             <w:r>
               <w:rPr>
                 <w:rFonts w:ascii="Helvetica" w:eastAsia="Times New Roman" w:hAnsi="Helvetica" w:cs="Helvetica"/>
@@ -7068,7 +8981,29 @@
                 <w:szCs w:val="21"/>
                 <w:shd w:val="clear" w:color="auto" w:fill="FFFFFF"/>
               </w:rPr>
-              <w:t>&lt;5-bit rd&gt;</w:t>
+              <w:t xml:space="preserve">&lt;5-bit </w:t>
+            </w:r>
+            <w:proofErr w:type="spellStart"/>
+            <w:r>
+              <w:rPr>
+                <w:rFonts w:ascii="Helvetica" w:eastAsia="Times New Roman" w:hAnsi="Helvetica" w:cs="Helvetica"/>
+                <w:color w:val="333333"/>
+                <w:sz w:val="21"/>
+                <w:szCs w:val="21"/>
+                <w:shd w:val="clear" w:color="auto" w:fill="FFFFFF"/>
+              </w:rPr>
+              <w:t>rd</w:t>
+            </w:r>
+            <w:proofErr w:type="spellEnd"/>
+            <w:r>
+              <w:rPr>
+                <w:rFonts w:ascii="Helvetica" w:eastAsia="Times New Roman" w:hAnsi="Helvetica" w:cs="Helvetica"/>
+                <w:color w:val="333333"/>
+                <w:sz w:val="21"/>
+                <w:szCs w:val="21"/>
+                <w:shd w:val="clear" w:color="auto" w:fill="FFFFFF"/>
+              </w:rPr>
+              <w:t>&gt;</w:t>
             </w:r>
             <w:r>
               <w:t xml:space="preserve"> </w:t>
@@ -7132,7 +9067,29 @@
                 <w:szCs w:val="21"/>
                 <w:shd w:val="clear" w:color="auto" w:fill="FFFFFF"/>
               </w:rPr>
-              <w:t xml:space="preserve">    rd = destination register</w:t>
+              <w:t xml:space="preserve">    </w:t>
+            </w:r>
+            <w:proofErr w:type="spellStart"/>
+            <w:r>
+              <w:rPr>
+                <w:rFonts w:ascii="Helvetica" w:eastAsia="Times New Roman" w:hAnsi="Helvetica" w:cs="Helvetica"/>
+                <w:color w:val="333333"/>
+                <w:sz w:val="21"/>
+                <w:szCs w:val="21"/>
+                <w:shd w:val="clear" w:color="auto" w:fill="FFFFFF"/>
+              </w:rPr>
+              <w:t>rd</w:t>
+            </w:r>
+            <w:proofErr w:type="spellEnd"/>
+            <w:r>
+              <w:rPr>
+                <w:rFonts w:ascii="Helvetica" w:eastAsia="Times New Roman" w:hAnsi="Helvetica" w:cs="Helvetica"/>
+                <w:color w:val="333333"/>
+                <w:sz w:val="21"/>
+                <w:szCs w:val="21"/>
+                <w:shd w:val="clear" w:color="auto" w:fill="FFFFFF"/>
+              </w:rPr>
+              <w:t xml:space="preserve"> = destination register</w:t>
             </w:r>
           </w:p>
           <w:p>
@@ -7270,6 +9227,7 @@
               </w:rPr>
               <w:t xml:space="preserve">In the RISC-V architecture, NOP is actually a pseudo-instruction, which is replaced by an instruction that does nothing, </w:t>
             </w:r>
+            <w:proofErr w:type="spellStart"/>
             <w:r>
               <w:rPr>
                 <w:rFonts w:ascii="Helvetica" w:eastAsia="Times New Roman" w:hAnsi="Helvetica" w:cs="Helvetica"/>
@@ -7280,7 +9238,20 @@
                 <w:szCs w:val="21"/>
                 <w:shd w:val="clear" w:color="auto" w:fill="FFFFFF"/>
               </w:rPr>
-              <w:t>addi x0, x0, 0</w:t>
+              <w:t>addi</w:t>
+            </w:r>
+            <w:proofErr w:type="spellEnd"/>
+            <w:r>
+              <w:rPr>
+                <w:rFonts w:ascii="Helvetica" w:eastAsia="Times New Roman" w:hAnsi="Helvetica" w:cs="Helvetica"/>
+                <w:i/>
+                <w:iCs/>
+                <w:color w:val="333333"/>
+                <w:sz w:val="21"/>
+                <w:szCs w:val="21"/>
+                <w:shd w:val="clear" w:color="auto" w:fill="FFFFFF"/>
+              </w:rPr>
+              <w:t xml:space="preserve"> x0, x0, 0</w:t>
             </w:r>
             <w:r>
               <w:rPr>
@@ -7378,26 +9349,138 @@
               </w:rPr>
               <w:t>your system will set all the control signals to zero (</w:t>
             </w:r>
-            <w:r>
-              <w:rPr>
-                <w:rFonts w:ascii="Helvetica" w:eastAsia="Times New Roman" w:hAnsi="Helvetica" w:cs="Helvetica"/>
-                <w:color w:val="333333"/>
-                <w:sz w:val="21"/>
-                <w:szCs w:val="21"/>
-                <w:shd w:val="clear" w:color="auto" w:fill="FFFFFF"/>
-              </w:rPr>
-              <w:t>reg_write &lt;= '0'; alu_src &lt;= '0'; mem_read &lt;= '0'; mem_write &lt;= '0'; branch &lt;= '0'; jump &lt;= '0'; load_addr &lt;= '0';</w:t>
-            </w:r>
-            <w:r>
-              <w:rPr>
-                <w:rFonts w:ascii="Helvetica" w:eastAsia="Times New Roman" w:hAnsi="Helvetica" w:cs="Helvetica"/>
-                <w:color w:val="333333"/>
-                <w:sz w:val="21"/>
-                <w:szCs w:val="21"/>
-                <w:shd w:val="clear" w:color="auto" w:fill="FFFFFF"/>
-              </w:rPr>
-              <w:t xml:space="preserve"> see control_unit.vhdl</w:t>
-            </w:r>
+            <w:proofErr w:type="spellStart"/>
+            <w:r>
+              <w:rPr>
+                <w:rFonts w:ascii="Helvetica" w:eastAsia="Times New Roman" w:hAnsi="Helvetica" w:cs="Helvetica"/>
+                <w:color w:val="333333"/>
+                <w:sz w:val="21"/>
+                <w:szCs w:val="21"/>
+                <w:shd w:val="clear" w:color="auto" w:fill="FFFFFF"/>
+              </w:rPr>
+              <w:t>reg_write</w:t>
+            </w:r>
+            <w:proofErr w:type="spellEnd"/>
+            <w:r>
+              <w:rPr>
+                <w:rFonts w:ascii="Helvetica" w:eastAsia="Times New Roman" w:hAnsi="Helvetica" w:cs="Helvetica"/>
+                <w:color w:val="333333"/>
+                <w:sz w:val="21"/>
+                <w:szCs w:val="21"/>
+                <w:shd w:val="clear" w:color="auto" w:fill="FFFFFF"/>
+              </w:rPr>
+              <w:t xml:space="preserve"> &lt;= '0'; </w:t>
+            </w:r>
+            <w:proofErr w:type="spellStart"/>
+            <w:r>
+              <w:rPr>
+                <w:rFonts w:ascii="Helvetica" w:eastAsia="Times New Roman" w:hAnsi="Helvetica" w:cs="Helvetica"/>
+                <w:color w:val="333333"/>
+                <w:sz w:val="21"/>
+                <w:szCs w:val="21"/>
+                <w:shd w:val="clear" w:color="auto" w:fill="FFFFFF"/>
+              </w:rPr>
+              <w:t>alu_src</w:t>
+            </w:r>
+            <w:proofErr w:type="spellEnd"/>
+            <w:r>
+              <w:rPr>
+                <w:rFonts w:ascii="Helvetica" w:eastAsia="Times New Roman" w:hAnsi="Helvetica" w:cs="Helvetica"/>
+                <w:color w:val="333333"/>
+                <w:sz w:val="21"/>
+                <w:szCs w:val="21"/>
+                <w:shd w:val="clear" w:color="auto" w:fill="FFFFFF"/>
+              </w:rPr>
+              <w:t xml:space="preserve"> &lt;= '0'; </w:t>
+            </w:r>
+            <w:proofErr w:type="spellStart"/>
+            <w:r>
+              <w:rPr>
+                <w:rFonts w:ascii="Helvetica" w:eastAsia="Times New Roman" w:hAnsi="Helvetica" w:cs="Helvetica"/>
+                <w:color w:val="333333"/>
+                <w:sz w:val="21"/>
+                <w:szCs w:val="21"/>
+                <w:shd w:val="clear" w:color="auto" w:fill="FFFFFF"/>
+              </w:rPr>
+              <w:t>mem_read</w:t>
+            </w:r>
+            <w:proofErr w:type="spellEnd"/>
+            <w:r>
+              <w:rPr>
+                <w:rFonts w:ascii="Helvetica" w:eastAsia="Times New Roman" w:hAnsi="Helvetica" w:cs="Helvetica"/>
+                <w:color w:val="333333"/>
+                <w:sz w:val="21"/>
+                <w:szCs w:val="21"/>
+                <w:shd w:val="clear" w:color="auto" w:fill="FFFFFF"/>
+              </w:rPr>
+              <w:t xml:space="preserve"> &lt;= '0'; </w:t>
+            </w:r>
+            <w:proofErr w:type="spellStart"/>
+            <w:r>
+              <w:rPr>
+                <w:rFonts w:ascii="Helvetica" w:eastAsia="Times New Roman" w:hAnsi="Helvetica" w:cs="Helvetica"/>
+                <w:color w:val="333333"/>
+                <w:sz w:val="21"/>
+                <w:szCs w:val="21"/>
+                <w:shd w:val="clear" w:color="auto" w:fill="FFFFFF"/>
+              </w:rPr>
+              <w:t>mem_write</w:t>
+            </w:r>
+            <w:proofErr w:type="spellEnd"/>
+            <w:r>
+              <w:rPr>
+                <w:rFonts w:ascii="Helvetica" w:eastAsia="Times New Roman" w:hAnsi="Helvetica" w:cs="Helvetica"/>
+                <w:color w:val="333333"/>
+                <w:sz w:val="21"/>
+                <w:szCs w:val="21"/>
+                <w:shd w:val="clear" w:color="auto" w:fill="FFFFFF"/>
+              </w:rPr>
+              <w:t xml:space="preserve"> &lt;= '0'; branch &lt;= '0'; jump &lt;= '0'; </w:t>
+            </w:r>
+            <w:proofErr w:type="spellStart"/>
+            <w:r>
+              <w:rPr>
+                <w:rFonts w:ascii="Helvetica" w:eastAsia="Times New Roman" w:hAnsi="Helvetica" w:cs="Helvetica"/>
+                <w:color w:val="333333"/>
+                <w:sz w:val="21"/>
+                <w:szCs w:val="21"/>
+                <w:shd w:val="clear" w:color="auto" w:fill="FFFFFF"/>
+              </w:rPr>
+              <w:t>load_addr</w:t>
+            </w:r>
+            <w:proofErr w:type="spellEnd"/>
+            <w:r>
+              <w:rPr>
+                <w:rFonts w:ascii="Helvetica" w:eastAsia="Times New Roman" w:hAnsi="Helvetica" w:cs="Helvetica"/>
+                <w:color w:val="333333"/>
+                <w:sz w:val="21"/>
+                <w:szCs w:val="21"/>
+                <w:shd w:val="clear" w:color="auto" w:fill="FFFFFF"/>
+              </w:rPr>
+              <w:t xml:space="preserve"> &lt;= '0';</w:t>
+            </w:r>
+            <w:r>
+              <w:rPr>
+                <w:rFonts w:ascii="Helvetica" w:eastAsia="Times New Roman" w:hAnsi="Helvetica" w:cs="Helvetica"/>
+                <w:color w:val="333333"/>
+                <w:sz w:val="21"/>
+                <w:szCs w:val="21"/>
+                <w:shd w:val="clear" w:color="auto" w:fill="FFFFFF"/>
+              </w:rPr>
+              <w:t xml:space="preserve"> see </w:t>
+            </w:r>
+            <w:proofErr w:type="spellStart"/>
+            <w:r>
+              <w:rPr>
+                <w:rFonts w:ascii="Helvetica" w:eastAsia="Times New Roman" w:hAnsi="Helvetica" w:cs="Helvetica"/>
+                <w:color w:val="333333"/>
+                <w:sz w:val="21"/>
+                <w:szCs w:val="21"/>
+                <w:shd w:val="clear" w:color="auto" w:fill="FFFFFF"/>
+              </w:rPr>
+              <w:t>control_unit.vhdl</w:t>
+            </w:r>
+            <w:proofErr w:type="spellEnd"/>
           </w:p>
           <w:p>
             <w:pPr>
@@ -7639,17 +9722,41 @@
           <w:szCs w:val="21"/>
           <w:shd w:val="clear" w:color="auto" w:fill="FFFFFF"/>
         </w:rPr>
-        <w:t xml:space="preserve"> your</w:t>
-      </w:r>
-      <w:r>
-        <w:rPr>
-          <w:rFonts w:ascii="Helvetica" w:eastAsia="Times New Roman" w:hAnsi="Helvetica" w:cs="Helvetica"/>
-          <w:color w:val="333333"/>
-          <w:sz w:val="21"/>
-          <w:szCs w:val="21"/>
-          <w:shd w:val="clear" w:color="auto" w:fill="FFFFFF"/>
-        </w:rPr>
-        <w:t xml:space="preserve"> a 5-stage pipeline</w:t>
+        <w:t xml:space="preserve"> </w:t>
+      </w:r>
+      <w:proofErr w:type="spellStart"/>
+      <w:proofErr w:type="gramStart"/>
+      <w:r>
+        <w:rPr>
+          <w:rFonts w:ascii="Helvetica" w:eastAsia="Times New Roman" w:hAnsi="Helvetica" w:cs="Helvetica"/>
+          <w:color w:val="333333"/>
+          <w:sz w:val="21"/>
+          <w:szCs w:val="21"/>
+          <w:shd w:val="clear" w:color="auto" w:fill="FFFFFF"/>
+        </w:rPr>
+        <w:t>your</w:t>
+      </w:r>
+      <w:proofErr w:type="spellEnd"/>
+      <w:r>
+        <w:rPr>
+          <w:rFonts w:ascii="Helvetica" w:eastAsia="Times New Roman" w:hAnsi="Helvetica" w:cs="Helvetica"/>
+          <w:color w:val="333333"/>
+          <w:sz w:val="21"/>
+          <w:szCs w:val="21"/>
+          <w:shd w:val="clear" w:color="auto" w:fill="FFFFFF"/>
+        </w:rPr>
+        <w:t xml:space="preserve"> a</w:t>
+      </w:r>
+      <w:proofErr w:type="gramEnd"/>
+      <w:r>
+        <w:rPr>
+          <w:rFonts w:ascii="Helvetica" w:eastAsia="Times New Roman" w:hAnsi="Helvetica" w:cs="Helvetica"/>
+          <w:color w:val="333333"/>
+          <w:sz w:val="21"/>
+          <w:szCs w:val="21"/>
+          <w:shd w:val="clear" w:color="auto" w:fill="FFFFFF"/>
+        </w:rPr>
+        <w:t xml:space="preserve"> 5-stage pipeline</w:t>
       </w:r>
       <w:r>
         <w:rPr>
@@ -7699,7 +9806,29 @@
           <w:szCs w:val="21"/>
           <w:shd w:val="clear" w:color="auto" w:fill="FFFFFF"/>
         </w:rPr>
-        <w:t xml:space="preserve"> stalls appropriately to ensure proper execution, but does NOT have forwarding.</w:t>
+        <w:t xml:space="preserve"> stalls appropriately to ensure proper </w:t>
+      </w:r>
+      <w:proofErr w:type="gramStart"/>
+      <w:r>
+        <w:rPr>
+          <w:rFonts w:ascii="Helvetica" w:eastAsia="Times New Roman" w:hAnsi="Helvetica" w:cs="Helvetica"/>
+          <w:color w:val="333333"/>
+          <w:sz w:val="21"/>
+          <w:szCs w:val="21"/>
+          <w:shd w:val="clear" w:color="auto" w:fill="FFFFFF"/>
+        </w:rPr>
+        <w:t>execution, but</w:t>
+      </w:r>
+      <w:proofErr w:type="gramEnd"/>
+      <w:r>
+        <w:rPr>
+          <w:rFonts w:ascii="Helvetica" w:eastAsia="Times New Roman" w:hAnsi="Helvetica" w:cs="Helvetica"/>
+          <w:color w:val="333333"/>
+          <w:sz w:val="21"/>
+          <w:szCs w:val="21"/>
+          <w:shd w:val="clear" w:color="auto" w:fill="FFFFFF"/>
+        </w:rPr>
+        <w:t xml:space="preserve"> does NOT have forwarding.</w:t>
       </w:r>
     </w:p>
     <w:p>
@@ -7795,8 +9924,21 @@
           <w:highlight w:val="yellow"/>
           <w:shd w:val="clear" w:color="auto" w:fill="FFFFFF"/>
         </w:rPr>
-        <w:t>Turn the completed diagram in via gradescope</w:t>
-      </w:r>
+        <w:t xml:space="preserve">Turn the completed diagram in via </w:t>
+      </w:r>
+      <w:proofErr w:type="spellStart"/>
+      <w:r>
+        <w:rPr>
+          <w:rFonts w:ascii="Helvetica" w:eastAsia="Times New Roman" w:hAnsi="Helvetica" w:cs="Helvetica"/>
+          <w:color w:val="333333"/>
+          <w:sz w:val="21"/>
+          <w:szCs w:val="21"/>
+          <w:highlight w:val="yellow"/>
+          <w:shd w:val="clear" w:color="auto" w:fill="FFFFFF"/>
+        </w:rPr>
+        <w:t>gradescope</w:t>
+      </w:r>
+      <w:proofErr w:type="spellEnd"/>
       <w:r>
         <w:rPr>
           <w:rFonts w:ascii="Helvetica" w:eastAsia="Times New Roman" w:hAnsi="Helvetica" w:cs="Helvetica"/>
@@ -7830,7 +9972,38 @@
           <w:sz w:val="21"/>
           <w:szCs w:val="21"/>
         </w:rPr>
-        <w:t>You will use your instr_mem.vhdl from stage 1.</w:t>
+        <w:t xml:space="preserve">You will use your </w:t>
+      </w:r>
+      <w:proofErr w:type="spellStart"/>
+      <w:r>
+        <w:rPr>
+          <w:rFonts w:ascii="Helvetica" w:eastAsia="Times New Roman" w:hAnsi="Helvetica" w:cs="Helvetica"/>
+          <w:color w:val="333333"/>
+          <w:sz w:val="21"/>
+          <w:szCs w:val="21"/>
+        </w:rPr>
+        <w:t>instr_</w:t>
+      </w:r>
+      <w:proofErr w:type="gramStart"/>
+      <w:r>
+        <w:rPr>
+          <w:rFonts w:ascii="Helvetica" w:eastAsia="Times New Roman" w:hAnsi="Helvetica" w:cs="Helvetica"/>
+          <w:color w:val="333333"/>
+          <w:sz w:val="21"/>
+          <w:szCs w:val="21"/>
+        </w:rPr>
+        <w:t>mem.vhdl</w:t>
+      </w:r>
+      <w:proofErr w:type="spellEnd"/>
+      <w:proofErr w:type="gramEnd"/>
+      <w:r>
+        <w:rPr>
+          <w:rFonts w:ascii="Helvetica" w:eastAsia="Times New Roman" w:hAnsi="Helvetica" w:cs="Helvetica"/>
+          <w:color w:val="333333"/>
+          <w:sz w:val="21"/>
+          <w:szCs w:val="21"/>
+        </w:rPr>
+        <w:t xml:space="preserve"> from stage 1.</w:t>
       </w:r>
     </w:p>
     <w:p>
@@ -7856,7 +10029,41 @@
           <w:szCs w:val="21"/>
           <w:shd w:val="clear" w:color="auto" w:fill="FFFFFF"/>
         </w:rPr>
-        <w:t>Update pipeline_registers.vhdl to move</w:t>
+        <w:t xml:space="preserve">Update </w:t>
+      </w:r>
+      <w:proofErr w:type="spellStart"/>
+      <w:r>
+        <w:rPr>
+          <w:rFonts w:ascii="Helvetica" w:eastAsia="Times New Roman" w:hAnsi="Helvetica" w:cs="Helvetica"/>
+          <w:color w:val="333333"/>
+          <w:sz w:val="21"/>
+          <w:szCs w:val="21"/>
+          <w:shd w:val="clear" w:color="auto" w:fill="FFFFFF"/>
+        </w:rPr>
+        <w:t>pipeline_</w:t>
+      </w:r>
+      <w:proofErr w:type="gramStart"/>
+      <w:r>
+        <w:rPr>
+          <w:rFonts w:ascii="Helvetica" w:eastAsia="Times New Roman" w:hAnsi="Helvetica" w:cs="Helvetica"/>
+          <w:color w:val="333333"/>
+          <w:sz w:val="21"/>
+          <w:szCs w:val="21"/>
+          <w:shd w:val="clear" w:color="auto" w:fill="FFFFFF"/>
+        </w:rPr>
+        <w:t>registers.vhdl</w:t>
+      </w:r>
+      <w:proofErr w:type="spellEnd"/>
+      <w:proofErr w:type="gramEnd"/>
+      <w:r>
+        <w:rPr>
+          <w:rFonts w:ascii="Helvetica" w:eastAsia="Times New Roman" w:hAnsi="Helvetica" w:cs="Helvetica"/>
+          <w:color w:val="333333"/>
+          <w:sz w:val="21"/>
+          <w:szCs w:val="21"/>
+          <w:shd w:val="clear" w:color="auto" w:fill="FFFFFF"/>
+        </w:rPr>
+        <w:t xml:space="preserve"> to move</w:t>
       </w:r>
       <w:r>
         <w:rPr>
@@ -7906,7 +10113,51 @@
           <w:szCs w:val="21"/>
           <w:shd w:val="clear" w:color="auto" w:fill="FFFFFF"/>
         </w:rPr>
-        <w:t xml:space="preserve">  Note that start_stall and stall_counter have been added as input signals</w:t>
+        <w:t xml:space="preserve">  Note that </w:t>
+      </w:r>
+      <w:proofErr w:type="spellStart"/>
+      <w:r>
+        <w:rPr>
+          <w:rFonts w:ascii="Helvetica" w:eastAsia="Times New Roman" w:hAnsi="Helvetica" w:cs="Helvetica"/>
+          <w:color w:val="333333"/>
+          <w:sz w:val="21"/>
+          <w:szCs w:val="21"/>
+          <w:shd w:val="clear" w:color="auto" w:fill="FFFFFF"/>
+        </w:rPr>
+        <w:t>start_stall</w:t>
+      </w:r>
+      <w:proofErr w:type="spellEnd"/>
+      <w:r>
+        <w:rPr>
+          <w:rFonts w:ascii="Helvetica" w:eastAsia="Times New Roman" w:hAnsi="Helvetica" w:cs="Helvetica"/>
+          <w:color w:val="333333"/>
+          <w:sz w:val="21"/>
+          <w:szCs w:val="21"/>
+          <w:shd w:val="clear" w:color="auto" w:fill="FFFFFF"/>
+        </w:rPr>
+        <w:t xml:space="preserve"> and </w:t>
+      </w:r>
+      <w:proofErr w:type="spellStart"/>
+      <w:r>
+        <w:rPr>
+          <w:rFonts w:ascii="Helvetica" w:eastAsia="Times New Roman" w:hAnsi="Helvetica" w:cs="Helvetica"/>
+          <w:color w:val="333333"/>
+          <w:sz w:val="21"/>
+          <w:szCs w:val="21"/>
+          <w:shd w:val="clear" w:color="auto" w:fill="FFFFFF"/>
+        </w:rPr>
+        <w:t>stall_counter</w:t>
+      </w:r>
+      <w:proofErr w:type="spellEnd"/>
+      <w:r>
+        <w:rPr>
+          <w:rFonts w:ascii="Helvetica" w:eastAsia="Times New Roman" w:hAnsi="Helvetica" w:cs="Helvetica"/>
+          <w:color w:val="333333"/>
+          <w:sz w:val="21"/>
+          <w:szCs w:val="21"/>
+          <w:shd w:val="clear" w:color="auto" w:fill="FFFFFF"/>
+        </w:rPr>
+        <w:t xml:space="preserve"> have been added as input signals</w:t>
       </w:r>
       <w:r>
         <w:rPr>
@@ -7952,8 +10203,32 @@
           <w:szCs w:val="21"/>
           <w:shd w:val="clear" w:color="auto" w:fill="FFFFFF"/>
         </w:rPr>
-        <w:t>Update hazard_detection_unit.vhdl</w:t>
-      </w:r>
+        <w:t xml:space="preserve">Update </w:t>
+      </w:r>
+      <w:proofErr w:type="spellStart"/>
+      <w:r>
+        <w:rPr>
+          <w:rFonts w:ascii="Helvetica" w:eastAsia="Times New Roman" w:hAnsi="Helvetica" w:cs="Helvetica"/>
+          <w:color w:val="333333"/>
+          <w:sz w:val="21"/>
+          <w:szCs w:val="21"/>
+          <w:shd w:val="clear" w:color="auto" w:fill="FFFFFF"/>
+        </w:rPr>
+        <w:t>hazard_detection_</w:t>
+      </w:r>
+      <w:proofErr w:type="gramStart"/>
+      <w:r>
+        <w:rPr>
+          <w:rFonts w:ascii="Helvetica" w:eastAsia="Times New Roman" w:hAnsi="Helvetica" w:cs="Helvetica"/>
+          <w:color w:val="333333"/>
+          <w:sz w:val="21"/>
+          <w:szCs w:val="21"/>
+          <w:shd w:val="clear" w:color="auto" w:fill="FFFFFF"/>
+        </w:rPr>
+        <w:t>unit.vhdl</w:t>
+      </w:r>
+      <w:proofErr w:type="spellEnd"/>
+      <w:proofErr w:type="gramEnd"/>
       <w:r>
         <w:rPr>
           <w:rFonts w:ascii="Helvetica" w:eastAsia="Times New Roman" w:hAnsi="Helvetica" w:cs="Helvetica"/>
@@ -7964,6 +10239,7 @@
         </w:rPr>
         <w:t xml:space="preserve"> to create the </w:t>
       </w:r>
+      <w:proofErr w:type="spellStart"/>
       <w:r>
         <w:rPr>
           <w:rFonts w:ascii="Helvetica" w:eastAsia="Times New Roman" w:hAnsi="Helvetica" w:cs="Helvetica"/>
@@ -7976,6 +10252,7 @@
         </w:rPr>
         <w:t>start_stall</w:t>
       </w:r>
+      <w:proofErr w:type="spellEnd"/>
       <w:r>
         <w:rPr>
           <w:rFonts w:ascii="Helvetica" w:eastAsia="Times New Roman" w:hAnsi="Helvetica" w:cs="Helvetica"/>
@@ -8004,27 +10281,71 @@
           <w:szCs w:val="21"/>
           <w:shd w:val="clear" w:color="auto" w:fill="FFFFFF"/>
         </w:rPr>
-        <w:t xml:space="preserve"> In our simplified design, we will only look one instruction prior</w:t>
-      </w:r>
-      <w:r>
-        <w:rPr>
-          <w:rFonts w:ascii="Helvetica" w:eastAsia="Times New Roman" w:hAnsi="Helvetica" w:cs="Helvetica"/>
-          <w:color w:val="333333"/>
-          <w:sz w:val="21"/>
-          <w:szCs w:val="21"/>
-          <w:shd w:val="clear" w:color="auto" w:fill="FFFFFF"/>
-        </w:rPr>
-        <w:t xml:space="preserve"> (not two prior) for data dependenc</w:t>
-      </w:r>
-      <w:r>
-        <w:rPr>
-          <w:rFonts w:ascii="Helvetica" w:eastAsia="Times New Roman" w:hAnsi="Helvetica" w:cs="Helvetica"/>
-          <w:color w:val="333333"/>
-          <w:sz w:val="21"/>
-          <w:szCs w:val="21"/>
-          <w:shd w:val="clear" w:color="auto" w:fill="FFFFFF"/>
-        </w:rPr>
-        <w:t>ies.</w:t>
+        <w:t xml:space="preserve"> In our simplified design, we will only </w:t>
+      </w:r>
+      <w:proofErr w:type="gramStart"/>
+      <w:r>
+        <w:rPr>
+          <w:rFonts w:ascii="Helvetica" w:eastAsia="Times New Roman" w:hAnsi="Helvetica" w:cs="Helvetica"/>
+          <w:color w:val="333333"/>
+          <w:sz w:val="21"/>
+          <w:szCs w:val="21"/>
+          <w:shd w:val="clear" w:color="auto" w:fill="FFFFFF"/>
+        </w:rPr>
+        <w:t>look</w:t>
+      </w:r>
+      <w:proofErr w:type="gramEnd"/>
+      <w:r>
+        <w:rPr>
+          <w:rFonts w:ascii="Helvetica" w:eastAsia="Times New Roman" w:hAnsi="Helvetica" w:cs="Helvetica"/>
+          <w:color w:val="333333"/>
+          <w:sz w:val="21"/>
+          <w:szCs w:val="21"/>
+          <w:shd w:val="clear" w:color="auto" w:fill="FFFFFF"/>
+        </w:rPr>
+        <w:t xml:space="preserve"> one instruction prior</w:t>
+      </w:r>
+      <w:r>
+        <w:rPr>
+          <w:rFonts w:ascii="Helvetica" w:eastAsia="Times New Roman" w:hAnsi="Helvetica" w:cs="Helvetica"/>
+          <w:color w:val="333333"/>
+          <w:sz w:val="21"/>
+          <w:szCs w:val="21"/>
+          <w:shd w:val="clear" w:color="auto" w:fill="FFFFFF"/>
+        </w:rPr>
+        <w:t xml:space="preserve"> (not two prior) for data </w:t>
+      </w:r>
+      <w:proofErr w:type="gramStart"/>
+      <w:r>
+        <w:rPr>
+          <w:rFonts w:ascii="Helvetica" w:eastAsia="Times New Roman" w:hAnsi="Helvetica" w:cs="Helvetica"/>
+          <w:color w:val="333333"/>
+          <w:sz w:val="21"/>
+          <w:szCs w:val="21"/>
+          <w:shd w:val="clear" w:color="auto" w:fill="FFFFFF"/>
+        </w:rPr>
+        <w:t>dependenc</w:t>
+      </w:r>
+      <w:r>
+        <w:rPr>
+          <w:rFonts w:ascii="Helvetica" w:eastAsia="Times New Roman" w:hAnsi="Helvetica" w:cs="Helvetica"/>
+          <w:color w:val="333333"/>
+          <w:sz w:val="21"/>
+          <w:szCs w:val="21"/>
+          <w:shd w:val="clear" w:color="auto" w:fill="FFFFFF"/>
+        </w:rPr>
+        <w:t>ies</w:t>
+      </w:r>
+      <w:proofErr w:type="gramEnd"/>
+      <w:r>
+        <w:rPr>
+          <w:rFonts w:ascii="Helvetica" w:eastAsia="Times New Roman" w:hAnsi="Helvetica" w:cs="Helvetica"/>
+          <w:color w:val="333333"/>
+          <w:sz w:val="21"/>
+          <w:szCs w:val="21"/>
+          <w:shd w:val="clear" w:color="auto" w:fill="FFFFFF"/>
+        </w:rPr>
+        <w:t>.</w:t>
       </w:r>
     </w:p>
     <w:p>
@@ -8051,15 +10372,39 @@
         </w:rPr>
         <w:t xml:space="preserve">Update </w:t>
       </w:r>
-      <w:r>
-        <w:rPr>
-          <w:rFonts w:ascii="Helvetica" w:eastAsia="Times New Roman" w:hAnsi="Helvetica" w:cs="Helvetica"/>
-          <w:color w:val="333333"/>
-          <w:sz w:val="21"/>
-          <w:szCs w:val="21"/>
-          <w:shd w:val="clear" w:color="auto" w:fill="FFFFFF"/>
-        </w:rPr>
-        <w:t xml:space="preserve">riscv_pipeline.vhdl, removing syntax errors and ensuring correct operation of </w:t>
+      <w:proofErr w:type="spellStart"/>
+      <w:r>
+        <w:rPr>
+          <w:rFonts w:ascii="Helvetica" w:eastAsia="Times New Roman" w:hAnsi="Helvetica" w:cs="Helvetica"/>
+          <w:color w:val="333333"/>
+          <w:sz w:val="21"/>
+          <w:szCs w:val="21"/>
+          <w:shd w:val="clear" w:color="auto" w:fill="FFFFFF"/>
+        </w:rPr>
+        <w:t>riscv_</w:t>
+      </w:r>
+      <w:proofErr w:type="gramStart"/>
+      <w:r>
+        <w:rPr>
+          <w:rFonts w:ascii="Helvetica" w:eastAsia="Times New Roman" w:hAnsi="Helvetica" w:cs="Helvetica"/>
+          <w:color w:val="333333"/>
+          <w:sz w:val="21"/>
+          <w:szCs w:val="21"/>
+          <w:shd w:val="clear" w:color="auto" w:fill="FFFFFF"/>
+        </w:rPr>
+        <w:t>pipeline.vhdl</w:t>
+      </w:r>
+      <w:proofErr w:type="spellEnd"/>
+      <w:proofErr w:type="gramEnd"/>
+      <w:r>
+        <w:rPr>
+          <w:rFonts w:ascii="Helvetica" w:eastAsia="Times New Roman" w:hAnsi="Helvetica" w:cs="Helvetica"/>
+          <w:color w:val="333333"/>
+          <w:sz w:val="21"/>
+          <w:szCs w:val="21"/>
+          <w:shd w:val="clear" w:color="auto" w:fill="FFFFFF"/>
+        </w:rPr>
+        <w:t xml:space="preserve">, removing syntax errors and ensuring correct operation of </w:t>
       </w:r>
       <w:r>
         <w:rPr>
@@ -8101,6 +10446,7 @@
         </w:rPr>
         <w:t xml:space="preserve">[many of these updates can be copied from </w:t>
       </w:r>
+      <w:proofErr w:type="spellStart"/>
       <w:r>
         <w:rPr>
           <w:rFonts w:ascii="Helvetica" w:eastAsia="Times New Roman" w:hAnsi="Helvetica" w:cs="Helvetica"/>
@@ -8111,6 +10457,7 @@
         </w:rPr>
         <w:t>riscv_</w:t>
       </w:r>
+      <w:proofErr w:type="gramStart"/>
       <w:r>
         <w:rPr>
           <w:rFonts w:ascii="Helvetica" w:eastAsia="Times New Roman" w:hAnsi="Helvetica" w:cs="Helvetica"/>
@@ -8131,6 +10478,8 @@
         </w:rPr>
         <w:t>.vhdl</w:t>
       </w:r>
+      <w:proofErr w:type="spellEnd"/>
+      <w:proofErr w:type="gramEnd"/>
       <w:r>
         <w:rPr>
           <w:rFonts w:ascii="Helvetica" w:eastAsia="Times New Roman" w:hAnsi="Helvetica" w:cs="Helvetica"/>
@@ -8169,7 +10518,51 @@
           <w:szCs w:val="21"/>
           <w:shd w:val="clear" w:color="auto" w:fill="FFFFFF"/>
         </w:rPr>
-        <w:t xml:space="preserve"> Hint: one way to stall your processor is to let next_pc &lt;= pc</w:t>
+        <w:t xml:space="preserve"> Hint: one way to stall your processor is to </w:t>
+      </w:r>
+      <w:proofErr w:type="gramStart"/>
+      <w:r>
+        <w:rPr>
+          <w:rFonts w:ascii="Helvetica" w:eastAsia="Times New Roman" w:hAnsi="Helvetica" w:cs="Helvetica"/>
+          <w:color w:val="333333"/>
+          <w:sz w:val="21"/>
+          <w:szCs w:val="21"/>
+          <w:shd w:val="clear" w:color="auto" w:fill="FFFFFF"/>
+        </w:rPr>
+        <w:t>let</w:t>
+      </w:r>
+      <w:proofErr w:type="gramEnd"/>
+      <w:r>
+        <w:rPr>
+          <w:rFonts w:ascii="Helvetica" w:eastAsia="Times New Roman" w:hAnsi="Helvetica" w:cs="Helvetica"/>
+          <w:color w:val="333333"/>
+          <w:sz w:val="21"/>
+          <w:szCs w:val="21"/>
+          <w:shd w:val="clear" w:color="auto" w:fill="FFFFFF"/>
+        </w:rPr>
+        <w:t xml:space="preserve"> </w:t>
+      </w:r>
+      <w:proofErr w:type="spellStart"/>
+      <w:r>
+        <w:rPr>
+          <w:rFonts w:ascii="Helvetica" w:eastAsia="Times New Roman" w:hAnsi="Helvetica" w:cs="Helvetica"/>
+          <w:color w:val="333333"/>
+          <w:sz w:val="21"/>
+          <w:szCs w:val="21"/>
+          <w:shd w:val="clear" w:color="auto" w:fill="FFFFFF"/>
+        </w:rPr>
+        <w:t>next_pc</w:t>
+      </w:r>
+      <w:proofErr w:type="spellEnd"/>
+      <w:r>
+        <w:rPr>
+          <w:rFonts w:ascii="Helvetica" w:eastAsia="Times New Roman" w:hAnsi="Helvetica" w:cs="Helvetica"/>
+          <w:color w:val="333333"/>
+          <w:sz w:val="21"/>
+          <w:szCs w:val="21"/>
+          <w:shd w:val="clear" w:color="auto" w:fill="FFFFFF"/>
+        </w:rPr>
+        <w:t xml:space="preserve"> &lt;= pc</w:t>
       </w:r>
     </w:p>
     <w:p>
@@ -8230,7 +10623,29 @@
           <w:szCs w:val="21"/>
           <w:shd w:val="clear" w:color="auto" w:fill="FFFFFF"/>
         </w:rPr>
-        <w:t xml:space="preserve">Run simulation in vivado, testing the </w:t>
+        <w:t xml:space="preserve">Run simulation in </w:t>
+      </w:r>
+      <w:proofErr w:type="spellStart"/>
+      <w:r>
+        <w:rPr>
+          <w:rFonts w:ascii="Helvetica" w:eastAsia="Times New Roman" w:hAnsi="Helvetica" w:cs="Helvetica"/>
+          <w:color w:val="333333"/>
+          <w:sz w:val="21"/>
+          <w:szCs w:val="21"/>
+          <w:shd w:val="clear" w:color="auto" w:fill="FFFFFF"/>
+        </w:rPr>
+        <w:t>vivado</w:t>
+      </w:r>
+      <w:proofErr w:type="spellEnd"/>
+      <w:r>
+        <w:rPr>
+          <w:rFonts w:ascii="Helvetica" w:eastAsia="Times New Roman" w:hAnsi="Helvetica" w:cs="Helvetica"/>
+          <w:color w:val="333333"/>
+          <w:sz w:val="21"/>
+          <w:szCs w:val="21"/>
+          <w:shd w:val="clear" w:color="auto" w:fill="FFFFFF"/>
+        </w:rPr>
+        <w:t xml:space="preserve">, testing the </w:t>
       </w:r>
       <w:r>
         <w:rPr>
@@ -8296,6 +10711,7 @@
           <w:szCs w:val="21"/>
         </w:rPr>
       </w:pPr>
+      <w:proofErr w:type="spellStart"/>
       <w:r>
         <w:rPr>
           <w:rFonts w:ascii="Helvetica" w:eastAsia="Times New Roman" w:hAnsi="Helvetica" w:cs="Helvetica"/>
@@ -8305,7 +10721,547 @@
           <w:sz w:val="21"/>
           <w:szCs w:val="21"/>
         </w:rPr>
-        <w:t>Clk, reset, clock_counter, pc, NPC, next_PC, if_id_npc, id_ex_npc, ex_mem_npc, instr, opcode, if_id_rs1, reg1_data, if_id_rs2, reg2_data, mem_wb_rd, wb_data, if_id_imm, alu_input_a,  alu_input_b, alu_result, mem_data, mem_read, mem_write, alu_src, id_ex_alu_src, branch, ex_mem_branch, jump, ex_mem_jump, load_addr, reg_write, reg_write_chip, display_x5, display_x6, display_x7, display_x10</w:t>
+        <w:t>Clk</w:t>
+      </w:r>
+      <w:proofErr w:type="spellEnd"/>
+      <w:r>
+        <w:rPr>
+          <w:rFonts w:ascii="Helvetica" w:eastAsia="Times New Roman" w:hAnsi="Helvetica" w:cs="Helvetica"/>
+          <w:i/>
+          <w:iCs/>
+          <w:color w:val="333333"/>
+          <w:sz w:val="21"/>
+          <w:szCs w:val="21"/>
+        </w:rPr>
+        <w:t xml:space="preserve">, reset, </w:t>
+      </w:r>
+      <w:proofErr w:type="spellStart"/>
+      <w:r>
+        <w:rPr>
+          <w:rFonts w:ascii="Helvetica" w:eastAsia="Times New Roman" w:hAnsi="Helvetica" w:cs="Helvetica"/>
+          <w:i/>
+          <w:iCs/>
+          <w:color w:val="333333"/>
+          <w:sz w:val="21"/>
+          <w:szCs w:val="21"/>
+        </w:rPr>
+        <w:t>clock_counter</w:t>
+      </w:r>
+      <w:proofErr w:type="spellEnd"/>
+      <w:r>
+        <w:rPr>
+          <w:rFonts w:ascii="Helvetica" w:eastAsia="Times New Roman" w:hAnsi="Helvetica" w:cs="Helvetica"/>
+          <w:i/>
+          <w:iCs/>
+          <w:color w:val="333333"/>
+          <w:sz w:val="21"/>
+          <w:szCs w:val="21"/>
+        </w:rPr>
+        <w:t xml:space="preserve">, pc, NPC, </w:t>
+      </w:r>
+      <w:proofErr w:type="spellStart"/>
+      <w:r>
+        <w:rPr>
+          <w:rFonts w:ascii="Helvetica" w:eastAsia="Times New Roman" w:hAnsi="Helvetica" w:cs="Helvetica"/>
+          <w:i/>
+          <w:iCs/>
+          <w:color w:val="333333"/>
+          <w:sz w:val="21"/>
+          <w:szCs w:val="21"/>
+        </w:rPr>
+        <w:t>next_PC</w:t>
+      </w:r>
+      <w:proofErr w:type="spellEnd"/>
+      <w:r>
+        <w:rPr>
+          <w:rFonts w:ascii="Helvetica" w:eastAsia="Times New Roman" w:hAnsi="Helvetica" w:cs="Helvetica"/>
+          <w:i/>
+          <w:iCs/>
+          <w:color w:val="333333"/>
+          <w:sz w:val="21"/>
+          <w:szCs w:val="21"/>
+        </w:rPr>
+        <w:t xml:space="preserve">, </w:t>
+      </w:r>
+      <w:proofErr w:type="spellStart"/>
+      <w:r>
+        <w:rPr>
+          <w:rFonts w:ascii="Helvetica" w:eastAsia="Times New Roman" w:hAnsi="Helvetica" w:cs="Helvetica"/>
+          <w:i/>
+          <w:iCs/>
+          <w:color w:val="333333"/>
+          <w:sz w:val="21"/>
+          <w:szCs w:val="21"/>
+        </w:rPr>
+        <w:t>if_id_npc</w:t>
+      </w:r>
+      <w:proofErr w:type="spellEnd"/>
+      <w:r>
+        <w:rPr>
+          <w:rFonts w:ascii="Helvetica" w:eastAsia="Times New Roman" w:hAnsi="Helvetica" w:cs="Helvetica"/>
+          <w:i/>
+          <w:iCs/>
+          <w:color w:val="333333"/>
+          <w:sz w:val="21"/>
+          <w:szCs w:val="21"/>
+        </w:rPr>
+        <w:t xml:space="preserve">, </w:t>
+      </w:r>
+      <w:proofErr w:type="spellStart"/>
+      <w:r>
+        <w:rPr>
+          <w:rFonts w:ascii="Helvetica" w:eastAsia="Times New Roman" w:hAnsi="Helvetica" w:cs="Helvetica"/>
+          <w:i/>
+          <w:iCs/>
+          <w:color w:val="333333"/>
+          <w:sz w:val="21"/>
+          <w:szCs w:val="21"/>
+        </w:rPr>
+        <w:t>id_ex_npc</w:t>
+      </w:r>
+      <w:proofErr w:type="spellEnd"/>
+      <w:r>
+        <w:rPr>
+          <w:rFonts w:ascii="Helvetica" w:eastAsia="Times New Roman" w:hAnsi="Helvetica" w:cs="Helvetica"/>
+          <w:i/>
+          <w:iCs/>
+          <w:color w:val="333333"/>
+          <w:sz w:val="21"/>
+          <w:szCs w:val="21"/>
+        </w:rPr>
+        <w:t xml:space="preserve">, </w:t>
+      </w:r>
+      <w:proofErr w:type="spellStart"/>
+      <w:r>
+        <w:rPr>
+          <w:rFonts w:ascii="Helvetica" w:eastAsia="Times New Roman" w:hAnsi="Helvetica" w:cs="Helvetica"/>
+          <w:i/>
+          <w:iCs/>
+          <w:color w:val="333333"/>
+          <w:sz w:val="21"/>
+          <w:szCs w:val="21"/>
+        </w:rPr>
+        <w:t>ex_mem_npc</w:t>
+      </w:r>
+      <w:proofErr w:type="spellEnd"/>
+      <w:r>
+        <w:rPr>
+          <w:rFonts w:ascii="Helvetica" w:eastAsia="Times New Roman" w:hAnsi="Helvetica" w:cs="Helvetica"/>
+          <w:i/>
+          <w:iCs/>
+          <w:color w:val="333333"/>
+          <w:sz w:val="21"/>
+          <w:szCs w:val="21"/>
+        </w:rPr>
+        <w:t xml:space="preserve">, </w:t>
+      </w:r>
+      <w:proofErr w:type="spellStart"/>
+      <w:r>
+        <w:rPr>
+          <w:rFonts w:ascii="Helvetica" w:eastAsia="Times New Roman" w:hAnsi="Helvetica" w:cs="Helvetica"/>
+          <w:i/>
+          <w:iCs/>
+          <w:color w:val="333333"/>
+          <w:sz w:val="21"/>
+          <w:szCs w:val="21"/>
+        </w:rPr>
+        <w:t>instr</w:t>
+      </w:r>
+      <w:proofErr w:type="spellEnd"/>
+      <w:r>
+        <w:rPr>
+          <w:rFonts w:ascii="Helvetica" w:eastAsia="Times New Roman" w:hAnsi="Helvetica" w:cs="Helvetica"/>
+          <w:i/>
+          <w:iCs/>
+          <w:color w:val="333333"/>
+          <w:sz w:val="21"/>
+          <w:szCs w:val="21"/>
+        </w:rPr>
+        <w:t xml:space="preserve">, opcode, if_id_rs1, reg1_data, if_id_rs2, reg2_data, </w:t>
+      </w:r>
+      <w:proofErr w:type="spellStart"/>
+      <w:r>
+        <w:rPr>
+          <w:rFonts w:ascii="Helvetica" w:eastAsia="Times New Roman" w:hAnsi="Helvetica" w:cs="Helvetica"/>
+          <w:i/>
+          <w:iCs/>
+          <w:color w:val="333333"/>
+          <w:sz w:val="21"/>
+          <w:szCs w:val="21"/>
+        </w:rPr>
+        <w:t>mem_wb_rd</w:t>
+      </w:r>
+      <w:proofErr w:type="spellEnd"/>
+      <w:r>
+        <w:rPr>
+          <w:rFonts w:ascii="Helvetica" w:eastAsia="Times New Roman" w:hAnsi="Helvetica" w:cs="Helvetica"/>
+          <w:i/>
+          <w:iCs/>
+          <w:color w:val="333333"/>
+          <w:sz w:val="21"/>
+          <w:szCs w:val="21"/>
+        </w:rPr>
+        <w:t xml:space="preserve">, </w:t>
+      </w:r>
+      <w:proofErr w:type="spellStart"/>
+      <w:r>
+        <w:rPr>
+          <w:rFonts w:ascii="Helvetica" w:eastAsia="Times New Roman" w:hAnsi="Helvetica" w:cs="Helvetica"/>
+          <w:i/>
+          <w:iCs/>
+          <w:color w:val="333333"/>
+          <w:sz w:val="21"/>
+          <w:szCs w:val="21"/>
+        </w:rPr>
+        <w:t>wb_data</w:t>
+      </w:r>
+      <w:proofErr w:type="spellEnd"/>
+      <w:r>
+        <w:rPr>
+          <w:rFonts w:ascii="Helvetica" w:eastAsia="Times New Roman" w:hAnsi="Helvetica" w:cs="Helvetica"/>
+          <w:i/>
+          <w:iCs/>
+          <w:color w:val="333333"/>
+          <w:sz w:val="21"/>
+          <w:szCs w:val="21"/>
+        </w:rPr>
+        <w:t xml:space="preserve">, </w:t>
+      </w:r>
+      <w:proofErr w:type="spellStart"/>
+      <w:r>
+        <w:rPr>
+          <w:rFonts w:ascii="Helvetica" w:eastAsia="Times New Roman" w:hAnsi="Helvetica" w:cs="Helvetica"/>
+          <w:i/>
+          <w:iCs/>
+          <w:color w:val="333333"/>
+          <w:sz w:val="21"/>
+          <w:szCs w:val="21"/>
+        </w:rPr>
+        <w:t>if_id_imm</w:t>
+      </w:r>
+      <w:proofErr w:type="spellEnd"/>
+      <w:r>
+        <w:rPr>
+          <w:rFonts w:ascii="Helvetica" w:eastAsia="Times New Roman" w:hAnsi="Helvetica" w:cs="Helvetica"/>
+          <w:i/>
+          <w:iCs/>
+          <w:color w:val="333333"/>
+          <w:sz w:val="21"/>
+          <w:szCs w:val="21"/>
+        </w:rPr>
+        <w:t xml:space="preserve">, </w:t>
+      </w:r>
+      <w:proofErr w:type="spellStart"/>
+      <w:r>
+        <w:rPr>
+          <w:rFonts w:ascii="Helvetica" w:eastAsia="Times New Roman" w:hAnsi="Helvetica" w:cs="Helvetica"/>
+          <w:i/>
+          <w:iCs/>
+          <w:color w:val="333333"/>
+          <w:sz w:val="21"/>
+          <w:szCs w:val="21"/>
+        </w:rPr>
+        <w:t>alu_input_a</w:t>
+      </w:r>
+      <w:proofErr w:type="spellEnd"/>
+      <w:r>
+        <w:rPr>
+          <w:rFonts w:ascii="Helvetica" w:eastAsia="Times New Roman" w:hAnsi="Helvetica" w:cs="Helvetica"/>
+          <w:i/>
+          <w:iCs/>
+          <w:color w:val="333333"/>
+          <w:sz w:val="21"/>
+          <w:szCs w:val="21"/>
+        </w:rPr>
+        <w:t xml:space="preserve">,  </w:t>
+      </w:r>
+      <w:proofErr w:type="spellStart"/>
+      <w:r>
+        <w:rPr>
+          <w:rFonts w:ascii="Helvetica" w:eastAsia="Times New Roman" w:hAnsi="Helvetica" w:cs="Helvetica"/>
+          <w:i/>
+          <w:iCs/>
+          <w:color w:val="333333"/>
+          <w:sz w:val="21"/>
+          <w:szCs w:val="21"/>
+        </w:rPr>
+        <w:t>alu_input_b</w:t>
+      </w:r>
+      <w:proofErr w:type="spellEnd"/>
+      <w:r>
+        <w:rPr>
+          <w:rFonts w:ascii="Helvetica" w:eastAsia="Times New Roman" w:hAnsi="Helvetica" w:cs="Helvetica"/>
+          <w:i/>
+          <w:iCs/>
+          <w:color w:val="333333"/>
+          <w:sz w:val="21"/>
+          <w:szCs w:val="21"/>
+        </w:rPr>
+        <w:t xml:space="preserve">, </w:t>
+      </w:r>
+      <w:proofErr w:type="spellStart"/>
+      <w:r>
+        <w:rPr>
+          <w:rFonts w:ascii="Helvetica" w:eastAsia="Times New Roman" w:hAnsi="Helvetica" w:cs="Helvetica"/>
+          <w:i/>
+          <w:iCs/>
+          <w:color w:val="333333"/>
+          <w:sz w:val="21"/>
+          <w:szCs w:val="21"/>
+        </w:rPr>
+        <w:t>alu_result</w:t>
+      </w:r>
+      <w:proofErr w:type="spellEnd"/>
+      <w:r>
+        <w:rPr>
+          <w:rFonts w:ascii="Helvetica" w:eastAsia="Times New Roman" w:hAnsi="Helvetica" w:cs="Helvetica"/>
+          <w:i/>
+          <w:iCs/>
+          <w:color w:val="333333"/>
+          <w:sz w:val="21"/>
+          <w:szCs w:val="21"/>
+        </w:rPr>
+        <w:t xml:space="preserve">, </w:t>
+      </w:r>
+      <w:proofErr w:type="spellStart"/>
+      <w:r>
+        <w:rPr>
+          <w:rFonts w:ascii="Helvetica" w:eastAsia="Times New Roman" w:hAnsi="Helvetica" w:cs="Helvetica"/>
+          <w:i/>
+          <w:iCs/>
+          <w:color w:val="333333"/>
+          <w:sz w:val="21"/>
+          <w:szCs w:val="21"/>
+        </w:rPr>
+        <w:t>mem_data</w:t>
+      </w:r>
+      <w:proofErr w:type="spellEnd"/>
+      <w:r>
+        <w:rPr>
+          <w:rFonts w:ascii="Helvetica" w:eastAsia="Times New Roman" w:hAnsi="Helvetica" w:cs="Helvetica"/>
+          <w:i/>
+          <w:iCs/>
+          <w:color w:val="333333"/>
+          <w:sz w:val="21"/>
+          <w:szCs w:val="21"/>
+        </w:rPr>
+        <w:t xml:space="preserve">, </w:t>
+      </w:r>
+      <w:proofErr w:type="spellStart"/>
+      <w:r>
+        <w:rPr>
+          <w:rFonts w:ascii="Helvetica" w:eastAsia="Times New Roman" w:hAnsi="Helvetica" w:cs="Helvetica"/>
+          <w:i/>
+          <w:iCs/>
+          <w:color w:val="333333"/>
+          <w:sz w:val="21"/>
+          <w:szCs w:val="21"/>
+        </w:rPr>
+        <w:t>mem_read</w:t>
+      </w:r>
+      <w:proofErr w:type="spellEnd"/>
+      <w:r>
+        <w:rPr>
+          <w:rFonts w:ascii="Helvetica" w:eastAsia="Times New Roman" w:hAnsi="Helvetica" w:cs="Helvetica"/>
+          <w:i/>
+          <w:iCs/>
+          <w:color w:val="333333"/>
+          <w:sz w:val="21"/>
+          <w:szCs w:val="21"/>
+        </w:rPr>
+        <w:t xml:space="preserve">, </w:t>
+      </w:r>
+      <w:proofErr w:type="spellStart"/>
+      <w:r>
+        <w:rPr>
+          <w:rFonts w:ascii="Helvetica" w:eastAsia="Times New Roman" w:hAnsi="Helvetica" w:cs="Helvetica"/>
+          <w:i/>
+          <w:iCs/>
+          <w:color w:val="333333"/>
+          <w:sz w:val="21"/>
+          <w:szCs w:val="21"/>
+        </w:rPr>
+        <w:t>mem_write</w:t>
+      </w:r>
+      <w:proofErr w:type="spellEnd"/>
+      <w:r>
+        <w:rPr>
+          <w:rFonts w:ascii="Helvetica" w:eastAsia="Times New Roman" w:hAnsi="Helvetica" w:cs="Helvetica"/>
+          <w:i/>
+          <w:iCs/>
+          <w:color w:val="333333"/>
+          <w:sz w:val="21"/>
+          <w:szCs w:val="21"/>
+        </w:rPr>
+        <w:t xml:space="preserve">, </w:t>
+      </w:r>
+      <w:proofErr w:type="spellStart"/>
+      <w:r>
+        <w:rPr>
+          <w:rFonts w:ascii="Helvetica" w:eastAsia="Times New Roman" w:hAnsi="Helvetica" w:cs="Helvetica"/>
+          <w:i/>
+          <w:iCs/>
+          <w:color w:val="333333"/>
+          <w:sz w:val="21"/>
+          <w:szCs w:val="21"/>
+        </w:rPr>
+        <w:t>alu_src</w:t>
+      </w:r>
+      <w:proofErr w:type="spellEnd"/>
+      <w:r>
+        <w:rPr>
+          <w:rFonts w:ascii="Helvetica" w:eastAsia="Times New Roman" w:hAnsi="Helvetica" w:cs="Helvetica"/>
+          <w:i/>
+          <w:iCs/>
+          <w:color w:val="333333"/>
+          <w:sz w:val="21"/>
+          <w:szCs w:val="21"/>
+        </w:rPr>
+        <w:t xml:space="preserve">, </w:t>
+      </w:r>
+      <w:proofErr w:type="spellStart"/>
+      <w:r>
+        <w:rPr>
+          <w:rFonts w:ascii="Helvetica" w:eastAsia="Times New Roman" w:hAnsi="Helvetica" w:cs="Helvetica"/>
+          <w:i/>
+          <w:iCs/>
+          <w:color w:val="333333"/>
+          <w:sz w:val="21"/>
+          <w:szCs w:val="21"/>
+        </w:rPr>
+        <w:t>id_ex_alu_src</w:t>
+      </w:r>
+      <w:proofErr w:type="spellEnd"/>
+      <w:r>
+        <w:rPr>
+          <w:rFonts w:ascii="Helvetica" w:eastAsia="Times New Roman" w:hAnsi="Helvetica" w:cs="Helvetica"/>
+          <w:i/>
+          <w:iCs/>
+          <w:color w:val="333333"/>
+          <w:sz w:val="21"/>
+          <w:szCs w:val="21"/>
+        </w:rPr>
+        <w:t xml:space="preserve">, branch, </w:t>
+      </w:r>
+      <w:proofErr w:type="spellStart"/>
+      <w:r>
+        <w:rPr>
+          <w:rFonts w:ascii="Helvetica" w:eastAsia="Times New Roman" w:hAnsi="Helvetica" w:cs="Helvetica"/>
+          <w:i/>
+          <w:iCs/>
+          <w:color w:val="333333"/>
+          <w:sz w:val="21"/>
+          <w:szCs w:val="21"/>
+        </w:rPr>
+        <w:t>ex_mem_branch</w:t>
+      </w:r>
+      <w:proofErr w:type="spellEnd"/>
+      <w:r>
+        <w:rPr>
+          <w:rFonts w:ascii="Helvetica" w:eastAsia="Times New Roman" w:hAnsi="Helvetica" w:cs="Helvetica"/>
+          <w:i/>
+          <w:iCs/>
+          <w:color w:val="333333"/>
+          <w:sz w:val="21"/>
+          <w:szCs w:val="21"/>
+        </w:rPr>
+        <w:t xml:space="preserve">, jump, </w:t>
+      </w:r>
+      <w:proofErr w:type="spellStart"/>
+      <w:r>
+        <w:rPr>
+          <w:rFonts w:ascii="Helvetica" w:eastAsia="Times New Roman" w:hAnsi="Helvetica" w:cs="Helvetica"/>
+          <w:i/>
+          <w:iCs/>
+          <w:color w:val="333333"/>
+          <w:sz w:val="21"/>
+          <w:szCs w:val="21"/>
+        </w:rPr>
+        <w:t>ex_mem_jump</w:t>
+      </w:r>
+      <w:proofErr w:type="spellEnd"/>
+      <w:r>
+        <w:rPr>
+          <w:rFonts w:ascii="Helvetica" w:eastAsia="Times New Roman" w:hAnsi="Helvetica" w:cs="Helvetica"/>
+          <w:i/>
+          <w:iCs/>
+          <w:color w:val="333333"/>
+          <w:sz w:val="21"/>
+          <w:szCs w:val="21"/>
+        </w:rPr>
+        <w:t xml:space="preserve">, </w:t>
+      </w:r>
+      <w:proofErr w:type="spellStart"/>
+      <w:r>
+        <w:rPr>
+          <w:rFonts w:ascii="Helvetica" w:eastAsia="Times New Roman" w:hAnsi="Helvetica" w:cs="Helvetica"/>
+          <w:i/>
+          <w:iCs/>
+          <w:color w:val="333333"/>
+          <w:sz w:val="21"/>
+          <w:szCs w:val="21"/>
+        </w:rPr>
+        <w:t>load_addr</w:t>
+      </w:r>
+      <w:proofErr w:type="spellEnd"/>
+      <w:r>
+        <w:rPr>
+          <w:rFonts w:ascii="Helvetica" w:eastAsia="Times New Roman" w:hAnsi="Helvetica" w:cs="Helvetica"/>
+          <w:i/>
+          <w:iCs/>
+          <w:color w:val="333333"/>
+          <w:sz w:val="21"/>
+          <w:szCs w:val="21"/>
+        </w:rPr>
+        <w:t xml:space="preserve">, </w:t>
+      </w:r>
+      <w:proofErr w:type="spellStart"/>
+      <w:r>
+        <w:rPr>
+          <w:rFonts w:ascii="Helvetica" w:eastAsia="Times New Roman" w:hAnsi="Helvetica" w:cs="Helvetica"/>
+          <w:i/>
+          <w:iCs/>
+          <w:color w:val="333333"/>
+          <w:sz w:val="21"/>
+          <w:szCs w:val="21"/>
+        </w:rPr>
+        <w:t>reg_write</w:t>
+      </w:r>
+      <w:proofErr w:type="spellEnd"/>
+      <w:r>
+        <w:rPr>
+          <w:rFonts w:ascii="Helvetica" w:eastAsia="Times New Roman" w:hAnsi="Helvetica" w:cs="Helvetica"/>
+          <w:i/>
+          <w:iCs/>
+          <w:color w:val="333333"/>
+          <w:sz w:val="21"/>
+          <w:szCs w:val="21"/>
+        </w:rPr>
+        <w:t xml:space="preserve">, </w:t>
+      </w:r>
+      <w:proofErr w:type="spellStart"/>
+      <w:r>
+        <w:rPr>
+          <w:rFonts w:ascii="Helvetica" w:eastAsia="Times New Roman" w:hAnsi="Helvetica" w:cs="Helvetica"/>
+          <w:i/>
+          <w:iCs/>
+          <w:color w:val="333333"/>
+          <w:sz w:val="21"/>
+          <w:szCs w:val="21"/>
+        </w:rPr>
+        <w:t>reg_write_chip</w:t>
+      </w:r>
+      <w:proofErr w:type="spellEnd"/>
+      <w:r>
+        <w:rPr>
+          <w:rFonts w:ascii="Helvetica" w:eastAsia="Times New Roman" w:hAnsi="Helvetica" w:cs="Helvetica"/>
+          <w:i/>
+          <w:iCs/>
+          <w:color w:val="333333"/>
+          <w:sz w:val="21"/>
+          <w:szCs w:val="21"/>
+        </w:rPr>
+        <w:t>, display_x5, display_x6, display_x7, display_x10</w:t>
       </w:r>
     </w:p>
     <w:p>
@@ -8330,8 +11286,38 @@
           <w:highlight w:val="yellow"/>
           <w:shd w:val="clear" w:color="auto" w:fill="FFFFFF"/>
         </w:rPr>
-        <w:t>Turn in your simulation plot in gradescope</w:t>
-      </w:r>
+        <w:t xml:space="preserve">Turn in your simulation plot </w:t>
+      </w:r>
+      <w:proofErr w:type="gramStart"/>
+      <w:r>
+        <w:rPr>
+          <w:rFonts w:ascii="Helvetica" w:eastAsia="Times New Roman" w:hAnsi="Helvetica" w:cs="Helvetica"/>
+          <w:b/>
+          <w:bCs/>
+          <w:color w:val="333333"/>
+          <w:sz w:val="21"/>
+          <w:szCs w:val="21"/>
+          <w:highlight w:val="yellow"/>
+          <w:shd w:val="clear" w:color="auto" w:fill="FFFFFF"/>
+        </w:rPr>
+        <w:t xml:space="preserve">in </w:t>
+      </w:r>
+      <w:proofErr w:type="spellStart"/>
+      <w:r>
+        <w:rPr>
+          <w:rFonts w:ascii="Helvetica" w:eastAsia="Times New Roman" w:hAnsi="Helvetica" w:cs="Helvetica"/>
+          <w:b/>
+          <w:bCs/>
+          <w:color w:val="333333"/>
+          <w:sz w:val="21"/>
+          <w:szCs w:val="21"/>
+          <w:highlight w:val="yellow"/>
+          <w:shd w:val="clear" w:color="auto" w:fill="FFFFFF"/>
+        </w:rPr>
+        <w:t>gradescope</w:t>
+      </w:r>
+      <w:proofErr w:type="spellEnd"/>
+      <w:proofErr w:type="gramEnd"/>
       <w:r>
         <w:rPr>
           <w:rFonts w:ascii="Helvetica" w:eastAsia="Times New Roman" w:hAnsi="Helvetica" w:cs="Helvetica"/>
@@ -8386,8 +11372,20 @@
           <w:szCs w:val="21"/>
           <w:highlight w:val="yellow"/>
         </w:rPr>
-        <w:t>in gradescope</w:t>
-      </w:r>
+        <w:t xml:space="preserve">in </w:t>
+      </w:r>
+      <w:proofErr w:type="spellStart"/>
+      <w:r>
+        <w:rPr>
+          <w:rFonts w:ascii="Helvetica" w:eastAsia="Times New Roman" w:hAnsi="Helvetica" w:cs="Helvetica"/>
+          <w:color w:val="333333"/>
+          <w:sz w:val="21"/>
+          <w:szCs w:val="21"/>
+          <w:highlight w:val="yellow"/>
+        </w:rPr>
+        <w:t>gradescope</w:t>
+      </w:r>
+      <w:proofErr w:type="spellEnd"/>
       <w:r>
         <w:rPr>
           <w:rFonts w:ascii="Helvetica" w:eastAsia="Times New Roman" w:hAnsi="Helvetica" w:cs="Helvetica"/>
@@ -8551,16 +11549,67 @@
           <w:sz w:val="21"/>
           <w:szCs w:val="21"/>
         </w:rPr>
-        <w:t>Push all code to your github repo and share with your instructor</w:t>
-      </w:r>
-      <w:r>
-        <w:rPr>
-          <w:rFonts w:ascii="Helvetica" w:eastAsia="Times New Roman" w:hAnsi="Helvetica" w:cs="Helvetica"/>
-          <w:color w:val="333333"/>
-          <w:sz w:val="21"/>
-          <w:szCs w:val="21"/>
-        </w:rPr>
-        <w:t xml:space="preserve"> [instr_mem.vhdl should be the </w:t>
+        <w:t xml:space="preserve">Push all code to your </w:t>
+      </w:r>
+      <w:proofErr w:type="spellStart"/>
+      <w:r>
+        <w:rPr>
+          <w:rFonts w:ascii="Helvetica" w:eastAsia="Times New Roman" w:hAnsi="Helvetica" w:cs="Helvetica"/>
+          <w:color w:val="333333"/>
+          <w:sz w:val="21"/>
+          <w:szCs w:val="21"/>
+        </w:rPr>
+        <w:t>github</w:t>
+      </w:r>
+      <w:proofErr w:type="spellEnd"/>
+      <w:r>
+        <w:rPr>
+          <w:rFonts w:ascii="Helvetica" w:eastAsia="Times New Roman" w:hAnsi="Helvetica" w:cs="Helvetica"/>
+          <w:color w:val="333333"/>
+          <w:sz w:val="21"/>
+          <w:szCs w:val="21"/>
+        </w:rPr>
+        <w:t xml:space="preserve"> repo and share with your instructor</w:t>
+      </w:r>
+      <w:r>
+        <w:rPr>
+          <w:rFonts w:ascii="Helvetica" w:eastAsia="Times New Roman" w:hAnsi="Helvetica" w:cs="Helvetica"/>
+          <w:color w:val="333333"/>
+          <w:sz w:val="21"/>
+          <w:szCs w:val="21"/>
+        </w:rPr>
+        <w:t xml:space="preserve"> [</w:t>
+      </w:r>
+      <w:proofErr w:type="spellStart"/>
+      <w:r>
+        <w:rPr>
+          <w:rFonts w:ascii="Helvetica" w:eastAsia="Times New Roman" w:hAnsi="Helvetica" w:cs="Helvetica"/>
+          <w:color w:val="333333"/>
+          <w:sz w:val="21"/>
+          <w:szCs w:val="21"/>
+        </w:rPr>
+        <w:t>instr_</w:t>
+      </w:r>
+      <w:proofErr w:type="gramStart"/>
+      <w:r>
+        <w:rPr>
+          <w:rFonts w:ascii="Helvetica" w:eastAsia="Times New Roman" w:hAnsi="Helvetica" w:cs="Helvetica"/>
+          <w:color w:val="333333"/>
+          <w:sz w:val="21"/>
+          <w:szCs w:val="21"/>
+        </w:rPr>
+        <w:t>mem.vhdl</w:t>
+      </w:r>
+      <w:proofErr w:type="spellEnd"/>
+      <w:proofErr w:type="gramEnd"/>
+      <w:r>
+        <w:rPr>
+          <w:rFonts w:ascii="Helvetica" w:eastAsia="Times New Roman" w:hAnsi="Helvetica" w:cs="Helvetica"/>
+          <w:color w:val="333333"/>
+          <w:sz w:val="21"/>
+          <w:szCs w:val="21"/>
+        </w:rPr>
+        <w:t xml:space="preserve"> should be the </w:t>
       </w:r>
       <w:r>
         <w:rPr>
@@ -8645,7 +11694,31 @@
           <w:sz w:val="47"/>
           <w:szCs w:val="47"/>
         </w:rPr>
-        <w:t xml:space="preserve"> not working</w:t>
+        <w:t xml:space="preserve"> </w:t>
+      </w:r>
+      <w:proofErr w:type="gramStart"/>
+      <w:r>
+        <w:rPr>
+          <w:rFonts w:ascii="Helvetica" w:eastAsia="Times New Roman" w:hAnsi="Helvetica" w:cs="Helvetica"/>
+          <w:b/>
+          <w:bCs/>
+          <w:color w:val="333333"/>
+          <w:sz w:val="47"/>
+          <w:szCs w:val="47"/>
+        </w:rPr>
+        <w:t>not</w:t>
+      </w:r>
+      <w:proofErr w:type="gramEnd"/>
+      <w:r>
+        <w:rPr>
+          <w:rFonts w:ascii="Helvetica" w:eastAsia="Times New Roman" w:hAnsi="Helvetica" w:cs="Helvetica"/>
+          <w:b/>
+          <w:bCs/>
+          <w:color w:val="333333"/>
+          <w:sz w:val="47"/>
+          <w:szCs w:val="47"/>
+        </w:rPr>
+        <w:t xml:space="preserve"> working</w:t>
       </w:r>
     </w:p>
     <w:p>
@@ -9129,16 +12202,30 @@
               </w:rPr>
               <w:t xml:space="preserve">Updated </w:t>
             </w:r>
-            <w:r>
-              <w:rPr>
-                <w:rFonts w:ascii="Helvetica" w:eastAsia="Times New Roman" w:hAnsi="Helvetica" w:cs="Helvetica"/>
-                <w:color w:val="333333"/>
-                <w:sz w:val="21"/>
-                <w:szCs w:val="21"/>
-                <w:shd w:val="clear" w:color="auto" w:fill="FFFFFF"/>
-              </w:rPr>
-              <w:t>pipeline_registers.vhdl</w:t>
-            </w:r>
+            <w:proofErr w:type="spellStart"/>
+            <w:r>
+              <w:rPr>
+                <w:rFonts w:ascii="Helvetica" w:eastAsia="Times New Roman" w:hAnsi="Helvetica" w:cs="Helvetica"/>
+                <w:color w:val="333333"/>
+                <w:sz w:val="21"/>
+                <w:szCs w:val="21"/>
+                <w:shd w:val="clear" w:color="auto" w:fill="FFFFFF"/>
+              </w:rPr>
+              <w:t>pipeline_</w:t>
+            </w:r>
+            <w:proofErr w:type="gramStart"/>
+            <w:r>
+              <w:rPr>
+                <w:rFonts w:ascii="Helvetica" w:eastAsia="Times New Roman" w:hAnsi="Helvetica" w:cs="Helvetica"/>
+                <w:color w:val="333333"/>
+                <w:sz w:val="21"/>
+                <w:szCs w:val="21"/>
+                <w:shd w:val="clear" w:color="auto" w:fill="FFFFFF"/>
+              </w:rPr>
+              <w:t>registers.vhdl</w:t>
+            </w:r>
+            <w:proofErr w:type="spellEnd"/>
+            <w:proofErr w:type="gramEnd"/>
           </w:p>
         </w:tc>
         <w:tc>
@@ -9255,6 +12342,7 @@
               </w:rPr>
               <w:t xml:space="preserve">Updated </w:t>
             </w:r>
+            <w:proofErr w:type="spellStart"/>
             <w:r>
               <w:rPr>
                 <w:rFonts w:ascii="Helvetica" w:eastAsia="Times New Roman" w:hAnsi="Helvetica" w:cs="Helvetica"/>
@@ -9265,6 +12353,7 @@
               </w:rPr>
               <w:t>riscv_</w:t>
             </w:r>
+            <w:proofErr w:type="gramStart"/>
             <w:r>
               <w:rPr>
                 <w:rFonts w:ascii="Helvetica" w:eastAsia="Times New Roman" w:hAnsi="Helvetica" w:cs="Helvetica"/>
@@ -9285,6 +12374,8 @@
               </w:rPr>
               <w:t>.vhdl</w:t>
             </w:r>
+            <w:proofErr w:type="spellEnd"/>
+            <w:proofErr w:type="gramEnd"/>
           </w:p>
         </w:tc>
         <w:tc>
@@ -9392,16 +12483,30 @@
               </w:rPr>
               <w:t xml:space="preserve">Update </w:t>
             </w:r>
-            <w:r>
-              <w:rPr>
-                <w:rFonts w:ascii="Helvetica" w:eastAsia="Times New Roman" w:hAnsi="Helvetica" w:cs="Helvetica"/>
-                <w:color w:val="333333"/>
-                <w:sz w:val="21"/>
-                <w:szCs w:val="21"/>
-                <w:shd w:val="clear" w:color="auto" w:fill="FFFFFF"/>
-              </w:rPr>
-              <w:t>hazard_detection_unit.vhdl</w:t>
-            </w:r>
+            <w:proofErr w:type="spellStart"/>
+            <w:r>
+              <w:rPr>
+                <w:rFonts w:ascii="Helvetica" w:eastAsia="Times New Roman" w:hAnsi="Helvetica" w:cs="Helvetica"/>
+                <w:color w:val="333333"/>
+                <w:sz w:val="21"/>
+                <w:szCs w:val="21"/>
+                <w:shd w:val="clear" w:color="auto" w:fill="FFFFFF"/>
+              </w:rPr>
+              <w:t>hazard_detection_</w:t>
+            </w:r>
+            <w:proofErr w:type="gramStart"/>
+            <w:r>
+              <w:rPr>
+                <w:rFonts w:ascii="Helvetica" w:eastAsia="Times New Roman" w:hAnsi="Helvetica" w:cs="Helvetica"/>
+                <w:color w:val="333333"/>
+                <w:sz w:val="21"/>
+                <w:szCs w:val="21"/>
+                <w:shd w:val="clear" w:color="auto" w:fill="FFFFFF"/>
+              </w:rPr>
+              <w:t>unit.vhdl</w:t>
+            </w:r>
+            <w:proofErr w:type="spellEnd"/>
+            <w:proofErr w:type="gramEnd"/>
           </w:p>
         </w:tc>
         <w:tc>
@@ -9613,8 +12718,19 @@
                 <w:sz w:val="21"/>
                 <w:szCs w:val="21"/>
               </w:rPr>
-              <w:t>Questions in Gradescope</w:t>
-            </w:r>
+              <w:t xml:space="preserve">Questions in </w:t>
+            </w:r>
+            <w:proofErr w:type="spellStart"/>
+            <w:r>
+              <w:rPr>
+                <w:rFonts w:ascii="Helvetica" w:eastAsia="Times New Roman" w:hAnsi="Helvetica" w:cs="Helvetica"/>
+                <w:color w:val="333333"/>
+                <w:sz w:val="21"/>
+                <w:szCs w:val="21"/>
+              </w:rPr>
+              <w:t>Gradescope</w:t>
+            </w:r>
+            <w:proofErr w:type="spellEnd"/>
             <w:r>
               <w:rPr>
                 <w:rFonts w:ascii="Helvetica" w:eastAsia="Times New Roman" w:hAnsi="Helvetica" w:cs="Helvetica"/>
@@ -10100,7 +13216,18 @@
           <w:szCs w:val="21"/>
           <w:shd w:val="clear" w:color="auto" w:fill="FFFFFF"/>
         </w:rPr>
-        <w:t xml:space="preserve"> using the </w:t>
+        <w:t xml:space="preserve"> using </w:t>
+      </w:r>
+      <w:proofErr w:type="gramStart"/>
+      <w:r>
+        <w:rPr>
+          <w:rFonts w:ascii="Helvetica" w:eastAsia="Times New Roman" w:hAnsi="Helvetica" w:cs="Helvetica"/>
+          <w:color w:val="333333"/>
+          <w:sz w:val="21"/>
+          <w:szCs w:val="21"/>
+          <w:shd w:val="clear" w:color="auto" w:fill="FFFFFF"/>
+        </w:rPr>
+        <w:t xml:space="preserve">the </w:t>
       </w:r>
       <w:r>
         <w:rPr>
@@ -10126,25 +13253,48 @@
         </w:rPr>
         <w:t>hen</w:t>
       </w:r>
-      <w:r>
-        <w:rPr>
-          <w:rFonts w:ascii="Helvetica" w:eastAsia="Times New Roman" w:hAnsi="Helvetica" w:cs="Helvetica"/>
-          <w:color w:val="333333"/>
-          <w:sz w:val="21"/>
-          <w:szCs w:val="21"/>
-          <w:shd w:val="clear" w:color="auto" w:fill="FFFFFF"/>
-        </w:rPr>
-        <w:t xml:space="preserve"> statement?”</w:t>
-      </w:r>
-      <w:r>
-        <w:rPr>
-          <w:rFonts w:ascii="Helvetica" w:eastAsia="Times New Roman" w:hAnsi="Helvetica" w:cs="Helvetica"/>
-          <w:color w:val="333333"/>
-          <w:sz w:val="21"/>
-          <w:szCs w:val="21"/>
-          <w:shd w:val="clear" w:color="auto" w:fill="FFFFFF"/>
-        </w:rPr>
-        <w:t>, or ask</w:t>
+      <w:proofErr w:type="gramEnd"/>
+      <w:r>
+        <w:rPr>
+          <w:rFonts w:ascii="Helvetica" w:eastAsia="Times New Roman" w:hAnsi="Helvetica" w:cs="Helvetica"/>
+          <w:color w:val="333333"/>
+          <w:sz w:val="21"/>
+          <w:szCs w:val="21"/>
+          <w:shd w:val="clear" w:color="auto" w:fill="FFFFFF"/>
+        </w:rPr>
+        <w:t xml:space="preserve"> statement?</w:t>
+      </w:r>
+      <w:proofErr w:type="gramStart"/>
+      <w:r>
+        <w:rPr>
+          <w:rFonts w:ascii="Helvetica" w:eastAsia="Times New Roman" w:hAnsi="Helvetica" w:cs="Helvetica"/>
+          <w:color w:val="333333"/>
+          <w:sz w:val="21"/>
+          <w:szCs w:val="21"/>
+          <w:shd w:val="clear" w:color="auto" w:fill="FFFFFF"/>
+        </w:rPr>
+        <w:t>”</w:t>
+      </w:r>
+      <w:r>
+        <w:rPr>
+          <w:rFonts w:ascii="Helvetica" w:eastAsia="Times New Roman" w:hAnsi="Helvetica" w:cs="Helvetica"/>
+          <w:color w:val="333333"/>
+          <w:sz w:val="21"/>
+          <w:szCs w:val="21"/>
+          <w:shd w:val="clear" w:color="auto" w:fill="FFFFFF"/>
+        </w:rPr>
+        <w:t>, or</w:t>
+      </w:r>
+      <w:proofErr w:type="gramEnd"/>
+      <w:r>
+        <w:rPr>
+          <w:rFonts w:ascii="Helvetica" w:eastAsia="Times New Roman" w:hAnsi="Helvetica" w:cs="Helvetica"/>
+          <w:color w:val="333333"/>
+          <w:sz w:val="21"/>
+          <w:szCs w:val="21"/>
+          <w:shd w:val="clear" w:color="auto" w:fill="FFFFFF"/>
+        </w:rPr>
+        <w:t xml:space="preserve"> ask</w:t>
       </w:r>
       <w:r>
         <w:rPr>
@@ -10437,7 +13587,25 @@
           <w:color w:val="333333"/>
           <w:shd w:val="clear" w:color="auto" w:fill="FFFFFF"/>
         </w:rPr>
-        <w:t>You are not allowed to have another student look at your code to help with debugging, unless given specific authorization from your instructor.</w:t>
+        <w:t xml:space="preserve">You are not allowed to have another student look at your code to help with debugging, </w:t>
+      </w:r>
+      <w:proofErr w:type="gramStart"/>
+      <w:r>
+        <w:rPr>
+          <w:rFonts w:ascii="Helvetica" w:eastAsia="Times New Roman" w:hAnsi="Helvetica" w:cs="Helvetica"/>
+          <w:color w:val="333333"/>
+          <w:shd w:val="clear" w:color="auto" w:fill="FFFFFF"/>
+        </w:rPr>
+        <w:t>unless</w:t>
+      </w:r>
+      <w:proofErr w:type="gramEnd"/>
+      <w:r>
+        <w:rPr>
+          <w:rFonts w:ascii="Helvetica" w:eastAsia="Times New Roman" w:hAnsi="Helvetica" w:cs="Helvetica"/>
+          <w:color w:val="333333"/>
+          <w:shd w:val="clear" w:color="auto" w:fill="FFFFFF"/>
+        </w:rPr>
+        <w:t xml:space="preserve"> given specific authorization from your instructor.</w:t>
       </w:r>
       <w:r>
         <w:rPr>
@@ -12145,6 +15313,7 @@
   <w:style w:type="character" w:default="1" w:styleId="DefaultParagraphFont">
     <w:name w:val="Default Paragraph Font"/>
     <w:uiPriority w:val="1"/>
+    <w:semiHidden/>
     <w:unhideWhenUsed/>
   </w:style>
   <w:style w:type="table" w:default="1" w:styleId="TableNormal">

--- a/book/finalproject/Final_Project_Assignment_Stage3.docx
+++ b/book/finalproject/Final_Project_Assignment_Stage3.docx
@@ -512,29 +512,7 @@
           <w:szCs w:val="21"/>
           <w:shd w:val="clear" w:color="auto" w:fill="FFFFFF"/>
         </w:rPr>
-        <w:t xml:space="preserve">.  However, this stage does NOT have hazard detection and does NOT </w:t>
-      </w:r>
-      <w:proofErr w:type="gramStart"/>
-      <w:r>
-        <w:rPr>
-          <w:rFonts w:ascii="Helvetica" w:eastAsia="Times New Roman" w:hAnsi="Helvetica" w:cs="Helvetica"/>
-          <w:color w:val="A6A6A6" w:themeColor="background1" w:themeShade="A6"/>
-          <w:sz w:val="21"/>
-          <w:szCs w:val="21"/>
-          <w:shd w:val="clear" w:color="auto" w:fill="FFFFFF"/>
-        </w:rPr>
-        <w:t>stall to prevent</w:t>
-      </w:r>
-      <w:proofErr w:type="gramEnd"/>
-      <w:r>
-        <w:rPr>
-          <w:rFonts w:ascii="Helvetica" w:eastAsia="Times New Roman" w:hAnsi="Helvetica" w:cs="Helvetica"/>
-          <w:color w:val="A6A6A6" w:themeColor="background1" w:themeShade="A6"/>
-          <w:sz w:val="21"/>
-          <w:szCs w:val="21"/>
-          <w:shd w:val="clear" w:color="auto" w:fill="FFFFFF"/>
-        </w:rPr>
-        <w:t xml:space="preserve"> hazards.  </w:t>
+        <w:t xml:space="preserve">.  However, this stage does NOT have hazard detection and does NOT stall to prevent hazards.  </w:t>
       </w:r>
       <w:r>
         <w:rPr>
@@ -644,56 +622,16 @@
           <w:szCs w:val="21"/>
           <w:shd w:val="clear" w:color="auto" w:fill="FFFFFF"/>
         </w:rPr>
-        <w:t xml:space="preserve">: convert </w:t>
-      </w:r>
-      <w:proofErr w:type="gramStart"/>
-      <w:r>
-        <w:rPr>
-          <w:rFonts w:ascii="Helvetica" w:eastAsia="Times New Roman" w:hAnsi="Helvetica" w:cs="Helvetica"/>
-          <w:sz w:val="21"/>
-          <w:szCs w:val="21"/>
-          <w:shd w:val="clear" w:color="auto" w:fill="FFFFFF"/>
-        </w:rPr>
-        <w:t xml:space="preserve">the </w:t>
-      </w:r>
-      <w:r>
-        <w:rPr>
-          <w:rFonts w:ascii="Helvetica" w:eastAsia="Times New Roman" w:hAnsi="Helvetica" w:cs="Helvetica"/>
-          <w:sz w:val="21"/>
-          <w:szCs w:val="21"/>
-          <w:shd w:val="clear" w:color="auto" w:fill="FFFFFF"/>
-        </w:rPr>
-        <w:t>stage</w:t>
-      </w:r>
-      <w:proofErr w:type="gramEnd"/>
-      <w:r>
-        <w:rPr>
-          <w:rFonts w:ascii="Helvetica" w:eastAsia="Times New Roman" w:hAnsi="Helvetica" w:cs="Helvetica"/>
-          <w:sz w:val="21"/>
-          <w:szCs w:val="21"/>
-          <w:shd w:val="clear" w:color="auto" w:fill="FFFFFF"/>
-        </w:rPr>
-        <w:t xml:space="preserve"> 2 architecture to </w:t>
-      </w:r>
-      <w:proofErr w:type="gramStart"/>
-      <w:r>
-        <w:rPr>
-          <w:rFonts w:ascii="Helvetica" w:eastAsia="Times New Roman" w:hAnsi="Helvetica" w:cs="Helvetica"/>
-          <w:sz w:val="21"/>
-          <w:szCs w:val="21"/>
-          <w:shd w:val="clear" w:color="auto" w:fill="FFFFFF"/>
-        </w:rPr>
-        <w:t>a pipelined</w:t>
-      </w:r>
-      <w:proofErr w:type="gramEnd"/>
-      <w:r>
-        <w:rPr>
-          <w:rFonts w:ascii="Helvetica" w:eastAsia="Times New Roman" w:hAnsi="Helvetica" w:cs="Helvetica"/>
-          <w:sz w:val="21"/>
-          <w:szCs w:val="21"/>
-          <w:shd w:val="clear" w:color="auto" w:fill="FFFFFF"/>
-        </w:rPr>
-        <w:t xml:space="preserve"> architecture </w:t>
+        <w:t xml:space="preserve">: convert the </w:t>
+      </w:r>
+      <w:r>
+        <w:rPr>
+          <w:rFonts w:ascii="Helvetica" w:eastAsia="Times New Roman" w:hAnsi="Helvetica" w:cs="Helvetica"/>
+          <w:sz w:val="21"/>
+          <w:szCs w:val="21"/>
+          <w:shd w:val="clear" w:color="auto" w:fill="FFFFFF"/>
+        </w:rPr>
+        <w:t xml:space="preserve">stage 2 architecture to a pipelined architecture </w:t>
       </w:r>
       <w:r>
         <w:rPr>
@@ -720,36 +658,16 @@
           <w:szCs w:val="21"/>
           <w:shd w:val="clear" w:color="auto" w:fill="FFFFFF"/>
         </w:rPr>
-        <w:t xml:space="preserve"> and stalls appropriately to ensure proper </w:t>
-      </w:r>
-      <w:proofErr w:type="gramStart"/>
-      <w:r>
-        <w:rPr>
-          <w:rFonts w:ascii="Helvetica" w:eastAsia="Times New Roman" w:hAnsi="Helvetica" w:cs="Helvetica"/>
-          <w:sz w:val="21"/>
-          <w:szCs w:val="21"/>
-          <w:shd w:val="clear" w:color="auto" w:fill="FFFFFF"/>
-        </w:rPr>
-        <w:t>execution</w:t>
-      </w:r>
-      <w:r>
-        <w:rPr>
-          <w:rFonts w:ascii="Helvetica" w:eastAsia="Times New Roman" w:hAnsi="Helvetica" w:cs="Helvetica"/>
-          <w:sz w:val="21"/>
-          <w:szCs w:val="21"/>
-          <w:shd w:val="clear" w:color="auto" w:fill="FFFFFF"/>
-        </w:rPr>
-        <w:t>, but</w:t>
-      </w:r>
-      <w:proofErr w:type="gramEnd"/>
-      <w:r>
-        <w:rPr>
-          <w:rFonts w:ascii="Helvetica" w:eastAsia="Times New Roman" w:hAnsi="Helvetica" w:cs="Helvetica"/>
-          <w:sz w:val="21"/>
-          <w:szCs w:val="21"/>
-          <w:shd w:val="clear" w:color="auto" w:fill="FFFFFF"/>
-        </w:rPr>
-        <w:t xml:space="preserve"> does NOT have forwarding.</w:t>
+        <w:t xml:space="preserve"> and stalls appropriately to ensure proper execution</w:t>
+      </w:r>
+      <w:r>
+        <w:rPr>
+          <w:rFonts w:ascii="Helvetica" w:eastAsia="Times New Roman" w:hAnsi="Helvetica" w:cs="Helvetica"/>
+          <w:sz w:val="21"/>
+          <w:szCs w:val="21"/>
+          <w:shd w:val="clear" w:color="auto" w:fill="FFFFFF"/>
+        </w:rPr>
+        <w:t>, but does NOT have forwarding.</w:t>
       </w:r>
     </w:p>
     <w:p>
@@ -876,29 +794,7 @@
           <w:szCs w:val="21"/>
           <w:shd w:val="clear" w:color="auto" w:fill="FFFFFF"/>
         </w:rPr>
-        <w:t xml:space="preserve"> and branch decision moved to the ID stage, </w:t>
-      </w:r>
-      <w:proofErr w:type="gramStart"/>
-      <w:r>
-        <w:rPr>
-          <w:rFonts w:ascii="Helvetica" w:eastAsia="Times New Roman" w:hAnsi="Helvetica" w:cs="Helvetica"/>
-          <w:color w:val="A6A6A6" w:themeColor="background1" w:themeShade="A6"/>
-          <w:sz w:val="21"/>
-          <w:szCs w:val="21"/>
-          <w:shd w:val="clear" w:color="auto" w:fill="FFFFFF"/>
-        </w:rPr>
-        <w:t>similar to</w:t>
-      </w:r>
-      <w:proofErr w:type="gramEnd"/>
-      <w:r>
-        <w:rPr>
-          <w:rFonts w:ascii="Helvetica" w:eastAsia="Times New Roman" w:hAnsi="Helvetica" w:cs="Helvetica"/>
-          <w:color w:val="A6A6A6" w:themeColor="background1" w:themeShade="A6"/>
-          <w:sz w:val="21"/>
-          <w:szCs w:val="21"/>
-          <w:shd w:val="clear" w:color="auto" w:fill="FFFFFF"/>
-        </w:rPr>
-        <w:t xml:space="preserve"> Figure C.25.</w:t>
+        <w:t xml:space="preserve"> and branch decision moved to the ID stage, similar to Figure C.25.</w:t>
       </w:r>
     </w:p>
     <w:p>
@@ -1015,7 +911,6 @@
         </w:rPr>
         <w:t xml:space="preserve"> called </w:t>
       </w:r>
-      <w:proofErr w:type="spellStart"/>
       <w:r>
         <w:rPr>
           <w:rFonts w:ascii="Helvetica" w:eastAsia="Times New Roman" w:hAnsi="Helvetica" w:cs="Helvetica"/>
@@ -1028,38 +923,15 @@
         </w:rPr>
         <w:t>Load_Addr</w:t>
       </w:r>
-      <w:proofErr w:type="spellEnd"/>
-      <w:r>
-        <w:rPr>
-          <w:rFonts w:ascii="Helvetica" w:eastAsia="Times New Roman" w:hAnsi="Helvetica" w:cs="Helvetica"/>
-          <w:color w:val="333333"/>
-          <w:sz w:val="21"/>
-          <w:szCs w:val="21"/>
-          <w:shd w:val="clear" w:color="auto" w:fill="FFFFFF"/>
-        </w:rPr>
-        <w:t xml:space="preserve">, which is </w:t>
-      </w:r>
-      <w:proofErr w:type="gramStart"/>
-      <w:r>
-        <w:rPr>
-          <w:rFonts w:ascii="Helvetica" w:eastAsia="Times New Roman" w:hAnsi="Helvetica" w:cs="Helvetica"/>
-          <w:color w:val="333333"/>
-          <w:sz w:val="21"/>
-          <w:szCs w:val="21"/>
-          <w:shd w:val="clear" w:color="auto" w:fill="FFFFFF"/>
-        </w:rPr>
-        <w:t>similar to</w:t>
-      </w:r>
-      <w:proofErr w:type="gramEnd"/>
-      <w:r>
-        <w:rPr>
-          <w:rFonts w:ascii="Helvetica" w:eastAsia="Times New Roman" w:hAnsi="Helvetica" w:cs="Helvetica"/>
-          <w:color w:val="333333"/>
-          <w:sz w:val="21"/>
-          <w:szCs w:val="21"/>
-          <w:shd w:val="clear" w:color="auto" w:fill="FFFFFF"/>
-        </w:rPr>
-        <w:t xml:space="preserve"> LA,</w:t>
+      <w:r>
+        <w:rPr>
+          <w:rFonts w:ascii="Helvetica" w:eastAsia="Times New Roman" w:hAnsi="Helvetica" w:cs="Helvetica"/>
+          <w:color w:val="333333"/>
+          <w:sz w:val="21"/>
+          <w:szCs w:val="21"/>
+          <w:shd w:val="clear" w:color="auto" w:fill="FFFFFF"/>
+        </w:rPr>
+        <w:t>, which is similar to LA,</w:t>
       </w:r>
       <w:r>
         <w:rPr>
@@ -1232,23 +1104,21 @@
         </w:rPr>
         <w:t xml:space="preserve">                             </w:t>
       </w:r>
-      <w:proofErr w:type="spellStart"/>
       <w:r>
         <w:rPr>
           <w:rFonts w:ascii="Courier New" w:eastAsia="Times New Roman" w:hAnsi="Courier New" w:cs="Courier New"/>
           <w:sz w:val="20"/>
           <w:szCs w:val="20"/>
         </w:rPr>
-        <w:t>addi</w:t>
-      </w:r>
-      <w:proofErr w:type="spellEnd"/>
+        <w:t xml:space="preserve">addi    </w:t>
+      </w:r>
       <w:r>
         <w:rPr>
           <w:rFonts w:ascii="Courier New" w:eastAsia="Times New Roman" w:hAnsi="Courier New" w:cs="Courier New"/>
           <w:sz w:val="20"/>
           <w:szCs w:val="20"/>
         </w:rPr>
-        <w:t xml:space="preserve">    </w:t>
+        <w:t xml:space="preserve">  </w:t>
       </w:r>
       <w:r>
         <w:rPr>
@@ -1256,68 +1126,69 @@
           <w:sz w:val="20"/>
           <w:szCs w:val="20"/>
         </w:rPr>
-        <w:t xml:space="preserve">  </w:t>
-      </w:r>
-      <w:r>
+        <w:t>x5, x0, 9       # x5 = number of values in array</w:t>
+      </w:r>
+    </w:p>
+    <w:p>
+      <w:pPr>
+        <w:spacing w:after="0" w:line="240" w:lineRule="auto"/>
+        <w:ind w:left="720"/>
         <w:rPr>
           <w:rFonts w:ascii="Courier New" w:eastAsia="Times New Roman" w:hAnsi="Courier New" w:cs="Courier New"/>
           <w:sz w:val="20"/>
           <w:szCs w:val="20"/>
         </w:rPr>
-        <w:t>x5, x0, 9       # x5 = number of values in array</w:t>
-      </w:r>
-    </w:p>
-    <w:p>
-      <w:pPr>
-        <w:spacing w:after="0" w:line="240" w:lineRule="auto"/>
-        <w:ind w:left="720"/>
+      </w:pPr>
+      <w:r>
         <w:rPr>
           <w:rFonts w:ascii="Courier New" w:eastAsia="Times New Roman" w:hAnsi="Courier New" w:cs="Courier New"/>
           <w:sz w:val="20"/>
           <w:szCs w:val="20"/>
         </w:rPr>
-      </w:pPr>
+        <w:t xml:space="preserve">        load_addr x6, array     </w:t>
+      </w:r>
       <w:r>
         <w:rPr>
           <w:rFonts w:ascii="Courier New" w:eastAsia="Times New Roman" w:hAnsi="Courier New" w:cs="Courier New"/>
           <w:sz w:val="20"/>
           <w:szCs w:val="20"/>
         </w:rPr>
-        <w:t xml:space="preserve">        </w:t>
-      </w:r>
-      <w:proofErr w:type="spellStart"/>
+        <w:t xml:space="preserve">  </w:t>
+      </w:r>
       <w:r>
         <w:rPr>
           <w:rFonts w:ascii="Courier New" w:eastAsia="Times New Roman" w:hAnsi="Courier New" w:cs="Courier New"/>
           <w:sz w:val="20"/>
           <w:szCs w:val="20"/>
         </w:rPr>
-        <w:t>load_addr</w:t>
-      </w:r>
-      <w:proofErr w:type="spellEnd"/>
+        <w:t xml:space="preserve"># x6 = address of array </w:t>
+      </w:r>
       <w:r>
         <w:rPr>
           <w:rFonts w:ascii="Courier New" w:eastAsia="Times New Roman" w:hAnsi="Courier New" w:cs="Courier New"/>
           <w:sz w:val="20"/>
           <w:szCs w:val="20"/>
         </w:rPr>
-        <w:t xml:space="preserve"> x6, array     </w:t>
-      </w:r>
-      <w:r>
+        <w:t>0X10000000</w:t>
+      </w:r>
+    </w:p>
+    <w:p>
+      <w:pPr>
+        <w:spacing w:after="0" w:line="240" w:lineRule="auto"/>
+        <w:ind w:left="720"/>
         <w:rPr>
           <w:rFonts w:ascii="Courier New" w:eastAsia="Times New Roman" w:hAnsi="Courier New" w:cs="Courier New"/>
           <w:sz w:val="20"/>
           <w:szCs w:val="20"/>
         </w:rPr>
-        <w:t xml:space="preserve">  </w:t>
-      </w:r>
+      </w:pPr>
       <w:r>
         <w:rPr>
           <w:rFonts w:ascii="Courier New" w:eastAsia="Times New Roman" w:hAnsi="Courier New" w:cs="Courier New"/>
           <w:sz w:val="20"/>
           <w:szCs w:val="20"/>
         </w:rPr>
-        <w:t xml:space="preserve"># x6 = address of array </w:t>
+        <w:t xml:space="preserve">        lw      </w:t>
       </w:r>
       <w:r>
         <w:rPr>
@@ -1325,44 +1196,42 @@
           <w:sz w:val="20"/>
           <w:szCs w:val="20"/>
         </w:rPr>
-        <w:t>0X10000000</w:t>
-      </w:r>
-    </w:p>
-    <w:p>
-      <w:pPr>
-        <w:spacing w:after="0" w:line="240" w:lineRule="auto"/>
-        <w:ind w:left="720"/>
+        <w:t xml:space="preserve">  </w:t>
+      </w:r>
+      <w:r>
         <w:rPr>
           <w:rFonts w:ascii="Courier New" w:eastAsia="Times New Roman" w:hAnsi="Courier New" w:cs="Courier New"/>
           <w:sz w:val="20"/>
           <w:szCs w:val="20"/>
         </w:rPr>
-      </w:pPr>
-      <w:r>
+        <w:t>x7, 0(x6)       # x7 = initial value</w:t>
+      </w:r>
+    </w:p>
+    <w:p>
+      <w:pPr>
+        <w:spacing w:after="0" w:line="240" w:lineRule="auto"/>
+        <w:ind w:left="720"/>
         <w:rPr>
           <w:rFonts w:ascii="Courier New" w:eastAsia="Times New Roman" w:hAnsi="Courier New" w:cs="Courier New"/>
           <w:sz w:val="20"/>
           <w:szCs w:val="20"/>
         </w:rPr>
-        <w:t xml:space="preserve">        </w:t>
-      </w:r>
-      <w:proofErr w:type="spellStart"/>
+      </w:pPr>
       <w:r>
         <w:rPr>
           <w:rFonts w:ascii="Courier New" w:eastAsia="Times New Roman" w:hAnsi="Courier New" w:cs="Courier New"/>
           <w:sz w:val="20"/>
           <w:szCs w:val="20"/>
         </w:rPr>
-        <w:t>lw</w:t>
-      </w:r>
-      <w:proofErr w:type="spellEnd"/>
+        <w:t xml:space="preserve">loop:   addi    </w:t>
+      </w:r>
       <w:r>
         <w:rPr>
           <w:rFonts w:ascii="Courier New" w:eastAsia="Times New Roman" w:hAnsi="Courier New" w:cs="Courier New"/>
           <w:sz w:val="20"/>
           <w:szCs w:val="20"/>
         </w:rPr>
-        <w:t xml:space="preserve">      </w:t>
+        <w:t xml:space="preserve">  </w:t>
       </w:r>
       <w:r>
         <w:rPr>
@@ -1370,70 +1239,69 @@
           <w:sz w:val="20"/>
           <w:szCs w:val="20"/>
         </w:rPr>
-        <w:t xml:space="preserve">  </w:t>
-      </w:r>
-      <w:r>
+        <w:t xml:space="preserve">x6, x6, 4       </w:t>
+      </w:r>
+    </w:p>
+    <w:p>
+      <w:pPr>
+        <w:spacing w:after="0" w:line="240" w:lineRule="auto"/>
+        <w:ind w:left="720"/>
         <w:rPr>
           <w:rFonts w:ascii="Courier New" w:eastAsia="Times New Roman" w:hAnsi="Courier New" w:cs="Courier New"/>
           <w:sz w:val="20"/>
           <w:szCs w:val="20"/>
         </w:rPr>
-        <w:t>x7, 0(</w:t>
-      </w:r>
-      <w:proofErr w:type="gramStart"/>
+      </w:pPr>
       <w:r>
         <w:rPr>
           <w:rFonts w:ascii="Courier New" w:eastAsia="Times New Roman" w:hAnsi="Courier New" w:cs="Courier New"/>
           <w:sz w:val="20"/>
           <w:szCs w:val="20"/>
         </w:rPr>
-        <w:t>x6)       #</w:t>
-      </w:r>
-      <w:proofErr w:type="gramEnd"/>
+        <w:t xml:space="preserve">        lw      </w:t>
+      </w:r>
       <w:r>
         <w:rPr>
           <w:rFonts w:ascii="Courier New" w:eastAsia="Times New Roman" w:hAnsi="Courier New" w:cs="Courier New"/>
           <w:sz w:val="20"/>
           <w:szCs w:val="20"/>
         </w:rPr>
-        <w:t xml:space="preserve"> x7 = initial value</w:t>
-      </w:r>
-    </w:p>
-    <w:p>
-      <w:pPr>
-        <w:spacing w:after="0" w:line="240" w:lineRule="auto"/>
-        <w:ind w:left="720"/>
+        <w:t xml:space="preserve">  </w:t>
+      </w:r>
+      <w:r>
         <w:rPr>
           <w:rFonts w:ascii="Courier New" w:eastAsia="Times New Roman" w:hAnsi="Courier New" w:cs="Courier New"/>
           <w:sz w:val="20"/>
           <w:szCs w:val="20"/>
         </w:rPr>
-      </w:pPr>
-      <w:r>
+        <w:t xml:space="preserve">x10, 0(x6)      </w:t>
+      </w:r>
+    </w:p>
+    <w:p>
+      <w:pPr>
+        <w:spacing w:after="0" w:line="240" w:lineRule="auto"/>
+        <w:ind w:left="720"/>
         <w:rPr>
           <w:rFonts w:ascii="Courier New" w:eastAsia="Times New Roman" w:hAnsi="Courier New" w:cs="Courier New"/>
           <w:sz w:val="20"/>
           <w:szCs w:val="20"/>
         </w:rPr>
-        <w:t xml:space="preserve">loop:   </w:t>
-      </w:r>
-      <w:proofErr w:type="spellStart"/>
+      </w:pPr>
       <w:r>
         <w:rPr>
           <w:rFonts w:ascii="Courier New" w:eastAsia="Times New Roman" w:hAnsi="Courier New" w:cs="Courier New"/>
           <w:sz w:val="20"/>
           <w:szCs w:val="20"/>
         </w:rPr>
-        <w:t>addi</w:t>
-      </w:r>
-      <w:proofErr w:type="spellEnd"/>
+        <w:t xml:space="preserve">        add     </w:t>
+      </w:r>
       <w:r>
         <w:rPr>
           <w:rFonts w:ascii="Courier New" w:eastAsia="Times New Roman" w:hAnsi="Courier New" w:cs="Courier New"/>
           <w:sz w:val="20"/>
           <w:szCs w:val="20"/>
         </w:rPr>
-        <w:t xml:space="preserve">    </w:t>
+        <w:t xml:space="preserve">  </w:t>
       </w:r>
       <w:r>
         <w:rPr>
@@ -1441,60 +1309,61 @@
           <w:sz w:val="20"/>
           <w:szCs w:val="20"/>
         </w:rPr>
-        <w:t xml:space="preserve">  </w:t>
-      </w:r>
-      <w:r>
+        <w:t xml:space="preserve">x7, x10, x7     </w:t>
+      </w:r>
+    </w:p>
+    <w:p>
+      <w:pPr>
+        <w:spacing w:after="0" w:line="240" w:lineRule="auto"/>
+        <w:ind w:left="720"/>
         <w:rPr>
           <w:rFonts w:ascii="Courier New" w:eastAsia="Times New Roman" w:hAnsi="Courier New" w:cs="Courier New"/>
           <w:sz w:val="20"/>
           <w:szCs w:val="20"/>
         </w:rPr>
-        <w:t xml:space="preserve">x6, x6, 4       </w:t>
-      </w:r>
-    </w:p>
-    <w:p>
-      <w:pPr>
-        <w:spacing w:after="0" w:line="240" w:lineRule="auto"/>
-        <w:ind w:left="720"/>
+      </w:pPr>
+      <w:r>
         <w:rPr>
           <w:rFonts w:ascii="Courier New" w:eastAsia="Times New Roman" w:hAnsi="Courier New" w:cs="Courier New"/>
           <w:sz w:val="20"/>
           <w:szCs w:val="20"/>
         </w:rPr>
-      </w:pPr>
+        <w:t xml:space="preserve">        subi    </w:t>
+      </w:r>
       <w:r>
         <w:rPr>
           <w:rFonts w:ascii="Courier New" w:eastAsia="Times New Roman" w:hAnsi="Courier New" w:cs="Courier New"/>
           <w:sz w:val="20"/>
           <w:szCs w:val="20"/>
         </w:rPr>
-        <w:t xml:space="preserve">        </w:t>
-      </w:r>
-      <w:proofErr w:type="spellStart"/>
+        <w:t xml:space="preserve">  </w:t>
+      </w:r>
       <w:r>
         <w:rPr>
           <w:rFonts w:ascii="Courier New" w:eastAsia="Times New Roman" w:hAnsi="Courier New" w:cs="Courier New"/>
           <w:sz w:val="20"/>
           <w:szCs w:val="20"/>
         </w:rPr>
-        <w:t>lw</w:t>
-      </w:r>
-      <w:proofErr w:type="spellEnd"/>
-      <w:r>
+        <w:t xml:space="preserve">x5, x5, 1       </w:t>
+      </w:r>
+    </w:p>
+    <w:p>
+      <w:pPr>
+        <w:spacing w:after="0" w:line="240" w:lineRule="auto"/>
+        <w:ind w:left="720"/>
         <w:rPr>
           <w:rFonts w:ascii="Courier New" w:eastAsia="Times New Roman" w:hAnsi="Courier New" w:cs="Courier New"/>
           <w:sz w:val="20"/>
           <w:szCs w:val="20"/>
         </w:rPr>
-        <w:t xml:space="preserve">      </w:t>
-      </w:r>
+      </w:pPr>
       <w:r>
         <w:rPr>
           <w:rFonts w:ascii="Courier New" w:eastAsia="Times New Roman" w:hAnsi="Courier New" w:cs="Courier New"/>
           <w:sz w:val="20"/>
           <w:szCs w:val="20"/>
         </w:rPr>
-        <w:t xml:space="preserve">  </w:t>
+        <w:t xml:space="preserve">        bne     </w:t>
       </w:r>
       <w:r>
         <w:rPr>
@@ -1502,34 +1371,34 @@
           <w:sz w:val="20"/>
           <w:szCs w:val="20"/>
         </w:rPr>
-        <w:t xml:space="preserve">x10, 0(x6)      </w:t>
-      </w:r>
-    </w:p>
-    <w:p>
-      <w:pPr>
-        <w:spacing w:after="0" w:line="240" w:lineRule="auto"/>
-        <w:ind w:left="720"/>
+        <w:t xml:space="preserve">  </w:t>
+      </w:r>
+      <w:r>
         <w:rPr>
           <w:rFonts w:ascii="Courier New" w:eastAsia="Times New Roman" w:hAnsi="Courier New" w:cs="Courier New"/>
           <w:sz w:val="20"/>
           <w:szCs w:val="20"/>
         </w:rPr>
-      </w:pPr>
-      <w:r>
+        <w:t>x5, x0, loop</w:t>
+      </w:r>
+    </w:p>
+    <w:p>
+      <w:pPr>
+        <w:spacing w:after="0" w:line="240" w:lineRule="auto"/>
+        <w:ind w:left="720"/>
         <w:rPr>
           <w:rFonts w:ascii="Courier New" w:eastAsia="Times New Roman" w:hAnsi="Courier New" w:cs="Courier New"/>
           <w:sz w:val="20"/>
           <w:szCs w:val="20"/>
         </w:rPr>
-        <w:t xml:space="preserve">        add     </w:t>
-      </w:r>
+      </w:pPr>
       <w:r>
         <w:rPr>
           <w:rFonts w:ascii="Courier New" w:eastAsia="Times New Roman" w:hAnsi="Courier New" w:cs="Courier New"/>
           <w:sz w:val="20"/>
           <w:szCs w:val="20"/>
         </w:rPr>
-        <w:t xml:space="preserve">  </w:t>
+        <w:t xml:space="preserve">done:   j       </w:t>
       </w:r>
       <w:r>
         <w:rPr>
@@ -1537,44 +1406,45 @@
           <w:sz w:val="20"/>
           <w:szCs w:val="20"/>
         </w:rPr>
-        <w:t xml:space="preserve">x7, x10, x7     </w:t>
-      </w:r>
-    </w:p>
-    <w:p>
-      <w:pPr>
-        <w:spacing w:after="0" w:line="240" w:lineRule="auto"/>
-        <w:ind w:left="720"/>
+        <w:t xml:space="preserve">  </w:t>
+      </w:r>
+      <w:r>
         <w:rPr>
           <w:rFonts w:ascii="Courier New" w:eastAsia="Times New Roman" w:hAnsi="Courier New" w:cs="Courier New"/>
           <w:sz w:val="20"/>
           <w:szCs w:val="20"/>
         </w:rPr>
-      </w:pPr>
-      <w:r>
+        <w:t>done            # infinite loop (breakpoint)</w:t>
+      </w:r>
+    </w:p>
+    <w:p>
+      <w:pPr>
+        <w:spacing w:after="0" w:line="240" w:lineRule="auto"/>
+        <w:ind w:left="720"/>
         <w:rPr>
           <w:rFonts w:ascii="Courier New" w:eastAsia="Times New Roman" w:hAnsi="Courier New" w:cs="Courier New"/>
           <w:sz w:val="20"/>
           <w:szCs w:val="20"/>
         </w:rPr>
-        <w:t xml:space="preserve">        </w:t>
-      </w:r>
-      <w:proofErr w:type="spellStart"/>
-      <w:r>
+      </w:pPr>
+    </w:p>
+    <w:p>
+      <w:pPr>
+        <w:spacing w:after="0" w:line="240" w:lineRule="auto"/>
+        <w:ind w:left="720"/>
         <w:rPr>
           <w:rFonts w:ascii="Courier New" w:eastAsia="Times New Roman" w:hAnsi="Courier New" w:cs="Courier New"/>
           <w:sz w:val="20"/>
           <w:szCs w:val="20"/>
         </w:rPr>
-        <w:t>subi</w:t>
-      </w:r>
-      <w:proofErr w:type="spellEnd"/>
+      </w:pPr>
       <w:r>
         <w:rPr>
           <w:rFonts w:ascii="Courier New" w:eastAsia="Times New Roman" w:hAnsi="Courier New" w:cs="Courier New"/>
           <w:sz w:val="20"/>
           <w:szCs w:val="20"/>
         </w:rPr>
-        <w:t xml:space="preserve">    </w:t>
+        <w:t>#   initialize data in the array</w:t>
       </w:r>
       <w:r>
         <w:rPr>
@@ -1582,196 +1452,26 @@
           <w:sz w:val="20"/>
           <w:szCs w:val="20"/>
         </w:rPr>
-        <w:t xml:space="preserve">  </w:t>
-      </w:r>
+        <w:t xml:space="preserve"> [assumed to start at 0x10000000]</w:t>
+      </w:r>
+    </w:p>
+    <w:p>
+      <w:pPr>
+        <w:spacing w:after="0" w:line="240" w:lineRule="auto"/>
+        <w:ind w:left="720"/>
+        <w:rPr>
+          <w:rFonts w:ascii="Times New Roman" w:eastAsia="Times New Roman" w:hAnsi="Times New Roman" w:cs="Times New Roman"/>
+          <w:sz w:val="24"/>
+          <w:szCs w:val="24"/>
+        </w:rPr>
+      </w:pPr>
       <w:r>
         <w:rPr>
           <w:rFonts w:ascii="Courier New" w:eastAsia="Times New Roman" w:hAnsi="Courier New" w:cs="Courier New"/>
           <w:sz w:val="20"/>
           <w:szCs w:val="20"/>
         </w:rPr>
-        <w:t xml:space="preserve">x5, x5, 1       </w:t>
-      </w:r>
-    </w:p>
-    <w:p>
-      <w:pPr>
-        <w:spacing w:after="0" w:line="240" w:lineRule="auto"/>
-        <w:ind w:left="720"/>
-        <w:rPr>
-          <w:rFonts w:ascii="Courier New" w:eastAsia="Times New Roman" w:hAnsi="Courier New" w:cs="Courier New"/>
-          <w:sz w:val="20"/>
-          <w:szCs w:val="20"/>
-        </w:rPr>
-      </w:pPr>
-      <w:r>
-        <w:rPr>
-          <w:rFonts w:ascii="Courier New" w:eastAsia="Times New Roman" w:hAnsi="Courier New" w:cs="Courier New"/>
-          <w:sz w:val="20"/>
-          <w:szCs w:val="20"/>
-        </w:rPr>
-        <w:t xml:space="preserve">        </w:t>
-      </w:r>
-      <w:proofErr w:type="spellStart"/>
-      <w:r>
-        <w:rPr>
-          <w:rFonts w:ascii="Courier New" w:eastAsia="Times New Roman" w:hAnsi="Courier New" w:cs="Courier New"/>
-          <w:sz w:val="20"/>
-          <w:szCs w:val="20"/>
-        </w:rPr>
-        <w:t>bne</w:t>
-      </w:r>
-      <w:proofErr w:type="spellEnd"/>
-      <w:r>
-        <w:rPr>
-          <w:rFonts w:ascii="Courier New" w:eastAsia="Times New Roman" w:hAnsi="Courier New" w:cs="Courier New"/>
-          <w:sz w:val="20"/>
-          <w:szCs w:val="20"/>
-        </w:rPr>
-        <w:t xml:space="preserve">     </w:t>
-      </w:r>
-      <w:r>
-        <w:rPr>
-          <w:rFonts w:ascii="Courier New" w:eastAsia="Times New Roman" w:hAnsi="Courier New" w:cs="Courier New"/>
-          <w:sz w:val="20"/>
-          <w:szCs w:val="20"/>
-        </w:rPr>
-        <w:t xml:space="preserve">  </w:t>
-      </w:r>
-      <w:r>
-        <w:rPr>
-          <w:rFonts w:ascii="Courier New" w:eastAsia="Times New Roman" w:hAnsi="Courier New" w:cs="Courier New"/>
-          <w:sz w:val="20"/>
-          <w:szCs w:val="20"/>
-        </w:rPr>
-        <w:t>x5, x0, loop</w:t>
-      </w:r>
-    </w:p>
-    <w:p>
-      <w:pPr>
-        <w:spacing w:after="0" w:line="240" w:lineRule="auto"/>
-        <w:ind w:left="720"/>
-        <w:rPr>
-          <w:rFonts w:ascii="Courier New" w:eastAsia="Times New Roman" w:hAnsi="Courier New" w:cs="Courier New"/>
-          <w:sz w:val="20"/>
-          <w:szCs w:val="20"/>
-        </w:rPr>
-      </w:pPr>
-      <w:r>
-        <w:rPr>
-          <w:rFonts w:ascii="Courier New" w:eastAsia="Times New Roman" w:hAnsi="Courier New" w:cs="Courier New"/>
-          <w:sz w:val="20"/>
-          <w:szCs w:val="20"/>
-        </w:rPr>
-        <w:t xml:space="preserve">done:   j       </w:t>
-      </w:r>
-      <w:r>
-        <w:rPr>
-          <w:rFonts w:ascii="Courier New" w:eastAsia="Times New Roman" w:hAnsi="Courier New" w:cs="Courier New"/>
-          <w:sz w:val="20"/>
-          <w:szCs w:val="20"/>
-        </w:rPr>
-        <w:t xml:space="preserve">  </w:t>
-      </w:r>
-      <w:r>
-        <w:rPr>
-          <w:rFonts w:ascii="Courier New" w:eastAsia="Times New Roman" w:hAnsi="Courier New" w:cs="Courier New"/>
-          <w:sz w:val="20"/>
-          <w:szCs w:val="20"/>
-        </w:rPr>
-        <w:t>done            # infinite loop (breakpoint)</w:t>
-      </w:r>
-    </w:p>
-    <w:p>
-      <w:pPr>
-        <w:spacing w:after="0" w:line="240" w:lineRule="auto"/>
-        <w:ind w:left="720"/>
-        <w:rPr>
-          <w:rFonts w:ascii="Courier New" w:eastAsia="Times New Roman" w:hAnsi="Courier New" w:cs="Courier New"/>
-          <w:sz w:val="20"/>
-          <w:szCs w:val="20"/>
-        </w:rPr>
-      </w:pPr>
-    </w:p>
-    <w:p>
-      <w:pPr>
-        <w:spacing w:after="0" w:line="240" w:lineRule="auto"/>
-        <w:ind w:left="720"/>
-        <w:rPr>
-          <w:rFonts w:ascii="Courier New" w:eastAsia="Times New Roman" w:hAnsi="Courier New" w:cs="Courier New"/>
-          <w:sz w:val="20"/>
-          <w:szCs w:val="20"/>
-        </w:rPr>
-      </w:pPr>
-      <w:r>
-        <w:rPr>
-          <w:rFonts w:ascii="Courier New" w:eastAsia="Times New Roman" w:hAnsi="Courier New" w:cs="Courier New"/>
-          <w:sz w:val="20"/>
-          <w:szCs w:val="20"/>
-        </w:rPr>
-        <w:t xml:space="preserve">#   </w:t>
-      </w:r>
-      <w:proofErr w:type="gramStart"/>
-      <w:r>
-        <w:rPr>
-          <w:rFonts w:ascii="Courier New" w:eastAsia="Times New Roman" w:hAnsi="Courier New" w:cs="Courier New"/>
-          <w:sz w:val="20"/>
-          <w:szCs w:val="20"/>
-        </w:rPr>
-        <w:t>initialize</w:t>
-      </w:r>
-      <w:proofErr w:type="gramEnd"/>
-      <w:r>
-        <w:rPr>
-          <w:rFonts w:ascii="Courier New" w:eastAsia="Times New Roman" w:hAnsi="Courier New" w:cs="Courier New"/>
-          <w:sz w:val="20"/>
-          <w:szCs w:val="20"/>
-        </w:rPr>
-        <w:t xml:space="preserve"> data in the array</w:t>
-      </w:r>
-      <w:r>
-        <w:rPr>
-          <w:rFonts w:ascii="Courier New" w:eastAsia="Times New Roman" w:hAnsi="Courier New" w:cs="Courier New"/>
-          <w:sz w:val="20"/>
-          <w:szCs w:val="20"/>
-        </w:rPr>
-        <w:t xml:space="preserve"> [assumed to start at 0x10000000]</w:t>
-      </w:r>
-    </w:p>
-    <w:p>
-      <w:pPr>
-        <w:spacing w:after="0" w:line="240" w:lineRule="auto"/>
-        <w:ind w:left="720"/>
-        <w:rPr>
-          <w:rFonts w:ascii="Times New Roman" w:eastAsia="Times New Roman" w:hAnsi="Times New Roman" w:cs="Times New Roman"/>
-          <w:sz w:val="24"/>
-          <w:szCs w:val="24"/>
-        </w:rPr>
-      </w:pPr>
-      <w:r>
-        <w:rPr>
-          <w:rFonts w:ascii="Courier New" w:eastAsia="Times New Roman" w:hAnsi="Courier New" w:cs="Courier New"/>
-          <w:sz w:val="20"/>
-          <w:szCs w:val="20"/>
-        </w:rPr>
-        <w:t>array:</w:t>
-      </w:r>
-      <w:proofErr w:type="gramStart"/>
-      <w:r>
-        <w:rPr>
-          <w:rFonts w:ascii="Courier New" w:eastAsia="Times New Roman" w:hAnsi="Courier New" w:cs="Courier New"/>
-          <w:sz w:val="20"/>
-          <w:szCs w:val="20"/>
-        </w:rPr>
-        <w:t xml:space="preserve">  .word</w:t>
-      </w:r>
-      <w:proofErr w:type="gramEnd"/>
-      <w:r>
-        <w:rPr>
-          <w:rFonts w:ascii="Courier New" w:eastAsia="Times New Roman" w:hAnsi="Courier New" w:cs="Courier New"/>
-          <w:sz w:val="20"/>
-          <w:szCs w:val="20"/>
-        </w:rPr>
-        <w:t xml:space="preserve"> 0x5, 0x4, 0x10, 0x3, 0x12, 0x1, 0x7, 0x4, 0x8, 0x2</w:t>
+        <w:t>array:  .word 0x5, 0x4, 0x10, 0x3, 0x12, 0x1, 0x7, 0x4, 0x8, 0x2</w:t>
       </w:r>
     </w:p>
     <w:p>
@@ -1883,10 +1583,10 @@
           <w:shd w:val="clear" w:color="auto" w:fill="FFFFFF"/>
         </w:rPr>
         <w:drawing>
-          <wp:inline distT="0" distB="0" distL="0" distR="0" wp14:anchorId="4F0E07F6" wp14:editId="608BE660">
-            <wp:extent cx="5943600" cy="3129280"/>
-            <wp:effectExtent l="0" t="0" r="0" b="0"/>
-            <wp:docPr id="2079515857" name="Picture 1"/>
+          <wp:inline distT="0" distB="0" distL="0" distR="0" wp14:anchorId="7C2E5B34" wp14:editId="2FC8830F">
+            <wp:extent cx="5943600" cy="3082925"/>
+            <wp:effectExtent l="0" t="0" r="0" b="3175"/>
+            <wp:docPr id="1155949054" name="Picture 1"/>
             <wp:cNvGraphicFramePr>
               <a:graphicFrameLocks xmlns:a="http://schemas.openxmlformats.org/drawingml/2006/main" noChangeAspect="1"/>
             </wp:cNvGraphicFramePr>
@@ -1894,7 +1594,7 @@
               <a:graphicData uri="http://schemas.openxmlformats.org/drawingml/2006/picture">
                 <pic:pic xmlns:pic="http://schemas.openxmlformats.org/drawingml/2006/picture">
                   <pic:nvPicPr>
-                    <pic:cNvPr id="2079515857" name=""/>
+                    <pic:cNvPr id="1155949054" name=""/>
                     <pic:cNvPicPr/>
                   </pic:nvPicPr>
                   <pic:blipFill>
@@ -1906,7 +1606,7 @@
                   <pic:spPr>
                     <a:xfrm>
                       <a:off x="0" y="0"/>
-                      <a:ext cx="5943600" cy="3129280"/>
+                      <a:ext cx="5943600" cy="3082925"/>
                     </a:xfrm>
                     <a:prstGeom prst="rect">
                       <a:avLst/>
@@ -2077,7 +1777,6 @@
                 <w:shd w:val="clear" w:color="auto" w:fill="FFFFFF"/>
               </w:rPr>
             </w:pPr>
-            <w:proofErr w:type="spellStart"/>
             <w:r>
               <w:rPr>
                 <w:rFonts w:ascii="Helvetica" w:eastAsia="Times New Roman" w:hAnsi="Helvetica" w:cs="Helvetica"/>
@@ -2088,7 +1787,6 @@
               </w:rPr>
               <w:t>riscv_</w:t>
             </w:r>
-            <w:proofErr w:type="gramStart"/>
             <w:r>
               <w:rPr>
                 <w:rFonts w:ascii="Helvetica" w:eastAsia="Times New Roman" w:hAnsi="Helvetica" w:cs="Helvetica"/>
@@ -2107,19 +1805,7 @@
                 <w:szCs w:val="21"/>
                 <w:shd w:val="clear" w:color="auto" w:fill="FFFFFF"/>
               </w:rPr>
-              <w:t>.vhdl</w:t>
-            </w:r>
-            <w:proofErr w:type="spellEnd"/>
-            <w:proofErr w:type="gramEnd"/>
-            <w:r>
-              <w:rPr>
-                <w:rFonts w:ascii="Helvetica" w:eastAsia="Times New Roman" w:hAnsi="Helvetica" w:cs="Helvetica"/>
-                <w:color w:val="333333"/>
-                <w:sz w:val="21"/>
-                <w:szCs w:val="21"/>
-                <w:shd w:val="clear" w:color="auto" w:fill="FFFFFF"/>
-              </w:rPr>
-              <w:t>:</w:t>
+              <w:t>.vhdl:</w:t>
             </w:r>
           </w:p>
         </w:tc>
@@ -2165,30 +1851,16 @@
                 <w:shd w:val="clear" w:color="auto" w:fill="FFFFFF"/>
               </w:rPr>
             </w:pPr>
-            <w:proofErr w:type="spellStart"/>
-            <w:r>
-              <w:rPr>
-                <w:rFonts w:ascii="Helvetica" w:eastAsia="Times New Roman" w:hAnsi="Helvetica" w:cs="Helvetica"/>
-                <w:color w:val="333333"/>
-                <w:sz w:val="21"/>
-                <w:szCs w:val="21"/>
-                <w:shd w:val="clear" w:color="auto" w:fill="FFFFFF"/>
-              </w:rPr>
-              <w:t>pc_</w:t>
-            </w:r>
-            <w:proofErr w:type="gramStart"/>
-            <w:r>
-              <w:rPr>
-                <w:rFonts w:ascii="Helvetica" w:eastAsia="Times New Roman" w:hAnsi="Helvetica" w:cs="Helvetica"/>
-                <w:color w:val="333333"/>
-                <w:sz w:val="21"/>
-                <w:szCs w:val="21"/>
-                <w:shd w:val="clear" w:color="auto" w:fill="FFFFFF"/>
-              </w:rPr>
-              <w:t>live.vhdl</w:t>
-            </w:r>
-            <w:proofErr w:type="spellEnd"/>
-            <w:proofErr w:type="gramEnd"/>
+            <w:r>
+              <w:rPr>
+                <w:rFonts w:ascii="Helvetica" w:eastAsia="Times New Roman" w:hAnsi="Helvetica" w:cs="Helvetica"/>
+                <w:color w:val="333333"/>
+                <w:sz w:val="21"/>
+                <w:szCs w:val="21"/>
+                <w:shd w:val="clear" w:color="auto" w:fill="FFFFFF"/>
+              </w:rPr>
+              <w:t>pc_live.vhdl</w:t>
+            </w:r>
           </w:p>
         </w:tc>
         <w:tc>
@@ -2233,30 +1905,16 @@
                 <w:shd w:val="clear" w:color="auto" w:fill="FFFFFF"/>
               </w:rPr>
             </w:pPr>
-            <w:proofErr w:type="spellStart"/>
-            <w:r>
-              <w:rPr>
-                <w:rFonts w:ascii="Helvetica" w:eastAsia="Times New Roman" w:hAnsi="Helvetica" w:cs="Helvetica"/>
-                <w:color w:val="333333"/>
-                <w:sz w:val="21"/>
-                <w:szCs w:val="21"/>
-                <w:shd w:val="clear" w:color="auto" w:fill="FFFFFF"/>
-              </w:rPr>
-              <w:t>pipeline_</w:t>
-            </w:r>
-            <w:proofErr w:type="gramStart"/>
-            <w:r>
-              <w:rPr>
-                <w:rFonts w:ascii="Helvetica" w:eastAsia="Times New Roman" w:hAnsi="Helvetica" w:cs="Helvetica"/>
-                <w:color w:val="333333"/>
-                <w:sz w:val="21"/>
-                <w:szCs w:val="21"/>
-                <w:shd w:val="clear" w:color="auto" w:fill="FFFFFF"/>
-              </w:rPr>
-              <w:t>registers.vhdl</w:t>
-            </w:r>
-            <w:proofErr w:type="spellEnd"/>
-            <w:proofErr w:type="gramEnd"/>
+            <w:r>
+              <w:rPr>
+                <w:rFonts w:ascii="Helvetica" w:eastAsia="Times New Roman" w:hAnsi="Helvetica" w:cs="Helvetica"/>
+                <w:color w:val="333333"/>
+                <w:sz w:val="21"/>
+                <w:szCs w:val="21"/>
+                <w:shd w:val="clear" w:color="auto" w:fill="FFFFFF"/>
+              </w:rPr>
+              <w:t>pipeline_registers.vhdl</w:t>
+            </w:r>
           </w:p>
         </w:tc>
         <w:tc>
@@ -2323,30 +1981,16 @@
                 <w:shd w:val="clear" w:color="auto" w:fill="FFFFFF"/>
               </w:rPr>
             </w:pPr>
-            <w:proofErr w:type="spellStart"/>
-            <w:r>
-              <w:rPr>
-                <w:rFonts w:ascii="Helvetica" w:eastAsia="Times New Roman" w:hAnsi="Helvetica" w:cs="Helvetica"/>
-                <w:color w:val="333333"/>
-                <w:sz w:val="21"/>
-                <w:szCs w:val="21"/>
-                <w:shd w:val="clear" w:color="auto" w:fill="FFFFFF"/>
-              </w:rPr>
-              <w:t>hazard_</w:t>
-            </w:r>
-            <w:proofErr w:type="gramStart"/>
-            <w:r>
-              <w:rPr>
-                <w:rFonts w:ascii="Helvetica" w:eastAsia="Times New Roman" w:hAnsi="Helvetica" w:cs="Helvetica"/>
-                <w:color w:val="333333"/>
-                <w:sz w:val="21"/>
-                <w:szCs w:val="21"/>
-                <w:shd w:val="clear" w:color="auto" w:fill="FFFFFF"/>
-              </w:rPr>
-              <w:t>detection.vhdl</w:t>
-            </w:r>
-            <w:proofErr w:type="spellEnd"/>
-            <w:proofErr w:type="gramEnd"/>
+            <w:r>
+              <w:rPr>
+                <w:rFonts w:ascii="Helvetica" w:eastAsia="Times New Roman" w:hAnsi="Helvetica" w:cs="Helvetica"/>
+                <w:color w:val="333333"/>
+                <w:sz w:val="21"/>
+                <w:szCs w:val="21"/>
+                <w:shd w:val="clear" w:color="auto" w:fill="FFFFFF"/>
+              </w:rPr>
+              <w:t>hazard_detection.vhdl</w:t>
+            </w:r>
           </w:p>
         </w:tc>
         <w:tc>
@@ -2401,30 +2045,16 @@
                 <w:shd w:val="clear" w:color="auto" w:fill="FFFFFF"/>
               </w:rPr>
             </w:pPr>
-            <w:proofErr w:type="spellStart"/>
-            <w:r>
-              <w:rPr>
-                <w:rFonts w:ascii="Helvetica" w:eastAsia="Times New Roman" w:hAnsi="Helvetica" w:cs="Helvetica"/>
-                <w:color w:val="333333"/>
-                <w:sz w:val="21"/>
-                <w:szCs w:val="21"/>
-                <w:shd w:val="clear" w:color="auto" w:fill="FFFFFF"/>
-              </w:rPr>
-              <w:t>instr_</w:t>
-            </w:r>
-            <w:proofErr w:type="gramStart"/>
-            <w:r>
-              <w:rPr>
-                <w:rFonts w:ascii="Helvetica" w:eastAsia="Times New Roman" w:hAnsi="Helvetica" w:cs="Helvetica"/>
-                <w:color w:val="333333"/>
-                <w:sz w:val="21"/>
-                <w:szCs w:val="21"/>
-                <w:shd w:val="clear" w:color="auto" w:fill="FFFFFF"/>
-              </w:rPr>
-              <w:t>mem.vhdl</w:t>
-            </w:r>
-            <w:proofErr w:type="spellEnd"/>
-            <w:proofErr w:type="gramEnd"/>
+            <w:r>
+              <w:rPr>
+                <w:rFonts w:ascii="Helvetica" w:eastAsia="Times New Roman" w:hAnsi="Helvetica" w:cs="Helvetica"/>
+                <w:color w:val="333333"/>
+                <w:sz w:val="21"/>
+                <w:szCs w:val="21"/>
+                <w:shd w:val="clear" w:color="auto" w:fill="FFFFFF"/>
+              </w:rPr>
+              <w:t>instr_mem.vhdl</w:t>
+            </w:r>
           </w:p>
         </w:tc>
         <w:tc>
@@ -2469,30 +2099,16 @@
                 <w:shd w:val="clear" w:color="auto" w:fill="FFFFFF"/>
               </w:rPr>
             </w:pPr>
-            <w:proofErr w:type="spellStart"/>
-            <w:r>
-              <w:rPr>
-                <w:rFonts w:ascii="Helvetica" w:eastAsia="Times New Roman" w:hAnsi="Helvetica" w:cs="Helvetica"/>
-                <w:color w:val="333333"/>
-                <w:sz w:val="21"/>
-                <w:szCs w:val="21"/>
-                <w:shd w:val="clear" w:color="auto" w:fill="FFFFFF"/>
-              </w:rPr>
-              <w:t>reg_</w:t>
-            </w:r>
-            <w:proofErr w:type="gramStart"/>
-            <w:r>
-              <w:rPr>
-                <w:rFonts w:ascii="Helvetica" w:eastAsia="Times New Roman" w:hAnsi="Helvetica" w:cs="Helvetica"/>
-                <w:color w:val="333333"/>
-                <w:sz w:val="21"/>
-                <w:szCs w:val="21"/>
-                <w:shd w:val="clear" w:color="auto" w:fill="FFFFFF"/>
-              </w:rPr>
-              <w:t>file.vhdl</w:t>
-            </w:r>
-            <w:proofErr w:type="spellEnd"/>
-            <w:proofErr w:type="gramEnd"/>
+            <w:r>
+              <w:rPr>
+                <w:rFonts w:ascii="Helvetica" w:eastAsia="Times New Roman" w:hAnsi="Helvetica" w:cs="Helvetica"/>
+                <w:color w:val="333333"/>
+                <w:sz w:val="21"/>
+                <w:szCs w:val="21"/>
+                <w:shd w:val="clear" w:color="auto" w:fill="FFFFFF"/>
+              </w:rPr>
+              <w:t>reg_file.vhdl</w:t>
+            </w:r>
           </w:p>
         </w:tc>
         <w:tc>
@@ -2547,30 +2163,16 @@
                 <w:shd w:val="clear" w:color="auto" w:fill="FFFFFF"/>
               </w:rPr>
             </w:pPr>
-            <w:proofErr w:type="spellStart"/>
-            <w:r>
-              <w:rPr>
-                <w:rFonts w:ascii="Helvetica" w:eastAsia="Times New Roman" w:hAnsi="Helvetica" w:cs="Helvetica"/>
-                <w:color w:val="333333"/>
-                <w:sz w:val="21"/>
-                <w:szCs w:val="21"/>
-                <w:shd w:val="clear" w:color="auto" w:fill="FFFFFF"/>
-              </w:rPr>
-              <w:t>control_</w:t>
-            </w:r>
-            <w:proofErr w:type="gramStart"/>
-            <w:r>
-              <w:rPr>
-                <w:rFonts w:ascii="Helvetica" w:eastAsia="Times New Roman" w:hAnsi="Helvetica" w:cs="Helvetica"/>
-                <w:color w:val="333333"/>
-                <w:sz w:val="21"/>
-                <w:szCs w:val="21"/>
-                <w:shd w:val="clear" w:color="auto" w:fill="FFFFFF"/>
-              </w:rPr>
-              <w:t>unit.vhdl</w:t>
-            </w:r>
-            <w:proofErr w:type="spellEnd"/>
-            <w:proofErr w:type="gramEnd"/>
+            <w:r>
+              <w:rPr>
+                <w:rFonts w:ascii="Helvetica" w:eastAsia="Times New Roman" w:hAnsi="Helvetica" w:cs="Helvetica"/>
+                <w:color w:val="333333"/>
+                <w:sz w:val="21"/>
+                <w:szCs w:val="21"/>
+                <w:shd w:val="clear" w:color="auto" w:fill="FFFFFF"/>
+              </w:rPr>
+              <w:t>control_unit.vhdl</w:t>
+            </w:r>
           </w:p>
         </w:tc>
         <w:tc>
@@ -2607,7 +2209,6 @@
               </w:rPr>
               <w:t xml:space="preserve">        </w:t>
             </w:r>
-            <w:proofErr w:type="spellStart"/>
             <w:r>
               <w:rPr>
                 <w:rFonts w:ascii="Helvetica" w:eastAsia="Times New Roman" w:hAnsi="Helvetica" w:cs="Helvetica"/>
@@ -2618,9 +2219,8 @@
                 <w:szCs w:val="21"/>
                 <w:shd w:val="clear" w:color="auto" w:fill="FFFFFF"/>
               </w:rPr>
-              <w:t>reg_write</w:t>
-            </w:r>
-            <w:proofErr w:type="spellEnd"/>
+              <w:t>reg_write, mem_read, mem_write</w:t>
+            </w:r>
             <w:r>
               <w:rPr>
                 <w:rFonts w:ascii="Helvetica" w:eastAsia="Times New Roman" w:hAnsi="Helvetica" w:cs="Helvetica"/>
@@ -2633,7 +2233,6 @@
               </w:rPr>
               <w:t xml:space="preserve">, </w:t>
             </w:r>
-            <w:proofErr w:type="spellStart"/>
             <w:r>
               <w:rPr>
                 <w:rFonts w:ascii="Helvetica" w:eastAsia="Times New Roman" w:hAnsi="Helvetica" w:cs="Helvetica"/>
@@ -2644,9 +2243,8 @@
                 <w:szCs w:val="21"/>
                 <w:shd w:val="clear" w:color="auto" w:fill="FFFFFF"/>
               </w:rPr>
-              <w:t>mem_read</w:t>
-            </w:r>
-            <w:proofErr w:type="spellEnd"/>
+              <w:t>alu_src</w:t>
+            </w:r>
             <w:r>
               <w:rPr>
                 <w:rFonts w:ascii="Helvetica" w:eastAsia="Times New Roman" w:hAnsi="Helvetica" w:cs="Helvetica"/>
@@ -2657,9 +2255,8 @@
                 <w:szCs w:val="21"/>
                 <w:shd w:val="clear" w:color="auto" w:fill="FFFFFF"/>
               </w:rPr>
-              <w:t xml:space="preserve">, </w:t>
-            </w:r>
-            <w:proofErr w:type="spellStart"/>
+              <w:t>,</w:t>
+            </w:r>
             <w:r>
               <w:rPr>
                 <w:rFonts w:ascii="Helvetica" w:eastAsia="Times New Roman" w:hAnsi="Helvetica" w:cs="Helvetica"/>
@@ -2670,9 +2267,8 @@
                 <w:szCs w:val="21"/>
                 <w:shd w:val="clear" w:color="auto" w:fill="FFFFFF"/>
               </w:rPr>
-              <w:t>mem_write</w:t>
-            </w:r>
-            <w:proofErr w:type="spellEnd"/>
+              <w:t xml:space="preserve"> branch</w:t>
+            </w:r>
             <w:r>
               <w:rPr>
                 <w:rFonts w:ascii="Helvetica" w:eastAsia="Times New Roman" w:hAnsi="Helvetica" w:cs="Helvetica"/>
@@ -2683,9 +2279,8 @@
                 <w:szCs w:val="21"/>
                 <w:shd w:val="clear" w:color="auto" w:fill="FFFFFF"/>
               </w:rPr>
-              <w:t xml:space="preserve">, </w:t>
-            </w:r>
-            <w:proofErr w:type="spellStart"/>
+              <w:t>,</w:t>
+            </w:r>
             <w:r>
               <w:rPr>
                 <w:rFonts w:ascii="Helvetica" w:eastAsia="Times New Roman" w:hAnsi="Helvetica" w:cs="Helvetica"/>
@@ -2696,71 +2291,8 @@
                 <w:szCs w:val="21"/>
                 <w:shd w:val="clear" w:color="auto" w:fill="FFFFFF"/>
               </w:rPr>
-              <w:t>alu_src</w:t>
-            </w:r>
-            <w:proofErr w:type="spellEnd"/>
-            <w:r>
-              <w:rPr>
-                <w:rFonts w:ascii="Helvetica" w:eastAsia="Times New Roman" w:hAnsi="Helvetica" w:cs="Helvetica"/>
-                <w:i/>
-                <w:iCs/>
-                <w:color w:val="333333"/>
-                <w:sz w:val="21"/>
-                <w:szCs w:val="21"/>
-                <w:shd w:val="clear" w:color="auto" w:fill="FFFFFF"/>
-              </w:rPr>
-              <w:t>,</w:t>
-            </w:r>
-            <w:r>
-              <w:rPr>
-                <w:rFonts w:ascii="Helvetica" w:eastAsia="Times New Roman" w:hAnsi="Helvetica" w:cs="Helvetica"/>
-                <w:i/>
-                <w:iCs/>
-                <w:color w:val="333333"/>
-                <w:sz w:val="21"/>
-                <w:szCs w:val="21"/>
-                <w:shd w:val="clear" w:color="auto" w:fill="FFFFFF"/>
-              </w:rPr>
-              <w:t xml:space="preserve"> branch</w:t>
-            </w:r>
-            <w:r>
-              <w:rPr>
-                <w:rFonts w:ascii="Helvetica" w:eastAsia="Times New Roman" w:hAnsi="Helvetica" w:cs="Helvetica"/>
-                <w:i/>
-                <w:iCs/>
-                <w:color w:val="333333"/>
-                <w:sz w:val="21"/>
-                <w:szCs w:val="21"/>
-                <w:shd w:val="clear" w:color="auto" w:fill="FFFFFF"/>
-              </w:rPr>
-              <w:t>,</w:t>
-            </w:r>
-            <w:r>
-              <w:rPr>
-                <w:rFonts w:ascii="Helvetica" w:eastAsia="Times New Roman" w:hAnsi="Helvetica" w:cs="Helvetica"/>
-                <w:i/>
-                <w:iCs/>
-                <w:color w:val="333333"/>
-                <w:sz w:val="21"/>
-                <w:szCs w:val="21"/>
-                <w:shd w:val="clear" w:color="auto" w:fill="FFFFFF"/>
-              </w:rPr>
-              <w:t xml:space="preserve"> </w:t>
-            </w:r>
-            <w:proofErr w:type="spellStart"/>
-            <w:r>
-              <w:rPr>
-                <w:rFonts w:ascii="Helvetica" w:eastAsia="Times New Roman" w:hAnsi="Helvetica" w:cs="Helvetica"/>
-                <w:i/>
-                <w:iCs/>
-                <w:color w:val="333333"/>
-                <w:sz w:val="21"/>
-                <w:szCs w:val="21"/>
-                <w:shd w:val="clear" w:color="auto" w:fill="FFFFFF"/>
-              </w:rPr>
-              <w:t>load_addr</w:t>
-            </w:r>
-            <w:proofErr w:type="spellEnd"/>
+              <w:t xml:space="preserve"> load_addr</w:t>
+            </w:r>
             <w:r>
               <w:rPr>
                 <w:rFonts w:ascii="Helvetica" w:eastAsia="Times New Roman" w:hAnsi="Helvetica" w:cs="Helvetica"/>
@@ -2837,7 +2369,6 @@
                 <w:shd w:val="clear" w:color="auto" w:fill="FFFFFF"/>
               </w:rPr>
             </w:pPr>
-            <w:proofErr w:type="spellStart"/>
             <w:r>
               <w:rPr>
                 <w:rFonts w:ascii="Helvetica" w:eastAsia="Times New Roman" w:hAnsi="Helvetica" w:cs="Helvetica"/>
@@ -2856,21 +2387,8 @@
                 <w:szCs w:val="21"/>
                 <w:shd w:val="clear" w:color="auto" w:fill="FFFFFF"/>
               </w:rPr>
-              <w:t>mmediate_</w:t>
-            </w:r>
-            <w:proofErr w:type="gramStart"/>
-            <w:r>
-              <w:rPr>
-                <w:rFonts w:ascii="Helvetica" w:eastAsia="Times New Roman" w:hAnsi="Helvetica" w:cs="Helvetica"/>
-                <w:color w:val="333333"/>
-                <w:sz w:val="21"/>
-                <w:szCs w:val="21"/>
-                <w:shd w:val="clear" w:color="auto" w:fill="FFFFFF"/>
-              </w:rPr>
-              <w:t>generator.vhdl</w:t>
-            </w:r>
-            <w:proofErr w:type="spellEnd"/>
-            <w:proofErr w:type="gramEnd"/>
+              <w:t>mmediate_generator.vhdl</w:t>
+            </w:r>
           </w:p>
         </w:tc>
         <w:tc>
@@ -2935,30 +2453,16 @@
                 <w:shd w:val="clear" w:color="auto" w:fill="FFFFFF"/>
               </w:rPr>
             </w:pPr>
-            <w:proofErr w:type="spellStart"/>
-            <w:r>
-              <w:rPr>
-                <w:rFonts w:ascii="Helvetica" w:eastAsia="Times New Roman" w:hAnsi="Helvetica" w:cs="Helvetica"/>
-                <w:color w:val="333333"/>
-                <w:sz w:val="21"/>
-                <w:szCs w:val="21"/>
-                <w:shd w:val="clear" w:color="auto" w:fill="FFFFFF"/>
-              </w:rPr>
-              <w:t>alu_</w:t>
-            </w:r>
-            <w:proofErr w:type="gramStart"/>
-            <w:r>
-              <w:rPr>
-                <w:rFonts w:ascii="Helvetica" w:eastAsia="Times New Roman" w:hAnsi="Helvetica" w:cs="Helvetica"/>
-                <w:color w:val="333333"/>
-                <w:sz w:val="21"/>
-                <w:szCs w:val="21"/>
-                <w:shd w:val="clear" w:color="auto" w:fill="FFFFFF"/>
-              </w:rPr>
-              <w:t>control.vhdl</w:t>
-            </w:r>
-            <w:proofErr w:type="spellEnd"/>
-            <w:proofErr w:type="gramEnd"/>
+            <w:r>
+              <w:rPr>
+                <w:rFonts w:ascii="Helvetica" w:eastAsia="Times New Roman" w:hAnsi="Helvetica" w:cs="Helvetica"/>
+                <w:color w:val="333333"/>
+                <w:sz w:val="21"/>
+                <w:szCs w:val="21"/>
+                <w:shd w:val="clear" w:color="auto" w:fill="FFFFFF"/>
+              </w:rPr>
+              <w:t>alu_control.vhdl</w:t>
+            </w:r>
           </w:p>
         </w:tc>
         <w:tc>
@@ -2993,29 +2497,7 @@
                 <w:szCs w:val="21"/>
                 <w:shd w:val="clear" w:color="auto" w:fill="FFFFFF"/>
               </w:rPr>
-              <w:t xml:space="preserve">, outputs the </w:t>
-            </w:r>
-            <w:proofErr w:type="spellStart"/>
-            <w:r>
-              <w:rPr>
-                <w:rFonts w:ascii="Helvetica" w:eastAsia="Times New Roman" w:hAnsi="Helvetica" w:cs="Helvetica"/>
-                <w:color w:val="333333"/>
-                <w:sz w:val="21"/>
-                <w:szCs w:val="21"/>
-                <w:shd w:val="clear" w:color="auto" w:fill="FFFFFF"/>
-              </w:rPr>
-              <w:t>alu_op</w:t>
-            </w:r>
-            <w:proofErr w:type="spellEnd"/>
-            <w:r>
-              <w:rPr>
-                <w:rFonts w:ascii="Helvetica" w:eastAsia="Times New Roman" w:hAnsi="Helvetica" w:cs="Helvetica"/>
-                <w:color w:val="333333"/>
-                <w:sz w:val="21"/>
-                <w:szCs w:val="21"/>
-                <w:shd w:val="clear" w:color="auto" w:fill="FFFFFF"/>
-              </w:rPr>
-              <w:t xml:space="preserve"> (alu operation) to perform</w:t>
+              <w:t>, outputs the alu_op (alu operation) to perform</w:t>
             </w:r>
           </w:p>
         </w:tc>
@@ -3035,8 +2517,6 @@
                 <w:shd w:val="clear" w:color="auto" w:fill="FFFFFF"/>
               </w:rPr>
             </w:pPr>
-            <w:proofErr w:type="spellStart"/>
-            <w:proofErr w:type="gramStart"/>
             <w:r>
               <w:rPr>
                 <w:rFonts w:ascii="Helvetica" w:eastAsia="Times New Roman" w:hAnsi="Helvetica" w:cs="Helvetica"/>
@@ -3047,8 +2527,6 @@
               </w:rPr>
               <w:t>alu.vhdl</w:t>
             </w:r>
-            <w:proofErr w:type="spellEnd"/>
-            <w:proofErr w:type="gramEnd"/>
           </w:p>
         </w:tc>
         <w:tc>
@@ -3073,29 +2551,7 @@
                 <w:szCs w:val="21"/>
                 <w:shd w:val="clear" w:color="auto" w:fill="FFFFFF"/>
               </w:rPr>
-              <w:t xml:space="preserve">Performs the arithmetic logic unit operation (ADD, SUB, </w:t>
-            </w:r>
-            <w:proofErr w:type="spellStart"/>
-            <w:r>
-              <w:rPr>
-                <w:rFonts w:ascii="Helvetica" w:eastAsia="Times New Roman" w:hAnsi="Helvetica" w:cs="Helvetica"/>
-                <w:color w:val="333333"/>
-                <w:sz w:val="21"/>
-                <w:szCs w:val="21"/>
-                <w:shd w:val="clear" w:color="auto" w:fill="FFFFFF"/>
-              </w:rPr>
-              <w:t>etc</w:t>
-            </w:r>
-            <w:proofErr w:type="spellEnd"/>
-            <w:r>
-              <w:rPr>
-                <w:rFonts w:ascii="Helvetica" w:eastAsia="Times New Roman" w:hAnsi="Helvetica" w:cs="Helvetica"/>
-                <w:color w:val="333333"/>
-                <w:sz w:val="21"/>
-                <w:szCs w:val="21"/>
-                <w:shd w:val="clear" w:color="auto" w:fill="FFFFFF"/>
-              </w:rPr>
-              <w:t>) on two operands.</w:t>
+              <w:t>Performs the arithmetic logic unit operation (ADD, SUB, etc) on two operands.</w:t>
             </w:r>
           </w:p>
         </w:tc>
@@ -3115,31 +2571,16 @@
                 <w:shd w:val="clear" w:color="auto" w:fill="FFFFFF"/>
               </w:rPr>
             </w:pPr>
-            <w:proofErr w:type="spellStart"/>
-            <w:r>
-              <w:rPr>
-                <w:rFonts w:ascii="Helvetica" w:eastAsia="Times New Roman" w:hAnsi="Helvetica" w:cs="Helvetica"/>
-                <w:color w:val="333333"/>
-                <w:sz w:val="21"/>
-                <w:szCs w:val="21"/>
-                <w:shd w:val="clear" w:color="auto" w:fill="FFFFFF"/>
-              </w:rPr>
-              <w:lastRenderedPageBreak/>
-              <w:t>data_</w:t>
-            </w:r>
-            <w:proofErr w:type="gramStart"/>
-            <w:r>
-              <w:rPr>
-                <w:rFonts w:ascii="Helvetica" w:eastAsia="Times New Roman" w:hAnsi="Helvetica" w:cs="Helvetica"/>
-                <w:color w:val="333333"/>
-                <w:sz w:val="21"/>
-                <w:szCs w:val="21"/>
-                <w:shd w:val="clear" w:color="auto" w:fill="FFFFFF"/>
-              </w:rPr>
-              <w:t>mem.vhdl</w:t>
-            </w:r>
-            <w:proofErr w:type="spellEnd"/>
-            <w:proofErr w:type="gramEnd"/>
+            <w:r>
+              <w:rPr>
+                <w:rFonts w:ascii="Helvetica" w:eastAsia="Times New Roman" w:hAnsi="Helvetica" w:cs="Helvetica"/>
+                <w:color w:val="333333"/>
+                <w:sz w:val="21"/>
+                <w:szCs w:val="21"/>
+                <w:shd w:val="clear" w:color="auto" w:fill="FFFFFF"/>
+              </w:rPr>
+              <w:t>data_mem.vhdl</w:t>
+            </w:r>
           </w:p>
         </w:tc>
         <w:tc>
@@ -3194,18 +2635,17 @@
                 <w:shd w:val="clear" w:color="auto" w:fill="FFFFFF"/>
               </w:rPr>
             </w:pPr>
-            <w:proofErr w:type="spellStart"/>
-            <w:r>
-              <w:rPr>
-                <w:rFonts w:ascii="Helvetica" w:eastAsia="Times New Roman" w:hAnsi="Helvetica" w:cs="Helvetica"/>
-                <w:color w:val="333333"/>
-                <w:sz w:val="21"/>
-                <w:szCs w:val="21"/>
-                <w:shd w:val="clear" w:color="auto" w:fill="FFFFFF"/>
-              </w:rPr>
+            <w:r>
+              <w:rPr>
+                <w:rFonts w:ascii="Helvetica" w:eastAsia="Times New Roman" w:hAnsi="Helvetica" w:cs="Helvetica"/>
+                <w:color w:val="333333"/>
+                <w:sz w:val="21"/>
+                <w:szCs w:val="21"/>
+                <w:shd w:val="clear" w:color="auto" w:fill="FFFFFF"/>
+              </w:rPr>
+              <w:lastRenderedPageBreak/>
               <w:t>tb_riscv_</w:t>
             </w:r>
-            <w:proofErr w:type="gramStart"/>
             <w:r>
               <w:rPr>
                 <w:rFonts w:ascii="Helvetica" w:eastAsia="Times New Roman" w:hAnsi="Helvetica" w:cs="Helvetica"/>
@@ -3226,8 +2666,6 @@
               </w:rPr>
               <w:t>.vhdl</w:t>
             </w:r>
-            <w:proofErr w:type="spellEnd"/>
-            <w:proofErr w:type="gramEnd"/>
           </w:p>
         </w:tc>
         <w:tc>
@@ -3282,7 +2720,6 @@
                 <w:shd w:val="clear" w:color="auto" w:fill="FFFFFF"/>
               </w:rPr>
             </w:pPr>
-            <w:proofErr w:type="spellStart"/>
             <w:r>
               <w:rPr>
                 <w:rFonts w:ascii="Helvetica" w:eastAsia="Times New Roman" w:hAnsi="Helvetica" w:cs="Helvetica"/>
@@ -3331,21 +2768,8 @@
                 <w:szCs w:val="21"/>
                 <w:shd w:val="clear" w:color="auto" w:fill="FFFFFF"/>
               </w:rPr>
-              <w:t>_</w:t>
-            </w:r>
-            <w:proofErr w:type="gramStart"/>
-            <w:r>
-              <w:rPr>
-                <w:rFonts w:ascii="Helvetica" w:eastAsia="Times New Roman" w:hAnsi="Helvetica" w:cs="Helvetica"/>
-                <w:color w:val="333333"/>
-                <w:sz w:val="21"/>
-                <w:szCs w:val="21"/>
-                <w:shd w:val="clear" w:color="auto" w:fill="FFFFFF"/>
-              </w:rPr>
-              <w:t>behav.wcfg</w:t>
-            </w:r>
-            <w:proofErr w:type="spellEnd"/>
-            <w:proofErr w:type="gramEnd"/>
+              <w:t>_behav.wcfg</w:t>
+            </w:r>
           </w:p>
         </w:tc>
         <w:tc>
@@ -3727,9 +3151,8 @@
                 <w:szCs w:val="21"/>
                 <w:shd w:val="clear" w:color="auto" w:fill="FFFFFF"/>
               </w:rPr>
-              <w:t xml:space="preserve">dd </w:t>
-            </w:r>
-            <w:proofErr w:type="spellStart"/>
+              <w:t>dd rd</w:t>
+            </w:r>
             <w:r>
               <w:rPr>
                 <w:rFonts w:ascii="Helvetica" w:eastAsia="Times New Roman" w:hAnsi="Helvetica" w:cs="Helvetica"/>
@@ -3740,9 +3163,8 @@
                 <w:szCs w:val="21"/>
                 <w:shd w:val="clear" w:color="auto" w:fill="FFFFFF"/>
               </w:rPr>
-              <w:t>rd</w:t>
-            </w:r>
-            <w:proofErr w:type="spellEnd"/>
+              <w:t xml:space="preserve">, rs1, rs2   </w:t>
+            </w:r>
             <w:r>
               <w:rPr>
                 <w:rFonts w:ascii="Helvetica" w:eastAsia="Times New Roman" w:hAnsi="Helvetica" w:cs="Helvetica"/>
@@ -3753,59 +3175,7 @@
                 <w:szCs w:val="21"/>
                 <w:shd w:val="clear" w:color="auto" w:fill="FFFFFF"/>
               </w:rPr>
-              <w:t xml:space="preserve">, rs1, rs2   </w:t>
-            </w:r>
-            <w:r>
-              <w:rPr>
-                <w:rFonts w:ascii="Helvetica" w:eastAsia="Times New Roman" w:hAnsi="Helvetica" w:cs="Helvetica"/>
-                <w:i/>
-                <w:iCs/>
-                <w:color w:val="333333"/>
-                <w:sz w:val="21"/>
-                <w:szCs w:val="21"/>
-                <w:shd w:val="clear" w:color="auto" w:fill="FFFFFF"/>
-              </w:rPr>
-              <w:t xml:space="preserve">     </w:t>
-            </w:r>
-            <w:proofErr w:type="gramStart"/>
-            <w:r>
-              <w:rPr>
-                <w:rFonts w:ascii="Helvetica" w:eastAsia="Times New Roman" w:hAnsi="Helvetica" w:cs="Helvetica"/>
-                <w:i/>
-                <w:iCs/>
-                <w:color w:val="333333"/>
-                <w:sz w:val="21"/>
-                <w:szCs w:val="21"/>
-                <w:shd w:val="clear" w:color="auto" w:fill="FFFFFF"/>
-              </w:rPr>
-              <w:t xml:space="preserve">#  </w:t>
-            </w:r>
-            <w:proofErr w:type="spellStart"/>
-            <w:r>
-              <w:rPr>
-                <w:rFonts w:ascii="Helvetica" w:eastAsia="Times New Roman" w:hAnsi="Helvetica" w:cs="Helvetica"/>
-                <w:i/>
-                <w:iCs/>
-                <w:color w:val="333333"/>
-                <w:sz w:val="21"/>
-                <w:szCs w:val="21"/>
-                <w:shd w:val="clear" w:color="auto" w:fill="FFFFFF"/>
-              </w:rPr>
-              <w:t>rd</w:t>
-            </w:r>
-            <w:proofErr w:type="spellEnd"/>
-            <w:proofErr w:type="gramEnd"/>
-            <w:r>
-              <w:rPr>
-                <w:rFonts w:ascii="Helvetica" w:eastAsia="Times New Roman" w:hAnsi="Helvetica" w:cs="Helvetica"/>
-                <w:i/>
-                <w:iCs/>
-                <w:color w:val="333333"/>
-                <w:sz w:val="21"/>
-                <w:szCs w:val="21"/>
-                <w:shd w:val="clear" w:color="auto" w:fill="FFFFFF"/>
-              </w:rPr>
-              <w:t xml:space="preserve"> = rs1 + rs2</w:t>
+              <w:t xml:space="preserve">     #  rd = rs1 + rs2</w:t>
             </w:r>
           </w:p>
           <w:p>
@@ -3828,27 +3198,15 @@
               </w:rPr>
               <w:t xml:space="preserve">         </w:t>
             </w:r>
-            <w:proofErr w:type="spellStart"/>
-            <w:r>
-              <w:rPr>
-                <w:rFonts w:ascii="Helvetica" w:eastAsia="Times New Roman" w:hAnsi="Helvetica" w:cs="Helvetica"/>
-                <w:color w:val="333333"/>
-                <w:sz w:val="21"/>
-                <w:szCs w:val="21"/>
-                <w:shd w:val="clear" w:color="auto" w:fill="FFFFFF"/>
-              </w:rPr>
-              <w:t>rd</w:t>
-            </w:r>
-            <w:proofErr w:type="spellEnd"/>
-            <w:r>
-              <w:rPr>
-                <w:rFonts w:ascii="Helvetica" w:eastAsia="Times New Roman" w:hAnsi="Helvetica" w:cs="Helvetica"/>
-                <w:color w:val="333333"/>
-                <w:sz w:val="21"/>
-                <w:szCs w:val="21"/>
-                <w:shd w:val="clear" w:color="auto" w:fill="FFFFFF"/>
-              </w:rPr>
-              <w:t>: destination register (where the result is stored)</w:t>
+            <w:r>
+              <w:rPr>
+                <w:rFonts w:ascii="Helvetica" w:eastAsia="Times New Roman" w:hAnsi="Helvetica" w:cs="Helvetica"/>
+                <w:color w:val="333333"/>
+                <w:sz w:val="21"/>
+                <w:szCs w:val="21"/>
+                <w:shd w:val="clear" w:color="auto" w:fill="FFFFFF"/>
+              </w:rPr>
+              <w:t>rd: destination register (where the result is stored)</w:t>
             </w:r>
           </w:p>
           <w:p>
@@ -4040,29 +3398,7 @@
                 <w:szCs w:val="21"/>
                 <w:shd w:val="clear" w:color="auto" w:fill="FFFFFF"/>
               </w:rPr>
-              <w:t xml:space="preserve">&lt;5-bit </w:t>
-            </w:r>
-            <w:proofErr w:type="spellStart"/>
-            <w:r>
-              <w:rPr>
-                <w:rFonts w:ascii="Helvetica" w:eastAsia="Times New Roman" w:hAnsi="Helvetica" w:cs="Helvetica"/>
-                <w:color w:val="333333"/>
-                <w:sz w:val="21"/>
-                <w:szCs w:val="21"/>
-                <w:shd w:val="clear" w:color="auto" w:fill="FFFFFF"/>
-              </w:rPr>
-              <w:t>rd</w:t>
-            </w:r>
-            <w:proofErr w:type="spellEnd"/>
-            <w:r>
-              <w:rPr>
-                <w:rFonts w:ascii="Helvetica" w:eastAsia="Times New Roman" w:hAnsi="Helvetica" w:cs="Helvetica"/>
-                <w:color w:val="333333"/>
-                <w:sz w:val="21"/>
-                <w:szCs w:val="21"/>
-                <w:shd w:val="clear" w:color="auto" w:fill="FFFFFF"/>
-              </w:rPr>
-              <w:t>&gt;</w:t>
+              <w:t>&lt;5-bit rd&gt;</w:t>
             </w:r>
             <w:r>
               <w:t xml:space="preserve"> </w:t>
@@ -4270,7 +3606,6 @@
               </w:rPr>
               <w:t xml:space="preserve">    </w:t>
             </w:r>
-            <w:proofErr w:type="spellStart"/>
             <w:r>
               <w:rPr>
                 <w:rFonts w:ascii="Helvetica" w:eastAsia="Times New Roman" w:hAnsi="Helvetica" w:cs="Helvetica"/>
@@ -4295,7 +3630,6 @@
               </w:rPr>
               <w:t>i</w:t>
             </w:r>
-            <w:proofErr w:type="spellEnd"/>
             <w:r>
               <w:rPr>
                 <w:rFonts w:ascii="Helvetica" w:eastAsia="Times New Roman" w:hAnsi="Helvetica" w:cs="Helvetica"/>
@@ -4306,9 +3640,8 @@
                 <w:szCs w:val="21"/>
                 <w:shd w:val="clear" w:color="auto" w:fill="FFFFFF"/>
               </w:rPr>
-              <w:t xml:space="preserve"> </w:t>
-            </w:r>
-            <w:proofErr w:type="spellStart"/>
+              <w:t xml:space="preserve"> rd, rs1, </w:t>
+            </w:r>
             <w:r>
               <w:rPr>
                 <w:rFonts w:ascii="Helvetica" w:eastAsia="Times New Roman" w:hAnsi="Helvetica" w:cs="Helvetica"/>
@@ -4319,9 +3652,8 @@
                 <w:szCs w:val="21"/>
                 <w:shd w:val="clear" w:color="auto" w:fill="FFFFFF"/>
               </w:rPr>
-              <w:t>rd</w:t>
-            </w:r>
-            <w:proofErr w:type="spellEnd"/>
+              <w:t>imm</w:t>
+            </w:r>
             <w:r>
               <w:rPr>
                 <w:rFonts w:ascii="Helvetica" w:eastAsia="Times New Roman" w:hAnsi="Helvetica" w:cs="Helvetica"/>
@@ -4332,9 +3664,8 @@
                 <w:szCs w:val="21"/>
                 <w:shd w:val="clear" w:color="auto" w:fill="FFFFFF"/>
               </w:rPr>
-              <w:t xml:space="preserve">, rs1, </w:t>
-            </w:r>
-            <w:proofErr w:type="spellStart"/>
+              <w:t xml:space="preserve">        #  rd = rs1 + </w:t>
+            </w:r>
             <w:r>
               <w:rPr>
                 <w:rFonts w:ascii="Helvetica" w:eastAsia="Times New Roman" w:hAnsi="Helvetica" w:cs="Helvetica"/>
@@ -4347,73 +3678,6 @@
               </w:rPr>
               <w:t>imm</w:t>
             </w:r>
-            <w:proofErr w:type="spellEnd"/>
-            <w:r>
-              <w:rPr>
-                <w:rFonts w:ascii="Helvetica" w:eastAsia="Times New Roman" w:hAnsi="Helvetica" w:cs="Helvetica"/>
-                <w:i/>
-                <w:iCs/>
-                <w:color w:val="333333"/>
-                <w:sz w:val="21"/>
-                <w:szCs w:val="21"/>
-                <w:shd w:val="clear" w:color="auto" w:fill="FFFFFF"/>
-              </w:rPr>
-              <w:t xml:space="preserve">        </w:t>
-            </w:r>
-            <w:proofErr w:type="gramStart"/>
-            <w:r>
-              <w:rPr>
-                <w:rFonts w:ascii="Helvetica" w:eastAsia="Times New Roman" w:hAnsi="Helvetica" w:cs="Helvetica"/>
-                <w:i/>
-                <w:iCs/>
-                <w:color w:val="333333"/>
-                <w:sz w:val="21"/>
-                <w:szCs w:val="21"/>
-                <w:shd w:val="clear" w:color="auto" w:fill="FFFFFF"/>
-              </w:rPr>
-              <w:t xml:space="preserve">#  </w:t>
-            </w:r>
-            <w:proofErr w:type="spellStart"/>
-            <w:r>
-              <w:rPr>
-                <w:rFonts w:ascii="Helvetica" w:eastAsia="Times New Roman" w:hAnsi="Helvetica" w:cs="Helvetica"/>
-                <w:i/>
-                <w:iCs/>
-                <w:color w:val="333333"/>
-                <w:sz w:val="21"/>
-                <w:szCs w:val="21"/>
-                <w:shd w:val="clear" w:color="auto" w:fill="FFFFFF"/>
-              </w:rPr>
-              <w:t>rd</w:t>
-            </w:r>
-            <w:proofErr w:type="spellEnd"/>
-            <w:proofErr w:type="gramEnd"/>
-            <w:r>
-              <w:rPr>
-                <w:rFonts w:ascii="Helvetica" w:eastAsia="Times New Roman" w:hAnsi="Helvetica" w:cs="Helvetica"/>
-                <w:i/>
-                <w:iCs/>
-                <w:color w:val="333333"/>
-                <w:sz w:val="21"/>
-                <w:szCs w:val="21"/>
-                <w:shd w:val="clear" w:color="auto" w:fill="FFFFFF"/>
-              </w:rPr>
-              <w:t xml:space="preserve"> = rs1 + </w:t>
-            </w:r>
-            <w:proofErr w:type="spellStart"/>
-            <w:r>
-              <w:rPr>
-                <w:rFonts w:ascii="Helvetica" w:eastAsia="Times New Roman" w:hAnsi="Helvetica" w:cs="Helvetica"/>
-                <w:i/>
-                <w:iCs/>
-                <w:color w:val="333333"/>
-                <w:sz w:val="21"/>
-                <w:szCs w:val="21"/>
-                <w:shd w:val="clear" w:color="auto" w:fill="FFFFFF"/>
-              </w:rPr>
-              <w:t>imm</w:t>
-            </w:r>
-            <w:proofErr w:type="spellEnd"/>
           </w:p>
           <w:p>
             <w:pPr>
@@ -4435,27 +3699,15 @@
               </w:rPr>
               <w:t xml:space="preserve">         </w:t>
             </w:r>
-            <w:proofErr w:type="spellStart"/>
-            <w:r>
-              <w:rPr>
-                <w:rFonts w:ascii="Helvetica" w:eastAsia="Times New Roman" w:hAnsi="Helvetica" w:cs="Helvetica"/>
-                <w:color w:val="333333"/>
-                <w:sz w:val="21"/>
-                <w:szCs w:val="21"/>
-                <w:shd w:val="clear" w:color="auto" w:fill="FFFFFF"/>
-              </w:rPr>
-              <w:t>rd</w:t>
-            </w:r>
-            <w:proofErr w:type="spellEnd"/>
-            <w:r>
-              <w:rPr>
-                <w:rFonts w:ascii="Helvetica" w:eastAsia="Times New Roman" w:hAnsi="Helvetica" w:cs="Helvetica"/>
-                <w:color w:val="333333"/>
-                <w:sz w:val="21"/>
-                <w:szCs w:val="21"/>
-                <w:shd w:val="clear" w:color="auto" w:fill="FFFFFF"/>
-              </w:rPr>
-              <w:t xml:space="preserve">: destination register </w:t>
+            <w:r>
+              <w:rPr>
+                <w:rFonts w:ascii="Helvetica" w:eastAsia="Times New Roman" w:hAnsi="Helvetica" w:cs="Helvetica"/>
+                <w:color w:val="333333"/>
+                <w:sz w:val="21"/>
+                <w:szCs w:val="21"/>
+                <w:shd w:val="clear" w:color="auto" w:fill="FFFFFF"/>
+              </w:rPr>
+              <w:t xml:space="preserve">rd: destination register </w:t>
             </w:r>
           </w:p>
           <w:p>
@@ -4509,27 +3761,15 @@
               </w:rPr>
               <w:t xml:space="preserve">         </w:t>
             </w:r>
-            <w:proofErr w:type="spellStart"/>
-            <w:r>
-              <w:rPr>
-                <w:rFonts w:ascii="Helvetica" w:eastAsia="Times New Roman" w:hAnsi="Helvetica" w:cs="Helvetica"/>
-                <w:color w:val="333333"/>
-                <w:sz w:val="21"/>
-                <w:szCs w:val="21"/>
-                <w:shd w:val="clear" w:color="auto" w:fill="FFFFFF"/>
-              </w:rPr>
-              <w:t>imm</w:t>
-            </w:r>
-            <w:proofErr w:type="spellEnd"/>
-            <w:r>
-              <w:rPr>
-                <w:rFonts w:ascii="Helvetica" w:eastAsia="Times New Roman" w:hAnsi="Helvetica" w:cs="Helvetica"/>
-                <w:color w:val="333333"/>
-                <w:sz w:val="21"/>
-                <w:szCs w:val="21"/>
-                <w:shd w:val="clear" w:color="auto" w:fill="FFFFFF"/>
-              </w:rPr>
-              <w:t>:</w:t>
+            <w:r>
+              <w:rPr>
+                <w:rFonts w:ascii="Helvetica" w:eastAsia="Times New Roman" w:hAnsi="Helvetica" w:cs="Helvetica"/>
+                <w:color w:val="333333"/>
+                <w:sz w:val="21"/>
+                <w:szCs w:val="21"/>
+                <w:shd w:val="clear" w:color="auto" w:fill="FFFFFF"/>
+              </w:rPr>
+              <w:t>imm:</w:t>
             </w:r>
             <w:r>
               <w:rPr>
@@ -4615,7 +3855,6 @@
               </w:rPr>
               <w:t xml:space="preserve">-bit </w:t>
             </w:r>
-            <w:proofErr w:type="spellStart"/>
             <w:r>
               <w:rPr>
                 <w:rFonts w:ascii="Helvetica" w:eastAsia="Times New Roman" w:hAnsi="Helvetica" w:cs="Helvetica"/>
@@ -4626,7 +3865,6 @@
               </w:rPr>
               <w:t>imm</w:t>
             </w:r>
-            <w:proofErr w:type="spellEnd"/>
             <w:r>
               <w:rPr>
                 <w:rFonts w:ascii="Helvetica" w:eastAsia="Times New Roman" w:hAnsi="Helvetica" w:cs="Helvetica"/>
@@ -4668,29 +3906,7 @@
                 <w:szCs w:val="21"/>
                 <w:shd w:val="clear" w:color="auto" w:fill="FFFFFF"/>
               </w:rPr>
-              <w:t xml:space="preserve">&lt;3-bit funct3&gt; &lt;5-bit </w:t>
-            </w:r>
-            <w:proofErr w:type="spellStart"/>
-            <w:r>
-              <w:rPr>
-                <w:rFonts w:ascii="Helvetica" w:eastAsia="Times New Roman" w:hAnsi="Helvetica" w:cs="Helvetica"/>
-                <w:color w:val="333333"/>
-                <w:sz w:val="21"/>
-                <w:szCs w:val="21"/>
-                <w:shd w:val="clear" w:color="auto" w:fill="FFFFFF"/>
-              </w:rPr>
-              <w:t>rd</w:t>
-            </w:r>
-            <w:proofErr w:type="spellEnd"/>
-            <w:r>
-              <w:rPr>
-                <w:rFonts w:ascii="Helvetica" w:eastAsia="Times New Roman" w:hAnsi="Helvetica" w:cs="Helvetica"/>
-                <w:color w:val="333333"/>
-                <w:sz w:val="21"/>
-                <w:szCs w:val="21"/>
-                <w:shd w:val="clear" w:color="auto" w:fill="FFFFFF"/>
-              </w:rPr>
-              <w:t>&gt;</w:t>
+              <w:t>&lt;3-bit funct3&gt; &lt;5-bit rd&gt;</w:t>
             </w:r>
             <w:r>
               <w:t xml:space="preserve"> </w:t>
@@ -4877,7 +4093,6 @@
               </w:rPr>
               <w:t xml:space="preserve">    </w:t>
             </w:r>
-            <w:proofErr w:type="spellStart"/>
             <w:r>
               <w:rPr>
                 <w:rFonts w:ascii="Helvetica" w:eastAsia="Times New Roman" w:hAnsi="Helvetica" w:cs="Helvetica"/>
@@ -4890,7 +4105,6 @@
               </w:rPr>
               <w:t>lw</w:t>
             </w:r>
-            <w:proofErr w:type="spellEnd"/>
             <w:r>
               <w:rPr>
                 <w:rFonts w:ascii="Helvetica" w:eastAsia="Times New Roman" w:hAnsi="Helvetica" w:cs="Helvetica"/>
@@ -4903,7 +4117,6 @@
               </w:rPr>
               <w:t xml:space="preserve"> </w:t>
             </w:r>
-            <w:proofErr w:type="spellStart"/>
             <w:r>
               <w:rPr>
                 <w:rFonts w:ascii="Helvetica" w:eastAsia="Times New Roman" w:hAnsi="Helvetica" w:cs="Helvetica"/>
@@ -4928,7 +4141,6 @@
               </w:rPr>
               <w:t>d</w:t>
             </w:r>
-            <w:proofErr w:type="spellEnd"/>
             <w:r>
               <w:rPr>
                 <w:rFonts w:ascii="Helvetica" w:eastAsia="Times New Roman" w:hAnsi="Helvetica" w:cs="Helvetica"/>
@@ -4953,7 +4165,6 @@
               </w:rPr>
               <w:t xml:space="preserve"> </w:t>
             </w:r>
-            <w:proofErr w:type="spellStart"/>
             <w:r>
               <w:rPr>
                 <w:rFonts w:ascii="Helvetica" w:eastAsia="Times New Roman" w:hAnsi="Helvetica" w:cs="Helvetica"/>
@@ -4966,7 +4177,6 @@
               </w:rPr>
               <w:t>imm</w:t>
             </w:r>
-            <w:proofErr w:type="spellEnd"/>
             <w:r>
               <w:rPr>
                 <w:rFonts w:ascii="Helvetica" w:eastAsia="Times New Roman" w:hAnsi="Helvetica" w:cs="Helvetica"/>
@@ -4989,9 +4199,8 @@
                 <w:szCs w:val="21"/>
                 <w:shd w:val="clear" w:color="auto" w:fill="FFFFFF"/>
               </w:rPr>
-              <w:t xml:space="preserve">        </w:t>
-            </w:r>
-            <w:proofErr w:type="gramStart"/>
+              <w:t xml:space="preserve">        #  rd = </w:t>
+            </w:r>
             <w:r>
               <w:rPr>
                 <w:rFonts w:ascii="Helvetica" w:eastAsia="Times New Roman" w:hAnsi="Helvetica" w:cs="Helvetica"/>
@@ -5002,9 +4211,8 @@
                 <w:szCs w:val="21"/>
                 <w:shd w:val="clear" w:color="auto" w:fill="FFFFFF"/>
               </w:rPr>
-              <w:t xml:space="preserve">#  </w:t>
-            </w:r>
-            <w:proofErr w:type="spellStart"/>
+              <w:t>memory[</w:t>
+            </w:r>
             <w:r>
               <w:rPr>
                 <w:rFonts w:ascii="Helvetica" w:eastAsia="Times New Roman" w:hAnsi="Helvetica" w:cs="Helvetica"/>
@@ -5015,10 +4223,8 @@
                 <w:szCs w:val="21"/>
                 <w:shd w:val="clear" w:color="auto" w:fill="FFFFFF"/>
               </w:rPr>
-              <w:t>rd</w:t>
-            </w:r>
-            <w:proofErr w:type="spellEnd"/>
-            <w:proofErr w:type="gramEnd"/>
+              <w:t xml:space="preserve">rs1 + </w:t>
+            </w:r>
             <w:r>
               <w:rPr>
                 <w:rFonts w:ascii="Helvetica" w:eastAsia="Times New Roman" w:hAnsi="Helvetica" w:cs="Helvetica"/>
@@ -5029,9 +4235,8 @@
                 <w:szCs w:val="21"/>
                 <w:shd w:val="clear" w:color="auto" w:fill="FFFFFF"/>
               </w:rPr>
-              <w:t xml:space="preserve"> = </w:t>
-            </w:r>
-            <w:proofErr w:type="gramStart"/>
+              <w:t>imm</w:t>
+            </w:r>
             <w:r>
               <w:rPr>
                 <w:rFonts w:ascii="Helvetica" w:eastAsia="Times New Roman" w:hAnsi="Helvetica" w:cs="Helvetica"/>
@@ -5042,45 +4247,6 @@
                 <w:szCs w:val="21"/>
                 <w:shd w:val="clear" w:color="auto" w:fill="FFFFFF"/>
               </w:rPr>
-              <w:t>memory[</w:t>
-            </w:r>
-            <w:proofErr w:type="gramEnd"/>
-            <w:r>
-              <w:rPr>
-                <w:rFonts w:ascii="Helvetica" w:eastAsia="Times New Roman" w:hAnsi="Helvetica" w:cs="Helvetica"/>
-                <w:i/>
-                <w:iCs/>
-                <w:color w:val="333333"/>
-                <w:sz w:val="21"/>
-                <w:szCs w:val="21"/>
-                <w:shd w:val="clear" w:color="auto" w:fill="FFFFFF"/>
-              </w:rPr>
-              <w:t xml:space="preserve">rs1 + </w:t>
-            </w:r>
-            <w:proofErr w:type="spellStart"/>
-            <w:r>
-              <w:rPr>
-                <w:rFonts w:ascii="Helvetica" w:eastAsia="Times New Roman" w:hAnsi="Helvetica" w:cs="Helvetica"/>
-                <w:i/>
-                <w:iCs/>
-                <w:color w:val="333333"/>
-                <w:sz w:val="21"/>
-                <w:szCs w:val="21"/>
-                <w:shd w:val="clear" w:color="auto" w:fill="FFFFFF"/>
-              </w:rPr>
-              <w:t>imm</w:t>
-            </w:r>
-            <w:proofErr w:type="spellEnd"/>
-            <w:r>
-              <w:rPr>
-                <w:rFonts w:ascii="Helvetica" w:eastAsia="Times New Roman" w:hAnsi="Helvetica" w:cs="Helvetica"/>
-                <w:i/>
-                <w:iCs/>
-                <w:color w:val="333333"/>
-                <w:sz w:val="21"/>
-                <w:szCs w:val="21"/>
-                <w:shd w:val="clear" w:color="auto" w:fill="FFFFFF"/>
-              </w:rPr>
               <w:t>]</w:t>
             </w:r>
           </w:p>
@@ -5104,27 +4270,15 @@
               </w:rPr>
               <w:t xml:space="preserve">         </w:t>
             </w:r>
-            <w:proofErr w:type="spellStart"/>
-            <w:r>
-              <w:rPr>
-                <w:rFonts w:ascii="Helvetica" w:eastAsia="Times New Roman" w:hAnsi="Helvetica" w:cs="Helvetica"/>
-                <w:color w:val="333333"/>
-                <w:sz w:val="21"/>
-                <w:szCs w:val="21"/>
-                <w:shd w:val="clear" w:color="auto" w:fill="FFFFFF"/>
-              </w:rPr>
-              <w:t>rd</w:t>
-            </w:r>
-            <w:proofErr w:type="spellEnd"/>
-            <w:r>
-              <w:rPr>
-                <w:rFonts w:ascii="Helvetica" w:eastAsia="Times New Roman" w:hAnsi="Helvetica" w:cs="Helvetica"/>
-                <w:color w:val="333333"/>
-                <w:sz w:val="21"/>
-                <w:szCs w:val="21"/>
-                <w:shd w:val="clear" w:color="auto" w:fill="FFFFFF"/>
-              </w:rPr>
-              <w:t xml:space="preserve">: destination register </w:t>
+            <w:r>
+              <w:rPr>
+                <w:rFonts w:ascii="Helvetica" w:eastAsia="Times New Roman" w:hAnsi="Helvetica" w:cs="Helvetica"/>
+                <w:color w:val="333333"/>
+                <w:sz w:val="21"/>
+                <w:szCs w:val="21"/>
+                <w:shd w:val="clear" w:color="auto" w:fill="FFFFFF"/>
+              </w:rPr>
+              <w:t xml:space="preserve">rd: destination register </w:t>
             </w:r>
           </w:p>
           <w:p>
@@ -5188,27 +4342,15 @@
               </w:rPr>
               <w:t xml:space="preserve">         </w:t>
             </w:r>
-            <w:proofErr w:type="spellStart"/>
-            <w:r>
-              <w:rPr>
-                <w:rFonts w:ascii="Helvetica" w:eastAsia="Times New Roman" w:hAnsi="Helvetica" w:cs="Helvetica"/>
-                <w:color w:val="333333"/>
-                <w:sz w:val="21"/>
-                <w:szCs w:val="21"/>
-                <w:shd w:val="clear" w:color="auto" w:fill="FFFFFF"/>
-              </w:rPr>
-              <w:t>imm</w:t>
-            </w:r>
-            <w:proofErr w:type="spellEnd"/>
-            <w:r>
-              <w:rPr>
-                <w:rFonts w:ascii="Helvetica" w:eastAsia="Times New Roman" w:hAnsi="Helvetica" w:cs="Helvetica"/>
-                <w:color w:val="333333"/>
-                <w:sz w:val="21"/>
-                <w:szCs w:val="21"/>
-                <w:shd w:val="clear" w:color="auto" w:fill="FFFFFF"/>
-              </w:rPr>
-              <w:t>:</w:t>
+            <w:r>
+              <w:rPr>
+                <w:rFonts w:ascii="Helvetica" w:eastAsia="Times New Roman" w:hAnsi="Helvetica" w:cs="Helvetica"/>
+                <w:color w:val="333333"/>
+                <w:sz w:val="21"/>
+                <w:szCs w:val="21"/>
+                <w:shd w:val="clear" w:color="auto" w:fill="FFFFFF"/>
+              </w:rPr>
+              <w:t>imm:</w:t>
             </w:r>
             <w:r>
               <w:rPr>
@@ -5282,29 +4424,7 @@
                 <w:szCs w:val="21"/>
                 <w:shd w:val="clear" w:color="auto" w:fill="FFFFFF"/>
               </w:rPr>
-              <w:t xml:space="preserve">    “&lt;12-bit </w:t>
-            </w:r>
-            <w:proofErr w:type="spellStart"/>
-            <w:r>
-              <w:rPr>
-                <w:rFonts w:ascii="Helvetica" w:eastAsia="Times New Roman" w:hAnsi="Helvetica" w:cs="Helvetica"/>
-                <w:color w:val="333333"/>
-                <w:sz w:val="21"/>
-                <w:szCs w:val="21"/>
-                <w:shd w:val="clear" w:color="auto" w:fill="FFFFFF"/>
-              </w:rPr>
-              <w:t>imm</w:t>
-            </w:r>
-            <w:proofErr w:type="spellEnd"/>
-            <w:r>
-              <w:rPr>
-                <w:rFonts w:ascii="Helvetica" w:eastAsia="Times New Roman" w:hAnsi="Helvetica" w:cs="Helvetica"/>
-                <w:color w:val="333333"/>
-                <w:sz w:val="21"/>
-                <w:szCs w:val="21"/>
-                <w:shd w:val="clear" w:color="auto" w:fill="FFFFFF"/>
-              </w:rPr>
-              <w:t>&gt; &lt;5-bit rs1&gt;</w:t>
+              <w:t xml:space="preserve">    “&lt;12-bit imm&gt; &lt;5-bit rs1&gt;</w:t>
             </w:r>
             <w:r>
               <w:t xml:space="preserve"> </w:t>
@@ -5317,29 +4437,7 @@
                 <w:szCs w:val="21"/>
                 <w:shd w:val="clear" w:color="auto" w:fill="FFFFFF"/>
               </w:rPr>
-              <w:t xml:space="preserve">&lt;3-bit funct3&gt; &lt;5-bit </w:t>
-            </w:r>
-            <w:proofErr w:type="spellStart"/>
-            <w:r>
-              <w:rPr>
-                <w:rFonts w:ascii="Helvetica" w:eastAsia="Times New Roman" w:hAnsi="Helvetica" w:cs="Helvetica"/>
-                <w:color w:val="333333"/>
-                <w:sz w:val="21"/>
-                <w:szCs w:val="21"/>
-                <w:shd w:val="clear" w:color="auto" w:fill="FFFFFF"/>
-              </w:rPr>
-              <w:t>rd</w:t>
-            </w:r>
-            <w:proofErr w:type="spellEnd"/>
-            <w:r>
-              <w:rPr>
-                <w:rFonts w:ascii="Helvetica" w:eastAsia="Times New Roman" w:hAnsi="Helvetica" w:cs="Helvetica"/>
-                <w:color w:val="333333"/>
-                <w:sz w:val="21"/>
-                <w:szCs w:val="21"/>
-                <w:shd w:val="clear" w:color="auto" w:fill="FFFFFF"/>
-              </w:rPr>
-              <w:t>&gt;</w:t>
+              <w:t>&lt;3-bit funct3&gt; &lt;5-bit rd&gt;</w:t>
             </w:r>
             <w:r>
               <w:t xml:space="preserve"> </w:t>
@@ -5622,7 +4720,6 @@
               </w:rPr>
               <w:t xml:space="preserve"> </w:t>
             </w:r>
-            <w:proofErr w:type="spellStart"/>
             <w:r>
               <w:rPr>
                 <w:rFonts w:ascii="Helvetica" w:eastAsia="Times New Roman" w:hAnsi="Helvetica" w:cs="Helvetica"/>
@@ -5635,7 +4732,6 @@
               </w:rPr>
               <w:t>bne</w:t>
             </w:r>
-            <w:proofErr w:type="spellEnd"/>
             <w:r>
               <w:rPr>
                 <w:rFonts w:ascii="Helvetica" w:eastAsia="Times New Roman" w:hAnsi="Helvetica" w:cs="Helvetica"/>
@@ -5670,9 +4766,8 @@
                 <w:szCs w:val="21"/>
                 <w:shd w:val="clear" w:color="auto" w:fill="FFFFFF"/>
               </w:rPr>
-              <w:t xml:space="preserve">, </w:t>
-            </w:r>
-            <w:proofErr w:type="spellStart"/>
+              <w:t>, i</w:t>
+            </w:r>
             <w:r>
               <w:rPr>
                 <w:rFonts w:ascii="Helvetica" w:eastAsia="Times New Roman" w:hAnsi="Helvetica" w:cs="Helvetica"/>
@@ -5683,7 +4778,7 @@
                 <w:szCs w:val="21"/>
                 <w:shd w:val="clear" w:color="auto" w:fill="FFFFFF"/>
               </w:rPr>
-              <w:t>i</w:t>
+              <w:t>mm</w:t>
             </w:r>
             <w:r>
               <w:rPr>
@@ -5695,9 +4790,8 @@
                 <w:szCs w:val="21"/>
                 <w:shd w:val="clear" w:color="auto" w:fill="FFFFFF"/>
               </w:rPr>
-              <w:t>mm</w:t>
-            </w:r>
-            <w:proofErr w:type="spellEnd"/>
+              <w:t xml:space="preserve">        #  </w:t>
+            </w:r>
             <w:r>
               <w:rPr>
                 <w:rFonts w:ascii="Helvetica" w:eastAsia="Times New Roman" w:hAnsi="Helvetica" w:cs="Helvetica"/>
@@ -5708,9 +4802,8 @@
                 <w:szCs w:val="21"/>
                 <w:shd w:val="clear" w:color="auto" w:fill="FFFFFF"/>
               </w:rPr>
-              <w:t xml:space="preserve">        </w:t>
-            </w:r>
-            <w:proofErr w:type="gramStart"/>
+              <w:t>PC = PC + 4 + imm</w:t>
+            </w:r>
             <w:r>
               <w:rPr>
                 <w:rFonts w:ascii="Helvetica" w:eastAsia="Times New Roman" w:hAnsi="Helvetica" w:cs="Helvetica"/>
@@ -5721,57 +4814,6 @@
                 <w:szCs w:val="21"/>
                 <w:shd w:val="clear" w:color="auto" w:fill="FFFFFF"/>
               </w:rPr>
-              <w:t xml:space="preserve">#  </w:t>
-            </w:r>
-            <w:r>
-              <w:rPr>
-                <w:rFonts w:ascii="Helvetica" w:eastAsia="Times New Roman" w:hAnsi="Helvetica" w:cs="Helvetica"/>
-                <w:i/>
-                <w:iCs/>
-                <w:color w:val="333333"/>
-                <w:sz w:val="21"/>
-                <w:szCs w:val="21"/>
-                <w:shd w:val="clear" w:color="auto" w:fill="FFFFFF"/>
-              </w:rPr>
-              <w:t>PC</w:t>
-            </w:r>
-            <w:proofErr w:type="gramEnd"/>
-            <w:r>
-              <w:rPr>
-                <w:rFonts w:ascii="Helvetica" w:eastAsia="Times New Roman" w:hAnsi="Helvetica" w:cs="Helvetica"/>
-                <w:i/>
-                <w:iCs/>
-                <w:color w:val="333333"/>
-                <w:sz w:val="21"/>
-                <w:szCs w:val="21"/>
-                <w:shd w:val="clear" w:color="auto" w:fill="FFFFFF"/>
-              </w:rPr>
-              <w:t xml:space="preserve"> = PC + 4 + </w:t>
-            </w:r>
-            <w:proofErr w:type="spellStart"/>
-            <w:r>
-              <w:rPr>
-                <w:rFonts w:ascii="Helvetica" w:eastAsia="Times New Roman" w:hAnsi="Helvetica" w:cs="Helvetica"/>
-                <w:i/>
-                <w:iCs/>
-                <w:color w:val="333333"/>
-                <w:sz w:val="21"/>
-                <w:szCs w:val="21"/>
-                <w:shd w:val="clear" w:color="auto" w:fill="FFFFFF"/>
-              </w:rPr>
-              <w:t>imm</w:t>
-            </w:r>
-            <w:proofErr w:type="spellEnd"/>
-            <w:r>
-              <w:rPr>
-                <w:rFonts w:ascii="Helvetica" w:eastAsia="Times New Roman" w:hAnsi="Helvetica" w:cs="Helvetica"/>
-                <w:i/>
-                <w:iCs/>
-                <w:color w:val="333333"/>
-                <w:sz w:val="21"/>
-                <w:szCs w:val="21"/>
-                <w:shd w:val="clear" w:color="auto" w:fill="FFFFFF"/>
-              </w:rPr>
               <w:t>, if rs1 is not equal to rs2</w:t>
             </w:r>
           </w:p>
@@ -5795,27 +4837,15 @@
               </w:rPr>
               <w:t xml:space="preserve">         </w:t>
             </w:r>
-            <w:proofErr w:type="spellStart"/>
-            <w:r>
-              <w:rPr>
-                <w:rFonts w:ascii="Helvetica" w:eastAsia="Times New Roman" w:hAnsi="Helvetica" w:cs="Helvetica"/>
-                <w:color w:val="333333"/>
-                <w:sz w:val="21"/>
-                <w:szCs w:val="21"/>
-                <w:shd w:val="clear" w:color="auto" w:fill="FFFFFF"/>
-              </w:rPr>
-              <w:t>imm</w:t>
-            </w:r>
-            <w:proofErr w:type="spellEnd"/>
-            <w:r>
-              <w:rPr>
-                <w:rFonts w:ascii="Helvetica" w:eastAsia="Times New Roman" w:hAnsi="Helvetica" w:cs="Helvetica"/>
-                <w:color w:val="333333"/>
-                <w:sz w:val="21"/>
-                <w:szCs w:val="21"/>
-                <w:shd w:val="clear" w:color="auto" w:fill="FFFFFF"/>
-              </w:rPr>
-              <w:t>:</w:t>
+            <w:r>
+              <w:rPr>
+                <w:rFonts w:ascii="Helvetica" w:eastAsia="Times New Roman" w:hAnsi="Helvetica" w:cs="Helvetica"/>
+                <w:color w:val="333333"/>
+                <w:sz w:val="21"/>
+                <w:szCs w:val="21"/>
+                <w:shd w:val="clear" w:color="auto" w:fill="FFFFFF"/>
+              </w:rPr>
+              <w:t>imm:</w:t>
             </w:r>
             <w:r>
               <w:rPr>
@@ -5889,32 +4919,8 @@
                 <w:szCs w:val="21"/>
                 <w:shd w:val="clear" w:color="auto" w:fill="FFFFFF"/>
               </w:rPr>
-              <w:t>&lt;</w:t>
-            </w:r>
-            <w:proofErr w:type="spellStart"/>
-            <w:proofErr w:type="gramStart"/>
-            <w:r>
-              <w:rPr>
-                <w:rFonts w:ascii="Helvetica" w:eastAsia="Times New Roman" w:hAnsi="Helvetica" w:cs="Helvetica"/>
-                <w:color w:val="333333"/>
-                <w:sz w:val="21"/>
-                <w:szCs w:val="21"/>
-                <w:shd w:val="clear" w:color="auto" w:fill="FFFFFF"/>
-              </w:rPr>
-              <w:t>imm</w:t>
-            </w:r>
-            <w:proofErr w:type="spellEnd"/>
-            <w:r>
-              <w:rPr>
-                <w:rFonts w:ascii="Helvetica" w:eastAsia="Times New Roman" w:hAnsi="Helvetica" w:cs="Helvetica"/>
-                <w:color w:val="333333"/>
-                <w:sz w:val="21"/>
-                <w:szCs w:val="21"/>
-                <w:shd w:val="clear" w:color="auto" w:fill="FFFFFF"/>
-              </w:rPr>
-              <w:t>[</w:t>
-            </w:r>
-            <w:proofErr w:type="gramEnd"/>
+              <w:t>&lt;imm[1</w:t>
+            </w:r>
             <w:r>
               <w:rPr>
                 <w:rFonts w:ascii="Helvetica" w:eastAsia="Times New Roman" w:hAnsi="Helvetica" w:cs="Helvetica"/>
@@ -5933,230 +4939,301 @@
                 <w:szCs w:val="21"/>
                 <w:shd w:val="clear" w:color="auto" w:fill="FFFFFF"/>
               </w:rPr>
+              <w:t xml:space="preserve">]&gt; </w:t>
+            </w:r>
+            <w:r>
+              <w:rPr>
+                <w:rFonts w:ascii="Helvetica" w:eastAsia="Times New Roman" w:hAnsi="Helvetica" w:cs="Helvetica"/>
+                <w:color w:val="333333"/>
+                <w:sz w:val="21"/>
+                <w:szCs w:val="21"/>
+                <w:shd w:val="clear" w:color="auto" w:fill="FFFFFF"/>
+              </w:rPr>
+              <w:t>&lt;imm[</w:t>
+            </w:r>
+            <w:r>
+              <w:rPr>
+                <w:rFonts w:ascii="Helvetica" w:eastAsia="Times New Roman" w:hAnsi="Helvetica" w:cs="Helvetica"/>
+                <w:color w:val="333333"/>
+                <w:sz w:val="21"/>
+                <w:szCs w:val="21"/>
+                <w:shd w:val="clear" w:color="auto" w:fill="FFFFFF"/>
+              </w:rPr>
+              <w:t>9</w:t>
+            </w:r>
+            <w:r>
+              <w:rPr>
+                <w:rFonts w:ascii="Helvetica" w:eastAsia="Times New Roman" w:hAnsi="Helvetica" w:cs="Helvetica"/>
+                <w:color w:val="333333"/>
+                <w:sz w:val="21"/>
+                <w:szCs w:val="21"/>
+                <w:shd w:val="clear" w:color="auto" w:fill="FFFFFF"/>
+              </w:rPr>
+              <w:t>:</w:t>
+            </w:r>
+            <w:r>
+              <w:rPr>
+                <w:rFonts w:ascii="Helvetica" w:eastAsia="Times New Roman" w:hAnsi="Helvetica" w:cs="Helvetica"/>
+                <w:color w:val="333333"/>
+                <w:sz w:val="21"/>
+                <w:szCs w:val="21"/>
+                <w:shd w:val="clear" w:color="auto" w:fill="FFFFFF"/>
+              </w:rPr>
+              <w:t>4</w:t>
+            </w:r>
+            <w:r>
+              <w:rPr>
+                <w:rFonts w:ascii="Helvetica" w:eastAsia="Times New Roman" w:hAnsi="Helvetica" w:cs="Helvetica"/>
+                <w:color w:val="333333"/>
+                <w:sz w:val="21"/>
+                <w:szCs w:val="21"/>
+                <w:shd w:val="clear" w:color="auto" w:fill="FFFFFF"/>
+              </w:rPr>
+              <w:t>]&gt; &lt;5-bit rs2&gt;</w:t>
+            </w:r>
+            <w:r>
+              <w:t xml:space="preserve"> </w:t>
+            </w:r>
+            <w:r>
+              <w:rPr>
+                <w:rFonts w:ascii="Helvetica" w:eastAsia="Times New Roman" w:hAnsi="Helvetica" w:cs="Helvetica"/>
+                <w:color w:val="333333"/>
+                <w:sz w:val="21"/>
+                <w:szCs w:val="21"/>
+                <w:shd w:val="clear" w:color="auto" w:fill="FFFFFF"/>
+              </w:rPr>
+              <w:t>&lt;5-bit rs1&gt;</w:t>
+            </w:r>
+            <w:r>
+              <w:t xml:space="preserve"> </w:t>
+            </w:r>
+            <w:r>
+              <w:rPr>
+                <w:rFonts w:ascii="Helvetica" w:eastAsia="Times New Roman" w:hAnsi="Helvetica" w:cs="Helvetica"/>
+                <w:color w:val="333333"/>
+                <w:sz w:val="21"/>
+                <w:szCs w:val="21"/>
+                <w:shd w:val="clear" w:color="auto" w:fill="FFFFFF"/>
+              </w:rPr>
+              <w:t>&lt;3-bit funct3&gt; &lt;imm[</w:t>
+            </w:r>
+            <w:r>
+              <w:rPr>
+                <w:rFonts w:ascii="Helvetica" w:eastAsia="Times New Roman" w:hAnsi="Helvetica" w:cs="Helvetica"/>
+                <w:color w:val="333333"/>
+                <w:sz w:val="21"/>
+                <w:szCs w:val="21"/>
+                <w:shd w:val="clear" w:color="auto" w:fill="FFFFFF"/>
+              </w:rPr>
+              <w:t>3</w:t>
+            </w:r>
+            <w:r>
+              <w:rPr>
+                <w:rFonts w:ascii="Helvetica" w:eastAsia="Times New Roman" w:hAnsi="Helvetica" w:cs="Helvetica"/>
+                <w:color w:val="333333"/>
+                <w:sz w:val="21"/>
+                <w:szCs w:val="21"/>
+                <w:shd w:val="clear" w:color="auto" w:fill="FFFFFF"/>
+              </w:rPr>
+              <w:t xml:space="preserve">:1]&gt;   </w:t>
+            </w:r>
+          </w:p>
+          <w:p>
+            <w:pPr>
+              <w:rPr>
+                <w:rFonts w:ascii="Helvetica" w:eastAsia="Times New Roman" w:hAnsi="Helvetica" w:cs="Helvetica"/>
+                <w:color w:val="333333"/>
+                <w:sz w:val="21"/>
+                <w:szCs w:val="21"/>
+                <w:shd w:val="clear" w:color="auto" w:fill="FFFFFF"/>
+              </w:rPr>
+            </w:pPr>
+            <w:r>
+              <w:rPr>
+                <w:rFonts w:ascii="Helvetica" w:eastAsia="Times New Roman" w:hAnsi="Helvetica" w:cs="Helvetica"/>
+                <w:color w:val="333333"/>
+                <w:sz w:val="21"/>
+                <w:szCs w:val="21"/>
+                <w:shd w:val="clear" w:color="auto" w:fill="FFFFFF"/>
+              </w:rPr>
+              <w:t xml:space="preserve">     </w:t>
+            </w:r>
+            <w:r>
+              <w:rPr>
+                <w:rFonts w:ascii="Helvetica" w:eastAsia="Times New Roman" w:hAnsi="Helvetica" w:cs="Helvetica"/>
+                <w:color w:val="333333"/>
+                <w:sz w:val="21"/>
+                <w:szCs w:val="21"/>
+                <w:shd w:val="clear" w:color="auto" w:fill="FFFFFF"/>
+              </w:rPr>
+              <w:t>&lt;unused bit&gt;</w:t>
+            </w:r>
+            <w:r>
+              <w:rPr>
+                <w:rFonts w:ascii="Helvetica" w:eastAsia="Times New Roman" w:hAnsi="Helvetica" w:cs="Helvetica"/>
+                <w:color w:val="333333"/>
+                <w:sz w:val="21"/>
+                <w:szCs w:val="21"/>
+                <w:shd w:val="clear" w:color="auto" w:fill="FFFFFF"/>
+              </w:rPr>
+              <w:t>&lt;imm[1</w:t>
+            </w:r>
+            <w:r>
+              <w:rPr>
+                <w:rFonts w:ascii="Helvetica" w:eastAsia="Times New Roman" w:hAnsi="Helvetica" w:cs="Helvetica"/>
+                <w:color w:val="333333"/>
+                <w:sz w:val="21"/>
+                <w:szCs w:val="21"/>
+                <w:shd w:val="clear" w:color="auto" w:fill="FFFFFF"/>
+              </w:rPr>
+              <w:t>0</w:t>
+            </w:r>
+            <w:r>
+              <w:rPr>
+                <w:rFonts w:ascii="Helvetica" w:eastAsia="Times New Roman" w:hAnsi="Helvetica" w:cs="Helvetica"/>
+                <w:color w:val="333333"/>
+                <w:sz w:val="21"/>
+                <w:szCs w:val="21"/>
+                <w:shd w:val="clear" w:color="auto" w:fill="FFFFFF"/>
+              </w:rPr>
+              <w:t>]&gt;&lt;7-bit opcode&gt;”</w:t>
+            </w:r>
+          </w:p>
+          <w:p>
+            <w:pPr>
+              <w:rPr>
+                <w:rFonts w:ascii="Helvetica" w:eastAsia="Times New Roman" w:hAnsi="Helvetica" w:cs="Helvetica"/>
+                <w:color w:val="333333"/>
+                <w:sz w:val="21"/>
+                <w:szCs w:val="21"/>
+                <w:shd w:val="clear" w:color="auto" w:fill="FFFFFF"/>
+              </w:rPr>
+            </w:pPr>
+            <w:r>
+              <w:rPr>
+                <w:rFonts w:ascii="Helvetica" w:eastAsia="Times New Roman" w:hAnsi="Helvetica" w:cs="Helvetica"/>
+                <w:color w:val="333333"/>
+                <w:sz w:val="21"/>
+                <w:szCs w:val="21"/>
+                <w:shd w:val="clear" w:color="auto" w:fill="FFFFFF"/>
+              </w:rPr>
+              <w:t xml:space="preserve"> </w:t>
+            </w:r>
+            <w:r>
+              <w:rPr>
+                <w:rFonts w:ascii="Helvetica" w:eastAsia="Times New Roman" w:hAnsi="Helvetica" w:cs="Helvetica"/>
+                <w:color w:val="333333"/>
+                <w:sz w:val="21"/>
+                <w:szCs w:val="21"/>
+                <w:shd w:val="clear" w:color="auto" w:fill="FFFFFF"/>
+              </w:rPr>
+              <w:t xml:space="preserve">    funct3= “</w:t>
+            </w:r>
+            <w:r>
+              <w:rPr>
+                <w:rFonts w:ascii="Helvetica" w:eastAsia="Times New Roman" w:hAnsi="Helvetica" w:cs="Helvetica"/>
+                <w:color w:val="333333"/>
+                <w:sz w:val="21"/>
+                <w:szCs w:val="21"/>
+                <w:shd w:val="clear" w:color="auto" w:fill="FFFFFF"/>
+              </w:rPr>
+              <w:t>001</w:t>
+            </w:r>
+            <w:r>
+              <w:rPr>
+                <w:rFonts w:ascii="Helvetica" w:eastAsia="Times New Roman" w:hAnsi="Helvetica" w:cs="Helvetica"/>
+                <w:color w:val="333333"/>
+                <w:sz w:val="21"/>
+                <w:szCs w:val="21"/>
+                <w:shd w:val="clear" w:color="auto" w:fill="FFFFFF"/>
+              </w:rPr>
+              <w:t>”</w:t>
+            </w:r>
+          </w:p>
+          <w:p>
+            <w:pPr>
+              <w:rPr>
+                <w:rFonts w:ascii="Helvetica" w:eastAsia="Times New Roman" w:hAnsi="Helvetica" w:cs="Helvetica"/>
+                <w:color w:val="333333"/>
+                <w:sz w:val="21"/>
+                <w:szCs w:val="21"/>
+                <w:shd w:val="clear" w:color="auto" w:fill="FFFFFF"/>
+              </w:rPr>
+            </w:pPr>
+            <w:r>
+              <w:rPr>
+                <w:rFonts w:ascii="Helvetica" w:eastAsia="Times New Roman" w:hAnsi="Helvetica" w:cs="Helvetica"/>
+                <w:color w:val="333333"/>
+                <w:sz w:val="21"/>
+                <w:szCs w:val="21"/>
+                <w:shd w:val="clear" w:color="auto" w:fill="FFFFFF"/>
+              </w:rPr>
+              <w:t xml:space="preserve">    Opcode= “</w:t>
+            </w:r>
+            <w:r>
+              <w:rPr>
+                <w:rFonts w:ascii="Helvetica" w:hAnsi="Helvetica" w:cs="Helvetica"/>
+                <w:color w:val="333333"/>
+                <w:sz w:val="21"/>
+                <w:szCs w:val="21"/>
+                <w:shd w:val="clear" w:color="auto" w:fill="FFFFFF"/>
+              </w:rPr>
+              <w:t>1100011</w:t>
+            </w:r>
+            <w:r>
+              <w:rPr>
+                <w:rFonts w:ascii="Helvetica" w:eastAsia="Times New Roman" w:hAnsi="Helvetica" w:cs="Helvetica"/>
+                <w:color w:val="333333"/>
+                <w:sz w:val="21"/>
+                <w:szCs w:val="21"/>
+                <w:shd w:val="clear" w:color="auto" w:fill="FFFFFF"/>
+              </w:rPr>
+              <w:t>”</w:t>
+            </w:r>
+            <w:r>
+              <w:rPr>
+                <w:rFonts w:ascii="Helvetica" w:hAnsi="Helvetica" w:cs="Helvetica"/>
+                <w:color w:val="333333"/>
+                <w:sz w:val="21"/>
+                <w:szCs w:val="21"/>
+                <w:shd w:val="clear" w:color="auto" w:fill="FFFFFF"/>
+              </w:rPr>
+              <w:t>.</w:t>
+            </w:r>
+          </w:p>
+          <w:p>
+            <w:pPr>
+              <w:rPr>
+                <w:rFonts w:ascii="Helvetica" w:hAnsi="Helvetica" w:cs="Helvetica"/>
+                <w:color w:val="333333"/>
+                <w:sz w:val="21"/>
+                <w:szCs w:val="21"/>
+                <w:shd w:val="clear" w:color="auto" w:fill="FFFFFF"/>
+              </w:rPr>
+            </w:pPr>
+            <w:r>
+              <w:rPr>
+                <w:rFonts w:ascii="Helvetica" w:hAnsi="Helvetica" w:cs="Helvetica"/>
+                <w:color w:val="333333"/>
+                <w:sz w:val="21"/>
+                <w:szCs w:val="21"/>
+                <w:shd w:val="clear" w:color="auto" w:fill="FFFFFF"/>
+              </w:rPr>
+              <w:t>So the final PC = PC + 4 + (sign extend)(imm[</w:t>
+            </w:r>
+            <w:r>
+              <w:rPr>
+                <w:rFonts w:ascii="Helvetica" w:hAnsi="Helvetica" w:cs="Helvetica"/>
+                <w:color w:val="333333"/>
+                <w:sz w:val="21"/>
+                <w:szCs w:val="21"/>
+                <w:shd w:val="clear" w:color="auto" w:fill="FFFFFF"/>
+              </w:rPr>
               <w:t>1</w:t>
             </w:r>
             <w:r>
               <w:rPr>
-                <w:rFonts w:ascii="Helvetica" w:eastAsia="Times New Roman" w:hAnsi="Helvetica" w:cs="Helvetica"/>
-                <w:color w:val="333333"/>
-                <w:sz w:val="21"/>
-                <w:szCs w:val="21"/>
-                <w:shd w:val="clear" w:color="auto" w:fill="FFFFFF"/>
-              </w:rPr>
-              <w:t xml:space="preserve">]&gt; </w:t>
-            </w:r>
-            <w:r>
-              <w:rPr>
-                <w:rFonts w:ascii="Helvetica" w:eastAsia="Times New Roman" w:hAnsi="Helvetica" w:cs="Helvetica"/>
-                <w:color w:val="333333"/>
-                <w:sz w:val="21"/>
-                <w:szCs w:val="21"/>
-                <w:shd w:val="clear" w:color="auto" w:fill="FFFFFF"/>
-              </w:rPr>
-              <w:t>&lt;</w:t>
-            </w:r>
-            <w:proofErr w:type="spellStart"/>
-            <w:proofErr w:type="gramStart"/>
-            <w:r>
-              <w:rPr>
-                <w:rFonts w:ascii="Helvetica" w:eastAsia="Times New Roman" w:hAnsi="Helvetica" w:cs="Helvetica"/>
-                <w:color w:val="333333"/>
-                <w:sz w:val="21"/>
-                <w:szCs w:val="21"/>
-                <w:shd w:val="clear" w:color="auto" w:fill="FFFFFF"/>
-              </w:rPr>
-              <w:t>imm</w:t>
-            </w:r>
-            <w:proofErr w:type="spellEnd"/>
-            <w:r>
-              <w:rPr>
-                <w:rFonts w:ascii="Helvetica" w:eastAsia="Times New Roman" w:hAnsi="Helvetica" w:cs="Helvetica"/>
-                <w:color w:val="333333"/>
-                <w:sz w:val="21"/>
-                <w:szCs w:val="21"/>
-                <w:shd w:val="clear" w:color="auto" w:fill="FFFFFF"/>
-              </w:rPr>
-              <w:t>[</w:t>
-            </w:r>
-            <w:proofErr w:type="gramEnd"/>
-            <w:r>
-              <w:rPr>
-                <w:rFonts w:ascii="Helvetica" w:eastAsia="Times New Roman" w:hAnsi="Helvetica" w:cs="Helvetica"/>
-                <w:color w:val="333333"/>
-                <w:sz w:val="21"/>
-                <w:szCs w:val="21"/>
-                <w:shd w:val="clear" w:color="auto" w:fill="FFFFFF"/>
-              </w:rPr>
-              <w:t>9</w:t>
-            </w:r>
-            <w:r>
-              <w:rPr>
-                <w:rFonts w:ascii="Helvetica" w:eastAsia="Times New Roman" w:hAnsi="Helvetica" w:cs="Helvetica"/>
-                <w:color w:val="333333"/>
-                <w:sz w:val="21"/>
-                <w:szCs w:val="21"/>
-                <w:shd w:val="clear" w:color="auto" w:fill="FFFFFF"/>
-              </w:rPr>
-              <w:t>:</w:t>
-            </w:r>
-            <w:r>
-              <w:rPr>
-                <w:rFonts w:ascii="Helvetica" w:eastAsia="Times New Roman" w:hAnsi="Helvetica" w:cs="Helvetica"/>
-                <w:color w:val="333333"/>
-                <w:sz w:val="21"/>
-                <w:szCs w:val="21"/>
-                <w:shd w:val="clear" w:color="auto" w:fill="FFFFFF"/>
-              </w:rPr>
-              <w:t>4</w:t>
-            </w:r>
-            <w:r>
-              <w:rPr>
-                <w:rFonts w:ascii="Helvetica" w:eastAsia="Times New Roman" w:hAnsi="Helvetica" w:cs="Helvetica"/>
-                <w:color w:val="333333"/>
-                <w:sz w:val="21"/>
-                <w:szCs w:val="21"/>
-                <w:shd w:val="clear" w:color="auto" w:fill="FFFFFF"/>
-              </w:rPr>
-              <w:t>]&gt; &lt;5-bit rs2&gt;</w:t>
-            </w:r>
-            <w:r>
-              <w:t xml:space="preserve"> </w:t>
-            </w:r>
-            <w:r>
-              <w:rPr>
-                <w:rFonts w:ascii="Helvetica" w:eastAsia="Times New Roman" w:hAnsi="Helvetica" w:cs="Helvetica"/>
-                <w:color w:val="333333"/>
-                <w:sz w:val="21"/>
-                <w:szCs w:val="21"/>
-                <w:shd w:val="clear" w:color="auto" w:fill="FFFFFF"/>
-              </w:rPr>
-              <w:t>&lt;5-bit rs1&gt;</w:t>
-            </w:r>
-            <w:r>
-              <w:t xml:space="preserve"> </w:t>
-            </w:r>
-            <w:r>
-              <w:rPr>
-                <w:rFonts w:ascii="Helvetica" w:eastAsia="Times New Roman" w:hAnsi="Helvetica" w:cs="Helvetica"/>
-                <w:color w:val="333333"/>
-                <w:sz w:val="21"/>
-                <w:szCs w:val="21"/>
-                <w:shd w:val="clear" w:color="auto" w:fill="FFFFFF"/>
-              </w:rPr>
-              <w:t>&lt;3-bit funct3&gt; &lt;</w:t>
-            </w:r>
-            <w:proofErr w:type="spellStart"/>
-            <w:proofErr w:type="gramStart"/>
-            <w:r>
-              <w:rPr>
-                <w:rFonts w:ascii="Helvetica" w:eastAsia="Times New Roman" w:hAnsi="Helvetica" w:cs="Helvetica"/>
-                <w:color w:val="333333"/>
-                <w:sz w:val="21"/>
-                <w:szCs w:val="21"/>
-                <w:shd w:val="clear" w:color="auto" w:fill="FFFFFF"/>
-              </w:rPr>
-              <w:t>imm</w:t>
-            </w:r>
-            <w:proofErr w:type="spellEnd"/>
-            <w:r>
-              <w:rPr>
-                <w:rFonts w:ascii="Helvetica" w:eastAsia="Times New Roman" w:hAnsi="Helvetica" w:cs="Helvetica"/>
-                <w:color w:val="333333"/>
-                <w:sz w:val="21"/>
-                <w:szCs w:val="21"/>
-                <w:shd w:val="clear" w:color="auto" w:fill="FFFFFF"/>
-              </w:rPr>
-              <w:t>[</w:t>
-            </w:r>
-            <w:proofErr w:type="gramEnd"/>
-            <w:r>
-              <w:rPr>
-                <w:rFonts w:ascii="Helvetica" w:eastAsia="Times New Roman" w:hAnsi="Helvetica" w:cs="Helvetica"/>
-                <w:color w:val="333333"/>
-                <w:sz w:val="21"/>
-                <w:szCs w:val="21"/>
-                <w:shd w:val="clear" w:color="auto" w:fill="FFFFFF"/>
-              </w:rPr>
-              <w:t>3</w:t>
-            </w:r>
-            <w:r>
-              <w:rPr>
-                <w:rFonts w:ascii="Helvetica" w:eastAsia="Times New Roman" w:hAnsi="Helvetica" w:cs="Helvetica"/>
-                <w:color w:val="333333"/>
-                <w:sz w:val="21"/>
-                <w:szCs w:val="21"/>
-                <w:shd w:val="clear" w:color="auto" w:fill="FFFFFF"/>
-              </w:rPr>
-              <w:t xml:space="preserve">:1]&gt;   </w:t>
-            </w:r>
-          </w:p>
-          <w:p>
-            <w:pPr>
-              <w:rPr>
-                <w:rFonts w:ascii="Helvetica" w:eastAsia="Times New Roman" w:hAnsi="Helvetica" w:cs="Helvetica"/>
-                <w:color w:val="333333"/>
-                <w:sz w:val="21"/>
-                <w:szCs w:val="21"/>
-                <w:shd w:val="clear" w:color="auto" w:fill="FFFFFF"/>
-              </w:rPr>
-            </w:pPr>
-            <w:r>
-              <w:rPr>
-                <w:rFonts w:ascii="Helvetica" w:eastAsia="Times New Roman" w:hAnsi="Helvetica" w:cs="Helvetica"/>
-                <w:color w:val="333333"/>
-                <w:sz w:val="21"/>
-                <w:szCs w:val="21"/>
-                <w:shd w:val="clear" w:color="auto" w:fill="FFFFFF"/>
-              </w:rPr>
-              <w:t xml:space="preserve">     </w:t>
-            </w:r>
-            <w:r>
-              <w:rPr>
-                <w:rFonts w:ascii="Helvetica" w:eastAsia="Times New Roman" w:hAnsi="Helvetica" w:cs="Helvetica"/>
-                <w:color w:val="333333"/>
-                <w:sz w:val="21"/>
-                <w:szCs w:val="21"/>
-                <w:shd w:val="clear" w:color="auto" w:fill="FFFFFF"/>
-              </w:rPr>
-              <w:t>&lt;unused bit&gt;</w:t>
-            </w:r>
-            <w:r>
-              <w:rPr>
-                <w:rFonts w:ascii="Helvetica" w:eastAsia="Times New Roman" w:hAnsi="Helvetica" w:cs="Helvetica"/>
-                <w:color w:val="333333"/>
-                <w:sz w:val="21"/>
-                <w:szCs w:val="21"/>
-                <w:shd w:val="clear" w:color="auto" w:fill="FFFFFF"/>
-              </w:rPr>
-              <w:t>&lt;</w:t>
-            </w:r>
-            <w:proofErr w:type="spellStart"/>
-            <w:proofErr w:type="gramStart"/>
-            <w:r>
-              <w:rPr>
-                <w:rFonts w:ascii="Helvetica" w:eastAsia="Times New Roman" w:hAnsi="Helvetica" w:cs="Helvetica"/>
-                <w:color w:val="333333"/>
-                <w:sz w:val="21"/>
-                <w:szCs w:val="21"/>
-                <w:shd w:val="clear" w:color="auto" w:fill="FFFFFF"/>
-              </w:rPr>
-              <w:t>imm</w:t>
-            </w:r>
-            <w:proofErr w:type="spellEnd"/>
-            <w:r>
-              <w:rPr>
-                <w:rFonts w:ascii="Helvetica" w:eastAsia="Times New Roman" w:hAnsi="Helvetica" w:cs="Helvetica"/>
-                <w:color w:val="333333"/>
-                <w:sz w:val="21"/>
-                <w:szCs w:val="21"/>
-                <w:shd w:val="clear" w:color="auto" w:fill="FFFFFF"/>
-              </w:rPr>
-              <w:t>[</w:t>
-            </w:r>
-            <w:proofErr w:type="gramEnd"/>
-            <w:r>
-              <w:rPr>
-                <w:rFonts w:ascii="Helvetica" w:eastAsia="Times New Roman" w:hAnsi="Helvetica" w:cs="Helvetica"/>
+                <w:rFonts w:ascii="Helvetica" w:hAnsi="Helvetica" w:cs="Helvetica"/>
                 <w:color w:val="333333"/>
                 <w:sz w:val="21"/>
                 <w:szCs w:val="21"/>
@@ -6166,117 +5243,17 @@
             </w:r>
             <w:r>
               <w:rPr>
-                <w:rFonts w:ascii="Helvetica" w:eastAsia="Times New Roman" w:hAnsi="Helvetica" w:cs="Helvetica"/>
-                <w:color w:val="333333"/>
-                <w:sz w:val="21"/>
-                <w:szCs w:val="21"/>
-                <w:shd w:val="clear" w:color="auto" w:fill="FFFFFF"/>
-              </w:rPr>
-              <w:t>0</w:t>
-            </w:r>
-            <w:r>
-              <w:rPr>
-                <w:rFonts w:ascii="Helvetica" w:eastAsia="Times New Roman" w:hAnsi="Helvetica" w:cs="Helvetica"/>
-                <w:color w:val="333333"/>
-                <w:sz w:val="21"/>
-                <w:szCs w:val="21"/>
-                <w:shd w:val="clear" w:color="auto" w:fill="FFFFFF"/>
-              </w:rPr>
-              <w:t>]&gt;&lt;7-bit opcode&gt;”</w:t>
-            </w:r>
-          </w:p>
-          <w:p>
-            <w:pPr>
-              <w:rPr>
-                <w:rFonts w:ascii="Helvetica" w:eastAsia="Times New Roman" w:hAnsi="Helvetica" w:cs="Helvetica"/>
-                <w:color w:val="333333"/>
-                <w:sz w:val="21"/>
-                <w:szCs w:val="21"/>
-                <w:shd w:val="clear" w:color="auto" w:fill="FFFFFF"/>
-              </w:rPr>
-            </w:pPr>
-            <w:r>
-              <w:rPr>
-                <w:rFonts w:ascii="Helvetica" w:eastAsia="Times New Roman" w:hAnsi="Helvetica" w:cs="Helvetica"/>
-                <w:color w:val="333333"/>
-                <w:sz w:val="21"/>
-                <w:szCs w:val="21"/>
-                <w:shd w:val="clear" w:color="auto" w:fill="FFFFFF"/>
-              </w:rPr>
-              <w:t xml:space="preserve"> </w:t>
-            </w:r>
-            <w:r>
-              <w:rPr>
-                <w:rFonts w:ascii="Helvetica" w:eastAsia="Times New Roman" w:hAnsi="Helvetica" w:cs="Helvetica"/>
-                <w:color w:val="333333"/>
-                <w:sz w:val="21"/>
-                <w:szCs w:val="21"/>
-                <w:shd w:val="clear" w:color="auto" w:fill="FFFFFF"/>
-              </w:rPr>
-              <w:t xml:space="preserve">    funct3= “</w:t>
-            </w:r>
-            <w:r>
-              <w:rPr>
-                <w:rFonts w:ascii="Helvetica" w:eastAsia="Times New Roman" w:hAnsi="Helvetica" w:cs="Helvetica"/>
-                <w:color w:val="333333"/>
-                <w:sz w:val="21"/>
-                <w:szCs w:val="21"/>
-                <w:shd w:val="clear" w:color="auto" w:fill="FFFFFF"/>
-              </w:rPr>
-              <w:t>001</w:t>
-            </w:r>
-            <w:r>
-              <w:rPr>
-                <w:rFonts w:ascii="Helvetica" w:eastAsia="Times New Roman" w:hAnsi="Helvetica" w:cs="Helvetica"/>
-                <w:color w:val="333333"/>
-                <w:sz w:val="21"/>
-                <w:szCs w:val="21"/>
-                <w:shd w:val="clear" w:color="auto" w:fill="FFFFFF"/>
-              </w:rPr>
-              <w:t>”</w:t>
-            </w:r>
-          </w:p>
-          <w:p>
-            <w:pPr>
-              <w:rPr>
-                <w:rFonts w:ascii="Helvetica" w:eastAsia="Times New Roman" w:hAnsi="Helvetica" w:cs="Helvetica"/>
-                <w:color w:val="333333"/>
-                <w:sz w:val="21"/>
-                <w:szCs w:val="21"/>
-                <w:shd w:val="clear" w:color="auto" w:fill="FFFFFF"/>
-              </w:rPr>
-            </w:pPr>
-            <w:r>
-              <w:rPr>
-                <w:rFonts w:ascii="Helvetica" w:eastAsia="Times New Roman" w:hAnsi="Helvetica" w:cs="Helvetica"/>
-                <w:color w:val="333333"/>
-                <w:sz w:val="21"/>
-                <w:szCs w:val="21"/>
-                <w:shd w:val="clear" w:color="auto" w:fill="FFFFFF"/>
-              </w:rPr>
-              <w:t xml:space="preserve">    Opcode= “</w:t>
-            </w:r>
-            <w:r>
-              <w:rPr>
                 <w:rFonts w:ascii="Helvetica" w:hAnsi="Helvetica" w:cs="Helvetica"/>
                 <w:color w:val="333333"/>
                 <w:sz w:val="21"/>
                 <w:szCs w:val="21"/>
                 <w:shd w:val="clear" w:color="auto" w:fill="FFFFFF"/>
               </w:rPr>
-              <w:t>1100011</w:t>
-            </w:r>
-            <w:r>
-              <w:rPr>
-                <w:rFonts w:ascii="Helvetica" w:eastAsia="Times New Roman" w:hAnsi="Helvetica" w:cs="Helvetica"/>
-                <w:color w:val="333333"/>
-                <w:sz w:val="21"/>
-                <w:szCs w:val="21"/>
-                <w:shd w:val="clear" w:color="auto" w:fill="FFFFFF"/>
-              </w:rPr>
-              <w:t>”</w:t>
-            </w:r>
-            <w:r>
+              <w:t>:1])</w:t>
+            </w:r>
+          </w:p>
+          <w:p>
+            <w:pPr>
               <w:rPr>
                 <w:rFonts w:ascii="Helvetica" w:hAnsi="Helvetica" w:cs="Helvetica"/>
                 <w:color w:val="333333"/>
@@ -6284,11 +5261,8 @@
                 <w:szCs w:val="21"/>
                 <w:shd w:val="clear" w:color="auto" w:fill="FFFFFF"/>
               </w:rPr>
-              <w:t>.</w:t>
-            </w:r>
-          </w:p>
-          <w:p>
-            <w:pPr>
+            </w:pPr>
+            <w:r>
               <w:rPr>
                 <w:rFonts w:ascii="Helvetica" w:hAnsi="Helvetica" w:cs="Helvetica"/>
                 <w:color w:val="333333"/>
@@ -6296,139 +5270,8 @@
                 <w:szCs w:val="21"/>
                 <w:shd w:val="clear" w:color="auto" w:fill="FFFFFF"/>
               </w:rPr>
-            </w:pPr>
-            <w:proofErr w:type="gramStart"/>
-            <w:r>
-              <w:rPr>
-                <w:rFonts w:ascii="Helvetica" w:hAnsi="Helvetica" w:cs="Helvetica"/>
-                <w:color w:val="333333"/>
-                <w:sz w:val="21"/>
-                <w:szCs w:val="21"/>
-                <w:shd w:val="clear" w:color="auto" w:fill="FFFFFF"/>
-              </w:rPr>
-              <w:t>So</w:t>
-            </w:r>
-            <w:proofErr w:type="gramEnd"/>
-            <w:r>
-              <w:rPr>
-                <w:rFonts w:ascii="Helvetica" w:hAnsi="Helvetica" w:cs="Helvetica"/>
-                <w:color w:val="333333"/>
-                <w:sz w:val="21"/>
-                <w:szCs w:val="21"/>
-                <w:shd w:val="clear" w:color="auto" w:fill="FFFFFF"/>
-              </w:rPr>
-              <w:t xml:space="preserve"> the final PC = PC + 4 + (sign </w:t>
-            </w:r>
-            <w:proofErr w:type="gramStart"/>
-            <w:r>
-              <w:rPr>
-                <w:rFonts w:ascii="Helvetica" w:hAnsi="Helvetica" w:cs="Helvetica"/>
-                <w:color w:val="333333"/>
-                <w:sz w:val="21"/>
-                <w:szCs w:val="21"/>
-                <w:shd w:val="clear" w:color="auto" w:fill="FFFFFF"/>
-              </w:rPr>
-              <w:t>extend)(</w:t>
-            </w:r>
-            <w:proofErr w:type="spellStart"/>
-            <w:r>
-              <w:rPr>
-                <w:rFonts w:ascii="Helvetica" w:hAnsi="Helvetica" w:cs="Helvetica"/>
-                <w:color w:val="333333"/>
-                <w:sz w:val="21"/>
-                <w:szCs w:val="21"/>
-                <w:shd w:val="clear" w:color="auto" w:fill="FFFFFF"/>
-              </w:rPr>
-              <w:t>imm</w:t>
-            </w:r>
-            <w:proofErr w:type="spellEnd"/>
-            <w:r>
-              <w:rPr>
-                <w:rFonts w:ascii="Helvetica" w:hAnsi="Helvetica" w:cs="Helvetica"/>
-                <w:color w:val="333333"/>
-                <w:sz w:val="21"/>
-                <w:szCs w:val="21"/>
-                <w:shd w:val="clear" w:color="auto" w:fill="FFFFFF"/>
-              </w:rPr>
-              <w:t>[</w:t>
-            </w:r>
-            <w:proofErr w:type="gramEnd"/>
-            <w:r>
-              <w:rPr>
-                <w:rFonts w:ascii="Helvetica" w:hAnsi="Helvetica" w:cs="Helvetica"/>
-                <w:color w:val="333333"/>
-                <w:sz w:val="21"/>
-                <w:szCs w:val="21"/>
-                <w:shd w:val="clear" w:color="auto" w:fill="FFFFFF"/>
-              </w:rPr>
-              <w:t>1</w:t>
-            </w:r>
-            <w:r>
-              <w:rPr>
-                <w:rFonts w:ascii="Helvetica" w:hAnsi="Helvetica" w:cs="Helvetica"/>
-                <w:color w:val="333333"/>
-                <w:sz w:val="21"/>
-                <w:szCs w:val="21"/>
-                <w:shd w:val="clear" w:color="auto" w:fill="FFFFFF"/>
-              </w:rPr>
-              <w:t>1</w:t>
-            </w:r>
-            <w:r>
-              <w:rPr>
-                <w:rFonts w:ascii="Helvetica" w:hAnsi="Helvetica" w:cs="Helvetica"/>
-                <w:color w:val="333333"/>
-                <w:sz w:val="21"/>
-                <w:szCs w:val="21"/>
-                <w:shd w:val="clear" w:color="auto" w:fill="FFFFFF"/>
-              </w:rPr>
-              <w:t>:1])</w:t>
-            </w:r>
-          </w:p>
-          <w:p>
-            <w:pPr>
-              <w:rPr>
-                <w:rFonts w:ascii="Helvetica" w:hAnsi="Helvetica" w:cs="Helvetica"/>
-                <w:color w:val="333333"/>
-                <w:sz w:val="21"/>
-                <w:szCs w:val="21"/>
-                <w:shd w:val="clear" w:color="auto" w:fill="FFFFFF"/>
-              </w:rPr>
-            </w:pPr>
-            <w:r>
-              <w:rPr>
-                <w:rFonts w:ascii="Helvetica" w:hAnsi="Helvetica" w:cs="Helvetica"/>
-                <w:color w:val="333333"/>
-                <w:sz w:val="21"/>
-                <w:szCs w:val="21"/>
-                <w:shd w:val="clear" w:color="auto" w:fill="FFFFFF"/>
-              </w:rPr>
-              <w:lastRenderedPageBreak/>
-              <w:t xml:space="preserve">Note: for our implementation, </w:t>
-            </w:r>
-            <w:proofErr w:type="spellStart"/>
-            <w:proofErr w:type="gramStart"/>
-            <w:r>
-              <w:rPr>
-                <w:rFonts w:ascii="Helvetica" w:hAnsi="Helvetica" w:cs="Helvetica"/>
-                <w:color w:val="333333"/>
-                <w:sz w:val="21"/>
-                <w:szCs w:val="21"/>
-                <w:shd w:val="clear" w:color="auto" w:fill="FFFFFF"/>
-              </w:rPr>
-              <w:t>imm</w:t>
-            </w:r>
-            <w:proofErr w:type="spellEnd"/>
-            <w:r>
-              <w:rPr>
-                <w:rFonts w:ascii="Helvetica" w:hAnsi="Helvetica" w:cs="Helvetica"/>
-                <w:color w:val="333333"/>
-                <w:sz w:val="21"/>
-                <w:szCs w:val="21"/>
-                <w:shd w:val="clear" w:color="auto" w:fill="FFFFFF"/>
-              </w:rPr>
-              <w:t>[</w:t>
-            </w:r>
-            <w:proofErr w:type="gramEnd"/>
+              <w:t>Note: for our implementation, imm[</w:t>
+            </w:r>
             <w:r>
               <w:rPr>
                 <w:rFonts w:ascii="Helvetica" w:hAnsi="Helvetica" w:cs="Helvetica"/>
@@ -6568,29 +5411,7 @@
           <w:szCs w:val="21"/>
           <w:shd w:val="clear" w:color="auto" w:fill="FFFFFF"/>
         </w:rPr>
-        <w:t xml:space="preserve"> [replacing </w:t>
-      </w:r>
-      <w:proofErr w:type="spellStart"/>
-      <w:r>
-        <w:rPr>
-          <w:rFonts w:ascii="Helvetica" w:eastAsia="Times New Roman" w:hAnsi="Helvetica" w:cs="Helvetica"/>
-          <w:color w:val="333333"/>
-          <w:sz w:val="21"/>
-          <w:szCs w:val="21"/>
-          <w:shd w:val="clear" w:color="auto" w:fill="FFFFFF"/>
-        </w:rPr>
-        <w:t>Psuedo</w:t>
-      </w:r>
-      <w:proofErr w:type="spellEnd"/>
-      <w:r>
-        <w:rPr>
-          <w:rFonts w:ascii="Helvetica" w:eastAsia="Times New Roman" w:hAnsi="Helvetica" w:cs="Helvetica"/>
-          <w:color w:val="333333"/>
-          <w:sz w:val="21"/>
-          <w:szCs w:val="21"/>
-          <w:shd w:val="clear" w:color="auto" w:fill="FFFFFF"/>
-        </w:rPr>
-        <w:t>-instructions]</w:t>
+        <w:t xml:space="preserve"> [replacing Psuedo-instructions]</w:t>
       </w:r>
       <w:r>
         <w:rPr>
@@ -6712,20 +5533,8 @@
                 <w:szCs w:val="21"/>
                 <w:shd w:val="clear" w:color="auto" w:fill="FFFFFF"/>
               </w:rPr>
-              <w:t xml:space="preserve"> </w:t>
-            </w:r>
-            <w:proofErr w:type="gramStart"/>
-            <w:r>
-              <w:rPr>
-                <w:rFonts w:ascii="Helvetica" w:eastAsia="Times New Roman" w:hAnsi="Helvetica" w:cs="Helvetica"/>
-                <w:color w:val="333333"/>
-                <w:sz w:val="21"/>
-                <w:szCs w:val="21"/>
-                <w:shd w:val="clear" w:color="auto" w:fill="FFFFFF"/>
-              </w:rPr>
-              <w:t>where</w:t>
-            </w:r>
-            <w:proofErr w:type="gramEnd"/>
+              <w:t xml:space="preserve"> where</w:t>
+            </w:r>
           </w:p>
           <w:p>
             <w:pPr>
@@ -6817,7 +5626,6 @@
               </w:rPr>
               <w:t xml:space="preserve">     </w:t>
             </w:r>
-            <w:proofErr w:type="spellStart"/>
             <w:r>
               <w:rPr>
                 <w:rFonts w:ascii="Helvetica" w:eastAsia="Times New Roman" w:hAnsi="Helvetica" w:cs="Helvetica"/>
@@ -6828,9 +5636,8 @@
                 <w:szCs w:val="21"/>
                 <w:shd w:val="clear" w:color="auto" w:fill="FFFFFF"/>
               </w:rPr>
-              <w:t>jal</w:t>
-            </w:r>
-            <w:proofErr w:type="spellEnd"/>
+              <w:t>jal rd, imm</w:t>
+            </w:r>
             <w:r>
               <w:rPr>
                 <w:rFonts w:ascii="Helvetica" w:eastAsia="Times New Roman" w:hAnsi="Helvetica" w:cs="Helvetica"/>
@@ -6841,9 +5648,8 @@
                 <w:szCs w:val="21"/>
                 <w:shd w:val="clear" w:color="auto" w:fill="FFFFFF"/>
               </w:rPr>
-              <w:t xml:space="preserve"> </w:t>
-            </w:r>
-            <w:proofErr w:type="spellStart"/>
+              <w:t xml:space="preserve">  # jump to PC = PC + 4 +</w:t>
+            </w:r>
             <w:r>
               <w:rPr>
                 <w:rFonts w:ascii="Helvetica" w:eastAsia="Times New Roman" w:hAnsi="Helvetica" w:cs="Helvetica"/>
@@ -6854,9 +5660,8 @@
                 <w:szCs w:val="21"/>
                 <w:shd w:val="clear" w:color="auto" w:fill="FFFFFF"/>
               </w:rPr>
-              <w:t>rd</w:t>
-            </w:r>
-            <w:proofErr w:type="spellEnd"/>
+              <w:t xml:space="preserve"> (sign extend)</w:t>
+            </w:r>
             <w:r>
               <w:rPr>
                 <w:rFonts w:ascii="Helvetica" w:eastAsia="Times New Roman" w:hAnsi="Helvetica" w:cs="Helvetica"/>
@@ -6867,11 +5672,104 @@
                 <w:szCs w:val="21"/>
                 <w:shd w:val="clear" w:color="auto" w:fill="FFFFFF"/>
               </w:rPr>
-              <w:t xml:space="preserve">, </w:t>
-            </w:r>
-            <w:proofErr w:type="spellStart"/>
-            <w:proofErr w:type="gramStart"/>
-            <w:r>
+              <w:t xml:space="preserve"> imm</w:t>
+            </w:r>
+          </w:p>
+          <w:p>
+            <w:pPr>
+              <w:rPr>
+                <w:rFonts w:ascii="Helvetica" w:eastAsia="Times New Roman" w:hAnsi="Helvetica" w:cs="Helvetica"/>
+                <w:color w:val="333333"/>
+                <w:sz w:val="21"/>
+                <w:szCs w:val="21"/>
+                <w:shd w:val="clear" w:color="auto" w:fill="FFFFFF"/>
+              </w:rPr>
+            </w:pPr>
+          </w:p>
+          <w:p>
+            <w:pPr>
+              <w:rPr>
+                <w:rFonts w:ascii="Helvetica" w:eastAsia="Times New Roman" w:hAnsi="Helvetica" w:cs="Helvetica"/>
+                <w:color w:val="333333"/>
+                <w:sz w:val="21"/>
+                <w:szCs w:val="21"/>
+                <w:shd w:val="clear" w:color="auto" w:fill="FFFFFF"/>
+              </w:rPr>
+            </w:pPr>
+            <w:r>
+              <w:rPr>
+                <w:rFonts w:ascii="Helvetica" w:eastAsia="Times New Roman" w:hAnsi="Helvetica" w:cs="Helvetica"/>
+                <w:color w:val="333333"/>
+                <w:sz w:val="21"/>
+                <w:szCs w:val="21"/>
+                <w:shd w:val="clear" w:color="auto" w:fill="FFFFFF"/>
+              </w:rPr>
+              <w:t xml:space="preserve">You will add a custom </w:t>
+            </w:r>
+            <w:r>
+              <w:rPr>
+                <w:rFonts w:ascii="Helvetica" w:eastAsia="Times New Roman" w:hAnsi="Helvetica" w:cs="Helvetica"/>
+                <w:color w:val="333333"/>
+                <w:sz w:val="21"/>
+                <w:szCs w:val="21"/>
+                <w:shd w:val="clear" w:color="auto" w:fill="FFFFFF"/>
+              </w:rPr>
+              <w:t>J</w:t>
+            </w:r>
+            <w:r>
+              <w:rPr>
+                <w:rFonts w:ascii="Helvetica" w:eastAsia="Times New Roman" w:hAnsi="Helvetica" w:cs="Helvetica"/>
+                <w:color w:val="333333"/>
+                <w:sz w:val="21"/>
+                <w:szCs w:val="21"/>
+                <w:shd w:val="clear" w:color="auto" w:fill="FFFFFF"/>
+              </w:rPr>
+              <w:t xml:space="preserve"> instruction to your implementation. </w:t>
+            </w:r>
+          </w:p>
+          <w:p>
+            <w:pPr>
+              <w:rPr>
+                <w:rFonts w:ascii="Helvetica" w:eastAsia="Times New Roman" w:hAnsi="Helvetica" w:cs="Helvetica"/>
+                <w:color w:val="333333"/>
+                <w:sz w:val="21"/>
+                <w:szCs w:val="21"/>
+                <w:shd w:val="clear" w:color="auto" w:fill="FFFFFF"/>
+              </w:rPr>
+            </w:pPr>
+            <w:r>
+              <w:rPr>
+                <w:rFonts w:ascii="Helvetica" w:eastAsia="Times New Roman" w:hAnsi="Helvetica" w:cs="Helvetica"/>
+                <w:color w:val="333333"/>
+                <w:sz w:val="21"/>
+                <w:szCs w:val="21"/>
+                <w:shd w:val="clear" w:color="auto" w:fill="FFFFFF"/>
+              </w:rPr>
+              <w:t>J-</w:t>
+            </w:r>
+            <w:r>
+              <w:rPr>
+                <w:rFonts w:ascii="Helvetica" w:eastAsia="Times New Roman" w:hAnsi="Helvetica" w:cs="Helvetica"/>
+                <w:color w:val="333333"/>
+                <w:sz w:val="21"/>
+                <w:szCs w:val="21"/>
+                <w:shd w:val="clear" w:color="auto" w:fill="FFFFFF"/>
+              </w:rPr>
+              <w:t>Type Instruction</w:t>
+            </w:r>
+            <w:r>
+              <w:rPr>
+                <w:rFonts w:ascii="Helvetica" w:eastAsia="Times New Roman" w:hAnsi="Helvetica" w:cs="Helvetica"/>
+                <w:color w:val="333333"/>
+                <w:sz w:val="21"/>
+                <w:szCs w:val="21"/>
+                <w:shd w:val="clear" w:color="auto" w:fill="FFFFFF"/>
+              </w:rPr>
+              <w:t xml:space="preserve">: </w:t>
+            </w:r>
+          </w:p>
+          <w:p>
+            <w:pPr>
               <w:rPr>
                 <w:rFonts w:ascii="Helvetica" w:eastAsia="Times New Roman" w:hAnsi="Helvetica" w:cs="Helvetica"/>
                 <w:i/>
@@ -6881,9 +5779,17 @@
                 <w:szCs w:val="21"/>
                 <w:shd w:val="clear" w:color="auto" w:fill="FFFFFF"/>
               </w:rPr>
-              <w:t>imm</w:t>
-            </w:r>
-            <w:proofErr w:type="spellEnd"/>
+            </w:pPr>
+            <w:r>
+              <w:rPr>
+                <w:rFonts w:ascii="Helvetica" w:eastAsia="Times New Roman" w:hAnsi="Helvetica" w:cs="Helvetica"/>
+                <w:color w:val="333333"/>
+                <w:sz w:val="21"/>
+                <w:szCs w:val="21"/>
+                <w:shd w:val="clear" w:color="auto" w:fill="FFFFFF"/>
+              </w:rPr>
+              <w:t xml:space="preserve">    </w:t>
+            </w:r>
             <w:r>
               <w:rPr>
                 <w:rFonts w:ascii="Helvetica" w:eastAsia="Times New Roman" w:hAnsi="Helvetica" w:cs="Helvetica"/>
@@ -6894,9 +5800,8 @@
                 <w:szCs w:val="21"/>
                 <w:shd w:val="clear" w:color="auto" w:fill="FFFFFF"/>
               </w:rPr>
-              <w:t xml:space="preserve">  #</w:t>
-            </w:r>
-            <w:proofErr w:type="gramEnd"/>
+              <w:t>j</w:t>
+            </w:r>
             <w:r>
               <w:rPr>
                 <w:rFonts w:ascii="Helvetica" w:eastAsia="Times New Roman" w:hAnsi="Helvetica" w:cs="Helvetica"/>
@@ -6907,7 +5812,7 @@
                 <w:szCs w:val="21"/>
                 <w:shd w:val="clear" w:color="auto" w:fill="FFFFFF"/>
               </w:rPr>
-              <w:t xml:space="preserve"> jump to PC = PC + 4 +</w:t>
+              <w:t xml:space="preserve"> </w:t>
             </w:r>
             <w:r>
               <w:rPr>
@@ -6919,7 +5824,7 @@
                 <w:szCs w:val="21"/>
                 <w:shd w:val="clear" w:color="auto" w:fill="FFFFFF"/>
               </w:rPr>
-              <w:t xml:space="preserve"> (sign extend)</w:t>
+              <w:t>imm</w:t>
             </w:r>
             <w:r>
               <w:rPr>
@@ -6931,9 +5836,8 @@
                 <w:szCs w:val="21"/>
                 <w:shd w:val="clear" w:color="auto" w:fill="FFFFFF"/>
               </w:rPr>
-              <w:t xml:space="preserve"> </w:t>
-            </w:r>
-            <w:proofErr w:type="spellStart"/>
+              <w:t xml:space="preserve">        #  </w:t>
+            </w:r>
             <w:r>
               <w:rPr>
                 <w:rFonts w:ascii="Helvetica" w:eastAsia="Times New Roman" w:hAnsi="Helvetica" w:cs="Helvetica"/>
@@ -6944,105 +5848,9 @@
                 <w:szCs w:val="21"/>
                 <w:shd w:val="clear" w:color="auto" w:fill="FFFFFF"/>
               </w:rPr>
-              <w:t>imm</w:t>
-            </w:r>
-            <w:proofErr w:type="spellEnd"/>
-          </w:p>
-          <w:p>
-            <w:pPr>
-              <w:rPr>
-                <w:rFonts w:ascii="Helvetica" w:eastAsia="Times New Roman" w:hAnsi="Helvetica" w:cs="Helvetica"/>
-                <w:color w:val="333333"/>
-                <w:sz w:val="21"/>
-                <w:szCs w:val="21"/>
-                <w:shd w:val="clear" w:color="auto" w:fill="FFFFFF"/>
-              </w:rPr>
-            </w:pPr>
-          </w:p>
-          <w:p>
-            <w:pPr>
-              <w:rPr>
-                <w:rFonts w:ascii="Helvetica" w:eastAsia="Times New Roman" w:hAnsi="Helvetica" w:cs="Helvetica"/>
-                <w:color w:val="333333"/>
-                <w:sz w:val="21"/>
-                <w:szCs w:val="21"/>
-                <w:shd w:val="clear" w:color="auto" w:fill="FFFFFF"/>
-              </w:rPr>
-            </w:pPr>
-            <w:r>
-              <w:rPr>
-                <w:rFonts w:ascii="Helvetica" w:eastAsia="Times New Roman" w:hAnsi="Helvetica" w:cs="Helvetica"/>
-                <w:color w:val="333333"/>
-                <w:sz w:val="21"/>
-                <w:szCs w:val="21"/>
-                <w:shd w:val="clear" w:color="auto" w:fill="FFFFFF"/>
-              </w:rPr>
-              <w:t xml:space="preserve">You will add a custom </w:t>
-            </w:r>
-            <w:r>
-              <w:rPr>
-                <w:rFonts w:ascii="Helvetica" w:eastAsia="Times New Roman" w:hAnsi="Helvetica" w:cs="Helvetica"/>
-                <w:color w:val="333333"/>
-                <w:sz w:val="21"/>
-                <w:szCs w:val="21"/>
-                <w:shd w:val="clear" w:color="auto" w:fill="FFFFFF"/>
-              </w:rPr>
-              <w:t>J</w:t>
-            </w:r>
-            <w:r>
-              <w:rPr>
-                <w:rFonts w:ascii="Helvetica" w:eastAsia="Times New Roman" w:hAnsi="Helvetica" w:cs="Helvetica"/>
-                <w:color w:val="333333"/>
-                <w:sz w:val="21"/>
-                <w:szCs w:val="21"/>
-                <w:shd w:val="clear" w:color="auto" w:fill="FFFFFF"/>
-              </w:rPr>
-              <w:t xml:space="preserve"> instruction to your implementation. </w:t>
-            </w:r>
-          </w:p>
-          <w:p>
-            <w:pPr>
-              <w:rPr>
-                <w:rFonts w:ascii="Helvetica" w:eastAsia="Times New Roman" w:hAnsi="Helvetica" w:cs="Helvetica"/>
-                <w:color w:val="333333"/>
-                <w:sz w:val="21"/>
-                <w:szCs w:val="21"/>
-                <w:shd w:val="clear" w:color="auto" w:fill="FFFFFF"/>
-              </w:rPr>
-            </w:pPr>
-            <w:r>
-              <w:rPr>
-                <w:rFonts w:ascii="Helvetica" w:eastAsia="Times New Roman" w:hAnsi="Helvetica" w:cs="Helvetica"/>
-                <w:color w:val="333333"/>
-                <w:sz w:val="21"/>
-                <w:szCs w:val="21"/>
-                <w:shd w:val="clear" w:color="auto" w:fill="FFFFFF"/>
-              </w:rPr>
-              <w:t>J-</w:t>
-            </w:r>
-            <w:r>
-              <w:rPr>
-                <w:rFonts w:ascii="Helvetica" w:eastAsia="Times New Roman" w:hAnsi="Helvetica" w:cs="Helvetica"/>
-                <w:color w:val="333333"/>
-                <w:sz w:val="21"/>
-                <w:szCs w:val="21"/>
-                <w:shd w:val="clear" w:color="auto" w:fill="FFFFFF"/>
-              </w:rPr>
-              <w:t>Type Instruction</w:t>
-            </w:r>
-            <w:r>
-              <w:rPr>
-                <w:rFonts w:ascii="Helvetica" w:eastAsia="Times New Roman" w:hAnsi="Helvetica" w:cs="Helvetica"/>
-                <w:color w:val="333333"/>
-                <w:sz w:val="21"/>
-                <w:szCs w:val="21"/>
-                <w:shd w:val="clear" w:color="auto" w:fill="FFFFFF"/>
-              </w:rPr>
-              <w:t xml:space="preserve">: </w:t>
-            </w:r>
-          </w:p>
-          <w:p>
-            <w:pPr>
+              <w:t xml:space="preserve">PC = PC + 4 + </w:t>
+            </w:r>
+            <w:r>
               <w:rPr>
                 <w:rFonts w:ascii="Helvetica" w:eastAsia="Times New Roman" w:hAnsi="Helvetica" w:cs="Helvetica"/>
                 <w:i/>
@@ -7052,119 +5860,8 @@
                 <w:szCs w:val="21"/>
                 <w:shd w:val="clear" w:color="auto" w:fill="FFFFFF"/>
               </w:rPr>
-            </w:pPr>
-            <w:r>
-              <w:rPr>
-                <w:rFonts w:ascii="Helvetica" w:eastAsia="Times New Roman" w:hAnsi="Helvetica" w:cs="Helvetica"/>
-                <w:color w:val="333333"/>
-                <w:sz w:val="21"/>
-                <w:szCs w:val="21"/>
-                <w:shd w:val="clear" w:color="auto" w:fill="FFFFFF"/>
-              </w:rPr>
-              <w:t xml:space="preserve">    </w:t>
-            </w:r>
-            <w:r>
-              <w:rPr>
-                <w:rFonts w:ascii="Helvetica" w:eastAsia="Times New Roman" w:hAnsi="Helvetica" w:cs="Helvetica"/>
-                <w:i/>
-                <w:iCs/>
-                <w:color w:val="333333"/>
-                <w:sz w:val="21"/>
-                <w:szCs w:val="21"/>
-                <w:shd w:val="clear" w:color="auto" w:fill="FFFFFF"/>
-              </w:rPr>
-              <w:t>j</w:t>
-            </w:r>
-            <w:r>
-              <w:rPr>
-                <w:rFonts w:ascii="Helvetica" w:eastAsia="Times New Roman" w:hAnsi="Helvetica" w:cs="Helvetica"/>
-                <w:i/>
-                <w:iCs/>
-                <w:color w:val="333333"/>
-                <w:sz w:val="21"/>
-                <w:szCs w:val="21"/>
-                <w:shd w:val="clear" w:color="auto" w:fill="FFFFFF"/>
-              </w:rPr>
-              <w:t xml:space="preserve"> </w:t>
-            </w:r>
-            <w:proofErr w:type="spellStart"/>
-            <w:r>
-              <w:rPr>
-                <w:rFonts w:ascii="Helvetica" w:eastAsia="Times New Roman" w:hAnsi="Helvetica" w:cs="Helvetica"/>
-                <w:i/>
-                <w:iCs/>
-                <w:color w:val="333333"/>
-                <w:sz w:val="21"/>
-                <w:szCs w:val="21"/>
-                <w:shd w:val="clear" w:color="auto" w:fill="FFFFFF"/>
-              </w:rPr>
               <w:t>imm</w:t>
             </w:r>
-            <w:proofErr w:type="spellEnd"/>
-            <w:r>
-              <w:rPr>
-                <w:rFonts w:ascii="Helvetica" w:eastAsia="Times New Roman" w:hAnsi="Helvetica" w:cs="Helvetica"/>
-                <w:i/>
-                <w:iCs/>
-                <w:color w:val="333333"/>
-                <w:sz w:val="21"/>
-                <w:szCs w:val="21"/>
-                <w:shd w:val="clear" w:color="auto" w:fill="FFFFFF"/>
-              </w:rPr>
-              <w:t xml:space="preserve">        </w:t>
-            </w:r>
-            <w:proofErr w:type="gramStart"/>
-            <w:r>
-              <w:rPr>
-                <w:rFonts w:ascii="Helvetica" w:eastAsia="Times New Roman" w:hAnsi="Helvetica" w:cs="Helvetica"/>
-                <w:i/>
-                <w:iCs/>
-                <w:color w:val="333333"/>
-                <w:sz w:val="21"/>
-                <w:szCs w:val="21"/>
-                <w:shd w:val="clear" w:color="auto" w:fill="FFFFFF"/>
-              </w:rPr>
-              <w:t xml:space="preserve">#  </w:t>
-            </w:r>
-            <w:r>
-              <w:rPr>
-                <w:rFonts w:ascii="Helvetica" w:eastAsia="Times New Roman" w:hAnsi="Helvetica" w:cs="Helvetica"/>
-                <w:i/>
-                <w:iCs/>
-                <w:color w:val="333333"/>
-                <w:sz w:val="21"/>
-                <w:szCs w:val="21"/>
-                <w:shd w:val="clear" w:color="auto" w:fill="FFFFFF"/>
-              </w:rPr>
-              <w:t>PC</w:t>
-            </w:r>
-            <w:proofErr w:type="gramEnd"/>
-            <w:r>
-              <w:rPr>
-                <w:rFonts w:ascii="Helvetica" w:eastAsia="Times New Roman" w:hAnsi="Helvetica" w:cs="Helvetica"/>
-                <w:i/>
-                <w:iCs/>
-                <w:color w:val="333333"/>
-                <w:sz w:val="21"/>
-                <w:szCs w:val="21"/>
-                <w:shd w:val="clear" w:color="auto" w:fill="FFFFFF"/>
-              </w:rPr>
-              <w:t xml:space="preserve"> = PC + 4 + </w:t>
-            </w:r>
-            <w:proofErr w:type="spellStart"/>
-            <w:r>
-              <w:rPr>
-                <w:rFonts w:ascii="Helvetica" w:eastAsia="Times New Roman" w:hAnsi="Helvetica" w:cs="Helvetica"/>
-                <w:i/>
-                <w:iCs/>
-                <w:color w:val="333333"/>
-                <w:sz w:val="21"/>
-                <w:szCs w:val="21"/>
-                <w:shd w:val="clear" w:color="auto" w:fill="FFFFFF"/>
-              </w:rPr>
-              <w:t>imm</w:t>
-            </w:r>
-            <w:proofErr w:type="spellEnd"/>
           </w:p>
           <w:p>
             <w:pPr>
@@ -7186,27 +5883,15 @@
               </w:rPr>
               <w:t xml:space="preserve">         </w:t>
             </w:r>
-            <w:proofErr w:type="spellStart"/>
-            <w:r>
-              <w:rPr>
-                <w:rFonts w:ascii="Helvetica" w:eastAsia="Times New Roman" w:hAnsi="Helvetica" w:cs="Helvetica"/>
-                <w:color w:val="333333"/>
-                <w:sz w:val="21"/>
-                <w:szCs w:val="21"/>
-                <w:shd w:val="clear" w:color="auto" w:fill="FFFFFF"/>
-              </w:rPr>
-              <w:t>imm</w:t>
-            </w:r>
-            <w:proofErr w:type="spellEnd"/>
-            <w:r>
-              <w:rPr>
-                <w:rFonts w:ascii="Helvetica" w:eastAsia="Times New Roman" w:hAnsi="Helvetica" w:cs="Helvetica"/>
-                <w:color w:val="333333"/>
-                <w:sz w:val="21"/>
-                <w:szCs w:val="21"/>
-                <w:shd w:val="clear" w:color="auto" w:fill="FFFFFF"/>
-              </w:rPr>
-              <w:t>:</w:t>
+            <w:r>
+              <w:rPr>
+                <w:rFonts w:ascii="Helvetica" w:eastAsia="Times New Roman" w:hAnsi="Helvetica" w:cs="Helvetica"/>
+                <w:color w:val="333333"/>
+                <w:sz w:val="21"/>
+                <w:szCs w:val="21"/>
+                <w:shd w:val="clear" w:color="auto" w:fill="FFFFFF"/>
+              </w:rPr>
+              <w:t>imm:</w:t>
             </w:r>
             <w:r>
               <w:rPr>
@@ -7280,41 +5965,17 @@
                 <w:szCs w:val="21"/>
                 <w:shd w:val="clear" w:color="auto" w:fill="FFFFFF"/>
               </w:rPr>
-              <w:t xml:space="preserve">    “&lt;</w:t>
-            </w:r>
-            <w:proofErr w:type="spellStart"/>
-            <w:proofErr w:type="gramStart"/>
-            <w:r>
-              <w:rPr>
-                <w:rFonts w:ascii="Helvetica" w:eastAsia="Times New Roman" w:hAnsi="Helvetica" w:cs="Helvetica"/>
-                <w:color w:val="333333"/>
-                <w:sz w:val="21"/>
-                <w:szCs w:val="21"/>
-                <w:shd w:val="clear" w:color="auto" w:fill="FFFFFF"/>
-              </w:rPr>
-              <w:t>imm</w:t>
-            </w:r>
-            <w:proofErr w:type="spellEnd"/>
-            <w:r>
-              <w:rPr>
-                <w:rFonts w:ascii="Helvetica" w:eastAsia="Times New Roman" w:hAnsi="Helvetica" w:cs="Helvetica"/>
-                <w:color w:val="333333"/>
-                <w:sz w:val="21"/>
-                <w:szCs w:val="21"/>
-                <w:shd w:val="clear" w:color="auto" w:fill="FFFFFF"/>
-              </w:rPr>
-              <w:t>[</w:t>
-            </w:r>
-            <w:proofErr w:type="gramEnd"/>
-            <w:r>
-              <w:rPr>
-                <w:rFonts w:ascii="Helvetica" w:eastAsia="Times New Roman" w:hAnsi="Helvetica" w:cs="Helvetica"/>
-                <w:color w:val="333333"/>
-                <w:sz w:val="21"/>
-                <w:szCs w:val="21"/>
-                <w:shd w:val="clear" w:color="auto" w:fill="FFFFFF"/>
-              </w:rPr>
-              <w:t>20]</w:t>
+              <w:t xml:space="preserve">    “&lt;imm</w:t>
+            </w:r>
+            <w:r>
+              <w:rPr>
+                <w:rFonts w:ascii="Helvetica" w:eastAsia="Times New Roman" w:hAnsi="Helvetica" w:cs="Helvetica"/>
+                <w:color w:val="333333"/>
+                <w:sz w:val="21"/>
+                <w:szCs w:val="21"/>
+                <w:shd w:val="clear" w:color="auto" w:fill="FFFFFF"/>
+              </w:rPr>
+              <w:t>[20]</w:t>
             </w:r>
             <w:r>
               <w:rPr>
@@ -7334,41 +5995,7 @@
                 <w:szCs w:val="21"/>
                 <w:shd w:val="clear" w:color="auto" w:fill="FFFFFF"/>
               </w:rPr>
-              <w:t>&lt;</w:t>
-            </w:r>
-            <w:proofErr w:type="spellStart"/>
-            <w:proofErr w:type="gramStart"/>
-            <w:r>
-              <w:rPr>
-                <w:rFonts w:ascii="Helvetica" w:eastAsia="Times New Roman" w:hAnsi="Helvetica" w:cs="Helvetica"/>
-                <w:color w:val="333333"/>
-                <w:sz w:val="21"/>
-                <w:szCs w:val="21"/>
-                <w:shd w:val="clear" w:color="auto" w:fill="FFFFFF"/>
-              </w:rPr>
-              <w:t>imm</w:t>
-            </w:r>
-            <w:proofErr w:type="spellEnd"/>
-            <w:r>
-              <w:rPr>
-                <w:rFonts w:ascii="Helvetica" w:eastAsia="Times New Roman" w:hAnsi="Helvetica" w:cs="Helvetica"/>
-                <w:color w:val="333333"/>
-                <w:sz w:val="21"/>
-                <w:szCs w:val="21"/>
-                <w:shd w:val="clear" w:color="auto" w:fill="FFFFFF"/>
-              </w:rPr>
-              <w:t>[</w:t>
-            </w:r>
-            <w:proofErr w:type="gramEnd"/>
-            <w:r>
-              <w:rPr>
-                <w:rFonts w:ascii="Helvetica" w:eastAsia="Times New Roman" w:hAnsi="Helvetica" w:cs="Helvetica"/>
-                <w:color w:val="333333"/>
-                <w:sz w:val="21"/>
-                <w:szCs w:val="21"/>
-                <w:shd w:val="clear" w:color="auto" w:fill="FFFFFF"/>
-              </w:rPr>
-              <w:t>10</w:t>
+              <w:t>&lt;imm[10</w:t>
             </w:r>
             <w:r>
               <w:rPr>
@@ -7398,117 +6025,27 @@
                 <w:szCs w:val="21"/>
                 <w:shd w:val="clear" w:color="auto" w:fill="FFFFFF"/>
               </w:rPr>
-              <w:t>&lt;</w:t>
-            </w:r>
-            <w:proofErr w:type="spellStart"/>
-            <w:proofErr w:type="gramStart"/>
-            <w:r>
-              <w:rPr>
-                <w:rFonts w:ascii="Helvetica" w:eastAsia="Times New Roman" w:hAnsi="Helvetica" w:cs="Helvetica"/>
-                <w:color w:val="333333"/>
-                <w:sz w:val="21"/>
-                <w:szCs w:val="21"/>
-                <w:shd w:val="clear" w:color="auto" w:fill="FFFFFF"/>
-              </w:rPr>
-              <w:t>imm</w:t>
-            </w:r>
-            <w:proofErr w:type="spellEnd"/>
-            <w:r>
-              <w:rPr>
-                <w:rFonts w:ascii="Helvetica" w:eastAsia="Times New Roman" w:hAnsi="Helvetica" w:cs="Helvetica"/>
-                <w:color w:val="333333"/>
-                <w:sz w:val="21"/>
-                <w:szCs w:val="21"/>
-                <w:shd w:val="clear" w:color="auto" w:fill="FFFFFF"/>
-              </w:rPr>
-              <w:t>[</w:t>
-            </w:r>
-            <w:proofErr w:type="gramEnd"/>
-            <w:r>
-              <w:rPr>
-                <w:rFonts w:ascii="Helvetica" w:eastAsia="Times New Roman" w:hAnsi="Helvetica" w:cs="Helvetica"/>
-                <w:color w:val="333333"/>
-                <w:sz w:val="21"/>
-                <w:szCs w:val="21"/>
-                <w:shd w:val="clear" w:color="auto" w:fill="FFFFFF"/>
-              </w:rPr>
-              <w:t>11]&gt;</w:t>
-            </w:r>
-            <w:r>
-              <w:rPr>
-                <w:rFonts w:ascii="Helvetica" w:eastAsia="Times New Roman" w:hAnsi="Helvetica" w:cs="Helvetica"/>
-                <w:color w:val="333333"/>
-                <w:sz w:val="21"/>
-                <w:szCs w:val="21"/>
-                <w:shd w:val="clear" w:color="auto" w:fill="FFFFFF"/>
-              </w:rPr>
-              <w:t xml:space="preserve"> &lt;</w:t>
-            </w:r>
-            <w:proofErr w:type="spellStart"/>
-            <w:proofErr w:type="gramStart"/>
-            <w:r>
-              <w:rPr>
-                <w:rFonts w:ascii="Helvetica" w:eastAsia="Times New Roman" w:hAnsi="Helvetica" w:cs="Helvetica"/>
-                <w:color w:val="333333"/>
-                <w:sz w:val="21"/>
-                <w:szCs w:val="21"/>
-                <w:shd w:val="clear" w:color="auto" w:fill="FFFFFF"/>
-              </w:rPr>
-              <w:t>imm</w:t>
-            </w:r>
-            <w:proofErr w:type="spellEnd"/>
-            <w:r>
-              <w:rPr>
-                <w:rFonts w:ascii="Helvetica" w:eastAsia="Times New Roman" w:hAnsi="Helvetica" w:cs="Helvetica"/>
-                <w:color w:val="333333"/>
-                <w:sz w:val="21"/>
-                <w:szCs w:val="21"/>
-                <w:shd w:val="clear" w:color="auto" w:fill="FFFFFF"/>
-              </w:rPr>
-              <w:t>[</w:t>
-            </w:r>
-            <w:proofErr w:type="gramEnd"/>
-            <w:r>
-              <w:rPr>
-                <w:rFonts w:ascii="Helvetica" w:eastAsia="Times New Roman" w:hAnsi="Helvetica" w:cs="Helvetica"/>
-                <w:color w:val="333333"/>
-                <w:sz w:val="21"/>
-                <w:szCs w:val="21"/>
-                <w:shd w:val="clear" w:color="auto" w:fill="FFFFFF"/>
-              </w:rPr>
-              <w:t>19:12]&gt;</w:t>
-            </w:r>
-            <w:r>
-              <w:rPr>
-                <w:rFonts w:ascii="Helvetica" w:eastAsia="Times New Roman" w:hAnsi="Helvetica" w:cs="Helvetica"/>
-                <w:color w:val="333333"/>
-                <w:sz w:val="21"/>
-                <w:szCs w:val="21"/>
-                <w:shd w:val="clear" w:color="auto" w:fill="FFFFFF"/>
-              </w:rPr>
-              <w:t xml:space="preserve">&lt;5-bit </w:t>
-            </w:r>
-            <w:proofErr w:type="spellStart"/>
-            <w:r>
-              <w:rPr>
-                <w:rFonts w:ascii="Helvetica" w:eastAsia="Times New Roman" w:hAnsi="Helvetica" w:cs="Helvetica"/>
-                <w:color w:val="333333"/>
-                <w:sz w:val="21"/>
-                <w:szCs w:val="21"/>
-                <w:shd w:val="clear" w:color="auto" w:fill="FFFFFF"/>
-              </w:rPr>
-              <w:t>rd</w:t>
-            </w:r>
-            <w:proofErr w:type="spellEnd"/>
-            <w:r>
-              <w:rPr>
-                <w:rFonts w:ascii="Helvetica" w:eastAsia="Times New Roman" w:hAnsi="Helvetica" w:cs="Helvetica"/>
-                <w:color w:val="333333"/>
-                <w:sz w:val="21"/>
-                <w:szCs w:val="21"/>
-                <w:shd w:val="clear" w:color="auto" w:fill="FFFFFF"/>
-              </w:rPr>
-              <w:t>&gt;</w:t>
+              <w:t>&lt;imm[11]&gt;</w:t>
+            </w:r>
+            <w:r>
+              <w:rPr>
+                <w:rFonts w:ascii="Helvetica" w:eastAsia="Times New Roman" w:hAnsi="Helvetica" w:cs="Helvetica"/>
+                <w:color w:val="333333"/>
+                <w:sz w:val="21"/>
+                <w:szCs w:val="21"/>
+                <w:shd w:val="clear" w:color="auto" w:fill="FFFFFF"/>
+              </w:rPr>
+              <w:t xml:space="preserve"> &lt;imm[19:12]&gt;</w:t>
+            </w:r>
+            <w:r>
+              <w:rPr>
+                <w:rFonts w:ascii="Helvetica" w:eastAsia="Times New Roman" w:hAnsi="Helvetica" w:cs="Helvetica"/>
+                <w:color w:val="333333"/>
+                <w:sz w:val="21"/>
+                <w:szCs w:val="21"/>
+                <w:shd w:val="clear" w:color="auto" w:fill="FFFFFF"/>
+              </w:rPr>
+              <w:t>&lt;5-bit rd&gt;</w:t>
             </w:r>
             <w:r>
               <w:t xml:space="preserve"> </w:t>
@@ -7544,27 +6081,15 @@
               </w:rPr>
               <w:t xml:space="preserve">    </w:t>
             </w:r>
-            <w:proofErr w:type="spellStart"/>
-            <w:r>
-              <w:rPr>
-                <w:rFonts w:ascii="Helvetica" w:eastAsia="Times New Roman" w:hAnsi="Helvetica" w:cs="Helvetica"/>
-                <w:color w:val="333333"/>
-                <w:sz w:val="21"/>
-                <w:szCs w:val="21"/>
-                <w:shd w:val="clear" w:color="auto" w:fill="FFFFFF"/>
-              </w:rPr>
-              <w:t>rd</w:t>
-            </w:r>
-            <w:proofErr w:type="spellEnd"/>
-            <w:r>
-              <w:rPr>
-                <w:rFonts w:ascii="Helvetica" w:eastAsia="Times New Roman" w:hAnsi="Helvetica" w:cs="Helvetica"/>
-                <w:color w:val="333333"/>
-                <w:sz w:val="21"/>
-                <w:szCs w:val="21"/>
-                <w:shd w:val="clear" w:color="auto" w:fill="FFFFFF"/>
-              </w:rPr>
-              <w:t xml:space="preserve"> = not used</w:t>
+            <w:r>
+              <w:rPr>
+                <w:rFonts w:ascii="Helvetica" w:eastAsia="Times New Roman" w:hAnsi="Helvetica" w:cs="Helvetica"/>
+                <w:color w:val="333333"/>
+                <w:sz w:val="21"/>
+                <w:szCs w:val="21"/>
+                <w:shd w:val="clear" w:color="auto" w:fill="FFFFFF"/>
+              </w:rPr>
+              <w:t>rd = not used</w:t>
             </w:r>
             <w:r>
               <w:rPr>
@@ -7648,7 +6173,6 @@
                 <w:shd w:val="clear" w:color="auto" w:fill="FFFFFF"/>
               </w:rPr>
             </w:pPr>
-            <w:proofErr w:type="gramStart"/>
             <w:r>
               <w:rPr>
                 <w:rFonts w:ascii="Helvetica" w:hAnsi="Helvetica" w:cs="Helvetica"/>
@@ -7657,9 +6181,8 @@
                 <w:szCs w:val="21"/>
                 <w:shd w:val="clear" w:color="auto" w:fill="FFFFFF"/>
               </w:rPr>
-              <w:t>So</w:t>
-            </w:r>
-            <w:proofErr w:type="gramEnd"/>
+              <w:t>So the final PC = PC + 4 + (sign extend)(imm</w:t>
+            </w:r>
             <w:r>
               <w:rPr>
                 <w:rFonts w:ascii="Helvetica" w:hAnsi="Helvetica" w:cs="Helvetica"/>
@@ -7668,10 +6191,11 @@
                 <w:szCs w:val="21"/>
                 <w:shd w:val="clear" w:color="auto" w:fill="FFFFFF"/>
               </w:rPr>
-              <w:t xml:space="preserve"> the final PC = PC + 4 + (sign </w:t>
-            </w:r>
-            <w:proofErr w:type="gramStart"/>
-            <w:r>
+              <w:t>[20:1])</w:t>
+            </w:r>
+          </w:p>
+          <w:p>
+            <w:pPr>
               <w:rPr>
                 <w:rFonts w:ascii="Helvetica" w:hAnsi="Helvetica" w:cs="Helvetica"/>
                 <w:color w:val="333333"/>
@@ -7679,9 +6203,7 @@
                 <w:szCs w:val="21"/>
                 <w:shd w:val="clear" w:color="auto" w:fill="FFFFFF"/>
               </w:rPr>
-              <w:t>extend)(</w:t>
-            </w:r>
-            <w:proofErr w:type="spellStart"/>
+            </w:pPr>
             <w:r>
               <w:rPr>
                 <w:rFonts w:ascii="Helvetica" w:hAnsi="Helvetica" w:cs="Helvetica"/>
@@ -7690,84 +6212,7 @@
                 <w:szCs w:val="21"/>
                 <w:shd w:val="clear" w:color="auto" w:fill="FFFFFF"/>
               </w:rPr>
-              <w:t>imm</w:t>
-            </w:r>
-            <w:proofErr w:type="spellEnd"/>
-            <w:r>
-              <w:rPr>
-                <w:rFonts w:ascii="Helvetica" w:hAnsi="Helvetica" w:cs="Helvetica"/>
-                <w:color w:val="333333"/>
-                <w:sz w:val="21"/>
-                <w:szCs w:val="21"/>
-                <w:shd w:val="clear" w:color="auto" w:fill="FFFFFF"/>
-              </w:rPr>
-              <w:t>[</w:t>
-            </w:r>
-            <w:proofErr w:type="gramEnd"/>
-            <w:r>
-              <w:rPr>
-                <w:rFonts w:ascii="Helvetica" w:hAnsi="Helvetica" w:cs="Helvetica"/>
-                <w:color w:val="333333"/>
-                <w:sz w:val="21"/>
-                <w:szCs w:val="21"/>
-                <w:shd w:val="clear" w:color="auto" w:fill="FFFFFF"/>
-              </w:rPr>
-              <w:t>20:1])</w:t>
-            </w:r>
-          </w:p>
-          <w:p>
-            <w:pPr>
-              <w:rPr>
-                <w:rFonts w:ascii="Helvetica" w:hAnsi="Helvetica" w:cs="Helvetica"/>
-                <w:color w:val="333333"/>
-                <w:sz w:val="21"/>
-                <w:szCs w:val="21"/>
-                <w:shd w:val="clear" w:color="auto" w:fill="FFFFFF"/>
-              </w:rPr>
-            </w:pPr>
-            <w:r>
-              <w:rPr>
-                <w:rFonts w:ascii="Helvetica" w:hAnsi="Helvetica" w:cs="Helvetica"/>
-                <w:color w:val="333333"/>
-                <w:sz w:val="21"/>
-                <w:szCs w:val="21"/>
-                <w:shd w:val="clear" w:color="auto" w:fill="FFFFFF"/>
-              </w:rPr>
-              <w:t xml:space="preserve">Note: for our implementation, </w:t>
-            </w:r>
-            <w:proofErr w:type="spellStart"/>
-            <w:proofErr w:type="gramStart"/>
-            <w:r>
-              <w:rPr>
-                <w:rFonts w:ascii="Helvetica" w:hAnsi="Helvetica" w:cs="Helvetica"/>
-                <w:color w:val="333333"/>
-                <w:sz w:val="21"/>
-                <w:szCs w:val="21"/>
-                <w:shd w:val="clear" w:color="auto" w:fill="FFFFFF"/>
-              </w:rPr>
-              <w:t>imm</w:t>
-            </w:r>
-            <w:proofErr w:type="spellEnd"/>
-            <w:r>
-              <w:rPr>
-                <w:rFonts w:ascii="Helvetica" w:hAnsi="Helvetica" w:cs="Helvetica"/>
-                <w:color w:val="333333"/>
-                <w:sz w:val="21"/>
-                <w:szCs w:val="21"/>
-                <w:shd w:val="clear" w:color="auto" w:fill="FFFFFF"/>
-              </w:rPr>
-              <w:t>[</w:t>
-            </w:r>
-            <w:proofErr w:type="gramEnd"/>
-            <w:r>
-              <w:rPr>
-                <w:rFonts w:ascii="Helvetica" w:hAnsi="Helvetica" w:cs="Helvetica"/>
-                <w:color w:val="333333"/>
-                <w:sz w:val="21"/>
-                <w:szCs w:val="21"/>
-                <w:shd w:val="clear" w:color="auto" w:fill="FFFFFF"/>
-              </w:rPr>
-              <w:t>20:1] points to a byte</w:t>
+              <w:t>Note: for our implementation, imm[20:1] points to a byte</w:t>
             </w:r>
             <w:r>
               <w:rPr>
@@ -7873,20 +6318,8 @@
                 <w:szCs w:val="21"/>
                 <w:shd w:val="clear" w:color="auto" w:fill="FFFFFF"/>
               </w:rPr>
-              <w:t xml:space="preserve"> </w:t>
-            </w:r>
-            <w:proofErr w:type="gramStart"/>
-            <w:r>
-              <w:rPr>
-                <w:rFonts w:ascii="Helvetica" w:eastAsia="Times New Roman" w:hAnsi="Helvetica" w:cs="Helvetica"/>
-                <w:color w:val="333333"/>
-                <w:sz w:val="21"/>
-                <w:szCs w:val="21"/>
-                <w:shd w:val="clear" w:color="auto" w:fill="FFFFFF"/>
-              </w:rPr>
-              <w:t>where</w:t>
-            </w:r>
-            <w:proofErr w:type="gramEnd"/>
+              <w:t xml:space="preserve"> where</w:t>
+            </w:r>
           </w:p>
           <w:p>
             <w:pPr>
@@ -7910,7 +6343,6 @@
               </w:rPr>
               <w:t xml:space="preserve">     </w:t>
             </w:r>
-            <w:proofErr w:type="spellStart"/>
             <w:r>
               <w:rPr>
                 <w:rFonts w:ascii="Helvetica" w:eastAsia="Times New Roman" w:hAnsi="Helvetica" w:cs="Helvetica"/>
@@ -7921,9 +6353,8 @@
                 <w:szCs w:val="21"/>
                 <w:shd w:val="clear" w:color="auto" w:fill="FFFFFF"/>
               </w:rPr>
-              <w:t>subi</w:t>
-            </w:r>
-            <w:proofErr w:type="spellEnd"/>
+              <w:t xml:space="preserve">subi </w:t>
+            </w:r>
             <w:r>
               <w:rPr>
                 <w:rFonts w:ascii="Helvetica" w:eastAsia="Times New Roman" w:hAnsi="Helvetica" w:cs="Helvetica"/>
@@ -7934,9 +6365,8 @@
                 <w:szCs w:val="21"/>
                 <w:shd w:val="clear" w:color="auto" w:fill="FFFFFF"/>
               </w:rPr>
-              <w:t xml:space="preserve"> </w:t>
-            </w:r>
-            <w:proofErr w:type="spellStart"/>
+              <w:t>rd, rs1, imm</w:t>
+            </w:r>
             <w:r>
               <w:rPr>
                 <w:rFonts w:ascii="Helvetica" w:eastAsia="Times New Roman" w:hAnsi="Helvetica" w:cs="Helvetica"/>
@@ -7947,9 +6377,8 @@
                 <w:szCs w:val="21"/>
                 <w:shd w:val="clear" w:color="auto" w:fill="FFFFFF"/>
               </w:rPr>
-              <w:t>rd</w:t>
-            </w:r>
-            <w:proofErr w:type="spellEnd"/>
+              <w:t xml:space="preserve"> </w:t>
+            </w:r>
             <w:r>
               <w:rPr>
                 <w:rFonts w:ascii="Helvetica" w:eastAsia="Times New Roman" w:hAnsi="Helvetica" w:cs="Helvetica"/>
@@ -7960,9 +6389,8 @@
                 <w:szCs w:val="21"/>
                 <w:shd w:val="clear" w:color="auto" w:fill="FFFFFF"/>
               </w:rPr>
-              <w:t xml:space="preserve">, rs1, </w:t>
-            </w:r>
-            <w:proofErr w:type="spellStart"/>
+              <w:t xml:space="preserve">       </w:t>
+            </w:r>
             <w:r>
               <w:rPr>
                 <w:rFonts w:ascii="Helvetica" w:eastAsia="Times New Roman" w:hAnsi="Helvetica" w:cs="Helvetica"/>
@@ -7973,85 +6401,8 @@
                 <w:szCs w:val="21"/>
                 <w:shd w:val="clear" w:color="auto" w:fill="FFFFFF"/>
               </w:rPr>
-              <w:t>imm</w:t>
-            </w:r>
-            <w:proofErr w:type="spellEnd"/>
-            <w:r>
-              <w:rPr>
-                <w:rFonts w:ascii="Helvetica" w:eastAsia="Times New Roman" w:hAnsi="Helvetica" w:cs="Helvetica"/>
-                <w:i/>
-                <w:iCs/>
-                <w:color w:val="333333"/>
-                <w:sz w:val="21"/>
-                <w:szCs w:val="21"/>
-                <w:shd w:val="clear" w:color="auto" w:fill="FFFFFF"/>
-              </w:rPr>
-              <w:t xml:space="preserve"> </w:t>
-            </w:r>
-            <w:r>
-              <w:rPr>
-                <w:rFonts w:ascii="Helvetica" w:eastAsia="Times New Roman" w:hAnsi="Helvetica" w:cs="Helvetica"/>
-                <w:i/>
-                <w:iCs/>
-                <w:color w:val="333333"/>
-                <w:sz w:val="21"/>
-                <w:szCs w:val="21"/>
-                <w:shd w:val="clear" w:color="auto" w:fill="FFFFFF"/>
-              </w:rPr>
-              <w:t xml:space="preserve">       </w:t>
-            </w:r>
-            <w:r>
-              <w:rPr>
-                <w:rFonts w:ascii="Helvetica" w:eastAsia="Times New Roman" w:hAnsi="Helvetica" w:cs="Helvetica"/>
-                <w:i/>
-                <w:iCs/>
-                <w:color w:val="333333"/>
-                <w:sz w:val="21"/>
-                <w:szCs w:val="21"/>
-                <w:shd w:val="clear" w:color="auto" w:fill="FFFFFF"/>
-              </w:rPr>
-              <w:t xml:space="preserve"> # </w:t>
-            </w:r>
-            <w:proofErr w:type="spellStart"/>
-            <w:r>
-              <w:rPr>
-                <w:rFonts w:ascii="Helvetica" w:eastAsia="Times New Roman" w:hAnsi="Helvetica" w:cs="Helvetica"/>
-                <w:i/>
-                <w:iCs/>
-                <w:color w:val="333333"/>
-                <w:sz w:val="21"/>
-                <w:szCs w:val="21"/>
-                <w:shd w:val="clear" w:color="auto" w:fill="FFFFFF"/>
-              </w:rPr>
-              <w:t>rd</w:t>
-            </w:r>
-            <w:proofErr w:type="spellEnd"/>
-            <w:r>
-              <w:rPr>
-                <w:rFonts w:ascii="Helvetica" w:eastAsia="Times New Roman" w:hAnsi="Helvetica" w:cs="Helvetica"/>
-                <w:i/>
-                <w:iCs/>
-                <w:color w:val="333333"/>
-                <w:sz w:val="21"/>
-                <w:szCs w:val="21"/>
-                <w:shd w:val="clear" w:color="auto" w:fill="FFFFFF"/>
-              </w:rPr>
-              <w:t xml:space="preserve"> = rs1 - </w:t>
-            </w:r>
-            <w:proofErr w:type="spellStart"/>
-            <w:r>
-              <w:rPr>
-                <w:rFonts w:ascii="Helvetica" w:eastAsia="Times New Roman" w:hAnsi="Helvetica" w:cs="Helvetica"/>
-                <w:i/>
-                <w:iCs/>
-                <w:color w:val="333333"/>
-                <w:sz w:val="21"/>
-                <w:szCs w:val="21"/>
-                <w:shd w:val="clear" w:color="auto" w:fill="FFFFFF"/>
-              </w:rPr>
-              <w:t>imm</w:t>
-            </w:r>
-            <w:proofErr w:type="spellEnd"/>
+              <w:t xml:space="preserve"> # rd = rs1 - imm</w:t>
+            </w:r>
           </w:p>
           <w:p>
             <w:pPr>
@@ -8092,64 +6443,8 @@
                 <w:szCs w:val="21"/>
                 <w:shd w:val="clear" w:color="auto" w:fill="FFFFFF"/>
               </w:rPr>
-              <w:t xml:space="preserve">     </w:t>
-            </w:r>
-            <w:proofErr w:type="spellStart"/>
-            <w:r>
-              <w:rPr>
-                <w:rFonts w:ascii="Helvetica" w:eastAsia="Times New Roman" w:hAnsi="Helvetica" w:cs="Helvetica"/>
-                <w:color w:val="333333"/>
-                <w:sz w:val="21"/>
-                <w:szCs w:val="21"/>
-                <w:shd w:val="clear" w:color="auto" w:fill="FFFFFF"/>
-              </w:rPr>
-              <w:t>addi</w:t>
-            </w:r>
-            <w:proofErr w:type="spellEnd"/>
-            <w:r>
-              <w:rPr>
-                <w:rFonts w:ascii="Helvetica" w:eastAsia="Times New Roman" w:hAnsi="Helvetica" w:cs="Helvetica"/>
-                <w:color w:val="333333"/>
-                <w:sz w:val="21"/>
-                <w:szCs w:val="21"/>
-                <w:shd w:val="clear" w:color="auto" w:fill="FFFFFF"/>
-              </w:rPr>
-              <w:t xml:space="preserve"> </w:t>
-            </w:r>
-            <w:proofErr w:type="spellStart"/>
-            <w:r>
-              <w:rPr>
-                <w:rFonts w:ascii="Helvetica" w:eastAsia="Times New Roman" w:hAnsi="Helvetica" w:cs="Helvetica"/>
-                <w:color w:val="333333"/>
-                <w:sz w:val="21"/>
-                <w:szCs w:val="21"/>
-                <w:shd w:val="clear" w:color="auto" w:fill="FFFFFF"/>
-              </w:rPr>
-              <w:t>rd</w:t>
-            </w:r>
-            <w:proofErr w:type="spellEnd"/>
-            <w:r>
-              <w:rPr>
-                <w:rFonts w:ascii="Helvetica" w:eastAsia="Times New Roman" w:hAnsi="Helvetica" w:cs="Helvetica"/>
-                <w:color w:val="333333"/>
-                <w:sz w:val="21"/>
-                <w:szCs w:val="21"/>
-                <w:shd w:val="clear" w:color="auto" w:fill="FFFFFF"/>
-              </w:rPr>
-              <w:t xml:space="preserve"> rs1, </w:t>
-            </w:r>
-            <w:proofErr w:type="spellStart"/>
-            <w:r>
-              <w:rPr>
-                <w:rFonts w:ascii="Helvetica" w:eastAsia="Times New Roman" w:hAnsi="Helvetica" w:cs="Helvetica"/>
-                <w:color w:val="333333"/>
-                <w:sz w:val="21"/>
-                <w:szCs w:val="21"/>
-                <w:shd w:val="clear" w:color="auto" w:fill="FFFFFF"/>
-              </w:rPr>
-              <w:t>imm</w:t>
-            </w:r>
-            <w:proofErr w:type="spellEnd"/>
+              <w:t xml:space="preserve">     addi rd rs1, imm</w:t>
+            </w:r>
             <w:r>
               <w:rPr>
                 <w:rFonts w:ascii="Helvetica" w:eastAsia="Times New Roman" w:hAnsi="Helvetica" w:cs="Helvetica"/>
@@ -8178,52 +6473,18 @@
                 <w:szCs w:val="21"/>
                 <w:shd w:val="clear" w:color="auto" w:fill="FFFFFF"/>
               </w:rPr>
-              <w:t xml:space="preserve"> </w:t>
-            </w:r>
-            <w:proofErr w:type="spellStart"/>
-            <w:r>
-              <w:rPr>
-                <w:rFonts w:ascii="Helvetica" w:eastAsia="Times New Roman" w:hAnsi="Helvetica" w:cs="Helvetica"/>
-                <w:color w:val="333333"/>
-                <w:sz w:val="21"/>
-                <w:szCs w:val="21"/>
-                <w:shd w:val="clear" w:color="auto" w:fill="FFFFFF"/>
-              </w:rPr>
-              <w:t>rd</w:t>
-            </w:r>
-            <w:proofErr w:type="spellEnd"/>
-            <w:r>
-              <w:rPr>
-                <w:rFonts w:ascii="Helvetica" w:eastAsia="Times New Roman" w:hAnsi="Helvetica" w:cs="Helvetica"/>
-                <w:color w:val="333333"/>
-                <w:sz w:val="21"/>
-                <w:szCs w:val="21"/>
-                <w:shd w:val="clear" w:color="auto" w:fill="FFFFFF"/>
-              </w:rPr>
-              <w:t xml:space="preserve"> </w:t>
-            </w:r>
-            <w:r>
-              <w:rPr>
-                <w:rFonts w:ascii="Helvetica" w:eastAsia="Times New Roman" w:hAnsi="Helvetica" w:cs="Helvetica"/>
-                <w:color w:val="333333"/>
-                <w:sz w:val="21"/>
-                <w:szCs w:val="21"/>
-                <w:shd w:val="clear" w:color="auto" w:fill="FFFFFF"/>
-              </w:rPr>
-              <w:t>= rs1 + -</w:t>
-            </w:r>
-            <w:proofErr w:type="spellStart"/>
-            <w:r>
-              <w:rPr>
-                <w:rFonts w:ascii="Helvetica" w:eastAsia="Times New Roman" w:hAnsi="Helvetica" w:cs="Helvetica"/>
-                <w:color w:val="333333"/>
-                <w:sz w:val="21"/>
-                <w:szCs w:val="21"/>
-                <w:shd w:val="clear" w:color="auto" w:fill="FFFFFF"/>
-              </w:rPr>
-              <w:t>imm</w:t>
-            </w:r>
-            <w:proofErr w:type="spellEnd"/>
+              <w:t xml:space="preserve"> rd </w:t>
+            </w:r>
+            <w:r>
+              <w:rPr>
+                <w:rFonts w:ascii="Helvetica" w:eastAsia="Times New Roman" w:hAnsi="Helvetica" w:cs="Helvetica"/>
+                <w:color w:val="333333"/>
+                <w:sz w:val="21"/>
+                <w:szCs w:val="21"/>
+                <w:shd w:val="clear" w:color="auto" w:fill="FFFFFF"/>
+              </w:rPr>
+              <w:t>= rs1 + -imm</w:t>
+            </w:r>
           </w:p>
           <w:p>
             <w:pPr>
@@ -8307,29 +6568,7 @@
                 <w:szCs w:val="21"/>
                 <w:shd w:val="clear" w:color="auto" w:fill="FFFFFF"/>
               </w:rPr>
-              <w:t xml:space="preserve">    “&lt;12-bit </w:t>
-            </w:r>
-            <w:proofErr w:type="spellStart"/>
-            <w:r>
-              <w:rPr>
-                <w:rFonts w:ascii="Helvetica" w:eastAsia="Times New Roman" w:hAnsi="Helvetica" w:cs="Helvetica"/>
-                <w:color w:val="333333"/>
-                <w:sz w:val="21"/>
-                <w:szCs w:val="21"/>
-                <w:shd w:val="clear" w:color="auto" w:fill="FFFFFF"/>
-              </w:rPr>
-              <w:t>imm</w:t>
-            </w:r>
-            <w:proofErr w:type="spellEnd"/>
-            <w:r>
-              <w:rPr>
-                <w:rFonts w:ascii="Helvetica" w:eastAsia="Times New Roman" w:hAnsi="Helvetica" w:cs="Helvetica"/>
-                <w:color w:val="333333"/>
-                <w:sz w:val="21"/>
-                <w:szCs w:val="21"/>
-                <w:shd w:val="clear" w:color="auto" w:fill="FFFFFF"/>
-              </w:rPr>
-              <w:t>&gt; &lt;5-bit rs1&gt;</w:t>
+              <w:t xml:space="preserve">    “&lt;12-bit imm&gt; &lt;5-bit rs1&gt;</w:t>
             </w:r>
             <w:r>
               <w:t xml:space="preserve"> </w:t>
@@ -8342,29 +6581,7 @@
                 <w:szCs w:val="21"/>
                 <w:shd w:val="clear" w:color="auto" w:fill="FFFFFF"/>
               </w:rPr>
-              <w:t xml:space="preserve">&lt;3-bit funct3&gt; &lt;5-bit </w:t>
-            </w:r>
-            <w:proofErr w:type="spellStart"/>
-            <w:r>
-              <w:rPr>
-                <w:rFonts w:ascii="Helvetica" w:eastAsia="Times New Roman" w:hAnsi="Helvetica" w:cs="Helvetica"/>
-                <w:color w:val="333333"/>
-                <w:sz w:val="21"/>
-                <w:szCs w:val="21"/>
-                <w:shd w:val="clear" w:color="auto" w:fill="FFFFFF"/>
-              </w:rPr>
-              <w:t>rd</w:t>
-            </w:r>
-            <w:proofErr w:type="spellEnd"/>
-            <w:r>
-              <w:rPr>
-                <w:rFonts w:ascii="Helvetica" w:eastAsia="Times New Roman" w:hAnsi="Helvetica" w:cs="Helvetica"/>
-                <w:color w:val="333333"/>
-                <w:sz w:val="21"/>
-                <w:szCs w:val="21"/>
-                <w:shd w:val="clear" w:color="auto" w:fill="FFFFFF"/>
-              </w:rPr>
-              <w:t>&gt;</w:t>
+              <w:t>&lt;3-bit funct3&gt; &lt;5-bit rd&gt;</w:t>
             </w:r>
             <w:r>
               <w:t xml:space="preserve"> </w:t>
@@ -8471,7 +6688,6 @@
                 <w:shd w:val="clear" w:color="auto" w:fill="FFFFFF"/>
               </w:rPr>
             </w:pPr>
-            <w:proofErr w:type="spellStart"/>
             <w:r>
               <w:rPr>
                 <w:rFonts w:ascii="Helvetica" w:eastAsia="Times New Roman" w:hAnsi="Helvetica" w:cs="Helvetica"/>
@@ -8482,7 +6698,6 @@
               </w:rPr>
               <w:t>Load_Addr</w:t>
             </w:r>
-            <w:proofErr w:type="spellEnd"/>
           </w:p>
         </w:tc>
         <w:tc>
@@ -8547,29 +6762,7 @@
                 <w:szCs w:val="21"/>
                 <w:shd w:val="clear" w:color="auto" w:fill="FFFFFF"/>
               </w:rPr>
-              <w:t xml:space="preserve"> Since we cannot have a load with a 32-bit immediate value, this pseudo-instruction is </w:t>
-            </w:r>
-            <w:proofErr w:type="gramStart"/>
-            <w:r>
-              <w:rPr>
-                <w:rFonts w:ascii="Helvetica" w:eastAsia="Times New Roman" w:hAnsi="Helvetica" w:cs="Helvetica"/>
-                <w:color w:val="333333"/>
-                <w:sz w:val="21"/>
-                <w:szCs w:val="21"/>
-                <w:shd w:val="clear" w:color="auto" w:fill="FFFFFF"/>
-              </w:rPr>
-              <w:t>replace</w:t>
-            </w:r>
-            <w:proofErr w:type="gramEnd"/>
-            <w:r>
-              <w:rPr>
-                <w:rFonts w:ascii="Helvetica" w:eastAsia="Times New Roman" w:hAnsi="Helvetica" w:cs="Helvetica"/>
-                <w:color w:val="333333"/>
-                <w:sz w:val="21"/>
-                <w:szCs w:val="21"/>
-                <w:shd w:val="clear" w:color="auto" w:fill="FFFFFF"/>
-              </w:rPr>
-              <w:t xml:space="preserve"> with two instructions</w:t>
+              <w:t xml:space="preserve"> Since we cannot have a load with a 32-bit immediate value, this pseudo-instruction is replace with two instructions</w:t>
             </w:r>
             <w:r>
               <w:rPr>
@@ -8616,7 +6809,6 @@
               </w:rPr>
               <w:t xml:space="preserve">     </w:t>
             </w:r>
-            <w:proofErr w:type="spellStart"/>
             <w:r>
               <w:rPr>
                 <w:rFonts w:ascii="Helvetica" w:eastAsia="Times New Roman" w:hAnsi="Helvetica" w:cs="Helvetica"/>
@@ -8627,9 +6819,8 @@
                 <w:szCs w:val="21"/>
                 <w:shd w:val="clear" w:color="auto" w:fill="FFFFFF"/>
               </w:rPr>
-              <w:t>auipc</w:t>
-            </w:r>
-            <w:proofErr w:type="spellEnd"/>
+              <w:t xml:space="preserve">auipc </w:t>
+            </w:r>
             <w:r>
               <w:rPr>
                 <w:rFonts w:ascii="Helvetica" w:eastAsia="Times New Roman" w:hAnsi="Helvetica" w:cs="Helvetica"/>
@@ -8640,7 +6831,7 @@
                 <w:szCs w:val="21"/>
                 <w:shd w:val="clear" w:color="auto" w:fill="FFFFFF"/>
               </w:rPr>
-              <w:t xml:space="preserve"> </w:t>
+              <w:t>x5</w:t>
             </w:r>
             <w:r>
               <w:rPr>
@@ -8652,9 +6843,11 @@
                 <w:szCs w:val="21"/>
                 <w:shd w:val="clear" w:color="auto" w:fill="FFFFFF"/>
               </w:rPr>
-              <w:t>x5</w:t>
-            </w:r>
-            <w:r>
+              <w:t>, offset[31:12]</w:t>
+            </w:r>
+          </w:p>
+          <w:p>
+            <w:pPr>
               <w:rPr>
                 <w:rFonts w:ascii="Helvetica" w:eastAsia="Times New Roman" w:hAnsi="Helvetica" w:cs="Helvetica"/>
                 <w:i/>
@@ -8664,9 +6857,7 @@
                 <w:szCs w:val="21"/>
                 <w:shd w:val="clear" w:color="auto" w:fill="FFFFFF"/>
               </w:rPr>
-              <w:t xml:space="preserve">, </w:t>
-            </w:r>
-            <w:proofErr w:type="gramStart"/>
+            </w:pPr>
             <w:r>
               <w:rPr>
                 <w:rFonts w:ascii="Helvetica" w:eastAsia="Times New Roman" w:hAnsi="Helvetica" w:cs="Helvetica"/>
@@ -8677,9 +6868,8 @@
                 <w:szCs w:val="21"/>
                 <w:shd w:val="clear" w:color="auto" w:fill="FFFFFF"/>
               </w:rPr>
-              <w:t>offset[</w:t>
-            </w:r>
-            <w:proofErr w:type="gramEnd"/>
+              <w:t xml:space="preserve">     </w:t>
+            </w:r>
             <w:r>
               <w:rPr>
                 <w:rFonts w:ascii="Helvetica" w:eastAsia="Times New Roman" w:hAnsi="Helvetica" w:cs="Helvetica"/>
@@ -8690,11 +6880,9 @@
                 <w:szCs w:val="21"/>
                 <w:shd w:val="clear" w:color="auto" w:fill="FFFFFF"/>
               </w:rPr>
-              <w:t>31:12]</w:t>
-            </w:r>
-          </w:p>
-          <w:p>
-            <w:pPr>
+              <w:t xml:space="preserve">addi  </w:t>
+            </w:r>
+            <w:r>
               <w:rPr>
                 <w:rFonts w:ascii="Helvetica" w:eastAsia="Times New Roman" w:hAnsi="Helvetica" w:cs="Helvetica"/>
                 <w:i/>
@@ -8704,7 +6892,8 @@
                 <w:szCs w:val="21"/>
                 <w:shd w:val="clear" w:color="auto" w:fill="FFFFFF"/>
               </w:rPr>
-            </w:pPr>
+              <w:t>x5</w:t>
+            </w:r>
             <w:r>
               <w:rPr>
                 <w:rFonts w:ascii="Helvetica" w:eastAsia="Times New Roman" w:hAnsi="Helvetica" w:cs="Helvetica"/>
@@ -8715,10 +6904,8 @@
                 <w:szCs w:val="21"/>
                 <w:shd w:val="clear" w:color="auto" w:fill="FFFFFF"/>
               </w:rPr>
-              <w:t xml:space="preserve">     </w:t>
-            </w:r>
-            <w:proofErr w:type="spellStart"/>
-            <w:proofErr w:type="gramStart"/>
+              <w:t xml:space="preserve">, </w:t>
+            </w:r>
             <w:r>
               <w:rPr>
                 <w:rFonts w:ascii="Helvetica" w:eastAsia="Times New Roman" w:hAnsi="Helvetica" w:cs="Helvetica"/>
@@ -8729,9 +6916,8 @@
                 <w:szCs w:val="21"/>
                 <w:shd w:val="clear" w:color="auto" w:fill="FFFFFF"/>
               </w:rPr>
-              <w:t>addi</w:t>
-            </w:r>
-            <w:proofErr w:type="spellEnd"/>
+              <w:t>x5</w:t>
+            </w:r>
             <w:r>
               <w:rPr>
                 <w:rFonts w:ascii="Helvetica" w:eastAsia="Times New Roman" w:hAnsi="Helvetica" w:cs="Helvetica"/>
@@ -8742,7 +6928,7 @@
                 <w:szCs w:val="21"/>
                 <w:shd w:val="clear" w:color="auto" w:fill="FFFFFF"/>
               </w:rPr>
-              <w:t xml:space="preserve">  </w:t>
+              <w:t>, offset[11:0</w:t>
             </w:r>
             <w:r>
               <w:rPr>
@@ -8754,93 +6940,6 @@
                 <w:szCs w:val="21"/>
                 <w:shd w:val="clear" w:color="auto" w:fill="FFFFFF"/>
               </w:rPr>
-              <w:t>x</w:t>
-            </w:r>
-            <w:proofErr w:type="gramEnd"/>
-            <w:r>
-              <w:rPr>
-                <w:rFonts w:ascii="Helvetica" w:eastAsia="Times New Roman" w:hAnsi="Helvetica" w:cs="Helvetica"/>
-                <w:i/>
-                <w:iCs/>
-                <w:color w:val="333333"/>
-                <w:sz w:val="21"/>
-                <w:szCs w:val="21"/>
-                <w:shd w:val="clear" w:color="auto" w:fill="FFFFFF"/>
-              </w:rPr>
-              <w:t>5</w:t>
-            </w:r>
-            <w:r>
-              <w:rPr>
-                <w:rFonts w:ascii="Helvetica" w:eastAsia="Times New Roman" w:hAnsi="Helvetica" w:cs="Helvetica"/>
-                <w:i/>
-                <w:iCs/>
-                <w:color w:val="333333"/>
-                <w:sz w:val="21"/>
-                <w:szCs w:val="21"/>
-                <w:shd w:val="clear" w:color="auto" w:fill="FFFFFF"/>
-              </w:rPr>
-              <w:t xml:space="preserve">, </w:t>
-            </w:r>
-            <w:r>
-              <w:rPr>
-                <w:rFonts w:ascii="Helvetica" w:eastAsia="Times New Roman" w:hAnsi="Helvetica" w:cs="Helvetica"/>
-                <w:i/>
-                <w:iCs/>
-                <w:color w:val="333333"/>
-                <w:sz w:val="21"/>
-                <w:szCs w:val="21"/>
-                <w:shd w:val="clear" w:color="auto" w:fill="FFFFFF"/>
-              </w:rPr>
-              <w:t>x5</w:t>
-            </w:r>
-            <w:r>
-              <w:rPr>
-                <w:rFonts w:ascii="Helvetica" w:eastAsia="Times New Roman" w:hAnsi="Helvetica" w:cs="Helvetica"/>
-                <w:i/>
-                <w:iCs/>
-                <w:color w:val="333333"/>
-                <w:sz w:val="21"/>
-                <w:szCs w:val="21"/>
-                <w:shd w:val="clear" w:color="auto" w:fill="FFFFFF"/>
-              </w:rPr>
-              <w:t xml:space="preserve">, </w:t>
-            </w:r>
-            <w:proofErr w:type="gramStart"/>
-            <w:r>
-              <w:rPr>
-                <w:rFonts w:ascii="Helvetica" w:eastAsia="Times New Roman" w:hAnsi="Helvetica" w:cs="Helvetica"/>
-                <w:i/>
-                <w:iCs/>
-                <w:color w:val="333333"/>
-                <w:sz w:val="21"/>
-                <w:szCs w:val="21"/>
-                <w:shd w:val="clear" w:color="auto" w:fill="FFFFFF"/>
-              </w:rPr>
-              <w:t>offset[</w:t>
-            </w:r>
-            <w:proofErr w:type="gramEnd"/>
-            <w:r>
-              <w:rPr>
-                <w:rFonts w:ascii="Helvetica" w:eastAsia="Times New Roman" w:hAnsi="Helvetica" w:cs="Helvetica"/>
-                <w:i/>
-                <w:iCs/>
-                <w:color w:val="333333"/>
-                <w:sz w:val="21"/>
-                <w:szCs w:val="21"/>
-                <w:shd w:val="clear" w:color="auto" w:fill="FFFFFF"/>
-              </w:rPr>
-              <w:t>11:0</w:t>
-            </w:r>
-            <w:r>
-              <w:rPr>
-                <w:rFonts w:ascii="Helvetica" w:eastAsia="Times New Roman" w:hAnsi="Helvetica" w:cs="Helvetica"/>
-                <w:i/>
-                <w:iCs/>
-                <w:color w:val="333333"/>
-                <w:sz w:val="21"/>
-                <w:szCs w:val="21"/>
-                <w:shd w:val="clear" w:color="auto" w:fill="FFFFFF"/>
-              </w:rPr>
               <w:t>]</w:t>
             </w:r>
           </w:p>
@@ -8862,20 +6961,8 @@
                 <w:szCs w:val="21"/>
                 <w:shd w:val="clear" w:color="auto" w:fill="FFFFFF"/>
               </w:rPr>
-              <w:t xml:space="preserve">Instead of doing this, we will create a custom instruction called </w:t>
-            </w:r>
-            <w:proofErr w:type="spellStart"/>
-            <w:r>
-              <w:rPr>
-                <w:rFonts w:ascii="Helvetica" w:eastAsia="Times New Roman" w:hAnsi="Helvetica" w:cs="Helvetica"/>
-                <w:color w:val="333333"/>
-                <w:sz w:val="21"/>
-                <w:szCs w:val="21"/>
-                <w:shd w:val="clear" w:color="auto" w:fill="FFFFFF"/>
-              </w:rPr>
-              <w:t>load_addr</w:t>
-            </w:r>
-            <w:proofErr w:type="spellEnd"/>
+              <w:t>Instead of doing this, we will create a custom instruction called load_addr</w:t>
+            </w:r>
             <w:r>
               <w:rPr>
                 <w:rFonts w:ascii="Helvetica" w:eastAsia="Times New Roman" w:hAnsi="Helvetica" w:cs="Helvetica"/>
@@ -8931,7 +7018,6 @@
               </w:rPr>
               <w:t>Format</w:t>
             </w:r>
-            <w:proofErr w:type="gramStart"/>
             <w:r>
               <w:rPr>
                 <w:rFonts w:ascii="Helvetica" w:eastAsia="Times New Roman" w:hAnsi="Helvetica" w:cs="Helvetica"/>
@@ -8952,7 +7038,6 @@
               </w:rPr>
               <w:t>“</w:t>
             </w:r>
-            <w:proofErr w:type="gramEnd"/>
             <w:r>
               <w:rPr>
                 <w:rFonts w:ascii="Helvetica" w:eastAsia="Times New Roman" w:hAnsi="Helvetica" w:cs="Helvetica"/>
@@ -8981,29 +7066,7 @@
                 <w:szCs w:val="21"/>
                 <w:shd w:val="clear" w:color="auto" w:fill="FFFFFF"/>
               </w:rPr>
-              <w:t xml:space="preserve">&lt;5-bit </w:t>
-            </w:r>
-            <w:proofErr w:type="spellStart"/>
-            <w:r>
-              <w:rPr>
-                <w:rFonts w:ascii="Helvetica" w:eastAsia="Times New Roman" w:hAnsi="Helvetica" w:cs="Helvetica"/>
-                <w:color w:val="333333"/>
-                <w:sz w:val="21"/>
-                <w:szCs w:val="21"/>
-                <w:shd w:val="clear" w:color="auto" w:fill="FFFFFF"/>
-              </w:rPr>
-              <w:t>rd</w:t>
-            </w:r>
-            <w:proofErr w:type="spellEnd"/>
-            <w:r>
-              <w:rPr>
-                <w:rFonts w:ascii="Helvetica" w:eastAsia="Times New Roman" w:hAnsi="Helvetica" w:cs="Helvetica"/>
-                <w:color w:val="333333"/>
-                <w:sz w:val="21"/>
-                <w:szCs w:val="21"/>
-                <w:shd w:val="clear" w:color="auto" w:fill="FFFFFF"/>
-              </w:rPr>
-              <w:t>&gt;</w:t>
+              <w:t>&lt;5-bit rd&gt;</w:t>
             </w:r>
             <w:r>
               <w:t xml:space="preserve"> </w:t>
@@ -9067,29 +7130,7 @@
                 <w:szCs w:val="21"/>
                 <w:shd w:val="clear" w:color="auto" w:fill="FFFFFF"/>
               </w:rPr>
-              <w:t xml:space="preserve">    </w:t>
-            </w:r>
-            <w:proofErr w:type="spellStart"/>
-            <w:r>
-              <w:rPr>
-                <w:rFonts w:ascii="Helvetica" w:eastAsia="Times New Roman" w:hAnsi="Helvetica" w:cs="Helvetica"/>
-                <w:color w:val="333333"/>
-                <w:sz w:val="21"/>
-                <w:szCs w:val="21"/>
-                <w:shd w:val="clear" w:color="auto" w:fill="FFFFFF"/>
-              </w:rPr>
-              <w:t>rd</w:t>
-            </w:r>
-            <w:proofErr w:type="spellEnd"/>
-            <w:r>
-              <w:rPr>
-                <w:rFonts w:ascii="Helvetica" w:eastAsia="Times New Roman" w:hAnsi="Helvetica" w:cs="Helvetica"/>
-                <w:color w:val="333333"/>
-                <w:sz w:val="21"/>
-                <w:szCs w:val="21"/>
-                <w:shd w:val="clear" w:color="auto" w:fill="FFFFFF"/>
-              </w:rPr>
-              <w:t xml:space="preserve"> = destination register</w:t>
+              <w:t xml:space="preserve">    rd = destination register</w:t>
             </w:r>
           </w:p>
           <w:p>
@@ -9227,7 +7268,6 @@
               </w:rPr>
               <w:t xml:space="preserve">In the RISC-V architecture, NOP is actually a pseudo-instruction, which is replaced by an instruction that does nothing, </w:t>
             </w:r>
-            <w:proofErr w:type="spellStart"/>
             <w:r>
               <w:rPr>
                 <w:rFonts w:ascii="Helvetica" w:eastAsia="Times New Roman" w:hAnsi="Helvetica" w:cs="Helvetica"/>
@@ -9238,20 +7278,7 @@
                 <w:szCs w:val="21"/>
                 <w:shd w:val="clear" w:color="auto" w:fill="FFFFFF"/>
               </w:rPr>
-              <w:t>addi</w:t>
-            </w:r>
-            <w:proofErr w:type="spellEnd"/>
-            <w:r>
-              <w:rPr>
-                <w:rFonts w:ascii="Helvetica" w:eastAsia="Times New Roman" w:hAnsi="Helvetica" w:cs="Helvetica"/>
-                <w:i/>
-                <w:iCs/>
-                <w:color w:val="333333"/>
-                <w:sz w:val="21"/>
-                <w:szCs w:val="21"/>
-                <w:shd w:val="clear" w:color="auto" w:fill="FFFFFF"/>
-              </w:rPr>
-              <w:t xml:space="preserve"> x0, x0, 0</w:t>
+              <w:t>addi x0, x0, 0</w:t>
             </w:r>
             <w:r>
               <w:rPr>
@@ -9349,138 +7376,26 @@
               </w:rPr>
               <w:t>your system will set all the control signals to zero (</w:t>
             </w:r>
-            <w:proofErr w:type="spellStart"/>
-            <w:r>
-              <w:rPr>
-                <w:rFonts w:ascii="Helvetica" w:eastAsia="Times New Roman" w:hAnsi="Helvetica" w:cs="Helvetica"/>
-                <w:color w:val="333333"/>
-                <w:sz w:val="21"/>
-                <w:szCs w:val="21"/>
-                <w:shd w:val="clear" w:color="auto" w:fill="FFFFFF"/>
-              </w:rPr>
-              <w:t>reg_write</w:t>
-            </w:r>
-            <w:proofErr w:type="spellEnd"/>
-            <w:r>
-              <w:rPr>
-                <w:rFonts w:ascii="Helvetica" w:eastAsia="Times New Roman" w:hAnsi="Helvetica" w:cs="Helvetica"/>
-                <w:color w:val="333333"/>
-                <w:sz w:val="21"/>
-                <w:szCs w:val="21"/>
-                <w:shd w:val="clear" w:color="auto" w:fill="FFFFFF"/>
-              </w:rPr>
-              <w:t xml:space="preserve"> &lt;= '0'; </w:t>
-            </w:r>
-            <w:proofErr w:type="spellStart"/>
-            <w:r>
-              <w:rPr>
-                <w:rFonts w:ascii="Helvetica" w:eastAsia="Times New Roman" w:hAnsi="Helvetica" w:cs="Helvetica"/>
-                <w:color w:val="333333"/>
-                <w:sz w:val="21"/>
-                <w:szCs w:val="21"/>
-                <w:shd w:val="clear" w:color="auto" w:fill="FFFFFF"/>
-              </w:rPr>
-              <w:t>alu_src</w:t>
-            </w:r>
-            <w:proofErr w:type="spellEnd"/>
-            <w:r>
-              <w:rPr>
-                <w:rFonts w:ascii="Helvetica" w:eastAsia="Times New Roman" w:hAnsi="Helvetica" w:cs="Helvetica"/>
-                <w:color w:val="333333"/>
-                <w:sz w:val="21"/>
-                <w:szCs w:val="21"/>
-                <w:shd w:val="clear" w:color="auto" w:fill="FFFFFF"/>
-              </w:rPr>
-              <w:t xml:space="preserve"> &lt;= '0'; </w:t>
-            </w:r>
-            <w:proofErr w:type="spellStart"/>
-            <w:r>
-              <w:rPr>
-                <w:rFonts w:ascii="Helvetica" w:eastAsia="Times New Roman" w:hAnsi="Helvetica" w:cs="Helvetica"/>
-                <w:color w:val="333333"/>
-                <w:sz w:val="21"/>
-                <w:szCs w:val="21"/>
-                <w:shd w:val="clear" w:color="auto" w:fill="FFFFFF"/>
-              </w:rPr>
-              <w:t>mem_read</w:t>
-            </w:r>
-            <w:proofErr w:type="spellEnd"/>
-            <w:r>
-              <w:rPr>
-                <w:rFonts w:ascii="Helvetica" w:eastAsia="Times New Roman" w:hAnsi="Helvetica" w:cs="Helvetica"/>
-                <w:color w:val="333333"/>
-                <w:sz w:val="21"/>
-                <w:szCs w:val="21"/>
-                <w:shd w:val="clear" w:color="auto" w:fill="FFFFFF"/>
-              </w:rPr>
-              <w:t xml:space="preserve"> &lt;= '0'; </w:t>
-            </w:r>
-            <w:proofErr w:type="spellStart"/>
-            <w:r>
-              <w:rPr>
-                <w:rFonts w:ascii="Helvetica" w:eastAsia="Times New Roman" w:hAnsi="Helvetica" w:cs="Helvetica"/>
-                <w:color w:val="333333"/>
-                <w:sz w:val="21"/>
-                <w:szCs w:val="21"/>
-                <w:shd w:val="clear" w:color="auto" w:fill="FFFFFF"/>
-              </w:rPr>
-              <w:t>mem_write</w:t>
-            </w:r>
-            <w:proofErr w:type="spellEnd"/>
-            <w:r>
-              <w:rPr>
-                <w:rFonts w:ascii="Helvetica" w:eastAsia="Times New Roman" w:hAnsi="Helvetica" w:cs="Helvetica"/>
-                <w:color w:val="333333"/>
-                <w:sz w:val="21"/>
-                <w:szCs w:val="21"/>
-                <w:shd w:val="clear" w:color="auto" w:fill="FFFFFF"/>
-              </w:rPr>
-              <w:t xml:space="preserve"> &lt;= '0'; branch &lt;= '0'; jump &lt;= '0'; </w:t>
-            </w:r>
-            <w:proofErr w:type="spellStart"/>
-            <w:r>
-              <w:rPr>
-                <w:rFonts w:ascii="Helvetica" w:eastAsia="Times New Roman" w:hAnsi="Helvetica" w:cs="Helvetica"/>
-                <w:color w:val="333333"/>
-                <w:sz w:val="21"/>
-                <w:szCs w:val="21"/>
-                <w:shd w:val="clear" w:color="auto" w:fill="FFFFFF"/>
-              </w:rPr>
-              <w:t>load_addr</w:t>
-            </w:r>
-            <w:proofErr w:type="spellEnd"/>
-            <w:r>
-              <w:rPr>
-                <w:rFonts w:ascii="Helvetica" w:eastAsia="Times New Roman" w:hAnsi="Helvetica" w:cs="Helvetica"/>
-                <w:color w:val="333333"/>
-                <w:sz w:val="21"/>
-                <w:szCs w:val="21"/>
-                <w:shd w:val="clear" w:color="auto" w:fill="FFFFFF"/>
-              </w:rPr>
-              <w:t xml:space="preserve"> &lt;= '0';</w:t>
-            </w:r>
-            <w:r>
-              <w:rPr>
-                <w:rFonts w:ascii="Helvetica" w:eastAsia="Times New Roman" w:hAnsi="Helvetica" w:cs="Helvetica"/>
-                <w:color w:val="333333"/>
-                <w:sz w:val="21"/>
-                <w:szCs w:val="21"/>
-                <w:shd w:val="clear" w:color="auto" w:fill="FFFFFF"/>
-              </w:rPr>
-              <w:t xml:space="preserve"> see </w:t>
-            </w:r>
-            <w:proofErr w:type="spellStart"/>
-            <w:r>
-              <w:rPr>
-                <w:rFonts w:ascii="Helvetica" w:eastAsia="Times New Roman" w:hAnsi="Helvetica" w:cs="Helvetica"/>
-                <w:color w:val="333333"/>
-                <w:sz w:val="21"/>
-                <w:szCs w:val="21"/>
-                <w:shd w:val="clear" w:color="auto" w:fill="FFFFFF"/>
-              </w:rPr>
-              <w:t>control_unit.vhdl</w:t>
-            </w:r>
-            <w:proofErr w:type="spellEnd"/>
+            <w:r>
+              <w:rPr>
+                <w:rFonts w:ascii="Helvetica" w:eastAsia="Times New Roman" w:hAnsi="Helvetica" w:cs="Helvetica"/>
+                <w:color w:val="333333"/>
+                <w:sz w:val="21"/>
+                <w:szCs w:val="21"/>
+                <w:shd w:val="clear" w:color="auto" w:fill="FFFFFF"/>
+              </w:rPr>
+              <w:t>reg_write &lt;= '0'; alu_src &lt;= '0'; mem_read &lt;= '0'; mem_write &lt;= '0'; branch &lt;= '0'; jump &lt;= '0'; load_addr &lt;= '0';</w:t>
+            </w:r>
+            <w:r>
+              <w:rPr>
+                <w:rFonts w:ascii="Helvetica" w:eastAsia="Times New Roman" w:hAnsi="Helvetica" w:cs="Helvetica"/>
+                <w:color w:val="333333"/>
+                <w:sz w:val="21"/>
+                <w:szCs w:val="21"/>
+                <w:shd w:val="clear" w:color="auto" w:fill="FFFFFF"/>
+              </w:rPr>
+              <w:t xml:space="preserve"> see control_unit.vhdl</w:t>
+            </w:r>
           </w:p>
           <w:p>
             <w:pPr>
@@ -9722,62 +7637,38 @@
           <w:szCs w:val="21"/>
           <w:shd w:val="clear" w:color="auto" w:fill="FFFFFF"/>
         </w:rPr>
+        <w:t xml:space="preserve"> your</w:t>
+      </w:r>
+      <w:r>
+        <w:rPr>
+          <w:rFonts w:ascii="Helvetica" w:eastAsia="Times New Roman" w:hAnsi="Helvetica" w:cs="Helvetica"/>
+          <w:color w:val="333333"/>
+          <w:sz w:val="21"/>
+          <w:szCs w:val="21"/>
+          <w:shd w:val="clear" w:color="auto" w:fill="FFFFFF"/>
+        </w:rPr>
+        <w:t xml:space="preserve"> a 5-stage pipeline</w:t>
+      </w:r>
+      <w:r>
+        <w:rPr>
+          <w:rFonts w:ascii="Helvetica" w:eastAsia="Times New Roman" w:hAnsi="Helvetica" w:cs="Helvetica"/>
+          <w:color w:val="333333"/>
+          <w:sz w:val="21"/>
+          <w:szCs w:val="21"/>
+          <w:shd w:val="clear" w:color="auto" w:fill="FFFFFF"/>
+        </w:rPr>
+        <w:t xml:space="preserve"> to have</w:t>
+      </w:r>
+      <w:r>
+        <w:rPr>
+          <w:rFonts w:ascii="Helvetica" w:eastAsia="Times New Roman" w:hAnsi="Helvetica" w:cs="Helvetica"/>
+          <w:color w:val="333333"/>
+          <w:sz w:val="21"/>
+          <w:szCs w:val="21"/>
+          <w:shd w:val="clear" w:color="auto" w:fill="FFFFFF"/>
+        </w:rPr>
         <w:t xml:space="preserve"> </w:t>
       </w:r>
-      <w:proofErr w:type="spellStart"/>
-      <w:proofErr w:type="gramStart"/>
-      <w:r>
-        <w:rPr>
-          <w:rFonts w:ascii="Helvetica" w:eastAsia="Times New Roman" w:hAnsi="Helvetica" w:cs="Helvetica"/>
-          <w:color w:val="333333"/>
-          <w:sz w:val="21"/>
-          <w:szCs w:val="21"/>
-          <w:shd w:val="clear" w:color="auto" w:fill="FFFFFF"/>
-        </w:rPr>
-        <w:t>your</w:t>
-      </w:r>
-      <w:proofErr w:type="spellEnd"/>
-      <w:r>
-        <w:rPr>
-          <w:rFonts w:ascii="Helvetica" w:eastAsia="Times New Roman" w:hAnsi="Helvetica" w:cs="Helvetica"/>
-          <w:color w:val="333333"/>
-          <w:sz w:val="21"/>
-          <w:szCs w:val="21"/>
-          <w:shd w:val="clear" w:color="auto" w:fill="FFFFFF"/>
-        </w:rPr>
-        <w:t xml:space="preserve"> a</w:t>
-      </w:r>
-      <w:proofErr w:type="gramEnd"/>
-      <w:r>
-        <w:rPr>
-          <w:rFonts w:ascii="Helvetica" w:eastAsia="Times New Roman" w:hAnsi="Helvetica" w:cs="Helvetica"/>
-          <w:color w:val="333333"/>
-          <w:sz w:val="21"/>
-          <w:szCs w:val="21"/>
-          <w:shd w:val="clear" w:color="auto" w:fill="FFFFFF"/>
-        </w:rPr>
-        <w:t xml:space="preserve"> 5-stage pipeline</w:t>
-      </w:r>
-      <w:r>
-        <w:rPr>
-          <w:rFonts w:ascii="Helvetica" w:eastAsia="Times New Roman" w:hAnsi="Helvetica" w:cs="Helvetica"/>
-          <w:color w:val="333333"/>
-          <w:sz w:val="21"/>
-          <w:szCs w:val="21"/>
-          <w:shd w:val="clear" w:color="auto" w:fill="FFFFFF"/>
-        </w:rPr>
-        <w:t xml:space="preserve"> to have</w:t>
-      </w:r>
-      <w:r>
-        <w:rPr>
-          <w:rFonts w:ascii="Helvetica" w:eastAsia="Times New Roman" w:hAnsi="Helvetica" w:cs="Helvetica"/>
-          <w:color w:val="333333"/>
-          <w:sz w:val="21"/>
-          <w:szCs w:val="21"/>
-          <w:shd w:val="clear" w:color="auto" w:fill="FFFFFF"/>
-        </w:rPr>
-        <w:t xml:space="preserve"> </w:t>
-      </w:r>
       <w:r>
         <w:rPr>
           <w:rFonts w:ascii="Helvetica" w:eastAsia="Times New Roman" w:hAnsi="Helvetica" w:cs="Helvetica"/>
@@ -9806,29 +7697,7 @@
           <w:szCs w:val="21"/>
           <w:shd w:val="clear" w:color="auto" w:fill="FFFFFF"/>
         </w:rPr>
-        <w:t xml:space="preserve"> stalls appropriately to ensure proper </w:t>
-      </w:r>
-      <w:proofErr w:type="gramStart"/>
-      <w:r>
-        <w:rPr>
-          <w:rFonts w:ascii="Helvetica" w:eastAsia="Times New Roman" w:hAnsi="Helvetica" w:cs="Helvetica"/>
-          <w:color w:val="333333"/>
-          <w:sz w:val="21"/>
-          <w:szCs w:val="21"/>
-          <w:shd w:val="clear" w:color="auto" w:fill="FFFFFF"/>
-        </w:rPr>
-        <w:t>execution, but</w:t>
-      </w:r>
-      <w:proofErr w:type="gramEnd"/>
-      <w:r>
-        <w:rPr>
-          <w:rFonts w:ascii="Helvetica" w:eastAsia="Times New Roman" w:hAnsi="Helvetica" w:cs="Helvetica"/>
-          <w:color w:val="333333"/>
-          <w:sz w:val="21"/>
-          <w:szCs w:val="21"/>
-          <w:shd w:val="clear" w:color="auto" w:fill="FFFFFF"/>
-        </w:rPr>
-        <w:t xml:space="preserve"> does NOT have forwarding.</w:t>
+        <w:t xml:space="preserve"> stalls appropriately to ensure proper execution, but does NOT have forwarding.</w:t>
       </w:r>
     </w:p>
     <w:p>
@@ -9924,21 +7793,8 @@
           <w:highlight w:val="yellow"/>
           <w:shd w:val="clear" w:color="auto" w:fill="FFFFFF"/>
         </w:rPr>
-        <w:t xml:space="preserve">Turn the completed diagram in via </w:t>
-      </w:r>
-      <w:proofErr w:type="spellStart"/>
-      <w:r>
-        <w:rPr>
-          <w:rFonts w:ascii="Helvetica" w:eastAsia="Times New Roman" w:hAnsi="Helvetica" w:cs="Helvetica"/>
-          <w:color w:val="333333"/>
-          <w:sz w:val="21"/>
-          <w:szCs w:val="21"/>
-          <w:highlight w:val="yellow"/>
-          <w:shd w:val="clear" w:color="auto" w:fill="FFFFFF"/>
-        </w:rPr>
-        <w:t>gradescope</w:t>
-      </w:r>
-      <w:proofErr w:type="spellEnd"/>
+        <w:t>Turn the completed diagram in via gradescope</w:t>
+      </w:r>
       <w:r>
         <w:rPr>
           <w:rFonts w:ascii="Helvetica" w:eastAsia="Times New Roman" w:hAnsi="Helvetica" w:cs="Helvetica"/>
@@ -9972,38 +7828,7 @@
           <w:sz w:val="21"/>
           <w:szCs w:val="21"/>
         </w:rPr>
-        <w:t xml:space="preserve">You will use your </w:t>
-      </w:r>
-      <w:proofErr w:type="spellStart"/>
-      <w:r>
-        <w:rPr>
-          <w:rFonts w:ascii="Helvetica" w:eastAsia="Times New Roman" w:hAnsi="Helvetica" w:cs="Helvetica"/>
-          <w:color w:val="333333"/>
-          <w:sz w:val="21"/>
-          <w:szCs w:val="21"/>
-        </w:rPr>
-        <w:t>instr_</w:t>
-      </w:r>
-      <w:proofErr w:type="gramStart"/>
-      <w:r>
-        <w:rPr>
-          <w:rFonts w:ascii="Helvetica" w:eastAsia="Times New Roman" w:hAnsi="Helvetica" w:cs="Helvetica"/>
-          <w:color w:val="333333"/>
-          <w:sz w:val="21"/>
-          <w:szCs w:val="21"/>
-        </w:rPr>
-        <w:t>mem.vhdl</w:t>
-      </w:r>
-      <w:proofErr w:type="spellEnd"/>
-      <w:proofErr w:type="gramEnd"/>
-      <w:r>
-        <w:rPr>
-          <w:rFonts w:ascii="Helvetica" w:eastAsia="Times New Roman" w:hAnsi="Helvetica" w:cs="Helvetica"/>
-          <w:color w:val="333333"/>
-          <w:sz w:val="21"/>
-          <w:szCs w:val="21"/>
-        </w:rPr>
-        <w:t xml:space="preserve"> from stage 1.</w:t>
+        <w:t>You will use your instr_mem.vhdl from stage 1.</w:t>
       </w:r>
     </w:p>
     <w:p>
@@ -10029,41 +7854,7 @@
           <w:szCs w:val="21"/>
           <w:shd w:val="clear" w:color="auto" w:fill="FFFFFF"/>
         </w:rPr>
-        <w:t xml:space="preserve">Update </w:t>
-      </w:r>
-      <w:proofErr w:type="spellStart"/>
-      <w:r>
-        <w:rPr>
-          <w:rFonts w:ascii="Helvetica" w:eastAsia="Times New Roman" w:hAnsi="Helvetica" w:cs="Helvetica"/>
-          <w:color w:val="333333"/>
-          <w:sz w:val="21"/>
-          <w:szCs w:val="21"/>
-          <w:shd w:val="clear" w:color="auto" w:fill="FFFFFF"/>
-        </w:rPr>
-        <w:t>pipeline_</w:t>
-      </w:r>
-      <w:proofErr w:type="gramStart"/>
-      <w:r>
-        <w:rPr>
-          <w:rFonts w:ascii="Helvetica" w:eastAsia="Times New Roman" w:hAnsi="Helvetica" w:cs="Helvetica"/>
-          <w:color w:val="333333"/>
-          <w:sz w:val="21"/>
-          <w:szCs w:val="21"/>
-          <w:shd w:val="clear" w:color="auto" w:fill="FFFFFF"/>
-        </w:rPr>
-        <w:t>registers.vhdl</w:t>
-      </w:r>
-      <w:proofErr w:type="spellEnd"/>
-      <w:proofErr w:type="gramEnd"/>
-      <w:r>
-        <w:rPr>
-          <w:rFonts w:ascii="Helvetica" w:eastAsia="Times New Roman" w:hAnsi="Helvetica" w:cs="Helvetica"/>
-          <w:color w:val="333333"/>
-          <w:sz w:val="21"/>
-          <w:szCs w:val="21"/>
-          <w:shd w:val="clear" w:color="auto" w:fill="FFFFFF"/>
-        </w:rPr>
-        <w:t xml:space="preserve"> to move</w:t>
+        <w:t>Update pipeline_registers.vhdl to move</w:t>
       </w:r>
       <w:r>
         <w:rPr>
@@ -10113,51 +7904,7 @@
           <w:szCs w:val="21"/>
           <w:shd w:val="clear" w:color="auto" w:fill="FFFFFF"/>
         </w:rPr>
-        <w:t xml:space="preserve">  Note that </w:t>
-      </w:r>
-      <w:proofErr w:type="spellStart"/>
-      <w:r>
-        <w:rPr>
-          <w:rFonts w:ascii="Helvetica" w:eastAsia="Times New Roman" w:hAnsi="Helvetica" w:cs="Helvetica"/>
-          <w:color w:val="333333"/>
-          <w:sz w:val="21"/>
-          <w:szCs w:val="21"/>
-          <w:shd w:val="clear" w:color="auto" w:fill="FFFFFF"/>
-        </w:rPr>
-        <w:t>start_stall</w:t>
-      </w:r>
-      <w:proofErr w:type="spellEnd"/>
-      <w:r>
-        <w:rPr>
-          <w:rFonts w:ascii="Helvetica" w:eastAsia="Times New Roman" w:hAnsi="Helvetica" w:cs="Helvetica"/>
-          <w:color w:val="333333"/>
-          <w:sz w:val="21"/>
-          <w:szCs w:val="21"/>
-          <w:shd w:val="clear" w:color="auto" w:fill="FFFFFF"/>
-        </w:rPr>
-        <w:t xml:space="preserve"> and </w:t>
-      </w:r>
-      <w:proofErr w:type="spellStart"/>
-      <w:r>
-        <w:rPr>
-          <w:rFonts w:ascii="Helvetica" w:eastAsia="Times New Roman" w:hAnsi="Helvetica" w:cs="Helvetica"/>
-          <w:color w:val="333333"/>
-          <w:sz w:val="21"/>
-          <w:szCs w:val="21"/>
-          <w:shd w:val="clear" w:color="auto" w:fill="FFFFFF"/>
-        </w:rPr>
-        <w:t>stall_counter</w:t>
-      </w:r>
-      <w:proofErr w:type="spellEnd"/>
-      <w:r>
-        <w:rPr>
-          <w:rFonts w:ascii="Helvetica" w:eastAsia="Times New Roman" w:hAnsi="Helvetica" w:cs="Helvetica"/>
-          <w:color w:val="333333"/>
-          <w:sz w:val="21"/>
-          <w:szCs w:val="21"/>
-          <w:shd w:val="clear" w:color="auto" w:fill="FFFFFF"/>
-        </w:rPr>
-        <w:t xml:space="preserve"> have been added as input signals</w:t>
+        <w:t xml:space="preserve">  Note that start_stall and stall_counter have been added as input signals</w:t>
       </w:r>
       <w:r>
         <w:rPr>
@@ -10203,32 +7950,8 @@
           <w:szCs w:val="21"/>
           <w:shd w:val="clear" w:color="auto" w:fill="FFFFFF"/>
         </w:rPr>
-        <w:t xml:space="preserve">Update </w:t>
-      </w:r>
-      <w:proofErr w:type="spellStart"/>
-      <w:r>
-        <w:rPr>
-          <w:rFonts w:ascii="Helvetica" w:eastAsia="Times New Roman" w:hAnsi="Helvetica" w:cs="Helvetica"/>
-          <w:color w:val="333333"/>
-          <w:sz w:val="21"/>
-          <w:szCs w:val="21"/>
-          <w:shd w:val="clear" w:color="auto" w:fill="FFFFFF"/>
-        </w:rPr>
-        <w:t>hazard_detection_</w:t>
-      </w:r>
-      <w:proofErr w:type="gramStart"/>
-      <w:r>
-        <w:rPr>
-          <w:rFonts w:ascii="Helvetica" w:eastAsia="Times New Roman" w:hAnsi="Helvetica" w:cs="Helvetica"/>
-          <w:color w:val="333333"/>
-          <w:sz w:val="21"/>
-          <w:szCs w:val="21"/>
-          <w:shd w:val="clear" w:color="auto" w:fill="FFFFFF"/>
-        </w:rPr>
-        <w:t>unit.vhdl</w:t>
-      </w:r>
-      <w:proofErr w:type="spellEnd"/>
-      <w:proofErr w:type="gramEnd"/>
+        <w:t>Update hazard_detection_unit.vhdl</w:t>
+      </w:r>
       <w:r>
         <w:rPr>
           <w:rFonts w:ascii="Helvetica" w:eastAsia="Times New Roman" w:hAnsi="Helvetica" w:cs="Helvetica"/>
@@ -10239,7 +7962,6 @@
         </w:rPr>
         <w:t xml:space="preserve"> to create the </w:t>
       </w:r>
-      <w:proofErr w:type="spellStart"/>
       <w:r>
         <w:rPr>
           <w:rFonts w:ascii="Helvetica" w:eastAsia="Times New Roman" w:hAnsi="Helvetica" w:cs="Helvetica"/>
@@ -10252,7 +7974,6 @@
         </w:rPr>
         <w:t>start_stall</w:t>
       </w:r>
-      <w:proofErr w:type="spellEnd"/>
       <w:r>
         <w:rPr>
           <w:rFonts w:ascii="Helvetica" w:eastAsia="Times New Roman" w:hAnsi="Helvetica" w:cs="Helvetica"/>
@@ -10281,71 +8002,27 @@
           <w:szCs w:val="21"/>
           <w:shd w:val="clear" w:color="auto" w:fill="FFFFFF"/>
         </w:rPr>
-        <w:t xml:space="preserve"> In our simplified design, we will only </w:t>
-      </w:r>
-      <w:proofErr w:type="gramStart"/>
-      <w:r>
-        <w:rPr>
-          <w:rFonts w:ascii="Helvetica" w:eastAsia="Times New Roman" w:hAnsi="Helvetica" w:cs="Helvetica"/>
-          <w:color w:val="333333"/>
-          <w:sz w:val="21"/>
-          <w:szCs w:val="21"/>
-          <w:shd w:val="clear" w:color="auto" w:fill="FFFFFF"/>
-        </w:rPr>
-        <w:t>look</w:t>
-      </w:r>
-      <w:proofErr w:type="gramEnd"/>
-      <w:r>
-        <w:rPr>
-          <w:rFonts w:ascii="Helvetica" w:eastAsia="Times New Roman" w:hAnsi="Helvetica" w:cs="Helvetica"/>
-          <w:color w:val="333333"/>
-          <w:sz w:val="21"/>
-          <w:szCs w:val="21"/>
-          <w:shd w:val="clear" w:color="auto" w:fill="FFFFFF"/>
-        </w:rPr>
-        <w:t xml:space="preserve"> one instruction prior</w:t>
-      </w:r>
-      <w:r>
-        <w:rPr>
-          <w:rFonts w:ascii="Helvetica" w:eastAsia="Times New Roman" w:hAnsi="Helvetica" w:cs="Helvetica"/>
-          <w:color w:val="333333"/>
-          <w:sz w:val="21"/>
-          <w:szCs w:val="21"/>
-          <w:shd w:val="clear" w:color="auto" w:fill="FFFFFF"/>
-        </w:rPr>
-        <w:t xml:space="preserve"> (not two prior) for data </w:t>
-      </w:r>
-      <w:proofErr w:type="gramStart"/>
-      <w:r>
-        <w:rPr>
-          <w:rFonts w:ascii="Helvetica" w:eastAsia="Times New Roman" w:hAnsi="Helvetica" w:cs="Helvetica"/>
-          <w:color w:val="333333"/>
-          <w:sz w:val="21"/>
-          <w:szCs w:val="21"/>
-          <w:shd w:val="clear" w:color="auto" w:fill="FFFFFF"/>
-        </w:rPr>
-        <w:t>dependenc</w:t>
-      </w:r>
-      <w:r>
-        <w:rPr>
-          <w:rFonts w:ascii="Helvetica" w:eastAsia="Times New Roman" w:hAnsi="Helvetica" w:cs="Helvetica"/>
-          <w:color w:val="333333"/>
-          <w:sz w:val="21"/>
-          <w:szCs w:val="21"/>
-          <w:shd w:val="clear" w:color="auto" w:fill="FFFFFF"/>
-        </w:rPr>
-        <w:t>ies</w:t>
-      </w:r>
-      <w:proofErr w:type="gramEnd"/>
-      <w:r>
-        <w:rPr>
-          <w:rFonts w:ascii="Helvetica" w:eastAsia="Times New Roman" w:hAnsi="Helvetica" w:cs="Helvetica"/>
-          <w:color w:val="333333"/>
-          <w:sz w:val="21"/>
-          <w:szCs w:val="21"/>
-          <w:shd w:val="clear" w:color="auto" w:fill="FFFFFF"/>
-        </w:rPr>
-        <w:t>.</w:t>
+        <w:t xml:space="preserve"> In our simplified design, we will only look one instruction prior</w:t>
+      </w:r>
+      <w:r>
+        <w:rPr>
+          <w:rFonts w:ascii="Helvetica" w:eastAsia="Times New Roman" w:hAnsi="Helvetica" w:cs="Helvetica"/>
+          <w:color w:val="333333"/>
+          <w:sz w:val="21"/>
+          <w:szCs w:val="21"/>
+          <w:shd w:val="clear" w:color="auto" w:fill="FFFFFF"/>
+        </w:rPr>
+        <w:t xml:space="preserve"> (not two prior) for data dependenc</w:t>
+      </w:r>
+      <w:r>
+        <w:rPr>
+          <w:rFonts w:ascii="Helvetica" w:eastAsia="Times New Roman" w:hAnsi="Helvetica" w:cs="Helvetica"/>
+          <w:color w:val="333333"/>
+          <w:sz w:val="21"/>
+          <w:szCs w:val="21"/>
+          <w:shd w:val="clear" w:color="auto" w:fill="FFFFFF"/>
+        </w:rPr>
+        <w:t>ies.</w:t>
       </w:r>
     </w:p>
     <w:p>
@@ -10372,7 +8049,56 @@
         </w:rPr>
         <w:t xml:space="preserve">Update </w:t>
       </w:r>
-      <w:proofErr w:type="spellStart"/>
+      <w:r>
+        <w:rPr>
+          <w:rFonts w:ascii="Helvetica" w:eastAsia="Times New Roman" w:hAnsi="Helvetica" w:cs="Helvetica"/>
+          <w:color w:val="333333"/>
+          <w:sz w:val="21"/>
+          <w:szCs w:val="21"/>
+          <w:shd w:val="clear" w:color="auto" w:fill="FFFFFF"/>
+        </w:rPr>
+        <w:t xml:space="preserve">riscv_pipeline.vhdl, removing syntax errors and ensuring correct operation of </w:t>
+      </w:r>
+      <w:r>
+        <w:rPr>
+          <w:rFonts w:ascii="Helvetica" w:eastAsia="Times New Roman" w:hAnsi="Helvetica" w:cs="Helvetica"/>
+          <w:color w:val="333333"/>
+          <w:sz w:val="21"/>
+          <w:szCs w:val="21"/>
+          <w:shd w:val="clear" w:color="auto" w:fill="FFFFFF"/>
+        </w:rPr>
+        <w:t>Stage 3</w:t>
+      </w:r>
+      <w:r>
+        <w:rPr>
+          <w:rFonts w:ascii="Helvetica" w:eastAsia="Times New Roman" w:hAnsi="Helvetica" w:cs="Helvetica"/>
+          <w:color w:val="333333"/>
+          <w:sz w:val="21"/>
+          <w:szCs w:val="21"/>
+          <w:shd w:val="clear" w:color="auto" w:fill="FFFFFF"/>
+        </w:rPr>
+        <w:t>.</w:t>
+      </w:r>
+      <w:r>
+        <w:rPr>
+          <w:rFonts w:ascii="Helvetica" w:eastAsia="Times New Roman" w:hAnsi="Helvetica" w:cs="Helvetica"/>
+          <w:color w:val="333333"/>
+          <w:sz w:val="21"/>
+          <w:szCs w:val="21"/>
+          <w:shd w:val="clear" w:color="auto" w:fill="FFFFFF"/>
+        </w:rPr>
+        <w:t xml:space="preserve"> </w:t>
+      </w:r>
+      <w:r>
+        <w:rPr>
+          <w:rFonts w:ascii="Helvetica" w:eastAsia="Times New Roman" w:hAnsi="Helvetica" w:cs="Helvetica"/>
+          <w:color w:val="333333"/>
+          <w:sz w:val="21"/>
+          <w:szCs w:val="21"/>
+          <w:shd w:val="clear" w:color="auto" w:fill="FFFFFF"/>
+        </w:rPr>
+        <w:t xml:space="preserve">[many of these updates can be copied from </w:t>
+      </w:r>
       <w:r>
         <w:rPr>
           <w:rFonts w:ascii="Helvetica" w:eastAsia="Times New Roman" w:hAnsi="Helvetica" w:cs="Helvetica"/>
@@ -10383,81 +8109,6 @@
         </w:rPr>
         <w:t>riscv_</w:t>
       </w:r>
-      <w:proofErr w:type="gramStart"/>
-      <w:r>
-        <w:rPr>
-          <w:rFonts w:ascii="Helvetica" w:eastAsia="Times New Roman" w:hAnsi="Helvetica" w:cs="Helvetica"/>
-          <w:color w:val="333333"/>
-          <w:sz w:val="21"/>
-          <w:szCs w:val="21"/>
-          <w:shd w:val="clear" w:color="auto" w:fill="FFFFFF"/>
-        </w:rPr>
-        <w:t>pipeline.vhdl</w:t>
-      </w:r>
-      <w:proofErr w:type="spellEnd"/>
-      <w:proofErr w:type="gramEnd"/>
-      <w:r>
-        <w:rPr>
-          <w:rFonts w:ascii="Helvetica" w:eastAsia="Times New Roman" w:hAnsi="Helvetica" w:cs="Helvetica"/>
-          <w:color w:val="333333"/>
-          <w:sz w:val="21"/>
-          <w:szCs w:val="21"/>
-          <w:shd w:val="clear" w:color="auto" w:fill="FFFFFF"/>
-        </w:rPr>
-        <w:t xml:space="preserve">, removing syntax errors and ensuring correct operation of </w:t>
-      </w:r>
-      <w:r>
-        <w:rPr>
-          <w:rFonts w:ascii="Helvetica" w:eastAsia="Times New Roman" w:hAnsi="Helvetica" w:cs="Helvetica"/>
-          <w:color w:val="333333"/>
-          <w:sz w:val="21"/>
-          <w:szCs w:val="21"/>
-          <w:shd w:val="clear" w:color="auto" w:fill="FFFFFF"/>
-        </w:rPr>
-        <w:t>Stage 3</w:t>
-      </w:r>
-      <w:r>
-        <w:rPr>
-          <w:rFonts w:ascii="Helvetica" w:eastAsia="Times New Roman" w:hAnsi="Helvetica" w:cs="Helvetica"/>
-          <w:color w:val="333333"/>
-          <w:sz w:val="21"/>
-          <w:szCs w:val="21"/>
-          <w:shd w:val="clear" w:color="auto" w:fill="FFFFFF"/>
-        </w:rPr>
-        <w:t>.</w:t>
-      </w:r>
-      <w:r>
-        <w:rPr>
-          <w:rFonts w:ascii="Helvetica" w:eastAsia="Times New Roman" w:hAnsi="Helvetica" w:cs="Helvetica"/>
-          <w:color w:val="333333"/>
-          <w:sz w:val="21"/>
-          <w:szCs w:val="21"/>
-          <w:shd w:val="clear" w:color="auto" w:fill="FFFFFF"/>
-        </w:rPr>
-        <w:t xml:space="preserve"> </w:t>
-      </w:r>
-      <w:r>
-        <w:rPr>
-          <w:rFonts w:ascii="Helvetica" w:eastAsia="Times New Roman" w:hAnsi="Helvetica" w:cs="Helvetica"/>
-          <w:color w:val="333333"/>
-          <w:sz w:val="21"/>
-          <w:szCs w:val="21"/>
-          <w:shd w:val="clear" w:color="auto" w:fill="FFFFFF"/>
-        </w:rPr>
-        <w:t xml:space="preserve">[many of these updates can be copied from </w:t>
-      </w:r>
-      <w:proofErr w:type="spellStart"/>
-      <w:r>
-        <w:rPr>
-          <w:rFonts w:ascii="Helvetica" w:eastAsia="Times New Roman" w:hAnsi="Helvetica" w:cs="Helvetica"/>
-          <w:color w:val="333333"/>
-          <w:sz w:val="21"/>
-          <w:szCs w:val="21"/>
-          <w:shd w:val="clear" w:color="auto" w:fill="FFFFFF"/>
-        </w:rPr>
-        <w:t>riscv_</w:t>
-      </w:r>
-      <w:proofErr w:type="gramStart"/>
       <w:r>
         <w:rPr>
           <w:rFonts w:ascii="Helvetica" w:eastAsia="Times New Roman" w:hAnsi="Helvetica" w:cs="Helvetica"/>
@@ -10478,8 +8129,6 @@
         </w:rPr>
         <w:t>.vhdl</w:t>
       </w:r>
-      <w:proofErr w:type="spellEnd"/>
-      <w:proofErr w:type="gramEnd"/>
       <w:r>
         <w:rPr>
           <w:rFonts w:ascii="Helvetica" w:eastAsia="Times New Roman" w:hAnsi="Helvetica" w:cs="Helvetica"/>
@@ -10518,51 +8167,7 @@
           <w:szCs w:val="21"/>
           <w:shd w:val="clear" w:color="auto" w:fill="FFFFFF"/>
         </w:rPr>
-        <w:t xml:space="preserve"> Hint: one way to stall your processor is to </w:t>
-      </w:r>
-      <w:proofErr w:type="gramStart"/>
-      <w:r>
-        <w:rPr>
-          <w:rFonts w:ascii="Helvetica" w:eastAsia="Times New Roman" w:hAnsi="Helvetica" w:cs="Helvetica"/>
-          <w:color w:val="333333"/>
-          <w:sz w:val="21"/>
-          <w:szCs w:val="21"/>
-          <w:shd w:val="clear" w:color="auto" w:fill="FFFFFF"/>
-        </w:rPr>
-        <w:t>let</w:t>
-      </w:r>
-      <w:proofErr w:type="gramEnd"/>
-      <w:r>
-        <w:rPr>
-          <w:rFonts w:ascii="Helvetica" w:eastAsia="Times New Roman" w:hAnsi="Helvetica" w:cs="Helvetica"/>
-          <w:color w:val="333333"/>
-          <w:sz w:val="21"/>
-          <w:szCs w:val="21"/>
-          <w:shd w:val="clear" w:color="auto" w:fill="FFFFFF"/>
-        </w:rPr>
-        <w:t xml:space="preserve"> </w:t>
-      </w:r>
-      <w:proofErr w:type="spellStart"/>
-      <w:r>
-        <w:rPr>
-          <w:rFonts w:ascii="Helvetica" w:eastAsia="Times New Roman" w:hAnsi="Helvetica" w:cs="Helvetica"/>
-          <w:color w:val="333333"/>
-          <w:sz w:val="21"/>
-          <w:szCs w:val="21"/>
-          <w:shd w:val="clear" w:color="auto" w:fill="FFFFFF"/>
-        </w:rPr>
-        <w:t>next_pc</w:t>
-      </w:r>
-      <w:proofErr w:type="spellEnd"/>
-      <w:r>
-        <w:rPr>
-          <w:rFonts w:ascii="Helvetica" w:eastAsia="Times New Roman" w:hAnsi="Helvetica" w:cs="Helvetica"/>
-          <w:color w:val="333333"/>
-          <w:sz w:val="21"/>
-          <w:szCs w:val="21"/>
-          <w:shd w:val="clear" w:color="auto" w:fill="FFFFFF"/>
-        </w:rPr>
-        <w:t xml:space="preserve"> &lt;= pc</w:t>
+        <w:t xml:space="preserve"> Hint: one way to stall your processor is to let next_pc &lt;= pc</w:t>
       </w:r>
     </w:p>
     <w:p>
@@ -10623,29 +8228,7 @@
           <w:szCs w:val="21"/>
           <w:shd w:val="clear" w:color="auto" w:fill="FFFFFF"/>
         </w:rPr>
-        <w:t xml:space="preserve">Run simulation in </w:t>
-      </w:r>
-      <w:proofErr w:type="spellStart"/>
-      <w:r>
-        <w:rPr>
-          <w:rFonts w:ascii="Helvetica" w:eastAsia="Times New Roman" w:hAnsi="Helvetica" w:cs="Helvetica"/>
-          <w:color w:val="333333"/>
-          <w:sz w:val="21"/>
-          <w:szCs w:val="21"/>
-          <w:shd w:val="clear" w:color="auto" w:fill="FFFFFF"/>
-        </w:rPr>
-        <w:t>vivado</w:t>
-      </w:r>
-      <w:proofErr w:type="spellEnd"/>
-      <w:r>
-        <w:rPr>
-          <w:rFonts w:ascii="Helvetica" w:eastAsia="Times New Roman" w:hAnsi="Helvetica" w:cs="Helvetica"/>
-          <w:color w:val="333333"/>
-          <w:sz w:val="21"/>
-          <w:szCs w:val="21"/>
-          <w:shd w:val="clear" w:color="auto" w:fill="FFFFFF"/>
-        </w:rPr>
-        <w:t xml:space="preserve">, testing the </w:t>
+        <w:t xml:space="preserve">Run simulation in vivado, testing the </w:t>
       </w:r>
       <w:r>
         <w:rPr>
@@ -10711,7 +8294,6 @@
           <w:szCs w:val="21"/>
         </w:rPr>
       </w:pPr>
-      <w:proofErr w:type="spellStart"/>
       <w:r>
         <w:rPr>
           <w:rFonts w:ascii="Helvetica" w:eastAsia="Times New Roman" w:hAnsi="Helvetica" w:cs="Helvetica"/>
@@ -10721,547 +8303,7 @@
           <w:sz w:val="21"/>
           <w:szCs w:val="21"/>
         </w:rPr>
-        <w:t>Clk</w:t>
-      </w:r>
-      <w:proofErr w:type="spellEnd"/>
-      <w:r>
-        <w:rPr>
-          <w:rFonts w:ascii="Helvetica" w:eastAsia="Times New Roman" w:hAnsi="Helvetica" w:cs="Helvetica"/>
-          <w:i/>
-          <w:iCs/>
-          <w:color w:val="333333"/>
-          <w:sz w:val="21"/>
-          <w:szCs w:val="21"/>
-        </w:rPr>
-        <w:t xml:space="preserve">, reset, </w:t>
-      </w:r>
-      <w:proofErr w:type="spellStart"/>
-      <w:r>
-        <w:rPr>
-          <w:rFonts w:ascii="Helvetica" w:eastAsia="Times New Roman" w:hAnsi="Helvetica" w:cs="Helvetica"/>
-          <w:i/>
-          <w:iCs/>
-          <w:color w:val="333333"/>
-          <w:sz w:val="21"/>
-          <w:szCs w:val="21"/>
-        </w:rPr>
-        <w:t>clock_counter</w:t>
-      </w:r>
-      <w:proofErr w:type="spellEnd"/>
-      <w:r>
-        <w:rPr>
-          <w:rFonts w:ascii="Helvetica" w:eastAsia="Times New Roman" w:hAnsi="Helvetica" w:cs="Helvetica"/>
-          <w:i/>
-          <w:iCs/>
-          <w:color w:val="333333"/>
-          <w:sz w:val="21"/>
-          <w:szCs w:val="21"/>
-        </w:rPr>
-        <w:t xml:space="preserve">, pc, NPC, </w:t>
-      </w:r>
-      <w:proofErr w:type="spellStart"/>
-      <w:r>
-        <w:rPr>
-          <w:rFonts w:ascii="Helvetica" w:eastAsia="Times New Roman" w:hAnsi="Helvetica" w:cs="Helvetica"/>
-          <w:i/>
-          <w:iCs/>
-          <w:color w:val="333333"/>
-          <w:sz w:val="21"/>
-          <w:szCs w:val="21"/>
-        </w:rPr>
-        <w:t>next_PC</w:t>
-      </w:r>
-      <w:proofErr w:type="spellEnd"/>
-      <w:r>
-        <w:rPr>
-          <w:rFonts w:ascii="Helvetica" w:eastAsia="Times New Roman" w:hAnsi="Helvetica" w:cs="Helvetica"/>
-          <w:i/>
-          <w:iCs/>
-          <w:color w:val="333333"/>
-          <w:sz w:val="21"/>
-          <w:szCs w:val="21"/>
-        </w:rPr>
-        <w:t xml:space="preserve">, </w:t>
-      </w:r>
-      <w:proofErr w:type="spellStart"/>
-      <w:r>
-        <w:rPr>
-          <w:rFonts w:ascii="Helvetica" w:eastAsia="Times New Roman" w:hAnsi="Helvetica" w:cs="Helvetica"/>
-          <w:i/>
-          <w:iCs/>
-          <w:color w:val="333333"/>
-          <w:sz w:val="21"/>
-          <w:szCs w:val="21"/>
-        </w:rPr>
-        <w:t>if_id_npc</w:t>
-      </w:r>
-      <w:proofErr w:type="spellEnd"/>
-      <w:r>
-        <w:rPr>
-          <w:rFonts w:ascii="Helvetica" w:eastAsia="Times New Roman" w:hAnsi="Helvetica" w:cs="Helvetica"/>
-          <w:i/>
-          <w:iCs/>
-          <w:color w:val="333333"/>
-          <w:sz w:val="21"/>
-          <w:szCs w:val="21"/>
-        </w:rPr>
-        <w:t xml:space="preserve">, </w:t>
-      </w:r>
-      <w:proofErr w:type="spellStart"/>
-      <w:r>
-        <w:rPr>
-          <w:rFonts w:ascii="Helvetica" w:eastAsia="Times New Roman" w:hAnsi="Helvetica" w:cs="Helvetica"/>
-          <w:i/>
-          <w:iCs/>
-          <w:color w:val="333333"/>
-          <w:sz w:val="21"/>
-          <w:szCs w:val="21"/>
-        </w:rPr>
-        <w:t>id_ex_npc</w:t>
-      </w:r>
-      <w:proofErr w:type="spellEnd"/>
-      <w:r>
-        <w:rPr>
-          <w:rFonts w:ascii="Helvetica" w:eastAsia="Times New Roman" w:hAnsi="Helvetica" w:cs="Helvetica"/>
-          <w:i/>
-          <w:iCs/>
-          <w:color w:val="333333"/>
-          <w:sz w:val="21"/>
-          <w:szCs w:val="21"/>
-        </w:rPr>
-        <w:t xml:space="preserve">, </w:t>
-      </w:r>
-      <w:proofErr w:type="spellStart"/>
-      <w:r>
-        <w:rPr>
-          <w:rFonts w:ascii="Helvetica" w:eastAsia="Times New Roman" w:hAnsi="Helvetica" w:cs="Helvetica"/>
-          <w:i/>
-          <w:iCs/>
-          <w:color w:val="333333"/>
-          <w:sz w:val="21"/>
-          <w:szCs w:val="21"/>
-        </w:rPr>
-        <w:t>ex_mem_npc</w:t>
-      </w:r>
-      <w:proofErr w:type="spellEnd"/>
-      <w:r>
-        <w:rPr>
-          <w:rFonts w:ascii="Helvetica" w:eastAsia="Times New Roman" w:hAnsi="Helvetica" w:cs="Helvetica"/>
-          <w:i/>
-          <w:iCs/>
-          <w:color w:val="333333"/>
-          <w:sz w:val="21"/>
-          <w:szCs w:val="21"/>
-        </w:rPr>
-        <w:t xml:space="preserve">, </w:t>
-      </w:r>
-      <w:proofErr w:type="spellStart"/>
-      <w:r>
-        <w:rPr>
-          <w:rFonts w:ascii="Helvetica" w:eastAsia="Times New Roman" w:hAnsi="Helvetica" w:cs="Helvetica"/>
-          <w:i/>
-          <w:iCs/>
-          <w:color w:val="333333"/>
-          <w:sz w:val="21"/>
-          <w:szCs w:val="21"/>
-        </w:rPr>
-        <w:t>instr</w:t>
-      </w:r>
-      <w:proofErr w:type="spellEnd"/>
-      <w:r>
-        <w:rPr>
-          <w:rFonts w:ascii="Helvetica" w:eastAsia="Times New Roman" w:hAnsi="Helvetica" w:cs="Helvetica"/>
-          <w:i/>
-          <w:iCs/>
-          <w:color w:val="333333"/>
-          <w:sz w:val="21"/>
-          <w:szCs w:val="21"/>
-        </w:rPr>
-        <w:t xml:space="preserve">, opcode, if_id_rs1, reg1_data, if_id_rs2, reg2_data, </w:t>
-      </w:r>
-      <w:proofErr w:type="spellStart"/>
-      <w:r>
-        <w:rPr>
-          <w:rFonts w:ascii="Helvetica" w:eastAsia="Times New Roman" w:hAnsi="Helvetica" w:cs="Helvetica"/>
-          <w:i/>
-          <w:iCs/>
-          <w:color w:val="333333"/>
-          <w:sz w:val="21"/>
-          <w:szCs w:val="21"/>
-        </w:rPr>
-        <w:t>mem_wb_rd</w:t>
-      </w:r>
-      <w:proofErr w:type="spellEnd"/>
-      <w:r>
-        <w:rPr>
-          <w:rFonts w:ascii="Helvetica" w:eastAsia="Times New Roman" w:hAnsi="Helvetica" w:cs="Helvetica"/>
-          <w:i/>
-          <w:iCs/>
-          <w:color w:val="333333"/>
-          <w:sz w:val="21"/>
-          <w:szCs w:val="21"/>
-        </w:rPr>
-        <w:t xml:space="preserve">, </w:t>
-      </w:r>
-      <w:proofErr w:type="spellStart"/>
-      <w:r>
-        <w:rPr>
-          <w:rFonts w:ascii="Helvetica" w:eastAsia="Times New Roman" w:hAnsi="Helvetica" w:cs="Helvetica"/>
-          <w:i/>
-          <w:iCs/>
-          <w:color w:val="333333"/>
-          <w:sz w:val="21"/>
-          <w:szCs w:val="21"/>
-        </w:rPr>
-        <w:t>wb_data</w:t>
-      </w:r>
-      <w:proofErr w:type="spellEnd"/>
-      <w:r>
-        <w:rPr>
-          <w:rFonts w:ascii="Helvetica" w:eastAsia="Times New Roman" w:hAnsi="Helvetica" w:cs="Helvetica"/>
-          <w:i/>
-          <w:iCs/>
-          <w:color w:val="333333"/>
-          <w:sz w:val="21"/>
-          <w:szCs w:val="21"/>
-        </w:rPr>
-        <w:t xml:space="preserve">, </w:t>
-      </w:r>
-      <w:proofErr w:type="spellStart"/>
-      <w:r>
-        <w:rPr>
-          <w:rFonts w:ascii="Helvetica" w:eastAsia="Times New Roman" w:hAnsi="Helvetica" w:cs="Helvetica"/>
-          <w:i/>
-          <w:iCs/>
-          <w:color w:val="333333"/>
-          <w:sz w:val="21"/>
-          <w:szCs w:val="21"/>
-        </w:rPr>
-        <w:t>if_id_imm</w:t>
-      </w:r>
-      <w:proofErr w:type="spellEnd"/>
-      <w:r>
-        <w:rPr>
-          <w:rFonts w:ascii="Helvetica" w:eastAsia="Times New Roman" w:hAnsi="Helvetica" w:cs="Helvetica"/>
-          <w:i/>
-          <w:iCs/>
-          <w:color w:val="333333"/>
-          <w:sz w:val="21"/>
-          <w:szCs w:val="21"/>
-        </w:rPr>
-        <w:t xml:space="preserve">, </w:t>
-      </w:r>
-      <w:proofErr w:type="spellStart"/>
-      <w:r>
-        <w:rPr>
-          <w:rFonts w:ascii="Helvetica" w:eastAsia="Times New Roman" w:hAnsi="Helvetica" w:cs="Helvetica"/>
-          <w:i/>
-          <w:iCs/>
-          <w:color w:val="333333"/>
-          <w:sz w:val="21"/>
-          <w:szCs w:val="21"/>
-        </w:rPr>
-        <w:t>alu_input_a</w:t>
-      </w:r>
-      <w:proofErr w:type="spellEnd"/>
-      <w:r>
-        <w:rPr>
-          <w:rFonts w:ascii="Helvetica" w:eastAsia="Times New Roman" w:hAnsi="Helvetica" w:cs="Helvetica"/>
-          <w:i/>
-          <w:iCs/>
-          <w:color w:val="333333"/>
-          <w:sz w:val="21"/>
-          <w:szCs w:val="21"/>
-        </w:rPr>
-        <w:t xml:space="preserve">,  </w:t>
-      </w:r>
-      <w:proofErr w:type="spellStart"/>
-      <w:r>
-        <w:rPr>
-          <w:rFonts w:ascii="Helvetica" w:eastAsia="Times New Roman" w:hAnsi="Helvetica" w:cs="Helvetica"/>
-          <w:i/>
-          <w:iCs/>
-          <w:color w:val="333333"/>
-          <w:sz w:val="21"/>
-          <w:szCs w:val="21"/>
-        </w:rPr>
-        <w:t>alu_input_b</w:t>
-      </w:r>
-      <w:proofErr w:type="spellEnd"/>
-      <w:r>
-        <w:rPr>
-          <w:rFonts w:ascii="Helvetica" w:eastAsia="Times New Roman" w:hAnsi="Helvetica" w:cs="Helvetica"/>
-          <w:i/>
-          <w:iCs/>
-          <w:color w:val="333333"/>
-          <w:sz w:val="21"/>
-          <w:szCs w:val="21"/>
-        </w:rPr>
-        <w:t xml:space="preserve">, </w:t>
-      </w:r>
-      <w:proofErr w:type="spellStart"/>
-      <w:r>
-        <w:rPr>
-          <w:rFonts w:ascii="Helvetica" w:eastAsia="Times New Roman" w:hAnsi="Helvetica" w:cs="Helvetica"/>
-          <w:i/>
-          <w:iCs/>
-          <w:color w:val="333333"/>
-          <w:sz w:val="21"/>
-          <w:szCs w:val="21"/>
-        </w:rPr>
-        <w:t>alu_result</w:t>
-      </w:r>
-      <w:proofErr w:type="spellEnd"/>
-      <w:r>
-        <w:rPr>
-          <w:rFonts w:ascii="Helvetica" w:eastAsia="Times New Roman" w:hAnsi="Helvetica" w:cs="Helvetica"/>
-          <w:i/>
-          <w:iCs/>
-          <w:color w:val="333333"/>
-          <w:sz w:val="21"/>
-          <w:szCs w:val="21"/>
-        </w:rPr>
-        <w:t xml:space="preserve">, </w:t>
-      </w:r>
-      <w:proofErr w:type="spellStart"/>
-      <w:r>
-        <w:rPr>
-          <w:rFonts w:ascii="Helvetica" w:eastAsia="Times New Roman" w:hAnsi="Helvetica" w:cs="Helvetica"/>
-          <w:i/>
-          <w:iCs/>
-          <w:color w:val="333333"/>
-          <w:sz w:val="21"/>
-          <w:szCs w:val="21"/>
-        </w:rPr>
-        <w:t>mem_data</w:t>
-      </w:r>
-      <w:proofErr w:type="spellEnd"/>
-      <w:r>
-        <w:rPr>
-          <w:rFonts w:ascii="Helvetica" w:eastAsia="Times New Roman" w:hAnsi="Helvetica" w:cs="Helvetica"/>
-          <w:i/>
-          <w:iCs/>
-          <w:color w:val="333333"/>
-          <w:sz w:val="21"/>
-          <w:szCs w:val="21"/>
-        </w:rPr>
-        <w:t xml:space="preserve">, </w:t>
-      </w:r>
-      <w:proofErr w:type="spellStart"/>
-      <w:r>
-        <w:rPr>
-          <w:rFonts w:ascii="Helvetica" w:eastAsia="Times New Roman" w:hAnsi="Helvetica" w:cs="Helvetica"/>
-          <w:i/>
-          <w:iCs/>
-          <w:color w:val="333333"/>
-          <w:sz w:val="21"/>
-          <w:szCs w:val="21"/>
-        </w:rPr>
-        <w:t>mem_read</w:t>
-      </w:r>
-      <w:proofErr w:type="spellEnd"/>
-      <w:r>
-        <w:rPr>
-          <w:rFonts w:ascii="Helvetica" w:eastAsia="Times New Roman" w:hAnsi="Helvetica" w:cs="Helvetica"/>
-          <w:i/>
-          <w:iCs/>
-          <w:color w:val="333333"/>
-          <w:sz w:val="21"/>
-          <w:szCs w:val="21"/>
-        </w:rPr>
-        <w:t xml:space="preserve">, </w:t>
-      </w:r>
-      <w:proofErr w:type="spellStart"/>
-      <w:r>
-        <w:rPr>
-          <w:rFonts w:ascii="Helvetica" w:eastAsia="Times New Roman" w:hAnsi="Helvetica" w:cs="Helvetica"/>
-          <w:i/>
-          <w:iCs/>
-          <w:color w:val="333333"/>
-          <w:sz w:val="21"/>
-          <w:szCs w:val="21"/>
-        </w:rPr>
-        <w:t>mem_write</w:t>
-      </w:r>
-      <w:proofErr w:type="spellEnd"/>
-      <w:r>
-        <w:rPr>
-          <w:rFonts w:ascii="Helvetica" w:eastAsia="Times New Roman" w:hAnsi="Helvetica" w:cs="Helvetica"/>
-          <w:i/>
-          <w:iCs/>
-          <w:color w:val="333333"/>
-          <w:sz w:val="21"/>
-          <w:szCs w:val="21"/>
-        </w:rPr>
-        <w:t xml:space="preserve">, </w:t>
-      </w:r>
-      <w:proofErr w:type="spellStart"/>
-      <w:r>
-        <w:rPr>
-          <w:rFonts w:ascii="Helvetica" w:eastAsia="Times New Roman" w:hAnsi="Helvetica" w:cs="Helvetica"/>
-          <w:i/>
-          <w:iCs/>
-          <w:color w:val="333333"/>
-          <w:sz w:val="21"/>
-          <w:szCs w:val="21"/>
-        </w:rPr>
-        <w:t>alu_src</w:t>
-      </w:r>
-      <w:proofErr w:type="spellEnd"/>
-      <w:r>
-        <w:rPr>
-          <w:rFonts w:ascii="Helvetica" w:eastAsia="Times New Roman" w:hAnsi="Helvetica" w:cs="Helvetica"/>
-          <w:i/>
-          <w:iCs/>
-          <w:color w:val="333333"/>
-          <w:sz w:val="21"/>
-          <w:szCs w:val="21"/>
-        </w:rPr>
-        <w:t xml:space="preserve">, </w:t>
-      </w:r>
-      <w:proofErr w:type="spellStart"/>
-      <w:r>
-        <w:rPr>
-          <w:rFonts w:ascii="Helvetica" w:eastAsia="Times New Roman" w:hAnsi="Helvetica" w:cs="Helvetica"/>
-          <w:i/>
-          <w:iCs/>
-          <w:color w:val="333333"/>
-          <w:sz w:val="21"/>
-          <w:szCs w:val="21"/>
-        </w:rPr>
-        <w:t>id_ex_alu_src</w:t>
-      </w:r>
-      <w:proofErr w:type="spellEnd"/>
-      <w:r>
-        <w:rPr>
-          <w:rFonts w:ascii="Helvetica" w:eastAsia="Times New Roman" w:hAnsi="Helvetica" w:cs="Helvetica"/>
-          <w:i/>
-          <w:iCs/>
-          <w:color w:val="333333"/>
-          <w:sz w:val="21"/>
-          <w:szCs w:val="21"/>
-        </w:rPr>
-        <w:t xml:space="preserve">, branch, </w:t>
-      </w:r>
-      <w:proofErr w:type="spellStart"/>
-      <w:r>
-        <w:rPr>
-          <w:rFonts w:ascii="Helvetica" w:eastAsia="Times New Roman" w:hAnsi="Helvetica" w:cs="Helvetica"/>
-          <w:i/>
-          <w:iCs/>
-          <w:color w:val="333333"/>
-          <w:sz w:val="21"/>
-          <w:szCs w:val="21"/>
-        </w:rPr>
-        <w:t>ex_mem_branch</w:t>
-      </w:r>
-      <w:proofErr w:type="spellEnd"/>
-      <w:r>
-        <w:rPr>
-          <w:rFonts w:ascii="Helvetica" w:eastAsia="Times New Roman" w:hAnsi="Helvetica" w:cs="Helvetica"/>
-          <w:i/>
-          <w:iCs/>
-          <w:color w:val="333333"/>
-          <w:sz w:val="21"/>
-          <w:szCs w:val="21"/>
-        </w:rPr>
-        <w:t xml:space="preserve">, jump, </w:t>
-      </w:r>
-      <w:proofErr w:type="spellStart"/>
-      <w:r>
-        <w:rPr>
-          <w:rFonts w:ascii="Helvetica" w:eastAsia="Times New Roman" w:hAnsi="Helvetica" w:cs="Helvetica"/>
-          <w:i/>
-          <w:iCs/>
-          <w:color w:val="333333"/>
-          <w:sz w:val="21"/>
-          <w:szCs w:val="21"/>
-        </w:rPr>
-        <w:t>ex_mem_jump</w:t>
-      </w:r>
-      <w:proofErr w:type="spellEnd"/>
-      <w:r>
-        <w:rPr>
-          <w:rFonts w:ascii="Helvetica" w:eastAsia="Times New Roman" w:hAnsi="Helvetica" w:cs="Helvetica"/>
-          <w:i/>
-          <w:iCs/>
-          <w:color w:val="333333"/>
-          <w:sz w:val="21"/>
-          <w:szCs w:val="21"/>
-        </w:rPr>
-        <w:t xml:space="preserve">, </w:t>
-      </w:r>
-      <w:proofErr w:type="spellStart"/>
-      <w:r>
-        <w:rPr>
-          <w:rFonts w:ascii="Helvetica" w:eastAsia="Times New Roman" w:hAnsi="Helvetica" w:cs="Helvetica"/>
-          <w:i/>
-          <w:iCs/>
-          <w:color w:val="333333"/>
-          <w:sz w:val="21"/>
-          <w:szCs w:val="21"/>
-        </w:rPr>
-        <w:t>load_addr</w:t>
-      </w:r>
-      <w:proofErr w:type="spellEnd"/>
-      <w:r>
-        <w:rPr>
-          <w:rFonts w:ascii="Helvetica" w:eastAsia="Times New Roman" w:hAnsi="Helvetica" w:cs="Helvetica"/>
-          <w:i/>
-          <w:iCs/>
-          <w:color w:val="333333"/>
-          <w:sz w:val="21"/>
-          <w:szCs w:val="21"/>
-        </w:rPr>
-        <w:t xml:space="preserve">, </w:t>
-      </w:r>
-      <w:proofErr w:type="spellStart"/>
-      <w:r>
-        <w:rPr>
-          <w:rFonts w:ascii="Helvetica" w:eastAsia="Times New Roman" w:hAnsi="Helvetica" w:cs="Helvetica"/>
-          <w:i/>
-          <w:iCs/>
-          <w:color w:val="333333"/>
-          <w:sz w:val="21"/>
-          <w:szCs w:val="21"/>
-        </w:rPr>
-        <w:t>reg_write</w:t>
-      </w:r>
-      <w:proofErr w:type="spellEnd"/>
-      <w:r>
-        <w:rPr>
-          <w:rFonts w:ascii="Helvetica" w:eastAsia="Times New Roman" w:hAnsi="Helvetica" w:cs="Helvetica"/>
-          <w:i/>
-          <w:iCs/>
-          <w:color w:val="333333"/>
-          <w:sz w:val="21"/>
-          <w:szCs w:val="21"/>
-        </w:rPr>
-        <w:t xml:space="preserve">, </w:t>
-      </w:r>
-      <w:proofErr w:type="spellStart"/>
-      <w:r>
-        <w:rPr>
-          <w:rFonts w:ascii="Helvetica" w:eastAsia="Times New Roman" w:hAnsi="Helvetica" w:cs="Helvetica"/>
-          <w:i/>
-          <w:iCs/>
-          <w:color w:val="333333"/>
-          <w:sz w:val="21"/>
-          <w:szCs w:val="21"/>
-        </w:rPr>
-        <w:t>reg_write_chip</w:t>
-      </w:r>
-      <w:proofErr w:type="spellEnd"/>
-      <w:r>
-        <w:rPr>
-          <w:rFonts w:ascii="Helvetica" w:eastAsia="Times New Roman" w:hAnsi="Helvetica" w:cs="Helvetica"/>
-          <w:i/>
-          <w:iCs/>
-          <w:color w:val="333333"/>
-          <w:sz w:val="21"/>
-          <w:szCs w:val="21"/>
-        </w:rPr>
-        <w:t>, display_x5, display_x6, display_x7, display_x10</w:t>
+        <w:t>Clk, reset, clock_counter, pc, NPC, next_PC, if_id_npc, id_ex_npc, ex_mem_npc, instr, opcode, if_id_rs1, reg1_data, if_id_rs2, reg2_data, mem_wb_rd, wb_data, if_id_imm, alu_input_a,  alu_input_b, alu_result, mem_data, mem_read, mem_write, alu_src, id_ex_alu_src, branch, ex_mem_branch, jump, ex_mem_jump, load_addr, reg_write, reg_write_chip, display_x5, display_x6, display_x7, display_x10</w:t>
       </w:r>
     </w:p>
     <w:p>
@@ -11286,38 +8328,8 @@
           <w:highlight w:val="yellow"/>
           <w:shd w:val="clear" w:color="auto" w:fill="FFFFFF"/>
         </w:rPr>
-        <w:t xml:space="preserve">Turn in your simulation plot </w:t>
-      </w:r>
-      <w:proofErr w:type="gramStart"/>
-      <w:r>
-        <w:rPr>
-          <w:rFonts w:ascii="Helvetica" w:eastAsia="Times New Roman" w:hAnsi="Helvetica" w:cs="Helvetica"/>
-          <w:b/>
-          <w:bCs/>
-          <w:color w:val="333333"/>
-          <w:sz w:val="21"/>
-          <w:szCs w:val="21"/>
-          <w:highlight w:val="yellow"/>
-          <w:shd w:val="clear" w:color="auto" w:fill="FFFFFF"/>
-        </w:rPr>
-        <w:t xml:space="preserve">in </w:t>
-      </w:r>
-      <w:proofErr w:type="spellStart"/>
-      <w:r>
-        <w:rPr>
-          <w:rFonts w:ascii="Helvetica" w:eastAsia="Times New Roman" w:hAnsi="Helvetica" w:cs="Helvetica"/>
-          <w:b/>
-          <w:bCs/>
-          <w:color w:val="333333"/>
-          <w:sz w:val="21"/>
-          <w:szCs w:val="21"/>
-          <w:highlight w:val="yellow"/>
-          <w:shd w:val="clear" w:color="auto" w:fill="FFFFFF"/>
-        </w:rPr>
-        <w:t>gradescope</w:t>
-      </w:r>
-      <w:proofErr w:type="spellEnd"/>
-      <w:proofErr w:type="gramEnd"/>
+        <w:t>Turn in your simulation plot in gradescope</w:t>
+      </w:r>
       <w:r>
         <w:rPr>
           <w:rFonts w:ascii="Helvetica" w:eastAsia="Times New Roman" w:hAnsi="Helvetica" w:cs="Helvetica"/>
@@ -11372,20 +8384,8 @@
           <w:szCs w:val="21"/>
           <w:highlight w:val="yellow"/>
         </w:rPr>
-        <w:t xml:space="preserve">in </w:t>
-      </w:r>
-      <w:proofErr w:type="spellStart"/>
-      <w:r>
-        <w:rPr>
-          <w:rFonts w:ascii="Helvetica" w:eastAsia="Times New Roman" w:hAnsi="Helvetica" w:cs="Helvetica"/>
-          <w:color w:val="333333"/>
-          <w:sz w:val="21"/>
-          <w:szCs w:val="21"/>
-          <w:highlight w:val="yellow"/>
-        </w:rPr>
-        <w:t>gradescope</w:t>
-      </w:r>
-      <w:proofErr w:type="spellEnd"/>
+        <w:t>in gradescope</w:t>
+      </w:r>
       <w:r>
         <w:rPr>
           <w:rFonts w:ascii="Helvetica" w:eastAsia="Times New Roman" w:hAnsi="Helvetica" w:cs="Helvetica"/>
@@ -11549,67 +8549,16 @@
           <w:sz w:val="21"/>
           <w:szCs w:val="21"/>
         </w:rPr>
-        <w:t xml:space="preserve">Push all code to your </w:t>
-      </w:r>
-      <w:proofErr w:type="spellStart"/>
-      <w:r>
-        <w:rPr>
-          <w:rFonts w:ascii="Helvetica" w:eastAsia="Times New Roman" w:hAnsi="Helvetica" w:cs="Helvetica"/>
-          <w:color w:val="333333"/>
-          <w:sz w:val="21"/>
-          <w:szCs w:val="21"/>
-        </w:rPr>
-        <w:t>github</w:t>
-      </w:r>
-      <w:proofErr w:type="spellEnd"/>
-      <w:r>
-        <w:rPr>
-          <w:rFonts w:ascii="Helvetica" w:eastAsia="Times New Roman" w:hAnsi="Helvetica" w:cs="Helvetica"/>
-          <w:color w:val="333333"/>
-          <w:sz w:val="21"/>
-          <w:szCs w:val="21"/>
-        </w:rPr>
-        <w:t xml:space="preserve"> repo and share with your instructor</w:t>
-      </w:r>
-      <w:r>
-        <w:rPr>
-          <w:rFonts w:ascii="Helvetica" w:eastAsia="Times New Roman" w:hAnsi="Helvetica" w:cs="Helvetica"/>
-          <w:color w:val="333333"/>
-          <w:sz w:val="21"/>
-          <w:szCs w:val="21"/>
-        </w:rPr>
-        <w:t xml:space="preserve"> [</w:t>
-      </w:r>
-      <w:proofErr w:type="spellStart"/>
-      <w:r>
-        <w:rPr>
-          <w:rFonts w:ascii="Helvetica" w:eastAsia="Times New Roman" w:hAnsi="Helvetica" w:cs="Helvetica"/>
-          <w:color w:val="333333"/>
-          <w:sz w:val="21"/>
-          <w:szCs w:val="21"/>
-        </w:rPr>
-        <w:t>instr_</w:t>
-      </w:r>
-      <w:proofErr w:type="gramStart"/>
-      <w:r>
-        <w:rPr>
-          <w:rFonts w:ascii="Helvetica" w:eastAsia="Times New Roman" w:hAnsi="Helvetica" w:cs="Helvetica"/>
-          <w:color w:val="333333"/>
-          <w:sz w:val="21"/>
-          <w:szCs w:val="21"/>
-        </w:rPr>
-        <w:t>mem.vhdl</w:t>
-      </w:r>
-      <w:proofErr w:type="spellEnd"/>
-      <w:proofErr w:type="gramEnd"/>
-      <w:r>
-        <w:rPr>
-          <w:rFonts w:ascii="Helvetica" w:eastAsia="Times New Roman" w:hAnsi="Helvetica" w:cs="Helvetica"/>
-          <w:color w:val="333333"/>
-          <w:sz w:val="21"/>
-          <w:szCs w:val="21"/>
-        </w:rPr>
-        <w:t xml:space="preserve"> should be the </w:t>
+        <w:t>Push all code to your github repo and share with your instructor</w:t>
+      </w:r>
+      <w:r>
+        <w:rPr>
+          <w:rFonts w:ascii="Helvetica" w:eastAsia="Times New Roman" w:hAnsi="Helvetica" w:cs="Helvetica"/>
+          <w:color w:val="333333"/>
+          <w:sz w:val="21"/>
+          <w:szCs w:val="21"/>
+        </w:rPr>
+        <w:t xml:space="preserve"> [instr_mem.vhdl should be the </w:t>
       </w:r>
       <w:r>
         <w:rPr>
@@ -11694,31 +8643,7 @@
           <w:sz w:val="47"/>
           <w:szCs w:val="47"/>
         </w:rPr>
-        <w:t xml:space="preserve"> </w:t>
-      </w:r>
-      <w:proofErr w:type="gramStart"/>
-      <w:r>
-        <w:rPr>
-          <w:rFonts w:ascii="Helvetica" w:eastAsia="Times New Roman" w:hAnsi="Helvetica" w:cs="Helvetica"/>
-          <w:b/>
-          <w:bCs/>
-          <w:color w:val="333333"/>
-          <w:sz w:val="47"/>
-          <w:szCs w:val="47"/>
-        </w:rPr>
-        <w:t>not</w:t>
-      </w:r>
-      <w:proofErr w:type="gramEnd"/>
-      <w:r>
-        <w:rPr>
-          <w:rFonts w:ascii="Helvetica" w:eastAsia="Times New Roman" w:hAnsi="Helvetica" w:cs="Helvetica"/>
-          <w:b/>
-          <w:bCs/>
-          <w:color w:val="333333"/>
-          <w:sz w:val="47"/>
-          <w:szCs w:val="47"/>
-        </w:rPr>
-        <w:t xml:space="preserve"> working</w:t>
+        <w:t xml:space="preserve"> not working</w:t>
       </w:r>
     </w:p>
     <w:p>
@@ -12202,30 +9127,16 @@
               </w:rPr>
               <w:t xml:space="preserve">Updated </w:t>
             </w:r>
-            <w:proofErr w:type="spellStart"/>
-            <w:r>
-              <w:rPr>
-                <w:rFonts w:ascii="Helvetica" w:eastAsia="Times New Roman" w:hAnsi="Helvetica" w:cs="Helvetica"/>
-                <w:color w:val="333333"/>
-                <w:sz w:val="21"/>
-                <w:szCs w:val="21"/>
-                <w:shd w:val="clear" w:color="auto" w:fill="FFFFFF"/>
-              </w:rPr>
-              <w:t>pipeline_</w:t>
-            </w:r>
-            <w:proofErr w:type="gramStart"/>
-            <w:r>
-              <w:rPr>
-                <w:rFonts w:ascii="Helvetica" w:eastAsia="Times New Roman" w:hAnsi="Helvetica" w:cs="Helvetica"/>
-                <w:color w:val="333333"/>
-                <w:sz w:val="21"/>
-                <w:szCs w:val="21"/>
-                <w:shd w:val="clear" w:color="auto" w:fill="FFFFFF"/>
-              </w:rPr>
-              <w:t>registers.vhdl</w:t>
-            </w:r>
-            <w:proofErr w:type="spellEnd"/>
-            <w:proofErr w:type="gramEnd"/>
+            <w:r>
+              <w:rPr>
+                <w:rFonts w:ascii="Helvetica" w:eastAsia="Times New Roman" w:hAnsi="Helvetica" w:cs="Helvetica"/>
+                <w:color w:val="333333"/>
+                <w:sz w:val="21"/>
+                <w:szCs w:val="21"/>
+                <w:shd w:val="clear" w:color="auto" w:fill="FFFFFF"/>
+              </w:rPr>
+              <w:t>pipeline_registers.vhdl</w:t>
+            </w:r>
           </w:p>
         </w:tc>
         <w:tc>
@@ -12342,7 +9253,6 @@
               </w:rPr>
               <w:t xml:space="preserve">Updated </w:t>
             </w:r>
-            <w:proofErr w:type="spellStart"/>
             <w:r>
               <w:rPr>
                 <w:rFonts w:ascii="Helvetica" w:eastAsia="Times New Roman" w:hAnsi="Helvetica" w:cs="Helvetica"/>
@@ -12353,7 +9263,6 @@
               </w:rPr>
               <w:t>riscv_</w:t>
             </w:r>
-            <w:proofErr w:type="gramStart"/>
             <w:r>
               <w:rPr>
                 <w:rFonts w:ascii="Helvetica" w:eastAsia="Times New Roman" w:hAnsi="Helvetica" w:cs="Helvetica"/>
@@ -12374,8 +9283,6 @@
               </w:rPr>
               <w:t>.vhdl</w:t>
             </w:r>
-            <w:proofErr w:type="spellEnd"/>
-            <w:proofErr w:type="gramEnd"/>
           </w:p>
         </w:tc>
         <w:tc>
@@ -12483,30 +9390,16 @@
               </w:rPr>
               <w:t xml:space="preserve">Update </w:t>
             </w:r>
-            <w:proofErr w:type="spellStart"/>
-            <w:r>
-              <w:rPr>
-                <w:rFonts w:ascii="Helvetica" w:eastAsia="Times New Roman" w:hAnsi="Helvetica" w:cs="Helvetica"/>
-                <w:color w:val="333333"/>
-                <w:sz w:val="21"/>
-                <w:szCs w:val="21"/>
-                <w:shd w:val="clear" w:color="auto" w:fill="FFFFFF"/>
-              </w:rPr>
-              <w:t>hazard_detection_</w:t>
-            </w:r>
-            <w:proofErr w:type="gramStart"/>
-            <w:r>
-              <w:rPr>
-                <w:rFonts w:ascii="Helvetica" w:eastAsia="Times New Roman" w:hAnsi="Helvetica" w:cs="Helvetica"/>
-                <w:color w:val="333333"/>
-                <w:sz w:val="21"/>
-                <w:szCs w:val="21"/>
-                <w:shd w:val="clear" w:color="auto" w:fill="FFFFFF"/>
-              </w:rPr>
-              <w:t>unit.vhdl</w:t>
-            </w:r>
-            <w:proofErr w:type="spellEnd"/>
-            <w:proofErr w:type="gramEnd"/>
+            <w:r>
+              <w:rPr>
+                <w:rFonts w:ascii="Helvetica" w:eastAsia="Times New Roman" w:hAnsi="Helvetica" w:cs="Helvetica"/>
+                <w:color w:val="333333"/>
+                <w:sz w:val="21"/>
+                <w:szCs w:val="21"/>
+                <w:shd w:val="clear" w:color="auto" w:fill="FFFFFF"/>
+              </w:rPr>
+              <w:t>hazard_detection_unit.vhdl</w:t>
+            </w:r>
           </w:p>
         </w:tc>
         <w:tc>
@@ -12718,19 +9611,8 @@
                 <w:sz w:val="21"/>
                 <w:szCs w:val="21"/>
               </w:rPr>
-              <w:t xml:space="preserve">Questions in </w:t>
-            </w:r>
-            <w:proofErr w:type="spellStart"/>
-            <w:r>
-              <w:rPr>
-                <w:rFonts w:ascii="Helvetica" w:eastAsia="Times New Roman" w:hAnsi="Helvetica" w:cs="Helvetica"/>
-                <w:color w:val="333333"/>
-                <w:sz w:val="21"/>
-                <w:szCs w:val="21"/>
-              </w:rPr>
-              <w:t>Gradescope</w:t>
-            </w:r>
-            <w:proofErr w:type="spellEnd"/>
+              <w:t>Questions in Gradescope</w:t>
+            </w:r>
             <w:r>
               <w:rPr>
                 <w:rFonts w:ascii="Helvetica" w:eastAsia="Times New Roman" w:hAnsi="Helvetica" w:cs="Helvetica"/>
@@ -13216,18 +10098,7 @@
           <w:szCs w:val="21"/>
           <w:shd w:val="clear" w:color="auto" w:fill="FFFFFF"/>
         </w:rPr>
-        <w:t xml:space="preserve"> using </w:t>
-      </w:r>
-      <w:proofErr w:type="gramStart"/>
-      <w:r>
-        <w:rPr>
-          <w:rFonts w:ascii="Helvetica" w:eastAsia="Times New Roman" w:hAnsi="Helvetica" w:cs="Helvetica"/>
-          <w:color w:val="333333"/>
-          <w:sz w:val="21"/>
-          <w:szCs w:val="21"/>
-          <w:shd w:val="clear" w:color="auto" w:fill="FFFFFF"/>
-        </w:rPr>
-        <w:t xml:space="preserve">the </w:t>
+        <w:t xml:space="preserve"> using the </w:t>
       </w:r>
       <w:r>
         <w:rPr>
@@ -13253,48 +10124,25 @@
         </w:rPr>
         <w:t>hen</w:t>
       </w:r>
-      <w:proofErr w:type="gramEnd"/>
-      <w:r>
-        <w:rPr>
-          <w:rFonts w:ascii="Helvetica" w:eastAsia="Times New Roman" w:hAnsi="Helvetica" w:cs="Helvetica"/>
-          <w:color w:val="333333"/>
-          <w:sz w:val="21"/>
-          <w:szCs w:val="21"/>
-          <w:shd w:val="clear" w:color="auto" w:fill="FFFFFF"/>
-        </w:rPr>
-        <w:t xml:space="preserve"> statement?</w:t>
-      </w:r>
-      <w:proofErr w:type="gramStart"/>
-      <w:r>
-        <w:rPr>
-          <w:rFonts w:ascii="Helvetica" w:eastAsia="Times New Roman" w:hAnsi="Helvetica" w:cs="Helvetica"/>
-          <w:color w:val="333333"/>
-          <w:sz w:val="21"/>
-          <w:szCs w:val="21"/>
-          <w:shd w:val="clear" w:color="auto" w:fill="FFFFFF"/>
-        </w:rPr>
-        <w:t>”</w:t>
-      </w:r>
-      <w:r>
-        <w:rPr>
-          <w:rFonts w:ascii="Helvetica" w:eastAsia="Times New Roman" w:hAnsi="Helvetica" w:cs="Helvetica"/>
-          <w:color w:val="333333"/>
-          <w:sz w:val="21"/>
-          <w:szCs w:val="21"/>
-          <w:shd w:val="clear" w:color="auto" w:fill="FFFFFF"/>
-        </w:rPr>
-        <w:t>, or</w:t>
-      </w:r>
-      <w:proofErr w:type="gramEnd"/>
-      <w:r>
-        <w:rPr>
-          <w:rFonts w:ascii="Helvetica" w:eastAsia="Times New Roman" w:hAnsi="Helvetica" w:cs="Helvetica"/>
-          <w:color w:val="333333"/>
-          <w:sz w:val="21"/>
-          <w:szCs w:val="21"/>
-          <w:shd w:val="clear" w:color="auto" w:fill="FFFFFF"/>
-        </w:rPr>
-        <w:t xml:space="preserve"> ask</w:t>
+      <w:r>
+        <w:rPr>
+          <w:rFonts w:ascii="Helvetica" w:eastAsia="Times New Roman" w:hAnsi="Helvetica" w:cs="Helvetica"/>
+          <w:color w:val="333333"/>
+          <w:sz w:val="21"/>
+          <w:szCs w:val="21"/>
+          <w:shd w:val="clear" w:color="auto" w:fill="FFFFFF"/>
+        </w:rPr>
+        <w:t xml:space="preserve"> statement?”</w:t>
+      </w:r>
+      <w:r>
+        <w:rPr>
+          <w:rFonts w:ascii="Helvetica" w:eastAsia="Times New Roman" w:hAnsi="Helvetica" w:cs="Helvetica"/>
+          <w:color w:val="333333"/>
+          <w:sz w:val="21"/>
+          <w:szCs w:val="21"/>
+          <w:shd w:val="clear" w:color="auto" w:fill="FFFFFF"/>
+        </w:rPr>
+        <w:t>, or ask</w:t>
       </w:r>
       <w:r>
         <w:rPr>
@@ -13587,25 +10435,7 @@
           <w:color w:val="333333"/>
           <w:shd w:val="clear" w:color="auto" w:fill="FFFFFF"/>
         </w:rPr>
-        <w:t xml:space="preserve">You are not allowed to have another student look at your code to help with debugging, </w:t>
-      </w:r>
-      <w:proofErr w:type="gramStart"/>
-      <w:r>
-        <w:rPr>
-          <w:rFonts w:ascii="Helvetica" w:eastAsia="Times New Roman" w:hAnsi="Helvetica" w:cs="Helvetica"/>
-          <w:color w:val="333333"/>
-          <w:shd w:val="clear" w:color="auto" w:fill="FFFFFF"/>
-        </w:rPr>
-        <w:t>unless</w:t>
-      </w:r>
-      <w:proofErr w:type="gramEnd"/>
-      <w:r>
-        <w:rPr>
-          <w:rFonts w:ascii="Helvetica" w:eastAsia="Times New Roman" w:hAnsi="Helvetica" w:cs="Helvetica"/>
-          <w:color w:val="333333"/>
-          <w:shd w:val="clear" w:color="auto" w:fill="FFFFFF"/>
-        </w:rPr>
-        <w:t xml:space="preserve"> given specific authorization from your instructor.</w:t>
+        <w:t>You are not allowed to have another student look at your code to help with debugging, unless given specific authorization from your instructor.</w:t>
       </w:r>
       <w:r>
         <w:rPr>

--- a/book/finalproject/Final_Project_Assignment_Stage3.docx
+++ b/book/finalproject/Final_Project_Assignment_Stage3.docx
@@ -512,7 +512,29 @@
           <w:szCs w:val="21"/>
           <w:shd w:val="clear" w:color="auto" w:fill="FFFFFF"/>
         </w:rPr>
-        <w:t xml:space="preserve">.  However, this stage does NOT have hazard detection and does NOT stall to prevent hazards.  </w:t>
+        <w:t xml:space="preserve">.  However, this stage does NOT have hazard detection and does NOT </w:t>
+      </w:r>
+      <w:proofErr w:type="gramStart"/>
+      <w:r>
+        <w:rPr>
+          <w:rFonts w:ascii="Helvetica" w:eastAsia="Times New Roman" w:hAnsi="Helvetica" w:cs="Helvetica"/>
+          <w:color w:val="A6A6A6" w:themeColor="background1" w:themeShade="A6"/>
+          <w:sz w:val="21"/>
+          <w:szCs w:val="21"/>
+          <w:shd w:val="clear" w:color="auto" w:fill="FFFFFF"/>
+        </w:rPr>
+        <w:t>stall to prevent</w:t>
+      </w:r>
+      <w:proofErr w:type="gramEnd"/>
+      <w:r>
+        <w:rPr>
+          <w:rFonts w:ascii="Helvetica" w:eastAsia="Times New Roman" w:hAnsi="Helvetica" w:cs="Helvetica"/>
+          <w:color w:val="A6A6A6" w:themeColor="background1" w:themeShade="A6"/>
+          <w:sz w:val="21"/>
+          <w:szCs w:val="21"/>
+          <w:shd w:val="clear" w:color="auto" w:fill="FFFFFF"/>
+        </w:rPr>
+        <w:t xml:space="preserve"> hazards.  </w:t>
       </w:r>
       <w:r>
         <w:rPr>
@@ -622,16 +644,56 @@
           <w:szCs w:val="21"/>
           <w:shd w:val="clear" w:color="auto" w:fill="FFFFFF"/>
         </w:rPr>
-        <w:t xml:space="preserve">: convert the </w:t>
-      </w:r>
-      <w:r>
-        <w:rPr>
-          <w:rFonts w:ascii="Helvetica" w:eastAsia="Times New Roman" w:hAnsi="Helvetica" w:cs="Helvetica"/>
-          <w:sz w:val="21"/>
-          <w:szCs w:val="21"/>
-          <w:shd w:val="clear" w:color="auto" w:fill="FFFFFF"/>
-        </w:rPr>
-        <w:t xml:space="preserve">stage 2 architecture to a pipelined architecture </w:t>
+        <w:t xml:space="preserve">: convert </w:t>
+      </w:r>
+      <w:proofErr w:type="gramStart"/>
+      <w:r>
+        <w:rPr>
+          <w:rFonts w:ascii="Helvetica" w:eastAsia="Times New Roman" w:hAnsi="Helvetica" w:cs="Helvetica"/>
+          <w:sz w:val="21"/>
+          <w:szCs w:val="21"/>
+          <w:shd w:val="clear" w:color="auto" w:fill="FFFFFF"/>
+        </w:rPr>
+        <w:t xml:space="preserve">the </w:t>
+      </w:r>
+      <w:r>
+        <w:rPr>
+          <w:rFonts w:ascii="Helvetica" w:eastAsia="Times New Roman" w:hAnsi="Helvetica" w:cs="Helvetica"/>
+          <w:sz w:val="21"/>
+          <w:szCs w:val="21"/>
+          <w:shd w:val="clear" w:color="auto" w:fill="FFFFFF"/>
+        </w:rPr>
+        <w:t>stage</w:t>
+      </w:r>
+      <w:proofErr w:type="gramEnd"/>
+      <w:r>
+        <w:rPr>
+          <w:rFonts w:ascii="Helvetica" w:eastAsia="Times New Roman" w:hAnsi="Helvetica" w:cs="Helvetica"/>
+          <w:sz w:val="21"/>
+          <w:szCs w:val="21"/>
+          <w:shd w:val="clear" w:color="auto" w:fill="FFFFFF"/>
+        </w:rPr>
+        <w:t xml:space="preserve"> 2 architecture to </w:t>
+      </w:r>
+      <w:proofErr w:type="gramStart"/>
+      <w:r>
+        <w:rPr>
+          <w:rFonts w:ascii="Helvetica" w:eastAsia="Times New Roman" w:hAnsi="Helvetica" w:cs="Helvetica"/>
+          <w:sz w:val="21"/>
+          <w:szCs w:val="21"/>
+          <w:shd w:val="clear" w:color="auto" w:fill="FFFFFF"/>
+        </w:rPr>
+        <w:t>a pipelined</w:t>
+      </w:r>
+      <w:proofErr w:type="gramEnd"/>
+      <w:r>
+        <w:rPr>
+          <w:rFonts w:ascii="Helvetica" w:eastAsia="Times New Roman" w:hAnsi="Helvetica" w:cs="Helvetica"/>
+          <w:sz w:val="21"/>
+          <w:szCs w:val="21"/>
+          <w:shd w:val="clear" w:color="auto" w:fill="FFFFFF"/>
+        </w:rPr>
+        <w:t xml:space="preserve"> architecture </w:t>
       </w:r>
       <w:r>
         <w:rPr>
@@ -658,16 +720,36 @@
           <w:szCs w:val="21"/>
           <w:shd w:val="clear" w:color="auto" w:fill="FFFFFF"/>
         </w:rPr>
-        <w:t xml:space="preserve"> and stalls appropriately to ensure proper execution</w:t>
-      </w:r>
-      <w:r>
-        <w:rPr>
-          <w:rFonts w:ascii="Helvetica" w:eastAsia="Times New Roman" w:hAnsi="Helvetica" w:cs="Helvetica"/>
-          <w:sz w:val="21"/>
-          <w:szCs w:val="21"/>
-          <w:shd w:val="clear" w:color="auto" w:fill="FFFFFF"/>
-        </w:rPr>
-        <w:t>, but does NOT have forwarding.</w:t>
+        <w:t xml:space="preserve"> and stalls appropriately to ensure proper </w:t>
+      </w:r>
+      <w:proofErr w:type="gramStart"/>
+      <w:r>
+        <w:rPr>
+          <w:rFonts w:ascii="Helvetica" w:eastAsia="Times New Roman" w:hAnsi="Helvetica" w:cs="Helvetica"/>
+          <w:sz w:val="21"/>
+          <w:szCs w:val="21"/>
+          <w:shd w:val="clear" w:color="auto" w:fill="FFFFFF"/>
+        </w:rPr>
+        <w:t>execution</w:t>
+      </w:r>
+      <w:r>
+        <w:rPr>
+          <w:rFonts w:ascii="Helvetica" w:eastAsia="Times New Roman" w:hAnsi="Helvetica" w:cs="Helvetica"/>
+          <w:sz w:val="21"/>
+          <w:szCs w:val="21"/>
+          <w:shd w:val="clear" w:color="auto" w:fill="FFFFFF"/>
+        </w:rPr>
+        <w:t>, but</w:t>
+      </w:r>
+      <w:proofErr w:type="gramEnd"/>
+      <w:r>
+        <w:rPr>
+          <w:rFonts w:ascii="Helvetica" w:eastAsia="Times New Roman" w:hAnsi="Helvetica" w:cs="Helvetica"/>
+          <w:sz w:val="21"/>
+          <w:szCs w:val="21"/>
+          <w:shd w:val="clear" w:color="auto" w:fill="FFFFFF"/>
+        </w:rPr>
+        <w:t xml:space="preserve"> does NOT have forwarding.</w:t>
       </w:r>
     </w:p>
     <w:p>
@@ -794,7 +876,29 @@
           <w:szCs w:val="21"/>
           <w:shd w:val="clear" w:color="auto" w:fill="FFFFFF"/>
         </w:rPr>
-        <w:t xml:space="preserve"> and branch decision moved to the ID stage, similar to Figure C.25.</w:t>
+        <w:t xml:space="preserve"> and branch decision moved to the ID stage, </w:t>
+      </w:r>
+      <w:proofErr w:type="gramStart"/>
+      <w:r>
+        <w:rPr>
+          <w:rFonts w:ascii="Helvetica" w:eastAsia="Times New Roman" w:hAnsi="Helvetica" w:cs="Helvetica"/>
+          <w:color w:val="A6A6A6" w:themeColor="background1" w:themeShade="A6"/>
+          <w:sz w:val="21"/>
+          <w:szCs w:val="21"/>
+          <w:shd w:val="clear" w:color="auto" w:fill="FFFFFF"/>
+        </w:rPr>
+        <w:t>similar to</w:t>
+      </w:r>
+      <w:proofErr w:type="gramEnd"/>
+      <w:r>
+        <w:rPr>
+          <w:rFonts w:ascii="Helvetica" w:eastAsia="Times New Roman" w:hAnsi="Helvetica" w:cs="Helvetica"/>
+          <w:color w:val="A6A6A6" w:themeColor="background1" w:themeShade="A6"/>
+          <w:sz w:val="21"/>
+          <w:szCs w:val="21"/>
+          <w:shd w:val="clear" w:color="auto" w:fill="FFFFFF"/>
+        </w:rPr>
+        <w:t xml:space="preserve"> Figure C.25.</w:t>
       </w:r>
     </w:p>
     <w:p>
@@ -911,6 +1015,7 @@
         </w:rPr>
         <w:t xml:space="preserve"> called </w:t>
       </w:r>
+      <w:proofErr w:type="spellStart"/>
       <w:r>
         <w:rPr>
           <w:rFonts w:ascii="Helvetica" w:eastAsia="Times New Roman" w:hAnsi="Helvetica" w:cs="Helvetica"/>
@@ -923,15 +1028,38 @@
         </w:rPr>
         <w:t>Load_Addr</w:t>
       </w:r>
-      <w:r>
-        <w:rPr>
-          <w:rFonts w:ascii="Helvetica" w:eastAsia="Times New Roman" w:hAnsi="Helvetica" w:cs="Helvetica"/>
-          <w:color w:val="333333"/>
-          <w:sz w:val="21"/>
-          <w:szCs w:val="21"/>
-          <w:shd w:val="clear" w:color="auto" w:fill="FFFFFF"/>
-        </w:rPr>
-        <w:t>, which is similar to LA,</w:t>
+      <w:proofErr w:type="spellEnd"/>
+      <w:r>
+        <w:rPr>
+          <w:rFonts w:ascii="Helvetica" w:eastAsia="Times New Roman" w:hAnsi="Helvetica" w:cs="Helvetica"/>
+          <w:color w:val="333333"/>
+          <w:sz w:val="21"/>
+          <w:szCs w:val="21"/>
+          <w:shd w:val="clear" w:color="auto" w:fill="FFFFFF"/>
+        </w:rPr>
+        <w:t xml:space="preserve">, which is </w:t>
+      </w:r>
+      <w:proofErr w:type="gramStart"/>
+      <w:r>
+        <w:rPr>
+          <w:rFonts w:ascii="Helvetica" w:eastAsia="Times New Roman" w:hAnsi="Helvetica" w:cs="Helvetica"/>
+          <w:color w:val="333333"/>
+          <w:sz w:val="21"/>
+          <w:szCs w:val="21"/>
+          <w:shd w:val="clear" w:color="auto" w:fill="FFFFFF"/>
+        </w:rPr>
+        <w:t>similar to</w:t>
+      </w:r>
+      <w:proofErr w:type="gramEnd"/>
+      <w:r>
+        <w:rPr>
+          <w:rFonts w:ascii="Helvetica" w:eastAsia="Times New Roman" w:hAnsi="Helvetica" w:cs="Helvetica"/>
+          <w:color w:val="333333"/>
+          <w:sz w:val="21"/>
+          <w:szCs w:val="21"/>
+          <w:shd w:val="clear" w:color="auto" w:fill="FFFFFF"/>
+        </w:rPr>
+        <w:t xml:space="preserve"> LA,</w:t>
       </w:r>
       <w:r>
         <w:rPr>
@@ -1104,21 +1232,23 @@
         </w:rPr>
         <w:t xml:space="preserve">                             </w:t>
       </w:r>
+      <w:proofErr w:type="spellStart"/>
       <w:r>
         <w:rPr>
           <w:rFonts w:ascii="Courier New" w:eastAsia="Times New Roman" w:hAnsi="Courier New" w:cs="Courier New"/>
           <w:sz w:val="20"/>
           <w:szCs w:val="20"/>
         </w:rPr>
-        <w:t xml:space="preserve">addi    </w:t>
-      </w:r>
+        <w:t>addi</w:t>
+      </w:r>
+      <w:proofErr w:type="spellEnd"/>
       <w:r>
         <w:rPr>
           <w:rFonts w:ascii="Courier New" w:eastAsia="Times New Roman" w:hAnsi="Courier New" w:cs="Courier New"/>
           <w:sz w:val="20"/>
           <w:szCs w:val="20"/>
         </w:rPr>
-        <w:t xml:space="preserve">  </w:t>
+        <w:t xml:space="preserve">    </w:t>
       </w:r>
       <w:r>
         <w:rPr>
@@ -1126,69 +1256,68 @@
           <w:sz w:val="20"/>
           <w:szCs w:val="20"/>
         </w:rPr>
-        <w:t>x5, x0, 9       # x5 = number of values in array</w:t>
-      </w:r>
-    </w:p>
-    <w:p>
-      <w:pPr>
-        <w:spacing w:after="0" w:line="240" w:lineRule="auto"/>
-        <w:ind w:left="720"/>
+        <w:t xml:space="preserve">  </w:t>
+      </w:r>
+      <w:r>
         <w:rPr>
           <w:rFonts w:ascii="Courier New" w:eastAsia="Times New Roman" w:hAnsi="Courier New" w:cs="Courier New"/>
           <w:sz w:val="20"/>
           <w:szCs w:val="20"/>
         </w:rPr>
-      </w:pPr>
-      <w:r>
+        <w:t>x5, x0, 9       # x5 = number of values in array</w:t>
+      </w:r>
+    </w:p>
+    <w:p>
+      <w:pPr>
+        <w:spacing w:after="0" w:line="240" w:lineRule="auto"/>
+        <w:ind w:left="720"/>
         <w:rPr>
           <w:rFonts w:ascii="Courier New" w:eastAsia="Times New Roman" w:hAnsi="Courier New" w:cs="Courier New"/>
           <w:sz w:val="20"/>
           <w:szCs w:val="20"/>
         </w:rPr>
-        <w:t xml:space="preserve">        load_addr x6, array     </w:t>
-      </w:r>
+      </w:pPr>
       <w:r>
         <w:rPr>
           <w:rFonts w:ascii="Courier New" w:eastAsia="Times New Roman" w:hAnsi="Courier New" w:cs="Courier New"/>
           <w:sz w:val="20"/>
           <w:szCs w:val="20"/>
         </w:rPr>
-        <w:t xml:space="preserve">  </w:t>
-      </w:r>
+        <w:t xml:space="preserve">        </w:t>
+      </w:r>
+      <w:proofErr w:type="spellStart"/>
       <w:r>
         <w:rPr>
           <w:rFonts w:ascii="Courier New" w:eastAsia="Times New Roman" w:hAnsi="Courier New" w:cs="Courier New"/>
           <w:sz w:val="20"/>
           <w:szCs w:val="20"/>
         </w:rPr>
-        <w:t xml:space="preserve"># x6 = address of array </w:t>
-      </w:r>
+        <w:t>load_addr</w:t>
+      </w:r>
+      <w:proofErr w:type="spellEnd"/>
       <w:r>
         <w:rPr>
           <w:rFonts w:ascii="Courier New" w:eastAsia="Times New Roman" w:hAnsi="Courier New" w:cs="Courier New"/>
           <w:sz w:val="20"/>
           <w:szCs w:val="20"/>
         </w:rPr>
-        <w:t>0X10000000</w:t>
-      </w:r>
-    </w:p>
-    <w:p>
-      <w:pPr>
-        <w:spacing w:after="0" w:line="240" w:lineRule="auto"/>
-        <w:ind w:left="720"/>
+        <w:t xml:space="preserve"> x6, array     </w:t>
+      </w:r>
+      <w:r>
         <w:rPr>
           <w:rFonts w:ascii="Courier New" w:eastAsia="Times New Roman" w:hAnsi="Courier New" w:cs="Courier New"/>
           <w:sz w:val="20"/>
           <w:szCs w:val="20"/>
         </w:rPr>
-      </w:pPr>
+        <w:t xml:space="preserve">  </w:t>
+      </w:r>
       <w:r>
         <w:rPr>
           <w:rFonts w:ascii="Courier New" w:eastAsia="Times New Roman" w:hAnsi="Courier New" w:cs="Courier New"/>
           <w:sz w:val="20"/>
           <w:szCs w:val="20"/>
         </w:rPr>
-        <w:t xml:space="preserve">        lw      </w:t>
+        <w:t xml:space="preserve"># x6 = address of array </w:t>
       </w:r>
       <w:r>
         <w:rPr>
@@ -1196,42 +1325,44 @@
           <w:sz w:val="20"/>
           <w:szCs w:val="20"/>
         </w:rPr>
-        <w:t xml:space="preserve">  </w:t>
-      </w:r>
-      <w:r>
+        <w:t>0X10000000</w:t>
+      </w:r>
+    </w:p>
+    <w:p>
+      <w:pPr>
+        <w:spacing w:after="0" w:line="240" w:lineRule="auto"/>
+        <w:ind w:left="720"/>
         <w:rPr>
           <w:rFonts w:ascii="Courier New" w:eastAsia="Times New Roman" w:hAnsi="Courier New" w:cs="Courier New"/>
           <w:sz w:val="20"/>
           <w:szCs w:val="20"/>
         </w:rPr>
-        <w:t>x7, 0(x6)       # x7 = initial value</w:t>
-      </w:r>
-    </w:p>
-    <w:p>
-      <w:pPr>
-        <w:spacing w:after="0" w:line="240" w:lineRule="auto"/>
-        <w:ind w:left="720"/>
+      </w:pPr>
+      <w:r>
         <w:rPr>
           <w:rFonts w:ascii="Courier New" w:eastAsia="Times New Roman" w:hAnsi="Courier New" w:cs="Courier New"/>
           <w:sz w:val="20"/>
           <w:szCs w:val="20"/>
         </w:rPr>
-      </w:pPr>
+        <w:t xml:space="preserve">        </w:t>
+      </w:r>
+      <w:proofErr w:type="spellStart"/>
       <w:r>
         <w:rPr>
           <w:rFonts w:ascii="Courier New" w:eastAsia="Times New Roman" w:hAnsi="Courier New" w:cs="Courier New"/>
           <w:sz w:val="20"/>
           <w:szCs w:val="20"/>
         </w:rPr>
-        <w:t xml:space="preserve">loop:   addi    </w:t>
-      </w:r>
+        <w:t>lw</w:t>
+      </w:r>
+      <w:proofErr w:type="spellEnd"/>
       <w:r>
         <w:rPr>
           <w:rFonts w:ascii="Courier New" w:eastAsia="Times New Roman" w:hAnsi="Courier New" w:cs="Courier New"/>
           <w:sz w:val="20"/>
           <w:szCs w:val="20"/>
         </w:rPr>
-        <w:t xml:space="preserve">  </w:t>
+        <w:t xml:space="preserve">      </w:t>
       </w:r>
       <w:r>
         <w:rPr>
@@ -1239,69 +1370,70 @@
           <w:sz w:val="20"/>
           <w:szCs w:val="20"/>
         </w:rPr>
-        <w:t xml:space="preserve">x6, x6, 4       </w:t>
-      </w:r>
-    </w:p>
-    <w:p>
-      <w:pPr>
-        <w:spacing w:after="0" w:line="240" w:lineRule="auto"/>
-        <w:ind w:left="720"/>
+        <w:t xml:space="preserve">  </w:t>
+      </w:r>
+      <w:r>
         <w:rPr>
           <w:rFonts w:ascii="Courier New" w:eastAsia="Times New Roman" w:hAnsi="Courier New" w:cs="Courier New"/>
           <w:sz w:val="20"/>
           <w:szCs w:val="20"/>
         </w:rPr>
-      </w:pPr>
+        <w:t>x7, 0(</w:t>
+      </w:r>
+      <w:proofErr w:type="gramStart"/>
       <w:r>
         <w:rPr>
           <w:rFonts w:ascii="Courier New" w:eastAsia="Times New Roman" w:hAnsi="Courier New" w:cs="Courier New"/>
           <w:sz w:val="20"/>
           <w:szCs w:val="20"/>
         </w:rPr>
-        <w:t xml:space="preserve">        lw      </w:t>
-      </w:r>
+        <w:t>x6)       #</w:t>
+      </w:r>
+      <w:proofErr w:type="gramEnd"/>
       <w:r>
         <w:rPr>
           <w:rFonts w:ascii="Courier New" w:eastAsia="Times New Roman" w:hAnsi="Courier New" w:cs="Courier New"/>
           <w:sz w:val="20"/>
           <w:szCs w:val="20"/>
         </w:rPr>
-        <w:t xml:space="preserve">  </w:t>
-      </w:r>
-      <w:r>
+        <w:t xml:space="preserve"> x7 = initial value</w:t>
+      </w:r>
+    </w:p>
+    <w:p>
+      <w:pPr>
+        <w:spacing w:after="0" w:line="240" w:lineRule="auto"/>
+        <w:ind w:left="720"/>
         <w:rPr>
           <w:rFonts w:ascii="Courier New" w:eastAsia="Times New Roman" w:hAnsi="Courier New" w:cs="Courier New"/>
           <w:sz w:val="20"/>
           <w:szCs w:val="20"/>
         </w:rPr>
-        <w:t xml:space="preserve">x10, 0(x6)      </w:t>
-      </w:r>
-    </w:p>
-    <w:p>
-      <w:pPr>
-        <w:spacing w:after="0" w:line="240" w:lineRule="auto"/>
-        <w:ind w:left="720"/>
+      </w:pPr>
+      <w:r>
         <w:rPr>
           <w:rFonts w:ascii="Courier New" w:eastAsia="Times New Roman" w:hAnsi="Courier New" w:cs="Courier New"/>
           <w:sz w:val="20"/>
           <w:szCs w:val="20"/>
         </w:rPr>
-      </w:pPr>
+        <w:t xml:space="preserve">loop:   </w:t>
+      </w:r>
+      <w:proofErr w:type="spellStart"/>
       <w:r>
         <w:rPr>
           <w:rFonts w:ascii="Courier New" w:eastAsia="Times New Roman" w:hAnsi="Courier New" w:cs="Courier New"/>
           <w:sz w:val="20"/>
           <w:szCs w:val="20"/>
         </w:rPr>
-        <w:t xml:space="preserve">        add     </w:t>
-      </w:r>
+        <w:t>addi</w:t>
+      </w:r>
+      <w:proofErr w:type="spellEnd"/>
       <w:r>
         <w:rPr>
           <w:rFonts w:ascii="Courier New" w:eastAsia="Times New Roman" w:hAnsi="Courier New" w:cs="Courier New"/>
           <w:sz w:val="20"/>
           <w:szCs w:val="20"/>
         </w:rPr>
-        <w:t xml:space="preserve">  </w:t>
+        <w:t xml:space="preserve">    </w:t>
       </w:r>
       <w:r>
         <w:rPr>
@@ -1309,61 +1441,60 @@
           <w:sz w:val="20"/>
           <w:szCs w:val="20"/>
         </w:rPr>
-        <w:t xml:space="preserve">x7, x10, x7     </w:t>
-      </w:r>
-    </w:p>
-    <w:p>
-      <w:pPr>
-        <w:spacing w:after="0" w:line="240" w:lineRule="auto"/>
-        <w:ind w:left="720"/>
+        <w:t xml:space="preserve">  </w:t>
+      </w:r>
+      <w:r>
         <w:rPr>
           <w:rFonts w:ascii="Courier New" w:eastAsia="Times New Roman" w:hAnsi="Courier New" w:cs="Courier New"/>
           <w:sz w:val="20"/>
           <w:szCs w:val="20"/>
         </w:rPr>
-      </w:pPr>
-      <w:r>
+        <w:t xml:space="preserve">x6, x6, 4       </w:t>
+      </w:r>
+    </w:p>
+    <w:p>
+      <w:pPr>
+        <w:spacing w:after="0" w:line="240" w:lineRule="auto"/>
+        <w:ind w:left="720"/>
         <w:rPr>
           <w:rFonts w:ascii="Courier New" w:eastAsia="Times New Roman" w:hAnsi="Courier New" w:cs="Courier New"/>
           <w:sz w:val="20"/>
           <w:szCs w:val="20"/>
         </w:rPr>
-        <w:t xml:space="preserve">        subi    </w:t>
-      </w:r>
+      </w:pPr>
       <w:r>
         <w:rPr>
           <w:rFonts w:ascii="Courier New" w:eastAsia="Times New Roman" w:hAnsi="Courier New" w:cs="Courier New"/>
           <w:sz w:val="20"/>
           <w:szCs w:val="20"/>
         </w:rPr>
-        <w:t xml:space="preserve">  </w:t>
-      </w:r>
+        <w:t xml:space="preserve">        </w:t>
+      </w:r>
+      <w:proofErr w:type="spellStart"/>
       <w:r>
         <w:rPr>
           <w:rFonts w:ascii="Courier New" w:eastAsia="Times New Roman" w:hAnsi="Courier New" w:cs="Courier New"/>
           <w:sz w:val="20"/>
           <w:szCs w:val="20"/>
         </w:rPr>
-        <w:t xml:space="preserve">x5, x5, 1       </w:t>
-      </w:r>
-    </w:p>
-    <w:p>
-      <w:pPr>
-        <w:spacing w:after="0" w:line="240" w:lineRule="auto"/>
-        <w:ind w:left="720"/>
+        <w:t>lw</w:t>
+      </w:r>
+      <w:proofErr w:type="spellEnd"/>
+      <w:r>
         <w:rPr>
           <w:rFonts w:ascii="Courier New" w:eastAsia="Times New Roman" w:hAnsi="Courier New" w:cs="Courier New"/>
           <w:sz w:val="20"/>
           <w:szCs w:val="20"/>
         </w:rPr>
-      </w:pPr>
+        <w:t xml:space="preserve">      </w:t>
+      </w:r>
       <w:r>
         <w:rPr>
           <w:rFonts w:ascii="Courier New" w:eastAsia="Times New Roman" w:hAnsi="Courier New" w:cs="Courier New"/>
           <w:sz w:val="20"/>
           <w:szCs w:val="20"/>
         </w:rPr>
-        <w:t xml:space="preserve">        bne     </w:t>
+        <w:t xml:space="preserve">  </w:t>
       </w:r>
       <w:r>
         <w:rPr>
@@ -1371,34 +1502,34 @@
           <w:sz w:val="20"/>
           <w:szCs w:val="20"/>
         </w:rPr>
-        <w:t xml:space="preserve">  </w:t>
-      </w:r>
-      <w:r>
+        <w:t xml:space="preserve">x10, 0(x6)      </w:t>
+      </w:r>
+    </w:p>
+    <w:p>
+      <w:pPr>
+        <w:spacing w:after="0" w:line="240" w:lineRule="auto"/>
+        <w:ind w:left="720"/>
         <w:rPr>
           <w:rFonts w:ascii="Courier New" w:eastAsia="Times New Roman" w:hAnsi="Courier New" w:cs="Courier New"/>
           <w:sz w:val="20"/>
           <w:szCs w:val="20"/>
         </w:rPr>
-        <w:t>x5, x0, loop</w:t>
-      </w:r>
-    </w:p>
-    <w:p>
-      <w:pPr>
-        <w:spacing w:after="0" w:line="240" w:lineRule="auto"/>
-        <w:ind w:left="720"/>
+      </w:pPr>
+      <w:r>
         <w:rPr>
           <w:rFonts w:ascii="Courier New" w:eastAsia="Times New Roman" w:hAnsi="Courier New" w:cs="Courier New"/>
           <w:sz w:val="20"/>
           <w:szCs w:val="20"/>
         </w:rPr>
-      </w:pPr>
+        <w:t xml:space="preserve">        add     </w:t>
+      </w:r>
       <w:r>
         <w:rPr>
           <w:rFonts w:ascii="Courier New" w:eastAsia="Times New Roman" w:hAnsi="Courier New" w:cs="Courier New"/>
           <w:sz w:val="20"/>
           <w:szCs w:val="20"/>
         </w:rPr>
-        <w:t xml:space="preserve">done:   j       </w:t>
+        <w:t xml:space="preserve">  </w:t>
       </w:r>
       <w:r>
         <w:rPr>
@@ -1406,45 +1537,44 @@
           <w:sz w:val="20"/>
           <w:szCs w:val="20"/>
         </w:rPr>
-        <w:t xml:space="preserve">  </w:t>
-      </w:r>
-      <w:r>
+        <w:t xml:space="preserve">x7, x10, x7     </w:t>
+      </w:r>
+    </w:p>
+    <w:p>
+      <w:pPr>
+        <w:spacing w:after="0" w:line="240" w:lineRule="auto"/>
+        <w:ind w:left="720"/>
         <w:rPr>
           <w:rFonts w:ascii="Courier New" w:eastAsia="Times New Roman" w:hAnsi="Courier New" w:cs="Courier New"/>
           <w:sz w:val="20"/>
           <w:szCs w:val="20"/>
         </w:rPr>
-        <w:t>done            # infinite loop (breakpoint)</w:t>
-      </w:r>
-    </w:p>
-    <w:p>
-      <w:pPr>
-        <w:spacing w:after="0" w:line="240" w:lineRule="auto"/>
-        <w:ind w:left="720"/>
+      </w:pPr>
+      <w:r>
         <w:rPr>
           <w:rFonts w:ascii="Courier New" w:eastAsia="Times New Roman" w:hAnsi="Courier New" w:cs="Courier New"/>
           <w:sz w:val="20"/>
           <w:szCs w:val="20"/>
         </w:rPr>
-      </w:pPr>
-    </w:p>
-    <w:p>
-      <w:pPr>
-        <w:spacing w:after="0" w:line="240" w:lineRule="auto"/>
-        <w:ind w:left="720"/>
+        <w:t xml:space="preserve">        </w:t>
+      </w:r>
+      <w:proofErr w:type="spellStart"/>
+      <w:r>
         <w:rPr>
           <w:rFonts w:ascii="Courier New" w:eastAsia="Times New Roman" w:hAnsi="Courier New" w:cs="Courier New"/>
           <w:sz w:val="20"/>
           <w:szCs w:val="20"/>
         </w:rPr>
-      </w:pPr>
+        <w:t>subi</w:t>
+      </w:r>
+      <w:proofErr w:type="spellEnd"/>
       <w:r>
         <w:rPr>
           <w:rFonts w:ascii="Courier New" w:eastAsia="Times New Roman" w:hAnsi="Courier New" w:cs="Courier New"/>
           <w:sz w:val="20"/>
           <w:szCs w:val="20"/>
         </w:rPr>
-        <w:t>#   initialize data in the array</w:t>
+        <w:t xml:space="preserve">    </w:t>
       </w:r>
       <w:r>
         <w:rPr>
@@ -1452,6 +1582,158 @@
           <w:sz w:val="20"/>
           <w:szCs w:val="20"/>
         </w:rPr>
+        <w:t xml:space="preserve">  </w:t>
+      </w:r>
+      <w:r>
+        <w:rPr>
+          <w:rFonts w:ascii="Courier New" w:eastAsia="Times New Roman" w:hAnsi="Courier New" w:cs="Courier New"/>
+          <w:sz w:val="20"/>
+          <w:szCs w:val="20"/>
+        </w:rPr>
+        <w:t xml:space="preserve">x5, x5, 1       </w:t>
+      </w:r>
+    </w:p>
+    <w:p>
+      <w:pPr>
+        <w:spacing w:after="0" w:line="240" w:lineRule="auto"/>
+        <w:ind w:left="720"/>
+        <w:rPr>
+          <w:rFonts w:ascii="Courier New" w:eastAsia="Times New Roman" w:hAnsi="Courier New" w:cs="Courier New"/>
+          <w:sz w:val="20"/>
+          <w:szCs w:val="20"/>
+        </w:rPr>
+      </w:pPr>
+      <w:r>
+        <w:rPr>
+          <w:rFonts w:ascii="Courier New" w:eastAsia="Times New Roman" w:hAnsi="Courier New" w:cs="Courier New"/>
+          <w:sz w:val="20"/>
+          <w:szCs w:val="20"/>
+        </w:rPr>
+        <w:t xml:space="preserve">        </w:t>
+      </w:r>
+      <w:proofErr w:type="spellStart"/>
+      <w:r>
+        <w:rPr>
+          <w:rFonts w:ascii="Courier New" w:eastAsia="Times New Roman" w:hAnsi="Courier New" w:cs="Courier New"/>
+          <w:sz w:val="20"/>
+          <w:szCs w:val="20"/>
+        </w:rPr>
+        <w:t>bne</w:t>
+      </w:r>
+      <w:proofErr w:type="spellEnd"/>
+      <w:r>
+        <w:rPr>
+          <w:rFonts w:ascii="Courier New" w:eastAsia="Times New Roman" w:hAnsi="Courier New" w:cs="Courier New"/>
+          <w:sz w:val="20"/>
+          <w:szCs w:val="20"/>
+        </w:rPr>
+        <w:t xml:space="preserve">     </w:t>
+      </w:r>
+      <w:r>
+        <w:rPr>
+          <w:rFonts w:ascii="Courier New" w:eastAsia="Times New Roman" w:hAnsi="Courier New" w:cs="Courier New"/>
+          <w:sz w:val="20"/>
+          <w:szCs w:val="20"/>
+        </w:rPr>
+        <w:t xml:space="preserve">  </w:t>
+      </w:r>
+      <w:r>
+        <w:rPr>
+          <w:rFonts w:ascii="Courier New" w:eastAsia="Times New Roman" w:hAnsi="Courier New" w:cs="Courier New"/>
+          <w:sz w:val="20"/>
+          <w:szCs w:val="20"/>
+        </w:rPr>
+        <w:t>x5, x0, loop</w:t>
+      </w:r>
+    </w:p>
+    <w:p>
+      <w:pPr>
+        <w:spacing w:after="0" w:line="240" w:lineRule="auto"/>
+        <w:ind w:left="720"/>
+        <w:rPr>
+          <w:rFonts w:ascii="Courier New" w:eastAsia="Times New Roman" w:hAnsi="Courier New" w:cs="Courier New"/>
+          <w:sz w:val="20"/>
+          <w:szCs w:val="20"/>
+        </w:rPr>
+      </w:pPr>
+      <w:r>
+        <w:rPr>
+          <w:rFonts w:ascii="Courier New" w:eastAsia="Times New Roman" w:hAnsi="Courier New" w:cs="Courier New"/>
+          <w:sz w:val="20"/>
+          <w:szCs w:val="20"/>
+        </w:rPr>
+        <w:t xml:space="preserve">done:   j       </w:t>
+      </w:r>
+      <w:r>
+        <w:rPr>
+          <w:rFonts w:ascii="Courier New" w:eastAsia="Times New Roman" w:hAnsi="Courier New" w:cs="Courier New"/>
+          <w:sz w:val="20"/>
+          <w:szCs w:val="20"/>
+        </w:rPr>
+        <w:t xml:space="preserve">  </w:t>
+      </w:r>
+      <w:r>
+        <w:rPr>
+          <w:rFonts w:ascii="Courier New" w:eastAsia="Times New Roman" w:hAnsi="Courier New" w:cs="Courier New"/>
+          <w:sz w:val="20"/>
+          <w:szCs w:val="20"/>
+        </w:rPr>
+        <w:t>done            # infinite loop (breakpoint)</w:t>
+      </w:r>
+    </w:p>
+    <w:p>
+      <w:pPr>
+        <w:spacing w:after="0" w:line="240" w:lineRule="auto"/>
+        <w:ind w:left="720"/>
+        <w:rPr>
+          <w:rFonts w:ascii="Courier New" w:eastAsia="Times New Roman" w:hAnsi="Courier New" w:cs="Courier New"/>
+          <w:sz w:val="20"/>
+          <w:szCs w:val="20"/>
+        </w:rPr>
+      </w:pPr>
+    </w:p>
+    <w:p>
+      <w:pPr>
+        <w:spacing w:after="0" w:line="240" w:lineRule="auto"/>
+        <w:ind w:left="720"/>
+        <w:rPr>
+          <w:rFonts w:ascii="Courier New" w:eastAsia="Times New Roman" w:hAnsi="Courier New" w:cs="Courier New"/>
+          <w:sz w:val="20"/>
+          <w:szCs w:val="20"/>
+        </w:rPr>
+      </w:pPr>
+      <w:r>
+        <w:rPr>
+          <w:rFonts w:ascii="Courier New" w:eastAsia="Times New Roman" w:hAnsi="Courier New" w:cs="Courier New"/>
+          <w:sz w:val="20"/>
+          <w:szCs w:val="20"/>
+        </w:rPr>
+        <w:t xml:space="preserve">#   </w:t>
+      </w:r>
+      <w:proofErr w:type="gramStart"/>
+      <w:r>
+        <w:rPr>
+          <w:rFonts w:ascii="Courier New" w:eastAsia="Times New Roman" w:hAnsi="Courier New" w:cs="Courier New"/>
+          <w:sz w:val="20"/>
+          <w:szCs w:val="20"/>
+        </w:rPr>
+        <w:t>initialize</w:t>
+      </w:r>
+      <w:proofErr w:type="gramEnd"/>
+      <w:r>
+        <w:rPr>
+          <w:rFonts w:ascii="Courier New" w:eastAsia="Times New Roman" w:hAnsi="Courier New" w:cs="Courier New"/>
+          <w:sz w:val="20"/>
+          <w:szCs w:val="20"/>
+        </w:rPr>
+        <w:t xml:space="preserve"> data in the array</w:t>
+      </w:r>
+      <w:r>
+        <w:rPr>
+          <w:rFonts w:ascii="Courier New" w:eastAsia="Times New Roman" w:hAnsi="Courier New" w:cs="Courier New"/>
+          <w:sz w:val="20"/>
+          <w:szCs w:val="20"/>
+        </w:rPr>
         <w:t xml:space="preserve"> [assumed to start at 0x10000000]</w:t>
       </w:r>
     </w:p>
@@ -1471,7 +1753,25 @@
           <w:sz w:val="20"/>
           <w:szCs w:val="20"/>
         </w:rPr>
-        <w:t>array:  .word 0x5, 0x4, 0x10, 0x3, 0x12, 0x1, 0x7, 0x4, 0x8, 0x2</w:t>
+        <w:t>array:</w:t>
+      </w:r>
+      <w:proofErr w:type="gramStart"/>
+      <w:r>
+        <w:rPr>
+          <w:rFonts w:ascii="Courier New" w:eastAsia="Times New Roman" w:hAnsi="Courier New" w:cs="Courier New"/>
+          <w:sz w:val="20"/>
+          <w:szCs w:val="20"/>
+        </w:rPr>
+        <w:t xml:space="preserve">  .word</w:t>
+      </w:r>
+      <w:proofErr w:type="gramEnd"/>
+      <w:r>
+        <w:rPr>
+          <w:rFonts w:ascii="Courier New" w:eastAsia="Times New Roman" w:hAnsi="Courier New" w:cs="Courier New"/>
+          <w:sz w:val="20"/>
+          <w:szCs w:val="20"/>
+        </w:rPr>
+        <w:t xml:space="preserve"> 0x5, 0x4, 0x10, 0x3, 0x12, 0x1, 0x7, 0x4, 0x8, 0x2</w:t>
       </w:r>
     </w:p>
     <w:p>
@@ -1583,10 +1883,10 @@
           <w:shd w:val="clear" w:color="auto" w:fill="FFFFFF"/>
         </w:rPr>
         <w:drawing>
-          <wp:inline distT="0" distB="0" distL="0" distR="0" wp14:anchorId="7C2E5B34" wp14:editId="2FC8830F">
-            <wp:extent cx="5943600" cy="3082925"/>
-            <wp:effectExtent l="0" t="0" r="0" b="3175"/>
-            <wp:docPr id="1155949054" name="Picture 1"/>
+          <wp:inline distT="0" distB="0" distL="0" distR="0" wp14:anchorId="09B90ADD" wp14:editId="59EB35B9">
+            <wp:extent cx="5943600" cy="3094990"/>
+            <wp:effectExtent l="0" t="0" r="0" b="0"/>
+            <wp:docPr id="1646628582" name="Picture 1"/>
             <wp:cNvGraphicFramePr>
               <a:graphicFrameLocks xmlns:a="http://schemas.openxmlformats.org/drawingml/2006/main" noChangeAspect="1"/>
             </wp:cNvGraphicFramePr>
@@ -1594,7 +1894,7 @@
               <a:graphicData uri="http://schemas.openxmlformats.org/drawingml/2006/picture">
                 <pic:pic xmlns:pic="http://schemas.openxmlformats.org/drawingml/2006/picture">
                   <pic:nvPicPr>
-                    <pic:cNvPr id="1155949054" name=""/>
+                    <pic:cNvPr id="1646628582" name=""/>
                     <pic:cNvPicPr/>
                   </pic:nvPicPr>
                   <pic:blipFill>
@@ -1606,7 +1906,7 @@
                   <pic:spPr>
                     <a:xfrm>
                       <a:off x="0" y="0"/>
-                      <a:ext cx="5943600" cy="3082925"/>
+                      <a:ext cx="5943600" cy="3094990"/>
                     </a:xfrm>
                     <a:prstGeom prst="rect">
                       <a:avLst/>
@@ -1618,17 +1918,6 @@
           </wp:inline>
         </w:drawing>
       </w:r>
-    </w:p>
-    <w:p>
-      <w:pPr>
-        <w:spacing w:after="0" w:line="240" w:lineRule="auto"/>
-        <w:rPr>
-          <w:rFonts w:ascii="Helvetica" w:eastAsia="Times New Roman" w:hAnsi="Helvetica" w:cs="Helvetica"/>
-          <w:color w:val="333333"/>
-          <w:sz w:val="21"/>
-          <w:szCs w:val="21"/>
-        </w:rPr>
-      </w:pPr>
     </w:p>
     <w:p>
       <w:pPr>
@@ -1777,6 +2066,7 @@
                 <w:shd w:val="clear" w:color="auto" w:fill="FFFFFF"/>
               </w:rPr>
             </w:pPr>
+            <w:proofErr w:type="spellStart"/>
             <w:r>
               <w:rPr>
                 <w:rFonts w:ascii="Helvetica" w:eastAsia="Times New Roman" w:hAnsi="Helvetica" w:cs="Helvetica"/>
@@ -1787,6 +2077,7 @@
               </w:rPr>
               <w:t>riscv_</w:t>
             </w:r>
+            <w:proofErr w:type="gramStart"/>
             <w:r>
               <w:rPr>
                 <w:rFonts w:ascii="Helvetica" w:eastAsia="Times New Roman" w:hAnsi="Helvetica" w:cs="Helvetica"/>
@@ -1805,7 +2096,19 @@
                 <w:szCs w:val="21"/>
                 <w:shd w:val="clear" w:color="auto" w:fill="FFFFFF"/>
               </w:rPr>
-              <w:t>.vhdl:</w:t>
+              <w:t>.vhdl</w:t>
+            </w:r>
+            <w:proofErr w:type="spellEnd"/>
+            <w:proofErr w:type="gramEnd"/>
+            <w:r>
+              <w:rPr>
+                <w:rFonts w:ascii="Helvetica" w:eastAsia="Times New Roman" w:hAnsi="Helvetica" w:cs="Helvetica"/>
+                <w:color w:val="333333"/>
+                <w:sz w:val="21"/>
+                <w:szCs w:val="21"/>
+                <w:shd w:val="clear" w:color="auto" w:fill="FFFFFF"/>
+              </w:rPr>
+              <w:t>:</w:t>
             </w:r>
           </w:p>
         </w:tc>
@@ -1851,16 +2154,30 @@
                 <w:shd w:val="clear" w:color="auto" w:fill="FFFFFF"/>
               </w:rPr>
             </w:pPr>
-            <w:r>
-              <w:rPr>
-                <w:rFonts w:ascii="Helvetica" w:eastAsia="Times New Roman" w:hAnsi="Helvetica" w:cs="Helvetica"/>
-                <w:color w:val="333333"/>
-                <w:sz w:val="21"/>
-                <w:szCs w:val="21"/>
-                <w:shd w:val="clear" w:color="auto" w:fill="FFFFFF"/>
-              </w:rPr>
-              <w:t>pc_live.vhdl</w:t>
-            </w:r>
+            <w:proofErr w:type="spellStart"/>
+            <w:r>
+              <w:rPr>
+                <w:rFonts w:ascii="Helvetica" w:eastAsia="Times New Roman" w:hAnsi="Helvetica" w:cs="Helvetica"/>
+                <w:color w:val="333333"/>
+                <w:sz w:val="21"/>
+                <w:szCs w:val="21"/>
+                <w:shd w:val="clear" w:color="auto" w:fill="FFFFFF"/>
+              </w:rPr>
+              <w:t>pc_</w:t>
+            </w:r>
+            <w:proofErr w:type="gramStart"/>
+            <w:r>
+              <w:rPr>
+                <w:rFonts w:ascii="Helvetica" w:eastAsia="Times New Roman" w:hAnsi="Helvetica" w:cs="Helvetica"/>
+                <w:color w:val="333333"/>
+                <w:sz w:val="21"/>
+                <w:szCs w:val="21"/>
+                <w:shd w:val="clear" w:color="auto" w:fill="FFFFFF"/>
+              </w:rPr>
+              <w:t>live.vhdl</w:t>
+            </w:r>
+            <w:proofErr w:type="spellEnd"/>
+            <w:proofErr w:type="gramEnd"/>
           </w:p>
         </w:tc>
         <w:tc>
@@ -1905,16 +2222,30 @@
                 <w:shd w:val="clear" w:color="auto" w:fill="FFFFFF"/>
               </w:rPr>
             </w:pPr>
-            <w:r>
-              <w:rPr>
-                <w:rFonts w:ascii="Helvetica" w:eastAsia="Times New Roman" w:hAnsi="Helvetica" w:cs="Helvetica"/>
-                <w:color w:val="333333"/>
-                <w:sz w:val="21"/>
-                <w:szCs w:val="21"/>
-                <w:shd w:val="clear" w:color="auto" w:fill="FFFFFF"/>
-              </w:rPr>
-              <w:t>pipeline_registers.vhdl</w:t>
-            </w:r>
+            <w:proofErr w:type="spellStart"/>
+            <w:r>
+              <w:rPr>
+                <w:rFonts w:ascii="Helvetica" w:eastAsia="Times New Roman" w:hAnsi="Helvetica" w:cs="Helvetica"/>
+                <w:color w:val="333333"/>
+                <w:sz w:val="21"/>
+                <w:szCs w:val="21"/>
+                <w:shd w:val="clear" w:color="auto" w:fill="FFFFFF"/>
+              </w:rPr>
+              <w:t>pipeline_</w:t>
+            </w:r>
+            <w:proofErr w:type="gramStart"/>
+            <w:r>
+              <w:rPr>
+                <w:rFonts w:ascii="Helvetica" w:eastAsia="Times New Roman" w:hAnsi="Helvetica" w:cs="Helvetica"/>
+                <w:color w:val="333333"/>
+                <w:sz w:val="21"/>
+                <w:szCs w:val="21"/>
+                <w:shd w:val="clear" w:color="auto" w:fill="FFFFFF"/>
+              </w:rPr>
+              <w:t>registers.vhdl</w:t>
+            </w:r>
+            <w:proofErr w:type="spellEnd"/>
+            <w:proofErr w:type="gramEnd"/>
           </w:p>
         </w:tc>
         <w:tc>
@@ -1981,16 +2312,30 @@
                 <w:shd w:val="clear" w:color="auto" w:fill="FFFFFF"/>
               </w:rPr>
             </w:pPr>
-            <w:r>
-              <w:rPr>
-                <w:rFonts w:ascii="Helvetica" w:eastAsia="Times New Roman" w:hAnsi="Helvetica" w:cs="Helvetica"/>
-                <w:color w:val="333333"/>
-                <w:sz w:val="21"/>
-                <w:szCs w:val="21"/>
-                <w:shd w:val="clear" w:color="auto" w:fill="FFFFFF"/>
-              </w:rPr>
-              <w:t>hazard_detection.vhdl</w:t>
-            </w:r>
+            <w:proofErr w:type="spellStart"/>
+            <w:r>
+              <w:rPr>
+                <w:rFonts w:ascii="Helvetica" w:eastAsia="Times New Roman" w:hAnsi="Helvetica" w:cs="Helvetica"/>
+                <w:color w:val="333333"/>
+                <w:sz w:val="21"/>
+                <w:szCs w:val="21"/>
+                <w:shd w:val="clear" w:color="auto" w:fill="FFFFFF"/>
+              </w:rPr>
+              <w:t>hazard_</w:t>
+            </w:r>
+            <w:proofErr w:type="gramStart"/>
+            <w:r>
+              <w:rPr>
+                <w:rFonts w:ascii="Helvetica" w:eastAsia="Times New Roman" w:hAnsi="Helvetica" w:cs="Helvetica"/>
+                <w:color w:val="333333"/>
+                <w:sz w:val="21"/>
+                <w:szCs w:val="21"/>
+                <w:shd w:val="clear" w:color="auto" w:fill="FFFFFF"/>
+              </w:rPr>
+              <w:t>detection.vhdl</w:t>
+            </w:r>
+            <w:proofErr w:type="spellEnd"/>
+            <w:proofErr w:type="gramEnd"/>
           </w:p>
         </w:tc>
         <w:tc>
@@ -2045,16 +2390,30 @@
                 <w:shd w:val="clear" w:color="auto" w:fill="FFFFFF"/>
               </w:rPr>
             </w:pPr>
-            <w:r>
-              <w:rPr>
-                <w:rFonts w:ascii="Helvetica" w:eastAsia="Times New Roman" w:hAnsi="Helvetica" w:cs="Helvetica"/>
-                <w:color w:val="333333"/>
-                <w:sz w:val="21"/>
-                <w:szCs w:val="21"/>
-                <w:shd w:val="clear" w:color="auto" w:fill="FFFFFF"/>
-              </w:rPr>
-              <w:t>instr_mem.vhdl</w:t>
-            </w:r>
+            <w:proofErr w:type="spellStart"/>
+            <w:r>
+              <w:rPr>
+                <w:rFonts w:ascii="Helvetica" w:eastAsia="Times New Roman" w:hAnsi="Helvetica" w:cs="Helvetica"/>
+                <w:color w:val="333333"/>
+                <w:sz w:val="21"/>
+                <w:szCs w:val="21"/>
+                <w:shd w:val="clear" w:color="auto" w:fill="FFFFFF"/>
+              </w:rPr>
+              <w:t>instr_</w:t>
+            </w:r>
+            <w:proofErr w:type="gramStart"/>
+            <w:r>
+              <w:rPr>
+                <w:rFonts w:ascii="Helvetica" w:eastAsia="Times New Roman" w:hAnsi="Helvetica" w:cs="Helvetica"/>
+                <w:color w:val="333333"/>
+                <w:sz w:val="21"/>
+                <w:szCs w:val="21"/>
+                <w:shd w:val="clear" w:color="auto" w:fill="FFFFFF"/>
+              </w:rPr>
+              <w:t>mem.vhdl</w:t>
+            </w:r>
+            <w:proofErr w:type="spellEnd"/>
+            <w:proofErr w:type="gramEnd"/>
           </w:p>
         </w:tc>
         <w:tc>
@@ -2099,16 +2458,30 @@
                 <w:shd w:val="clear" w:color="auto" w:fill="FFFFFF"/>
               </w:rPr>
             </w:pPr>
-            <w:r>
-              <w:rPr>
-                <w:rFonts w:ascii="Helvetica" w:eastAsia="Times New Roman" w:hAnsi="Helvetica" w:cs="Helvetica"/>
-                <w:color w:val="333333"/>
-                <w:sz w:val="21"/>
-                <w:szCs w:val="21"/>
-                <w:shd w:val="clear" w:color="auto" w:fill="FFFFFF"/>
-              </w:rPr>
-              <w:t>reg_file.vhdl</w:t>
-            </w:r>
+            <w:proofErr w:type="spellStart"/>
+            <w:r>
+              <w:rPr>
+                <w:rFonts w:ascii="Helvetica" w:eastAsia="Times New Roman" w:hAnsi="Helvetica" w:cs="Helvetica"/>
+                <w:color w:val="333333"/>
+                <w:sz w:val="21"/>
+                <w:szCs w:val="21"/>
+                <w:shd w:val="clear" w:color="auto" w:fill="FFFFFF"/>
+              </w:rPr>
+              <w:t>reg_</w:t>
+            </w:r>
+            <w:proofErr w:type="gramStart"/>
+            <w:r>
+              <w:rPr>
+                <w:rFonts w:ascii="Helvetica" w:eastAsia="Times New Roman" w:hAnsi="Helvetica" w:cs="Helvetica"/>
+                <w:color w:val="333333"/>
+                <w:sz w:val="21"/>
+                <w:szCs w:val="21"/>
+                <w:shd w:val="clear" w:color="auto" w:fill="FFFFFF"/>
+              </w:rPr>
+              <w:t>file.vhdl</w:t>
+            </w:r>
+            <w:proofErr w:type="spellEnd"/>
+            <w:proofErr w:type="gramEnd"/>
           </w:p>
         </w:tc>
         <w:tc>
@@ -2163,16 +2536,30 @@
                 <w:shd w:val="clear" w:color="auto" w:fill="FFFFFF"/>
               </w:rPr>
             </w:pPr>
-            <w:r>
-              <w:rPr>
-                <w:rFonts w:ascii="Helvetica" w:eastAsia="Times New Roman" w:hAnsi="Helvetica" w:cs="Helvetica"/>
-                <w:color w:val="333333"/>
-                <w:sz w:val="21"/>
-                <w:szCs w:val="21"/>
-                <w:shd w:val="clear" w:color="auto" w:fill="FFFFFF"/>
-              </w:rPr>
-              <w:t>control_unit.vhdl</w:t>
-            </w:r>
+            <w:proofErr w:type="spellStart"/>
+            <w:r>
+              <w:rPr>
+                <w:rFonts w:ascii="Helvetica" w:eastAsia="Times New Roman" w:hAnsi="Helvetica" w:cs="Helvetica"/>
+                <w:color w:val="333333"/>
+                <w:sz w:val="21"/>
+                <w:szCs w:val="21"/>
+                <w:shd w:val="clear" w:color="auto" w:fill="FFFFFF"/>
+              </w:rPr>
+              <w:t>control_</w:t>
+            </w:r>
+            <w:proofErr w:type="gramStart"/>
+            <w:r>
+              <w:rPr>
+                <w:rFonts w:ascii="Helvetica" w:eastAsia="Times New Roman" w:hAnsi="Helvetica" w:cs="Helvetica"/>
+                <w:color w:val="333333"/>
+                <w:sz w:val="21"/>
+                <w:szCs w:val="21"/>
+                <w:shd w:val="clear" w:color="auto" w:fill="FFFFFF"/>
+              </w:rPr>
+              <w:t>unit.vhdl</w:t>
+            </w:r>
+            <w:proofErr w:type="spellEnd"/>
+            <w:proofErr w:type="gramEnd"/>
           </w:p>
         </w:tc>
         <w:tc>
@@ -2209,6 +2596,7 @@
               </w:rPr>
               <w:t xml:space="preserve">        </w:t>
             </w:r>
+            <w:proofErr w:type="spellStart"/>
             <w:r>
               <w:rPr>
                 <w:rFonts w:ascii="Helvetica" w:eastAsia="Times New Roman" w:hAnsi="Helvetica" w:cs="Helvetica"/>
@@ -2219,8 +2607,9 @@
                 <w:szCs w:val="21"/>
                 <w:shd w:val="clear" w:color="auto" w:fill="FFFFFF"/>
               </w:rPr>
-              <w:t>reg_write, mem_read, mem_write</w:t>
-            </w:r>
+              <w:t>reg_write</w:t>
+            </w:r>
+            <w:proofErr w:type="spellEnd"/>
             <w:r>
               <w:rPr>
                 <w:rFonts w:ascii="Helvetica" w:eastAsia="Times New Roman" w:hAnsi="Helvetica" w:cs="Helvetica"/>
@@ -2233,6 +2622,7 @@
               </w:rPr>
               <w:t xml:space="preserve">, </w:t>
             </w:r>
+            <w:proofErr w:type="spellStart"/>
             <w:r>
               <w:rPr>
                 <w:rFonts w:ascii="Helvetica" w:eastAsia="Times New Roman" w:hAnsi="Helvetica" w:cs="Helvetica"/>
@@ -2243,8 +2633,9 @@
                 <w:szCs w:val="21"/>
                 <w:shd w:val="clear" w:color="auto" w:fill="FFFFFF"/>
               </w:rPr>
-              <w:t>alu_src</w:t>
-            </w:r>
+              <w:t>mem_read</w:t>
+            </w:r>
+            <w:proofErr w:type="spellEnd"/>
             <w:r>
               <w:rPr>
                 <w:rFonts w:ascii="Helvetica" w:eastAsia="Times New Roman" w:hAnsi="Helvetica" w:cs="Helvetica"/>
@@ -2255,8 +2646,9 @@
                 <w:szCs w:val="21"/>
                 <w:shd w:val="clear" w:color="auto" w:fill="FFFFFF"/>
               </w:rPr>
-              <w:t>,</w:t>
-            </w:r>
+              <w:t xml:space="preserve">, </w:t>
+            </w:r>
+            <w:proofErr w:type="spellStart"/>
             <w:r>
               <w:rPr>
                 <w:rFonts w:ascii="Helvetica" w:eastAsia="Times New Roman" w:hAnsi="Helvetica" w:cs="Helvetica"/>
@@ -2267,8 +2659,9 @@
                 <w:szCs w:val="21"/>
                 <w:shd w:val="clear" w:color="auto" w:fill="FFFFFF"/>
               </w:rPr>
-              <w:t xml:space="preserve"> branch</w:t>
-            </w:r>
+              <w:t>mem_write</w:t>
+            </w:r>
+            <w:proofErr w:type="spellEnd"/>
             <w:r>
               <w:rPr>
                 <w:rFonts w:ascii="Helvetica" w:eastAsia="Times New Roman" w:hAnsi="Helvetica" w:cs="Helvetica"/>
@@ -2279,8 +2672,9 @@
                 <w:szCs w:val="21"/>
                 <w:shd w:val="clear" w:color="auto" w:fill="FFFFFF"/>
               </w:rPr>
-              <w:t>,</w:t>
-            </w:r>
+              <w:t xml:space="preserve">, </w:t>
+            </w:r>
+            <w:proofErr w:type="spellStart"/>
             <w:r>
               <w:rPr>
                 <w:rFonts w:ascii="Helvetica" w:eastAsia="Times New Roman" w:hAnsi="Helvetica" w:cs="Helvetica"/>
@@ -2291,8 +2685,71 @@
                 <w:szCs w:val="21"/>
                 <w:shd w:val="clear" w:color="auto" w:fill="FFFFFF"/>
               </w:rPr>
-              <w:t xml:space="preserve"> load_addr</w:t>
-            </w:r>
+              <w:t>alu_src</w:t>
+            </w:r>
+            <w:proofErr w:type="spellEnd"/>
+            <w:r>
+              <w:rPr>
+                <w:rFonts w:ascii="Helvetica" w:eastAsia="Times New Roman" w:hAnsi="Helvetica" w:cs="Helvetica"/>
+                <w:i/>
+                <w:iCs/>
+                <w:color w:val="333333"/>
+                <w:sz w:val="21"/>
+                <w:szCs w:val="21"/>
+                <w:shd w:val="clear" w:color="auto" w:fill="FFFFFF"/>
+              </w:rPr>
+              <w:t>,</w:t>
+            </w:r>
+            <w:r>
+              <w:rPr>
+                <w:rFonts w:ascii="Helvetica" w:eastAsia="Times New Roman" w:hAnsi="Helvetica" w:cs="Helvetica"/>
+                <w:i/>
+                <w:iCs/>
+                <w:color w:val="333333"/>
+                <w:sz w:val="21"/>
+                <w:szCs w:val="21"/>
+                <w:shd w:val="clear" w:color="auto" w:fill="FFFFFF"/>
+              </w:rPr>
+              <w:t xml:space="preserve"> branch</w:t>
+            </w:r>
+            <w:r>
+              <w:rPr>
+                <w:rFonts w:ascii="Helvetica" w:eastAsia="Times New Roman" w:hAnsi="Helvetica" w:cs="Helvetica"/>
+                <w:i/>
+                <w:iCs/>
+                <w:color w:val="333333"/>
+                <w:sz w:val="21"/>
+                <w:szCs w:val="21"/>
+                <w:shd w:val="clear" w:color="auto" w:fill="FFFFFF"/>
+              </w:rPr>
+              <w:t>,</w:t>
+            </w:r>
+            <w:r>
+              <w:rPr>
+                <w:rFonts w:ascii="Helvetica" w:eastAsia="Times New Roman" w:hAnsi="Helvetica" w:cs="Helvetica"/>
+                <w:i/>
+                <w:iCs/>
+                <w:color w:val="333333"/>
+                <w:sz w:val="21"/>
+                <w:szCs w:val="21"/>
+                <w:shd w:val="clear" w:color="auto" w:fill="FFFFFF"/>
+              </w:rPr>
+              <w:t xml:space="preserve"> </w:t>
+            </w:r>
+            <w:proofErr w:type="spellStart"/>
+            <w:r>
+              <w:rPr>
+                <w:rFonts w:ascii="Helvetica" w:eastAsia="Times New Roman" w:hAnsi="Helvetica" w:cs="Helvetica"/>
+                <w:i/>
+                <w:iCs/>
+                <w:color w:val="333333"/>
+                <w:sz w:val="21"/>
+                <w:szCs w:val="21"/>
+                <w:shd w:val="clear" w:color="auto" w:fill="FFFFFF"/>
+              </w:rPr>
+              <w:t>load_addr</w:t>
+            </w:r>
+            <w:proofErr w:type="spellEnd"/>
             <w:r>
               <w:rPr>
                 <w:rFonts w:ascii="Helvetica" w:eastAsia="Times New Roman" w:hAnsi="Helvetica" w:cs="Helvetica"/>
@@ -2369,6 +2826,7 @@
                 <w:shd w:val="clear" w:color="auto" w:fill="FFFFFF"/>
               </w:rPr>
             </w:pPr>
+            <w:proofErr w:type="spellStart"/>
             <w:r>
               <w:rPr>
                 <w:rFonts w:ascii="Helvetica" w:eastAsia="Times New Roman" w:hAnsi="Helvetica" w:cs="Helvetica"/>
@@ -2387,8 +2845,21 @@
                 <w:szCs w:val="21"/>
                 <w:shd w:val="clear" w:color="auto" w:fill="FFFFFF"/>
               </w:rPr>
-              <w:t>mmediate_generator.vhdl</w:t>
-            </w:r>
+              <w:t>mmediate_</w:t>
+            </w:r>
+            <w:proofErr w:type="gramStart"/>
+            <w:r>
+              <w:rPr>
+                <w:rFonts w:ascii="Helvetica" w:eastAsia="Times New Roman" w:hAnsi="Helvetica" w:cs="Helvetica"/>
+                <w:color w:val="333333"/>
+                <w:sz w:val="21"/>
+                <w:szCs w:val="21"/>
+                <w:shd w:val="clear" w:color="auto" w:fill="FFFFFF"/>
+              </w:rPr>
+              <w:t>generator.vhdl</w:t>
+            </w:r>
+            <w:proofErr w:type="spellEnd"/>
+            <w:proofErr w:type="gramEnd"/>
           </w:p>
         </w:tc>
         <w:tc>
@@ -2453,16 +2924,30 @@
                 <w:shd w:val="clear" w:color="auto" w:fill="FFFFFF"/>
               </w:rPr>
             </w:pPr>
-            <w:r>
-              <w:rPr>
-                <w:rFonts w:ascii="Helvetica" w:eastAsia="Times New Roman" w:hAnsi="Helvetica" w:cs="Helvetica"/>
-                <w:color w:val="333333"/>
-                <w:sz w:val="21"/>
-                <w:szCs w:val="21"/>
-                <w:shd w:val="clear" w:color="auto" w:fill="FFFFFF"/>
-              </w:rPr>
-              <w:t>alu_control.vhdl</w:t>
-            </w:r>
+            <w:proofErr w:type="spellStart"/>
+            <w:r>
+              <w:rPr>
+                <w:rFonts w:ascii="Helvetica" w:eastAsia="Times New Roman" w:hAnsi="Helvetica" w:cs="Helvetica"/>
+                <w:color w:val="333333"/>
+                <w:sz w:val="21"/>
+                <w:szCs w:val="21"/>
+                <w:shd w:val="clear" w:color="auto" w:fill="FFFFFF"/>
+              </w:rPr>
+              <w:t>alu_</w:t>
+            </w:r>
+            <w:proofErr w:type="gramStart"/>
+            <w:r>
+              <w:rPr>
+                <w:rFonts w:ascii="Helvetica" w:eastAsia="Times New Roman" w:hAnsi="Helvetica" w:cs="Helvetica"/>
+                <w:color w:val="333333"/>
+                <w:sz w:val="21"/>
+                <w:szCs w:val="21"/>
+                <w:shd w:val="clear" w:color="auto" w:fill="FFFFFF"/>
+              </w:rPr>
+              <w:t>control.vhdl</w:t>
+            </w:r>
+            <w:proofErr w:type="spellEnd"/>
+            <w:proofErr w:type="gramEnd"/>
           </w:p>
         </w:tc>
         <w:tc>
@@ -2497,7 +2982,29 @@
                 <w:szCs w:val="21"/>
                 <w:shd w:val="clear" w:color="auto" w:fill="FFFFFF"/>
               </w:rPr>
-              <w:t>, outputs the alu_op (alu operation) to perform</w:t>
+              <w:t xml:space="preserve">, outputs the </w:t>
+            </w:r>
+            <w:proofErr w:type="spellStart"/>
+            <w:r>
+              <w:rPr>
+                <w:rFonts w:ascii="Helvetica" w:eastAsia="Times New Roman" w:hAnsi="Helvetica" w:cs="Helvetica"/>
+                <w:color w:val="333333"/>
+                <w:sz w:val="21"/>
+                <w:szCs w:val="21"/>
+                <w:shd w:val="clear" w:color="auto" w:fill="FFFFFF"/>
+              </w:rPr>
+              <w:t>alu_op</w:t>
+            </w:r>
+            <w:proofErr w:type="spellEnd"/>
+            <w:r>
+              <w:rPr>
+                <w:rFonts w:ascii="Helvetica" w:eastAsia="Times New Roman" w:hAnsi="Helvetica" w:cs="Helvetica"/>
+                <w:color w:val="333333"/>
+                <w:sz w:val="21"/>
+                <w:szCs w:val="21"/>
+                <w:shd w:val="clear" w:color="auto" w:fill="FFFFFF"/>
+              </w:rPr>
+              <w:t xml:space="preserve"> (alu operation) to perform</w:t>
             </w:r>
           </w:p>
         </w:tc>
@@ -2517,6 +3024,8 @@
                 <w:shd w:val="clear" w:color="auto" w:fill="FFFFFF"/>
               </w:rPr>
             </w:pPr>
+            <w:proofErr w:type="spellStart"/>
+            <w:proofErr w:type="gramStart"/>
             <w:r>
               <w:rPr>
                 <w:rFonts w:ascii="Helvetica" w:eastAsia="Times New Roman" w:hAnsi="Helvetica" w:cs="Helvetica"/>
@@ -2527,6 +3036,8 @@
               </w:rPr>
               <w:t>alu.vhdl</w:t>
             </w:r>
+            <w:proofErr w:type="spellEnd"/>
+            <w:proofErr w:type="gramEnd"/>
           </w:p>
         </w:tc>
         <w:tc>
@@ -2551,7 +3062,29 @@
                 <w:szCs w:val="21"/>
                 <w:shd w:val="clear" w:color="auto" w:fill="FFFFFF"/>
               </w:rPr>
-              <w:t>Performs the arithmetic logic unit operation (ADD, SUB, etc) on two operands.</w:t>
+              <w:t xml:space="preserve">Performs the arithmetic logic unit operation (ADD, SUB, </w:t>
+            </w:r>
+            <w:proofErr w:type="spellStart"/>
+            <w:r>
+              <w:rPr>
+                <w:rFonts w:ascii="Helvetica" w:eastAsia="Times New Roman" w:hAnsi="Helvetica" w:cs="Helvetica"/>
+                <w:color w:val="333333"/>
+                <w:sz w:val="21"/>
+                <w:szCs w:val="21"/>
+                <w:shd w:val="clear" w:color="auto" w:fill="FFFFFF"/>
+              </w:rPr>
+              <w:t>etc</w:t>
+            </w:r>
+            <w:proofErr w:type="spellEnd"/>
+            <w:r>
+              <w:rPr>
+                <w:rFonts w:ascii="Helvetica" w:eastAsia="Times New Roman" w:hAnsi="Helvetica" w:cs="Helvetica"/>
+                <w:color w:val="333333"/>
+                <w:sz w:val="21"/>
+                <w:szCs w:val="21"/>
+                <w:shd w:val="clear" w:color="auto" w:fill="FFFFFF"/>
+              </w:rPr>
+              <w:t>) on two operands.</w:t>
             </w:r>
           </w:p>
         </w:tc>
@@ -2571,16 +3104,30 @@
                 <w:shd w:val="clear" w:color="auto" w:fill="FFFFFF"/>
               </w:rPr>
             </w:pPr>
-            <w:r>
-              <w:rPr>
-                <w:rFonts w:ascii="Helvetica" w:eastAsia="Times New Roman" w:hAnsi="Helvetica" w:cs="Helvetica"/>
-                <w:color w:val="333333"/>
-                <w:sz w:val="21"/>
-                <w:szCs w:val="21"/>
-                <w:shd w:val="clear" w:color="auto" w:fill="FFFFFF"/>
-              </w:rPr>
-              <w:t>data_mem.vhdl</w:t>
-            </w:r>
+            <w:proofErr w:type="spellStart"/>
+            <w:r>
+              <w:rPr>
+                <w:rFonts w:ascii="Helvetica" w:eastAsia="Times New Roman" w:hAnsi="Helvetica" w:cs="Helvetica"/>
+                <w:color w:val="333333"/>
+                <w:sz w:val="21"/>
+                <w:szCs w:val="21"/>
+                <w:shd w:val="clear" w:color="auto" w:fill="FFFFFF"/>
+              </w:rPr>
+              <w:t>data_</w:t>
+            </w:r>
+            <w:proofErr w:type="gramStart"/>
+            <w:r>
+              <w:rPr>
+                <w:rFonts w:ascii="Helvetica" w:eastAsia="Times New Roman" w:hAnsi="Helvetica" w:cs="Helvetica"/>
+                <w:color w:val="333333"/>
+                <w:sz w:val="21"/>
+                <w:szCs w:val="21"/>
+                <w:shd w:val="clear" w:color="auto" w:fill="FFFFFF"/>
+              </w:rPr>
+              <w:t>mem.vhdl</w:t>
+            </w:r>
+            <w:proofErr w:type="spellEnd"/>
+            <w:proofErr w:type="gramEnd"/>
           </w:p>
         </w:tc>
         <w:tc>
@@ -2635,17 +3182,18 @@
                 <w:shd w:val="clear" w:color="auto" w:fill="FFFFFF"/>
               </w:rPr>
             </w:pPr>
-            <w:r>
-              <w:rPr>
-                <w:rFonts w:ascii="Helvetica" w:eastAsia="Times New Roman" w:hAnsi="Helvetica" w:cs="Helvetica"/>
-                <w:color w:val="333333"/>
-                <w:sz w:val="21"/>
-                <w:szCs w:val="21"/>
-                <w:shd w:val="clear" w:color="auto" w:fill="FFFFFF"/>
-              </w:rPr>
-              <w:lastRenderedPageBreak/>
+            <w:proofErr w:type="spellStart"/>
+            <w:r>
+              <w:rPr>
+                <w:rFonts w:ascii="Helvetica" w:eastAsia="Times New Roman" w:hAnsi="Helvetica" w:cs="Helvetica"/>
+                <w:color w:val="333333"/>
+                <w:sz w:val="21"/>
+                <w:szCs w:val="21"/>
+                <w:shd w:val="clear" w:color="auto" w:fill="FFFFFF"/>
+              </w:rPr>
               <w:t>tb_riscv_</w:t>
             </w:r>
+            <w:proofErr w:type="gramStart"/>
             <w:r>
               <w:rPr>
                 <w:rFonts w:ascii="Helvetica" w:eastAsia="Times New Roman" w:hAnsi="Helvetica" w:cs="Helvetica"/>
@@ -2666,6 +3214,8 @@
               </w:rPr>
               <w:t>.vhdl</w:t>
             </w:r>
+            <w:proofErr w:type="spellEnd"/>
+            <w:proofErr w:type="gramEnd"/>
           </w:p>
         </w:tc>
         <w:tc>
@@ -2720,14 +3270,16 @@
                 <w:shd w:val="clear" w:color="auto" w:fill="FFFFFF"/>
               </w:rPr>
             </w:pPr>
-            <w:r>
-              <w:rPr>
-                <w:rFonts w:ascii="Helvetica" w:eastAsia="Times New Roman" w:hAnsi="Helvetica" w:cs="Helvetica"/>
-                <w:color w:val="333333"/>
-                <w:sz w:val="21"/>
-                <w:szCs w:val="21"/>
-                <w:shd w:val="clear" w:color="auto" w:fill="FFFFFF"/>
-              </w:rPr>
+            <w:proofErr w:type="spellStart"/>
+            <w:r>
+              <w:rPr>
+                <w:rFonts w:ascii="Helvetica" w:eastAsia="Times New Roman" w:hAnsi="Helvetica" w:cs="Helvetica"/>
+                <w:color w:val="333333"/>
+                <w:sz w:val="21"/>
+                <w:szCs w:val="21"/>
+                <w:shd w:val="clear" w:color="auto" w:fill="FFFFFF"/>
+              </w:rPr>
+              <w:lastRenderedPageBreak/>
               <w:t>tb_</w:t>
             </w:r>
             <w:r>
@@ -2768,8 +3320,21 @@
                 <w:szCs w:val="21"/>
                 <w:shd w:val="clear" w:color="auto" w:fill="FFFFFF"/>
               </w:rPr>
-              <w:t>_behav.wcfg</w:t>
-            </w:r>
+              <w:t>_</w:t>
+            </w:r>
+            <w:proofErr w:type="gramStart"/>
+            <w:r>
+              <w:rPr>
+                <w:rFonts w:ascii="Helvetica" w:eastAsia="Times New Roman" w:hAnsi="Helvetica" w:cs="Helvetica"/>
+                <w:color w:val="333333"/>
+                <w:sz w:val="21"/>
+                <w:szCs w:val="21"/>
+                <w:shd w:val="clear" w:color="auto" w:fill="FFFFFF"/>
+              </w:rPr>
+              <w:t>behav.wcfg</w:t>
+            </w:r>
+            <w:proofErr w:type="spellEnd"/>
+            <w:proofErr w:type="gramEnd"/>
           </w:p>
         </w:tc>
         <w:tc>
@@ -3151,8 +3716,9 @@
                 <w:szCs w:val="21"/>
                 <w:shd w:val="clear" w:color="auto" w:fill="FFFFFF"/>
               </w:rPr>
-              <w:t>dd rd</w:t>
-            </w:r>
+              <w:t xml:space="preserve">dd </w:t>
+            </w:r>
+            <w:proofErr w:type="spellStart"/>
             <w:r>
               <w:rPr>
                 <w:rFonts w:ascii="Helvetica" w:eastAsia="Times New Roman" w:hAnsi="Helvetica" w:cs="Helvetica"/>
@@ -3163,8 +3729,9 @@
                 <w:szCs w:val="21"/>
                 <w:shd w:val="clear" w:color="auto" w:fill="FFFFFF"/>
               </w:rPr>
-              <w:t xml:space="preserve">, rs1, rs2   </w:t>
-            </w:r>
+              <w:t>rd</w:t>
+            </w:r>
+            <w:proofErr w:type="spellEnd"/>
             <w:r>
               <w:rPr>
                 <w:rFonts w:ascii="Helvetica" w:eastAsia="Times New Roman" w:hAnsi="Helvetica" w:cs="Helvetica"/>
@@ -3175,7 +3742,59 @@
                 <w:szCs w:val="21"/>
                 <w:shd w:val="clear" w:color="auto" w:fill="FFFFFF"/>
               </w:rPr>
-              <w:t xml:space="preserve">     #  rd = rs1 + rs2</w:t>
+              <w:t xml:space="preserve">, rs1, rs2   </w:t>
+            </w:r>
+            <w:r>
+              <w:rPr>
+                <w:rFonts w:ascii="Helvetica" w:eastAsia="Times New Roman" w:hAnsi="Helvetica" w:cs="Helvetica"/>
+                <w:i/>
+                <w:iCs/>
+                <w:color w:val="333333"/>
+                <w:sz w:val="21"/>
+                <w:szCs w:val="21"/>
+                <w:shd w:val="clear" w:color="auto" w:fill="FFFFFF"/>
+              </w:rPr>
+              <w:t xml:space="preserve">     </w:t>
+            </w:r>
+            <w:proofErr w:type="gramStart"/>
+            <w:r>
+              <w:rPr>
+                <w:rFonts w:ascii="Helvetica" w:eastAsia="Times New Roman" w:hAnsi="Helvetica" w:cs="Helvetica"/>
+                <w:i/>
+                <w:iCs/>
+                <w:color w:val="333333"/>
+                <w:sz w:val="21"/>
+                <w:szCs w:val="21"/>
+                <w:shd w:val="clear" w:color="auto" w:fill="FFFFFF"/>
+              </w:rPr>
+              <w:t xml:space="preserve">#  </w:t>
+            </w:r>
+            <w:proofErr w:type="spellStart"/>
+            <w:r>
+              <w:rPr>
+                <w:rFonts w:ascii="Helvetica" w:eastAsia="Times New Roman" w:hAnsi="Helvetica" w:cs="Helvetica"/>
+                <w:i/>
+                <w:iCs/>
+                <w:color w:val="333333"/>
+                <w:sz w:val="21"/>
+                <w:szCs w:val="21"/>
+                <w:shd w:val="clear" w:color="auto" w:fill="FFFFFF"/>
+              </w:rPr>
+              <w:t>rd</w:t>
+            </w:r>
+            <w:proofErr w:type="spellEnd"/>
+            <w:proofErr w:type="gramEnd"/>
+            <w:r>
+              <w:rPr>
+                <w:rFonts w:ascii="Helvetica" w:eastAsia="Times New Roman" w:hAnsi="Helvetica" w:cs="Helvetica"/>
+                <w:i/>
+                <w:iCs/>
+                <w:color w:val="333333"/>
+                <w:sz w:val="21"/>
+                <w:szCs w:val="21"/>
+                <w:shd w:val="clear" w:color="auto" w:fill="FFFFFF"/>
+              </w:rPr>
+              <w:t xml:space="preserve"> = rs1 + rs2</w:t>
             </w:r>
           </w:p>
           <w:p>
@@ -3198,15 +3817,27 @@
               </w:rPr>
               <w:t xml:space="preserve">         </w:t>
             </w:r>
-            <w:r>
-              <w:rPr>
-                <w:rFonts w:ascii="Helvetica" w:eastAsia="Times New Roman" w:hAnsi="Helvetica" w:cs="Helvetica"/>
-                <w:color w:val="333333"/>
-                <w:sz w:val="21"/>
-                <w:szCs w:val="21"/>
-                <w:shd w:val="clear" w:color="auto" w:fill="FFFFFF"/>
-              </w:rPr>
-              <w:t>rd: destination register (where the result is stored)</w:t>
+            <w:proofErr w:type="spellStart"/>
+            <w:r>
+              <w:rPr>
+                <w:rFonts w:ascii="Helvetica" w:eastAsia="Times New Roman" w:hAnsi="Helvetica" w:cs="Helvetica"/>
+                <w:color w:val="333333"/>
+                <w:sz w:val="21"/>
+                <w:szCs w:val="21"/>
+                <w:shd w:val="clear" w:color="auto" w:fill="FFFFFF"/>
+              </w:rPr>
+              <w:t>rd</w:t>
+            </w:r>
+            <w:proofErr w:type="spellEnd"/>
+            <w:r>
+              <w:rPr>
+                <w:rFonts w:ascii="Helvetica" w:eastAsia="Times New Roman" w:hAnsi="Helvetica" w:cs="Helvetica"/>
+                <w:color w:val="333333"/>
+                <w:sz w:val="21"/>
+                <w:szCs w:val="21"/>
+                <w:shd w:val="clear" w:color="auto" w:fill="FFFFFF"/>
+              </w:rPr>
+              <w:t>: destination register (where the result is stored)</w:t>
             </w:r>
           </w:p>
           <w:p>
@@ -3398,7 +4029,29 @@
                 <w:szCs w:val="21"/>
                 <w:shd w:val="clear" w:color="auto" w:fill="FFFFFF"/>
               </w:rPr>
-              <w:t>&lt;5-bit rd&gt;</w:t>
+              <w:t xml:space="preserve">&lt;5-bit </w:t>
+            </w:r>
+            <w:proofErr w:type="spellStart"/>
+            <w:r>
+              <w:rPr>
+                <w:rFonts w:ascii="Helvetica" w:eastAsia="Times New Roman" w:hAnsi="Helvetica" w:cs="Helvetica"/>
+                <w:color w:val="333333"/>
+                <w:sz w:val="21"/>
+                <w:szCs w:val="21"/>
+                <w:shd w:val="clear" w:color="auto" w:fill="FFFFFF"/>
+              </w:rPr>
+              <w:t>rd</w:t>
+            </w:r>
+            <w:proofErr w:type="spellEnd"/>
+            <w:r>
+              <w:rPr>
+                <w:rFonts w:ascii="Helvetica" w:eastAsia="Times New Roman" w:hAnsi="Helvetica" w:cs="Helvetica"/>
+                <w:color w:val="333333"/>
+                <w:sz w:val="21"/>
+                <w:szCs w:val="21"/>
+                <w:shd w:val="clear" w:color="auto" w:fill="FFFFFF"/>
+              </w:rPr>
+              <w:t>&gt;</w:t>
             </w:r>
             <w:r>
               <w:t xml:space="preserve"> </w:t>
@@ -3606,6 +4259,7 @@
               </w:rPr>
               <w:t xml:space="preserve">    </w:t>
             </w:r>
+            <w:proofErr w:type="spellStart"/>
             <w:r>
               <w:rPr>
                 <w:rFonts w:ascii="Helvetica" w:eastAsia="Times New Roman" w:hAnsi="Helvetica" w:cs="Helvetica"/>
@@ -3630,6 +4284,7 @@
               </w:rPr>
               <w:t>i</w:t>
             </w:r>
+            <w:proofErr w:type="spellEnd"/>
             <w:r>
               <w:rPr>
                 <w:rFonts w:ascii="Helvetica" w:eastAsia="Times New Roman" w:hAnsi="Helvetica" w:cs="Helvetica"/>
@@ -3640,8 +4295,9 @@
                 <w:szCs w:val="21"/>
                 <w:shd w:val="clear" w:color="auto" w:fill="FFFFFF"/>
               </w:rPr>
-              <w:t xml:space="preserve"> rd, rs1, </w:t>
-            </w:r>
+              <w:t xml:space="preserve"> </w:t>
+            </w:r>
+            <w:proofErr w:type="spellStart"/>
             <w:r>
               <w:rPr>
                 <w:rFonts w:ascii="Helvetica" w:eastAsia="Times New Roman" w:hAnsi="Helvetica" w:cs="Helvetica"/>
@@ -3652,8 +4308,9 @@
                 <w:szCs w:val="21"/>
                 <w:shd w:val="clear" w:color="auto" w:fill="FFFFFF"/>
               </w:rPr>
-              <w:t>imm</w:t>
-            </w:r>
+              <w:t>rd</w:t>
+            </w:r>
+            <w:proofErr w:type="spellEnd"/>
             <w:r>
               <w:rPr>
                 <w:rFonts w:ascii="Helvetica" w:eastAsia="Times New Roman" w:hAnsi="Helvetica" w:cs="Helvetica"/>
@@ -3664,8 +4321,9 @@
                 <w:szCs w:val="21"/>
                 <w:shd w:val="clear" w:color="auto" w:fill="FFFFFF"/>
               </w:rPr>
-              <w:t xml:space="preserve">        #  rd = rs1 + </w:t>
-            </w:r>
+              <w:t xml:space="preserve">, rs1, </w:t>
+            </w:r>
+            <w:proofErr w:type="spellStart"/>
             <w:r>
               <w:rPr>
                 <w:rFonts w:ascii="Helvetica" w:eastAsia="Times New Roman" w:hAnsi="Helvetica" w:cs="Helvetica"/>
@@ -3678,6 +4336,73 @@
               </w:rPr>
               <w:t>imm</w:t>
             </w:r>
+            <w:proofErr w:type="spellEnd"/>
+            <w:r>
+              <w:rPr>
+                <w:rFonts w:ascii="Helvetica" w:eastAsia="Times New Roman" w:hAnsi="Helvetica" w:cs="Helvetica"/>
+                <w:i/>
+                <w:iCs/>
+                <w:color w:val="333333"/>
+                <w:sz w:val="21"/>
+                <w:szCs w:val="21"/>
+                <w:shd w:val="clear" w:color="auto" w:fill="FFFFFF"/>
+              </w:rPr>
+              <w:t xml:space="preserve">        </w:t>
+            </w:r>
+            <w:proofErr w:type="gramStart"/>
+            <w:r>
+              <w:rPr>
+                <w:rFonts w:ascii="Helvetica" w:eastAsia="Times New Roman" w:hAnsi="Helvetica" w:cs="Helvetica"/>
+                <w:i/>
+                <w:iCs/>
+                <w:color w:val="333333"/>
+                <w:sz w:val="21"/>
+                <w:szCs w:val="21"/>
+                <w:shd w:val="clear" w:color="auto" w:fill="FFFFFF"/>
+              </w:rPr>
+              <w:t xml:space="preserve">#  </w:t>
+            </w:r>
+            <w:proofErr w:type="spellStart"/>
+            <w:r>
+              <w:rPr>
+                <w:rFonts w:ascii="Helvetica" w:eastAsia="Times New Roman" w:hAnsi="Helvetica" w:cs="Helvetica"/>
+                <w:i/>
+                <w:iCs/>
+                <w:color w:val="333333"/>
+                <w:sz w:val="21"/>
+                <w:szCs w:val="21"/>
+                <w:shd w:val="clear" w:color="auto" w:fill="FFFFFF"/>
+              </w:rPr>
+              <w:t>rd</w:t>
+            </w:r>
+            <w:proofErr w:type="spellEnd"/>
+            <w:proofErr w:type="gramEnd"/>
+            <w:r>
+              <w:rPr>
+                <w:rFonts w:ascii="Helvetica" w:eastAsia="Times New Roman" w:hAnsi="Helvetica" w:cs="Helvetica"/>
+                <w:i/>
+                <w:iCs/>
+                <w:color w:val="333333"/>
+                <w:sz w:val="21"/>
+                <w:szCs w:val="21"/>
+                <w:shd w:val="clear" w:color="auto" w:fill="FFFFFF"/>
+              </w:rPr>
+              <w:t xml:space="preserve"> = rs1 + </w:t>
+            </w:r>
+            <w:proofErr w:type="spellStart"/>
+            <w:r>
+              <w:rPr>
+                <w:rFonts w:ascii="Helvetica" w:eastAsia="Times New Roman" w:hAnsi="Helvetica" w:cs="Helvetica"/>
+                <w:i/>
+                <w:iCs/>
+                <w:color w:val="333333"/>
+                <w:sz w:val="21"/>
+                <w:szCs w:val="21"/>
+                <w:shd w:val="clear" w:color="auto" w:fill="FFFFFF"/>
+              </w:rPr>
+              <w:t>imm</w:t>
+            </w:r>
+            <w:proofErr w:type="spellEnd"/>
           </w:p>
           <w:p>
             <w:pPr>
@@ -3699,15 +4424,27 @@
               </w:rPr>
               <w:t xml:space="preserve">         </w:t>
             </w:r>
-            <w:r>
-              <w:rPr>
-                <w:rFonts w:ascii="Helvetica" w:eastAsia="Times New Roman" w:hAnsi="Helvetica" w:cs="Helvetica"/>
-                <w:color w:val="333333"/>
-                <w:sz w:val="21"/>
-                <w:szCs w:val="21"/>
-                <w:shd w:val="clear" w:color="auto" w:fill="FFFFFF"/>
-              </w:rPr>
-              <w:t xml:space="preserve">rd: destination register </w:t>
+            <w:proofErr w:type="spellStart"/>
+            <w:r>
+              <w:rPr>
+                <w:rFonts w:ascii="Helvetica" w:eastAsia="Times New Roman" w:hAnsi="Helvetica" w:cs="Helvetica"/>
+                <w:color w:val="333333"/>
+                <w:sz w:val="21"/>
+                <w:szCs w:val="21"/>
+                <w:shd w:val="clear" w:color="auto" w:fill="FFFFFF"/>
+              </w:rPr>
+              <w:t>rd</w:t>
+            </w:r>
+            <w:proofErr w:type="spellEnd"/>
+            <w:r>
+              <w:rPr>
+                <w:rFonts w:ascii="Helvetica" w:eastAsia="Times New Roman" w:hAnsi="Helvetica" w:cs="Helvetica"/>
+                <w:color w:val="333333"/>
+                <w:sz w:val="21"/>
+                <w:szCs w:val="21"/>
+                <w:shd w:val="clear" w:color="auto" w:fill="FFFFFF"/>
+              </w:rPr>
+              <w:t xml:space="preserve">: destination register </w:t>
             </w:r>
           </w:p>
           <w:p>
@@ -3761,15 +4498,27 @@
               </w:rPr>
               <w:t xml:space="preserve">         </w:t>
             </w:r>
-            <w:r>
-              <w:rPr>
-                <w:rFonts w:ascii="Helvetica" w:eastAsia="Times New Roman" w:hAnsi="Helvetica" w:cs="Helvetica"/>
-                <w:color w:val="333333"/>
-                <w:sz w:val="21"/>
-                <w:szCs w:val="21"/>
-                <w:shd w:val="clear" w:color="auto" w:fill="FFFFFF"/>
-              </w:rPr>
-              <w:t>imm:</w:t>
+            <w:proofErr w:type="spellStart"/>
+            <w:r>
+              <w:rPr>
+                <w:rFonts w:ascii="Helvetica" w:eastAsia="Times New Roman" w:hAnsi="Helvetica" w:cs="Helvetica"/>
+                <w:color w:val="333333"/>
+                <w:sz w:val="21"/>
+                <w:szCs w:val="21"/>
+                <w:shd w:val="clear" w:color="auto" w:fill="FFFFFF"/>
+              </w:rPr>
+              <w:t>imm</w:t>
+            </w:r>
+            <w:proofErr w:type="spellEnd"/>
+            <w:r>
+              <w:rPr>
+                <w:rFonts w:ascii="Helvetica" w:eastAsia="Times New Roman" w:hAnsi="Helvetica" w:cs="Helvetica"/>
+                <w:color w:val="333333"/>
+                <w:sz w:val="21"/>
+                <w:szCs w:val="21"/>
+                <w:shd w:val="clear" w:color="auto" w:fill="FFFFFF"/>
+              </w:rPr>
+              <w:t>:</w:t>
             </w:r>
             <w:r>
               <w:rPr>
@@ -3855,6 +4604,7 @@
               </w:rPr>
               <w:t xml:space="preserve">-bit </w:t>
             </w:r>
+            <w:proofErr w:type="spellStart"/>
             <w:r>
               <w:rPr>
                 <w:rFonts w:ascii="Helvetica" w:eastAsia="Times New Roman" w:hAnsi="Helvetica" w:cs="Helvetica"/>
@@ -3865,6 +4615,7 @@
               </w:rPr>
               <w:t>imm</w:t>
             </w:r>
+            <w:proofErr w:type="spellEnd"/>
             <w:r>
               <w:rPr>
                 <w:rFonts w:ascii="Helvetica" w:eastAsia="Times New Roman" w:hAnsi="Helvetica" w:cs="Helvetica"/>
@@ -3906,7 +4657,29 @@
                 <w:szCs w:val="21"/>
                 <w:shd w:val="clear" w:color="auto" w:fill="FFFFFF"/>
               </w:rPr>
-              <w:t>&lt;3-bit funct3&gt; &lt;5-bit rd&gt;</w:t>
+              <w:t xml:space="preserve">&lt;3-bit funct3&gt; &lt;5-bit </w:t>
+            </w:r>
+            <w:proofErr w:type="spellStart"/>
+            <w:r>
+              <w:rPr>
+                <w:rFonts w:ascii="Helvetica" w:eastAsia="Times New Roman" w:hAnsi="Helvetica" w:cs="Helvetica"/>
+                <w:color w:val="333333"/>
+                <w:sz w:val="21"/>
+                <w:szCs w:val="21"/>
+                <w:shd w:val="clear" w:color="auto" w:fill="FFFFFF"/>
+              </w:rPr>
+              <w:t>rd</w:t>
+            </w:r>
+            <w:proofErr w:type="spellEnd"/>
+            <w:r>
+              <w:rPr>
+                <w:rFonts w:ascii="Helvetica" w:eastAsia="Times New Roman" w:hAnsi="Helvetica" w:cs="Helvetica"/>
+                <w:color w:val="333333"/>
+                <w:sz w:val="21"/>
+                <w:szCs w:val="21"/>
+                <w:shd w:val="clear" w:color="auto" w:fill="FFFFFF"/>
+              </w:rPr>
+              <w:t>&gt;</w:t>
             </w:r>
             <w:r>
               <w:t xml:space="preserve"> </w:t>
@@ -4093,6 +4866,7 @@
               </w:rPr>
               <w:t xml:space="preserve">    </w:t>
             </w:r>
+            <w:proofErr w:type="spellStart"/>
             <w:r>
               <w:rPr>
                 <w:rFonts w:ascii="Helvetica" w:eastAsia="Times New Roman" w:hAnsi="Helvetica" w:cs="Helvetica"/>
@@ -4105,6 +4879,7 @@
               </w:rPr>
               <w:t>lw</w:t>
             </w:r>
+            <w:proofErr w:type="spellEnd"/>
             <w:r>
               <w:rPr>
                 <w:rFonts w:ascii="Helvetica" w:eastAsia="Times New Roman" w:hAnsi="Helvetica" w:cs="Helvetica"/>
@@ -4117,6 +4892,7 @@
               </w:rPr>
               <w:t xml:space="preserve"> </w:t>
             </w:r>
+            <w:proofErr w:type="spellStart"/>
             <w:r>
               <w:rPr>
                 <w:rFonts w:ascii="Helvetica" w:eastAsia="Times New Roman" w:hAnsi="Helvetica" w:cs="Helvetica"/>
@@ -4141,6 +4917,7 @@
               </w:rPr>
               <w:t>d</w:t>
             </w:r>
+            <w:proofErr w:type="spellEnd"/>
             <w:r>
               <w:rPr>
                 <w:rFonts w:ascii="Helvetica" w:eastAsia="Times New Roman" w:hAnsi="Helvetica" w:cs="Helvetica"/>
@@ -4165,6 +4942,7 @@
               </w:rPr>
               <w:t xml:space="preserve"> </w:t>
             </w:r>
+            <w:proofErr w:type="spellStart"/>
             <w:r>
               <w:rPr>
                 <w:rFonts w:ascii="Helvetica" w:eastAsia="Times New Roman" w:hAnsi="Helvetica" w:cs="Helvetica"/>
@@ -4177,6 +4955,7 @@
               </w:rPr>
               <w:t>imm</w:t>
             </w:r>
+            <w:proofErr w:type="spellEnd"/>
             <w:r>
               <w:rPr>
                 <w:rFonts w:ascii="Helvetica" w:eastAsia="Times New Roman" w:hAnsi="Helvetica" w:cs="Helvetica"/>
@@ -4199,8 +4978,9 @@
                 <w:szCs w:val="21"/>
                 <w:shd w:val="clear" w:color="auto" w:fill="FFFFFF"/>
               </w:rPr>
-              <w:t xml:space="preserve">        #  rd = </w:t>
-            </w:r>
+              <w:t xml:space="preserve">        </w:t>
+            </w:r>
+            <w:proofErr w:type="gramStart"/>
             <w:r>
               <w:rPr>
                 <w:rFonts w:ascii="Helvetica" w:eastAsia="Times New Roman" w:hAnsi="Helvetica" w:cs="Helvetica"/>
@@ -4211,8 +4991,9 @@
                 <w:szCs w:val="21"/>
                 <w:shd w:val="clear" w:color="auto" w:fill="FFFFFF"/>
               </w:rPr>
-              <w:t>memory[</w:t>
-            </w:r>
+              <w:t xml:space="preserve">#  </w:t>
+            </w:r>
+            <w:proofErr w:type="spellStart"/>
             <w:r>
               <w:rPr>
                 <w:rFonts w:ascii="Helvetica" w:eastAsia="Times New Roman" w:hAnsi="Helvetica" w:cs="Helvetica"/>
@@ -4223,8 +5004,10 @@
                 <w:szCs w:val="21"/>
                 <w:shd w:val="clear" w:color="auto" w:fill="FFFFFF"/>
               </w:rPr>
-              <w:t xml:space="preserve">rs1 + </w:t>
-            </w:r>
+              <w:t>rd</w:t>
+            </w:r>
+            <w:proofErr w:type="spellEnd"/>
+            <w:proofErr w:type="gramEnd"/>
             <w:r>
               <w:rPr>
                 <w:rFonts w:ascii="Helvetica" w:eastAsia="Times New Roman" w:hAnsi="Helvetica" w:cs="Helvetica"/>
@@ -4235,8 +5018,48 @@
                 <w:szCs w:val="21"/>
                 <w:shd w:val="clear" w:color="auto" w:fill="FFFFFF"/>
               </w:rPr>
+              <w:t xml:space="preserve"> = </w:t>
+            </w:r>
+            <w:proofErr w:type="gramStart"/>
+            <w:r>
+              <w:rPr>
+                <w:rFonts w:ascii="Helvetica" w:eastAsia="Times New Roman" w:hAnsi="Helvetica" w:cs="Helvetica"/>
+                <w:i/>
+                <w:iCs/>
+                <w:color w:val="333333"/>
+                <w:sz w:val="21"/>
+                <w:szCs w:val="21"/>
+                <w:shd w:val="clear" w:color="auto" w:fill="FFFFFF"/>
+              </w:rPr>
+              <w:t>memory[</w:t>
+            </w:r>
+            <w:proofErr w:type="gramEnd"/>
+            <w:r>
+              <w:rPr>
+                <w:rFonts w:ascii="Helvetica" w:eastAsia="Times New Roman" w:hAnsi="Helvetica" w:cs="Helvetica"/>
+                <w:i/>
+                <w:iCs/>
+                <w:color w:val="333333"/>
+                <w:sz w:val="21"/>
+                <w:szCs w:val="21"/>
+                <w:shd w:val="clear" w:color="auto" w:fill="FFFFFF"/>
+              </w:rPr>
+              <w:t xml:space="preserve">rs1 + </w:t>
+            </w:r>
+            <w:proofErr w:type="spellStart"/>
+            <w:r>
+              <w:rPr>
+                <w:rFonts w:ascii="Helvetica" w:eastAsia="Times New Roman" w:hAnsi="Helvetica" w:cs="Helvetica"/>
+                <w:i/>
+                <w:iCs/>
+                <w:color w:val="333333"/>
+                <w:sz w:val="21"/>
+                <w:szCs w:val="21"/>
+                <w:shd w:val="clear" w:color="auto" w:fill="FFFFFF"/>
+              </w:rPr>
               <w:t>imm</w:t>
             </w:r>
+            <w:proofErr w:type="spellEnd"/>
             <w:r>
               <w:rPr>
                 <w:rFonts w:ascii="Helvetica" w:eastAsia="Times New Roman" w:hAnsi="Helvetica" w:cs="Helvetica"/>
@@ -4270,15 +5093,27 @@
               </w:rPr>
               <w:t xml:space="preserve">         </w:t>
             </w:r>
-            <w:r>
-              <w:rPr>
-                <w:rFonts w:ascii="Helvetica" w:eastAsia="Times New Roman" w:hAnsi="Helvetica" w:cs="Helvetica"/>
-                <w:color w:val="333333"/>
-                <w:sz w:val="21"/>
-                <w:szCs w:val="21"/>
-                <w:shd w:val="clear" w:color="auto" w:fill="FFFFFF"/>
-              </w:rPr>
-              <w:t xml:space="preserve">rd: destination register </w:t>
+            <w:proofErr w:type="spellStart"/>
+            <w:r>
+              <w:rPr>
+                <w:rFonts w:ascii="Helvetica" w:eastAsia="Times New Roman" w:hAnsi="Helvetica" w:cs="Helvetica"/>
+                <w:color w:val="333333"/>
+                <w:sz w:val="21"/>
+                <w:szCs w:val="21"/>
+                <w:shd w:val="clear" w:color="auto" w:fill="FFFFFF"/>
+              </w:rPr>
+              <w:t>rd</w:t>
+            </w:r>
+            <w:proofErr w:type="spellEnd"/>
+            <w:r>
+              <w:rPr>
+                <w:rFonts w:ascii="Helvetica" w:eastAsia="Times New Roman" w:hAnsi="Helvetica" w:cs="Helvetica"/>
+                <w:color w:val="333333"/>
+                <w:sz w:val="21"/>
+                <w:szCs w:val="21"/>
+                <w:shd w:val="clear" w:color="auto" w:fill="FFFFFF"/>
+              </w:rPr>
+              <w:t xml:space="preserve">: destination register </w:t>
             </w:r>
           </w:p>
           <w:p>
@@ -4342,15 +5177,27 @@
               </w:rPr>
               <w:t xml:space="preserve">         </w:t>
             </w:r>
-            <w:r>
-              <w:rPr>
-                <w:rFonts w:ascii="Helvetica" w:eastAsia="Times New Roman" w:hAnsi="Helvetica" w:cs="Helvetica"/>
-                <w:color w:val="333333"/>
-                <w:sz w:val="21"/>
-                <w:szCs w:val="21"/>
-                <w:shd w:val="clear" w:color="auto" w:fill="FFFFFF"/>
-              </w:rPr>
-              <w:t>imm:</w:t>
+            <w:proofErr w:type="spellStart"/>
+            <w:r>
+              <w:rPr>
+                <w:rFonts w:ascii="Helvetica" w:eastAsia="Times New Roman" w:hAnsi="Helvetica" w:cs="Helvetica"/>
+                <w:color w:val="333333"/>
+                <w:sz w:val="21"/>
+                <w:szCs w:val="21"/>
+                <w:shd w:val="clear" w:color="auto" w:fill="FFFFFF"/>
+              </w:rPr>
+              <w:t>imm</w:t>
+            </w:r>
+            <w:proofErr w:type="spellEnd"/>
+            <w:r>
+              <w:rPr>
+                <w:rFonts w:ascii="Helvetica" w:eastAsia="Times New Roman" w:hAnsi="Helvetica" w:cs="Helvetica"/>
+                <w:color w:val="333333"/>
+                <w:sz w:val="21"/>
+                <w:szCs w:val="21"/>
+                <w:shd w:val="clear" w:color="auto" w:fill="FFFFFF"/>
+              </w:rPr>
+              <w:t>:</w:t>
             </w:r>
             <w:r>
               <w:rPr>
@@ -4424,7 +5271,29 @@
                 <w:szCs w:val="21"/>
                 <w:shd w:val="clear" w:color="auto" w:fill="FFFFFF"/>
               </w:rPr>
-              <w:t xml:space="preserve">    “&lt;12-bit imm&gt; &lt;5-bit rs1&gt;</w:t>
+              <w:t xml:space="preserve">    “&lt;12-bit </w:t>
+            </w:r>
+            <w:proofErr w:type="spellStart"/>
+            <w:r>
+              <w:rPr>
+                <w:rFonts w:ascii="Helvetica" w:eastAsia="Times New Roman" w:hAnsi="Helvetica" w:cs="Helvetica"/>
+                <w:color w:val="333333"/>
+                <w:sz w:val="21"/>
+                <w:szCs w:val="21"/>
+                <w:shd w:val="clear" w:color="auto" w:fill="FFFFFF"/>
+              </w:rPr>
+              <w:t>imm</w:t>
+            </w:r>
+            <w:proofErr w:type="spellEnd"/>
+            <w:r>
+              <w:rPr>
+                <w:rFonts w:ascii="Helvetica" w:eastAsia="Times New Roman" w:hAnsi="Helvetica" w:cs="Helvetica"/>
+                <w:color w:val="333333"/>
+                <w:sz w:val="21"/>
+                <w:szCs w:val="21"/>
+                <w:shd w:val="clear" w:color="auto" w:fill="FFFFFF"/>
+              </w:rPr>
+              <w:t>&gt; &lt;5-bit rs1&gt;</w:t>
             </w:r>
             <w:r>
               <w:t xml:space="preserve"> </w:t>
@@ -4437,7 +5306,29 @@
                 <w:szCs w:val="21"/>
                 <w:shd w:val="clear" w:color="auto" w:fill="FFFFFF"/>
               </w:rPr>
-              <w:t>&lt;3-bit funct3&gt; &lt;5-bit rd&gt;</w:t>
+              <w:t xml:space="preserve">&lt;3-bit funct3&gt; &lt;5-bit </w:t>
+            </w:r>
+            <w:proofErr w:type="spellStart"/>
+            <w:r>
+              <w:rPr>
+                <w:rFonts w:ascii="Helvetica" w:eastAsia="Times New Roman" w:hAnsi="Helvetica" w:cs="Helvetica"/>
+                <w:color w:val="333333"/>
+                <w:sz w:val="21"/>
+                <w:szCs w:val="21"/>
+                <w:shd w:val="clear" w:color="auto" w:fill="FFFFFF"/>
+              </w:rPr>
+              <w:t>rd</w:t>
+            </w:r>
+            <w:proofErr w:type="spellEnd"/>
+            <w:r>
+              <w:rPr>
+                <w:rFonts w:ascii="Helvetica" w:eastAsia="Times New Roman" w:hAnsi="Helvetica" w:cs="Helvetica"/>
+                <w:color w:val="333333"/>
+                <w:sz w:val="21"/>
+                <w:szCs w:val="21"/>
+                <w:shd w:val="clear" w:color="auto" w:fill="FFFFFF"/>
+              </w:rPr>
+              <w:t>&gt;</w:t>
             </w:r>
             <w:r>
               <w:t xml:space="preserve"> </w:t>
@@ -4720,6 +5611,7 @@
               </w:rPr>
               <w:t xml:space="preserve"> </w:t>
             </w:r>
+            <w:proofErr w:type="spellStart"/>
             <w:r>
               <w:rPr>
                 <w:rFonts w:ascii="Helvetica" w:eastAsia="Times New Roman" w:hAnsi="Helvetica" w:cs="Helvetica"/>
@@ -4732,6 +5624,7 @@
               </w:rPr>
               <w:t>bne</w:t>
             </w:r>
+            <w:proofErr w:type="spellEnd"/>
             <w:r>
               <w:rPr>
                 <w:rFonts w:ascii="Helvetica" w:eastAsia="Times New Roman" w:hAnsi="Helvetica" w:cs="Helvetica"/>
@@ -4766,8 +5659,9 @@
                 <w:szCs w:val="21"/>
                 <w:shd w:val="clear" w:color="auto" w:fill="FFFFFF"/>
               </w:rPr>
-              <w:t>, i</w:t>
-            </w:r>
+              <w:t xml:space="preserve">, </w:t>
+            </w:r>
+            <w:proofErr w:type="spellStart"/>
             <w:r>
               <w:rPr>
                 <w:rFonts w:ascii="Helvetica" w:eastAsia="Times New Roman" w:hAnsi="Helvetica" w:cs="Helvetica"/>
@@ -4778,7 +5672,7 @@
                 <w:szCs w:val="21"/>
                 <w:shd w:val="clear" w:color="auto" w:fill="FFFFFF"/>
               </w:rPr>
-              <w:t>mm</w:t>
+              <w:t>i</w:t>
             </w:r>
             <w:r>
               <w:rPr>
@@ -4790,8 +5684,9 @@
                 <w:szCs w:val="21"/>
                 <w:shd w:val="clear" w:color="auto" w:fill="FFFFFF"/>
               </w:rPr>
-              <w:t xml:space="preserve">        #  </w:t>
-            </w:r>
+              <w:t>mm</w:t>
+            </w:r>
+            <w:proofErr w:type="spellEnd"/>
             <w:r>
               <w:rPr>
                 <w:rFonts w:ascii="Helvetica" w:eastAsia="Times New Roman" w:hAnsi="Helvetica" w:cs="Helvetica"/>
@@ -4802,8 +5697,60 @@
                 <w:szCs w:val="21"/>
                 <w:shd w:val="clear" w:color="auto" w:fill="FFFFFF"/>
               </w:rPr>
-              <w:t>PC = PC + 4 + imm</w:t>
-            </w:r>
+              <w:t xml:space="preserve">        </w:t>
+            </w:r>
+            <w:proofErr w:type="gramStart"/>
+            <w:r>
+              <w:rPr>
+                <w:rFonts w:ascii="Helvetica" w:eastAsia="Times New Roman" w:hAnsi="Helvetica" w:cs="Helvetica"/>
+                <w:i/>
+                <w:iCs/>
+                <w:color w:val="333333"/>
+                <w:sz w:val="21"/>
+                <w:szCs w:val="21"/>
+                <w:shd w:val="clear" w:color="auto" w:fill="FFFFFF"/>
+              </w:rPr>
+              <w:t xml:space="preserve">#  </w:t>
+            </w:r>
+            <w:r>
+              <w:rPr>
+                <w:rFonts w:ascii="Helvetica" w:eastAsia="Times New Roman" w:hAnsi="Helvetica" w:cs="Helvetica"/>
+                <w:i/>
+                <w:iCs/>
+                <w:color w:val="333333"/>
+                <w:sz w:val="21"/>
+                <w:szCs w:val="21"/>
+                <w:shd w:val="clear" w:color="auto" w:fill="FFFFFF"/>
+              </w:rPr>
+              <w:t>PC</w:t>
+            </w:r>
+            <w:proofErr w:type="gramEnd"/>
+            <w:r>
+              <w:rPr>
+                <w:rFonts w:ascii="Helvetica" w:eastAsia="Times New Roman" w:hAnsi="Helvetica" w:cs="Helvetica"/>
+                <w:i/>
+                <w:iCs/>
+                <w:color w:val="333333"/>
+                <w:sz w:val="21"/>
+                <w:szCs w:val="21"/>
+                <w:shd w:val="clear" w:color="auto" w:fill="FFFFFF"/>
+              </w:rPr>
+              <w:t xml:space="preserve"> = PC + 4 + </w:t>
+            </w:r>
+            <w:proofErr w:type="spellStart"/>
+            <w:r>
+              <w:rPr>
+                <w:rFonts w:ascii="Helvetica" w:eastAsia="Times New Roman" w:hAnsi="Helvetica" w:cs="Helvetica"/>
+                <w:i/>
+                <w:iCs/>
+                <w:color w:val="333333"/>
+                <w:sz w:val="21"/>
+                <w:szCs w:val="21"/>
+                <w:shd w:val="clear" w:color="auto" w:fill="FFFFFF"/>
+              </w:rPr>
+              <w:t>imm</w:t>
+            </w:r>
+            <w:proofErr w:type="spellEnd"/>
             <w:r>
               <w:rPr>
                 <w:rFonts w:ascii="Helvetica" w:eastAsia="Times New Roman" w:hAnsi="Helvetica" w:cs="Helvetica"/>
@@ -4837,15 +5784,27 @@
               </w:rPr>
               <w:t xml:space="preserve">         </w:t>
             </w:r>
-            <w:r>
-              <w:rPr>
-                <w:rFonts w:ascii="Helvetica" w:eastAsia="Times New Roman" w:hAnsi="Helvetica" w:cs="Helvetica"/>
-                <w:color w:val="333333"/>
-                <w:sz w:val="21"/>
-                <w:szCs w:val="21"/>
-                <w:shd w:val="clear" w:color="auto" w:fill="FFFFFF"/>
-              </w:rPr>
-              <w:t>imm:</w:t>
+            <w:proofErr w:type="spellStart"/>
+            <w:r>
+              <w:rPr>
+                <w:rFonts w:ascii="Helvetica" w:eastAsia="Times New Roman" w:hAnsi="Helvetica" w:cs="Helvetica"/>
+                <w:color w:val="333333"/>
+                <w:sz w:val="21"/>
+                <w:szCs w:val="21"/>
+                <w:shd w:val="clear" w:color="auto" w:fill="FFFFFF"/>
+              </w:rPr>
+              <w:t>imm</w:t>
+            </w:r>
+            <w:proofErr w:type="spellEnd"/>
+            <w:r>
+              <w:rPr>
+                <w:rFonts w:ascii="Helvetica" w:eastAsia="Times New Roman" w:hAnsi="Helvetica" w:cs="Helvetica"/>
+                <w:color w:val="333333"/>
+                <w:sz w:val="21"/>
+                <w:szCs w:val="21"/>
+                <w:shd w:val="clear" w:color="auto" w:fill="FFFFFF"/>
+              </w:rPr>
+              <w:t>:</w:t>
             </w:r>
             <w:r>
               <w:rPr>
@@ -4919,8 +5878,32 @@
                 <w:szCs w:val="21"/>
                 <w:shd w:val="clear" w:color="auto" w:fill="FFFFFF"/>
               </w:rPr>
-              <w:t>&lt;imm[1</w:t>
-            </w:r>
+              <w:t>&lt;</w:t>
+            </w:r>
+            <w:proofErr w:type="spellStart"/>
+            <w:proofErr w:type="gramStart"/>
+            <w:r>
+              <w:rPr>
+                <w:rFonts w:ascii="Helvetica" w:eastAsia="Times New Roman" w:hAnsi="Helvetica" w:cs="Helvetica"/>
+                <w:color w:val="333333"/>
+                <w:sz w:val="21"/>
+                <w:szCs w:val="21"/>
+                <w:shd w:val="clear" w:color="auto" w:fill="FFFFFF"/>
+              </w:rPr>
+              <w:t>imm</w:t>
+            </w:r>
+            <w:proofErr w:type="spellEnd"/>
+            <w:r>
+              <w:rPr>
+                <w:rFonts w:ascii="Helvetica" w:eastAsia="Times New Roman" w:hAnsi="Helvetica" w:cs="Helvetica"/>
+                <w:color w:val="333333"/>
+                <w:sz w:val="21"/>
+                <w:szCs w:val="21"/>
+                <w:shd w:val="clear" w:color="auto" w:fill="FFFFFF"/>
+              </w:rPr>
+              <w:t>[</w:t>
+            </w:r>
+            <w:proofErr w:type="gramEnd"/>
             <w:r>
               <w:rPr>
                 <w:rFonts w:ascii="Helvetica" w:eastAsia="Times New Roman" w:hAnsi="Helvetica" w:cs="Helvetica"/>
@@ -4939,6 +5922,16 @@
                 <w:szCs w:val="21"/>
                 <w:shd w:val="clear" w:color="auto" w:fill="FFFFFF"/>
               </w:rPr>
+              <w:t>1</w:t>
+            </w:r>
+            <w:r>
+              <w:rPr>
+                <w:rFonts w:ascii="Helvetica" w:eastAsia="Times New Roman" w:hAnsi="Helvetica" w:cs="Helvetica"/>
+                <w:color w:val="333333"/>
+                <w:sz w:val="21"/>
+                <w:szCs w:val="21"/>
+                <w:shd w:val="clear" w:color="auto" w:fill="FFFFFF"/>
+              </w:rPr>
               <w:t xml:space="preserve">]&gt; </w:t>
             </w:r>
             <w:r>
@@ -4949,8 +5942,32 @@
                 <w:szCs w:val="21"/>
                 <w:shd w:val="clear" w:color="auto" w:fill="FFFFFF"/>
               </w:rPr>
-              <w:t>&lt;imm[</w:t>
-            </w:r>
+              <w:t>&lt;</w:t>
+            </w:r>
+            <w:proofErr w:type="spellStart"/>
+            <w:proofErr w:type="gramStart"/>
+            <w:r>
+              <w:rPr>
+                <w:rFonts w:ascii="Helvetica" w:eastAsia="Times New Roman" w:hAnsi="Helvetica" w:cs="Helvetica"/>
+                <w:color w:val="333333"/>
+                <w:sz w:val="21"/>
+                <w:szCs w:val="21"/>
+                <w:shd w:val="clear" w:color="auto" w:fill="FFFFFF"/>
+              </w:rPr>
+              <w:t>imm</w:t>
+            </w:r>
+            <w:proofErr w:type="spellEnd"/>
+            <w:r>
+              <w:rPr>
+                <w:rFonts w:ascii="Helvetica" w:eastAsia="Times New Roman" w:hAnsi="Helvetica" w:cs="Helvetica"/>
+                <w:color w:val="333333"/>
+                <w:sz w:val="21"/>
+                <w:szCs w:val="21"/>
+                <w:shd w:val="clear" w:color="auto" w:fill="FFFFFF"/>
+              </w:rPr>
+              <w:t>[</w:t>
+            </w:r>
+            <w:proofErr w:type="gramEnd"/>
             <w:r>
               <w:rPr>
                 <w:rFonts w:ascii="Helvetica" w:eastAsia="Times New Roman" w:hAnsi="Helvetica" w:cs="Helvetica"/>
@@ -5015,8 +6032,32 @@
                 <w:szCs w:val="21"/>
                 <w:shd w:val="clear" w:color="auto" w:fill="FFFFFF"/>
               </w:rPr>
-              <w:t>&lt;3-bit funct3&gt; &lt;imm[</w:t>
-            </w:r>
+              <w:t>&lt;3-bit funct3&gt; &lt;</w:t>
+            </w:r>
+            <w:proofErr w:type="spellStart"/>
+            <w:proofErr w:type="gramStart"/>
+            <w:r>
+              <w:rPr>
+                <w:rFonts w:ascii="Helvetica" w:eastAsia="Times New Roman" w:hAnsi="Helvetica" w:cs="Helvetica"/>
+                <w:color w:val="333333"/>
+                <w:sz w:val="21"/>
+                <w:szCs w:val="21"/>
+                <w:shd w:val="clear" w:color="auto" w:fill="FFFFFF"/>
+              </w:rPr>
+              <w:t>imm</w:t>
+            </w:r>
+            <w:proofErr w:type="spellEnd"/>
+            <w:r>
+              <w:rPr>
+                <w:rFonts w:ascii="Helvetica" w:eastAsia="Times New Roman" w:hAnsi="Helvetica" w:cs="Helvetica"/>
+                <w:color w:val="333333"/>
+                <w:sz w:val="21"/>
+                <w:szCs w:val="21"/>
+                <w:shd w:val="clear" w:color="auto" w:fill="FFFFFF"/>
+              </w:rPr>
+              <w:t>[</w:t>
+            </w:r>
+            <w:proofErr w:type="gramEnd"/>
             <w:r>
               <w:rPr>
                 <w:rFonts w:ascii="Helvetica" w:eastAsia="Times New Roman" w:hAnsi="Helvetica" w:cs="Helvetica"/>
@@ -5076,7 +6117,41 @@
                 <w:szCs w:val="21"/>
                 <w:shd w:val="clear" w:color="auto" w:fill="FFFFFF"/>
               </w:rPr>
-              <w:t>&lt;imm[1</w:t>
+              <w:t>&lt;</w:t>
+            </w:r>
+            <w:proofErr w:type="spellStart"/>
+            <w:proofErr w:type="gramStart"/>
+            <w:r>
+              <w:rPr>
+                <w:rFonts w:ascii="Helvetica" w:eastAsia="Times New Roman" w:hAnsi="Helvetica" w:cs="Helvetica"/>
+                <w:color w:val="333333"/>
+                <w:sz w:val="21"/>
+                <w:szCs w:val="21"/>
+                <w:shd w:val="clear" w:color="auto" w:fill="FFFFFF"/>
+              </w:rPr>
+              <w:t>imm</w:t>
+            </w:r>
+            <w:proofErr w:type="spellEnd"/>
+            <w:r>
+              <w:rPr>
+                <w:rFonts w:ascii="Helvetica" w:eastAsia="Times New Roman" w:hAnsi="Helvetica" w:cs="Helvetica"/>
+                <w:color w:val="333333"/>
+                <w:sz w:val="21"/>
+                <w:szCs w:val="21"/>
+                <w:shd w:val="clear" w:color="auto" w:fill="FFFFFF"/>
+              </w:rPr>
+              <w:t>[</w:t>
+            </w:r>
+            <w:proofErr w:type="gramEnd"/>
+            <w:r>
+              <w:rPr>
+                <w:rFonts w:ascii="Helvetica" w:eastAsia="Times New Roman" w:hAnsi="Helvetica" w:cs="Helvetica"/>
+                <w:color w:val="333333"/>
+                <w:sz w:val="21"/>
+                <w:szCs w:val="21"/>
+                <w:shd w:val="clear" w:color="auto" w:fill="FFFFFF"/>
+              </w:rPr>
+              <w:t>1</w:t>
             </w:r>
             <w:r>
               <w:rPr>
@@ -5211,6 +6286,7 @@
                 <w:shd w:val="clear" w:color="auto" w:fill="FFFFFF"/>
               </w:rPr>
             </w:pPr>
+            <w:proofErr w:type="gramStart"/>
             <w:r>
               <w:rPr>
                 <w:rFonts w:ascii="Helvetica" w:hAnsi="Helvetica" w:cs="Helvetica"/>
@@ -5219,8 +6295,53 @@
                 <w:szCs w:val="21"/>
                 <w:shd w:val="clear" w:color="auto" w:fill="FFFFFF"/>
               </w:rPr>
-              <w:t>So the final PC = PC + 4 + (sign extend)(imm[</w:t>
-            </w:r>
+              <w:t>So</w:t>
+            </w:r>
+            <w:proofErr w:type="gramEnd"/>
+            <w:r>
+              <w:rPr>
+                <w:rFonts w:ascii="Helvetica" w:hAnsi="Helvetica" w:cs="Helvetica"/>
+                <w:color w:val="333333"/>
+                <w:sz w:val="21"/>
+                <w:szCs w:val="21"/>
+                <w:shd w:val="clear" w:color="auto" w:fill="FFFFFF"/>
+              </w:rPr>
+              <w:t xml:space="preserve"> the final PC = PC + 4 + (sign </w:t>
+            </w:r>
+            <w:proofErr w:type="gramStart"/>
+            <w:r>
+              <w:rPr>
+                <w:rFonts w:ascii="Helvetica" w:hAnsi="Helvetica" w:cs="Helvetica"/>
+                <w:color w:val="333333"/>
+                <w:sz w:val="21"/>
+                <w:szCs w:val="21"/>
+                <w:shd w:val="clear" w:color="auto" w:fill="FFFFFF"/>
+              </w:rPr>
+              <w:t>extend)(</w:t>
+            </w:r>
+            <w:proofErr w:type="spellStart"/>
+            <w:r>
+              <w:rPr>
+                <w:rFonts w:ascii="Helvetica" w:hAnsi="Helvetica" w:cs="Helvetica"/>
+                <w:color w:val="333333"/>
+                <w:sz w:val="21"/>
+                <w:szCs w:val="21"/>
+                <w:shd w:val="clear" w:color="auto" w:fill="FFFFFF"/>
+              </w:rPr>
+              <w:t>imm</w:t>
+            </w:r>
+            <w:proofErr w:type="spellEnd"/>
+            <w:r>
+              <w:rPr>
+                <w:rFonts w:ascii="Helvetica" w:hAnsi="Helvetica" w:cs="Helvetica"/>
+                <w:color w:val="333333"/>
+                <w:sz w:val="21"/>
+                <w:szCs w:val="21"/>
+                <w:shd w:val="clear" w:color="auto" w:fill="FFFFFF"/>
+              </w:rPr>
+              <w:t>[</w:t>
+            </w:r>
+            <w:proofErr w:type="gramEnd"/>
             <w:r>
               <w:rPr>
                 <w:rFonts w:ascii="Helvetica" w:hAnsi="Helvetica" w:cs="Helvetica"/>
@@ -5270,8 +6391,32 @@
                 <w:szCs w:val="21"/>
                 <w:shd w:val="clear" w:color="auto" w:fill="FFFFFF"/>
               </w:rPr>
-              <w:t>Note: for our implementation, imm[</w:t>
-            </w:r>
+              <w:t xml:space="preserve">Note: for our implementation, </w:t>
+            </w:r>
+            <w:proofErr w:type="spellStart"/>
+            <w:proofErr w:type="gramStart"/>
+            <w:r>
+              <w:rPr>
+                <w:rFonts w:ascii="Helvetica" w:hAnsi="Helvetica" w:cs="Helvetica"/>
+                <w:color w:val="333333"/>
+                <w:sz w:val="21"/>
+                <w:szCs w:val="21"/>
+                <w:shd w:val="clear" w:color="auto" w:fill="FFFFFF"/>
+              </w:rPr>
+              <w:t>imm</w:t>
+            </w:r>
+            <w:proofErr w:type="spellEnd"/>
+            <w:r>
+              <w:rPr>
+                <w:rFonts w:ascii="Helvetica" w:hAnsi="Helvetica" w:cs="Helvetica"/>
+                <w:color w:val="333333"/>
+                <w:sz w:val="21"/>
+                <w:szCs w:val="21"/>
+                <w:shd w:val="clear" w:color="auto" w:fill="FFFFFF"/>
+              </w:rPr>
+              <w:t>[</w:t>
+            </w:r>
+            <w:proofErr w:type="gramEnd"/>
             <w:r>
               <w:rPr>
                 <w:rFonts w:ascii="Helvetica" w:hAnsi="Helvetica" w:cs="Helvetica"/>
@@ -5411,7 +6556,29 @@
           <w:szCs w:val="21"/>
           <w:shd w:val="clear" w:color="auto" w:fill="FFFFFF"/>
         </w:rPr>
-        <w:t xml:space="preserve"> [replacing Psuedo-instructions]</w:t>
+        <w:t xml:space="preserve"> [replacing </w:t>
+      </w:r>
+      <w:proofErr w:type="spellStart"/>
+      <w:r>
+        <w:rPr>
+          <w:rFonts w:ascii="Helvetica" w:eastAsia="Times New Roman" w:hAnsi="Helvetica" w:cs="Helvetica"/>
+          <w:color w:val="333333"/>
+          <w:sz w:val="21"/>
+          <w:szCs w:val="21"/>
+          <w:shd w:val="clear" w:color="auto" w:fill="FFFFFF"/>
+        </w:rPr>
+        <w:t>Psuedo</w:t>
+      </w:r>
+      <w:proofErr w:type="spellEnd"/>
+      <w:r>
+        <w:rPr>
+          <w:rFonts w:ascii="Helvetica" w:eastAsia="Times New Roman" w:hAnsi="Helvetica" w:cs="Helvetica"/>
+          <w:color w:val="333333"/>
+          <w:sz w:val="21"/>
+          <w:szCs w:val="21"/>
+          <w:shd w:val="clear" w:color="auto" w:fill="FFFFFF"/>
+        </w:rPr>
+        <w:t>-instructions]</w:t>
       </w:r>
       <w:r>
         <w:rPr>
@@ -5533,8 +6700,20 @@
                 <w:szCs w:val="21"/>
                 <w:shd w:val="clear" w:color="auto" w:fill="FFFFFF"/>
               </w:rPr>
-              <w:t xml:space="preserve"> where</w:t>
-            </w:r>
+              <w:t xml:space="preserve"> </w:t>
+            </w:r>
+            <w:proofErr w:type="gramStart"/>
+            <w:r>
+              <w:rPr>
+                <w:rFonts w:ascii="Helvetica" w:eastAsia="Times New Roman" w:hAnsi="Helvetica" w:cs="Helvetica"/>
+                <w:color w:val="333333"/>
+                <w:sz w:val="21"/>
+                <w:szCs w:val="21"/>
+                <w:shd w:val="clear" w:color="auto" w:fill="FFFFFF"/>
+              </w:rPr>
+              <w:t>where</w:t>
+            </w:r>
+            <w:proofErr w:type="gramEnd"/>
           </w:p>
           <w:p>
             <w:pPr>
@@ -5626,6 +6805,7 @@
               </w:rPr>
               <w:t xml:space="preserve">     </w:t>
             </w:r>
+            <w:proofErr w:type="spellStart"/>
             <w:r>
               <w:rPr>
                 <w:rFonts w:ascii="Helvetica" w:eastAsia="Times New Roman" w:hAnsi="Helvetica" w:cs="Helvetica"/>
@@ -5636,8 +6816,9 @@
                 <w:szCs w:val="21"/>
                 <w:shd w:val="clear" w:color="auto" w:fill="FFFFFF"/>
               </w:rPr>
-              <w:t>jal rd, imm</w:t>
-            </w:r>
+              <w:t>jal</w:t>
+            </w:r>
+            <w:proofErr w:type="spellEnd"/>
             <w:r>
               <w:rPr>
                 <w:rFonts w:ascii="Helvetica" w:eastAsia="Times New Roman" w:hAnsi="Helvetica" w:cs="Helvetica"/>
@@ -5648,8 +6829,9 @@
                 <w:szCs w:val="21"/>
                 <w:shd w:val="clear" w:color="auto" w:fill="FFFFFF"/>
               </w:rPr>
-              <w:t xml:space="preserve">  # jump to PC = PC + 4 +</w:t>
-            </w:r>
+              <w:t xml:space="preserve"> </w:t>
+            </w:r>
+            <w:proofErr w:type="spellStart"/>
             <w:r>
               <w:rPr>
                 <w:rFonts w:ascii="Helvetica" w:eastAsia="Times New Roman" w:hAnsi="Helvetica" w:cs="Helvetica"/>
@@ -5660,8 +6842,9 @@
                 <w:szCs w:val="21"/>
                 <w:shd w:val="clear" w:color="auto" w:fill="FFFFFF"/>
               </w:rPr>
-              <w:t xml:space="preserve"> (sign extend)</w:t>
-            </w:r>
+              <w:t>rd</w:t>
+            </w:r>
+            <w:proofErr w:type="spellEnd"/>
             <w:r>
               <w:rPr>
                 <w:rFonts w:ascii="Helvetica" w:eastAsia="Times New Roman" w:hAnsi="Helvetica" w:cs="Helvetica"/>
@@ -5672,8 +6855,86 @@
                 <w:szCs w:val="21"/>
                 <w:shd w:val="clear" w:color="auto" w:fill="FFFFFF"/>
               </w:rPr>
-              <w:t xml:space="preserve"> imm</w:t>
-            </w:r>
+              <w:t xml:space="preserve">, </w:t>
+            </w:r>
+            <w:proofErr w:type="spellStart"/>
+            <w:proofErr w:type="gramStart"/>
+            <w:r>
+              <w:rPr>
+                <w:rFonts w:ascii="Helvetica" w:eastAsia="Times New Roman" w:hAnsi="Helvetica" w:cs="Helvetica"/>
+                <w:i/>
+                <w:iCs/>
+                <w:color w:val="333333"/>
+                <w:sz w:val="21"/>
+                <w:szCs w:val="21"/>
+                <w:shd w:val="clear" w:color="auto" w:fill="FFFFFF"/>
+              </w:rPr>
+              <w:t>imm</w:t>
+            </w:r>
+            <w:proofErr w:type="spellEnd"/>
+            <w:r>
+              <w:rPr>
+                <w:rFonts w:ascii="Helvetica" w:eastAsia="Times New Roman" w:hAnsi="Helvetica" w:cs="Helvetica"/>
+                <w:i/>
+                <w:iCs/>
+                <w:color w:val="333333"/>
+                <w:sz w:val="21"/>
+                <w:szCs w:val="21"/>
+                <w:shd w:val="clear" w:color="auto" w:fill="FFFFFF"/>
+              </w:rPr>
+              <w:t xml:space="preserve">  #</w:t>
+            </w:r>
+            <w:proofErr w:type="gramEnd"/>
+            <w:r>
+              <w:rPr>
+                <w:rFonts w:ascii="Helvetica" w:eastAsia="Times New Roman" w:hAnsi="Helvetica" w:cs="Helvetica"/>
+                <w:i/>
+                <w:iCs/>
+                <w:color w:val="333333"/>
+                <w:sz w:val="21"/>
+                <w:szCs w:val="21"/>
+                <w:shd w:val="clear" w:color="auto" w:fill="FFFFFF"/>
+              </w:rPr>
+              <w:t xml:space="preserve"> jump to PC = PC + 4 +</w:t>
+            </w:r>
+            <w:r>
+              <w:rPr>
+                <w:rFonts w:ascii="Helvetica" w:eastAsia="Times New Roman" w:hAnsi="Helvetica" w:cs="Helvetica"/>
+                <w:i/>
+                <w:iCs/>
+                <w:color w:val="333333"/>
+                <w:sz w:val="21"/>
+                <w:szCs w:val="21"/>
+                <w:shd w:val="clear" w:color="auto" w:fill="FFFFFF"/>
+              </w:rPr>
+              <w:t xml:space="preserve"> (sign extend)</w:t>
+            </w:r>
+            <w:r>
+              <w:rPr>
+                <w:rFonts w:ascii="Helvetica" w:eastAsia="Times New Roman" w:hAnsi="Helvetica" w:cs="Helvetica"/>
+                <w:i/>
+                <w:iCs/>
+                <w:color w:val="333333"/>
+                <w:sz w:val="21"/>
+                <w:szCs w:val="21"/>
+                <w:shd w:val="clear" w:color="auto" w:fill="FFFFFF"/>
+              </w:rPr>
+              <w:t xml:space="preserve"> </w:t>
+            </w:r>
+            <w:proofErr w:type="spellStart"/>
+            <w:r>
+              <w:rPr>
+                <w:rFonts w:ascii="Helvetica" w:eastAsia="Times New Roman" w:hAnsi="Helvetica" w:cs="Helvetica"/>
+                <w:i/>
+                <w:iCs/>
+                <w:color w:val="333333"/>
+                <w:sz w:val="21"/>
+                <w:szCs w:val="21"/>
+                <w:shd w:val="clear" w:color="auto" w:fill="FFFFFF"/>
+              </w:rPr>
+              <w:t>imm</w:t>
+            </w:r>
+            <w:proofErr w:type="spellEnd"/>
           </w:p>
           <w:p>
             <w:pPr>
@@ -5814,6 +7075,7 @@
               </w:rPr>
               <w:t xml:space="preserve"> </w:t>
             </w:r>
+            <w:proofErr w:type="spellStart"/>
             <w:r>
               <w:rPr>
                 <w:rFonts w:ascii="Helvetica" w:eastAsia="Times New Roman" w:hAnsi="Helvetica" w:cs="Helvetica"/>
@@ -5826,6 +7088,7 @@
               </w:rPr>
               <w:t>imm</w:t>
             </w:r>
+            <w:proofErr w:type="spellEnd"/>
             <w:r>
               <w:rPr>
                 <w:rFonts w:ascii="Helvetica" w:eastAsia="Times New Roman" w:hAnsi="Helvetica" w:cs="Helvetica"/>
@@ -5836,8 +7099,9 @@
                 <w:szCs w:val="21"/>
                 <w:shd w:val="clear" w:color="auto" w:fill="FFFFFF"/>
               </w:rPr>
-              <w:t xml:space="preserve">        #  </w:t>
-            </w:r>
+              <w:t xml:space="preserve">        </w:t>
+            </w:r>
+            <w:proofErr w:type="gramStart"/>
             <w:r>
               <w:rPr>
                 <w:rFonts w:ascii="Helvetica" w:eastAsia="Times New Roman" w:hAnsi="Helvetica" w:cs="Helvetica"/>
@@ -5848,7 +7112,7 @@
                 <w:szCs w:val="21"/>
                 <w:shd w:val="clear" w:color="auto" w:fill="FFFFFF"/>
               </w:rPr>
-              <w:t xml:space="preserve">PC = PC + 4 + </w:t>
+              <w:t xml:space="preserve">#  </w:t>
             </w:r>
             <w:r>
               <w:rPr>
@@ -5860,8 +7124,35 @@
                 <w:szCs w:val="21"/>
                 <w:shd w:val="clear" w:color="auto" w:fill="FFFFFF"/>
               </w:rPr>
+              <w:t>PC</w:t>
+            </w:r>
+            <w:proofErr w:type="gramEnd"/>
+            <w:r>
+              <w:rPr>
+                <w:rFonts w:ascii="Helvetica" w:eastAsia="Times New Roman" w:hAnsi="Helvetica" w:cs="Helvetica"/>
+                <w:i/>
+                <w:iCs/>
+                <w:color w:val="333333"/>
+                <w:sz w:val="21"/>
+                <w:szCs w:val="21"/>
+                <w:shd w:val="clear" w:color="auto" w:fill="FFFFFF"/>
+              </w:rPr>
+              <w:t xml:space="preserve"> = PC + 4 + </w:t>
+            </w:r>
+            <w:proofErr w:type="spellStart"/>
+            <w:r>
+              <w:rPr>
+                <w:rFonts w:ascii="Helvetica" w:eastAsia="Times New Roman" w:hAnsi="Helvetica" w:cs="Helvetica"/>
+                <w:i/>
+                <w:iCs/>
+                <w:color w:val="333333"/>
+                <w:sz w:val="21"/>
+                <w:szCs w:val="21"/>
+                <w:shd w:val="clear" w:color="auto" w:fill="FFFFFF"/>
+              </w:rPr>
               <w:t>imm</w:t>
             </w:r>
+            <w:proofErr w:type="spellEnd"/>
           </w:p>
           <w:p>
             <w:pPr>
@@ -5883,15 +7174,27 @@
               </w:rPr>
               <w:t xml:space="preserve">         </w:t>
             </w:r>
-            <w:r>
-              <w:rPr>
-                <w:rFonts w:ascii="Helvetica" w:eastAsia="Times New Roman" w:hAnsi="Helvetica" w:cs="Helvetica"/>
-                <w:color w:val="333333"/>
-                <w:sz w:val="21"/>
-                <w:szCs w:val="21"/>
-                <w:shd w:val="clear" w:color="auto" w:fill="FFFFFF"/>
-              </w:rPr>
-              <w:t>imm:</w:t>
+            <w:proofErr w:type="spellStart"/>
+            <w:r>
+              <w:rPr>
+                <w:rFonts w:ascii="Helvetica" w:eastAsia="Times New Roman" w:hAnsi="Helvetica" w:cs="Helvetica"/>
+                <w:color w:val="333333"/>
+                <w:sz w:val="21"/>
+                <w:szCs w:val="21"/>
+                <w:shd w:val="clear" w:color="auto" w:fill="FFFFFF"/>
+              </w:rPr>
+              <w:t>imm</w:t>
+            </w:r>
+            <w:proofErr w:type="spellEnd"/>
+            <w:r>
+              <w:rPr>
+                <w:rFonts w:ascii="Helvetica" w:eastAsia="Times New Roman" w:hAnsi="Helvetica" w:cs="Helvetica"/>
+                <w:color w:val="333333"/>
+                <w:sz w:val="21"/>
+                <w:szCs w:val="21"/>
+                <w:shd w:val="clear" w:color="auto" w:fill="FFFFFF"/>
+              </w:rPr>
+              <w:t>:</w:t>
             </w:r>
             <w:r>
               <w:rPr>
@@ -5965,17 +7268,41 @@
                 <w:szCs w:val="21"/>
                 <w:shd w:val="clear" w:color="auto" w:fill="FFFFFF"/>
               </w:rPr>
-              <w:t xml:space="preserve">    “&lt;imm</w:t>
-            </w:r>
-            <w:r>
-              <w:rPr>
-                <w:rFonts w:ascii="Helvetica" w:eastAsia="Times New Roman" w:hAnsi="Helvetica" w:cs="Helvetica"/>
-                <w:color w:val="333333"/>
-                <w:sz w:val="21"/>
-                <w:szCs w:val="21"/>
-                <w:shd w:val="clear" w:color="auto" w:fill="FFFFFF"/>
-              </w:rPr>
-              <w:t>[20]</w:t>
+              <w:t xml:space="preserve">    “&lt;</w:t>
+            </w:r>
+            <w:proofErr w:type="spellStart"/>
+            <w:proofErr w:type="gramStart"/>
+            <w:r>
+              <w:rPr>
+                <w:rFonts w:ascii="Helvetica" w:eastAsia="Times New Roman" w:hAnsi="Helvetica" w:cs="Helvetica"/>
+                <w:color w:val="333333"/>
+                <w:sz w:val="21"/>
+                <w:szCs w:val="21"/>
+                <w:shd w:val="clear" w:color="auto" w:fill="FFFFFF"/>
+              </w:rPr>
+              <w:t>imm</w:t>
+            </w:r>
+            <w:proofErr w:type="spellEnd"/>
+            <w:r>
+              <w:rPr>
+                <w:rFonts w:ascii="Helvetica" w:eastAsia="Times New Roman" w:hAnsi="Helvetica" w:cs="Helvetica"/>
+                <w:color w:val="333333"/>
+                <w:sz w:val="21"/>
+                <w:szCs w:val="21"/>
+                <w:shd w:val="clear" w:color="auto" w:fill="FFFFFF"/>
+              </w:rPr>
+              <w:t>[</w:t>
+            </w:r>
+            <w:proofErr w:type="gramEnd"/>
+            <w:r>
+              <w:rPr>
+                <w:rFonts w:ascii="Helvetica" w:eastAsia="Times New Roman" w:hAnsi="Helvetica" w:cs="Helvetica"/>
+                <w:color w:val="333333"/>
+                <w:sz w:val="21"/>
+                <w:szCs w:val="21"/>
+                <w:shd w:val="clear" w:color="auto" w:fill="FFFFFF"/>
+              </w:rPr>
+              <w:t>20]</w:t>
             </w:r>
             <w:r>
               <w:rPr>
@@ -5995,7 +7322,41 @@
                 <w:szCs w:val="21"/>
                 <w:shd w:val="clear" w:color="auto" w:fill="FFFFFF"/>
               </w:rPr>
-              <w:t>&lt;imm[10</w:t>
+              <w:t>&lt;</w:t>
+            </w:r>
+            <w:proofErr w:type="spellStart"/>
+            <w:proofErr w:type="gramStart"/>
+            <w:r>
+              <w:rPr>
+                <w:rFonts w:ascii="Helvetica" w:eastAsia="Times New Roman" w:hAnsi="Helvetica" w:cs="Helvetica"/>
+                <w:color w:val="333333"/>
+                <w:sz w:val="21"/>
+                <w:szCs w:val="21"/>
+                <w:shd w:val="clear" w:color="auto" w:fill="FFFFFF"/>
+              </w:rPr>
+              <w:t>imm</w:t>
+            </w:r>
+            <w:proofErr w:type="spellEnd"/>
+            <w:r>
+              <w:rPr>
+                <w:rFonts w:ascii="Helvetica" w:eastAsia="Times New Roman" w:hAnsi="Helvetica" w:cs="Helvetica"/>
+                <w:color w:val="333333"/>
+                <w:sz w:val="21"/>
+                <w:szCs w:val="21"/>
+                <w:shd w:val="clear" w:color="auto" w:fill="FFFFFF"/>
+              </w:rPr>
+              <w:t>[</w:t>
+            </w:r>
+            <w:proofErr w:type="gramEnd"/>
+            <w:r>
+              <w:rPr>
+                <w:rFonts w:ascii="Helvetica" w:eastAsia="Times New Roman" w:hAnsi="Helvetica" w:cs="Helvetica"/>
+                <w:color w:val="333333"/>
+                <w:sz w:val="21"/>
+                <w:szCs w:val="21"/>
+                <w:shd w:val="clear" w:color="auto" w:fill="FFFFFF"/>
+              </w:rPr>
+              <w:t>10</w:t>
             </w:r>
             <w:r>
               <w:rPr>
@@ -6025,27 +7386,117 @@
                 <w:szCs w:val="21"/>
                 <w:shd w:val="clear" w:color="auto" w:fill="FFFFFF"/>
               </w:rPr>
-              <w:t>&lt;imm[11]&gt;</w:t>
-            </w:r>
-            <w:r>
-              <w:rPr>
-                <w:rFonts w:ascii="Helvetica" w:eastAsia="Times New Roman" w:hAnsi="Helvetica" w:cs="Helvetica"/>
-                <w:color w:val="333333"/>
-                <w:sz w:val="21"/>
-                <w:szCs w:val="21"/>
-                <w:shd w:val="clear" w:color="auto" w:fill="FFFFFF"/>
-              </w:rPr>
-              <w:t xml:space="preserve"> &lt;imm[19:12]&gt;</w:t>
-            </w:r>
-            <w:r>
-              <w:rPr>
-                <w:rFonts w:ascii="Helvetica" w:eastAsia="Times New Roman" w:hAnsi="Helvetica" w:cs="Helvetica"/>
-                <w:color w:val="333333"/>
-                <w:sz w:val="21"/>
-                <w:szCs w:val="21"/>
-                <w:shd w:val="clear" w:color="auto" w:fill="FFFFFF"/>
-              </w:rPr>
-              <w:t>&lt;5-bit rd&gt;</w:t>
+              <w:t>&lt;</w:t>
+            </w:r>
+            <w:proofErr w:type="spellStart"/>
+            <w:proofErr w:type="gramStart"/>
+            <w:r>
+              <w:rPr>
+                <w:rFonts w:ascii="Helvetica" w:eastAsia="Times New Roman" w:hAnsi="Helvetica" w:cs="Helvetica"/>
+                <w:color w:val="333333"/>
+                <w:sz w:val="21"/>
+                <w:szCs w:val="21"/>
+                <w:shd w:val="clear" w:color="auto" w:fill="FFFFFF"/>
+              </w:rPr>
+              <w:t>imm</w:t>
+            </w:r>
+            <w:proofErr w:type="spellEnd"/>
+            <w:r>
+              <w:rPr>
+                <w:rFonts w:ascii="Helvetica" w:eastAsia="Times New Roman" w:hAnsi="Helvetica" w:cs="Helvetica"/>
+                <w:color w:val="333333"/>
+                <w:sz w:val="21"/>
+                <w:szCs w:val="21"/>
+                <w:shd w:val="clear" w:color="auto" w:fill="FFFFFF"/>
+              </w:rPr>
+              <w:t>[</w:t>
+            </w:r>
+            <w:proofErr w:type="gramEnd"/>
+            <w:r>
+              <w:rPr>
+                <w:rFonts w:ascii="Helvetica" w:eastAsia="Times New Roman" w:hAnsi="Helvetica" w:cs="Helvetica"/>
+                <w:color w:val="333333"/>
+                <w:sz w:val="21"/>
+                <w:szCs w:val="21"/>
+                <w:shd w:val="clear" w:color="auto" w:fill="FFFFFF"/>
+              </w:rPr>
+              <w:t>11]&gt;</w:t>
+            </w:r>
+            <w:r>
+              <w:rPr>
+                <w:rFonts w:ascii="Helvetica" w:eastAsia="Times New Roman" w:hAnsi="Helvetica" w:cs="Helvetica"/>
+                <w:color w:val="333333"/>
+                <w:sz w:val="21"/>
+                <w:szCs w:val="21"/>
+                <w:shd w:val="clear" w:color="auto" w:fill="FFFFFF"/>
+              </w:rPr>
+              <w:t xml:space="preserve"> &lt;</w:t>
+            </w:r>
+            <w:proofErr w:type="spellStart"/>
+            <w:proofErr w:type="gramStart"/>
+            <w:r>
+              <w:rPr>
+                <w:rFonts w:ascii="Helvetica" w:eastAsia="Times New Roman" w:hAnsi="Helvetica" w:cs="Helvetica"/>
+                <w:color w:val="333333"/>
+                <w:sz w:val="21"/>
+                <w:szCs w:val="21"/>
+                <w:shd w:val="clear" w:color="auto" w:fill="FFFFFF"/>
+              </w:rPr>
+              <w:t>imm</w:t>
+            </w:r>
+            <w:proofErr w:type="spellEnd"/>
+            <w:r>
+              <w:rPr>
+                <w:rFonts w:ascii="Helvetica" w:eastAsia="Times New Roman" w:hAnsi="Helvetica" w:cs="Helvetica"/>
+                <w:color w:val="333333"/>
+                <w:sz w:val="21"/>
+                <w:szCs w:val="21"/>
+                <w:shd w:val="clear" w:color="auto" w:fill="FFFFFF"/>
+              </w:rPr>
+              <w:t>[</w:t>
+            </w:r>
+            <w:proofErr w:type="gramEnd"/>
+            <w:r>
+              <w:rPr>
+                <w:rFonts w:ascii="Helvetica" w:eastAsia="Times New Roman" w:hAnsi="Helvetica" w:cs="Helvetica"/>
+                <w:color w:val="333333"/>
+                <w:sz w:val="21"/>
+                <w:szCs w:val="21"/>
+                <w:shd w:val="clear" w:color="auto" w:fill="FFFFFF"/>
+              </w:rPr>
+              <w:t>19:12]&gt;</w:t>
+            </w:r>
+            <w:r>
+              <w:rPr>
+                <w:rFonts w:ascii="Helvetica" w:eastAsia="Times New Roman" w:hAnsi="Helvetica" w:cs="Helvetica"/>
+                <w:color w:val="333333"/>
+                <w:sz w:val="21"/>
+                <w:szCs w:val="21"/>
+                <w:shd w:val="clear" w:color="auto" w:fill="FFFFFF"/>
+              </w:rPr>
+              <w:t xml:space="preserve">&lt;5-bit </w:t>
+            </w:r>
+            <w:proofErr w:type="spellStart"/>
+            <w:r>
+              <w:rPr>
+                <w:rFonts w:ascii="Helvetica" w:eastAsia="Times New Roman" w:hAnsi="Helvetica" w:cs="Helvetica"/>
+                <w:color w:val="333333"/>
+                <w:sz w:val="21"/>
+                <w:szCs w:val="21"/>
+                <w:shd w:val="clear" w:color="auto" w:fill="FFFFFF"/>
+              </w:rPr>
+              <w:t>rd</w:t>
+            </w:r>
+            <w:proofErr w:type="spellEnd"/>
+            <w:r>
+              <w:rPr>
+                <w:rFonts w:ascii="Helvetica" w:eastAsia="Times New Roman" w:hAnsi="Helvetica" w:cs="Helvetica"/>
+                <w:color w:val="333333"/>
+                <w:sz w:val="21"/>
+                <w:szCs w:val="21"/>
+                <w:shd w:val="clear" w:color="auto" w:fill="FFFFFF"/>
+              </w:rPr>
+              <w:t>&gt;</w:t>
             </w:r>
             <w:r>
               <w:t xml:space="preserve"> </w:t>
@@ -6081,15 +7532,27 @@
               </w:rPr>
               <w:t xml:space="preserve">    </w:t>
             </w:r>
-            <w:r>
-              <w:rPr>
-                <w:rFonts w:ascii="Helvetica" w:eastAsia="Times New Roman" w:hAnsi="Helvetica" w:cs="Helvetica"/>
-                <w:color w:val="333333"/>
-                <w:sz w:val="21"/>
-                <w:szCs w:val="21"/>
-                <w:shd w:val="clear" w:color="auto" w:fill="FFFFFF"/>
-              </w:rPr>
-              <w:t>rd = not used</w:t>
+            <w:proofErr w:type="spellStart"/>
+            <w:r>
+              <w:rPr>
+                <w:rFonts w:ascii="Helvetica" w:eastAsia="Times New Roman" w:hAnsi="Helvetica" w:cs="Helvetica"/>
+                <w:color w:val="333333"/>
+                <w:sz w:val="21"/>
+                <w:szCs w:val="21"/>
+                <w:shd w:val="clear" w:color="auto" w:fill="FFFFFF"/>
+              </w:rPr>
+              <w:t>rd</w:t>
+            </w:r>
+            <w:proofErr w:type="spellEnd"/>
+            <w:r>
+              <w:rPr>
+                <w:rFonts w:ascii="Helvetica" w:eastAsia="Times New Roman" w:hAnsi="Helvetica" w:cs="Helvetica"/>
+                <w:color w:val="333333"/>
+                <w:sz w:val="21"/>
+                <w:szCs w:val="21"/>
+                <w:shd w:val="clear" w:color="auto" w:fill="FFFFFF"/>
+              </w:rPr>
+              <w:t xml:space="preserve"> = not used</w:t>
             </w:r>
             <w:r>
               <w:rPr>
@@ -6173,6 +7636,7 @@
                 <w:shd w:val="clear" w:color="auto" w:fill="FFFFFF"/>
               </w:rPr>
             </w:pPr>
+            <w:proofErr w:type="gramStart"/>
             <w:r>
               <w:rPr>
                 <w:rFonts w:ascii="Helvetica" w:hAnsi="Helvetica" w:cs="Helvetica"/>
@@ -6181,8 +7645,9 @@
                 <w:szCs w:val="21"/>
                 <w:shd w:val="clear" w:color="auto" w:fill="FFFFFF"/>
               </w:rPr>
-              <w:t>So the final PC = PC + 4 + (sign extend)(imm</w:t>
-            </w:r>
+              <w:t>So</w:t>
+            </w:r>
+            <w:proofErr w:type="gramEnd"/>
             <w:r>
               <w:rPr>
                 <w:rFonts w:ascii="Helvetica" w:hAnsi="Helvetica" w:cs="Helvetica"/>
@@ -6191,7 +7656,51 @@
                 <w:szCs w:val="21"/>
                 <w:shd w:val="clear" w:color="auto" w:fill="FFFFFF"/>
               </w:rPr>
-              <w:t>[20:1])</w:t>
+              <w:t xml:space="preserve"> the final PC = PC + 4 + (sign </w:t>
+            </w:r>
+            <w:proofErr w:type="gramStart"/>
+            <w:r>
+              <w:rPr>
+                <w:rFonts w:ascii="Helvetica" w:hAnsi="Helvetica" w:cs="Helvetica"/>
+                <w:color w:val="333333"/>
+                <w:sz w:val="21"/>
+                <w:szCs w:val="21"/>
+                <w:shd w:val="clear" w:color="auto" w:fill="FFFFFF"/>
+              </w:rPr>
+              <w:t>extend)(</w:t>
+            </w:r>
+            <w:proofErr w:type="spellStart"/>
+            <w:r>
+              <w:rPr>
+                <w:rFonts w:ascii="Helvetica" w:hAnsi="Helvetica" w:cs="Helvetica"/>
+                <w:color w:val="333333"/>
+                <w:sz w:val="21"/>
+                <w:szCs w:val="21"/>
+                <w:shd w:val="clear" w:color="auto" w:fill="FFFFFF"/>
+              </w:rPr>
+              <w:t>imm</w:t>
+            </w:r>
+            <w:proofErr w:type="spellEnd"/>
+            <w:r>
+              <w:rPr>
+                <w:rFonts w:ascii="Helvetica" w:hAnsi="Helvetica" w:cs="Helvetica"/>
+                <w:color w:val="333333"/>
+                <w:sz w:val="21"/>
+                <w:szCs w:val="21"/>
+                <w:shd w:val="clear" w:color="auto" w:fill="FFFFFF"/>
+              </w:rPr>
+              <w:t>[</w:t>
+            </w:r>
+            <w:proofErr w:type="gramEnd"/>
+            <w:r>
+              <w:rPr>
+                <w:rFonts w:ascii="Helvetica" w:hAnsi="Helvetica" w:cs="Helvetica"/>
+                <w:color w:val="333333"/>
+                <w:sz w:val="21"/>
+                <w:szCs w:val="21"/>
+                <w:shd w:val="clear" w:color="auto" w:fill="FFFFFF"/>
+              </w:rPr>
+              <w:t>20:1])</w:t>
             </w:r>
           </w:p>
           <w:p>
@@ -6212,7 +7721,41 @@
                 <w:szCs w:val="21"/>
                 <w:shd w:val="clear" w:color="auto" w:fill="FFFFFF"/>
               </w:rPr>
-              <w:t>Note: for our implementation, imm[20:1] points to a byte</w:t>
+              <w:t xml:space="preserve">Note: for our implementation, </w:t>
+            </w:r>
+            <w:proofErr w:type="spellStart"/>
+            <w:proofErr w:type="gramStart"/>
+            <w:r>
+              <w:rPr>
+                <w:rFonts w:ascii="Helvetica" w:hAnsi="Helvetica" w:cs="Helvetica"/>
+                <w:color w:val="333333"/>
+                <w:sz w:val="21"/>
+                <w:szCs w:val="21"/>
+                <w:shd w:val="clear" w:color="auto" w:fill="FFFFFF"/>
+              </w:rPr>
+              <w:t>imm</w:t>
+            </w:r>
+            <w:proofErr w:type="spellEnd"/>
+            <w:r>
+              <w:rPr>
+                <w:rFonts w:ascii="Helvetica" w:hAnsi="Helvetica" w:cs="Helvetica"/>
+                <w:color w:val="333333"/>
+                <w:sz w:val="21"/>
+                <w:szCs w:val="21"/>
+                <w:shd w:val="clear" w:color="auto" w:fill="FFFFFF"/>
+              </w:rPr>
+              <w:t>[</w:t>
+            </w:r>
+            <w:proofErr w:type="gramEnd"/>
+            <w:r>
+              <w:rPr>
+                <w:rFonts w:ascii="Helvetica" w:hAnsi="Helvetica" w:cs="Helvetica"/>
+                <w:color w:val="333333"/>
+                <w:sz w:val="21"/>
+                <w:szCs w:val="21"/>
+                <w:shd w:val="clear" w:color="auto" w:fill="FFFFFF"/>
+              </w:rPr>
+              <w:t>20:1] points to a byte</w:t>
             </w:r>
             <w:r>
               <w:rPr>
@@ -6318,8 +7861,20 @@
                 <w:szCs w:val="21"/>
                 <w:shd w:val="clear" w:color="auto" w:fill="FFFFFF"/>
               </w:rPr>
-              <w:t xml:space="preserve"> where</w:t>
-            </w:r>
+              <w:t xml:space="preserve"> </w:t>
+            </w:r>
+            <w:proofErr w:type="gramStart"/>
+            <w:r>
+              <w:rPr>
+                <w:rFonts w:ascii="Helvetica" w:eastAsia="Times New Roman" w:hAnsi="Helvetica" w:cs="Helvetica"/>
+                <w:color w:val="333333"/>
+                <w:sz w:val="21"/>
+                <w:szCs w:val="21"/>
+                <w:shd w:val="clear" w:color="auto" w:fill="FFFFFF"/>
+              </w:rPr>
+              <w:t>where</w:t>
+            </w:r>
+            <w:proofErr w:type="gramEnd"/>
           </w:p>
           <w:p>
             <w:pPr>
@@ -6343,6 +7898,7 @@
               </w:rPr>
               <w:t xml:space="preserve">     </w:t>
             </w:r>
+            <w:proofErr w:type="spellStart"/>
             <w:r>
               <w:rPr>
                 <w:rFonts w:ascii="Helvetica" w:eastAsia="Times New Roman" w:hAnsi="Helvetica" w:cs="Helvetica"/>
@@ -6353,8 +7909,9 @@
                 <w:szCs w:val="21"/>
                 <w:shd w:val="clear" w:color="auto" w:fill="FFFFFF"/>
               </w:rPr>
-              <w:t xml:space="preserve">subi </w:t>
-            </w:r>
+              <w:t>subi</w:t>
+            </w:r>
+            <w:proofErr w:type="spellEnd"/>
             <w:r>
               <w:rPr>
                 <w:rFonts w:ascii="Helvetica" w:eastAsia="Times New Roman" w:hAnsi="Helvetica" w:cs="Helvetica"/>
@@ -6365,8 +7922,9 @@
                 <w:szCs w:val="21"/>
                 <w:shd w:val="clear" w:color="auto" w:fill="FFFFFF"/>
               </w:rPr>
-              <w:t>rd, rs1, imm</w:t>
-            </w:r>
+              <w:t xml:space="preserve"> </w:t>
+            </w:r>
+            <w:proofErr w:type="spellStart"/>
             <w:r>
               <w:rPr>
                 <w:rFonts w:ascii="Helvetica" w:eastAsia="Times New Roman" w:hAnsi="Helvetica" w:cs="Helvetica"/>
@@ -6377,8 +7935,9 @@
                 <w:szCs w:val="21"/>
                 <w:shd w:val="clear" w:color="auto" w:fill="FFFFFF"/>
               </w:rPr>
-              <w:t xml:space="preserve"> </w:t>
-            </w:r>
+              <w:t>rd</w:t>
+            </w:r>
+            <w:proofErr w:type="spellEnd"/>
             <w:r>
               <w:rPr>
                 <w:rFonts w:ascii="Helvetica" w:eastAsia="Times New Roman" w:hAnsi="Helvetica" w:cs="Helvetica"/>
@@ -6389,8 +7948,9 @@
                 <w:szCs w:val="21"/>
                 <w:shd w:val="clear" w:color="auto" w:fill="FFFFFF"/>
               </w:rPr>
-              <w:t xml:space="preserve">       </w:t>
-            </w:r>
+              <w:t xml:space="preserve">, rs1, </w:t>
+            </w:r>
+            <w:proofErr w:type="spellStart"/>
             <w:r>
               <w:rPr>
                 <w:rFonts w:ascii="Helvetica" w:eastAsia="Times New Roman" w:hAnsi="Helvetica" w:cs="Helvetica"/>
@@ -6401,8 +7961,85 @@
                 <w:szCs w:val="21"/>
                 <w:shd w:val="clear" w:color="auto" w:fill="FFFFFF"/>
               </w:rPr>
-              <w:t xml:space="preserve"> # rd = rs1 - imm</w:t>
-            </w:r>
+              <w:t>imm</w:t>
+            </w:r>
+            <w:proofErr w:type="spellEnd"/>
+            <w:r>
+              <w:rPr>
+                <w:rFonts w:ascii="Helvetica" w:eastAsia="Times New Roman" w:hAnsi="Helvetica" w:cs="Helvetica"/>
+                <w:i/>
+                <w:iCs/>
+                <w:color w:val="333333"/>
+                <w:sz w:val="21"/>
+                <w:szCs w:val="21"/>
+                <w:shd w:val="clear" w:color="auto" w:fill="FFFFFF"/>
+              </w:rPr>
+              <w:t xml:space="preserve"> </w:t>
+            </w:r>
+            <w:r>
+              <w:rPr>
+                <w:rFonts w:ascii="Helvetica" w:eastAsia="Times New Roman" w:hAnsi="Helvetica" w:cs="Helvetica"/>
+                <w:i/>
+                <w:iCs/>
+                <w:color w:val="333333"/>
+                <w:sz w:val="21"/>
+                <w:szCs w:val="21"/>
+                <w:shd w:val="clear" w:color="auto" w:fill="FFFFFF"/>
+              </w:rPr>
+              <w:t xml:space="preserve">       </w:t>
+            </w:r>
+            <w:r>
+              <w:rPr>
+                <w:rFonts w:ascii="Helvetica" w:eastAsia="Times New Roman" w:hAnsi="Helvetica" w:cs="Helvetica"/>
+                <w:i/>
+                <w:iCs/>
+                <w:color w:val="333333"/>
+                <w:sz w:val="21"/>
+                <w:szCs w:val="21"/>
+                <w:shd w:val="clear" w:color="auto" w:fill="FFFFFF"/>
+              </w:rPr>
+              <w:t xml:space="preserve"> # </w:t>
+            </w:r>
+            <w:proofErr w:type="spellStart"/>
+            <w:r>
+              <w:rPr>
+                <w:rFonts w:ascii="Helvetica" w:eastAsia="Times New Roman" w:hAnsi="Helvetica" w:cs="Helvetica"/>
+                <w:i/>
+                <w:iCs/>
+                <w:color w:val="333333"/>
+                <w:sz w:val="21"/>
+                <w:szCs w:val="21"/>
+                <w:shd w:val="clear" w:color="auto" w:fill="FFFFFF"/>
+              </w:rPr>
+              <w:t>rd</w:t>
+            </w:r>
+            <w:proofErr w:type="spellEnd"/>
+            <w:r>
+              <w:rPr>
+                <w:rFonts w:ascii="Helvetica" w:eastAsia="Times New Roman" w:hAnsi="Helvetica" w:cs="Helvetica"/>
+                <w:i/>
+                <w:iCs/>
+                <w:color w:val="333333"/>
+                <w:sz w:val="21"/>
+                <w:szCs w:val="21"/>
+                <w:shd w:val="clear" w:color="auto" w:fill="FFFFFF"/>
+              </w:rPr>
+              <w:t xml:space="preserve"> = rs1 - </w:t>
+            </w:r>
+            <w:proofErr w:type="spellStart"/>
+            <w:r>
+              <w:rPr>
+                <w:rFonts w:ascii="Helvetica" w:eastAsia="Times New Roman" w:hAnsi="Helvetica" w:cs="Helvetica"/>
+                <w:i/>
+                <w:iCs/>
+                <w:color w:val="333333"/>
+                <w:sz w:val="21"/>
+                <w:szCs w:val="21"/>
+                <w:shd w:val="clear" w:color="auto" w:fill="FFFFFF"/>
+              </w:rPr>
+              <w:t>imm</w:t>
+            </w:r>
+            <w:proofErr w:type="spellEnd"/>
           </w:p>
           <w:p>
             <w:pPr>
@@ -6443,8 +8080,64 @@
                 <w:szCs w:val="21"/>
                 <w:shd w:val="clear" w:color="auto" w:fill="FFFFFF"/>
               </w:rPr>
-              <w:t xml:space="preserve">     addi rd rs1, imm</w:t>
-            </w:r>
+              <w:t xml:space="preserve">     </w:t>
+            </w:r>
+            <w:proofErr w:type="spellStart"/>
+            <w:r>
+              <w:rPr>
+                <w:rFonts w:ascii="Helvetica" w:eastAsia="Times New Roman" w:hAnsi="Helvetica" w:cs="Helvetica"/>
+                <w:color w:val="333333"/>
+                <w:sz w:val="21"/>
+                <w:szCs w:val="21"/>
+                <w:shd w:val="clear" w:color="auto" w:fill="FFFFFF"/>
+              </w:rPr>
+              <w:t>addi</w:t>
+            </w:r>
+            <w:proofErr w:type="spellEnd"/>
+            <w:r>
+              <w:rPr>
+                <w:rFonts w:ascii="Helvetica" w:eastAsia="Times New Roman" w:hAnsi="Helvetica" w:cs="Helvetica"/>
+                <w:color w:val="333333"/>
+                <w:sz w:val="21"/>
+                <w:szCs w:val="21"/>
+                <w:shd w:val="clear" w:color="auto" w:fill="FFFFFF"/>
+              </w:rPr>
+              <w:t xml:space="preserve"> </w:t>
+            </w:r>
+            <w:proofErr w:type="spellStart"/>
+            <w:r>
+              <w:rPr>
+                <w:rFonts w:ascii="Helvetica" w:eastAsia="Times New Roman" w:hAnsi="Helvetica" w:cs="Helvetica"/>
+                <w:color w:val="333333"/>
+                <w:sz w:val="21"/>
+                <w:szCs w:val="21"/>
+                <w:shd w:val="clear" w:color="auto" w:fill="FFFFFF"/>
+              </w:rPr>
+              <w:t>rd</w:t>
+            </w:r>
+            <w:proofErr w:type="spellEnd"/>
+            <w:r>
+              <w:rPr>
+                <w:rFonts w:ascii="Helvetica" w:eastAsia="Times New Roman" w:hAnsi="Helvetica" w:cs="Helvetica"/>
+                <w:color w:val="333333"/>
+                <w:sz w:val="21"/>
+                <w:szCs w:val="21"/>
+                <w:shd w:val="clear" w:color="auto" w:fill="FFFFFF"/>
+              </w:rPr>
+              <w:t xml:space="preserve"> rs1, </w:t>
+            </w:r>
+            <w:proofErr w:type="spellStart"/>
+            <w:r>
+              <w:rPr>
+                <w:rFonts w:ascii="Helvetica" w:eastAsia="Times New Roman" w:hAnsi="Helvetica" w:cs="Helvetica"/>
+                <w:color w:val="333333"/>
+                <w:sz w:val="21"/>
+                <w:szCs w:val="21"/>
+                <w:shd w:val="clear" w:color="auto" w:fill="FFFFFF"/>
+              </w:rPr>
+              <w:t>imm</w:t>
+            </w:r>
+            <w:proofErr w:type="spellEnd"/>
             <w:r>
               <w:rPr>
                 <w:rFonts w:ascii="Helvetica" w:eastAsia="Times New Roman" w:hAnsi="Helvetica" w:cs="Helvetica"/>
@@ -6473,18 +8166,52 @@
                 <w:szCs w:val="21"/>
                 <w:shd w:val="clear" w:color="auto" w:fill="FFFFFF"/>
               </w:rPr>
-              <w:t xml:space="preserve"> rd </w:t>
-            </w:r>
-            <w:r>
-              <w:rPr>
-                <w:rFonts w:ascii="Helvetica" w:eastAsia="Times New Roman" w:hAnsi="Helvetica" w:cs="Helvetica"/>
-                <w:color w:val="333333"/>
-                <w:sz w:val="21"/>
-                <w:szCs w:val="21"/>
-                <w:shd w:val="clear" w:color="auto" w:fill="FFFFFF"/>
-              </w:rPr>
-              <w:t>= rs1 + -imm</w:t>
-            </w:r>
+              <w:t xml:space="preserve"> </w:t>
+            </w:r>
+            <w:proofErr w:type="spellStart"/>
+            <w:r>
+              <w:rPr>
+                <w:rFonts w:ascii="Helvetica" w:eastAsia="Times New Roman" w:hAnsi="Helvetica" w:cs="Helvetica"/>
+                <w:color w:val="333333"/>
+                <w:sz w:val="21"/>
+                <w:szCs w:val="21"/>
+                <w:shd w:val="clear" w:color="auto" w:fill="FFFFFF"/>
+              </w:rPr>
+              <w:t>rd</w:t>
+            </w:r>
+            <w:proofErr w:type="spellEnd"/>
+            <w:r>
+              <w:rPr>
+                <w:rFonts w:ascii="Helvetica" w:eastAsia="Times New Roman" w:hAnsi="Helvetica" w:cs="Helvetica"/>
+                <w:color w:val="333333"/>
+                <w:sz w:val="21"/>
+                <w:szCs w:val="21"/>
+                <w:shd w:val="clear" w:color="auto" w:fill="FFFFFF"/>
+              </w:rPr>
+              <w:t xml:space="preserve"> </w:t>
+            </w:r>
+            <w:r>
+              <w:rPr>
+                <w:rFonts w:ascii="Helvetica" w:eastAsia="Times New Roman" w:hAnsi="Helvetica" w:cs="Helvetica"/>
+                <w:color w:val="333333"/>
+                <w:sz w:val="21"/>
+                <w:szCs w:val="21"/>
+                <w:shd w:val="clear" w:color="auto" w:fill="FFFFFF"/>
+              </w:rPr>
+              <w:t>= rs1 + -</w:t>
+            </w:r>
+            <w:proofErr w:type="spellStart"/>
+            <w:r>
+              <w:rPr>
+                <w:rFonts w:ascii="Helvetica" w:eastAsia="Times New Roman" w:hAnsi="Helvetica" w:cs="Helvetica"/>
+                <w:color w:val="333333"/>
+                <w:sz w:val="21"/>
+                <w:szCs w:val="21"/>
+                <w:shd w:val="clear" w:color="auto" w:fill="FFFFFF"/>
+              </w:rPr>
+              <w:t>imm</w:t>
+            </w:r>
+            <w:proofErr w:type="spellEnd"/>
           </w:p>
           <w:p>
             <w:pPr>
@@ -6568,7 +8295,29 @@
                 <w:szCs w:val="21"/>
                 <w:shd w:val="clear" w:color="auto" w:fill="FFFFFF"/>
               </w:rPr>
-              <w:t xml:space="preserve">    “&lt;12-bit imm&gt; &lt;5-bit rs1&gt;</w:t>
+              <w:t xml:space="preserve">    “&lt;12-bit </w:t>
+            </w:r>
+            <w:proofErr w:type="spellStart"/>
+            <w:r>
+              <w:rPr>
+                <w:rFonts w:ascii="Helvetica" w:eastAsia="Times New Roman" w:hAnsi="Helvetica" w:cs="Helvetica"/>
+                <w:color w:val="333333"/>
+                <w:sz w:val="21"/>
+                <w:szCs w:val="21"/>
+                <w:shd w:val="clear" w:color="auto" w:fill="FFFFFF"/>
+              </w:rPr>
+              <w:t>imm</w:t>
+            </w:r>
+            <w:proofErr w:type="spellEnd"/>
+            <w:r>
+              <w:rPr>
+                <w:rFonts w:ascii="Helvetica" w:eastAsia="Times New Roman" w:hAnsi="Helvetica" w:cs="Helvetica"/>
+                <w:color w:val="333333"/>
+                <w:sz w:val="21"/>
+                <w:szCs w:val="21"/>
+                <w:shd w:val="clear" w:color="auto" w:fill="FFFFFF"/>
+              </w:rPr>
+              <w:t>&gt; &lt;5-bit rs1&gt;</w:t>
             </w:r>
             <w:r>
               <w:t xml:space="preserve"> </w:t>
@@ -6581,7 +8330,29 @@
                 <w:szCs w:val="21"/>
                 <w:shd w:val="clear" w:color="auto" w:fill="FFFFFF"/>
               </w:rPr>
-              <w:t>&lt;3-bit funct3&gt; &lt;5-bit rd&gt;</w:t>
+              <w:t xml:space="preserve">&lt;3-bit funct3&gt; &lt;5-bit </w:t>
+            </w:r>
+            <w:proofErr w:type="spellStart"/>
+            <w:r>
+              <w:rPr>
+                <w:rFonts w:ascii="Helvetica" w:eastAsia="Times New Roman" w:hAnsi="Helvetica" w:cs="Helvetica"/>
+                <w:color w:val="333333"/>
+                <w:sz w:val="21"/>
+                <w:szCs w:val="21"/>
+                <w:shd w:val="clear" w:color="auto" w:fill="FFFFFF"/>
+              </w:rPr>
+              <w:t>rd</w:t>
+            </w:r>
+            <w:proofErr w:type="spellEnd"/>
+            <w:r>
+              <w:rPr>
+                <w:rFonts w:ascii="Helvetica" w:eastAsia="Times New Roman" w:hAnsi="Helvetica" w:cs="Helvetica"/>
+                <w:color w:val="333333"/>
+                <w:sz w:val="21"/>
+                <w:szCs w:val="21"/>
+                <w:shd w:val="clear" w:color="auto" w:fill="FFFFFF"/>
+              </w:rPr>
+              <w:t>&gt;</w:t>
             </w:r>
             <w:r>
               <w:t xml:space="preserve"> </w:t>
@@ -6688,6 +8459,7 @@
                 <w:shd w:val="clear" w:color="auto" w:fill="FFFFFF"/>
               </w:rPr>
             </w:pPr>
+            <w:proofErr w:type="spellStart"/>
             <w:r>
               <w:rPr>
                 <w:rFonts w:ascii="Helvetica" w:eastAsia="Times New Roman" w:hAnsi="Helvetica" w:cs="Helvetica"/>
@@ -6698,6 +8470,7 @@
               </w:rPr>
               <w:t>Load_Addr</w:t>
             </w:r>
+            <w:proofErr w:type="spellEnd"/>
           </w:p>
         </w:tc>
         <w:tc>
@@ -6762,7 +8535,29 @@
                 <w:szCs w:val="21"/>
                 <w:shd w:val="clear" w:color="auto" w:fill="FFFFFF"/>
               </w:rPr>
-              <w:t xml:space="preserve"> Since we cannot have a load with a 32-bit immediate value, this pseudo-instruction is replace with two instructions</w:t>
+              <w:t xml:space="preserve"> Since we cannot have a load with a 32-bit immediate value, this pseudo-instruction is </w:t>
+            </w:r>
+            <w:proofErr w:type="gramStart"/>
+            <w:r>
+              <w:rPr>
+                <w:rFonts w:ascii="Helvetica" w:eastAsia="Times New Roman" w:hAnsi="Helvetica" w:cs="Helvetica"/>
+                <w:color w:val="333333"/>
+                <w:sz w:val="21"/>
+                <w:szCs w:val="21"/>
+                <w:shd w:val="clear" w:color="auto" w:fill="FFFFFF"/>
+              </w:rPr>
+              <w:t>replace</w:t>
+            </w:r>
+            <w:proofErr w:type="gramEnd"/>
+            <w:r>
+              <w:rPr>
+                <w:rFonts w:ascii="Helvetica" w:eastAsia="Times New Roman" w:hAnsi="Helvetica" w:cs="Helvetica"/>
+                <w:color w:val="333333"/>
+                <w:sz w:val="21"/>
+                <w:szCs w:val="21"/>
+                <w:shd w:val="clear" w:color="auto" w:fill="FFFFFF"/>
+              </w:rPr>
+              <w:t xml:space="preserve"> with two instructions</w:t>
             </w:r>
             <w:r>
               <w:rPr>
@@ -6809,6 +8604,7 @@
               </w:rPr>
               <w:t xml:space="preserve">     </w:t>
             </w:r>
+            <w:proofErr w:type="spellStart"/>
             <w:r>
               <w:rPr>
                 <w:rFonts w:ascii="Helvetica" w:eastAsia="Times New Roman" w:hAnsi="Helvetica" w:cs="Helvetica"/>
@@ -6819,8 +8615,9 @@
                 <w:szCs w:val="21"/>
                 <w:shd w:val="clear" w:color="auto" w:fill="FFFFFF"/>
               </w:rPr>
-              <w:t xml:space="preserve">auipc </w:t>
-            </w:r>
+              <w:t>auipc</w:t>
+            </w:r>
+            <w:proofErr w:type="spellEnd"/>
             <w:r>
               <w:rPr>
                 <w:rFonts w:ascii="Helvetica" w:eastAsia="Times New Roman" w:hAnsi="Helvetica" w:cs="Helvetica"/>
@@ -6831,7 +8628,7 @@
                 <w:szCs w:val="21"/>
                 <w:shd w:val="clear" w:color="auto" w:fill="FFFFFF"/>
               </w:rPr>
-              <w:t>x5</w:t>
+              <w:t xml:space="preserve"> </w:t>
             </w:r>
             <w:r>
               <w:rPr>
@@ -6843,7 +8640,45 @@
                 <w:szCs w:val="21"/>
                 <w:shd w:val="clear" w:color="auto" w:fill="FFFFFF"/>
               </w:rPr>
-              <w:t>, offset[31:12]</w:t>
+              <w:t>x5</w:t>
+            </w:r>
+            <w:r>
+              <w:rPr>
+                <w:rFonts w:ascii="Helvetica" w:eastAsia="Times New Roman" w:hAnsi="Helvetica" w:cs="Helvetica"/>
+                <w:i/>
+                <w:iCs/>
+                <w:color w:val="333333"/>
+                <w:sz w:val="21"/>
+                <w:szCs w:val="21"/>
+                <w:shd w:val="clear" w:color="auto" w:fill="FFFFFF"/>
+              </w:rPr>
+              <w:t xml:space="preserve">, </w:t>
+            </w:r>
+            <w:proofErr w:type="gramStart"/>
+            <w:r>
+              <w:rPr>
+                <w:rFonts w:ascii="Helvetica" w:eastAsia="Times New Roman" w:hAnsi="Helvetica" w:cs="Helvetica"/>
+                <w:i/>
+                <w:iCs/>
+                <w:color w:val="333333"/>
+                <w:sz w:val="21"/>
+                <w:szCs w:val="21"/>
+                <w:shd w:val="clear" w:color="auto" w:fill="FFFFFF"/>
+              </w:rPr>
+              <w:t>offset[</w:t>
+            </w:r>
+            <w:proofErr w:type="gramEnd"/>
+            <w:r>
+              <w:rPr>
+                <w:rFonts w:ascii="Helvetica" w:eastAsia="Times New Roman" w:hAnsi="Helvetica" w:cs="Helvetica"/>
+                <w:i/>
+                <w:iCs/>
+                <w:color w:val="333333"/>
+                <w:sz w:val="21"/>
+                <w:szCs w:val="21"/>
+                <w:shd w:val="clear" w:color="auto" w:fill="FFFFFF"/>
+              </w:rPr>
+              <w:t>31:12]</w:t>
             </w:r>
           </w:p>
           <w:p>
@@ -6870,6 +8705,8 @@
               </w:rPr>
               <w:t xml:space="preserve">     </w:t>
             </w:r>
+            <w:proofErr w:type="spellStart"/>
+            <w:proofErr w:type="gramStart"/>
             <w:r>
               <w:rPr>
                 <w:rFonts w:ascii="Helvetica" w:eastAsia="Times New Roman" w:hAnsi="Helvetica" w:cs="Helvetica"/>
@@ -6880,8 +8717,9 @@
                 <w:szCs w:val="21"/>
                 <w:shd w:val="clear" w:color="auto" w:fill="FFFFFF"/>
               </w:rPr>
-              <w:t xml:space="preserve">addi  </w:t>
-            </w:r>
+              <w:t>addi</w:t>
+            </w:r>
+            <w:proofErr w:type="spellEnd"/>
             <w:r>
               <w:rPr>
                 <w:rFonts w:ascii="Helvetica" w:eastAsia="Times New Roman" w:hAnsi="Helvetica" w:cs="Helvetica"/>
@@ -6892,7 +8730,7 @@
                 <w:szCs w:val="21"/>
                 <w:shd w:val="clear" w:color="auto" w:fill="FFFFFF"/>
               </w:rPr>
-              <w:t>x5</w:t>
+              <w:t xml:space="preserve">  </w:t>
             </w:r>
             <w:r>
               <w:rPr>
@@ -6904,8 +8742,9 @@
                 <w:szCs w:val="21"/>
                 <w:shd w:val="clear" w:color="auto" w:fill="FFFFFF"/>
               </w:rPr>
-              <w:t xml:space="preserve">, </w:t>
-            </w:r>
+              <w:t>x</w:t>
+            </w:r>
+            <w:proofErr w:type="gramEnd"/>
             <w:r>
               <w:rPr>
                 <w:rFonts w:ascii="Helvetica" w:eastAsia="Times New Roman" w:hAnsi="Helvetica" w:cs="Helvetica"/>
@@ -6916,7 +8755,7 @@
                 <w:szCs w:val="21"/>
                 <w:shd w:val="clear" w:color="auto" w:fill="FFFFFF"/>
               </w:rPr>
-              <w:t>x5</w:t>
+              <w:t>5</w:t>
             </w:r>
             <w:r>
               <w:rPr>
@@ -6928,7 +8767,57 @@
                 <w:szCs w:val="21"/>
                 <w:shd w:val="clear" w:color="auto" w:fill="FFFFFF"/>
               </w:rPr>
-              <w:t>, offset[11:0</w:t>
+              <w:t xml:space="preserve">, </w:t>
+            </w:r>
+            <w:r>
+              <w:rPr>
+                <w:rFonts w:ascii="Helvetica" w:eastAsia="Times New Roman" w:hAnsi="Helvetica" w:cs="Helvetica"/>
+                <w:i/>
+                <w:iCs/>
+                <w:color w:val="333333"/>
+                <w:sz w:val="21"/>
+                <w:szCs w:val="21"/>
+                <w:shd w:val="clear" w:color="auto" w:fill="FFFFFF"/>
+              </w:rPr>
+              <w:t>x5</w:t>
+            </w:r>
+            <w:r>
+              <w:rPr>
+                <w:rFonts w:ascii="Helvetica" w:eastAsia="Times New Roman" w:hAnsi="Helvetica" w:cs="Helvetica"/>
+                <w:i/>
+                <w:iCs/>
+                <w:color w:val="333333"/>
+                <w:sz w:val="21"/>
+                <w:szCs w:val="21"/>
+                <w:shd w:val="clear" w:color="auto" w:fill="FFFFFF"/>
+              </w:rPr>
+              <w:t xml:space="preserve">, </w:t>
+            </w:r>
+            <w:proofErr w:type="gramStart"/>
+            <w:r>
+              <w:rPr>
+                <w:rFonts w:ascii="Helvetica" w:eastAsia="Times New Roman" w:hAnsi="Helvetica" w:cs="Helvetica"/>
+                <w:i/>
+                <w:iCs/>
+                <w:color w:val="333333"/>
+                <w:sz w:val="21"/>
+                <w:szCs w:val="21"/>
+                <w:shd w:val="clear" w:color="auto" w:fill="FFFFFF"/>
+              </w:rPr>
+              <w:t>offset[</w:t>
+            </w:r>
+            <w:proofErr w:type="gramEnd"/>
+            <w:r>
+              <w:rPr>
+                <w:rFonts w:ascii="Helvetica" w:eastAsia="Times New Roman" w:hAnsi="Helvetica" w:cs="Helvetica"/>
+                <w:i/>
+                <w:iCs/>
+                <w:color w:val="333333"/>
+                <w:sz w:val="21"/>
+                <w:szCs w:val="21"/>
+                <w:shd w:val="clear" w:color="auto" w:fill="FFFFFF"/>
+              </w:rPr>
+              <w:t>11:0</w:t>
             </w:r>
             <w:r>
               <w:rPr>
@@ -6961,8 +8850,20 @@
                 <w:szCs w:val="21"/>
                 <w:shd w:val="clear" w:color="auto" w:fill="FFFFFF"/>
               </w:rPr>
-              <w:t>Instead of doing this, we will create a custom instruction called load_addr</w:t>
-            </w:r>
+              <w:t xml:space="preserve">Instead of doing this, we will create a custom instruction called </w:t>
+            </w:r>
+            <w:proofErr w:type="spellStart"/>
+            <w:r>
+              <w:rPr>
+                <w:rFonts w:ascii="Helvetica" w:eastAsia="Times New Roman" w:hAnsi="Helvetica" w:cs="Helvetica"/>
+                <w:color w:val="333333"/>
+                <w:sz w:val="21"/>
+                <w:szCs w:val="21"/>
+                <w:shd w:val="clear" w:color="auto" w:fill="FFFFFF"/>
+              </w:rPr>
+              <w:t>load_addr</w:t>
+            </w:r>
+            <w:proofErr w:type="spellEnd"/>
             <w:r>
               <w:rPr>
                 <w:rFonts w:ascii="Helvetica" w:eastAsia="Times New Roman" w:hAnsi="Helvetica" w:cs="Helvetica"/>
@@ -7018,6 +8919,7 @@
               </w:rPr>
               <w:t>Format</w:t>
             </w:r>
+            <w:proofErr w:type="gramStart"/>
             <w:r>
               <w:rPr>
                 <w:rFonts w:ascii="Helvetica" w:eastAsia="Times New Roman" w:hAnsi="Helvetica" w:cs="Helvetica"/>
@@ -7038,6 +8940,7 @@
               </w:rPr>
               <w:t>“</w:t>
             </w:r>
+            <w:proofErr w:type="gramEnd"/>
             <w:r>
               <w:rPr>
                 <w:rFonts w:ascii="Helvetica" w:eastAsia="Times New Roman" w:hAnsi="Helvetica" w:cs="Helvetica"/>
@@ -7066,7 +8969,29 @@
                 <w:szCs w:val="21"/>
                 <w:shd w:val="clear" w:color="auto" w:fill="FFFFFF"/>
               </w:rPr>
-              <w:t>&lt;5-bit rd&gt;</w:t>
+              <w:t xml:space="preserve">&lt;5-bit </w:t>
+            </w:r>
+            <w:proofErr w:type="spellStart"/>
+            <w:r>
+              <w:rPr>
+                <w:rFonts w:ascii="Helvetica" w:eastAsia="Times New Roman" w:hAnsi="Helvetica" w:cs="Helvetica"/>
+                <w:color w:val="333333"/>
+                <w:sz w:val="21"/>
+                <w:szCs w:val="21"/>
+                <w:shd w:val="clear" w:color="auto" w:fill="FFFFFF"/>
+              </w:rPr>
+              <w:t>rd</w:t>
+            </w:r>
+            <w:proofErr w:type="spellEnd"/>
+            <w:r>
+              <w:rPr>
+                <w:rFonts w:ascii="Helvetica" w:eastAsia="Times New Roman" w:hAnsi="Helvetica" w:cs="Helvetica"/>
+                <w:color w:val="333333"/>
+                <w:sz w:val="21"/>
+                <w:szCs w:val="21"/>
+                <w:shd w:val="clear" w:color="auto" w:fill="FFFFFF"/>
+              </w:rPr>
+              <w:t>&gt;</w:t>
             </w:r>
             <w:r>
               <w:t xml:space="preserve"> </w:t>
@@ -7130,7 +9055,29 @@
                 <w:szCs w:val="21"/>
                 <w:shd w:val="clear" w:color="auto" w:fill="FFFFFF"/>
               </w:rPr>
-              <w:t xml:space="preserve">    rd = destination register</w:t>
+              <w:t xml:space="preserve">    </w:t>
+            </w:r>
+            <w:proofErr w:type="spellStart"/>
+            <w:r>
+              <w:rPr>
+                <w:rFonts w:ascii="Helvetica" w:eastAsia="Times New Roman" w:hAnsi="Helvetica" w:cs="Helvetica"/>
+                <w:color w:val="333333"/>
+                <w:sz w:val="21"/>
+                <w:szCs w:val="21"/>
+                <w:shd w:val="clear" w:color="auto" w:fill="FFFFFF"/>
+              </w:rPr>
+              <w:t>rd</w:t>
+            </w:r>
+            <w:proofErr w:type="spellEnd"/>
+            <w:r>
+              <w:rPr>
+                <w:rFonts w:ascii="Helvetica" w:eastAsia="Times New Roman" w:hAnsi="Helvetica" w:cs="Helvetica"/>
+                <w:color w:val="333333"/>
+                <w:sz w:val="21"/>
+                <w:szCs w:val="21"/>
+                <w:shd w:val="clear" w:color="auto" w:fill="FFFFFF"/>
+              </w:rPr>
+              <w:t xml:space="preserve"> = destination register</w:t>
             </w:r>
           </w:p>
           <w:p>
@@ -7268,6 +9215,7 @@
               </w:rPr>
               <w:t xml:space="preserve">In the RISC-V architecture, NOP is actually a pseudo-instruction, which is replaced by an instruction that does nothing, </w:t>
             </w:r>
+            <w:proofErr w:type="spellStart"/>
             <w:r>
               <w:rPr>
                 <w:rFonts w:ascii="Helvetica" w:eastAsia="Times New Roman" w:hAnsi="Helvetica" w:cs="Helvetica"/>
@@ -7278,7 +9226,20 @@
                 <w:szCs w:val="21"/>
                 <w:shd w:val="clear" w:color="auto" w:fill="FFFFFF"/>
               </w:rPr>
-              <w:t>addi x0, x0, 0</w:t>
+              <w:t>addi</w:t>
+            </w:r>
+            <w:proofErr w:type="spellEnd"/>
+            <w:r>
+              <w:rPr>
+                <w:rFonts w:ascii="Helvetica" w:eastAsia="Times New Roman" w:hAnsi="Helvetica" w:cs="Helvetica"/>
+                <w:i/>
+                <w:iCs/>
+                <w:color w:val="333333"/>
+                <w:sz w:val="21"/>
+                <w:szCs w:val="21"/>
+                <w:shd w:val="clear" w:color="auto" w:fill="FFFFFF"/>
+              </w:rPr>
+              <w:t xml:space="preserve"> x0, x0, 0</w:t>
             </w:r>
             <w:r>
               <w:rPr>
@@ -7376,26 +9337,138 @@
               </w:rPr>
               <w:t>your system will set all the control signals to zero (</w:t>
             </w:r>
-            <w:r>
-              <w:rPr>
-                <w:rFonts w:ascii="Helvetica" w:eastAsia="Times New Roman" w:hAnsi="Helvetica" w:cs="Helvetica"/>
-                <w:color w:val="333333"/>
-                <w:sz w:val="21"/>
-                <w:szCs w:val="21"/>
-                <w:shd w:val="clear" w:color="auto" w:fill="FFFFFF"/>
-              </w:rPr>
-              <w:t>reg_write &lt;= '0'; alu_src &lt;= '0'; mem_read &lt;= '0'; mem_write &lt;= '0'; branch &lt;= '0'; jump &lt;= '0'; load_addr &lt;= '0';</w:t>
-            </w:r>
-            <w:r>
-              <w:rPr>
-                <w:rFonts w:ascii="Helvetica" w:eastAsia="Times New Roman" w:hAnsi="Helvetica" w:cs="Helvetica"/>
-                <w:color w:val="333333"/>
-                <w:sz w:val="21"/>
-                <w:szCs w:val="21"/>
-                <w:shd w:val="clear" w:color="auto" w:fill="FFFFFF"/>
-              </w:rPr>
-              <w:t xml:space="preserve"> see control_unit.vhdl</w:t>
-            </w:r>
+            <w:proofErr w:type="spellStart"/>
+            <w:r>
+              <w:rPr>
+                <w:rFonts w:ascii="Helvetica" w:eastAsia="Times New Roman" w:hAnsi="Helvetica" w:cs="Helvetica"/>
+                <w:color w:val="333333"/>
+                <w:sz w:val="21"/>
+                <w:szCs w:val="21"/>
+                <w:shd w:val="clear" w:color="auto" w:fill="FFFFFF"/>
+              </w:rPr>
+              <w:t>reg_write</w:t>
+            </w:r>
+            <w:proofErr w:type="spellEnd"/>
+            <w:r>
+              <w:rPr>
+                <w:rFonts w:ascii="Helvetica" w:eastAsia="Times New Roman" w:hAnsi="Helvetica" w:cs="Helvetica"/>
+                <w:color w:val="333333"/>
+                <w:sz w:val="21"/>
+                <w:szCs w:val="21"/>
+                <w:shd w:val="clear" w:color="auto" w:fill="FFFFFF"/>
+              </w:rPr>
+              <w:t xml:space="preserve"> &lt;= '0'; </w:t>
+            </w:r>
+            <w:proofErr w:type="spellStart"/>
+            <w:r>
+              <w:rPr>
+                <w:rFonts w:ascii="Helvetica" w:eastAsia="Times New Roman" w:hAnsi="Helvetica" w:cs="Helvetica"/>
+                <w:color w:val="333333"/>
+                <w:sz w:val="21"/>
+                <w:szCs w:val="21"/>
+                <w:shd w:val="clear" w:color="auto" w:fill="FFFFFF"/>
+              </w:rPr>
+              <w:t>alu_src</w:t>
+            </w:r>
+            <w:proofErr w:type="spellEnd"/>
+            <w:r>
+              <w:rPr>
+                <w:rFonts w:ascii="Helvetica" w:eastAsia="Times New Roman" w:hAnsi="Helvetica" w:cs="Helvetica"/>
+                <w:color w:val="333333"/>
+                <w:sz w:val="21"/>
+                <w:szCs w:val="21"/>
+                <w:shd w:val="clear" w:color="auto" w:fill="FFFFFF"/>
+              </w:rPr>
+              <w:t xml:space="preserve"> &lt;= '0'; </w:t>
+            </w:r>
+            <w:proofErr w:type="spellStart"/>
+            <w:r>
+              <w:rPr>
+                <w:rFonts w:ascii="Helvetica" w:eastAsia="Times New Roman" w:hAnsi="Helvetica" w:cs="Helvetica"/>
+                <w:color w:val="333333"/>
+                <w:sz w:val="21"/>
+                <w:szCs w:val="21"/>
+                <w:shd w:val="clear" w:color="auto" w:fill="FFFFFF"/>
+              </w:rPr>
+              <w:t>mem_read</w:t>
+            </w:r>
+            <w:proofErr w:type="spellEnd"/>
+            <w:r>
+              <w:rPr>
+                <w:rFonts w:ascii="Helvetica" w:eastAsia="Times New Roman" w:hAnsi="Helvetica" w:cs="Helvetica"/>
+                <w:color w:val="333333"/>
+                <w:sz w:val="21"/>
+                <w:szCs w:val="21"/>
+                <w:shd w:val="clear" w:color="auto" w:fill="FFFFFF"/>
+              </w:rPr>
+              <w:t xml:space="preserve"> &lt;= '0'; </w:t>
+            </w:r>
+            <w:proofErr w:type="spellStart"/>
+            <w:r>
+              <w:rPr>
+                <w:rFonts w:ascii="Helvetica" w:eastAsia="Times New Roman" w:hAnsi="Helvetica" w:cs="Helvetica"/>
+                <w:color w:val="333333"/>
+                <w:sz w:val="21"/>
+                <w:szCs w:val="21"/>
+                <w:shd w:val="clear" w:color="auto" w:fill="FFFFFF"/>
+              </w:rPr>
+              <w:t>mem_write</w:t>
+            </w:r>
+            <w:proofErr w:type="spellEnd"/>
+            <w:r>
+              <w:rPr>
+                <w:rFonts w:ascii="Helvetica" w:eastAsia="Times New Roman" w:hAnsi="Helvetica" w:cs="Helvetica"/>
+                <w:color w:val="333333"/>
+                <w:sz w:val="21"/>
+                <w:szCs w:val="21"/>
+                <w:shd w:val="clear" w:color="auto" w:fill="FFFFFF"/>
+              </w:rPr>
+              <w:t xml:space="preserve"> &lt;= '0'; branch &lt;= '0'; jump &lt;= '0'; </w:t>
+            </w:r>
+            <w:proofErr w:type="spellStart"/>
+            <w:r>
+              <w:rPr>
+                <w:rFonts w:ascii="Helvetica" w:eastAsia="Times New Roman" w:hAnsi="Helvetica" w:cs="Helvetica"/>
+                <w:color w:val="333333"/>
+                <w:sz w:val="21"/>
+                <w:szCs w:val="21"/>
+                <w:shd w:val="clear" w:color="auto" w:fill="FFFFFF"/>
+              </w:rPr>
+              <w:t>load_addr</w:t>
+            </w:r>
+            <w:proofErr w:type="spellEnd"/>
+            <w:r>
+              <w:rPr>
+                <w:rFonts w:ascii="Helvetica" w:eastAsia="Times New Roman" w:hAnsi="Helvetica" w:cs="Helvetica"/>
+                <w:color w:val="333333"/>
+                <w:sz w:val="21"/>
+                <w:szCs w:val="21"/>
+                <w:shd w:val="clear" w:color="auto" w:fill="FFFFFF"/>
+              </w:rPr>
+              <w:t xml:space="preserve"> &lt;= '0';</w:t>
+            </w:r>
+            <w:r>
+              <w:rPr>
+                <w:rFonts w:ascii="Helvetica" w:eastAsia="Times New Roman" w:hAnsi="Helvetica" w:cs="Helvetica"/>
+                <w:color w:val="333333"/>
+                <w:sz w:val="21"/>
+                <w:szCs w:val="21"/>
+                <w:shd w:val="clear" w:color="auto" w:fill="FFFFFF"/>
+              </w:rPr>
+              <w:t xml:space="preserve"> see </w:t>
+            </w:r>
+            <w:proofErr w:type="spellStart"/>
+            <w:r>
+              <w:rPr>
+                <w:rFonts w:ascii="Helvetica" w:eastAsia="Times New Roman" w:hAnsi="Helvetica" w:cs="Helvetica"/>
+                <w:color w:val="333333"/>
+                <w:sz w:val="21"/>
+                <w:szCs w:val="21"/>
+                <w:shd w:val="clear" w:color="auto" w:fill="FFFFFF"/>
+              </w:rPr>
+              <w:t>control_unit.vhdl</w:t>
+            </w:r>
+            <w:proofErr w:type="spellEnd"/>
           </w:p>
           <w:p>
             <w:pPr>
@@ -7637,17 +9710,41 @@
           <w:szCs w:val="21"/>
           <w:shd w:val="clear" w:color="auto" w:fill="FFFFFF"/>
         </w:rPr>
-        <w:t xml:space="preserve"> your</w:t>
-      </w:r>
-      <w:r>
-        <w:rPr>
-          <w:rFonts w:ascii="Helvetica" w:eastAsia="Times New Roman" w:hAnsi="Helvetica" w:cs="Helvetica"/>
-          <w:color w:val="333333"/>
-          <w:sz w:val="21"/>
-          <w:szCs w:val="21"/>
-          <w:shd w:val="clear" w:color="auto" w:fill="FFFFFF"/>
-        </w:rPr>
-        <w:t xml:space="preserve"> a 5-stage pipeline</w:t>
+        <w:t xml:space="preserve"> </w:t>
+      </w:r>
+      <w:proofErr w:type="spellStart"/>
+      <w:proofErr w:type="gramStart"/>
+      <w:r>
+        <w:rPr>
+          <w:rFonts w:ascii="Helvetica" w:eastAsia="Times New Roman" w:hAnsi="Helvetica" w:cs="Helvetica"/>
+          <w:color w:val="333333"/>
+          <w:sz w:val="21"/>
+          <w:szCs w:val="21"/>
+          <w:shd w:val="clear" w:color="auto" w:fill="FFFFFF"/>
+        </w:rPr>
+        <w:t>your</w:t>
+      </w:r>
+      <w:proofErr w:type="spellEnd"/>
+      <w:r>
+        <w:rPr>
+          <w:rFonts w:ascii="Helvetica" w:eastAsia="Times New Roman" w:hAnsi="Helvetica" w:cs="Helvetica"/>
+          <w:color w:val="333333"/>
+          <w:sz w:val="21"/>
+          <w:szCs w:val="21"/>
+          <w:shd w:val="clear" w:color="auto" w:fill="FFFFFF"/>
+        </w:rPr>
+        <w:t xml:space="preserve"> a</w:t>
+      </w:r>
+      <w:proofErr w:type="gramEnd"/>
+      <w:r>
+        <w:rPr>
+          <w:rFonts w:ascii="Helvetica" w:eastAsia="Times New Roman" w:hAnsi="Helvetica" w:cs="Helvetica"/>
+          <w:color w:val="333333"/>
+          <w:sz w:val="21"/>
+          <w:szCs w:val="21"/>
+          <w:shd w:val="clear" w:color="auto" w:fill="FFFFFF"/>
+        </w:rPr>
+        <w:t xml:space="preserve"> 5-stage pipeline</w:t>
       </w:r>
       <w:r>
         <w:rPr>
@@ -7697,7 +9794,29 @@
           <w:szCs w:val="21"/>
           <w:shd w:val="clear" w:color="auto" w:fill="FFFFFF"/>
         </w:rPr>
-        <w:t xml:space="preserve"> stalls appropriately to ensure proper execution, but does NOT have forwarding.</w:t>
+        <w:t xml:space="preserve"> stalls appropriately to ensure proper </w:t>
+      </w:r>
+      <w:proofErr w:type="gramStart"/>
+      <w:r>
+        <w:rPr>
+          <w:rFonts w:ascii="Helvetica" w:eastAsia="Times New Roman" w:hAnsi="Helvetica" w:cs="Helvetica"/>
+          <w:color w:val="333333"/>
+          <w:sz w:val="21"/>
+          <w:szCs w:val="21"/>
+          <w:shd w:val="clear" w:color="auto" w:fill="FFFFFF"/>
+        </w:rPr>
+        <w:t>execution, but</w:t>
+      </w:r>
+      <w:proofErr w:type="gramEnd"/>
+      <w:r>
+        <w:rPr>
+          <w:rFonts w:ascii="Helvetica" w:eastAsia="Times New Roman" w:hAnsi="Helvetica" w:cs="Helvetica"/>
+          <w:color w:val="333333"/>
+          <w:sz w:val="21"/>
+          <w:szCs w:val="21"/>
+          <w:shd w:val="clear" w:color="auto" w:fill="FFFFFF"/>
+        </w:rPr>
+        <w:t xml:space="preserve"> does NOT have forwarding.</w:t>
       </w:r>
     </w:p>
     <w:p>
@@ -7793,8 +9912,21 @@
           <w:highlight w:val="yellow"/>
           <w:shd w:val="clear" w:color="auto" w:fill="FFFFFF"/>
         </w:rPr>
-        <w:t>Turn the completed diagram in via gradescope</w:t>
-      </w:r>
+        <w:t xml:space="preserve">Turn the completed diagram in via </w:t>
+      </w:r>
+      <w:proofErr w:type="spellStart"/>
+      <w:r>
+        <w:rPr>
+          <w:rFonts w:ascii="Helvetica" w:eastAsia="Times New Roman" w:hAnsi="Helvetica" w:cs="Helvetica"/>
+          <w:color w:val="333333"/>
+          <w:sz w:val="21"/>
+          <w:szCs w:val="21"/>
+          <w:highlight w:val="yellow"/>
+          <w:shd w:val="clear" w:color="auto" w:fill="FFFFFF"/>
+        </w:rPr>
+        <w:t>gradescope</w:t>
+      </w:r>
+      <w:proofErr w:type="spellEnd"/>
       <w:r>
         <w:rPr>
           <w:rFonts w:ascii="Helvetica" w:eastAsia="Times New Roman" w:hAnsi="Helvetica" w:cs="Helvetica"/>
@@ -7828,7 +9960,38 @@
           <w:sz w:val="21"/>
           <w:szCs w:val="21"/>
         </w:rPr>
-        <w:t>You will use your instr_mem.vhdl from stage 1.</w:t>
+        <w:t xml:space="preserve">You will use your </w:t>
+      </w:r>
+      <w:proofErr w:type="spellStart"/>
+      <w:r>
+        <w:rPr>
+          <w:rFonts w:ascii="Helvetica" w:eastAsia="Times New Roman" w:hAnsi="Helvetica" w:cs="Helvetica"/>
+          <w:color w:val="333333"/>
+          <w:sz w:val="21"/>
+          <w:szCs w:val="21"/>
+        </w:rPr>
+        <w:t>instr_</w:t>
+      </w:r>
+      <w:proofErr w:type="gramStart"/>
+      <w:r>
+        <w:rPr>
+          <w:rFonts w:ascii="Helvetica" w:eastAsia="Times New Roman" w:hAnsi="Helvetica" w:cs="Helvetica"/>
+          <w:color w:val="333333"/>
+          <w:sz w:val="21"/>
+          <w:szCs w:val="21"/>
+        </w:rPr>
+        <w:t>mem.vhdl</w:t>
+      </w:r>
+      <w:proofErr w:type="spellEnd"/>
+      <w:proofErr w:type="gramEnd"/>
+      <w:r>
+        <w:rPr>
+          <w:rFonts w:ascii="Helvetica" w:eastAsia="Times New Roman" w:hAnsi="Helvetica" w:cs="Helvetica"/>
+          <w:color w:val="333333"/>
+          <w:sz w:val="21"/>
+          <w:szCs w:val="21"/>
+        </w:rPr>
+        <w:t xml:space="preserve"> from stage 1.</w:t>
       </w:r>
     </w:p>
     <w:p>
@@ -7854,7 +10017,41 @@
           <w:szCs w:val="21"/>
           <w:shd w:val="clear" w:color="auto" w:fill="FFFFFF"/>
         </w:rPr>
-        <w:t>Update pipeline_registers.vhdl to move</w:t>
+        <w:t xml:space="preserve">Update </w:t>
+      </w:r>
+      <w:proofErr w:type="spellStart"/>
+      <w:r>
+        <w:rPr>
+          <w:rFonts w:ascii="Helvetica" w:eastAsia="Times New Roman" w:hAnsi="Helvetica" w:cs="Helvetica"/>
+          <w:color w:val="333333"/>
+          <w:sz w:val="21"/>
+          <w:szCs w:val="21"/>
+          <w:shd w:val="clear" w:color="auto" w:fill="FFFFFF"/>
+        </w:rPr>
+        <w:t>pipeline_</w:t>
+      </w:r>
+      <w:proofErr w:type="gramStart"/>
+      <w:r>
+        <w:rPr>
+          <w:rFonts w:ascii="Helvetica" w:eastAsia="Times New Roman" w:hAnsi="Helvetica" w:cs="Helvetica"/>
+          <w:color w:val="333333"/>
+          <w:sz w:val="21"/>
+          <w:szCs w:val="21"/>
+          <w:shd w:val="clear" w:color="auto" w:fill="FFFFFF"/>
+        </w:rPr>
+        <w:t>registers.vhdl</w:t>
+      </w:r>
+      <w:proofErr w:type="spellEnd"/>
+      <w:proofErr w:type="gramEnd"/>
+      <w:r>
+        <w:rPr>
+          <w:rFonts w:ascii="Helvetica" w:eastAsia="Times New Roman" w:hAnsi="Helvetica" w:cs="Helvetica"/>
+          <w:color w:val="333333"/>
+          <w:sz w:val="21"/>
+          <w:szCs w:val="21"/>
+          <w:shd w:val="clear" w:color="auto" w:fill="FFFFFF"/>
+        </w:rPr>
+        <w:t xml:space="preserve"> to move</w:t>
       </w:r>
       <w:r>
         <w:rPr>
@@ -7904,7 +10101,51 @@
           <w:szCs w:val="21"/>
           <w:shd w:val="clear" w:color="auto" w:fill="FFFFFF"/>
         </w:rPr>
-        <w:t xml:space="preserve">  Note that start_stall and stall_counter have been added as input signals</w:t>
+        <w:t xml:space="preserve">  Note that </w:t>
+      </w:r>
+      <w:proofErr w:type="spellStart"/>
+      <w:r>
+        <w:rPr>
+          <w:rFonts w:ascii="Helvetica" w:eastAsia="Times New Roman" w:hAnsi="Helvetica" w:cs="Helvetica"/>
+          <w:color w:val="333333"/>
+          <w:sz w:val="21"/>
+          <w:szCs w:val="21"/>
+          <w:shd w:val="clear" w:color="auto" w:fill="FFFFFF"/>
+        </w:rPr>
+        <w:t>start_stall</w:t>
+      </w:r>
+      <w:proofErr w:type="spellEnd"/>
+      <w:r>
+        <w:rPr>
+          <w:rFonts w:ascii="Helvetica" w:eastAsia="Times New Roman" w:hAnsi="Helvetica" w:cs="Helvetica"/>
+          <w:color w:val="333333"/>
+          <w:sz w:val="21"/>
+          <w:szCs w:val="21"/>
+          <w:shd w:val="clear" w:color="auto" w:fill="FFFFFF"/>
+        </w:rPr>
+        <w:t xml:space="preserve"> and </w:t>
+      </w:r>
+      <w:proofErr w:type="spellStart"/>
+      <w:r>
+        <w:rPr>
+          <w:rFonts w:ascii="Helvetica" w:eastAsia="Times New Roman" w:hAnsi="Helvetica" w:cs="Helvetica"/>
+          <w:color w:val="333333"/>
+          <w:sz w:val="21"/>
+          <w:szCs w:val="21"/>
+          <w:shd w:val="clear" w:color="auto" w:fill="FFFFFF"/>
+        </w:rPr>
+        <w:t>stall_counter</w:t>
+      </w:r>
+      <w:proofErr w:type="spellEnd"/>
+      <w:r>
+        <w:rPr>
+          <w:rFonts w:ascii="Helvetica" w:eastAsia="Times New Roman" w:hAnsi="Helvetica" w:cs="Helvetica"/>
+          <w:color w:val="333333"/>
+          <w:sz w:val="21"/>
+          <w:szCs w:val="21"/>
+          <w:shd w:val="clear" w:color="auto" w:fill="FFFFFF"/>
+        </w:rPr>
+        <w:t xml:space="preserve"> have been added as input signals</w:t>
       </w:r>
       <w:r>
         <w:rPr>
@@ -7950,8 +10191,32 @@
           <w:szCs w:val="21"/>
           <w:shd w:val="clear" w:color="auto" w:fill="FFFFFF"/>
         </w:rPr>
-        <w:t>Update hazard_detection_unit.vhdl</w:t>
-      </w:r>
+        <w:t xml:space="preserve">Update </w:t>
+      </w:r>
+      <w:proofErr w:type="spellStart"/>
+      <w:r>
+        <w:rPr>
+          <w:rFonts w:ascii="Helvetica" w:eastAsia="Times New Roman" w:hAnsi="Helvetica" w:cs="Helvetica"/>
+          <w:color w:val="333333"/>
+          <w:sz w:val="21"/>
+          <w:szCs w:val="21"/>
+          <w:shd w:val="clear" w:color="auto" w:fill="FFFFFF"/>
+        </w:rPr>
+        <w:t>hazard_detection_</w:t>
+      </w:r>
+      <w:proofErr w:type="gramStart"/>
+      <w:r>
+        <w:rPr>
+          <w:rFonts w:ascii="Helvetica" w:eastAsia="Times New Roman" w:hAnsi="Helvetica" w:cs="Helvetica"/>
+          <w:color w:val="333333"/>
+          <w:sz w:val="21"/>
+          <w:szCs w:val="21"/>
+          <w:shd w:val="clear" w:color="auto" w:fill="FFFFFF"/>
+        </w:rPr>
+        <w:t>unit.vhdl</w:t>
+      </w:r>
+      <w:proofErr w:type="spellEnd"/>
+      <w:proofErr w:type="gramEnd"/>
       <w:r>
         <w:rPr>
           <w:rFonts w:ascii="Helvetica" w:eastAsia="Times New Roman" w:hAnsi="Helvetica" w:cs="Helvetica"/>
@@ -7962,6 +10227,7 @@
         </w:rPr>
         <w:t xml:space="preserve"> to create the </w:t>
       </w:r>
+      <w:proofErr w:type="spellStart"/>
       <w:r>
         <w:rPr>
           <w:rFonts w:ascii="Helvetica" w:eastAsia="Times New Roman" w:hAnsi="Helvetica" w:cs="Helvetica"/>
@@ -7974,6 +10240,7 @@
         </w:rPr>
         <w:t>start_stall</w:t>
       </w:r>
+      <w:proofErr w:type="spellEnd"/>
       <w:r>
         <w:rPr>
           <w:rFonts w:ascii="Helvetica" w:eastAsia="Times New Roman" w:hAnsi="Helvetica" w:cs="Helvetica"/>
@@ -8002,27 +10269,71 @@
           <w:szCs w:val="21"/>
           <w:shd w:val="clear" w:color="auto" w:fill="FFFFFF"/>
         </w:rPr>
-        <w:t xml:space="preserve"> In our simplified design, we will only look one instruction prior</w:t>
-      </w:r>
-      <w:r>
-        <w:rPr>
-          <w:rFonts w:ascii="Helvetica" w:eastAsia="Times New Roman" w:hAnsi="Helvetica" w:cs="Helvetica"/>
-          <w:color w:val="333333"/>
-          <w:sz w:val="21"/>
-          <w:szCs w:val="21"/>
-          <w:shd w:val="clear" w:color="auto" w:fill="FFFFFF"/>
-        </w:rPr>
-        <w:t xml:space="preserve"> (not two prior) for data dependenc</w:t>
-      </w:r>
-      <w:r>
-        <w:rPr>
-          <w:rFonts w:ascii="Helvetica" w:eastAsia="Times New Roman" w:hAnsi="Helvetica" w:cs="Helvetica"/>
-          <w:color w:val="333333"/>
-          <w:sz w:val="21"/>
-          <w:szCs w:val="21"/>
-          <w:shd w:val="clear" w:color="auto" w:fill="FFFFFF"/>
-        </w:rPr>
-        <w:t>ies.</w:t>
+        <w:t xml:space="preserve"> In our simplified design, we will only </w:t>
+      </w:r>
+      <w:proofErr w:type="gramStart"/>
+      <w:r>
+        <w:rPr>
+          <w:rFonts w:ascii="Helvetica" w:eastAsia="Times New Roman" w:hAnsi="Helvetica" w:cs="Helvetica"/>
+          <w:color w:val="333333"/>
+          <w:sz w:val="21"/>
+          <w:szCs w:val="21"/>
+          <w:shd w:val="clear" w:color="auto" w:fill="FFFFFF"/>
+        </w:rPr>
+        <w:t>look</w:t>
+      </w:r>
+      <w:proofErr w:type="gramEnd"/>
+      <w:r>
+        <w:rPr>
+          <w:rFonts w:ascii="Helvetica" w:eastAsia="Times New Roman" w:hAnsi="Helvetica" w:cs="Helvetica"/>
+          <w:color w:val="333333"/>
+          <w:sz w:val="21"/>
+          <w:szCs w:val="21"/>
+          <w:shd w:val="clear" w:color="auto" w:fill="FFFFFF"/>
+        </w:rPr>
+        <w:t xml:space="preserve"> one instruction prior</w:t>
+      </w:r>
+      <w:r>
+        <w:rPr>
+          <w:rFonts w:ascii="Helvetica" w:eastAsia="Times New Roman" w:hAnsi="Helvetica" w:cs="Helvetica"/>
+          <w:color w:val="333333"/>
+          <w:sz w:val="21"/>
+          <w:szCs w:val="21"/>
+          <w:shd w:val="clear" w:color="auto" w:fill="FFFFFF"/>
+        </w:rPr>
+        <w:t xml:space="preserve"> (not two prior) for data </w:t>
+      </w:r>
+      <w:proofErr w:type="gramStart"/>
+      <w:r>
+        <w:rPr>
+          <w:rFonts w:ascii="Helvetica" w:eastAsia="Times New Roman" w:hAnsi="Helvetica" w:cs="Helvetica"/>
+          <w:color w:val="333333"/>
+          <w:sz w:val="21"/>
+          <w:szCs w:val="21"/>
+          <w:shd w:val="clear" w:color="auto" w:fill="FFFFFF"/>
+        </w:rPr>
+        <w:t>dependenc</w:t>
+      </w:r>
+      <w:r>
+        <w:rPr>
+          <w:rFonts w:ascii="Helvetica" w:eastAsia="Times New Roman" w:hAnsi="Helvetica" w:cs="Helvetica"/>
+          <w:color w:val="333333"/>
+          <w:sz w:val="21"/>
+          <w:szCs w:val="21"/>
+          <w:shd w:val="clear" w:color="auto" w:fill="FFFFFF"/>
+        </w:rPr>
+        <w:t>ies</w:t>
+      </w:r>
+      <w:proofErr w:type="gramEnd"/>
+      <w:r>
+        <w:rPr>
+          <w:rFonts w:ascii="Helvetica" w:eastAsia="Times New Roman" w:hAnsi="Helvetica" w:cs="Helvetica"/>
+          <w:color w:val="333333"/>
+          <w:sz w:val="21"/>
+          <w:szCs w:val="21"/>
+          <w:shd w:val="clear" w:color="auto" w:fill="FFFFFF"/>
+        </w:rPr>
+        <w:t>.</w:t>
       </w:r>
     </w:p>
     <w:p>
@@ -8049,15 +10360,39 @@
         </w:rPr>
         <w:t xml:space="preserve">Update </w:t>
       </w:r>
-      <w:r>
-        <w:rPr>
-          <w:rFonts w:ascii="Helvetica" w:eastAsia="Times New Roman" w:hAnsi="Helvetica" w:cs="Helvetica"/>
-          <w:color w:val="333333"/>
-          <w:sz w:val="21"/>
-          <w:szCs w:val="21"/>
-          <w:shd w:val="clear" w:color="auto" w:fill="FFFFFF"/>
-        </w:rPr>
-        <w:t xml:space="preserve">riscv_pipeline.vhdl, removing syntax errors and ensuring correct operation of </w:t>
+      <w:proofErr w:type="spellStart"/>
+      <w:r>
+        <w:rPr>
+          <w:rFonts w:ascii="Helvetica" w:eastAsia="Times New Roman" w:hAnsi="Helvetica" w:cs="Helvetica"/>
+          <w:color w:val="333333"/>
+          <w:sz w:val="21"/>
+          <w:szCs w:val="21"/>
+          <w:shd w:val="clear" w:color="auto" w:fill="FFFFFF"/>
+        </w:rPr>
+        <w:t>riscv_</w:t>
+      </w:r>
+      <w:proofErr w:type="gramStart"/>
+      <w:r>
+        <w:rPr>
+          <w:rFonts w:ascii="Helvetica" w:eastAsia="Times New Roman" w:hAnsi="Helvetica" w:cs="Helvetica"/>
+          <w:color w:val="333333"/>
+          <w:sz w:val="21"/>
+          <w:szCs w:val="21"/>
+          <w:shd w:val="clear" w:color="auto" w:fill="FFFFFF"/>
+        </w:rPr>
+        <w:t>pipeline.vhdl</w:t>
+      </w:r>
+      <w:proofErr w:type="spellEnd"/>
+      <w:proofErr w:type="gramEnd"/>
+      <w:r>
+        <w:rPr>
+          <w:rFonts w:ascii="Helvetica" w:eastAsia="Times New Roman" w:hAnsi="Helvetica" w:cs="Helvetica"/>
+          <w:color w:val="333333"/>
+          <w:sz w:val="21"/>
+          <w:szCs w:val="21"/>
+          <w:shd w:val="clear" w:color="auto" w:fill="FFFFFF"/>
+        </w:rPr>
+        <w:t xml:space="preserve">, removing syntax errors and ensuring correct operation of </w:t>
       </w:r>
       <w:r>
         <w:rPr>
@@ -8099,6 +10434,7 @@
         </w:rPr>
         <w:t xml:space="preserve">[many of these updates can be copied from </w:t>
       </w:r>
+      <w:proofErr w:type="spellStart"/>
       <w:r>
         <w:rPr>
           <w:rFonts w:ascii="Helvetica" w:eastAsia="Times New Roman" w:hAnsi="Helvetica" w:cs="Helvetica"/>
@@ -8109,6 +10445,7 @@
         </w:rPr>
         <w:t>riscv_</w:t>
       </w:r>
+      <w:proofErr w:type="gramStart"/>
       <w:r>
         <w:rPr>
           <w:rFonts w:ascii="Helvetica" w:eastAsia="Times New Roman" w:hAnsi="Helvetica" w:cs="Helvetica"/>
@@ -8129,6 +10466,8 @@
         </w:rPr>
         <w:t>.vhdl</w:t>
       </w:r>
+      <w:proofErr w:type="spellEnd"/>
+      <w:proofErr w:type="gramEnd"/>
       <w:r>
         <w:rPr>
           <w:rFonts w:ascii="Helvetica" w:eastAsia="Times New Roman" w:hAnsi="Helvetica" w:cs="Helvetica"/>
@@ -8167,7 +10506,51 @@
           <w:szCs w:val="21"/>
           <w:shd w:val="clear" w:color="auto" w:fill="FFFFFF"/>
         </w:rPr>
-        <w:t xml:space="preserve"> Hint: one way to stall your processor is to let next_pc &lt;= pc</w:t>
+        <w:t xml:space="preserve"> Hint: one way to stall your processor is to </w:t>
+      </w:r>
+      <w:proofErr w:type="gramStart"/>
+      <w:r>
+        <w:rPr>
+          <w:rFonts w:ascii="Helvetica" w:eastAsia="Times New Roman" w:hAnsi="Helvetica" w:cs="Helvetica"/>
+          <w:color w:val="333333"/>
+          <w:sz w:val="21"/>
+          <w:szCs w:val="21"/>
+          <w:shd w:val="clear" w:color="auto" w:fill="FFFFFF"/>
+        </w:rPr>
+        <w:t>let</w:t>
+      </w:r>
+      <w:proofErr w:type="gramEnd"/>
+      <w:r>
+        <w:rPr>
+          <w:rFonts w:ascii="Helvetica" w:eastAsia="Times New Roman" w:hAnsi="Helvetica" w:cs="Helvetica"/>
+          <w:color w:val="333333"/>
+          <w:sz w:val="21"/>
+          <w:szCs w:val="21"/>
+          <w:shd w:val="clear" w:color="auto" w:fill="FFFFFF"/>
+        </w:rPr>
+        <w:t xml:space="preserve"> </w:t>
+      </w:r>
+      <w:proofErr w:type="spellStart"/>
+      <w:r>
+        <w:rPr>
+          <w:rFonts w:ascii="Helvetica" w:eastAsia="Times New Roman" w:hAnsi="Helvetica" w:cs="Helvetica"/>
+          <w:color w:val="333333"/>
+          <w:sz w:val="21"/>
+          <w:szCs w:val="21"/>
+          <w:shd w:val="clear" w:color="auto" w:fill="FFFFFF"/>
+        </w:rPr>
+        <w:t>next_pc</w:t>
+      </w:r>
+      <w:proofErr w:type="spellEnd"/>
+      <w:r>
+        <w:rPr>
+          <w:rFonts w:ascii="Helvetica" w:eastAsia="Times New Roman" w:hAnsi="Helvetica" w:cs="Helvetica"/>
+          <w:color w:val="333333"/>
+          <w:sz w:val="21"/>
+          <w:szCs w:val="21"/>
+          <w:shd w:val="clear" w:color="auto" w:fill="FFFFFF"/>
+        </w:rPr>
+        <w:t xml:space="preserve"> &lt;= pc</w:t>
       </w:r>
     </w:p>
     <w:p>
@@ -8228,7 +10611,29 @@
           <w:szCs w:val="21"/>
           <w:shd w:val="clear" w:color="auto" w:fill="FFFFFF"/>
         </w:rPr>
-        <w:t xml:space="preserve">Run simulation in vivado, testing the </w:t>
+        <w:t xml:space="preserve">Run simulation in </w:t>
+      </w:r>
+      <w:proofErr w:type="spellStart"/>
+      <w:r>
+        <w:rPr>
+          <w:rFonts w:ascii="Helvetica" w:eastAsia="Times New Roman" w:hAnsi="Helvetica" w:cs="Helvetica"/>
+          <w:color w:val="333333"/>
+          <w:sz w:val="21"/>
+          <w:szCs w:val="21"/>
+          <w:shd w:val="clear" w:color="auto" w:fill="FFFFFF"/>
+        </w:rPr>
+        <w:t>vivado</w:t>
+      </w:r>
+      <w:proofErr w:type="spellEnd"/>
+      <w:r>
+        <w:rPr>
+          <w:rFonts w:ascii="Helvetica" w:eastAsia="Times New Roman" w:hAnsi="Helvetica" w:cs="Helvetica"/>
+          <w:color w:val="333333"/>
+          <w:sz w:val="21"/>
+          <w:szCs w:val="21"/>
+          <w:shd w:val="clear" w:color="auto" w:fill="FFFFFF"/>
+        </w:rPr>
+        <w:t xml:space="preserve">, testing the </w:t>
       </w:r>
       <w:r>
         <w:rPr>
@@ -8294,6 +10699,7 @@
           <w:szCs w:val="21"/>
         </w:rPr>
       </w:pPr>
+      <w:proofErr w:type="spellStart"/>
       <w:r>
         <w:rPr>
           <w:rFonts w:ascii="Helvetica" w:eastAsia="Times New Roman" w:hAnsi="Helvetica" w:cs="Helvetica"/>
@@ -8303,7 +10709,547 @@
           <w:sz w:val="21"/>
           <w:szCs w:val="21"/>
         </w:rPr>
-        <w:t>Clk, reset, clock_counter, pc, NPC, next_PC, if_id_npc, id_ex_npc, ex_mem_npc, instr, opcode, if_id_rs1, reg1_data, if_id_rs2, reg2_data, mem_wb_rd, wb_data, if_id_imm, alu_input_a,  alu_input_b, alu_result, mem_data, mem_read, mem_write, alu_src, id_ex_alu_src, branch, ex_mem_branch, jump, ex_mem_jump, load_addr, reg_write, reg_write_chip, display_x5, display_x6, display_x7, display_x10</w:t>
+        <w:t>Clk</w:t>
+      </w:r>
+      <w:proofErr w:type="spellEnd"/>
+      <w:r>
+        <w:rPr>
+          <w:rFonts w:ascii="Helvetica" w:eastAsia="Times New Roman" w:hAnsi="Helvetica" w:cs="Helvetica"/>
+          <w:i/>
+          <w:iCs/>
+          <w:color w:val="333333"/>
+          <w:sz w:val="21"/>
+          <w:szCs w:val="21"/>
+        </w:rPr>
+        <w:t xml:space="preserve">, reset, </w:t>
+      </w:r>
+      <w:proofErr w:type="spellStart"/>
+      <w:r>
+        <w:rPr>
+          <w:rFonts w:ascii="Helvetica" w:eastAsia="Times New Roman" w:hAnsi="Helvetica" w:cs="Helvetica"/>
+          <w:i/>
+          <w:iCs/>
+          <w:color w:val="333333"/>
+          <w:sz w:val="21"/>
+          <w:szCs w:val="21"/>
+        </w:rPr>
+        <w:t>clock_counter</w:t>
+      </w:r>
+      <w:proofErr w:type="spellEnd"/>
+      <w:r>
+        <w:rPr>
+          <w:rFonts w:ascii="Helvetica" w:eastAsia="Times New Roman" w:hAnsi="Helvetica" w:cs="Helvetica"/>
+          <w:i/>
+          <w:iCs/>
+          <w:color w:val="333333"/>
+          <w:sz w:val="21"/>
+          <w:szCs w:val="21"/>
+        </w:rPr>
+        <w:t xml:space="preserve">, pc, NPC, </w:t>
+      </w:r>
+      <w:proofErr w:type="spellStart"/>
+      <w:r>
+        <w:rPr>
+          <w:rFonts w:ascii="Helvetica" w:eastAsia="Times New Roman" w:hAnsi="Helvetica" w:cs="Helvetica"/>
+          <w:i/>
+          <w:iCs/>
+          <w:color w:val="333333"/>
+          <w:sz w:val="21"/>
+          <w:szCs w:val="21"/>
+        </w:rPr>
+        <w:t>next_PC</w:t>
+      </w:r>
+      <w:proofErr w:type="spellEnd"/>
+      <w:r>
+        <w:rPr>
+          <w:rFonts w:ascii="Helvetica" w:eastAsia="Times New Roman" w:hAnsi="Helvetica" w:cs="Helvetica"/>
+          <w:i/>
+          <w:iCs/>
+          <w:color w:val="333333"/>
+          <w:sz w:val="21"/>
+          <w:szCs w:val="21"/>
+        </w:rPr>
+        <w:t xml:space="preserve">, </w:t>
+      </w:r>
+      <w:proofErr w:type="spellStart"/>
+      <w:r>
+        <w:rPr>
+          <w:rFonts w:ascii="Helvetica" w:eastAsia="Times New Roman" w:hAnsi="Helvetica" w:cs="Helvetica"/>
+          <w:i/>
+          <w:iCs/>
+          <w:color w:val="333333"/>
+          <w:sz w:val="21"/>
+          <w:szCs w:val="21"/>
+        </w:rPr>
+        <w:t>if_id_npc</w:t>
+      </w:r>
+      <w:proofErr w:type="spellEnd"/>
+      <w:r>
+        <w:rPr>
+          <w:rFonts w:ascii="Helvetica" w:eastAsia="Times New Roman" w:hAnsi="Helvetica" w:cs="Helvetica"/>
+          <w:i/>
+          <w:iCs/>
+          <w:color w:val="333333"/>
+          <w:sz w:val="21"/>
+          <w:szCs w:val="21"/>
+        </w:rPr>
+        <w:t xml:space="preserve">, </w:t>
+      </w:r>
+      <w:proofErr w:type="spellStart"/>
+      <w:r>
+        <w:rPr>
+          <w:rFonts w:ascii="Helvetica" w:eastAsia="Times New Roman" w:hAnsi="Helvetica" w:cs="Helvetica"/>
+          <w:i/>
+          <w:iCs/>
+          <w:color w:val="333333"/>
+          <w:sz w:val="21"/>
+          <w:szCs w:val="21"/>
+        </w:rPr>
+        <w:t>id_ex_npc</w:t>
+      </w:r>
+      <w:proofErr w:type="spellEnd"/>
+      <w:r>
+        <w:rPr>
+          <w:rFonts w:ascii="Helvetica" w:eastAsia="Times New Roman" w:hAnsi="Helvetica" w:cs="Helvetica"/>
+          <w:i/>
+          <w:iCs/>
+          <w:color w:val="333333"/>
+          <w:sz w:val="21"/>
+          <w:szCs w:val="21"/>
+        </w:rPr>
+        <w:t xml:space="preserve">, </w:t>
+      </w:r>
+      <w:proofErr w:type="spellStart"/>
+      <w:r>
+        <w:rPr>
+          <w:rFonts w:ascii="Helvetica" w:eastAsia="Times New Roman" w:hAnsi="Helvetica" w:cs="Helvetica"/>
+          <w:i/>
+          <w:iCs/>
+          <w:color w:val="333333"/>
+          <w:sz w:val="21"/>
+          <w:szCs w:val="21"/>
+        </w:rPr>
+        <w:t>ex_mem_npc</w:t>
+      </w:r>
+      <w:proofErr w:type="spellEnd"/>
+      <w:r>
+        <w:rPr>
+          <w:rFonts w:ascii="Helvetica" w:eastAsia="Times New Roman" w:hAnsi="Helvetica" w:cs="Helvetica"/>
+          <w:i/>
+          <w:iCs/>
+          <w:color w:val="333333"/>
+          <w:sz w:val="21"/>
+          <w:szCs w:val="21"/>
+        </w:rPr>
+        <w:t xml:space="preserve">, </w:t>
+      </w:r>
+      <w:proofErr w:type="spellStart"/>
+      <w:r>
+        <w:rPr>
+          <w:rFonts w:ascii="Helvetica" w:eastAsia="Times New Roman" w:hAnsi="Helvetica" w:cs="Helvetica"/>
+          <w:i/>
+          <w:iCs/>
+          <w:color w:val="333333"/>
+          <w:sz w:val="21"/>
+          <w:szCs w:val="21"/>
+        </w:rPr>
+        <w:t>instr</w:t>
+      </w:r>
+      <w:proofErr w:type="spellEnd"/>
+      <w:r>
+        <w:rPr>
+          <w:rFonts w:ascii="Helvetica" w:eastAsia="Times New Roman" w:hAnsi="Helvetica" w:cs="Helvetica"/>
+          <w:i/>
+          <w:iCs/>
+          <w:color w:val="333333"/>
+          <w:sz w:val="21"/>
+          <w:szCs w:val="21"/>
+        </w:rPr>
+        <w:t xml:space="preserve">, opcode, if_id_rs1, reg1_data, if_id_rs2, reg2_data, </w:t>
+      </w:r>
+      <w:proofErr w:type="spellStart"/>
+      <w:r>
+        <w:rPr>
+          <w:rFonts w:ascii="Helvetica" w:eastAsia="Times New Roman" w:hAnsi="Helvetica" w:cs="Helvetica"/>
+          <w:i/>
+          <w:iCs/>
+          <w:color w:val="333333"/>
+          <w:sz w:val="21"/>
+          <w:szCs w:val="21"/>
+        </w:rPr>
+        <w:t>mem_wb_rd</w:t>
+      </w:r>
+      <w:proofErr w:type="spellEnd"/>
+      <w:r>
+        <w:rPr>
+          <w:rFonts w:ascii="Helvetica" w:eastAsia="Times New Roman" w:hAnsi="Helvetica" w:cs="Helvetica"/>
+          <w:i/>
+          <w:iCs/>
+          <w:color w:val="333333"/>
+          <w:sz w:val="21"/>
+          <w:szCs w:val="21"/>
+        </w:rPr>
+        <w:t xml:space="preserve">, </w:t>
+      </w:r>
+      <w:proofErr w:type="spellStart"/>
+      <w:r>
+        <w:rPr>
+          <w:rFonts w:ascii="Helvetica" w:eastAsia="Times New Roman" w:hAnsi="Helvetica" w:cs="Helvetica"/>
+          <w:i/>
+          <w:iCs/>
+          <w:color w:val="333333"/>
+          <w:sz w:val="21"/>
+          <w:szCs w:val="21"/>
+        </w:rPr>
+        <w:t>wb_data</w:t>
+      </w:r>
+      <w:proofErr w:type="spellEnd"/>
+      <w:r>
+        <w:rPr>
+          <w:rFonts w:ascii="Helvetica" w:eastAsia="Times New Roman" w:hAnsi="Helvetica" w:cs="Helvetica"/>
+          <w:i/>
+          <w:iCs/>
+          <w:color w:val="333333"/>
+          <w:sz w:val="21"/>
+          <w:szCs w:val="21"/>
+        </w:rPr>
+        <w:t xml:space="preserve">, </w:t>
+      </w:r>
+      <w:proofErr w:type="spellStart"/>
+      <w:r>
+        <w:rPr>
+          <w:rFonts w:ascii="Helvetica" w:eastAsia="Times New Roman" w:hAnsi="Helvetica" w:cs="Helvetica"/>
+          <w:i/>
+          <w:iCs/>
+          <w:color w:val="333333"/>
+          <w:sz w:val="21"/>
+          <w:szCs w:val="21"/>
+        </w:rPr>
+        <w:t>if_id_imm</w:t>
+      </w:r>
+      <w:proofErr w:type="spellEnd"/>
+      <w:r>
+        <w:rPr>
+          <w:rFonts w:ascii="Helvetica" w:eastAsia="Times New Roman" w:hAnsi="Helvetica" w:cs="Helvetica"/>
+          <w:i/>
+          <w:iCs/>
+          <w:color w:val="333333"/>
+          <w:sz w:val="21"/>
+          <w:szCs w:val="21"/>
+        </w:rPr>
+        <w:t xml:space="preserve">, </w:t>
+      </w:r>
+      <w:proofErr w:type="spellStart"/>
+      <w:r>
+        <w:rPr>
+          <w:rFonts w:ascii="Helvetica" w:eastAsia="Times New Roman" w:hAnsi="Helvetica" w:cs="Helvetica"/>
+          <w:i/>
+          <w:iCs/>
+          <w:color w:val="333333"/>
+          <w:sz w:val="21"/>
+          <w:szCs w:val="21"/>
+        </w:rPr>
+        <w:t>alu_input_a</w:t>
+      </w:r>
+      <w:proofErr w:type="spellEnd"/>
+      <w:r>
+        <w:rPr>
+          <w:rFonts w:ascii="Helvetica" w:eastAsia="Times New Roman" w:hAnsi="Helvetica" w:cs="Helvetica"/>
+          <w:i/>
+          <w:iCs/>
+          <w:color w:val="333333"/>
+          <w:sz w:val="21"/>
+          <w:szCs w:val="21"/>
+        </w:rPr>
+        <w:t xml:space="preserve">,  </w:t>
+      </w:r>
+      <w:proofErr w:type="spellStart"/>
+      <w:r>
+        <w:rPr>
+          <w:rFonts w:ascii="Helvetica" w:eastAsia="Times New Roman" w:hAnsi="Helvetica" w:cs="Helvetica"/>
+          <w:i/>
+          <w:iCs/>
+          <w:color w:val="333333"/>
+          <w:sz w:val="21"/>
+          <w:szCs w:val="21"/>
+        </w:rPr>
+        <w:t>alu_input_b</w:t>
+      </w:r>
+      <w:proofErr w:type="spellEnd"/>
+      <w:r>
+        <w:rPr>
+          <w:rFonts w:ascii="Helvetica" w:eastAsia="Times New Roman" w:hAnsi="Helvetica" w:cs="Helvetica"/>
+          <w:i/>
+          <w:iCs/>
+          <w:color w:val="333333"/>
+          <w:sz w:val="21"/>
+          <w:szCs w:val="21"/>
+        </w:rPr>
+        <w:t xml:space="preserve">, </w:t>
+      </w:r>
+      <w:proofErr w:type="spellStart"/>
+      <w:r>
+        <w:rPr>
+          <w:rFonts w:ascii="Helvetica" w:eastAsia="Times New Roman" w:hAnsi="Helvetica" w:cs="Helvetica"/>
+          <w:i/>
+          <w:iCs/>
+          <w:color w:val="333333"/>
+          <w:sz w:val="21"/>
+          <w:szCs w:val="21"/>
+        </w:rPr>
+        <w:t>alu_result</w:t>
+      </w:r>
+      <w:proofErr w:type="spellEnd"/>
+      <w:r>
+        <w:rPr>
+          <w:rFonts w:ascii="Helvetica" w:eastAsia="Times New Roman" w:hAnsi="Helvetica" w:cs="Helvetica"/>
+          <w:i/>
+          <w:iCs/>
+          <w:color w:val="333333"/>
+          <w:sz w:val="21"/>
+          <w:szCs w:val="21"/>
+        </w:rPr>
+        <w:t xml:space="preserve">, </w:t>
+      </w:r>
+      <w:proofErr w:type="spellStart"/>
+      <w:r>
+        <w:rPr>
+          <w:rFonts w:ascii="Helvetica" w:eastAsia="Times New Roman" w:hAnsi="Helvetica" w:cs="Helvetica"/>
+          <w:i/>
+          <w:iCs/>
+          <w:color w:val="333333"/>
+          <w:sz w:val="21"/>
+          <w:szCs w:val="21"/>
+        </w:rPr>
+        <w:t>mem_data</w:t>
+      </w:r>
+      <w:proofErr w:type="spellEnd"/>
+      <w:r>
+        <w:rPr>
+          <w:rFonts w:ascii="Helvetica" w:eastAsia="Times New Roman" w:hAnsi="Helvetica" w:cs="Helvetica"/>
+          <w:i/>
+          <w:iCs/>
+          <w:color w:val="333333"/>
+          <w:sz w:val="21"/>
+          <w:szCs w:val="21"/>
+        </w:rPr>
+        <w:t xml:space="preserve">, </w:t>
+      </w:r>
+      <w:proofErr w:type="spellStart"/>
+      <w:r>
+        <w:rPr>
+          <w:rFonts w:ascii="Helvetica" w:eastAsia="Times New Roman" w:hAnsi="Helvetica" w:cs="Helvetica"/>
+          <w:i/>
+          <w:iCs/>
+          <w:color w:val="333333"/>
+          <w:sz w:val="21"/>
+          <w:szCs w:val="21"/>
+        </w:rPr>
+        <w:t>mem_read</w:t>
+      </w:r>
+      <w:proofErr w:type="spellEnd"/>
+      <w:r>
+        <w:rPr>
+          <w:rFonts w:ascii="Helvetica" w:eastAsia="Times New Roman" w:hAnsi="Helvetica" w:cs="Helvetica"/>
+          <w:i/>
+          <w:iCs/>
+          <w:color w:val="333333"/>
+          <w:sz w:val="21"/>
+          <w:szCs w:val="21"/>
+        </w:rPr>
+        <w:t xml:space="preserve">, </w:t>
+      </w:r>
+      <w:proofErr w:type="spellStart"/>
+      <w:r>
+        <w:rPr>
+          <w:rFonts w:ascii="Helvetica" w:eastAsia="Times New Roman" w:hAnsi="Helvetica" w:cs="Helvetica"/>
+          <w:i/>
+          <w:iCs/>
+          <w:color w:val="333333"/>
+          <w:sz w:val="21"/>
+          <w:szCs w:val="21"/>
+        </w:rPr>
+        <w:t>mem_write</w:t>
+      </w:r>
+      <w:proofErr w:type="spellEnd"/>
+      <w:r>
+        <w:rPr>
+          <w:rFonts w:ascii="Helvetica" w:eastAsia="Times New Roman" w:hAnsi="Helvetica" w:cs="Helvetica"/>
+          <w:i/>
+          <w:iCs/>
+          <w:color w:val="333333"/>
+          <w:sz w:val="21"/>
+          <w:szCs w:val="21"/>
+        </w:rPr>
+        <w:t xml:space="preserve">, </w:t>
+      </w:r>
+      <w:proofErr w:type="spellStart"/>
+      <w:r>
+        <w:rPr>
+          <w:rFonts w:ascii="Helvetica" w:eastAsia="Times New Roman" w:hAnsi="Helvetica" w:cs="Helvetica"/>
+          <w:i/>
+          <w:iCs/>
+          <w:color w:val="333333"/>
+          <w:sz w:val="21"/>
+          <w:szCs w:val="21"/>
+        </w:rPr>
+        <w:t>alu_src</w:t>
+      </w:r>
+      <w:proofErr w:type="spellEnd"/>
+      <w:r>
+        <w:rPr>
+          <w:rFonts w:ascii="Helvetica" w:eastAsia="Times New Roman" w:hAnsi="Helvetica" w:cs="Helvetica"/>
+          <w:i/>
+          <w:iCs/>
+          <w:color w:val="333333"/>
+          <w:sz w:val="21"/>
+          <w:szCs w:val="21"/>
+        </w:rPr>
+        <w:t xml:space="preserve">, </w:t>
+      </w:r>
+      <w:proofErr w:type="spellStart"/>
+      <w:r>
+        <w:rPr>
+          <w:rFonts w:ascii="Helvetica" w:eastAsia="Times New Roman" w:hAnsi="Helvetica" w:cs="Helvetica"/>
+          <w:i/>
+          <w:iCs/>
+          <w:color w:val="333333"/>
+          <w:sz w:val="21"/>
+          <w:szCs w:val="21"/>
+        </w:rPr>
+        <w:t>id_ex_alu_src</w:t>
+      </w:r>
+      <w:proofErr w:type="spellEnd"/>
+      <w:r>
+        <w:rPr>
+          <w:rFonts w:ascii="Helvetica" w:eastAsia="Times New Roman" w:hAnsi="Helvetica" w:cs="Helvetica"/>
+          <w:i/>
+          <w:iCs/>
+          <w:color w:val="333333"/>
+          <w:sz w:val="21"/>
+          <w:szCs w:val="21"/>
+        </w:rPr>
+        <w:t xml:space="preserve">, branch, </w:t>
+      </w:r>
+      <w:proofErr w:type="spellStart"/>
+      <w:r>
+        <w:rPr>
+          <w:rFonts w:ascii="Helvetica" w:eastAsia="Times New Roman" w:hAnsi="Helvetica" w:cs="Helvetica"/>
+          <w:i/>
+          <w:iCs/>
+          <w:color w:val="333333"/>
+          <w:sz w:val="21"/>
+          <w:szCs w:val="21"/>
+        </w:rPr>
+        <w:t>ex_mem_branch</w:t>
+      </w:r>
+      <w:proofErr w:type="spellEnd"/>
+      <w:r>
+        <w:rPr>
+          <w:rFonts w:ascii="Helvetica" w:eastAsia="Times New Roman" w:hAnsi="Helvetica" w:cs="Helvetica"/>
+          <w:i/>
+          <w:iCs/>
+          <w:color w:val="333333"/>
+          <w:sz w:val="21"/>
+          <w:szCs w:val="21"/>
+        </w:rPr>
+        <w:t xml:space="preserve">, jump, </w:t>
+      </w:r>
+      <w:proofErr w:type="spellStart"/>
+      <w:r>
+        <w:rPr>
+          <w:rFonts w:ascii="Helvetica" w:eastAsia="Times New Roman" w:hAnsi="Helvetica" w:cs="Helvetica"/>
+          <w:i/>
+          <w:iCs/>
+          <w:color w:val="333333"/>
+          <w:sz w:val="21"/>
+          <w:szCs w:val="21"/>
+        </w:rPr>
+        <w:t>ex_mem_jump</w:t>
+      </w:r>
+      <w:proofErr w:type="spellEnd"/>
+      <w:r>
+        <w:rPr>
+          <w:rFonts w:ascii="Helvetica" w:eastAsia="Times New Roman" w:hAnsi="Helvetica" w:cs="Helvetica"/>
+          <w:i/>
+          <w:iCs/>
+          <w:color w:val="333333"/>
+          <w:sz w:val="21"/>
+          <w:szCs w:val="21"/>
+        </w:rPr>
+        <w:t xml:space="preserve">, </w:t>
+      </w:r>
+      <w:proofErr w:type="spellStart"/>
+      <w:r>
+        <w:rPr>
+          <w:rFonts w:ascii="Helvetica" w:eastAsia="Times New Roman" w:hAnsi="Helvetica" w:cs="Helvetica"/>
+          <w:i/>
+          <w:iCs/>
+          <w:color w:val="333333"/>
+          <w:sz w:val="21"/>
+          <w:szCs w:val="21"/>
+        </w:rPr>
+        <w:t>load_addr</w:t>
+      </w:r>
+      <w:proofErr w:type="spellEnd"/>
+      <w:r>
+        <w:rPr>
+          <w:rFonts w:ascii="Helvetica" w:eastAsia="Times New Roman" w:hAnsi="Helvetica" w:cs="Helvetica"/>
+          <w:i/>
+          <w:iCs/>
+          <w:color w:val="333333"/>
+          <w:sz w:val="21"/>
+          <w:szCs w:val="21"/>
+        </w:rPr>
+        <w:t xml:space="preserve">, </w:t>
+      </w:r>
+      <w:proofErr w:type="spellStart"/>
+      <w:r>
+        <w:rPr>
+          <w:rFonts w:ascii="Helvetica" w:eastAsia="Times New Roman" w:hAnsi="Helvetica" w:cs="Helvetica"/>
+          <w:i/>
+          <w:iCs/>
+          <w:color w:val="333333"/>
+          <w:sz w:val="21"/>
+          <w:szCs w:val="21"/>
+        </w:rPr>
+        <w:t>reg_write</w:t>
+      </w:r>
+      <w:proofErr w:type="spellEnd"/>
+      <w:r>
+        <w:rPr>
+          <w:rFonts w:ascii="Helvetica" w:eastAsia="Times New Roman" w:hAnsi="Helvetica" w:cs="Helvetica"/>
+          <w:i/>
+          <w:iCs/>
+          <w:color w:val="333333"/>
+          <w:sz w:val="21"/>
+          <w:szCs w:val="21"/>
+        </w:rPr>
+        <w:t xml:space="preserve">, </w:t>
+      </w:r>
+      <w:proofErr w:type="spellStart"/>
+      <w:r>
+        <w:rPr>
+          <w:rFonts w:ascii="Helvetica" w:eastAsia="Times New Roman" w:hAnsi="Helvetica" w:cs="Helvetica"/>
+          <w:i/>
+          <w:iCs/>
+          <w:color w:val="333333"/>
+          <w:sz w:val="21"/>
+          <w:szCs w:val="21"/>
+        </w:rPr>
+        <w:t>reg_write_chip</w:t>
+      </w:r>
+      <w:proofErr w:type="spellEnd"/>
+      <w:r>
+        <w:rPr>
+          <w:rFonts w:ascii="Helvetica" w:eastAsia="Times New Roman" w:hAnsi="Helvetica" w:cs="Helvetica"/>
+          <w:i/>
+          <w:iCs/>
+          <w:color w:val="333333"/>
+          <w:sz w:val="21"/>
+          <w:szCs w:val="21"/>
+        </w:rPr>
+        <w:t>, display_x5, display_x6, display_x7, display_x10</w:t>
       </w:r>
     </w:p>
     <w:p>
@@ -8328,8 +11274,38 @@
           <w:highlight w:val="yellow"/>
           <w:shd w:val="clear" w:color="auto" w:fill="FFFFFF"/>
         </w:rPr>
-        <w:t>Turn in your simulation plot in gradescope</w:t>
-      </w:r>
+        <w:t xml:space="preserve">Turn in your simulation plot </w:t>
+      </w:r>
+      <w:proofErr w:type="gramStart"/>
+      <w:r>
+        <w:rPr>
+          <w:rFonts w:ascii="Helvetica" w:eastAsia="Times New Roman" w:hAnsi="Helvetica" w:cs="Helvetica"/>
+          <w:b/>
+          <w:bCs/>
+          <w:color w:val="333333"/>
+          <w:sz w:val="21"/>
+          <w:szCs w:val="21"/>
+          <w:highlight w:val="yellow"/>
+          <w:shd w:val="clear" w:color="auto" w:fill="FFFFFF"/>
+        </w:rPr>
+        <w:t xml:space="preserve">in </w:t>
+      </w:r>
+      <w:proofErr w:type="spellStart"/>
+      <w:r>
+        <w:rPr>
+          <w:rFonts w:ascii="Helvetica" w:eastAsia="Times New Roman" w:hAnsi="Helvetica" w:cs="Helvetica"/>
+          <w:b/>
+          <w:bCs/>
+          <w:color w:val="333333"/>
+          <w:sz w:val="21"/>
+          <w:szCs w:val="21"/>
+          <w:highlight w:val="yellow"/>
+          <w:shd w:val="clear" w:color="auto" w:fill="FFFFFF"/>
+        </w:rPr>
+        <w:t>gradescope</w:t>
+      </w:r>
+      <w:proofErr w:type="spellEnd"/>
+      <w:proofErr w:type="gramEnd"/>
       <w:r>
         <w:rPr>
           <w:rFonts w:ascii="Helvetica" w:eastAsia="Times New Roman" w:hAnsi="Helvetica" w:cs="Helvetica"/>
@@ -8384,8 +11360,20 @@
           <w:szCs w:val="21"/>
           <w:highlight w:val="yellow"/>
         </w:rPr>
-        <w:t>in gradescope</w:t>
-      </w:r>
+        <w:t xml:space="preserve">in </w:t>
+      </w:r>
+      <w:proofErr w:type="spellStart"/>
+      <w:r>
+        <w:rPr>
+          <w:rFonts w:ascii="Helvetica" w:eastAsia="Times New Roman" w:hAnsi="Helvetica" w:cs="Helvetica"/>
+          <w:color w:val="333333"/>
+          <w:sz w:val="21"/>
+          <w:szCs w:val="21"/>
+          <w:highlight w:val="yellow"/>
+        </w:rPr>
+        <w:t>gradescope</w:t>
+      </w:r>
+      <w:proofErr w:type="spellEnd"/>
       <w:r>
         <w:rPr>
           <w:rFonts w:ascii="Helvetica" w:eastAsia="Times New Roman" w:hAnsi="Helvetica" w:cs="Helvetica"/>
@@ -8549,16 +11537,67 @@
           <w:sz w:val="21"/>
           <w:szCs w:val="21"/>
         </w:rPr>
-        <w:t>Push all code to your github repo and share with your instructor</w:t>
-      </w:r>
-      <w:r>
-        <w:rPr>
-          <w:rFonts w:ascii="Helvetica" w:eastAsia="Times New Roman" w:hAnsi="Helvetica" w:cs="Helvetica"/>
-          <w:color w:val="333333"/>
-          <w:sz w:val="21"/>
-          <w:szCs w:val="21"/>
-        </w:rPr>
-        <w:t xml:space="preserve"> [instr_mem.vhdl should be the </w:t>
+        <w:t xml:space="preserve">Push all code to your </w:t>
+      </w:r>
+      <w:proofErr w:type="spellStart"/>
+      <w:r>
+        <w:rPr>
+          <w:rFonts w:ascii="Helvetica" w:eastAsia="Times New Roman" w:hAnsi="Helvetica" w:cs="Helvetica"/>
+          <w:color w:val="333333"/>
+          <w:sz w:val="21"/>
+          <w:szCs w:val="21"/>
+        </w:rPr>
+        <w:t>github</w:t>
+      </w:r>
+      <w:proofErr w:type="spellEnd"/>
+      <w:r>
+        <w:rPr>
+          <w:rFonts w:ascii="Helvetica" w:eastAsia="Times New Roman" w:hAnsi="Helvetica" w:cs="Helvetica"/>
+          <w:color w:val="333333"/>
+          <w:sz w:val="21"/>
+          <w:szCs w:val="21"/>
+        </w:rPr>
+        <w:t xml:space="preserve"> repo and share with your instructor</w:t>
+      </w:r>
+      <w:r>
+        <w:rPr>
+          <w:rFonts w:ascii="Helvetica" w:eastAsia="Times New Roman" w:hAnsi="Helvetica" w:cs="Helvetica"/>
+          <w:color w:val="333333"/>
+          <w:sz w:val="21"/>
+          <w:szCs w:val="21"/>
+        </w:rPr>
+        <w:t xml:space="preserve"> [</w:t>
+      </w:r>
+      <w:proofErr w:type="spellStart"/>
+      <w:r>
+        <w:rPr>
+          <w:rFonts w:ascii="Helvetica" w:eastAsia="Times New Roman" w:hAnsi="Helvetica" w:cs="Helvetica"/>
+          <w:color w:val="333333"/>
+          <w:sz w:val="21"/>
+          <w:szCs w:val="21"/>
+        </w:rPr>
+        <w:t>instr_</w:t>
+      </w:r>
+      <w:proofErr w:type="gramStart"/>
+      <w:r>
+        <w:rPr>
+          <w:rFonts w:ascii="Helvetica" w:eastAsia="Times New Roman" w:hAnsi="Helvetica" w:cs="Helvetica"/>
+          <w:color w:val="333333"/>
+          <w:sz w:val="21"/>
+          <w:szCs w:val="21"/>
+        </w:rPr>
+        <w:t>mem.vhdl</w:t>
+      </w:r>
+      <w:proofErr w:type="spellEnd"/>
+      <w:proofErr w:type="gramEnd"/>
+      <w:r>
+        <w:rPr>
+          <w:rFonts w:ascii="Helvetica" w:eastAsia="Times New Roman" w:hAnsi="Helvetica" w:cs="Helvetica"/>
+          <w:color w:val="333333"/>
+          <w:sz w:val="21"/>
+          <w:szCs w:val="21"/>
+        </w:rPr>
+        <w:t xml:space="preserve"> should be the </w:t>
       </w:r>
       <w:r>
         <w:rPr>
@@ -8643,7 +11682,31 @@
           <w:sz w:val="47"/>
           <w:szCs w:val="47"/>
         </w:rPr>
-        <w:t xml:space="preserve"> not working</w:t>
+        <w:t xml:space="preserve"> </w:t>
+      </w:r>
+      <w:proofErr w:type="gramStart"/>
+      <w:r>
+        <w:rPr>
+          <w:rFonts w:ascii="Helvetica" w:eastAsia="Times New Roman" w:hAnsi="Helvetica" w:cs="Helvetica"/>
+          <w:b/>
+          <w:bCs/>
+          <w:color w:val="333333"/>
+          <w:sz w:val="47"/>
+          <w:szCs w:val="47"/>
+        </w:rPr>
+        <w:t>not</w:t>
+      </w:r>
+      <w:proofErr w:type="gramEnd"/>
+      <w:r>
+        <w:rPr>
+          <w:rFonts w:ascii="Helvetica" w:eastAsia="Times New Roman" w:hAnsi="Helvetica" w:cs="Helvetica"/>
+          <w:b/>
+          <w:bCs/>
+          <w:color w:val="333333"/>
+          <w:sz w:val="47"/>
+          <w:szCs w:val="47"/>
+        </w:rPr>
+        <w:t xml:space="preserve"> working</w:t>
       </w:r>
     </w:p>
     <w:p>
@@ -9127,16 +12190,30 @@
               </w:rPr>
               <w:t xml:space="preserve">Updated </w:t>
             </w:r>
-            <w:r>
-              <w:rPr>
-                <w:rFonts w:ascii="Helvetica" w:eastAsia="Times New Roman" w:hAnsi="Helvetica" w:cs="Helvetica"/>
-                <w:color w:val="333333"/>
-                <w:sz w:val="21"/>
-                <w:szCs w:val="21"/>
-                <w:shd w:val="clear" w:color="auto" w:fill="FFFFFF"/>
-              </w:rPr>
-              <w:t>pipeline_registers.vhdl</w:t>
-            </w:r>
+            <w:proofErr w:type="spellStart"/>
+            <w:r>
+              <w:rPr>
+                <w:rFonts w:ascii="Helvetica" w:eastAsia="Times New Roman" w:hAnsi="Helvetica" w:cs="Helvetica"/>
+                <w:color w:val="333333"/>
+                <w:sz w:val="21"/>
+                <w:szCs w:val="21"/>
+                <w:shd w:val="clear" w:color="auto" w:fill="FFFFFF"/>
+              </w:rPr>
+              <w:t>pipeline_</w:t>
+            </w:r>
+            <w:proofErr w:type="gramStart"/>
+            <w:r>
+              <w:rPr>
+                <w:rFonts w:ascii="Helvetica" w:eastAsia="Times New Roman" w:hAnsi="Helvetica" w:cs="Helvetica"/>
+                <w:color w:val="333333"/>
+                <w:sz w:val="21"/>
+                <w:szCs w:val="21"/>
+                <w:shd w:val="clear" w:color="auto" w:fill="FFFFFF"/>
+              </w:rPr>
+              <w:t>registers.vhdl</w:t>
+            </w:r>
+            <w:proofErr w:type="spellEnd"/>
+            <w:proofErr w:type="gramEnd"/>
           </w:p>
         </w:tc>
         <w:tc>
@@ -9253,6 +12330,7 @@
               </w:rPr>
               <w:t xml:space="preserve">Updated </w:t>
             </w:r>
+            <w:proofErr w:type="spellStart"/>
             <w:r>
               <w:rPr>
                 <w:rFonts w:ascii="Helvetica" w:eastAsia="Times New Roman" w:hAnsi="Helvetica" w:cs="Helvetica"/>
@@ -9263,6 +12341,7 @@
               </w:rPr>
               <w:t>riscv_</w:t>
             </w:r>
+            <w:proofErr w:type="gramStart"/>
             <w:r>
               <w:rPr>
                 <w:rFonts w:ascii="Helvetica" w:eastAsia="Times New Roman" w:hAnsi="Helvetica" w:cs="Helvetica"/>
@@ -9283,6 +12362,8 @@
               </w:rPr>
               <w:t>.vhdl</w:t>
             </w:r>
+            <w:proofErr w:type="spellEnd"/>
+            <w:proofErr w:type="gramEnd"/>
           </w:p>
         </w:tc>
         <w:tc>
@@ -9390,16 +12471,30 @@
               </w:rPr>
               <w:t xml:space="preserve">Update </w:t>
             </w:r>
-            <w:r>
-              <w:rPr>
-                <w:rFonts w:ascii="Helvetica" w:eastAsia="Times New Roman" w:hAnsi="Helvetica" w:cs="Helvetica"/>
-                <w:color w:val="333333"/>
-                <w:sz w:val="21"/>
-                <w:szCs w:val="21"/>
-                <w:shd w:val="clear" w:color="auto" w:fill="FFFFFF"/>
-              </w:rPr>
-              <w:t>hazard_detection_unit.vhdl</w:t>
-            </w:r>
+            <w:proofErr w:type="spellStart"/>
+            <w:r>
+              <w:rPr>
+                <w:rFonts w:ascii="Helvetica" w:eastAsia="Times New Roman" w:hAnsi="Helvetica" w:cs="Helvetica"/>
+                <w:color w:val="333333"/>
+                <w:sz w:val="21"/>
+                <w:szCs w:val="21"/>
+                <w:shd w:val="clear" w:color="auto" w:fill="FFFFFF"/>
+              </w:rPr>
+              <w:t>hazard_detection_</w:t>
+            </w:r>
+            <w:proofErr w:type="gramStart"/>
+            <w:r>
+              <w:rPr>
+                <w:rFonts w:ascii="Helvetica" w:eastAsia="Times New Roman" w:hAnsi="Helvetica" w:cs="Helvetica"/>
+                <w:color w:val="333333"/>
+                <w:sz w:val="21"/>
+                <w:szCs w:val="21"/>
+                <w:shd w:val="clear" w:color="auto" w:fill="FFFFFF"/>
+              </w:rPr>
+              <w:t>unit.vhdl</w:t>
+            </w:r>
+            <w:proofErr w:type="spellEnd"/>
+            <w:proofErr w:type="gramEnd"/>
           </w:p>
         </w:tc>
         <w:tc>
@@ -9611,8 +12706,19 @@
                 <w:sz w:val="21"/>
                 <w:szCs w:val="21"/>
               </w:rPr>
-              <w:t>Questions in Gradescope</w:t>
-            </w:r>
+              <w:t xml:space="preserve">Questions in </w:t>
+            </w:r>
+            <w:proofErr w:type="spellStart"/>
+            <w:r>
+              <w:rPr>
+                <w:rFonts w:ascii="Helvetica" w:eastAsia="Times New Roman" w:hAnsi="Helvetica" w:cs="Helvetica"/>
+                <w:color w:val="333333"/>
+                <w:sz w:val="21"/>
+                <w:szCs w:val="21"/>
+              </w:rPr>
+              <w:t>Gradescope</w:t>
+            </w:r>
+            <w:proofErr w:type="spellEnd"/>
             <w:r>
               <w:rPr>
                 <w:rFonts w:ascii="Helvetica" w:eastAsia="Times New Roman" w:hAnsi="Helvetica" w:cs="Helvetica"/>
@@ -10098,7 +13204,18 @@
           <w:szCs w:val="21"/>
           <w:shd w:val="clear" w:color="auto" w:fill="FFFFFF"/>
         </w:rPr>
-        <w:t xml:space="preserve"> using the </w:t>
+        <w:t xml:space="preserve"> using </w:t>
+      </w:r>
+      <w:proofErr w:type="gramStart"/>
+      <w:r>
+        <w:rPr>
+          <w:rFonts w:ascii="Helvetica" w:eastAsia="Times New Roman" w:hAnsi="Helvetica" w:cs="Helvetica"/>
+          <w:color w:val="333333"/>
+          <w:sz w:val="21"/>
+          <w:szCs w:val="21"/>
+          <w:shd w:val="clear" w:color="auto" w:fill="FFFFFF"/>
+        </w:rPr>
+        <w:t xml:space="preserve">the </w:t>
       </w:r>
       <w:r>
         <w:rPr>
@@ -10124,25 +13241,48 @@
         </w:rPr>
         <w:t>hen</w:t>
       </w:r>
-      <w:r>
-        <w:rPr>
-          <w:rFonts w:ascii="Helvetica" w:eastAsia="Times New Roman" w:hAnsi="Helvetica" w:cs="Helvetica"/>
-          <w:color w:val="333333"/>
-          <w:sz w:val="21"/>
-          <w:szCs w:val="21"/>
-          <w:shd w:val="clear" w:color="auto" w:fill="FFFFFF"/>
-        </w:rPr>
-        <w:t xml:space="preserve"> statement?”</w:t>
-      </w:r>
-      <w:r>
-        <w:rPr>
-          <w:rFonts w:ascii="Helvetica" w:eastAsia="Times New Roman" w:hAnsi="Helvetica" w:cs="Helvetica"/>
-          <w:color w:val="333333"/>
-          <w:sz w:val="21"/>
-          <w:szCs w:val="21"/>
-          <w:shd w:val="clear" w:color="auto" w:fill="FFFFFF"/>
-        </w:rPr>
-        <w:t>, or ask</w:t>
+      <w:proofErr w:type="gramEnd"/>
+      <w:r>
+        <w:rPr>
+          <w:rFonts w:ascii="Helvetica" w:eastAsia="Times New Roman" w:hAnsi="Helvetica" w:cs="Helvetica"/>
+          <w:color w:val="333333"/>
+          <w:sz w:val="21"/>
+          <w:szCs w:val="21"/>
+          <w:shd w:val="clear" w:color="auto" w:fill="FFFFFF"/>
+        </w:rPr>
+        <w:t xml:space="preserve"> statement?</w:t>
+      </w:r>
+      <w:proofErr w:type="gramStart"/>
+      <w:r>
+        <w:rPr>
+          <w:rFonts w:ascii="Helvetica" w:eastAsia="Times New Roman" w:hAnsi="Helvetica" w:cs="Helvetica"/>
+          <w:color w:val="333333"/>
+          <w:sz w:val="21"/>
+          <w:szCs w:val="21"/>
+          <w:shd w:val="clear" w:color="auto" w:fill="FFFFFF"/>
+        </w:rPr>
+        <w:t>”</w:t>
+      </w:r>
+      <w:r>
+        <w:rPr>
+          <w:rFonts w:ascii="Helvetica" w:eastAsia="Times New Roman" w:hAnsi="Helvetica" w:cs="Helvetica"/>
+          <w:color w:val="333333"/>
+          <w:sz w:val="21"/>
+          <w:szCs w:val="21"/>
+          <w:shd w:val="clear" w:color="auto" w:fill="FFFFFF"/>
+        </w:rPr>
+        <w:t>, or</w:t>
+      </w:r>
+      <w:proofErr w:type="gramEnd"/>
+      <w:r>
+        <w:rPr>
+          <w:rFonts w:ascii="Helvetica" w:eastAsia="Times New Roman" w:hAnsi="Helvetica" w:cs="Helvetica"/>
+          <w:color w:val="333333"/>
+          <w:sz w:val="21"/>
+          <w:szCs w:val="21"/>
+          <w:shd w:val="clear" w:color="auto" w:fill="FFFFFF"/>
+        </w:rPr>
+        <w:t xml:space="preserve"> ask</w:t>
       </w:r>
       <w:r>
         <w:rPr>
@@ -10435,7 +13575,25 @@
           <w:color w:val="333333"/>
           <w:shd w:val="clear" w:color="auto" w:fill="FFFFFF"/>
         </w:rPr>
-        <w:t>You are not allowed to have another student look at your code to help with debugging, unless given specific authorization from your instructor.</w:t>
+        <w:t xml:space="preserve">You are not allowed to have another student look at your code to help with debugging, </w:t>
+      </w:r>
+      <w:proofErr w:type="gramStart"/>
+      <w:r>
+        <w:rPr>
+          <w:rFonts w:ascii="Helvetica" w:eastAsia="Times New Roman" w:hAnsi="Helvetica" w:cs="Helvetica"/>
+          <w:color w:val="333333"/>
+          <w:shd w:val="clear" w:color="auto" w:fill="FFFFFF"/>
+        </w:rPr>
+        <w:t>unless</w:t>
+      </w:r>
+      <w:proofErr w:type="gramEnd"/>
+      <w:r>
+        <w:rPr>
+          <w:rFonts w:ascii="Helvetica" w:eastAsia="Times New Roman" w:hAnsi="Helvetica" w:cs="Helvetica"/>
+          <w:color w:val="333333"/>
+          <w:shd w:val="clear" w:color="auto" w:fill="FFFFFF"/>
+        </w:rPr>
+        <w:t xml:space="preserve"> given specific authorization from your instructor.</w:t>
       </w:r>
       <w:r>
         <w:rPr>

--- a/book/finalproject/Final_Project_Assignment_Stage3.docx
+++ b/book/finalproject/Final_Project_Assignment_Stage3.docx
@@ -512,29 +512,7 @@
           <w:szCs w:val="21"/>
           <w:shd w:val="clear" w:color="auto" w:fill="FFFFFF"/>
         </w:rPr>
-        <w:t xml:space="preserve">.  However, this stage does NOT have hazard detection and does NOT </w:t>
-      </w:r>
-      <w:proofErr w:type="gramStart"/>
-      <w:r>
-        <w:rPr>
-          <w:rFonts w:ascii="Helvetica" w:eastAsia="Times New Roman" w:hAnsi="Helvetica" w:cs="Helvetica"/>
-          <w:color w:val="A6A6A6" w:themeColor="background1" w:themeShade="A6"/>
-          <w:sz w:val="21"/>
-          <w:szCs w:val="21"/>
-          <w:shd w:val="clear" w:color="auto" w:fill="FFFFFF"/>
-        </w:rPr>
-        <w:t>stall to prevent</w:t>
-      </w:r>
-      <w:proofErr w:type="gramEnd"/>
-      <w:r>
-        <w:rPr>
-          <w:rFonts w:ascii="Helvetica" w:eastAsia="Times New Roman" w:hAnsi="Helvetica" w:cs="Helvetica"/>
-          <w:color w:val="A6A6A6" w:themeColor="background1" w:themeShade="A6"/>
-          <w:sz w:val="21"/>
-          <w:szCs w:val="21"/>
-          <w:shd w:val="clear" w:color="auto" w:fill="FFFFFF"/>
-        </w:rPr>
-        <w:t xml:space="preserve"> hazards.  </w:t>
+        <w:t xml:space="preserve">.  However, this stage does NOT have hazard detection and does NOT stall to prevent hazards.  </w:t>
       </w:r>
       <w:r>
         <w:rPr>
@@ -644,56 +622,16 @@
           <w:szCs w:val="21"/>
           <w:shd w:val="clear" w:color="auto" w:fill="FFFFFF"/>
         </w:rPr>
-        <w:t xml:space="preserve">: convert </w:t>
-      </w:r>
-      <w:proofErr w:type="gramStart"/>
-      <w:r>
-        <w:rPr>
-          <w:rFonts w:ascii="Helvetica" w:eastAsia="Times New Roman" w:hAnsi="Helvetica" w:cs="Helvetica"/>
-          <w:sz w:val="21"/>
-          <w:szCs w:val="21"/>
-          <w:shd w:val="clear" w:color="auto" w:fill="FFFFFF"/>
-        </w:rPr>
-        <w:t xml:space="preserve">the </w:t>
-      </w:r>
-      <w:r>
-        <w:rPr>
-          <w:rFonts w:ascii="Helvetica" w:eastAsia="Times New Roman" w:hAnsi="Helvetica" w:cs="Helvetica"/>
-          <w:sz w:val="21"/>
-          <w:szCs w:val="21"/>
-          <w:shd w:val="clear" w:color="auto" w:fill="FFFFFF"/>
-        </w:rPr>
-        <w:t>stage</w:t>
-      </w:r>
-      <w:proofErr w:type="gramEnd"/>
-      <w:r>
-        <w:rPr>
-          <w:rFonts w:ascii="Helvetica" w:eastAsia="Times New Roman" w:hAnsi="Helvetica" w:cs="Helvetica"/>
-          <w:sz w:val="21"/>
-          <w:szCs w:val="21"/>
-          <w:shd w:val="clear" w:color="auto" w:fill="FFFFFF"/>
-        </w:rPr>
-        <w:t xml:space="preserve"> 2 architecture to </w:t>
-      </w:r>
-      <w:proofErr w:type="gramStart"/>
-      <w:r>
-        <w:rPr>
-          <w:rFonts w:ascii="Helvetica" w:eastAsia="Times New Roman" w:hAnsi="Helvetica" w:cs="Helvetica"/>
-          <w:sz w:val="21"/>
-          <w:szCs w:val="21"/>
-          <w:shd w:val="clear" w:color="auto" w:fill="FFFFFF"/>
-        </w:rPr>
-        <w:t>a pipelined</w:t>
-      </w:r>
-      <w:proofErr w:type="gramEnd"/>
-      <w:r>
-        <w:rPr>
-          <w:rFonts w:ascii="Helvetica" w:eastAsia="Times New Roman" w:hAnsi="Helvetica" w:cs="Helvetica"/>
-          <w:sz w:val="21"/>
-          <w:szCs w:val="21"/>
-          <w:shd w:val="clear" w:color="auto" w:fill="FFFFFF"/>
-        </w:rPr>
-        <w:t xml:space="preserve"> architecture </w:t>
+        <w:t xml:space="preserve">: convert the </w:t>
+      </w:r>
+      <w:r>
+        <w:rPr>
+          <w:rFonts w:ascii="Helvetica" w:eastAsia="Times New Roman" w:hAnsi="Helvetica" w:cs="Helvetica"/>
+          <w:sz w:val="21"/>
+          <w:szCs w:val="21"/>
+          <w:shd w:val="clear" w:color="auto" w:fill="FFFFFF"/>
+        </w:rPr>
+        <w:t xml:space="preserve">stage 2 architecture to a pipelined architecture </w:t>
       </w:r>
       <w:r>
         <w:rPr>
@@ -720,36 +658,16 @@
           <w:szCs w:val="21"/>
           <w:shd w:val="clear" w:color="auto" w:fill="FFFFFF"/>
         </w:rPr>
-        <w:t xml:space="preserve"> and stalls appropriately to ensure proper </w:t>
-      </w:r>
-      <w:proofErr w:type="gramStart"/>
-      <w:r>
-        <w:rPr>
-          <w:rFonts w:ascii="Helvetica" w:eastAsia="Times New Roman" w:hAnsi="Helvetica" w:cs="Helvetica"/>
-          <w:sz w:val="21"/>
-          <w:szCs w:val="21"/>
-          <w:shd w:val="clear" w:color="auto" w:fill="FFFFFF"/>
-        </w:rPr>
-        <w:t>execution</w:t>
-      </w:r>
-      <w:r>
-        <w:rPr>
-          <w:rFonts w:ascii="Helvetica" w:eastAsia="Times New Roman" w:hAnsi="Helvetica" w:cs="Helvetica"/>
-          <w:sz w:val="21"/>
-          <w:szCs w:val="21"/>
-          <w:shd w:val="clear" w:color="auto" w:fill="FFFFFF"/>
-        </w:rPr>
-        <w:t>, but</w:t>
-      </w:r>
-      <w:proofErr w:type="gramEnd"/>
-      <w:r>
-        <w:rPr>
-          <w:rFonts w:ascii="Helvetica" w:eastAsia="Times New Roman" w:hAnsi="Helvetica" w:cs="Helvetica"/>
-          <w:sz w:val="21"/>
-          <w:szCs w:val="21"/>
-          <w:shd w:val="clear" w:color="auto" w:fill="FFFFFF"/>
-        </w:rPr>
-        <w:t xml:space="preserve"> does NOT have forwarding.</w:t>
+        <w:t xml:space="preserve"> and stalls appropriately to ensure proper execution</w:t>
+      </w:r>
+      <w:r>
+        <w:rPr>
+          <w:rFonts w:ascii="Helvetica" w:eastAsia="Times New Roman" w:hAnsi="Helvetica" w:cs="Helvetica"/>
+          <w:sz w:val="21"/>
+          <w:szCs w:val="21"/>
+          <w:shd w:val="clear" w:color="auto" w:fill="FFFFFF"/>
+        </w:rPr>
+        <w:t>, but does NOT have forwarding.</w:t>
       </w:r>
     </w:p>
     <w:p>
@@ -876,29 +794,7 @@
           <w:szCs w:val="21"/>
           <w:shd w:val="clear" w:color="auto" w:fill="FFFFFF"/>
         </w:rPr>
-        <w:t xml:space="preserve"> and branch decision moved to the ID stage, </w:t>
-      </w:r>
-      <w:proofErr w:type="gramStart"/>
-      <w:r>
-        <w:rPr>
-          <w:rFonts w:ascii="Helvetica" w:eastAsia="Times New Roman" w:hAnsi="Helvetica" w:cs="Helvetica"/>
-          <w:color w:val="A6A6A6" w:themeColor="background1" w:themeShade="A6"/>
-          <w:sz w:val="21"/>
-          <w:szCs w:val="21"/>
-          <w:shd w:val="clear" w:color="auto" w:fill="FFFFFF"/>
-        </w:rPr>
-        <w:t>similar to</w:t>
-      </w:r>
-      <w:proofErr w:type="gramEnd"/>
-      <w:r>
-        <w:rPr>
-          <w:rFonts w:ascii="Helvetica" w:eastAsia="Times New Roman" w:hAnsi="Helvetica" w:cs="Helvetica"/>
-          <w:color w:val="A6A6A6" w:themeColor="background1" w:themeShade="A6"/>
-          <w:sz w:val="21"/>
-          <w:szCs w:val="21"/>
-          <w:shd w:val="clear" w:color="auto" w:fill="FFFFFF"/>
-        </w:rPr>
-        <w:t xml:space="preserve"> Figure C.25.</w:t>
+        <w:t xml:space="preserve"> and branch decision moved to the ID stage, similar to Figure C.25.</w:t>
       </w:r>
     </w:p>
     <w:p>
@@ -1015,7 +911,6 @@
         </w:rPr>
         <w:t xml:space="preserve"> called </w:t>
       </w:r>
-      <w:proofErr w:type="spellStart"/>
       <w:r>
         <w:rPr>
           <w:rFonts w:ascii="Helvetica" w:eastAsia="Times New Roman" w:hAnsi="Helvetica" w:cs="Helvetica"/>
@@ -1028,38 +923,15 @@
         </w:rPr>
         <w:t>Load_Addr</w:t>
       </w:r>
-      <w:proofErr w:type="spellEnd"/>
-      <w:r>
-        <w:rPr>
-          <w:rFonts w:ascii="Helvetica" w:eastAsia="Times New Roman" w:hAnsi="Helvetica" w:cs="Helvetica"/>
-          <w:color w:val="333333"/>
-          <w:sz w:val="21"/>
-          <w:szCs w:val="21"/>
-          <w:shd w:val="clear" w:color="auto" w:fill="FFFFFF"/>
-        </w:rPr>
-        <w:t xml:space="preserve">, which is </w:t>
-      </w:r>
-      <w:proofErr w:type="gramStart"/>
-      <w:r>
-        <w:rPr>
-          <w:rFonts w:ascii="Helvetica" w:eastAsia="Times New Roman" w:hAnsi="Helvetica" w:cs="Helvetica"/>
-          <w:color w:val="333333"/>
-          <w:sz w:val="21"/>
-          <w:szCs w:val="21"/>
-          <w:shd w:val="clear" w:color="auto" w:fill="FFFFFF"/>
-        </w:rPr>
-        <w:t>similar to</w:t>
-      </w:r>
-      <w:proofErr w:type="gramEnd"/>
-      <w:r>
-        <w:rPr>
-          <w:rFonts w:ascii="Helvetica" w:eastAsia="Times New Roman" w:hAnsi="Helvetica" w:cs="Helvetica"/>
-          <w:color w:val="333333"/>
-          <w:sz w:val="21"/>
-          <w:szCs w:val="21"/>
-          <w:shd w:val="clear" w:color="auto" w:fill="FFFFFF"/>
-        </w:rPr>
-        <w:t xml:space="preserve"> LA,</w:t>
+      <w:r>
+        <w:rPr>
+          <w:rFonts w:ascii="Helvetica" w:eastAsia="Times New Roman" w:hAnsi="Helvetica" w:cs="Helvetica"/>
+          <w:color w:val="333333"/>
+          <w:sz w:val="21"/>
+          <w:szCs w:val="21"/>
+          <w:shd w:val="clear" w:color="auto" w:fill="FFFFFF"/>
+        </w:rPr>
+        <w:t>, which is similar to LA,</w:t>
       </w:r>
       <w:r>
         <w:rPr>
@@ -1232,23 +1104,21 @@
         </w:rPr>
         <w:t xml:space="preserve">                             </w:t>
       </w:r>
-      <w:proofErr w:type="spellStart"/>
       <w:r>
         <w:rPr>
           <w:rFonts w:ascii="Courier New" w:eastAsia="Times New Roman" w:hAnsi="Courier New" w:cs="Courier New"/>
           <w:sz w:val="20"/>
           <w:szCs w:val="20"/>
         </w:rPr>
-        <w:t>addi</w:t>
-      </w:r>
-      <w:proofErr w:type="spellEnd"/>
+        <w:t xml:space="preserve">addi    </w:t>
+      </w:r>
       <w:r>
         <w:rPr>
           <w:rFonts w:ascii="Courier New" w:eastAsia="Times New Roman" w:hAnsi="Courier New" w:cs="Courier New"/>
           <w:sz w:val="20"/>
           <w:szCs w:val="20"/>
         </w:rPr>
-        <w:t xml:space="preserve">    </w:t>
+        <w:t xml:space="preserve">  </w:t>
       </w:r>
       <w:r>
         <w:rPr>
@@ -1256,68 +1126,69 @@
           <w:sz w:val="20"/>
           <w:szCs w:val="20"/>
         </w:rPr>
-        <w:t xml:space="preserve">  </w:t>
-      </w:r>
-      <w:r>
+        <w:t>x5, x0, 9       # x5 = number of values in array</w:t>
+      </w:r>
+    </w:p>
+    <w:p>
+      <w:pPr>
+        <w:spacing w:after="0" w:line="240" w:lineRule="auto"/>
+        <w:ind w:left="720"/>
         <w:rPr>
           <w:rFonts w:ascii="Courier New" w:eastAsia="Times New Roman" w:hAnsi="Courier New" w:cs="Courier New"/>
           <w:sz w:val="20"/>
           <w:szCs w:val="20"/>
         </w:rPr>
-        <w:t>x5, x0, 9       # x5 = number of values in array</w:t>
-      </w:r>
-    </w:p>
-    <w:p>
-      <w:pPr>
-        <w:spacing w:after="0" w:line="240" w:lineRule="auto"/>
-        <w:ind w:left="720"/>
+      </w:pPr>
+      <w:r>
         <w:rPr>
           <w:rFonts w:ascii="Courier New" w:eastAsia="Times New Roman" w:hAnsi="Courier New" w:cs="Courier New"/>
           <w:sz w:val="20"/>
           <w:szCs w:val="20"/>
         </w:rPr>
-      </w:pPr>
+        <w:t xml:space="preserve">        load_addr x6, array     </w:t>
+      </w:r>
       <w:r>
         <w:rPr>
           <w:rFonts w:ascii="Courier New" w:eastAsia="Times New Roman" w:hAnsi="Courier New" w:cs="Courier New"/>
           <w:sz w:val="20"/>
           <w:szCs w:val="20"/>
         </w:rPr>
-        <w:t xml:space="preserve">        </w:t>
-      </w:r>
-      <w:proofErr w:type="spellStart"/>
+        <w:t xml:space="preserve">  </w:t>
+      </w:r>
       <w:r>
         <w:rPr>
           <w:rFonts w:ascii="Courier New" w:eastAsia="Times New Roman" w:hAnsi="Courier New" w:cs="Courier New"/>
           <w:sz w:val="20"/>
           <w:szCs w:val="20"/>
         </w:rPr>
-        <w:t>load_addr</w:t>
-      </w:r>
-      <w:proofErr w:type="spellEnd"/>
+        <w:t xml:space="preserve"># x6 = address of array </w:t>
+      </w:r>
       <w:r>
         <w:rPr>
           <w:rFonts w:ascii="Courier New" w:eastAsia="Times New Roman" w:hAnsi="Courier New" w:cs="Courier New"/>
           <w:sz w:val="20"/>
           <w:szCs w:val="20"/>
         </w:rPr>
-        <w:t xml:space="preserve"> x6, array     </w:t>
-      </w:r>
-      <w:r>
+        <w:t>0X10000000</w:t>
+      </w:r>
+    </w:p>
+    <w:p>
+      <w:pPr>
+        <w:spacing w:after="0" w:line="240" w:lineRule="auto"/>
+        <w:ind w:left="720"/>
         <w:rPr>
           <w:rFonts w:ascii="Courier New" w:eastAsia="Times New Roman" w:hAnsi="Courier New" w:cs="Courier New"/>
           <w:sz w:val="20"/>
           <w:szCs w:val="20"/>
         </w:rPr>
-        <w:t xml:space="preserve">  </w:t>
-      </w:r>
+      </w:pPr>
       <w:r>
         <w:rPr>
           <w:rFonts w:ascii="Courier New" w:eastAsia="Times New Roman" w:hAnsi="Courier New" w:cs="Courier New"/>
           <w:sz w:val="20"/>
           <w:szCs w:val="20"/>
         </w:rPr>
-        <w:t xml:space="preserve"># x6 = address of array </w:t>
+        <w:t xml:space="preserve">        lw      </w:t>
       </w:r>
       <w:r>
         <w:rPr>
@@ -1325,44 +1196,42 @@
           <w:sz w:val="20"/>
           <w:szCs w:val="20"/>
         </w:rPr>
-        <w:t>0X10000000</w:t>
-      </w:r>
-    </w:p>
-    <w:p>
-      <w:pPr>
-        <w:spacing w:after="0" w:line="240" w:lineRule="auto"/>
-        <w:ind w:left="720"/>
+        <w:t xml:space="preserve">  </w:t>
+      </w:r>
+      <w:r>
         <w:rPr>
           <w:rFonts w:ascii="Courier New" w:eastAsia="Times New Roman" w:hAnsi="Courier New" w:cs="Courier New"/>
           <w:sz w:val="20"/>
           <w:szCs w:val="20"/>
         </w:rPr>
-      </w:pPr>
-      <w:r>
+        <w:t>x7, 0(x6)       # x7 = initial value</w:t>
+      </w:r>
+    </w:p>
+    <w:p>
+      <w:pPr>
+        <w:spacing w:after="0" w:line="240" w:lineRule="auto"/>
+        <w:ind w:left="720"/>
         <w:rPr>
           <w:rFonts w:ascii="Courier New" w:eastAsia="Times New Roman" w:hAnsi="Courier New" w:cs="Courier New"/>
           <w:sz w:val="20"/>
           <w:szCs w:val="20"/>
         </w:rPr>
-        <w:t xml:space="preserve">        </w:t>
-      </w:r>
-      <w:proofErr w:type="spellStart"/>
+      </w:pPr>
       <w:r>
         <w:rPr>
           <w:rFonts w:ascii="Courier New" w:eastAsia="Times New Roman" w:hAnsi="Courier New" w:cs="Courier New"/>
           <w:sz w:val="20"/>
           <w:szCs w:val="20"/>
         </w:rPr>
-        <w:t>lw</w:t>
-      </w:r>
-      <w:proofErr w:type="spellEnd"/>
+        <w:t xml:space="preserve">loop:   addi    </w:t>
+      </w:r>
       <w:r>
         <w:rPr>
           <w:rFonts w:ascii="Courier New" w:eastAsia="Times New Roman" w:hAnsi="Courier New" w:cs="Courier New"/>
           <w:sz w:val="20"/>
           <w:szCs w:val="20"/>
         </w:rPr>
-        <w:t xml:space="preserve">      </w:t>
+        <w:t xml:space="preserve">  </w:t>
       </w:r>
       <w:r>
         <w:rPr>
@@ -1370,70 +1239,69 @@
           <w:sz w:val="20"/>
           <w:szCs w:val="20"/>
         </w:rPr>
-        <w:t xml:space="preserve">  </w:t>
-      </w:r>
-      <w:r>
+        <w:t xml:space="preserve">x6, x6, 4       </w:t>
+      </w:r>
+    </w:p>
+    <w:p>
+      <w:pPr>
+        <w:spacing w:after="0" w:line="240" w:lineRule="auto"/>
+        <w:ind w:left="720"/>
         <w:rPr>
           <w:rFonts w:ascii="Courier New" w:eastAsia="Times New Roman" w:hAnsi="Courier New" w:cs="Courier New"/>
           <w:sz w:val="20"/>
           <w:szCs w:val="20"/>
         </w:rPr>
-        <w:t>x7, 0(</w:t>
-      </w:r>
-      <w:proofErr w:type="gramStart"/>
+      </w:pPr>
       <w:r>
         <w:rPr>
           <w:rFonts w:ascii="Courier New" w:eastAsia="Times New Roman" w:hAnsi="Courier New" w:cs="Courier New"/>
           <w:sz w:val="20"/>
           <w:szCs w:val="20"/>
         </w:rPr>
-        <w:t>x6)       #</w:t>
-      </w:r>
-      <w:proofErr w:type="gramEnd"/>
+        <w:t xml:space="preserve">        lw      </w:t>
+      </w:r>
       <w:r>
         <w:rPr>
           <w:rFonts w:ascii="Courier New" w:eastAsia="Times New Roman" w:hAnsi="Courier New" w:cs="Courier New"/>
           <w:sz w:val="20"/>
           <w:szCs w:val="20"/>
         </w:rPr>
-        <w:t xml:space="preserve"> x7 = initial value</w:t>
-      </w:r>
-    </w:p>
-    <w:p>
-      <w:pPr>
-        <w:spacing w:after="0" w:line="240" w:lineRule="auto"/>
-        <w:ind w:left="720"/>
+        <w:t xml:space="preserve">  </w:t>
+      </w:r>
+      <w:r>
         <w:rPr>
           <w:rFonts w:ascii="Courier New" w:eastAsia="Times New Roman" w:hAnsi="Courier New" w:cs="Courier New"/>
           <w:sz w:val="20"/>
           <w:szCs w:val="20"/>
         </w:rPr>
-      </w:pPr>
-      <w:r>
+        <w:t xml:space="preserve">x10, 0(x6)      </w:t>
+      </w:r>
+    </w:p>
+    <w:p>
+      <w:pPr>
+        <w:spacing w:after="0" w:line="240" w:lineRule="auto"/>
+        <w:ind w:left="720"/>
         <w:rPr>
           <w:rFonts w:ascii="Courier New" w:eastAsia="Times New Roman" w:hAnsi="Courier New" w:cs="Courier New"/>
           <w:sz w:val="20"/>
           <w:szCs w:val="20"/>
         </w:rPr>
-        <w:t xml:space="preserve">loop:   </w:t>
-      </w:r>
-      <w:proofErr w:type="spellStart"/>
+      </w:pPr>
       <w:r>
         <w:rPr>
           <w:rFonts w:ascii="Courier New" w:eastAsia="Times New Roman" w:hAnsi="Courier New" w:cs="Courier New"/>
           <w:sz w:val="20"/>
           <w:szCs w:val="20"/>
         </w:rPr>
-        <w:t>addi</w:t>
-      </w:r>
-      <w:proofErr w:type="spellEnd"/>
+        <w:t xml:space="preserve">        add     </w:t>
+      </w:r>
       <w:r>
         <w:rPr>
           <w:rFonts w:ascii="Courier New" w:eastAsia="Times New Roman" w:hAnsi="Courier New" w:cs="Courier New"/>
           <w:sz w:val="20"/>
           <w:szCs w:val="20"/>
         </w:rPr>
-        <w:t xml:space="preserve">    </w:t>
+        <w:t xml:space="preserve">  </w:t>
       </w:r>
       <w:r>
         <w:rPr>
@@ -1441,60 +1309,61 @@
           <w:sz w:val="20"/>
           <w:szCs w:val="20"/>
         </w:rPr>
-        <w:t xml:space="preserve">  </w:t>
-      </w:r>
-      <w:r>
+        <w:t xml:space="preserve">x7, x10, x7     </w:t>
+      </w:r>
+    </w:p>
+    <w:p>
+      <w:pPr>
+        <w:spacing w:after="0" w:line="240" w:lineRule="auto"/>
+        <w:ind w:left="720"/>
         <w:rPr>
           <w:rFonts w:ascii="Courier New" w:eastAsia="Times New Roman" w:hAnsi="Courier New" w:cs="Courier New"/>
           <w:sz w:val="20"/>
           <w:szCs w:val="20"/>
         </w:rPr>
-        <w:t xml:space="preserve">x6, x6, 4       </w:t>
-      </w:r>
-    </w:p>
-    <w:p>
-      <w:pPr>
-        <w:spacing w:after="0" w:line="240" w:lineRule="auto"/>
-        <w:ind w:left="720"/>
+      </w:pPr>
+      <w:r>
         <w:rPr>
           <w:rFonts w:ascii="Courier New" w:eastAsia="Times New Roman" w:hAnsi="Courier New" w:cs="Courier New"/>
           <w:sz w:val="20"/>
           <w:szCs w:val="20"/>
         </w:rPr>
-      </w:pPr>
+        <w:t xml:space="preserve">        subi    </w:t>
+      </w:r>
       <w:r>
         <w:rPr>
           <w:rFonts w:ascii="Courier New" w:eastAsia="Times New Roman" w:hAnsi="Courier New" w:cs="Courier New"/>
           <w:sz w:val="20"/>
           <w:szCs w:val="20"/>
         </w:rPr>
-        <w:t xml:space="preserve">        </w:t>
-      </w:r>
-      <w:proofErr w:type="spellStart"/>
+        <w:t xml:space="preserve">  </w:t>
+      </w:r>
       <w:r>
         <w:rPr>
           <w:rFonts w:ascii="Courier New" w:eastAsia="Times New Roman" w:hAnsi="Courier New" w:cs="Courier New"/>
           <w:sz w:val="20"/>
           <w:szCs w:val="20"/>
         </w:rPr>
-        <w:t>lw</w:t>
-      </w:r>
-      <w:proofErr w:type="spellEnd"/>
-      <w:r>
+        <w:t xml:space="preserve">x5, x5, 1       </w:t>
+      </w:r>
+    </w:p>
+    <w:p>
+      <w:pPr>
+        <w:spacing w:after="0" w:line="240" w:lineRule="auto"/>
+        <w:ind w:left="720"/>
         <w:rPr>
           <w:rFonts w:ascii="Courier New" w:eastAsia="Times New Roman" w:hAnsi="Courier New" w:cs="Courier New"/>
           <w:sz w:val="20"/>
           <w:szCs w:val="20"/>
         </w:rPr>
-        <w:t xml:space="preserve">      </w:t>
-      </w:r>
+      </w:pPr>
       <w:r>
         <w:rPr>
           <w:rFonts w:ascii="Courier New" w:eastAsia="Times New Roman" w:hAnsi="Courier New" w:cs="Courier New"/>
           <w:sz w:val="20"/>
           <w:szCs w:val="20"/>
         </w:rPr>
-        <w:t xml:space="preserve">  </w:t>
+        <w:t xml:space="preserve">        bne     </w:t>
       </w:r>
       <w:r>
         <w:rPr>
@@ -1502,34 +1371,34 @@
           <w:sz w:val="20"/>
           <w:szCs w:val="20"/>
         </w:rPr>
-        <w:t xml:space="preserve">x10, 0(x6)      </w:t>
-      </w:r>
-    </w:p>
-    <w:p>
-      <w:pPr>
-        <w:spacing w:after="0" w:line="240" w:lineRule="auto"/>
-        <w:ind w:left="720"/>
+        <w:t xml:space="preserve">  </w:t>
+      </w:r>
+      <w:r>
         <w:rPr>
           <w:rFonts w:ascii="Courier New" w:eastAsia="Times New Roman" w:hAnsi="Courier New" w:cs="Courier New"/>
           <w:sz w:val="20"/>
           <w:szCs w:val="20"/>
         </w:rPr>
-      </w:pPr>
-      <w:r>
+        <w:t>x5, x0, loop</w:t>
+      </w:r>
+    </w:p>
+    <w:p>
+      <w:pPr>
+        <w:spacing w:after="0" w:line="240" w:lineRule="auto"/>
+        <w:ind w:left="720"/>
         <w:rPr>
           <w:rFonts w:ascii="Courier New" w:eastAsia="Times New Roman" w:hAnsi="Courier New" w:cs="Courier New"/>
           <w:sz w:val="20"/>
           <w:szCs w:val="20"/>
         </w:rPr>
-        <w:t xml:space="preserve">        add     </w:t>
-      </w:r>
+      </w:pPr>
       <w:r>
         <w:rPr>
           <w:rFonts w:ascii="Courier New" w:eastAsia="Times New Roman" w:hAnsi="Courier New" w:cs="Courier New"/>
           <w:sz w:val="20"/>
           <w:szCs w:val="20"/>
         </w:rPr>
-        <w:t xml:space="preserve">  </w:t>
+        <w:t xml:space="preserve">done:   j       </w:t>
       </w:r>
       <w:r>
         <w:rPr>
@@ -1537,44 +1406,45 @@
           <w:sz w:val="20"/>
           <w:szCs w:val="20"/>
         </w:rPr>
-        <w:t xml:space="preserve">x7, x10, x7     </w:t>
-      </w:r>
-    </w:p>
-    <w:p>
-      <w:pPr>
-        <w:spacing w:after="0" w:line="240" w:lineRule="auto"/>
-        <w:ind w:left="720"/>
+        <w:t xml:space="preserve">  </w:t>
+      </w:r>
+      <w:r>
         <w:rPr>
           <w:rFonts w:ascii="Courier New" w:eastAsia="Times New Roman" w:hAnsi="Courier New" w:cs="Courier New"/>
           <w:sz w:val="20"/>
           <w:szCs w:val="20"/>
         </w:rPr>
-      </w:pPr>
-      <w:r>
+        <w:t>done            # infinite loop (breakpoint)</w:t>
+      </w:r>
+    </w:p>
+    <w:p>
+      <w:pPr>
+        <w:spacing w:after="0" w:line="240" w:lineRule="auto"/>
+        <w:ind w:left="720"/>
         <w:rPr>
           <w:rFonts w:ascii="Courier New" w:eastAsia="Times New Roman" w:hAnsi="Courier New" w:cs="Courier New"/>
           <w:sz w:val="20"/>
           <w:szCs w:val="20"/>
         </w:rPr>
-        <w:t xml:space="preserve">        </w:t>
-      </w:r>
-      <w:proofErr w:type="spellStart"/>
-      <w:r>
+      </w:pPr>
+    </w:p>
+    <w:p>
+      <w:pPr>
+        <w:spacing w:after="0" w:line="240" w:lineRule="auto"/>
+        <w:ind w:left="720"/>
         <w:rPr>
           <w:rFonts w:ascii="Courier New" w:eastAsia="Times New Roman" w:hAnsi="Courier New" w:cs="Courier New"/>
           <w:sz w:val="20"/>
           <w:szCs w:val="20"/>
         </w:rPr>
-        <w:t>subi</w:t>
-      </w:r>
-      <w:proofErr w:type="spellEnd"/>
+      </w:pPr>
       <w:r>
         <w:rPr>
           <w:rFonts w:ascii="Courier New" w:eastAsia="Times New Roman" w:hAnsi="Courier New" w:cs="Courier New"/>
           <w:sz w:val="20"/>
           <w:szCs w:val="20"/>
         </w:rPr>
-        <w:t xml:space="preserve">    </w:t>
+        <w:t>#   initialize data in the array</w:t>
       </w:r>
       <w:r>
         <w:rPr>
@@ -1582,196 +1452,26 @@
           <w:sz w:val="20"/>
           <w:szCs w:val="20"/>
         </w:rPr>
-        <w:t xml:space="preserve">  </w:t>
-      </w:r>
+        <w:t xml:space="preserve"> [assumed to start at 0x10000000]</w:t>
+      </w:r>
+    </w:p>
+    <w:p>
+      <w:pPr>
+        <w:spacing w:after="0" w:line="240" w:lineRule="auto"/>
+        <w:ind w:left="720"/>
+        <w:rPr>
+          <w:rFonts w:ascii="Times New Roman" w:eastAsia="Times New Roman" w:hAnsi="Times New Roman" w:cs="Times New Roman"/>
+          <w:sz w:val="24"/>
+          <w:szCs w:val="24"/>
+        </w:rPr>
+      </w:pPr>
       <w:r>
         <w:rPr>
           <w:rFonts w:ascii="Courier New" w:eastAsia="Times New Roman" w:hAnsi="Courier New" w:cs="Courier New"/>
           <w:sz w:val="20"/>
           <w:szCs w:val="20"/>
         </w:rPr>
-        <w:t xml:space="preserve">x5, x5, 1       </w:t>
-      </w:r>
-    </w:p>
-    <w:p>
-      <w:pPr>
-        <w:spacing w:after="0" w:line="240" w:lineRule="auto"/>
-        <w:ind w:left="720"/>
-        <w:rPr>
-          <w:rFonts w:ascii="Courier New" w:eastAsia="Times New Roman" w:hAnsi="Courier New" w:cs="Courier New"/>
-          <w:sz w:val="20"/>
-          <w:szCs w:val="20"/>
-        </w:rPr>
-      </w:pPr>
-      <w:r>
-        <w:rPr>
-          <w:rFonts w:ascii="Courier New" w:eastAsia="Times New Roman" w:hAnsi="Courier New" w:cs="Courier New"/>
-          <w:sz w:val="20"/>
-          <w:szCs w:val="20"/>
-        </w:rPr>
-        <w:t xml:space="preserve">        </w:t>
-      </w:r>
-      <w:proofErr w:type="spellStart"/>
-      <w:r>
-        <w:rPr>
-          <w:rFonts w:ascii="Courier New" w:eastAsia="Times New Roman" w:hAnsi="Courier New" w:cs="Courier New"/>
-          <w:sz w:val="20"/>
-          <w:szCs w:val="20"/>
-        </w:rPr>
-        <w:t>bne</w:t>
-      </w:r>
-      <w:proofErr w:type="spellEnd"/>
-      <w:r>
-        <w:rPr>
-          <w:rFonts w:ascii="Courier New" w:eastAsia="Times New Roman" w:hAnsi="Courier New" w:cs="Courier New"/>
-          <w:sz w:val="20"/>
-          <w:szCs w:val="20"/>
-        </w:rPr>
-        <w:t xml:space="preserve">     </w:t>
-      </w:r>
-      <w:r>
-        <w:rPr>
-          <w:rFonts w:ascii="Courier New" w:eastAsia="Times New Roman" w:hAnsi="Courier New" w:cs="Courier New"/>
-          <w:sz w:val="20"/>
-          <w:szCs w:val="20"/>
-        </w:rPr>
-        <w:t xml:space="preserve">  </w:t>
-      </w:r>
-      <w:r>
-        <w:rPr>
-          <w:rFonts w:ascii="Courier New" w:eastAsia="Times New Roman" w:hAnsi="Courier New" w:cs="Courier New"/>
-          <w:sz w:val="20"/>
-          <w:szCs w:val="20"/>
-        </w:rPr>
-        <w:t>x5, x0, loop</w:t>
-      </w:r>
-    </w:p>
-    <w:p>
-      <w:pPr>
-        <w:spacing w:after="0" w:line="240" w:lineRule="auto"/>
-        <w:ind w:left="720"/>
-        <w:rPr>
-          <w:rFonts w:ascii="Courier New" w:eastAsia="Times New Roman" w:hAnsi="Courier New" w:cs="Courier New"/>
-          <w:sz w:val="20"/>
-          <w:szCs w:val="20"/>
-        </w:rPr>
-      </w:pPr>
-      <w:r>
-        <w:rPr>
-          <w:rFonts w:ascii="Courier New" w:eastAsia="Times New Roman" w:hAnsi="Courier New" w:cs="Courier New"/>
-          <w:sz w:val="20"/>
-          <w:szCs w:val="20"/>
-        </w:rPr>
-        <w:t xml:space="preserve">done:   j       </w:t>
-      </w:r>
-      <w:r>
-        <w:rPr>
-          <w:rFonts w:ascii="Courier New" w:eastAsia="Times New Roman" w:hAnsi="Courier New" w:cs="Courier New"/>
-          <w:sz w:val="20"/>
-          <w:szCs w:val="20"/>
-        </w:rPr>
-        <w:t xml:space="preserve">  </w:t>
-      </w:r>
-      <w:r>
-        <w:rPr>
-          <w:rFonts w:ascii="Courier New" w:eastAsia="Times New Roman" w:hAnsi="Courier New" w:cs="Courier New"/>
-          <w:sz w:val="20"/>
-          <w:szCs w:val="20"/>
-        </w:rPr>
-        <w:t>done            # infinite loop (breakpoint)</w:t>
-      </w:r>
-    </w:p>
-    <w:p>
-      <w:pPr>
-        <w:spacing w:after="0" w:line="240" w:lineRule="auto"/>
-        <w:ind w:left="720"/>
-        <w:rPr>
-          <w:rFonts w:ascii="Courier New" w:eastAsia="Times New Roman" w:hAnsi="Courier New" w:cs="Courier New"/>
-          <w:sz w:val="20"/>
-          <w:szCs w:val="20"/>
-        </w:rPr>
-      </w:pPr>
-    </w:p>
-    <w:p>
-      <w:pPr>
-        <w:spacing w:after="0" w:line="240" w:lineRule="auto"/>
-        <w:ind w:left="720"/>
-        <w:rPr>
-          <w:rFonts w:ascii="Courier New" w:eastAsia="Times New Roman" w:hAnsi="Courier New" w:cs="Courier New"/>
-          <w:sz w:val="20"/>
-          <w:szCs w:val="20"/>
-        </w:rPr>
-      </w:pPr>
-      <w:r>
-        <w:rPr>
-          <w:rFonts w:ascii="Courier New" w:eastAsia="Times New Roman" w:hAnsi="Courier New" w:cs="Courier New"/>
-          <w:sz w:val="20"/>
-          <w:szCs w:val="20"/>
-        </w:rPr>
-        <w:t xml:space="preserve">#   </w:t>
-      </w:r>
-      <w:proofErr w:type="gramStart"/>
-      <w:r>
-        <w:rPr>
-          <w:rFonts w:ascii="Courier New" w:eastAsia="Times New Roman" w:hAnsi="Courier New" w:cs="Courier New"/>
-          <w:sz w:val="20"/>
-          <w:szCs w:val="20"/>
-        </w:rPr>
-        <w:t>initialize</w:t>
-      </w:r>
-      <w:proofErr w:type="gramEnd"/>
-      <w:r>
-        <w:rPr>
-          <w:rFonts w:ascii="Courier New" w:eastAsia="Times New Roman" w:hAnsi="Courier New" w:cs="Courier New"/>
-          <w:sz w:val="20"/>
-          <w:szCs w:val="20"/>
-        </w:rPr>
-        <w:t xml:space="preserve"> data in the array</w:t>
-      </w:r>
-      <w:r>
-        <w:rPr>
-          <w:rFonts w:ascii="Courier New" w:eastAsia="Times New Roman" w:hAnsi="Courier New" w:cs="Courier New"/>
-          <w:sz w:val="20"/>
-          <w:szCs w:val="20"/>
-        </w:rPr>
-        <w:t xml:space="preserve"> [assumed to start at 0x10000000]</w:t>
-      </w:r>
-    </w:p>
-    <w:p>
-      <w:pPr>
-        <w:spacing w:after="0" w:line="240" w:lineRule="auto"/>
-        <w:ind w:left="720"/>
-        <w:rPr>
-          <w:rFonts w:ascii="Times New Roman" w:eastAsia="Times New Roman" w:hAnsi="Times New Roman" w:cs="Times New Roman"/>
-          <w:sz w:val="24"/>
-          <w:szCs w:val="24"/>
-        </w:rPr>
-      </w:pPr>
-      <w:r>
-        <w:rPr>
-          <w:rFonts w:ascii="Courier New" w:eastAsia="Times New Roman" w:hAnsi="Courier New" w:cs="Courier New"/>
-          <w:sz w:val="20"/>
-          <w:szCs w:val="20"/>
-        </w:rPr>
-        <w:t>array:</w:t>
-      </w:r>
-      <w:proofErr w:type="gramStart"/>
-      <w:r>
-        <w:rPr>
-          <w:rFonts w:ascii="Courier New" w:eastAsia="Times New Roman" w:hAnsi="Courier New" w:cs="Courier New"/>
-          <w:sz w:val="20"/>
-          <w:szCs w:val="20"/>
-        </w:rPr>
-        <w:t xml:space="preserve">  .word</w:t>
-      </w:r>
-      <w:proofErr w:type="gramEnd"/>
-      <w:r>
-        <w:rPr>
-          <w:rFonts w:ascii="Courier New" w:eastAsia="Times New Roman" w:hAnsi="Courier New" w:cs="Courier New"/>
-          <w:sz w:val="20"/>
-          <w:szCs w:val="20"/>
-        </w:rPr>
-        <w:t xml:space="preserve"> 0x5, 0x4, 0x10, 0x3, 0x12, 0x1, 0x7, 0x4, 0x8, 0x2</w:t>
+        <w:t>array:  .word 0x5, 0x4, 0x10, 0x3, 0x12, 0x1, 0x7, 0x4, 0x8, 0x2</w:t>
       </w:r>
     </w:p>
     <w:p>
@@ -1883,10 +1583,10 @@
           <w:shd w:val="clear" w:color="auto" w:fill="FFFFFF"/>
         </w:rPr>
         <w:drawing>
-          <wp:inline distT="0" distB="0" distL="0" distR="0" wp14:anchorId="09B90ADD" wp14:editId="59EB35B9">
-            <wp:extent cx="5943600" cy="3094990"/>
+          <wp:inline distT="0" distB="0" distL="0" distR="0" wp14:anchorId="0FA3B980" wp14:editId="738D3521">
+            <wp:extent cx="5943600" cy="3147695"/>
             <wp:effectExtent l="0" t="0" r="0" b="0"/>
-            <wp:docPr id="1646628582" name="Picture 1"/>
+            <wp:docPr id="991369854" name="Picture 1"/>
             <wp:cNvGraphicFramePr>
               <a:graphicFrameLocks xmlns:a="http://schemas.openxmlformats.org/drawingml/2006/main" noChangeAspect="1"/>
             </wp:cNvGraphicFramePr>
@@ -1894,7 +1594,7 @@
               <a:graphicData uri="http://schemas.openxmlformats.org/drawingml/2006/picture">
                 <pic:pic xmlns:pic="http://schemas.openxmlformats.org/drawingml/2006/picture">
                   <pic:nvPicPr>
-                    <pic:cNvPr id="1646628582" name=""/>
+                    <pic:cNvPr id="991369854" name=""/>
                     <pic:cNvPicPr/>
                   </pic:nvPicPr>
                   <pic:blipFill>
@@ -1906,7 +1606,7 @@
                   <pic:spPr>
                     <a:xfrm>
                       <a:off x="0" y="0"/>
-                      <a:ext cx="5943600" cy="3094990"/>
+                      <a:ext cx="5943600" cy="3147695"/>
                     </a:xfrm>
                     <a:prstGeom prst="rect">
                       <a:avLst/>
@@ -2066,7 +1766,6 @@
                 <w:shd w:val="clear" w:color="auto" w:fill="FFFFFF"/>
               </w:rPr>
             </w:pPr>
-            <w:proofErr w:type="spellStart"/>
             <w:r>
               <w:rPr>
                 <w:rFonts w:ascii="Helvetica" w:eastAsia="Times New Roman" w:hAnsi="Helvetica" w:cs="Helvetica"/>
@@ -2077,7 +1776,6 @@
               </w:rPr>
               <w:t>riscv_</w:t>
             </w:r>
-            <w:proofErr w:type="gramStart"/>
             <w:r>
               <w:rPr>
                 <w:rFonts w:ascii="Helvetica" w:eastAsia="Times New Roman" w:hAnsi="Helvetica" w:cs="Helvetica"/>
@@ -2096,19 +1794,7 @@
                 <w:szCs w:val="21"/>
                 <w:shd w:val="clear" w:color="auto" w:fill="FFFFFF"/>
               </w:rPr>
-              <w:t>.vhdl</w:t>
-            </w:r>
-            <w:proofErr w:type="spellEnd"/>
-            <w:proofErr w:type="gramEnd"/>
-            <w:r>
-              <w:rPr>
-                <w:rFonts w:ascii="Helvetica" w:eastAsia="Times New Roman" w:hAnsi="Helvetica" w:cs="Helvetica"/>
-                <w:color w:val="333333"/>
-                <w:sz w:val="21"/>
-                <w:szCs w:val="21"/>
-                <w:shd w:val="clear" w:color="auto" w:fill="FFFFFF"/>
-              </w:rPr>
-              <w:t>:</w:t>
+              <w:t>.vhdl:</w:t>
             </w:r>
           </w:p>
         </w:tc>
@@ -2154,30 +1840,16 @@
                 <w:shd w:val="clear" w:color="auto" w:fill="FFFFFF"/>
               </w:rPr>
             </w:pPr>
-            <w:proofErr w:type="spellStart"/>
-            <w:r>
-              <w:rPr>
-                <w:rFonts w:ascii="Helvetica" w:eastAsia="Times New Roman" w:hAnsi="Helvetica" w:cs="Helvetica"/>
-                <w:color w:val="333333"/>
-                <w:sz w:val="21"/>
-                <w:szCs w:val="21"/>
-                <w:shd w:val="clear" w:color="auto" w:fill="FFFFFF"/>
-              </w:rPr>
-              <w:t>pc_</w:t>
-            </w:r>
-            <w:proofErr w:type="gramStart"/>
-            <w:r>
-              <w:rPr>
-                <w:rFonts w:ascii="Helvetica" w:eastAsia="Times New Roman" w:hAnsi="Helvetica" w:cs="Helvetica"/>
-                <w:color w:val="333333"/>
-                <w:sz w:val="21"/>
-                <w:szCs w:val="21"/>
-                <w:shd w:val="clear" w:color="auto" w:fill="FFFFFF"/>
-              </w:rPr>
-              <w:t>live.vhdl</w:t>
-            </w:r>
-            <w:proofErr w:type="spellEnd"/>
-            <w:proofErr w:type="gramEnd"/>
+            <w:r>
+              <w:rPr>
+                <w:rFonts w:ascii="Helvetica" w:eastAsia="Times New Roman" w:hAnsi="Helvetica" w:cs="Helvetica"/>
+                <w:color w:val="333333"/>
+                <w:sz w:val="21"/>
+                <w:szCs w:val="21"/>
+                <w:shd w:val="clear" w:color="auto" w:fill="FFFFFF"/>
+              </w:rPr>
+              <w:t>pc_live.vhdl</w:t>
+            </w:r>
           </w:p>
         </w:tc>
         <w:tc>
@@ -2222,30 +1894,16 @@
                 <w:shd w:val="clear" w:color="auto" w:fill="FFFFFF"/>
               </w:rPr>
             </w:pPr>
-            <w:proofErr w:type="spellStart"/>
-            <w:r>
-              <w:rPr>
-                <w:rFonts w:ascii="Helvetica" w:eastAsia="Times New Roman" w:hAnsi="Helvetica" w:cs="Helvetica"/>
-                <w:color w:val="333333"/>
-                <w:sz w:val="21"/>
-                <w:szCs w:val="21"/>
-                <w:shd w:val="clear" w:color="auto" w:fill="FFFFFF"/>
-              </w:rPr>
-              <w:t>pipeline_</w:t>
-            </w:r>
-            <w:proofErr w:type="gramStart"/>
-            <w:r>
-              <w:rPr>
-                <w:rFonts w:ascii="Helvetica" w:eastAsia="Times New Roman" w:hAnsi="Helvetica" w:cs="Helvetica"/>
-                <w:color w:val="333333"/>
-                <w:sz w:val="21"/>
-                <w:szCs w:val="21"/>
-                <w:shd w:val="clear" w:color="auto" w:fill="FFFFFF"/>
-              </w:rPr>
-              <w:t>registers.vhdl</w:t>
-            </w:r>
-            <w:proofErr w:type="spellEnd"/>
-            <w:proofErr w:type="gramEnd"/>
+            <w:r>
+              <w:rPr>
+                <w:rFonts w:ascii="Helvetica" w:eastAsia="Times New Roman" w:hAnsi="Helvetica" w:cs="Helvetica"/>
+                <w:color w:val="333333"/>
+                <w:sz w:val="21"/>
+                <w:szCs w:val="21"/>
+                <w:shd w:val="clear" w:color="auto" w:fill="FFFFFF"/>
+              </w:rPr>
+              <w:t>pipeline_registers.vhdl</w:t>
+            </w:r>
           </w:p>
         </w:tc>
         <w:tc>
@@ -2312,30 +1970,16 @@
                 <w:shd w:val="clear" w:color="auto" w:fill="FFFFFF"/>
               </w:rPr>
             </w:pPr>
-            <w:proofErr w:type="spellStart"/>
-            <w:r>
-              <w:rPr>
-                <w:rFonts w:ascii="Helvetica" w:eastAsia="Times New Roman" w:hAnsi="Helvetica" w:cs="Helvetica"/>
-                <w:color w:val="333333"/>
-                <w:sz w:val="21"/>
-                <w:szCs w:val="21"/>
-                <w:shd w:val="clear" w:color="auto" w:fill="FFFFFF"/>
-              </w:rPr>
-              <w:t>hazard_</w:t>
-            </w:r>
-            <w:proofErr w:type="gramStart"/>
-            <w:r>
-              <w:rPr>
-                <w:rFonts w:ascii="Helvetica" w:eastAsia="Times New Roman" w:hAnsi="Helvetica" w:cs="Helvetica"/>
-                <w:color w:val="333333"/>
-                <w:sz w:val="21"/>
-                <w:szCs w:val="21"/>
-                <w:shd w:val="clear" w:color="auto" w:fill="FFFFFF"/>
-              </w:rPr>
-              <w:t>detection.vhdl</w:t>
-            </w:r>
-            <w:proofErr w:type="spellEnd"/>
-            <w:proofErr w:type="gramEnd"/>
+            <w:r>
+              <w:rPr>
+                <w:rFonts w:ascii="Helvetica" w:eastAsia="Times New Roman" w:hAnsi="Helvetica" w:cs="Helvetica"/>
+                <w:color w:val="333333"/>
+                <w:sz w:val="21"/>
+                <w:szCs w:val="21"/>
+                <w:shd w:val="clear" w:color="auto" w:fill="FFFFFF"/>
+              </w:rPr>
+              <w:t>hazard_detection.vhdl</w:t>
+            </w:r>
           </w:p>
         </w:tc>
         <w:tc>
@@ -2390,30 +2034,16 @@
                 <w:shd w:val="clear" w:color="auto" w:fill="FFFFFF"/>
               </w:rPr>
             </w:pPr>
-            <w:proofErr w:type="spellStart"/>
-            <w:r>
-              <w:rPr>
-                <w:rFonts w:ascii="Helvetica" w:eastAsia="Times New Roman" w:hAnsi="Helvetica" w:cs="Helvetica"/>
-                <w:color w:val="333333"/>
-                <w:sz w:val="21"/>
-                <w:szCs w:val="21"/>
-                <w:shd w:val="clear" w:color="auto" w:fill="FFFFFF"/>
-              </w:rPr>
-              <w:t>instr_</w:t>
-            </w:r>
-            <w:proofErr w:type="gramStart"/>
-            <w:r>
-              <w:rPr>
-                <w:rFonts w:ascii="Helvetica" w:eastAsia="Times New Roman" w:hAnsi="Helvetica" w:cs="Helvetica"/>
-                <w:color w:val="333333"/>
-                <w:sz w:val="21"/>
-                <w:szCs w:val="21"/>
-                <w:shd w:val="clear" w:color="auto" w:fill="FFFFFF"/>
-              </w:rPr>
-              <w:t>mem.vhdl</w:t>
-            </w:r>
-            <w:proofErr w:type="spellEnd"/>
-            <w:proofErr w:type="gramEnd"/>
+            <w:r>
+              <w:rPr>
+                <w:rFonts w:ascii="Helvetica" w:eastAsia="Times New Roman" w:hAnsi="Helvetica" w:cs="Helvetica"/>
+                <w:color w:val="333333"/>
+                <w:sz w:val="21"/>
+                <w:szCs w:val="21"/>
+                <w:shd w:val="clear" w:color="auto" w:fill="FFFFFF"/>
+              </w:rPr>
+              <w:t>instr_mem.vhdl</w:t>
+            </w:r>
           </w:p>
         </w:tc>
         <w:tc>
@@ -2458,30 +2088,16 @@
                 <w:shd w:val="clear" w:color="auto" w:fill="FFFFFF"/>
               </w:rPr>
             </w:pPr>
-            <w:proofErr w:type="spellStart"/>
-            <w:r>
-              <w:rPr>
-                <w:rFonts w:ascii="Helvetica" w:eastAsia="Times New Roman" w:hAnsi="Helvetica" w:cs="Helvetica"/>
-                <w:color w:val="333333"/>
-                <w:sz w:val="21"/>
-                <w:szCs w:val="21"/>
-                <w:shd w:val="clear" w:color="auto" w:fill="FFFFFF"/>
-              </w:rPr>
-              <w:t>reg_</w:t>
-            </w:r>
-            <w:proofErr w:type="gramStart"/>
-            <w:r>
-              <w:rPr>
-                <w:rFonts w:ascii="Helvetica" w:eastAsia="Times New Roman" w:hAnsi="Helvetica" w:cs="Helvetica"/>
-                <w:color w:val="333333"/>
-                <w:sz w:val="21"/>
-                <w:szCs w:val="21"/>
-                <w:shd w:val="clear" w:color="auto" w:fill="FFFFFF"/>
-              </w:rPr>
-              <w:t>file.vhdl</w:t>
-            </w:r>
-            <w:proofErr w:type="spellEnd"/>
-            <w:proofErr w:type="gramEnd"/>
+            <w:r>
+              <w:rPr>
+                <w:rFonts w:ascii="Helvetica" w:eastAsia="Times New Roman" w:hAnsi="Helvetica" w:cs="Helvetica"/>
+                <w:color w:val="333333"/>
+                <w:sz w:val="21"/>
+                <w:szCs w:val="21"/>
+                <w:shd w:val="clear" w:color="auto" w:fill="FFFFFF"/>
+              </w:rPr>
+              <w:t>reg_file.vhdl</w:t>
+            </w:r>
           </w:p>
         </w:tc>
         <w:tc>
@@ -2536,30 +2152,16 @@
                 <w:shd w:val="clear" w:color="auto" w:fill="FFFFFF"/>
               </w:rPr>
             </w:pPr>
-            <w:proofErr w:type="spellStart"/>
-            <w:r>
-              <w:rPr>
-                <w:rFonts w:ascii="Helvetica" w:eastAsia="Times New Roman" w:hAnsi="Helvetica" w:cs="Helvetica"/>
-                <w:color w:val="333333"/>
-                <w:sz w:val="21"/>
-                <w:szCs w:val="21"/>
-                <w:shd w:val="clear" w:color="auto" w:fill="FFFFFF"/>
-              </w:rPr>
-              <w:t>control_</w:t>
-            </w:r>
-            <w:proofErr w:type="gramStart"/>
-            <w:r>
-              <w:rPr>
-                <w:rFonts w:ascii="Helvetica" w:eastAsia="Times New Roman" w:hAnsi="Helvetica" w:cs="Helvetica"/>
-                <w:color w:val="333333"/>
-                <w:sz w:val="21"/>
-                <w:szCs w:val="21"/>
-                <w:shd w:val="clear" w:color="auto" w:fill="FFFFFF"/>
-              </w:rPr>
-              <w:t>unit.vhdl</w:t>
-            </w:r>
-            <w:proofErr w:type="spellEnd"/>
-            <w:proofErr w:type="gramEnd"/>
+            <w:r>
+              <w:rPr>
+                <w:rFonts w:ascii="Helvetica" w:eastAsia="Times New Roman" w:hAnsi="Helvetica" w:cs="Helvetica"/>
+                <w:color w:val="333333"/>
+                <w:sz w:val="21"/>
+                <w:szCs w:val="21"/>
+                <w:shd w:val="clear" w:color="auto" w:fill="FFFFFF"/>
+              </w:rPr>
+              <w:t>control_unit.vhdl</w:t>
+            </w:r>
           </w:p>
         </w:tc>
         <w:tc>
@@ -2596,7 +2198,6 @@
               </w:rPr>
               <w:t xml:space="preserve">        </w:t>
             </w:r>
-            <w:proofErr w:type="spellStart"/>
             <w:r>
               <w:rPr>
                 <w:rFonts w:ascii="Helvetica" w:eastAsia="Times New Roman" w:hAnsi="Helvetica" w:cs="Helvetica"/>
@@ -2607,9 +2208,8 @@
                 <w:szCs w:val="21"/>
                 <w:shd w:val="clear" w:color="auto" w:fill="FFFFFF"/>
               </w:rPr>
-              <w:t>reg_write</w:t>
-            </w:r>
-            <w:proofErr w:type="spellEnd"/>
+              <w:t>reg_write, mem_read, mem_write</w:t>
+            </w:r>
             <w:r>
               <w:rPr>
                 <w:rFonts w:ascii="Helvetica" w:eastAsia="Times New Roman" w:hAnsi="Helvetica" w:cs="Helvetica"/>
@@ -2622,7 +2222,6 @@
               </w:rPr>
               <w:t xml:space="preserve">, </w:t>
             </w:r>
-            <w:proofErr w:type="spellStart"/>
             <w:r>
               <w:rPr>
                 <w:rFonts w:ascii="Helvetica" w:eastAsia="Times New Roman" w:hAnsi="Helvetica" w:cs="Helvetica"/>
@@ -2633,9 +2232,8 @@
                 <w:szCs w:val="21"/>
                 <w:shd w:val="clear" w:color="auto" w:fill="FFFFFF"/>
               </w:rPr>
-              <w:t>mem_read</w:t>
-            </w:r>
-            <w:proofErr w:type="spellEnd"/>
+              <w:t>alu_src</w:t>
+            </w:r>
             <w:r>
               <w:rPr>
                 <w:rFonts w:ascii="Helvetica" w:eastAsia="Times New Roman" w:hAnsi="Helvetica" w:cs="Helvetica"/>
@@ -2646,9 +2244,8 @@
                 <w:szCs w:val="21"/>
                 <w:shd w:val="clear" w:color="auto" w:fill="FFFFFF"/>
               </w:rPr>
-              <w:t xml:space="preserve">, </w:t>
-            </w:r>
-            <w:proofErr w:type="spellStart"/>
+              <w:t>,</w:t>
+            </w:r>
             <w:r>
               <w:rPr>
                 <w:rFonts w:ascii="Helvetica" w:eastAsia="Times New Roman" w:hAnsi="Helvetica" w:cs="Helvetica"/>
@@ -2659,9 +2256,8 @@
                 <w:szCs w:val="21"/>
                 <w:shd w:val="clear" w:color="auto" w:fill="FFFFFF"/>
               </w:rPr>
-              <w:t>mem_write</w:t>
-            </w:r>
-            <w:proofErr w:type="spellEnd"/>
+              <w:t xml:space="preserve"> branch</w:t>
+            </w:r>
             <w:r>
               <w:rPr>
                 <w:rFonts w:ascii="Helvetica" w:eastAsia="Times New Roman" w:hAnsi="Helvetica" w:cs="Helvetica"/>
@@ -2672,9 +2268,8 @@
                 <w:szCs w:val="21"/>
                 <w:shd w:val="clear" w:color="auto" w:fill="FFFFFF"/>
               </w:rPr>
-              <w:t xml:space="preserve">, </w:t>
-            </w:r>
-            <w:proofErr w:type="spellStart"/>
+              <w:t>,</w:t>
+            </w:r>
             <w:r>
               <w:rPr>
                 <w:rFonts w:ascii="Helvetica" w:eastAsia="Times New Roman" w:hAnsi="Helvetica" w:cs="Helvetica"/>
@@ -2685,71 +2280,8 @@
                 <w:szCs w:val="21"/>
                 <w:shd w:val="clear" w:color="auto" w:fill="FFFFFF"/>
               </w:rPr>
-              <w:t>alu_src</w:t>
-            </w:r>
-            <w:proofErr w:type="spellEnd"/>
-            <w:r>
-              <w:rPr>
-                <w:rFonts w:ascii="Helvetica" w:eastAsia="Times New Roman" w:hAnsi="Helvetica" w:cs="Helvetica"/>
-                <w:i/>
-                <w:iCs/>
-                <w:color w:val="333333"/>
-                <w:sz w:val="21"/>
-                <w:szCs w:val="21"/>
-                <w:shd w:val="clear" w:color="auto" w:fill="FFFFFF"/>
-              </w:rPr>
-              <w:t>,</w:t>
-            </w:r>
-            <w:r>
-              <w:rPr>
-                <w:rFonts w:ascii="Helvetica" w:eastAsia="Times New Roman" w:hAnsi="Helvetica" w:cs="Helvetica"/>
-                <w:i/>
-                <w:iCs/>
-                <w:color w:val="333333"/>
-                <w:sz w:val="21"/>
-                <w:szCs w:val="21"/>
-                <w:shd w:val="clear" w:color="auto" w:fill="FFFFFF"/>
-              </w:rPr>
-              <w:t xml:space="preserve"> branch</w:t>
-            </w:r>
-            <w:r>
-              <w:rPr>
-                <w:rFonts w:ascii="Helvetica" w:eastAsia="Times New Roman" w:hAnsi="Helvetica" w:cs="Helvetica"/>
-                <w:i/>
-                <w:iCs/>
-                <w:color w:val="333333"/>
-                <w:sz w:val="21"/>
-                <w:szCs w:val="21"/>
-                <w:shd w:val="clear" w:color="auto" w:fill="FFFFFF"/>
-              </w:rPr>
-              <w:t>,</w:t>
-            </w:r>
-            <w:r>
-              <w:rPr>
-                <w:rFonts w:ascii="Helvetica" w:eastAsia="Times New Roman" w:hAnsi="Helvetica" w:cs="Helvetica"/>
-                <w:i/>
-                <w:iCs/>
-                <w:color w:val="333333"/>
-                <w:sz w:val="21"/>
-                <w:szCs w:val="21"/>
-                <w:shd w:val="clear" w:color="auto" w:fill="FFFFFF"/>
-              </w:rPr>
-              <w:t xml:space="preserve"> </w:t>
-            </w:r>
-            <w:proofErr w:type="spellStart"/>
-            <w:r>
-              <w:rPr>
-                <w:rFonts w:ascii="Helvetica" w:eastAsia="Times New Roman" w:hAnsi="Helvetica" w:cs="Helvetica"/>
-                <w:i/>
-                <w:iCs/>
-                <w:color w:val="333333"/>
-                <w:sz w:val="21"/>
-                <w:szCs w:val="21"/>
-                <w:shd w:val="clear" w:color="auto" w:fill="FFFFFF"/>
-              </w:rPr>
-              <w:t>load_addr</w:t>
-            </w:r>
-            <w:proofErr w:type="spellEnd"/>
+              <w:t xml:space="preserve"> load_addr</w:t>
+            </w:r>
             <w:r>
               <w:rPr>
                 <w:rFonts w:ascii="Helvetica" w:eastAsia="Times New Roman" w:hAnsi="Helvetica" w:cs="Helvetica"/>
@@ -2826,7 +2358,6 @@
                 <w:shd w:val="clear" w:color="auto" w:fill="FFFFFF"/>
               </w:rPr>
             </w:pPr>
-            <w:proofErr w:type="spellStart"/>
             <w:r>
               <w:rPr>
                 <w:rFonts w:ascii="Helvetica" w:eastAsia="Times New Roman" w:hAnsi="Helvetica" w:cs="Helvetica"/>
@@ -2845,21 +2376,8 @@
                 <w:szCs w:val="21"/>
                 <w:shd w:val="clear" w:color="auto" w:fill="FFFFFF"/>
               </w:rPr>
-              <w:t>mmediate_</w:t>
-            </w:r>
-            <w:proofErr w:type="gramStart"/>
-            <w:r>
-              <w:rPr>
-                <w:rFonts w:ascii="Helvetica" w:eastAsia="Times New Roman" w:hAnsi="Helvetica" w:cs="Helvetica"/>
-                <w:color w:val="333333"/>
-                <w:sz w:val="21"/>
-                <w:szCs w:val="21"/>
-                <w:shd w:val="clear" w:color="auto" w:fill="FFFFFF"/>
-              </w:rPr>
-              <w:t>generator.vhdl</w:t>
-            </w:r>
-            <w:proofErr w:type="spellEnd"/>
-            <w:proofErr w:type="gramEnd"/>
+              <w:t>mmediate_generator.vhdl</w:t>
+            </w:r>
           </w:p>
         </w:tc>
         <w:tc>
@@ -2924,30 +2442,16 @@
                 <w:shd w:val="clear" w:color="auto" w:fill="FFFFFF"/>
               </w:rPr>
             </w:pPr>
-            <w:proofErr w:type="spellStart"/>
-            <w:r>
-              <w:rPr>
-                <w:rFonts w:ascii="Helvetica" w:eastAsia="Times New Roman" w:hAnsi="Helvetica" w:cs="Helvetica"/>
-                <w:color w:val="333333"/>
-                <w:sz w:val="21"/>
-                <w:szCs w:val="21"/>
-                <w:shd w:val="clear" w:color="auto" w:fill="FFFFFF"/>
-              </w:rPr>
-              <w:t>alu_</w:t>
-            </w:r>
-            <w:proofErr w:type="gramStart"/>
-            <w:r>
-              <w:rPr>
-                <w:rFonts w:ascii="Helvetica" w:eastAsia="Times New Roman" w:hAnsi="Helvetica" w:cs="Helvetica"/>
-                <w:color w:val="333333"/>
-                <w:sz w:val="21"/>
-                <w:szCs w:val="21"/>
-                <w:shd w:val="clear" w:color="auto" w:fill="FFFFFF"/>
-              </w:rPr>
-              <w:t>control.vhdl</w:t>
-            </w:r>
-            <w:proofErr w:type="spellEnd"/>
-            <w:proofErr w:type="gramEnd"/>
+            <w:r>
+              <w:rPr>
+                <w:rFonts w:ascii="Helvetica" w:eastAsia="Times New Roman" w:hAnsi="Helvetica" w:cs="Helvetica"/>
+                <w:color w:val="333333"/>
+                <w:sz w:val="21"/>
+                <w:szCs w:val="21"/>
+                <w:shd w:val="clear" w:color="auto" w:fill="FFFFFF"/>
+              </w:rPr>
+              <w:t>alu_control.vhdl</w:t>
+            </w:r>
           </w:p>
         </w:tc>
         <w:tc>
@@ -2982,29 +2486,7 @@
                 <w:szCs w:val="21"/>
                 <w:shd w:val="clear" w:color="auto" w:fill="FFFFFF"/>
               </w:rPr>
-              <w:t xml:space="preserve">, outputs the </w:t>
-            </w:r>
-            <w:proofErr w:type="spellStart"/>
-            <w:r>
-              <w:rPr>
-                <w:rFonts w:ascii="Helvetica" w:eastAsia="Times New Roman" w:hAnsi="Helvetica" w:cs="Helvetica"/>
-                <w:color w:val="333333"/>
-                <w:sz w:val="21"/>
-                <w:szCs w:val="21"/>
-                <w:shd w:val="clear" w:color="auto" w:fill="FFFFFF"/>
-              </w:rPr>
-              <w:t>alu_op</w:t>
-            </w:r>
-            <w:proofErr w:type="spellEnd"/>
-            <w:r>
-              <w:rPr>
-                <w:rFonts w:ascii="Helvetica" w:eastAsia="Times New Roman" w:hAnsi="Helvetica" w:cs="Helvetica"/>
-                <w:color w:val="333333"/>
-                <w:sz w:val="21"/>
-                <w:szCs w:val="21"/>
-                <w:shd w:val="clear" w:color="auto" w:fill="FFFFFF"/>
-              </w:rPr>
-              <w:t xml:space="preserve"> (alu operation) to perform</w:t>
+              <w:t>, outputs the alu_op (alu operation) to perform</w:t>
             </w:r>
           </w:p>
         </w:tc>
@@ -3024,8 +2506,6 @@
                 <w:shd w:val="clear" w:color="auto" w:fill="FFFFFF"/>
               </w:rPr>
             </w:pPr>
-            <w:proofErr w:type="spellStart"/>
-            <w:proofErr w:type="gramStart"/>
             <w:r>
               <w:rPr>
                 <w:rFonts w:ascii="Helvetica" w:eastAsia="Times New Roman" w:hAnsi="Helvetica" w:cs="Helvetica"/>
@@ -3036,8 +2516,6 @@
               </w:rPr>
               <w:t>alu.vhdl</w:t>
             </w:r>
-            <w:proofErr w:type="spellEnd"/>
-            <w:proofErr w:type="gramEnd"/>
           </w:p>
         </w:tc>
         <w:tc>
@@ -3062,29 +2540,7 @@
                 <w:szCs w:val="21"/>
                 <w:shd w:val="clear" w:color="auto" w:fill="FFFFFF"/>
               </w:rPr>
-              <w:t xml:space="preserve">Performs the arithmetic logic unit operation (ADD, SUB, </w:t>
-            </w:r>
-            <w:proofErr w:type="spellStart"/>
-            <w:r>
-              <w:rPr>
-                <w:rFonts w:ascii="Helvetica" w:eastAsia="Times New Roman" w:hAnsi="Helvetica" w:cs="Helvetica"/>
-                <w:color w:val="333333"/>
-                <w:sz w:val="21"/>
-                <w:szCs w:val="21"/>
-                <w:shd w:val="clear" w:color="auto" w:fill="FFFFFF"/>
-              </w:rPr>
-              <w:t>etc</w:t>
-            </w:r>
-            <w:proofErr w:type="spellEnd"/>
-            <w:r>
-              <w:rPr>
-                <w:rFonts w:ascii="Helvetica" w:eastAsia="Times New Roman" w:hAnsi="Helvetica" w:cs="Helvetica"/>
-                <w:color w:val="333333"/>
-                <w:sz w:val="21"/>
-                <w:szCs w:val="21"/>
-                <w:shd w:val="clear" w:color="auto" w:fill="FFFFFF"/>
-              </w:rPr>
-              <w:t>) on two operands.</w:t>
+              <w:t>Performs the arithmetic logic unit operation (ADD, SUB, etc) on two operands.</w:t>
             </w:r>
           </w:p>
         </w:tc>
@@ -3104,30 +2560,16 @@
                 <w:shd w:val="clear" w:color="auto" w:fill="FFFFFF"/>
               </w:rPr>
             </w:pPr>
-            <w:proofErr w:type="spellStart"/>
-            <w:r>
-              <w:rPr>
-                <w:rFonts w:ascii="Helvetica" w:eastAsia="Times New Roman" w:hAnsi="Helvetica" w:cs="Helvetica"/>
-                <w:color w:val="333333"/>
-                <w:sz w:val="21"/>
-                <w:szCs w:val="21"/>
-                <w:shd w:val="clear" w:color="auto" w:fill="FFFFFF"/>
-              </w:rPr>
-              <w:t>data_</w:t>
-            </w:r>
-            <w:proofErr w:type="gramStart"/>
-            <w:r>
-              <w:rPr>
-                <w:rFonts w:ascii="Helvetica" w:eastAsia="Times New Roman" w:hAnsi="Helvetica" w:cs="Helvetica"/>
-                <w:color w:val="333333"/>
-                <w:sz w:val="21"/>
-                <w:szCs w:val="21"/>
-                <w:shd w:val="clear" w:color="auto" w:fill="FFFFFF"/>
-              </w:rPr>
-              <w:t>mem.vhdl</w:t>
-            </w:r>
-            <w:proofErr w:type="spellEnd"/>
-            <w:proofErr w:type="gramEnd"/>
+            <w:r>
+              <w:rPr>
+                <w:rFonts w:ascii="Helvetica" w:eastAsia="Times New Roman" w:hAnsi="Helvetica" w:cs="Helvetica"/>
+                <w:color w:val="333333"/>
+                <w:sz w:val="21"/>
+                <w:szCs w:val="21"/>
+                <w:shd w:val="clear" w:color="auto" w:fill="FFFFFF"/>
+              </w:rPr>
+              <w:t>data_mem.vhdl</w:t>
+            </w:r>
           </w:p>
         </w:tc>
         <w:tc>
@@ -3182,18 +2624,17 @@
                 <w:shd w:val="clear" w:color="auto" w:fill="FFFFFF"/>
               </w:rPr>
             </w:pPr>
-            <w:proofErr w:type="spellStart"/>
-            <w:r>
-              <w:rPr>
-                <w:rFonts w:ascii="Helvetica" w:eastAsia="Times New Roman" w:hAnsi="Helvetica" w:cs="Helvetica"/>
-                <w:color w:val="333333"/>
-                <w:sz w:val="21"/>
-                <w:szCs w:val="21"/>
-                <w:shd w:val="clear" w:color="auto" w:fill="FFFFFF"/>
-              </w:rPr>
+            <w:r>
+              <w:rPr>
+                <w:rFonts w:ascii="Helvetica" w:eastAsia="Times New Roman" w:hAnsi="Helvetica" w:cs="Helvetica"/>
+                <w:color w:val="333333"/>
+                <w:sz w:val="21"/>
+                <w:szCs w:val="21"/>
+                <w:shd w:val="clear" w:color="auto" w:fill="FFFFFF"/>
+              </w:rPr>
+              <w:lastRenderedPageBreak/>
               <w:t>tb_riscv_</w:t>
             </w:r>
-            <w:proofErr w:type="gramStart"/>
             <w:r>
               <w:rPr>
                 <w:rFonts w:ascii="Helvetica" w:eastAsia="Times New Roman" w:hAnsi="Helvetica" w:cs="Helvetica"/>
@@ -3214,8 +2655,6 @@
               </w:rPr>
               <w:t>.vhdl</w:t>
             </w:r>
-            <w:proofErr w:type="spellEnd"/>
-            <w:proofErr w:type="gramEnd"/>
           </w:p>
         </w:tc>
         <w:tc>
@@ -3270,16 +2709,14 @@
                 <w:shd w:val="clear" w:color="auto" w:fill="FFFFFF"/>
               </w:rPr>
             </w:pPr>
-            <w:proofErr w:type="spellStart"/>
-            <w:r>
-              <w:rPr>
-                <w:rFonts w:ascii="Helvetica" w:eastAsia="Times New Roman" w:hAnsi="Helvetica" w:cs="Helvetica"/>
-                <w:color w:val="333333"/>
-                <w:sz w:val="21"/>
-                <w:szCs w:val="21"/>
-                <w:shd w:val="clear" w:color="auto" w:fill="FFFFFF"/>
-              </w:rPr>
-              <w:lastRenderedPageBreak/>
+            <w:r>
+              <w:rPr>
+                <w:rFonts w:ascii="Helvetica" w:eastAsia="Times New Roman" w:hAnsi="Helvetica" w:cs="Helvetica"/>
+                <w:color w:val="333333"/>
+                <w:sz w:val="21"/>
+                <w:szCs w:val="21"/>
+                <w:shd w:val="clear" w:color="auto" w:fill="FFFFFF"/>
+              </w:rPr>
               <w:t>tb_</w:t>
             </w:r>
             <w:r>
@@ -3320,21 +2757,8 @@
                 <w:szCs w:val="21"/>
                 <w:shd w:val="clear" w:color="auto" w:fill="FFFFFF"/>
               </w:rPr>
-              <w:t>_</w:t>
-            </w:r>
-            <w:proofErr w:type="gramStart"/>
-            <w:r>
-              <w:rPr>
-                <w:rFonts w:ascii="Helvetica" w:eastAsia="Times New Roman" w:hAnsi="Helvetica" w:cs="Helvetica"/>
-                <w:color w:val="333333"/>
-                <w:sz w:val="21"/>
-                <w:szCs w:val="21"/>
-                <w:shd w:val="clear" w:color="auto" w:fill="FFFFFF"/>
-              </w:rPr>
-              <w:t>behav.wcfg</w:t>
-            </w:r>
-            <w:proofErr w:type="spellEnd"/>
-            <w:proofErr w:type="gramEnd"/>
+              <w:t>_behav.wcfg</w:t>
+            </w:r>
           </w:p>
         </w:tc>
         <w:tc>
@@ -3716,9 +3140,8 @@
                 <w:szCs w:val="21"/>
                 <w:shd w:val="clear" w:color="auto" w:fill="FFFFFF"/>
               </w:rPr>
-              <w:t xml:space="preserve">dd </w:t>
-            </w:r>
-            <w:proofErr w:type="spellStart"/>
+              <w:t>dd rd</w:t>
+            </w:r>
             <w:r>
               <w:rPr>
                 <w:rFonts w:ascii="Helvetica" w:eastAsia="Times New Roman" w:hAnsi="Helvetica" w:cs="Helvetica"/>
@@ -3729,9 +3152,8 @@
                 <w:szCs w:val="21"/>
                 <w:shd w:val="clear" w:color="auto" w:fill="FFFFFF"/>
               </w:rPr>
-              <w:t>rd</w:t>
-            </w:r>
-            <w:proofErr w:type="spellEnd"/>
+              <w:t xml:space="preserve">, rs1, rs2   </w:t>
+            </w:r>
             <w:r>
               <w:rPr>
                 <w:rFonts w:ascii="Helvetica" w:eastAsia="Times New Roman" w:hAnsi="Helvetica" w:cs="Helvetica"/>
@@ -3742,59 +3164,7 @@
                 <w:szCs w:val="21"/>
                 <w:shd w:val="clear" w:color="auto" w:fill="FFFFFF"/>
               </w:rPr>
-              <w:t xml:space="preserve">, rs1, rs2   </w:t>
-            </w:r>
-            <w:r>
-              <w:rPr>
-                <w:rFonts w:ascii="Helvetica" w:eastAsia="Times New Roman" w:hAnsi="Helvetica" w:cs="Helvetica"/>
-                <w:i/>
-                <w:iCs/>
-                <w:color w:val="333333"/>
-                <w:sz w:val="21"/>
-                <w:szCs w:val="21"/>
-                <w:shd w:val="clear" w:color="auto" w:fill="FFFFFF"/>
-              </w:rPr>
-              <w:t xml:space="preserve">     </w:t>
-            </w:r>
-            <w:proofErr w:type="gramStart"/>
-            <w:r>
-              <w:rPr>
-                <w:rFonts w:ascii="Helvetica" w:eastAsia="Times New Roman" w:hAnsi="Helvetica" w:cs="Helvetica"/>
-                <w:i/>
-                <w:iCs/>
-                <w:color w:val="333333"/>
-                <w:sz w:val="21"/>
-                <w:szCs w:val="21"/>
-                <w:shd w:val="clear" w:color="auto" w:fill="FFFFFF"/>
-              </w:rPr>
-              <w:t xml:space="preserve">#  </w:t>
-            </w:r>
-            <w:proofErr w:type="spellStart"/>
-            <w:r>
-              <w:rPr>
-                <w:rFonts w:ascii="Helvetica" w:eastAsia="Times New Roman" w:hAnsi="Helvetica" w:cs="Helvetica"/>
-                <w:i/>
-                <w:iCs/>
-                <w:color w:val="333333"/>
-                <w:sz w:val="21"/>
-                <w:szCs w:val="21"/>
-                <w:shd w:val="clear" w:color="auto" w:fill="FFFFFF"/>
-              </w:rPr>
-              <w:t>rd</w:t>
-            </w:r>
-            <w:proofErr w:type="spellEnd"/>
-            <w:proofErr w:type="gramEnd"/>
-            <w:r>
-              <w:rPr>
-                <w:rFonts w:ascii="Helvetica" w:eastAsia="Times New Roman" w:hAnsi="Helvetica" w:cs="Helvetica"/>
-                <w:i/>
-                <w:iCs/>
-                <w:color w:val="333333"/>
-                <w:sz w:val="21"/>
-                <w:szCs w:val="21"/>
-                <w:shd w:val="clear" w:color="auto" w:fill="FFFFFF"/>
-              </w:rPr>
-              <w:t xml:space="preserve"> = rs1 + rs2</w:t>
+              <w:t xml:space="preserve">     #  rd = rs1 + rs2</w:t>
             </w:r>
           </w:p>
           <w:p>
@@ -3817,27 +3187,15 @@
               </w:rPr>
               <w:t xml:space="preserve">         </w:t>
             </w:r>
-            <w:proofErr w:type="spellStart"/>
-            <w:r>
-              <w:rPr>
-                <w:rFonts w:ascii="Helvetica" w:eastAsia="Times New Roman" w:hAnsi="Helvetica" w:cs="Helvetica"/>
-                <w:color w:val="333333"/>
-                <w:sz w:val="21"/>
-                <w:szCs w:val="21"/>
-                <w:shd w:val="clear" w:color="auto" w:fill="FFFFFF"/>
-              </w:rPr>
-              <w:t>rd</w:t>
-            </w:r>
-            <w:proofErr w:type="spellEnd"/>
-            <w:r>
-              <w:rPr>
-                <w:rFonts w:ascii="Helvetica" w:eastAsia="Times New Roman" w:hAnsi="Helvetica" w:cs="Helvetica"/>
-                <w:color w:val="333333"/>
-                <w:sz w:val="21"/>
-                <w:szCs w:val="21"/>
-                <w:shd w:val="clear" w:color="auto" w:fill="FFFFFF"/>
-              </w:rPr>
-              <w:t>: destination register (where the result is stored)</w:t>
+            <w:r>
+              <w:rPr>
+                <w:rFonts w:ascii="Helvetica" w:eastAsia="Times New Roman" w:hAnsi="Helvetica" w:cs="Helvetica"/>
+                <w:color w:val="333333"/>
+                <w:sz w:val="21"/>
+                <w:szCs w:val="21"/>
+                <w:shd w:val="clear" w:color="auto" w:fill="FFFFFF"/>
+              </w:rPr>
+              <w:t>rd: destination register (where the result is stored)</w:t>
             </w:r>
           </w:p>
           <w:p>
@@ -4029,29 +3387,7 @@
                 <w:szCs w:val="21"/>
                 <w:shd w:val="clear" w:color="auto" w:fill="FFFFFF"/>
               </w:rPr>
-              <w:t xml:space="preserve">&lt;5-bit </w:t>
-            </w:r>
-            <w:proofErr w:type="spellStart"/>
-            <w:r>
-              <w:rPr>
-                <w:rFonts w:ascii="Helvetica" w:eastAsia="Times New Roman" w:hAnsi="Helvetica" w:cs="Helvetica"/>
-                <w:color w:val="333333"/>
-                <w:sz w:val="21"/>
-                <w:szCs w:val="21"/>
-                <w:shd w:val="clear" w:color="auto" w:fill="FFFFFF"/>
-              </w:rPr>
-              <w:t>rd</w:t>
-            </w:r>
-            <w:proofErr w:type="spellEnd"/>
-            <w:r>
-              <w:rPr>
-                <w:rFonts w:ascii="Helvetica" w:eastAsia="Times New Roman" w:hAnsi="Helvetica" w:cs="Helvetica"/>
-                <w:color w:val="333333"/>
-                <w:sz w:val="21"/>
-                <w:szCs w:val="21"/>
-                <w:shd w:val="clear" w:color="auto" w:fill="FFFFFF"/>
-              </w:rPr>
-              <w:t>&gt;</w:t>
+              <w:t>&lt;5-bit rd&gt;</w:t>
             </w:r>
             <w:r>
               <w:t xml:space="preserve"> </w:t>
@@ -4259,7 +3595,6 @@
               </w:rPr>
               <w:t xml:space="preserve">    </w:t>
             </w:r>
-            <w:proofErr w:type="spellStart"/>
             <w:r>
               <w:rPr>
                 <w:rFonts w:ascii="Helvetica" w:eastAsia="Times New Roman" w:hAnsi="Helvetica" w:cs="Helvetica"/>
@@ -4284,7 +3619,6 @@
               </w:rPr>
               <w:t>i</w:t>
             </w:r>
-            <w:proofErr w:type="spellEnd"/>
             <w:r>
               <w:rPr>
                 <w:rFonts w:ascii="Helvetica" w:eastAsia="Times New Roman" w:hAnsi="Helvetica" w:cs="Helvetica"/>
@@ -4295,9 +3629,8 @@
                 <w:szCs w:val="21"/>
                 <w:shd w:val="clear" w:color="auto" w:fill="FFFFFF"/>
               </w:rPr>
-              <w:t xml:space="preserve"> </w:t>
-            </w:r>
-            <w:proofErr w:type="spellStart"/>
+              <w:t xml:space="preserve"> rd, rs1, </w:t>
+            </w:r>
             <w:r>
               <w:rPr>
                 <w:rFonts w:ascii="Helvetica" w:eastAsia="Times New Roman" w:hAnsi="Helvetica" w:cs="Helvetica"/>
@@ -4308,9 +3641,8 @@
                 <w:szCs w:val="21"/>
                 <w:shd w:val="clear" w:color="auto" w:fill="FFFFFF"/>
               </w:rPr>
-              <w:t>rd</w:t>
-            </w:r>
-            <w:proofErr w:type="spellEnd"/>
+              <w:t>imm</w:t>
+            </w:r>
             <w:r>
               <w:rPr>
                 <w:rFonts w:ascii="Helvetica" w:eastAsia="Times New Roman" w:hAnsi="Helvetica" w:cs="Helvetica"/>
@@ -4321,9 +3653,8 @@
                 <w:szCs w:val="21"/>
                 <w:shd w:val="clear" w:color="auto" w:fill="FFFFFF"/>
               </w:rPr>
-              <w:t xml:space="preserve">, rs1, </w:t>
-            </w:r>
-            <w:proofErr w:type="spellStart"/>
+              <w:t xml:space="preserve">        #  rd = rs1 + </w:t>
+            </w:r>
             <w:r>
               <w:rPr>
                 <w:rFonts w:ascii="Helvetica" w:eastAsia="Times New Roman" w:hAnsi="Helvetica" w:cs="Helvetica"/>
@@ -4336,73 +3667,6 @@
               </w:rPr>
               <w:t>imm</w:t>
             </w:r>
-            <w:proofErr w:type="spellEnd"/>
-            <w:r>
-              <w:rPr>
-                <w:rFonts w:ascii="Helvetica" w:eastAsia="Times New Roman" w:hAnsi="Helvetica" w:cs="Helvetica"/>
-                <w:i/>
-                <w:iCs/>
-                <w:color w:val="333333"/>
-                <w:sz w:val="21"/>
-                <w:szCs w:val="21"/>
-                <w:shd w:val="clear" w:color="auto" w:fill="FFFFFF"/>
-              </w:rPr>
-              <w:t xml:space="preserve">        </w:t>
-            </w:r>
-            <w:proofErr w:type="gramStart"/>
-            <w:r>
-              <w:rPr>
-                <w:rFonts w:ascii="Helvetica" w:eastAsia="Times New Roman" w:hAnsi="Helvetica" w:cs="Helvetica"/>
-                <w:i/>
-                <w:iCs/>
-                <w:color w:val="333333"/>
-                <w:sz w:val="21"/>
-                <w:szCs w:val="21"/>
-                <w:shd w:val="clear" w:color="auto" w:fill="FFFFFF"/>
-              </w:rPr>
-              <w:t xml:space="preserve">#  </w:t>
-            </w:r>
-            <w:proofErr w:type="spellStart"/>
-            <w:r>
-              <w:rPr>
-                <w:rFonts w:ascii="Helvetica" w:eastAsia="Times New Roman" w:hAnsi="Helvetica" w:cs="Helvetica"/>
-                <w:i/>
-                <w:iCs/>
-                <w:color w:val="333333"/>
-                <w:sz w:val="21"/>
-                <w:szCs w:val="21"/>
-                <w:shd w:val="clear" w:color="auto" w:fill="FFFFFF"/>
-              </w:rPr>
-              <w:t>rd</w:t>
-            </w:r>
-            <w:proofErr w:type="spellEnd"/>
-            <w:proofErr w:type="gramEnd"/>
-            <w:r>
-              <w:rPr>
-                <w:rFonts w:ascii="Helvetica" w:eastAsia="Times New Roman" w:hAnsi="Helvetica" w:cs="Helvetica"/>
-                <w:i/>
-                <w:iCs/>
-                <w:color w:val="333333"/>
-                <w:sz w:val="21"/>
-                <w:szCs w:val="21"/>
-                <w:shd w:val="clear" w:color="auto" w:fill="FFFFFF"/>
-              </w:rPr>
-              <w:t xml:space="preserve"> = rs1 + </w:t>
-            </w:r>
-            <w:proofErr w:type="spellStart"/>
-            <w:r>
-              <w:rPr>
-                <w:rFonts w:ascii="Helvetica" w:eastAsia="Times New Roman" w:hAnsi="Helvetica" w:cs="Helvetica"/>
-                <w:i/>
-                <w:iCs/>
-                <w:color w:val="333333"/>
-                <w:sz w:val="21"/>
-                <w:szCs w:val="21"/>
-                <w:shd w:val="clear" w:color="auto" w:fill="FFFFFF"/>
-              </w:rPr>
-              <w:t>imm</w:t>
-            </w:r>
-            <w:proofErr w:type="spellEnd"/>
           </w:p>
           <w:p>
             <w:pPr>
@@ -4424,27 +3688,15 @@
               </w:rPr>
               <w:t xml:space="preserve">         </w:t>
             </w:r>
-            <w:proofErr w:type="spellStart"/>
-            <w:r>
-              <w:rPr>
-                <w:rFonts w:ascii="Helvetica" w:eastAsia="Times New Roman" w:hAnsi="Helvetica" w:cs="Helvetica"/>
-                <w:color w:val="333333"/>
-                <w:sz w:val="21"/>
-                <w:szCs w:val="21"/>
-                <w:shd w:val="clear" w:color="auto" w:fill="FFFFFF"/>
-              </w:rPr>
-              <w:t>rd</w:t>
-            </w:r>
-            <w:proofErr w:type="spellEnd"/>
-            <w:r>
-              <w:rPr>
-                <w:rFonts w:ascii="Helvetica" w:eastAsia="Times New Roman" w:hAnsi="Helvetica" w:cs="Helvetica"/>
-                <w:color w:val="333333"/>
-                <w:sz w:val="21"/>
-                <w:szCs w:val="21"/>
-                <w:shd w:val="clear" w:color="auto" w:fill="FFFFFF"/>
-              </w:rPr>
-              <w:t xml:space="preserve">: destination register </w:t>
+            <w:r>
+              <w:rPr>
+                <w:rFonts w:ascii="Helvetica" w:eastAsia="Times New Roman" w:hAnsi="Helvetica" w:cs="Helvetica"/>
+                <w:color w:val="333333"/>
+                <w:sz w:val="21"/>
+                <w:szCs w:val="21"/>
+                <w:shd w:val="clear" w:color="auto" w:fill="FFFFFF"/>
+              </w:rPr>
+              <w:t xml:space="preserve">rd: destination register </w:t>
             </w:r>
           </w:p>
           <w:p>
@@ -4498,27 +3750,15 @@
               </w:rPr>
               <w:t xml:space="preserve">         </w:t>
             </w:r>
-            <w:proofErr w:type="spellStart"/>
-            <w:r>
-              <w:rPr>
-                <w:rFonts w:ascii="Helvetica" w:eastAsia="Times New Roman" w:hAnsi="Helvetica" w:cs="Helvetica"/>
-                <w:color w:val="333333"/>
-                <w:sz w:val="21"/>
-                <w:szCs w:val="21"/>
-                <w:shd w:val="clear" w:color="auto" w:fill="FFFFFF"/>
-              </w:rPr>
-              <w:t>imm</w:t>
-            </w:r>
-            <w:proofErr w:type="spellEnd"/>
-            <w:r>
-              <w:rPr>
-                <w:rFonts w:ascii="Helvetica" w:eastAsia="Times New Roman" w:hAnsi="Helvetica" w:cs="Helvetica"/>
-                <w:color w:val="333333"/>
-                <w:sz w:val="21"/>
-                <w:szCs w:val="21"/>
-                <w:shd w:val="clear" w:color="auto" w:fill="FFFFFF"/>
-              </w:rPr>
-              <w:t>:</w:t>
+            <w:r>
+              <w:rPr>
+                <w:rFonts w:ascii="Helvetica" w:eastAsia="Times New Roman" w:hAnsi="Helvetica" w:cs="Helvetica"/>
+                <w:color w:val="333333"/>
+                <w:sz w:val="21"/>
+                <w:szCs w:val="21"/>
+                <w:shd w:val="clear" w:color="auto" w:fill="FFFFFF"/>
+              </w:rPr>
+              <w:t>imm:</w:t>
             </w:r>
             <w:r>
               <w:rPr>
@@ -4604,7 +3844,6 @@
               </w:rPr>
               <w:t xml:space="preserve">-bit </w:t>
             </w:r>
-            <w:proofErr w:type="spellStart"/>
             <w:r>
               <w:rPr>
                 <w:rFonts w:ascii="Helvetica" w:eastAsia="Times New Roman" w:hAnsi="Helvetica" w:cs="Helvetica"/>
@@ -4615,7 +3854,6 @@
               </w:rPr>
               <w:t>imm</w:t>
             </w:r>
-            <w:proofErr w:type="spellEnd"/>
             <w:r>
               <w:rPr>
                 <w:rFonts w:ascii="Helvetica" w:eastAsia="Times New Roman" w:hAnsi="Helvetica" w:cs="Helvetica"/>
@@ -4657,29 +3895,7 @@
                 <w:szCs w:val="21"/>
                 <w:shd w:val="clear" w:color="auto" w:fill="FFFFFF"/>
               </w:rPr>
-              <w:t xml:space="preserve">&lt;3-bit funct3&gt; &lt;5-bit </w:t>
-            </w:r>
-            <w:proofErr w:type="spellStart"/>
-            <w:r>
-              <w:rPr>
-                <w:rFonts w:ascii="Helvetica" w:eastAsia="Times New Roman" w:hAnsi="Helvetica" w:cs="Helvetica"/>
-                <w:color w:val="333333"/>
-                <w:sz w:val="21"/>
-                <w:szCs w:val="21"/>
-                <w:shd w:val="clear" w:color="auto" w:fill="FFFFFF"/>
-              </w:rPr>
-              <w:t>rd</w:t>
-            </w:r>
-            <w:proofErr w:type="spellEnd"/>
-            <w:r>
-              <w:rPr>
-                <w:rFonts w:ascii="Helvetica" w:eastAsia="Times New Roman" w:hAnsi="Helvetica" w:cs="Helvetica"/>
-                <w:color w:val="333333"/>
-                <w:sz w:val="21"/>
-                <w:szCs w:val="21"/>
-                <w:shd w:val="clear" w:color="auto" w:fill="FFFFFF"/>
-              </w:rPr>
-              <w:t>&gt;</w:t>
+              <w:t>&lt;3-bit funct3&gt; &lt;5-bit rd&gt;</w:t>
             </w:r>
             <w:r>
               <w:t xml:space="preserve"> </w:t>
@@ -4866,7 +4082,6 @@
               </w:rPr>
               <w:t xml:space="preserve">    </w:t>
             </w:r>
-            <w:proofErr w:type="spellStart"/>
             <w:r>
               <w:rPr>
                 <w:rFonts w:ascii="Helvetica" w:eastAsia="Times New Roman" w:hAnsi="Helvetica" w:cs="Helvetica"/>
@@ -4879,7 +4094,6 @@
               </w:rPr>
               <w:t>lw</w:t>
             </w:r>
-            <w:proofErr w:type="spellEnd"/>
             <w:r>
               <w:rPr>
                 <w:rFonts w:ascii="Helvetica" w:eastAsia="Times New Roman" w:hAnsi="Helvetica" w:cs="Helvetica"/>
@@ -4892,7 +4106,6 @@
               </w:rPr>
               <w:t xml:space="preserve"> </w:t>
             </w:r>
-            <w:proofErr w:type="spellStart"/>
             <w:r>
               <w:rPr>
                 <w:rFonts w:ascii="Helvetica" w:eastAsia="Times New Roman" w:hAnsi="Helvetica" w:cs="Helvetica"/>
@@ -4917,7 +4130,6 @@
               </w:rPr>
               <w:t>d</w:t>
             </w:r>
-            <w:proofErr w:type="spellEnd"/>
             <w:r>
               <w:rPr>
                 <w:rFonts w:ascii="Helvetica" w:eastAsia="Times New Roman" w:hAnsi="Helvetica" w:cs="Helvetica"/>
@@ -4942,7 +4154,6 @@
               </w:rPr>
               <w:t xml:space="preserve"> </w:t>
             </w:r>
-            <w:proofErr w:type="spellStart"/>
             <w:r>
               <w:rPr>
                 <w:rFonts w:ascii="Helvetica" w:eastAsia="Times New Roman" w:hAnsi="Helvetica" w:cs="Helvetica"/>
@@ -4955,7 +4166,6 @@
               </w:rPr>
               <w:t>imm</w:t>
             </w:r>
-            <w:proofErr w:type="spellEnd"/>
             <w:r>
               <w:rPr>
                 <w:rFonts w:ascii="Helvetica" w:eastAsia="Times New Roman" w:hAnsi="Helvetica" w:cs="Helvetica"/>
@@ -4978,9 +4188,8 @@
                 <w:szCs w:val="21"/>
                 <w:shd w:val="clear" w:color="auto" w:fill="FFFFFF"/>
               </w:rPr>
-              <w:t xml:space="preserve">        </w:t>
-            </w:r>
-            <w:proofErr w:type="gramStart"/>
+              <w:t xml:space="preserve">        #  rd = </w:t>
+            </w:r>
             <w:r>
               <w:rPr>
                 <w:rFonts w:ascii="Helvetica" w:eastAsia="Times New Roman" w:hAnsi="Helvetica" w:cs="Helvetica"/>
@@ -4991,9 +4200,8 @@
                 <w:szCs w:val="21"/>
                 <w:shd w:val="clear" w:color="auto" w:fill="FFFFFF"/>
               </w:rPr>
-              <w:t xml:space="preserve">#  </w:t>
-            </w:r>
-            <w:proofErr w:type="spellStart"/>
+              <w:t>memory[</w:t>
+            </w:r>
             <w:r>
               <w:rPr>
                 <w:rFonts w:ascii="Helvetica" w:eastAsia="Times New Roman" w:hAnsi="Helvetica" w:cs="Helvetica"/>
@@ -5004,10 +4212,8 @@
                 <w:szCs w:val="21"/>
                 <w:shd w:val="clear" w:color="auto" w:fill="FFFFFF"/>
               </w:rPr>
-              <w:t>rd</w:t>
-            </w:r>
-            <w:proofErr w:type="spellEnd"/>
-            <w:proofErr w:type="gramEnd"/>
+              <w:t xml:space="preserve">rs1 + </w:t>
+            </w:r>
             <w:r>
               <w:rPr>
                 <w:rFonts w:ascii="Helvetica" w:eastAsia="Times New Roman" w:hAnsi="Helvetica" w:cs="Helvetica"/>
@@ -5018,9 +4224,8 @@
                 <w:szCs w:val="21"/>
                 <w:shd w:val="clear" w:color="auto" w:fill="FFFFFF"/>
               </w:rPr>
-              <w:t xml:space="preserve"> = </w:t>
-            </w:r>
-            <w:proofErr w:type="gramStart"/>
+              <w:t>imm</w:t>
+            </w:r>
             <w:r>
               <w:rPr>
                 <w:rFonts w:ascii="Helvetica" w:eastAsia="Times New Roman" w:hAnsi="Helvetica" w:cs="Helvetica"/>
@@ -5031,45 +4236,6 @@
                 <w:szCs w:val="21"/>
                 <w:shd w:val="clear" w:color="auto" w:fill="FFFFFF"/>
               </w:rPr>
-              <w:t>memory[</w:t>
-            </w:r>
-            <w:proofErr w:type="gramEnd"/>
-            <w:r>
-              <w:rPr>
-                <w:rFonts w:ascii="Helvetica" w:eastAsia="Times New Roman" w:hAnsi="Helvetica" w:cs="Helvetica"/>
-                <w:i/>
-                <w:iCs/>
-                <w:color w:val="333333"/>
-                <w:sz w:val="21"/>
-                <w:szCs w:val="21"/>
-                <w:shd w:val="clear" w:color="auto" w:fill="FFFFFF"/>
-              </w:rPr>
-              <w:t xml:space="preserve">rs1 + </w:t>
-            </w:r>
-            <w:proofErr w:type="spellStart"/>
-            <w:r>
-              <w:rPr>
-                <w:rFonts w:ascii="Helvetica" w:eastAsia="Times New Roman" w:hAnsi="Helvetica" w:cs="Helvetica"/>
-                <w:i/>
-                <w:iCs/>
-                <w:color w:val="333333"/>
-                <w:sz w:val="21"/>
-                <w:szCs w:val="21"/>
-                <w:shd w:val="clear" w:color="auto" w:fill="FFFFFF"/>
-              </w:rPr>
-              <w:t>imm</w:t>
-            </w:r>
-            <w:proofErr w:type="spellEnd"/>
-            <w:r>
-              <w:rPr>
-                <w:rFonts w:ascii="Helvetica" w:eastAsia="Times New Roman" w:hAnsi="Helvetica" w:cs="Helvetica"/>
-                <w:i/>
-                <w:iCs/>
-                <w:color w:val="333333"/>
-                <w:sz w:val="21"/>
-                <w:szCs w:val="21"/>
-                <w:shd w:val="clear" w:color="auto" w:fill="FFFFFF"/>
-              </w:rPr>
               <w:t>]</w:t>
             </w:r>
           </w:p>
@@ -5093,27 +4259,15 @@
               </w:rPr>
               <w:t xml:space="preserve">         </w:t>
             </w:r>
-            <w:proofErr w:type="spellStart"/>
-            <w:r>
-              <w:rPr>
-                <w:rFonts w:ascii="Helvetica" w:eastAsia="Times New Roman" w:hAnsi="Helvetica" w:cs="Helvetica"/>
-                <w:color w:val="333333"/>
-                <w:sz w:val="21"/>
-                <w:szCs w:val="21"/>
-                <w:shd w:val="clear" w:color="auto" w:fill="FFFFFF"/>
-              </w:rPr>
-              <w:t>rd</w:t>
-            </w:r>
-            <w:proofErr w:type="spellEnd"/>
-            <w:r>
-              <w:rPr>
-                <w:rFonts w:ascii="Helvetica" w:eastAsia="Times New Roman" w:hAnsi="Helvetica" w:cs="Helvetica"/>
-                <w:color w:val="333333"/>
-                <w:sz w:val="21"/>
-                <w:szCs w:val="21"/>
-                <w:shd w:val="clear" w:color="auto" w:fill="FFFFFF"/>
-              </w:rPr>
-              <w:t xml:space="preserve">: destination register </w:t>
+            <w:r>
+              <w:rPr>
+                <w:rFonts w:ascii="Helvetica" w:eastAsia="Times New Roman" w:hAnsi="Helvetica" w:cs="Helvetica"/>
+                <w:color w:val="333333"/>
+                <w:sz w:val="21"/>
+                <w:szCs w:val="21"/>
+                <w:shd w:val="clear" w:color="auto" w:fill="FFFFFF"/>
+              </w:rPr>
+              <w:t xml:space="preserve">rd: destination register </w:t>
             </w:r>
           </w:p>
           <w:p>
@@ -5177,27 +4331,15 @@
               </w:rPr>
               <w:t xml:space="preserve">         </w:t>
             </w:r>
-            <w:proofErr w:type="spellStart"/>
-            <w:r>
-              <w:rPr>
-                <w:rFonts w:ascii="Helvetica" w:eastAsia="Times New Roman" w:hAnsi="Helvetica" w:cs="Helvetica"/>
-                <w:color w:val="333333"/>
-                <w:sz w:val="21"/>
-                <w:szCs w:val="21"/>
-                <w:shd w:val="clear" w:color="auto" w:fill="FFFFFF"/>
-              </w:rPr>
-              <w:t>imm</w:t>
-            </w:r>
-            <w:proofErr w:type="spellEnd"/>
-            <w:r>
-              <w:rPr>
-                <w:rFonts w:ascii="Helvetica" w:eastAsia="Times New Roman" w:hAnsi="Helvetica" w:cs="Helvetica"/>
-                <w:color w:val="333333"/>
-                <w:sz w:val="21"/>
-                <w:szCs w:val="21"/>
-                <w:shd w:val="clear" w:color="auto" w:fill="FFFFFF"/>
-              </w:rPr>
-              <w:t>:</w:t>
+            <w:r>
+              <w:rPr>
+                <w:rFonts w:ascii="Helvetica" w:eastAsia="Times New Roman" w:hAnsi="Helvetica" w:cs="Helvetica"/>
+                <w:color w:val="333333"/>
+                <w:sz w:val="21"/>
+                <w:szCs w:val="21"/>
+                <w:shd w:val="clear" w:color="auto" w:fill="FFFFFF"/>
+              </w:rPr>
+              <w:t>imm:</w:t>
             </w:r>
             <w:r>
               <w:rPr>
@@ -5271,29 +4413,7 @@
                 <w:szCs w:val="21"/>
                 <w:shd w:val="clear" w:color="auto" w:fill="FFFFFF"/>
               </w:rPr>
-              <w:t xml:space="preserve">    “&lt;12-bit </w:t>
-            </w:r>
-            <w:proofErr w:type="spellStart"/>
-            <w:r>
-              <w:rPr>
-                <w:rFonts w:ascii="Helvetica" w:eastAsia="Times New Roman" w:hAnsi="Helvetica" w:cs="Helvetica"/>
-                <w:color w:val="333333"/>
-                <w:sz w:val="21"/>
-                <w:szCs w:val="21"/>
-                <w:shd w:val="clear" w:color="auto" w:fill="FFFFFF"/>
-              </w:rPr>
-              <w:t>imm</w:t>
-            </w:r>
-            <w:proofErr w:type="spellEnd"/>
-            <w:r>
-              <w:rPr>
-                <w:rFonts w:ascii="Helvetica" w:eastAsia="Times New Roman" w:hAnsi="Helvetica" w:cs="Helvetica"/>
-                <w:color w:val="333333"/>
-                <w:sz w:val="21"/>
-                <w:szCs w:val="21"/>
-                <w:shd w:val="clear" w:color="auto" w:fill="FFFFFF"/>
-              </w:rPr>
-              <w:t>&gt; &lt;5-bit rs1&gt;</w:t>
+              <w:t xml:space="preserve">    “&lt;12-bit imm&gt; &lt;5-bit rs1&gt;</w:t>
             </w:r>
             <w:r>
               <w:t xml:space="preserve"> </w:t>
@@ -5306,29 +4426,7 @@
                 <w:szCs w:val="21"/>
                 <w:shd w:val="clear" w:color="auto" w:fill="FFFFFF"/>
               </w:rPr>
-              <w:t xml:space="preserve">&lt;3-bit funct3&gt; &lt;5-bit </w:t>
-            </w:r>
-            <w:proofErr w:type="spellStart"/>
-            <w:r>
-              <w:rPr>
-                <w:rFonts w:ascii="Helvetica" w:eastAsia="Times New Roman" w:hAnsi="Helvetica" w:cs="Helvetica"/>
-                <w:color w:val="333333"/>
-                <w:sz w:val="21"/>
-                <w:szCs w:val="21"/>
-                <w:shd w:val="clear" w:color="auto" w:fill="FFFFFF"/>
-              </w:rPr>
-              <w:t>rd</w:t>
-            </w:r>
-            <w:proofErr w:type="spellEnd"/>
-            <w:r>
-              <w:rPr>
-                <w:rFonts w:ascii="Helvetica" w:eastAsia="Times New Roman" w:hAnsi="Helvetica" w:cs="Helvetica"/>
-                <w:color w:val="333333"/>
-                <w:sz w:val="21"/>
-                <w:szCs w:val="21"/>
-                <w:shd w:val="clear" w:color="auto" w:fill="FFFFFF"/>
-              </w:rPr>
-              <w:t>&gt;</w:t>
+              <w:t>&lt;3-bit funct3&gt; &lt;5-bit rd&gt;</w:t>
             </w:r>
             <w:r>
               <w:t xml:space="preserve"> </w:t>
@@ -5611,7 +4709,6 @@
               </w:rPr>
               <w:t xml:space="preserve"> </w:t>
             </w:r>
-            <w:proofErr w:type="spellStart"/>
             <w:r>
               <w:rPr>
                 <w:rFonts w:ascii="Helvetica" w:eastAsia="Times New Roman" w:hAnsi="Helvetica" w:cs="Helvetica"/>
@@ -5624,7 +4721,6 @@
               </w:rPr>
               <w:t>bne</w:t>
             </w:r>
-            <w:proofErr w:type="spellEnd"/>
             <w:r>
               <w:rPr>
                 <w:rFonts w:ascii="Helvetica" w:eastAsia="Times New Roman" w:hAnsi="Helvetica" w:cs="Helvetica"/>
@@ -5659,9 +4755,8 @@
                 <w:szCs w:val="21"/>
                 <w:shd w:val="clear" w:color="auto" w:fill="FFFFFF"/>
               </w:rPr>
-              <w:t xml:space="preserve">, </w:t>
-            </w:r>
-            <w:proofErr w:type="spellStart"/>
+              <w:t>, i</w:t>
+            </w:r>
             <w:r>
               <w:rPr>
                 <w:rFonts w:ascii="Helvetica" w:eastAsia="Times New Roman" w:hAnsi="Helvetica" w:cs="Helvetica"/>
@@ -5672,7 +4767,7 @@
                 <w:szCs w:val="21"/>
                 <w:shd w:val="clear" w:color="auto" w:fill="FFFFFF"/>
               </w:rPr>
-              <w:t>i</w:t>
+              <w:t>mm</w:t>
             </w:r>
             <w:r>
               <w:rPr>
@@ -5684,9 +4779,8 @@
                 <w:szCs w:val="21"/>
                 <w:shd w:val="clear" w:color="auto" w:fill="FFFFFF"/>
               </w:rPr>
-              <w:t>mm</w:t>
-            </w:r>
-            <w:proofErr w:type="spellEnd"/>
+              <w:t xml:space="preserve">        #  </w:t>
+            </w:r>
             <w:r>
               <w:rPr>
                 <w:rFonts w:ascii="Helvetica" w:eastAsia="Times New Roman" w:hAnsi="Helvetica" w:cs="Helvetica"/>
@@ -5697,9 +4791,8 @@
                 <w:szCs w:val="21"/>
                 <w:shd w:val="clear" w:color="auto" w:fill="FFFFFF"/>
               </w:rPr>
-              <w:t xml:space="preserve">        </w:t>
-            </w:r>
-            <w:proofErr w:type="gramStart"/>
+              <w:t>PC = PC + 4 + imm</w:t>
+            </w:r>
             <w:r>
               <w:rPr>
                 <w:rFonts w:ascii="Helvetica" w:eastAsia="Times New Roman" w:hAnsi="Helvetica" w:cs="Helvetica"/>
@@ -5710,57 +4803,6 @@
                 <w:szCs w:val="21"/>
                 <w:shd w:val="clear" w:color="auto" w:fill="FFFFFF"/>
               </w:rPr>
-              <w:t xml:space="preserve">#  </w:t>
-            </w:r>
-            <w:r>
-              <w:rPr>
-                <w:rFonts w:ascii="Helvetica" w:eastAsia="Times New Roman" w:hAnsi="Helvetica" w:cs="Helvetica"/>
-                <w:i/>
-                <w:iCs/>
-                <w:color w:val="333333"/>
-                <w:sz w:val="21"/>
-                <w:szCs w:val="21"/>
-                <w:shd w:val="clear" w:color="auto" w:fill="FFFFFF"/>
-              </w:rPr>
-              <w:t>PC</w:t>
-            </w:r>
-            <w:proofErr w:type="gramEnd"/>
-            <w:r>
-              <w:rPr>
-                <w:rFonts w:ascii="Helvetica" w:eastAsia="Times New Roman" w:hAnsi="Helvetica" w:cs="Helvetica"/>
-                <w:i/>
-                <w:iCs/>
-                <w:color w:val="333333"/>
-                <w:sz w:val="21"/>
-                <w:szCs w:val="21"/>
-                <w:shd w:val="clear" w:color="auto" w:fill="FFFFFF"/>
-              </w:rPr>
-              <w:t xml:space="preserve"> = PC + 4 + </w:t>
-            </w:r>
-            <w:proofErr w:type="spellStart"/>
-            <w:r>
-              <w:rPr>
-                <w:rFonts w:ascii="Helvetica" w:eastAsia="Times New Roman" w:hAnsi="Helvetica" w:cs="Helvetica"/>
-                <w:i/>
-                <w:iCs/>
-                <w:color w:val="333333"/>
-                <w:sz w:val="21"/>
-                <w:szCs w:val="21"/>
-                <w:shd w:val="clear" w:color="auto" w:fill="FFFFFF"/>
-              </w:rPr>
-              <w:t>imm</w:t>
-            </w:r>
-            <w:proofErr w:type="spellEnd"/>
-            <w:r>
-              <w:rPr>
-                <w:rFonts w:ascii="Helvetica" w:eastAsia="Times New Roman" w:hAnsi="Helvetica" w:cs="Helvetica"/>
-                <w:i/>
-                <w:iCs/>
-                <w:color w:val="333333"/>
-                <w:sz w:val="21"/>
-                <w:szCs w:val="21"/>
-                <w:shd w:val="clear" w:color="auto" w:fill="FFFFFF"/>
-              </w:rPr>
               <w:t>, if rs1 is not equal to rs2</w:t>
             </w:r>
           </w:p>
@@ -5784,27 +4826,15 @@
               </w:rPr>
               <w:t xml:space="preserve">         </w:t>
             </w:r>
-            <w:proofErr w:type="spellStart"/>
-            <w:r>
-              <w:rPr>
-                <w:rFonts w:ascii="Helvetica" w:eastAsia="Times New Roman" w:hAnsi="Helvetica" w:cs="Helvetica"/>
-                <w:color w:val="333333"/>
-                <w:sz w:val="21"/>
-                <w:szCs w:val="21"/>
-                <w:shd w:val="clear" w:color="auto" w:fill="FFFFFF"/>
-              </w:rPr>
-              <w:t>imm</w:t>
-            </w:r>
-            <w:proofErr w:type="spellEnd"/>
-            <w:r>
-              <w:rPr>
-                <w:rFonts w:ascii="Helvetica" w:eastAsia="Times New Roman" w:hAnsi="Helvetica" w:cs="Helvetica"/>
-                <w:color w:val="333333"/>
-                <w:sz w:val="21"/>
-                <w:szCs w:val="21"/>
-                <w:shd w:val="clear" w:color="auto" w:fill="FFFFFF"/>
-              </w:rPr>
-              <w:t>:</w:t>
+            <w:r>
+              <w:rPr>
+                <w:rFonts w:ascii="Helvetica" w:eastAsia="Times New Roman" w:hAnsi="Helvetica" w:cs="Helvetica"/>
+                <w:color w:val="333333"/>
+                <w:sz w:val="21"/>
+                <w:szCs w:val="21"/>
+                <w:shd w:val="clear" w:color="auto" w:fill="FFFFFF"/>
+              </w:rPr>
+              <w:t>imm:</w:t>
             </w:r>
             <w:r>
               <w:rPr>
@@ -5878,32 +4908,8 @@
                 <w:szCs w:val="21"/>
                 <w:shd w:val="clear" w:color="auto" w:fill="FFFFFF"/>
               </w:rPr>
-              <w:t>&lt;</w:t>
-            </w:r>
-            <w:proofErr w:type="spellStart"/>
-            <w:proofErr w:type="gramStart"/>
-            <w:r>
-              <w:rPr>
-                <w:rFonts w:ascii="Helvetica" w:eastAsia="Times New Roman" w:hAnsi="Helvetica" w:cs="Helvetica"/>
-                <w:color w:val="333333"/>
-                <w:sz w:val="21"/>
-                <w:szCs w:val="21"/>
-                <w:shd w:val="clear" w:color="auto" w:fill="FFFFFF"/>
-              </w:rPr>
-              <w:t>imm</w:t>
-            </w:r>
-            <w:proofErr w:type="spellEnd"/>
-            <w:r>
-              <w:rPr>
-                <w:rFonts w:ascii="Helvetica" w:eastAsia="Times New Roman" w:hAnsi="Helvetica" w:cs="Helvetica"/>
-                <w:color w:val="333333"/>
-                <w:sz w:val="21"/>
-                <w:szCs w:val="21"/>
-                <w:shd w:val="clear" w:color="auto" w:fill="FFFFFF"/>
-              </w:rPr>
-              <w:t>[</w:t>
-            </w:r>
-            <w:proofErr w:type="gramEnd"/>
+              <w:t>&lt;imm[1</w:t>
+            </w:r>
             <w:r>
               <w:rPr>
                 <w:rFonts w:ascii="Helvetica" w:eastAsia="Times New Roman" w:hAnsi="Helvetica" w:cs="Helvetica"/>
@@ -5922,230 +4928,301 @@
                 <w:szCs w:val="21"/>
                 <w:shd w:val="clear" w:color="auto" w:fill="FFFFFF"/>
               </w:rPr>
+              <w:t xml:space="preserve">]&gt; </w:t>
+            </w:r>
+            <w:r>
+              <w:rPr>
+                <w:rFonts w:ascii="Helvetica" w:eastAsia="Times New Roman" w:hAnsi="Helvetica" w:cs="Helvetica"/>
+                <w:color w:val="333333"/>
+                <w:sz w:val="21"/>
+                <w:szCs w:val="21"/>
+                <w:shd w:val="clear" w:color="auto" w:fill="FFFFFF"/>
+              </w:rPr>
+              <w:t>&lt;imm[</w:t>
+            </w:r>
+            <w:r>
+              <w:rPr>
+                <w:rFonts w:ascii="Helvetica" w:eastAsia="Times New Roman" w:hAnsi="Helvetica" w:cs="Helvetica"/>
+                <w:color w:val="333333"/>
+                <w:sz w:val="21"/>
+                <w:szCs w:val="21"/>
+                <w:shd w:val="clear" w:color="auto" w:fill="FFFFFF"/>
+              </w:rPr>
+              <w:t>9</w:t>
+            </w:r>
+            <w:r>
+              <w:rPr>
+                <w:rFonts w:ascii="Helvetica" w:eastAsia="Times New Roman" w:hAnsi="Helvetica" w:cs="Helvetica"/>
+                <w:color w:val="333333"/>
+                <w:sz w:val="21"/>
+                <w:szCs w:val="21"/>
+                <w:shd w:val="clear" w:color="auto" w:fill="FFFFFF"/>
+              </w:rPr>
+              <w:t>:</w:t>
+            </w:r>
+            <w:r>
+              <w:rPr>
+                <w:rFonts w:ascii="Helvetica" w:eastAsia="Times New Roman" w:hAnsi="Helvetica" w:cs="Helvetica"/>
+                <w:color w:val="333333"/>
+                <w:sz w:val="21"/>
+                <w:szCs w:val="21"/>
+                <w:shd w:val="clear" w:color="auto" w:fill="FFFFFF"/>
+              </w:rPr>
+              <w:t>4</w:t>
+            </w:r>
+            <w:r>
+              <w:rPr>
+                <w:rFonts w:ascii="Helvetica" w:eastAsia="Times New Roman" w:hAnsi="Helvetica" w:cs="Helvetica"/>
+                <w:color w:val="333333"/>
+                <w:sz w:val="21"/>
+                <w:szCs w:val="21"/>
+                <w:shd w:val="clear" w:color="auto" w:fill="FFFFFF"/>
+              </w:rPr>
+              <w:t>]&gt; &lt;5-bit rs2&gt;</w:t>
+            </w:r>
+            <w:r>
+              <w:t xml:space="preserve"> </w:t>
+            </w:r>
+            <w:r>
+              <w:rPr>
+                <w:rFonts w:ascii="Helvetica" w:eastAsia="Times New Roman" w:hAnsi="Helvetica" w:cs="Helvetica"/>
+                <w:color w:val="333333"/>
+                <w:sz w:val="21"/>
+                <w:szCs w:val="21"/>
+                <w:shd w:val="clear" w:color="auto" w:fill="FFFFFF"/>
+              </w:rPr>
+              <w:t>&lt;5-bit rs1&gt;</w:t>
+            </w:r>
+            <w:r>
+              <w:t xml:space="preserve"> </w:t>
+            </w:r>
+            <w:r>
+              <w:rPr>
+                <w:rFonts w:ascii="Helvetica" w:eastAsia="Times New Roman" w:hAnsi="Helvetica" w:cs="Helvetica"/>
+                <w:color w:val="333333"/>
+                <w:sz w:val="21"/>
+                <w:szCs w:val="21"/>
+                <w:shd w:val="clear" w:color="auto" w:fill="FFFFFF"/>
+              </w:rPr>
+              <w:t>&lt;3-bit funct3&gt; &lt;imm[</w:t>
+            </w:r>
+            <w:r>
+              <w:rPr>
+                <w:rFonts w:ascii="Helvetica" w:eastAsia="Times New Roman" w:hAnsi="Helvetica" w:cs="Helvetica"/>
+                <w:color w:val="333333"/>
+                <w:sz w:val="21"/>
+                <w:szCs w:val="21"/>
+                <w:shd w:val="clear" w:color="auto" w:fill="FFFFFF"/>
+              </w:rPr>
+              <w:t>3</w:t>
+            </w:r>
+            <w:r>
+              <w:rPr>
+                <w:rFonts w:ascii="Helvetica" w:eastAsia="Times New Roman" w:hAnsi="Helvetica" w:cs="Helvetica"/>
+                <w:color w:val="333333"/>
+                <w:sz w:val="21"/>
+                <w:szCs w:val="21"/>
+                <w:shd w:val="clear" w:color="auto" w:fill="FFFFFF"/>
+              </w:rPr>
+              <w:t xml:space="preserve">:1]&gt;   </w:t>
+            </w:r>
+          </w:p>
+          <w:p>
+            <w:pPr>
+              <w:rPr>
+                <w:rFonts w:ascii="Helvetica" w:eastAsia="Times New Roman" w:hAnsi="Helvetica" w:cs="Helvetica"/>
+                <w:color w:val="333333"/>
+                <w:sz w:val="21"/>
+                <w:szCs w:val="21"/>
+                <w:shd w:val="clear" w:color="auto" w:fill="FFFFFF"/>
+              </w:rPr>
+            </w:pPr>
+            <w:r>
+              <w:rPr>
+                <w:rFonts w:ascii="Helvetica" w:eastAsia="Times New Roman" w:hAnsi="Helvetica" w:cs="Helvetica"/>
+                <w:color w:val="333333"/>
+                <w:sz w:val="21"/>
+                <w:szCs w:val="21"/>
+                <w:shd w:val="clear" w:color="auto" w:fill="FFFFFF"/>
+              </w:rPr>
+              <w:t xml:space="preserve">     </w:t>
+            </w:r>
+            <w:r>
+              <w:rPr>
+                <w:rFonts w:ascii="Helvetica" w:eastAsia="Times New Roman" w:hAnsi="Helvetica" w:cs="Helvetica"/>
+                <w:color w:val="333333"/>
+                <w:sz w:val="21"/>
+                <w:szCs w:val="21"/>
+                <w:shd w:val="clear" w:color="auto" w:fill="FFFFFF"/>
+              </w:rPr>
+              <w:t>&lt;unused bit&gt;</w:t>
+            </w:r>
+            <w:r>
+              <w:rPr>
+                <w:rFonts w:ascii="Helvetica" w:eastAsia="Times New Roman" w:hAnsi="Helvetica" w:cs="Helvetica"/>
+                <w:color w:val="333333"/>
+                <w:sz w:val="21"/>
+                <w:szCs w:val="21"/>
+                <w:shd w:val="clear" w:color="auto" w:fill="FFFFFF"/>
+              </w:rPr>
+              <w:t>&lt;imm[1</w:t>
+            </w:r>
+            <w:r>
+              <w:rPr>
+                <w:rFonts w:ascii="Helvetica" w:eastAsia="Times New Roman" w:hAnsi="Helvetica" w:cs="Helvetica"/>
+                <w:color w:val="333333"/>
+                <w:sz w:val="21"/>
+                <w:szCs w:val="21"/>
+                <w:shd w:val="clear" w:color="auto" w:fill="FFFFFF"/>
+              </w:rPr>
+              <w:t>0</w:t>
+            </w:r>
+            <w:r>
+              <w:rPr>
+                <w:rFonts w:ascii="Helvetica" w:eastAsia="Times New Roman" w:hAnsi="Helvetica" w:cs="Helvetica"/>
+                <w:color w:val="333333"/>
+                <w:sz w:val="21"/>
+                <w:szCs w:val="21"/>
+                <w:shd w:val="clear" w:color="auto" w:fill="FFFFFF"/>
+              </w:rPr>
+              <w:t>]&gt;&lt;7-bit opcode&gt;”</w:t>
+            </w:r>
+          </w:p>
+          <w:p>
+            <w:pPr>
+              <w:rPr>
+                <w:rFonts w:ascii="Helvetica" w:eastAsia="Times New Roman" w:hAnsi="Helvetica" w:cs="Helvetica"/>
+                <w:color w:val="333333"/>
+                <w:sz w:val="21"/>
+                <w:szCs w:val="21"/>
+                <w:shd w:val="clear" w:color="auto" w:fill="FFFFFF"/>
+              </w:rPr>
+            </w:pPr>
+            <w:r>
+              <w:rPr>
+                <w:rFonts w:ascii="Helvetica" w:eastAsia="Times New Roman" w:hAnsi="Helvetica" w:cs="Helvetica"/>
+                <w:color w:val="333333"/>
+                <w:sz w:val="21"/>
+                <w:szCs w:val="21"/>
+                <w:shd w:val="clear" w:color="auto" w:fill="FFFFFF"/>
+              </w:rPr>
+              <w:t xml:space="preserve"> </w:t>
+            </w:r>
+            <w:r>
+              <w:rPr>
+                <w:rFonts w:ascii="Helvetica" w:eastAsia="Times New Roman" w:hAnsi="Helvetica" w:cs="Helvetica"/>
+                <w:color w:val="333333"/>
+                <w:sz w:val="21"/>
+                <w:szCs w:val="21"/>
+                <w:shd w:val="clear" w:color="auto" w:fill="FFFFFF"/>
+              </w:rPr>
+              <w:t xml:space="preserve">    funct3= “</w:t>
+            </w:r>
+            <w:r>
+              <w:rPr>
+                <w:rFonts w:ascii="Helvetica" w:eastAsia="Times New Roman" w:hAnsi="Helvetica" w:cs="Helvetica"/>
+                <w:color w:val="333333"/>
+                <w:sz w:val="21"/>
+                <w:szCs w:val="21"/>
+                <w:shd w:val="clear" w:color="auto" w:fill="FFFFFF"/>
+              </w:rPr>
+              <w:t>001</w:t>
+            </w:r>
+            <w:r>
+              <w:rPr>
+                <w:rFonts w:ascii="Helvetica" w:eastAsia="Times New Roman" w:hAnsi="Helvetica" w:cs="Helvetica"/>
+                <w:color w:val="333333"/>
+                <w:sz w:val="21"/>
+                <w:szCs w:val="21"/>
+                <w:shd w:val="clear" w:color="auto" w:fill="FFFFFF"/>
+              </w:rPr>
+              <w:t>”</w:t>
+            </w:r>
+          </w:p>
+          <w:p>
+            <w:pPr>
+              <w:rPr>
+                <w:rFonts w:ascii="Helvetica" w:eastAsia="Times New Roman" w:hAnsi="Helvetica" w:cs="Helvetica"/>
+                <w:color w:val="333333"/>
+                <w:sz w:val="21"/>
+                <w:szCs w:val="21"/>
+                <w:shd w:val="clear" w:color="auto" w:fill="FFFFFF"/>
+              </w:rPr>
+            </w:pPr>
+            <w:r>
+              <w:rPr>
+                <w:rFonts w:ascii="Helvetica" w:eastAsia="Times New Roman" w:hAnsi="Helvetica" w:cs="Helvetica"/>
+                <w:color w:val="333333"/>
+                <w:sz w:val="21"/>
+                <w:szCs w:val="21"/>
+                <w:shd w:val="clear" w:color="auto" w:fill="FFFFFF"/>
+              </w:rPr>
+              <w:t xml:space="preserve">    Opcode= “</w:t>
+            </w:r>
+            <w:r>
+              <w:rPr>
+                <w:rFonts w:ascii="Helvetica" w:hAnsi="Helvetica" w:cs="Helvetica"/>
+                <w:color w:val="333333"/>
+                <w:sz w:val="21"/>
+                <w:szCs w:val="21"/>
+                <w:shd w:val="clear" w:color="auto" w:fill="FFFFFF"/>
+              </w:rPr>
+              <w:t>1100011</w:t>
+            </w:r>
+            <w:r>
+              <w:rPr>
+                <w:rFonts w:ascii="Helvetica" w:eastAsia="Times New Roman" w:hAnsi="Helvetica" w:cs="Helvetica"/>
+                <w:color w:val="333333"/>
+                <w:sz w:val="21"/>
+                <w:szCs w:val="21"/>
+                <w:shd w:val="clear" w:color="auto" w:fill="FFFFFF"/>
+              </w:rPr>
+              <w:t>”</w:t>
+            </w:r>
+            <w:r>
+              <w:rPr>
+                <w:rFonts w:ascii="Helvetica" w:hAnsi="Helvetica" w:cs="Helvetica"/>
+                <w:color w:val="333333"/>
+                <w:sz w:val="21"/>
+                <w:szCs w:val="21"/>
+                <w:shd w:val="clear" w:color="auto" w:fill="FFFFFF"/>
+              </w:rPr>
+              <w:t>.</w:t>
+            </w:r>
+          </w:p>
+          <w:p>
+            <w:pPr>
+              <w:rPr>
+                <w:rFonts w:ascii="Helvetica" w:hAnsi="Helvetica" w:cs="Helvetica"/>
+                <w:color w:val="333333"/>
+                <w:sz w:val="21"/>
+                <w:szCs w:val="21"/>
+                <w:shd w:val="clear" w:color="auto" w:fill="FFFFFF"/>
+              </w:rPr>
+            </w:pPr>
+            <w:r>
+              <w:rPr>
+                <w:rFonts w:ascii="Helvetica" w:hAnsi="Helvetica" w:cs="Helvetica"/>
+                <w:color w:val="333333"/>
+                <w:sz w:val="21"/>
+                <w:szCs w:val="21"/>
+                <w:shd w:val="clear" w:color="auto" w:fill="FFFFFF"/>
+              </w:rPr>
+              <w:t>So the final PC = PC + 4 + (sign extend)(imm[</w:t>
+            </w:r>
+            <w:r>
+              <w:rPr>
+                <w:rFonts w:ascii="Helvetica" w:hAnsi="Helvetica" w:cs="Helvetica"/>
+                <w:color w:val="333333"/>
+                <w:sz w:val="21"/>
+                <w:szCs w:val="21"/>
+                <w:shd w:val="clear" w:color="auto" w:fill="FFFFFF"/>
+              </w:rPr>
               <w:t>1</w:t>
             </w:r>
             <w:r>
               <w:rPr>
-                <w:rFonts w:ascii="Helvetica" w:eastAsia="Times New Roman" w:hAnsi="Helvetica" w:cs="Helvetica"/>
-                <w:color w:val="333333"/>
-                <w:sz w:val="21"/>
-                <w:szCs w:val="21"/>
-                <w:shd w:val="clear" w:color="auto" w:fill="FFFFFF"/>
-              </w:rPr>
-              <w:t xml:space="preserve">]&gt; </w:t>
-            </w:r>
-            <w:r>
-              <w:rPr>
-                <w:rFonts w:ascii="Helvetica" w:eastAsia="Times New Roman" w:hAnsi="Helvetica" w:cs="Helvetica"/>
-                <w:color w:val="333333"/>
-                <w:sz w:val="21"/>
-                <w:szCs w:val="21"/>
-                <w:shd w:val="clear" w:color="auto" w:fill="FFFFFF"/>
-              </w:rPr>
-              <w:t>&lt;</w:t>
-            </w:r>
-            <w:proofErr w:type="spellStart"/>
-            <w:proofErr w:type="gramStart"/>
-            <w:r>
-              <w:rPr>
-                <w:rFonts w:ascii="Helvetica" w:eastAsia="Times New Roman" w:hAnsi="Helvetica" w:cs="Helvetica"/>
-                <w:color w:val="333333"/>
-                <w:sz w:val="21"/>
-                <w:szCs w:val="21"/>
-                <w:shd w:val="clear" w:color="auto" w:fill="FFFFFF"/>
-              </w:rPr>
-              <w:t>imm</w:t>
-            </w:r>
-            <w:proofErr w:type="spellEnd"/>
-            <w:r>
-              <w:rPr>
-                <w:rFonts w:ascii="Helvetica" w:eastAsia="Times New Roman" w:hAnsi="Helvetica" w:cs="Helvetica"/>
-                <w:color w:val="333333"/>
-                <w:sz w:val="21"/>
-                <w:szCs w:val="21"/>
-                <w:shd w:val="clear" w:color="auto" w:fill="FFFFFF"/>
-              </w:rPr>
-              <w:t>[</w:t>
-            </w:r>
-            <w:proofErr w:type="gramEnd"/>
-            <w:r>
-              <w:rPr>
-                <w:rFonts w:ascii="Helvetica" w:eastAsia="Times New Roman" w:hAnsi="Helvetica" w:cs="Helvetica"/>
-                <w:color w:val="333333"/>
-                <w:sz w:val="21"/>
-                <w:szCs w:val="21"/>
-                <w:shd w:val="clear" w:color="auto" w:fill="FFFFFF"/>
-              </w:rPr>
-              <w:t>9</w:t>
-            </w:r>
-            <w:r>
-              <w:rPr>
-                <w:rFonts w:ascii="Helvetica" w:eastAsia="Times New Roman" w:hAnsi="Helvetica" w:cs="Helvetica"/>
-                <w:color w:val="333333"/>
-                <w:sz w:val="21"/>
-                <w:szCs w:val="21"/>
-                <w:shd w:val="clear" w:color="auto" w:fill="FFFFFF"/>
-              </w:rPr>
-              <w:t>:</w:t>
-            </w:r>
-            <w:r>
-              <w:rPr>
-                <w:rFonts w:ascii="Helvetica" w:eastAsia="Times New Roman" w:hAnsi="Helvetica" w:cs="Helvetica"/>
-                <w:color w:val="333333"/>
-                <w:sz w:val="21"/>
-                <w:szCs w:val="21"/>
-                <w:shd w:val="clear" w:color="auto" w:fill="FFFFFF"/>
-              </w:rPr>
-              <w:t>4</w:t>
-            </w:r>
-            <w:r>
-              <w:rPr>
-                <w:rFonts w:ascii="Helvetica" w:eastAsia="Times New Roman" w:hAnsi="Helvetica" w:cs="Helvetica"/>
-                <w:color w:val="333333"/>
-                <w:sz w:val="21"/>
-                <w:szCs w:val="21"/>
-                <w:shd w:val="clear" w:color="auto" w:fill="FFFFFF"/>
-              </w:rPr>
-              <w:t>]&gt; &lt;5-bit rs2&gt;</w:t>
-            </w:r>
-            <w:r>
-              <w:t xml:space="preserve"> </w:t>
-            </w:r>
-            <w:r>
-              <w:rPr>
-                <w:rFonts w:ascii="Helvetica" w:eastAsia="Times New Roman" w:hAnsi="Helvetica" w:cs="Helvetica"/>
-                <w:color w:val="333333"/>
-                <w:sz w:val="21"/>
-                <w:szCs w:val="21"/>
-                <w:shd w:val="clear" w:color="auto" w:fill="FFFFFF"/>
-              </w:rPr>
-              <w:t>&lt;5-bit rs1&gt;</w:t>
-            </w:r>
-            <w:r>
-              <w:t xml:space="preserve"> </w:t>
-            </w:r>
-            <w:r>
-              <w:rPr>
-                <w:rFonts w:ascii="Helvetica" w:eastAsia="Times New Roman" w:hAnsi="Helvetica" w:cs="Helvetica"/>
-                <w:color w:val="333333"/>
-                <w:sz w:val="21"/>
-                <w:szCs w:val="21"/>
-                <w:shd w:val="clear" w:color="auto" w:fill="FFFFFF"/>
-              </w:rPr>
-              <w:t>&lt;3-bit funct3&gt; &lt;</w:t>
-            </w:r>
-            <w:proofErr w:type="spellStart"/>
-            <w:proofErr w:type="gramStart"/>
-            <w:r>
-              <w:rPr>
-                <w:rFonts w:ascii="Helvetica" w:eastAsia="Times New Roman" w:hAnsi="Helvetica" w:cs="Helvetica"/>
-                <w:color w:val="333333"/>
-                <w:sz w:val="21"/>
-                <w:szCs w:val="21"/>
-                <w:shd w:val="clear" w:color="auto" w:fill="FFFFFF"/>
-              </w:rPr>
-              <w:t>imm</w:t>
-            </w:r>
-            <w:proofErr w:type="spellEnd"/>
-            <w:r>
-              <w:rPr>
-                <w:rFonts w:ascii="Helvetica" w:eastAsia="Times New Roman" w:hAnsi="Helvetica" w:cs="Helvetica"/>
-                <w:color w:val="333333"/>
-                <w:sz w:val="21"/>
-                <w:szCs w:val="21"/>
-                <w:shd w:val="clear" w:color="auto" w:fill="FFFFFF"/>
-              </w:rPr>
-              <w:t>[</w:t>
-            </w:r>
-            <w:proofErr w:type="gramEnd"/>
-            <w:r>
-              <w:rPr>
-                <w:rFonts w:ascii="Helvetica" w:eastAsia="Times New Roman" w:hAnsi="Helvetica" w:cs="Helvetica"/>
-                <w:color w:val="333333"/>
-                <w:sz w:val="21"/>
-                <w:szCs w:val="21"/>
-                <w:shd w:val="clear" w:color="auto" w:fill="FFFFFF"/>
-              </w:rPr>
-              <w:t>3</w:t>
-            </w:r>
-            <w:r>
-              <w:rPr>
-                <w:rFonts w:ascii="Helvetica" w:eastAsia="Times New Roman" w:hAnsi="Helvetica" w:cs="Helvetica"/>
-                <w:color w:val="333333"/>
-                <w:sz w:val="21"/>
-                <w:szCs w:val="21"/>
-                <w:shd w:val="clear" w:color="auto" w:fill="FFFFFF"/>
-              </w:rPr>
-              <w:t xml:space="preserve">:1]&gt;   </w:t>
-            </w:r>
-          </w:p>
-          <w:p>
-            <w:pPr>
-              <w:rPr>
-                <w:rFonts w:ascii="Helvetica" w:eastAsia="Times New Roman" w:hAnsi="Helvetica" w:cs="Helvetica"/>
-                <w:color w:val="333333"/>
-                <w:sz w:val="21"/>
-                <w:szCs w:val="21"/>
-                <w:shd w:val="clear" w:color="auto" w:fill="FFFFFF"/>
-              </w:rPr>
-            </w:pPr>
-            <w:r>
-              <w:rPr>
-                <w:rFonts w:ascii="Helvetica" w:eastAsia="Times New Roman" w:hAnsi="Helvetica" w:cs="Helvetica"/>
-                <w:color w:val="333333"/>
-                <w:sz w:val="21"/>
-                <w:szCs w:val="21"/>
-                <w:shd w:val="clear" w:color="auto" w:fill="FFFFFF"/>
-              </w:rPr>
-              <w:t xml:space="preserve">     </w:t>
-            </w:r>
-            <w:r>
-              <w:rPr>
-                <w:rFonts w:ascii="Helvetica" w:eastAsia="Times New Roman" w:hAnsi="Helvetica" w:cs="Helvetica"/>
-                <w:color w:val="333333"/>
-                <w:sz w:val="21"/>
-                <w:szCs w:val="21"/>
-                <w:shd w:val="clear" w:color="auto" w:fill="FFFFFF"/>
-              </w:rPr>
-              <w:t>&lt;unused bit&gt;</w:t>
-            </w:r>
-            <w:r>
-              <w:rPr>
-                <w:rFonts w:ascii="Helvetica" w:eastAsia="Times New Roman" w:hAnsi="Helvetica" w:cs="Helvetica"/>
-                <w:color w:val="333333"/>
-                <w:sz w:val="21"/>
-                <w:szCs w:val="21"/>
-                <w:shd w:val="clear" w:color="auto" w:fill="FFFFFF"/>
-              </w:rPr>
-              <w:t>&lt;</w:t>
-            </w:r>
-            <w:proofErr w:type="spellStart"/>
-            <w:proofErr w:type="gramStart"/>
-            <w:r>
-              <w:rPr>
-                <w:rFonts w:ascii="Helvetica" w:eastAsia="Times New Roman" w:hAnsi="Helvetica" w:cs="Helvetica"/>
-                <w:color w:val="333333"/>
-                <w:sz w:val="21"/>
-                <w:szCs w:val="21"/>
-                <w:shd w:val="clear" w:color="auto" w:fill="FFFFFF"/>
-              </w:rPr>
-              <w:t>imm</w:t>
-            </w:r>
-            <w:proofErr w:type="spellEnd"/>
-            <w:r>
-              <w:rPr>
-                <w:rFonts w:ascii="Helvetica" w:eastAsia="Times New Roman" w:hAnsi="Helvetica" w:cs="Helvetica"/>
-                <w:color w:val="333333"/>
-                <w:sz w:val="21"/>
-                <w:szCs w:val="21"/>
-                <w:shd w:val="clear" w:color="auto" w:fill="FFFFFF"/>
-              </w:rPr>
-              <w:t>[</w:t>
-            </w:r>
-            <w:proofErr w:type="gramEnd"/>
-            <w:r>
-              <w:rPr>
-                <w:rFonts w:ascii="Helvetica" w:eastAsia="Times New Roman" w:hAnsi="Helvetica" w:cs="Helvetica"/>
+                <w:rFonts w:ascii="Helvetica" w:hAnsi="Helvetica" w:cs="Helvetica"/>
                 <w:color w:val="333333"/>
                 <w:sz w:val="21"/>
                 <w:szCs w:val="21"/>
@@ -6155,117 +5232,17 @@
             </w:r>
             <w:r>
               <w:rPr>
-                <w:rFonts w:ascii="Helvetica" w:eastAsia="Times New Roman" w:hAnsi="Helvetica" w:cs="Helvetica"/>
-                <w:color w:val="333333"/>
-                <w:sz w:val="21"/>
-                <w:szCs w:val="21"/>
-                <w:shd w:val="clear" w:color="auto" w:fill="FFFFFF"/>
-              </w:rPr>
-              <w:t>0</w:t>
-            </w:r>
-            <w:r>
-              <w:rPr>
-                <w:rFonts w:ascii="Helvetica" w:eastAsia="Times New Roman" w:hAnsi="Helvetica" w:cs="Helvetica"/>
-                <w:color w:val="333333"/>
-                <w:sz w:val="21"/>
-                <w:szCs w:val="21"/>
-                <w:shd w:val="clear" w:color="auto" w:fill="FFFFFF"/>
-              </w:rPr>
-              <w:t>]&gt;&lt;7-bit opcode&gt;”</w:t>
-            </w:r>
-          </w:p>
-          <w:p>
-            <w:pPr>
-              <w:rPr>
-                <w:rFonts w:ascii="Helvetica" w:eastAsia="Times New Roman" w:hAnsi="Helvetica" w:cs="Helvetica"/>
-                <w:color w:val="333333"/>
-                <w:sz w:val="21"/>
-                <w:szCs w:val="21"/>
-                <w:shd w:val="clear" w:color="auto" w:fill="FFFFFF"/>
-              </w:rPr>
-            </w:pPr>
-            <w:r>
-              <w:rPr>
-                <w:rFonts w:ascii="Helvetica" w:eastAsia="Times New Roman" w:hAnsi="Helvetica" w:cs="Helvetica"/>
-                <w:color w:val="333333"/>
-                <w:sz w:val="21"/>
-                <w:szCs w:val="21"/>
-                <w:shd w:val="clear" w:color="auto" w:fill="FFFFFF"/>
-              </w:rPr>
-              <w:t xml:space="preserve"> </w:t>
-            </w:r>
-            <w:r>
-              <w:rPr>
-                <w:rFonts w:ascii="Helvetica" w:eastAsia="Times New Roman" w:hAnsi="Helvetica" w:cs="Helvetica"/>
-                <w:color w:val="333333"/>
-                <w:sz w:val="21"/>
-                <w:szCs w:val="21"/>
-                <w:shd w:val="clear" w:color="auto" w:fill="FFFFFF"/>
-              </w:rPr>
-              <w:t xml:space="preserve">    funct3= “</w:t>
-            </w:r>
-            <w:r>
-              <w:rPr>
-                <w:rFonts w:ascii="Helvetica" w:eastAsia="Times New Roman" w:hAnsi="Helvetica" w:cs="Helvetica"/>
-                <w:color w:val="333333"/>
-                <w:sz w:val="21"/>
-                <w:szCs w:val="21"/>
-                <w:shd w:val="clear" w:color="auto" w:fill="FFFFFF"/>
-              </w:rPr>
-              <w:t>001</w:t>
-            </w:r>
-            <w:r>
-              <w:rPr>
-                <w:rFonts w:ascii="Helvetica" w:eastAsia="Times New Roman" w:hAnsi="Helvetica" w:cs="Helvetica"/>
-                <w:color w:val="333333"/>
-                <w:sz w:val="21"/>
-                <w:szCs w:val="21"/>
-                <w:shd w:val="clear" w:color="auto" w:fill="FFFFFF"/>
-              </w:rPr>
-              <w:t>”</w:t>
-            </w:r>
-          </w:p>
-          <w:p>
-            <w:pPr>
-              <w:rPr>
-                <w:rFonts w:ascii="Helvetica" w:eastAsia="Times New Roman" w:hAnsi="Helvetica" w:cs="Helvetica"/>
-                <w:color w:val="333333"/>
-                <w:sz w:val="21"/>
-                <w:szCs w:val="21"/>
-                <w:shd w:val="clear" w:color="auto" w:fill="FFFFFF"/>
-              </w:rPr>
-            </w:pPr>
-            <w:r>
-              <w:rPr>
-                <w:rFonts w:ascii="Helvetica" w:eastAsia="Times New Roman" w:hAnsi="Helvetica" w:cs="Helvetica"/>
-                <w:color w:val="333333"/>
-                <w:sz w:val="21"/>
-                <w:szCs w:val="21"/>
-                <w:shd w:val="clear" w:color="auto" w:fill="FFFFFF"/>
-              </w:rPr>
-              <w:t xml:space="preserve">    Opcode= “</w:t>
-            </w:r>
-            <w:r>
-              <w:rPr>
                 <w:rFonts w:ascii="Helvetica" w:hAnsi="Helvetica" w:cs="Helvetica"/>
                 <w:color w:val="333333"/>
                 <w:sz w:val="21"/>
                 <w:szCs w:val="21"/>
                 <w:shd w:val="clear" w:color="auto" w:fill="FFFFFF"/>
               </w:rPr>
-              <w:t>1100011</w:t>
-            </w:r>
-            <w:r>
-              <w:rPr>
-                <w:rFonts w:ascii="Helvetica" w:eastAsia="Times New Roman" w:hAnsi="Helvetica" w:cs="Helvetica"/>
-                <w:color w:val="333333"/>
-                <w:sz w:val="21"/>
-                <w:szCs w:val="21"/>
-                <w:shd w:val="clear" w:color="auto" w:fill="FFFFFF"/>
-              </w:rPr>
-              <w:t>”</w:t>
-            </w:r>
-            <w:r>
+              <w:t>:1])</w:t>
+            </w:r>
+          </w:p>
+          <w:p>
+            <w:pPr>
               <w:rPr>
                 <w:rFonts w:ascii="Helvetica" w:hAnsi="Helvetica" w:cs="Helvetica"/>
                 <w:color w:val="333333"/>
@@ -6273,11 +5250,8 @@
                 <w:szCs w:val="21"/>
                 <w:shd w:val="clear" w:color="auto" w:fill="FFFFFF"/>
               </w:rPr>
-              <w:t>.</w:t>
-            </w:r>
-          </w:p>
-          <w:p>
-            <w:pPr>
+            </w:pPr>
+            <w:r>
               <w:rPr>
                 <w:rFonts w:ascii="Helvetica" w:hAnsi="Helvetica" w:cs="Helvetica"/>
                 <w:color w:val="333333"/>
@@ -6285,138 +5259,8 @@
                 <w:szCs w:val="21"/>
                 <w:shd w:val="clear" w:color="auto" w:fill="FFFFFF"/>
               </w:rPr>
-            </w:pPr>
-            <w:proofErr w:type="gramStart"/>
-            <w:r>
-              <w:rPr>
-                <w:rFonts w:ascii="Helvetica" w:hAnsi="Helvetica" w:cs="Helvetica"/>
-                <w:color w:val="333333"/>
-                <w:sz w:val="21"/>
-                <w:szCs w:val="21"/>
-                <w:shd w:val="clear" w:color="auto" w:fill="FFFFFF"/>
-              </w:rPr>
-              <w:t>So</w:t>
-            </w:r>
-            <w:proofErr w:type="gramEnd"/>
-            <w:r>
-              <w:rPr>
-                <w:rFonts w:ascii="Helvetica" w:hAnsi="Helvetica" w:cs="Helvetica"/>
-                <w:color w:val="333333"/>
-                <w:sz w:val="21"/>
-                <w:szCs w:val="21"/>
-                <w:shd w:val="clear" w:color="auto" w:fill="FFFFFF"/>
-              </w:rPr>
-              <w:t xml:space="preserve"> the final PC = PC + 4 + (sign </w:t>
-            </w:r>
-            <w:proofErr w:type="gramStart"/>
-            <w:r>
-              <w:rPr>
-                <w:rFonts w:ascii="Helvetica" w:hAnsi="Helvetica" w:cs="Helvetica"/>
-                <w:color w:val="333333"/>
-                <w:sz w:val="21"/>
-                <w:szCs w:val="21"/>
-                <w:shd w:val="clear" w:color="auto" w:fill="FFFFFF"/>
-              </w:rPr>
-              <w:t>extend)(</w:t>
-            </w:r>
-            <w:proofErr w:type="spellStart"/>
-            <w:r>
-              <w:rPr>
-                <w:rFonts w:ascii="Helvetica" w:hAnsi="Helvetica" w:cs="Helvetica"/>
-                <w:color w:val="333333"/>
-                <w:sz w:val="21"/>
-                <w:szCs w:val="21"/>
-                <w:shd w:val="clear" w:color="auto" w:fill="FFFFFF"/>
-              </w:rPr>
-              <w:t>imm</w:t>
-            </w:r>
-            <w:proofErr w:type="spellEnd"/>
-            <w:r>
-              <w:rPr>
-                <w:rFonts w:ascii="Helvetica" w:hAnsi="Helvetica" w:cs="Helvetica"/>
-                <w:color w:val="333333"/>
-                <w:sz w:val="21"/>
-                <w:szCs w:val="21"/>
-                <w:shd w:val="clear" w:color="auto" w:fill="FFFFFF"/>
-              </w:rPr>
-              <w:t>[</w:t>
-            </w:r>
-            <w:proofErr w:type="gramEnd"/>
-            <w:r>
-              <w:rPr>
-                <w:rFonts w:ascii="Helvetica" w:hAnsi="Helvetica" w:cs="Helvetica"/>
-                <w:color w:val="333333"/>
-                <w:sz w:val="21"/>
-                <w:szCs w:val="21"/>
-                <w:shd w:val="clear" w:color="auto" w:fill="FFFFFF"/>
-              </w:rPr>
-              <w:t>1</w:t>
-            </w:r>
-            <w:r>
-              <w:rPr>
-                <w:rFonts w:ascii="Helvetica" w:hAnsi="Helvetica" w:cs="Helvetica"/>
-                <w:color w:val="333333"/>
-                <w:sz w:val="21"/>
-                <w:szCs w:val="21"/>
-                <w:shd w:val="clear" w:color="auto" w:fill="FFFFFF"/>
-              </w:rPr>
-              <w:t>1</w:t>
-            </w:r>
-            <w:r>
-              <w:rPr>
-                <w:rFonts w:ascii="Helvetica" w:hAnsi="Helvetica" w:cs="Helvetica"/>
-                <w:color w:val="333333"/>
-                <w:sz w:val="21"/>
-                <w:szCs w:val="21"/>
-                <w:shd w:val="clear" w:color="auto" w:fill="FFFFFF"/>
-              </w:rPr>
-              <w:t>:1])</w:t>
-            </w:r>
-          </w:p>
-          <w:p>
-            <w:pPr>
-              <w:rPr>
-                <w:rFonts w:ascii="Helvetica" w:hAnsi="Helvetica" w:cs="Helvetica"/>
-                <w:color w:val="333333"/>
-                <w:sz w:val="21"/>
-                <w:szCs w:val="21"/>
-                <w:shd w:val="clear" w:color="auto" w:fill="FFFFFF"/>
-              </w:rPr>
-            </w:pPr>
-            <w:r>
-              <w:rPr>
-                <w:rFonts w:ascii="Helvetica" w:hAnsi="Helvetica" w:cs="Helvetica"/>
-                <w:color w:val="333333"/>
-                <w:sz w:val="21"/>
-                <w:szCs w:val="21"/>
-                <w:shd w:val="clear" w:color="auto" w:fill="FFFFFF"/>
-              </w:rPr>
-              <w:t xml:space="preserve">Note: for our implementation, </w:t>
-            </w:r>
-            <w:proofErr w:type="spellStart"/>
-            <w:proofErr w:type="gramStart"/>
-            <w:r>
-              <w:rPr>
-                <w:rFonts w:ascii="Helvetica" w:hAnsi="Helvetica" w:cs="Helvetica"/>
-                <w:color w:val="333333"/>
-                <w:sz w:val="21"/>
-                <w:szCs w:val="21"/>
-                <w:shd w:val="clear" w:color="auto" w:fill="FFFFFF"/>
-              </w:rPr>
-              <w:t>imm</w:t>
-            </w:r>
-            <w:proofErr w:type="spellEnd"/>
-            <w:r>
-              <w:rPr>
-                <w:rFonts w:ascii="Helvetica" w:hAnsi="Helvetica" w:cs="Helvetica"/>
-                <w:color w:val="333333"/>
-                <w:sz w:val="21"/>
-                <w:szCs w:val="21"/>
-                <w:shd w:val="clear" w:color="auto" w:fill="FFFFFF"/>
-              </w:rPr>
-              <w:t>[</w:t>
-            </w:r>
-            <w:proofErr w:type="gramEnd"/>
+              <w:t>Note: for our implementation, imm[</w:t>
+            </w:r>
             <w:r>
               <w:rPr>
                 <w:rFonts w:ascii="Helvetica" w:hAnsi="Helvetica" w:cs="Helvetica"/>
@@ -6556,29 +5400,7 @@
           <w:szCs w:val="21"/>
           <w:shd w:val="clear" w:color="auto" w:fill="FFFFFF"/>
         </w:rPr>
-        <w:t xml:space="preserve"> [replacing </w:t>
-      </w:r>
-      <w:proofErr w:type="spellStart"/>
-      <w:r>
-        <w:rPr>
-          <w:rFonts w:ascii="Helvetica" w:eastAsia="Times New Roman" w:hAnsi="Helvetica" w:cs="Helvetica"/>
-          <w:color w:val="333333"/>
-          <w:sz w:val="21"/>
-          <w:szCs w:val="21"/>
-          <w:shd w:val="clear" w:color="auto" w:fill="FFFFFF"/>
-        </w:rPr>
-        <w:t>Psuedo</w:t>
-      </w:r>
-      <w:proofErr w:type="spellEnd"/>
-      <w:r>
-        <w:rPr>
-          <w:rFonts w:ascii="Helvetica" w:eastAsia="Times New Roman" w:hAnsi="Helvetica" w:cs="Helvetica"/>
-          <w:color w:val="333333"/>
-          <w:sz w:val="21"/>
-          <w:szCs w:val="21"/>
-          <w:shd w:val="clear" w:color="auto" w:fill="FFFFFF"/>
-        </w:rPr>
-        <w:t>-instructions]</w:t>
+        <w:t xml:space="preserve"> [replacing Psuedo-instructions]</w:t>
       </w:r>
       <w:r>
         <w:rPr>
@@ -6700,20 +5522,8 @@
                 <w:szCs w:val="21"/>
                 <w:shd w:val="clear" w:color="auto" w:fill="FFFFFF"/>
               </w:rPr>
-              <w:t xml:space="preserve"> </w:t>
-            </w:r>
-            <w:proofErr w:type="gramStart"/>
-            <w:r>
-              <w:rPr>
-                <w:rFonts w:ascii="Helvetica" w:eastAsia="Times New Roman" w:hAnsi="Helvetica" w:cs="Helvetica"/>
-                <w:color w:val="333333"/>
-                <w:sz w:val="21"/>
-                <w:szCs w:val="21"/>
-                <w:shd w:val="clear" w:color="auto" w:fill="FFFFFF"/>
-              </w:rPr>
-              <w:t>where</w:t>
-            </w:r>
-            <w:proofErr w:type="gramEnd"/>
+              <w:t xml:space="preserve"> where</w:t>
+            </w:r>
           </w:p>
           <w:p>
             <w:pPr>
@@ -6805,7 +5615,6 @@
               </w:rPr>
               <w:t xml:space="preserve">     </w:t>
             </w:r>
-            <w:proofErr w:type="spellStart"/>
             <w:r>
               <w:rPr>
                 <w:rFonts w:ascii="Helvetica" w:eastAsia="Times New Roman" w:hAnsi="Helvetica" w:cs="Helvetica"/>
@@ -6816,9 +5625,8 @@
                 <w:szCs w:val="21"/>
                 <w:shd w:val="clear" w:color="auto" w:fill="FFFFFF"/>
               </w:rPr>
-              <w:t>jal</w:t>
-            </w:r>
-            <w:proofErr w:type="spellEnd"/>
+              <w:t>jal rd, imm</w:t>
+            </w:r>
             <w:r>
               <w:rPr>
                 <w:rFonts w:ascii="Helvetica" w:eastAsia="Times New Roman" w:hAnsi="Helvetica" w:cs="Helvetica"/>
@@ -6829,9 +5637,8 @@
                 <w:szCs w:val="21"/>
                 <w:shd w:val="clear" w:color="auto" w:fill="FFFFFF"/>
               </w:rPr>
-              <w:t xml:space="preserve"> </w:t>
-            </w:r>
-            <w:proofErr w:type="spellStart"/>
+              <w:t xml:space="preserve">  # jump to PC = PC + 4 +</w:t>
+            </w:r>
             <w:r>
               <w:rPr>
                 <w:rFonts w:ascii="Helvetica" w:eastAsia="Times New Roman" w:hAnsi="Helvetica" w:cs="Helvetica"/>
@@ -6842,9 +5649,8 @@
                 <w:szCs w:val="21"/>
                 <w:shd w:val="clear" w:color="auto" w:fill="FFFFFF"/>
               </w:rPr>
-              <w:t>rd</w:t>
-            </w:r>
-            <w:proofErr w:type="spellEnd"/>
+              <w:t xml:space="preserve"> (sign extend)</w:t>
+            </w:r>
             <w:r>
               <w:rPr>
                 <w:rFonts w:ascii="Helvetica" w:eastAsia="Times New Roman" w:hAnsi="Helvetica" w:cs="Helvetica"/>
@@ -6855,11 +5661,104 @@
                 <w:szCs w:val="21"/>
                 <w:shd w:val="clear" w:color="auto" w:fill="FFFFFF"/>
               </w:rPr>
-              <w:t xml:space="preserve">, </w:t>
-            </w:r>
-            <w:proofErr w:type="spellStart"/>
-            <w:proofErr w:type="gramStart"/>
-            <w:r>
+              <w:t xml:space="preserve"> imm</w:t>
+            </w:r>
+          </w:p>
+          <w:p>
+            <w:pPr>
+              <w:rPr>
+                <w:rFonts w:ascii="Helvetica" w:eastAsia="Times New Roman" w:hAnsi="Helvetica" w:cs="Helvetica"/>
+                <w:color w:val="333333"/>
+                <w:sz w:val="21"/>
+                <w:szCs w:val="21"/>
+                <w:shd w:val="clear" w:color="auto" w:fill="FFFFFF"/>
+              </w:rPr>
+            </w:pPr>
+          </w:p>
+          <w:p>
+            <w:pPr>
+              <w:rPr>
+                <w:rFonts w:ascii="Helvetica" w:eastAsia="Times New Roman" w:hAnsi="Helvetica" w:cs="Helvetica"/>
+                <w:color w:val="333333"/>
+                <w:sz w:val="21"/>
+                <w:szCs w:val="21"/>
+                <w:shd w:val="clear" w:color="auto" w:fill="FFFFFF"/>
+              </w:rPr>
+            </w:pPr>
+            <w:r>
+              <w:rPr>
+                <w:rFonts w:ascii="Helvetica" w:eastAsia="Times New Roman" w:hAnsi="Helvetica" w:cs="Helvetica"/>
+                <w:color w:val="333333"/>
+                <w:sz w:val="21"/>
+                <w:szCs w:val="21"/>
+                <w:shd w:val="clear" w:color="auto" w:fill="FFFFFF"/>
+              </w:rPr>
+              <w:t xml:space="preserve">You will add a custom </w:t>
+            </w:r>
+            <w:r>
+              <w:rPr>
+                <w:rFonts w:ascii="Helvetica" w:eastAsia="Times New Roman" w:hAnsi="Helvetica" w:cs="Helvetica"/>
+                <w:color w:val="333333"/>
+                <w:sz w:val="21"/>
+                <w:szCs w:val="21"/>
+                <w:shd w:val="clear" w:color="auto" w:fill="FFFFFF"/>
+              </w:rPr>
+              <w:t>J</w:t>
+            </w:r>
+            <w:r>
+              <w:rPr>
+                <w:rFonts w:ascii="Helvetica" w:eastAsia="Times New Roman" w:hAnsi="Helvetica" w:cs="Helvetica"/>
+                <w:color w:val="333333"/>
+                <w:sz w:val="21"/>
+                <w:szCs w:val="21"/>
+                <w:shd w:val="clear" w:color="auto" w:fill="FFFFFF"/>
+              </w:rPr>
+              <w:t xml:space="preserve"> instruction to your implementation. </w:t>
+            </w:r>
+          </w:p>
+          <w:p>
+            <w:pPr>
+              <w:rPr>
+                <w:rFonts w:ascii="Helvetica" w:eastAsia="Times New Roman" w:hAnsi="Helvetica" w:cs="Helvetica"/>
+                <w:color w:val="333333"/>
+                <w:sz w:val="21"/>
+                <w:szCs w:val="21"/>
+                <w:shd w:val="clear" w:color="auto" w:fill="FFFFFF"/>
+              </w:rPr>
+            </w:pPr>
+            <w:r>
+              <w:rPr>
+                <w:rFonts w:ascii="Helvetica" w:eastAsia="Times New Roman" w:hAnsi="Helvetica" w:cs="Helvetica"/>
+                <w:color w:val="333333"/>
+                <w:sz w:val="21"/>
+                <w:szCs w:val="21"/>
+                <w:shd w:val="clear" w:color="auto" w:fill="FFFFFF"/>
+              </w:rPr>
+              <w:t>J-</w:t>
+            </w:r>
+            <w:r>
+              <w:rPr>
+                <w:rFonts w:ascii="Helvetica" w:eastAsia="Times New Roman" w:hAnsi="Helvetica" w:cs="Helvetica"/>
+                <w:color w:val="333333"/>
+                <w:sz w:val="21"/>
+                <w:szCs w:val="21"/>
+                <w:shd w:val="clear" w:color="auto" w:fill="FFFFFF"/>
+              </w:rPr>
+              <w:t>Type Instruction</w:t>
+            </w:r>
+            <w:r>
+              <w:rPr>
+                <w:rFonts w:ascii="Helvetica" w:eastAsia="Times New Roman" w:hAnsi="Helvetica" w:cs="Helvetica"/>
+                <w:color w:val="333333"/>
+                <w:sz w:val="21"/>
+                <w:szCs w:val="21"/>
+                <w:shd w:val="clear" w:color="auto" w:fill="FFFFFF"/>
+              </w:rPr>
+              <w:t xml:space="preserve">: </w:t>
+            </w:r>
+          </w:p>
+          <w:p>
+            <w:pPr>
               <w:rPr>
                 <w:rFonts w:ascii="Helvetica" w:eastAsia="Times New Roman" w:hAnsi="Helvetica" w:cs="Helvetica"/>
                 <w:i/>
@@ -6869,9 +5768,17 @@
                 <w:szCs w:val="21"/>
                 <w:shd w:val="clear" w:color="auto" w:fill="FFFFFF"/>
               </w:rPr>
-              <w:t>imm</w:t>
-            </w:r>
-            <w:proofErr w:type="spellEnd"/>
+            </w:pPr>
+            <w:r>
+              <w:rPr>
+                <w:rFonts w:ascii="Helvetica" w:eastAsia="Times New Roman" w:hAnsi="Helvetica" w:cs="Helvetica"/>
+                <w:color w:val="333333"/>
+                <w:sz w:val="21"/>
+                <w:szCs w:val="21"/>
+                <w:shd w:val="clear" w:color="auto" w:fill="FFFFFF"/>
+              </w:rPr>
+              <w:t xml:space="preserve">    </w:t>
+            </w:r>
             <w:r>
               <w:rPr>
                 <w:rFonts w:ascii="Helvetica" w:eastAsia="Times New Roman" w:hAnsi="Helvetica" w:cs="Helvetica"/>
@@ -6882,9 +5789,8 @@
                 <w:szCs w:val="21"/>
                 <w:shd w:val="clear" w:color="auto" w:fill="FFFFFF"/>
               </w:rPr>
-              <w:t xml:space="preserve">  #</w:t>
-            </w:r>
-            <w:proofErr w:type="gramEnd"/>
+              <w:t>j</w:t>
+            </w:r>
             <w:r>
               <w:rPr>
                 <w:rFonts w:ascii="Helvetica" w:eastAsia="Times New Roman" w:hAnsi="Helvetica" w:cs="Helvetica"/>
@@ -6895,7 +5801,7 @@
                 <w:szCs w:val="21"/>
                 <w:shd w:val="clear" w:color="auto" w:fill="FFFFFF"/>
               </w:rPr>
-              <w:t xml:space="preserve"> jump to PC = PC + 4 +</w:t>
+              <w:t xml:space="preserve"> </w:t>
             </w:r>
             <w:r>
               <w:rPr>
@@ -6907,7 +5813,7 @@
                 <w:szCs w:val="21"/>
                 <w:shd w:val="clear" w:color="auto" w:fill="FFFFFF"/>
               </w:rPr>
-              <w:t xml:space="preserve"> (sign extend)</w:t>
+              <w:t>imm</w:t>
             </w:r>
             <w:r>
               <w:rPr>
@@ -6919,9 +5825,8 @@
                 <w:szCs w:val="21"/>
                 <w:shd w:val="clear" w:color="auto" w:fill="FFFFFF"/>
               </w:rPr>
-              <w:t xml:space="preserve"> </w:t>
-            </w:r>
-            <w:proofErr w:type="spellStart"/>
+              <w:t xml:space="preserve">        #  </w:t>
+            </w:r>
             <w:r>
               <w:rPr>
                 <w:rFonts w:ascii="Helvetica" w:eastAsia="Times New Roman" w:hAnsi="Helvetica" w:cs="Helvetica"/>
@@ -6932,105 +5837,9 @@
                 <w:szCs w:val="21"/>
                 <w:shd w:val="clear" w:color="auto" w:fill="FFFFFF"/>
               </w:rPr>
-              <w:t>imm</w:t>
-            </w:r>
-            <w:proofErr w:type="spellEnd"/>
-          </w:p>
-          <w:p>
-            <w:pPr>
-              <w:rPr>
-                <w:rFonts w:ascii="Helvetica" w:eastAsia="Times New Roman" w:hAnsi="Helvetica" w:cs="Helvetica"/>
-                <w:color w:val="333333"/>
-                <w:sz w:val="21"/>
-                <w:szCs w:val="21"/>
-                <w:shd w:val="clear" w:color="auto" w:fill="FFFFFF"/>
-              </w:rPr>
-            </w:pPr>
-          </w:p>
-          <w:p>
-            <w:pPr>
-              <w:rPr>
-                <w:rFonts w:ascii="Helvetica" w:eastAsia="Times New Roman" w:hAnsi="Helvetica" w:cs="Helvetica"/>
-                <w:color w:val="333333"/>
-                <w:sz w:val="21"/>
-                <w:szCs w:val="21"/>
-                <w:shd w:val="clear" w:color="auto" w:fill="FFFFFF"/>
-              </w:rPr>
-            </w:pPr>
-            <w:r>
-              <w:rPr>
-                <w:rFonts w:ascii="Helvetica" w:eastAsia="Times New Roman" w:hAnsi="Helvetica" w:cs="Helvetica"/>
-                <w:color w:val="333333"/>
-                <w:sz w:val="21"/>
-                <w:szCs w:val="21"/>
-                <w:shd w:val="clear" w:color="auto" w:fill="FFFFFF"/>
-              </w:rPr>
-              <w:t xml:space="preserve">You will add a custom </w:t>
-            </w:r>
-            <w:r>
-              <w:rPr>
-                <w:rFonts w:ascii="Helvetica" w:eastAsia="Times New Roman" w:hAnsi="Helvetica" w:cs="Helvetica"/>
-                <w:color w:val="333333"/>
-                <w:sz w:val="21"/>
-                <w:szCs w:val="21"/>
-                <w:shd w:val="clear" w:color="auto" w:fill="FFFFFF"/>
-              </w:rPr>
-              <w:t>J</w:t>
-            </w:r>
-            <w:r>
-              <w:rPr>
-                <w:rFonts w:ascii="Helvetica" w:eastAsia="Times New Roman" w:hAnsi="Helvetica" w:cs="Helvetica"/>
-                <w:color w:val="333333"/>
-                <w:sz w:val="21"/>
-                <w:szCs w:val="21"/>
-                <w:shd w:val="clear" w:color="auto" w:fill="FFFFFF"/>
-              </w:rPr>
-              <w:t xml:space="preserve"> instruction to your implementation. </w:t>
-            </w:r>
-          </w:p>
-          <w:p>
-            <w:pPr>
-              <w:rPr>
-                <w:rFonts w:ascii="Helvetica" w:eastAsia="Times New Roman" w:hAnsi="Helvetica" w:cs="Helvetica"/>
-                <w:color w:val="333333"/>
-                <w:sz w:val="21"/>
-                <w:szCs w:val="21"/>
-                <w:shd w:val="clear" w:color="auto" w:fill="FFFFFF"/>
-              </w:rPr>
-            </w:pPr>
-            <w:r>
-              <w:rPr>
-                <w:rFonts w:ascii="Helvetica" w:eastAsia="Times New Roman" w:hAnsi="Helvetica" w:cs="Helvetica"/>
-                <w:color w:val="333333"/>
-                <w:sz w:val="21"/>
-                <w:szCs w:val="21"/>
-                <w:shd w:val="clear" w:color="auto" w:fill="FFFFFF"/>
-              </w:rPr>
-              <w:t>J-</w:t>
-            </w:r>
-            <w:r>
-              <w:rPr>
-                <w:rFonts w:ascii="Helvetica" w:eastAsia="Times New Roman" w:hAnsi="Helvetica" w:cs="Helvetica"/>
-                <w:color w:val="333333"/>
-                <w:sz w:val="21"/>
-                <w:szCs w:val="21"/>
-                <w:shd w:val="clear" w:color="auto" w:fill="FFFFFF"/>
-              </w:rPr>
-              <w:t>Type Instruction</w:t>
-            </w:r>
-            <w:r>
-              <w:rPr>
-                <w:rFonts w:ascii="Helvetica" w:eastAsia="Times New Roman" w:hAnsi="Helvetica" w:cs="Helvetica"/>
-                <w:color w:val="333333"/>
-                <w:sz w:val="21"/>
-                <w:szCs w:val="21"/>
-                <w:shd w:val="clear" w:color="auto" w:fill="FFFFFF"/>
-              </w:rPr>
-              <w:t xml:space="preserve">: </w:t>
-            </w:r>
-          </w:p>
-          <w:p>
-            <w:pPr>
+              <w:t xml:space="preserve">PC = PC + 4 + </w:t>
+            </w:r>
+            <w:r>
               <w:rPr>
                 <w:rFonts w:ascii="Helvetica" w:eastAsia="Times New Roman" w:hAnsi="Helvetica" w:cs="Helvetica"/>
                 <w:i/>
@@ -7040,119 +5849,8 @@
                 <w:szCs w:val="21"/>
                 <w:shd w:val="clear" w:color="auto" w:fill="FFFFFF"/>
               </w:rPr>
-            </w:pPr>
-            <w:r>
-              <w:rPr>
-                <w:rFonts w:ascii="Helvetica" w:eastAsia="Times New Roman" w:hAnsi="Helvetica" w:cs="Helvetica"/>
-                <w:color w:val="333333"/>
-                <w:sz w:val="21"/>
-                <w:szCs w:val="21"/>
-                <w:shd w:val="clear" w:color="auto" w:fill="FFFFFF"/>
-              </w:rPr>
-              <w:t xml:space="preserve">    </w:t>
-            </w:r>
-            <w:r>
-              <w:rPr>
-                <w:rFonts w:ascii="Helvetica" w:eastAsia="Times New Roman" w:hAnsi="Helvetica" w:cs="Helvetica"/>
-                <w:i/>
-                <w:iCs/>
-                <w:color w:val="333333"/>
-                <w:sz w:val="21"/>
-                <w:szCs w:val="21"/>
-                <w:shd w:val="clear" w:color="auto" w:fill="FFFFFF"/>
-              </w:rPr>
-              <w:t>j</w:t>
-            </w:r>
-            <w:r>
-              <w:rPr>
-                <w:rFonts w:ascii="Helvetica" w:eastAsia="Times New Roman" w:hAnsi="Helvetica" w:cs="Helvetica"/>
-                <w:i/>
-                <w:iCs/>
-                <w:color w:val="333333"/>
-                <w:sz w:val="21"/>
-                <w:szCs w:val="21"/>
-                <w:shd w:val="clear" w:color="auto" w:fill="FFFFFF"/>
-              </w:rPr>
-              <w:t xml:space="preserve"> </w:t>
-            </w:r>
-            <w:proofErr w:type="spellStart"/>
-            <w:r>
-              <w:rPr>
-                <w:rFonts w:ascii="Helvetica" w:eastAsia="Times New Roman" w:hAnsi="Helvetica" w:cs="Helvetica"/>
-                <w:i/>
-                <w:iCs/>
-                <w:color w:val="333333"/>
-                <w:sz w:val="21"/>
-                <w:szCs w:val="21"/>
-                <w:shd w:val="clear" w:color="auto" w:fill="FFFFFF"/>
-              </w:rPr>
               <w:t>imm</w:t>
             </w:r>
-            <w:proofErr w:type="spellEnd"/>
-            <w:r>
-              <w:rPr>
-                <w:rFonts w:ascii="Helvetica" w:eastAsia="Times New Roman" w:hAnsi="Helvetica" w:cs="Helvetica"/>
-                <w:i/>
-                <w:iCs/>
-                <w:color w:val="333333"/>
-                <w:sz w:val="21"/>
-                <w:szCs w:val="21"/>
-                <w:shd w:val="clear" w:color="auto" w:fill="FFFFFF"/>
-              </w:rPr>
-              <w:t xml:space="preserve">        </w:t>
-            </w:r>
-            <w:proofErr w:type="gramStart"/>
-            <w:r>
-              <w:rPr>
-                <w:rFonts w:ascii="Helvetica" w:eastAsia="Times New Roman" w:hAnsi="Helvetica" w:cs="Helvetica"/>
-                <w:i/>
-                <w:iCs/>
-                <w:color w:val="333333"/>
-                <w:sz w:val="21"/>
-                <w:szCs w:val="21"/>
-                <w:shd w:val="clear" w:color="auto" w:fill="FFFFFF"/>
-              </w:rPr>
-              <w:t xml:space="preserve">#  </w:t>
-            </w:r>
-            <w:r>
-              <w:rPr>
-                <w:rFonts w:ascii="Helvetica" w:eastAsia="Times New Roman" w:hAnsi="Helvetica" w:cs="Helvetica"/>
-                <w:i/>
-                <w:iCs/>
-                <w:color w:val="333333"/>
-                <w:sz w:val="21"/>
-                <w:szCs w:val="21"/>
-                <w:shd w:val="clear" w:color="auto" w:fill="FFFFFF"/>
-              </w:rPr>
-              <w:t>PC</w:t>
-            </w:r>
-            <w:proofErr w:type="gramEnd"/>
-            <w:r>
-              <w:rPr>
-                <w:rFonts w:ascii="Helvetica" w:eastAsia="Times New Roman" w:hAnsi="Helvetica" w:cs="Helvetica"/>
-                <w:i/>
-                <w:iCs/>
-                <w:color w:val="333333"/>
-                <w:sz w:val="21"/>
-                <w:szCs w:val="21"/>
-                <w:shd w:val="clear" w:color="auto" w:fill="FFFFFF"/>
-              </w:rPr>
-              <w:t xml:space="preserve"> = PC + 4 + </w:t>
-            </w:r>
-            <w:proofErr w:type="spellStart"/>
-            <w:r>
-              <w:rPr>
-                <w:rFonts w:ascii="Helvetica" w:eastAsia="Times New Roman" w:hAnsi="Helvetica" w:cs="Helvetica"/>
-                <w:i/>
-                <w:iCs/>
-                <w:color w:val="333333"/>
-                <w:sz w:val="21"/>
-                <w:szCs w:val="21"/>
-                <w:shd w:val="clear" w:color="auto" w:fill="FFFFFF"/>
-              </w:rPr>
-              <w:t>imm</w:t>
-            </w:r>
-            <w:proofErr w:type="spellEnd"/>
           </w:p>
           <w:p>
             <w:pPr>
@@ -7174,27 +5872,15 @@
               </w:rPr>
               <w:t xml:space="preserve">         </w:t>
             </w:r>
-            <w:proofErr w:type="spellStart"/>
-            <w:r>
-              <w:rPr>
-                <w:rFonts w:ascii="Helvetica" w:eastAsia="Times New Roman" w:hAnsi="Helvetica" w:cs="Helvetica"/>
-                <w:color w:val="333333"/>
-                <w:sz w:val="21"/>
-                <w:szCs w:val="21"/>
-                <w:shd w:val="clear" w:color="auto" w:fill="FFFFFF"/>
-              </w:rPr>
-              <w:t>imm</w:t>
-            </w:r>
-            <w:proofErr w:type="spellEnd"/>
-            <w:r>
-              <w:rPr>
-                <w:rFonts w:ascii="Helvetica" w:eastAsia="Times New Roman" w:hAnsi="Helvetica" w:cs="Helvetica"/>
-                <w:color w:val="333333"/>
-                <w:sz w:val="21"/>
-                <w:szCs w:val="21"/>
-                <w:shd w:val="clear" w:color="auto" w:fill="FFFFFF"/>
-              </w:rPr>
-              <w:t>:</w:t>
+            <w:r>
+              <w:rPr>
+                <w:rFonts w:ascii="Helvetica" w:eastAsia="Times New Roman" w:hAnsi="Helvetica" w:cs="Helvetica"/>
+                <w:color w:val="333333"/>
+                <w:sz w:val="21"/>
+                <w:szCs w:val="21"/>
+                <w:shd w:val="clear" w:color="auto" w:fill="FFFFFF"/>
+              </w:rPr>
+              <w:t>imm:</w:t>
             </w:r>
             <w:r>
               <w:rPr>
@@ -7268,41 +5954,17 @@
                 <w:szCs w:val="21"/>
                 <w:shd w:val="clear" w:color="auto" w:fill="FFFFFF"/>
               </w:rPr>
-              <w:t xml:space="preserve">    “&lt;</w:t>
-            </w:r>
-            <w:proofErr w:type="spellStart"/>
-            <w:proofErr w:type="gramStart"/>
-            <w:r>
-              <w:rPr>
-                <w:rFonts w:ascii="Helvetica" w:eastAsia="Times New Roman" w:hAnsi="Helvetica" w:cs="Helvetica"/>
-                <w:color w:val="333333"/>
-                <w:sz w:val="21"/>
-                <w:szCs w:val="21"/>
-                <w:shd w:val="clear" w:color="auto" w:fill="FFFFFF"/>
-              </w:rPr>
-              <w:t>imm</w:t>
-            </w:r>
-            <w:proofErr w:type="spellEnd"/>
-            <w:r>
-              <w:rPr>
-                <w:rFonts w:ascii="Helvetica" w:eastAsia="Times New Roman" w:hAnsi="Helvetica" w:cs="Helvetica"/>
-                <w:color w:val="333333"/>
-                <w:sz w:val="21"/>
-                <w:szCs w:val="21"/>
-                <w:shd w:val="clear" w:color="auto" w:fill="FFFFFF"/>
-              </w:rPr>
-              <w:t>[</w:t>
-            </w:r>
-            <w:proofErr w:type="gramEnd"/>
-            <w:r>
-              <w:rPr>
-                <w:rFonts w:ascii="Helvetica" w:eastAsia="Times New Roman" w:hAnsi="Helvetica" w:cs="Helvetica"/>
-                <w:color w:val="333333"/>
-                <w:sz w:val="21"/>
-                <w:szCs w:val="21"/>
-                <w:shd w:val="clear" w:color="auto" w:fill="FFFFFF"/>
-              </w:rPr>
-              <w:t>20]</w:t>
+              <w:t xml:space="preserve">    “&lt;imm</w:t>
+            </w:r>
+            <w:r>
+              <w:rPr>
+                <w:rFonts w:ascii="Helvetica" w:eastAsia="Times New Roman" w:hAnsi="Helvetica" w:cs="Helvetica"/>
+                <w:color w:val="333333"/>
+                <w:sz w:val="21"/>
+                <w:szCs w:val="21"/>
+                <w:shd w:val="clear" w:color="auto" w:fill="FFFFFF"/>
+              </w:rPr>
+              <w:t>[20]</w:t>
             </w:r>
             <w:r>
               <w:rPr>
@@ -7322,41 +5984,7 @@
                 <w:szCs w:val="21"/>
                 <w:shd w:val="clear" w:color="auto" w:fill="FFFFFF"/>
               </w:rPr>
-              <w:t>&lt;</w:t>
-            </w:r>
-            <w:proofErr w:type="spellStart"/>
-            <w:proofErr w:type="gramStart"/>
-            <w:r>
-              <w:rPr>
-                <w:rFonts w:ascii="Helvetica" w:eastAsia="Times New Roman" w:hAnsi="Helvetica" w:cs="Helvetica"/>
-                <w:color w:val="333333"/>
-                <w:sz w:val="21"/>
-                <w:szCs w:val="21"/>
-                <w:shd w:val="clear" w:color="auto" w:fill="FFFFFF"/>
-              </w:rPr>
-              <w:t>imm</w:t>
-            </w:r>
-            <w:proofErr w:type="spellEnd"/>
-            <w:r>
-              <w:rPr>
-                <w:rFonts w:ascii="Helvetica" w:eastAsia="Times New Roman" w:hAnsi="Helvetica" w:cs="Helvetica"/>
-                <w:color w:val="333333"/>
-                <w:sz w:val="21"/>
-                <w:szCs w:val="21"/>
-                <w:shd w:val="clear" w:color="auto" w:fill="FFFFFF"/>
-              </w:rPr>
-              <w:t>[</w:t>
-            </w:r>
-            <w:proofErr w:type="gramEnd"/>
-            <w:r>
-              <w:rPr>
-                <w:rFonts w:ascii="Helvetica" w:eastAsia="Times New Roman" w:hAnsi="Helvetica" w:cs="Helvetica"/>
-                <w:color w:val="333333"/>
-                <w:sz w:val="21"/>
-                <w:szCs w:val="21"/>
-                <w:shd w:val="clear" w:color="auto" w:fill="FFFFFF"/>
-              </w:rPr>
-              <w:t>10</w:t>
+              <w:t>&lt;imm[10</w:t>
             </w:r>
             <w:r>
               <w:rPr>
@@ -7386,117 +6014,27 @@
                 <w:szCs w:val="21"/>
                 <w:shd w:val="clear" w:color="auto" w:fill="FFFFFF"/>
               </w:rPr>
-              <w:t>&lt;</w:t>
-            </w:r>
-            <w:proofErr w:type="spellStart"/>
-            <w:proofErr w:type="gramStart"/>
-            <w:r>
-              <w:rPr>
-                <w:rFonts w:ascii="Helvetica" w:eastAsia="Times New Roman" w:hAnsi="Helvetica" w:cs="Helvetica"/>
-                <w:color w:val="333333"/>
-                <w:sz w:val="21"/>
-                <w:szCs w:val="21"/>
-                <w:shd w:val="clear" w:color="auto" w:fill="FFFFFF"/>
-              </w:rPr>
-              <w:t>imm</w:t>
-            </w:r>
-            <w:proofErr w:type="spellEnd"/>
-            <w:r>
-              <w:rPr>
-                <w:rFonts w:ascii="Helvetica" w:eastAsia="Times New Roman" w:hAnsi="Helvetica" w:cs="Helvetica"/>
-                <w:color w:val="333333"/>
-                <w:sz w:val="21"/>
-                <w:szCs w:val="21"/>
-                <w:shd w:val="clear" w:color="auto" w:fill="FFFFFF"/>
-              </w:rPr>
-              <w:t>[</w:t>
-            </w:r>
-            <w:proofErr w:type="gramEnd"/>
-            <w:r>
-              <w:rPr>
-                <w:rFonts w:ascii="Helvetica" w:eastAsia="Times New Roman" w:hAnsi="Helvetica" w:cs="Helvetica"/>
-                <w:color w:val="333333"/>
-                <w:sz w:val="21"/>
-                <w:szCs w:val="21"/>
-                <w:shd w:val="clear" w:color="auto" w:fill="FFFFFF"/>
-              </w:rPr>
-              <w:t>11]&gt;</w:t>
-            </w:r>
-            <w:r>
-              <w:rPr>
-                <w:rFonts w:ascii="Helvetica" w:eastAsia="Times New Roman" w:hAnsi="Helvetica" w:cs="Helvetica"/>
-                <w:color w:val="333333"/>
-                <w:sz w:val="21"/>
-                <w:szCs w:val="21"/>
-                <w:shd w:val="clear" w:color="auto" w:fill="FFFFFF"/>
-              </w:rPr>
-              <w:t xml:space="preserve"> &lt;</w:t>
-            </w:r>
-            <w:proofErr w:type="spellStart"/>
-            <w:proofErr w:type="gramStart"/>
-            <w:r>
-              <w:rPr>
-                <w:rFonts w:ascii="Helvetica" w:eastAsia="Times New Roman" w:hAnsi="Helvetica" w:cs="Helvetica"/>
-                <w:color w:val="333333"/>
-                <w:sz w:val="21"/>
-                <w:szCs w:val="21"/>
-                <w:shd w:val="clear" w:color="auto" w:fill="FFFFFF"/>
-              </w:rPr>
-              <w:t>imm</w:t>
-            </w:r>
-            <w:proofErr w:type="spellEnd"/>
-            <w:r>
-              <w:rPr>
-                <w:rFonts w:ascii="Helvetica" w:eastAsia="Times New Roman" w:hAnsi="Helvetica" w:cs="Helvetica"/>
-                <w:color w:val="333333"/>
-                <w:sz w:val="21"/>
-                <w:szCs w:val="21"/>
-                <w:shd w:val="clear" w:color="auto" w:fill="FFFFFF"/>
-              </w:rPr>
-              <w:t>[</w:t>
-            </w:r>
-            <w:proofErr w:type="gramEnd"/>
-            <w:r>
-              <w:rPr>
-                <w:rFonts w:ascii="Helvetica" w:eastAsia="Times New Roman" w:hAnsi="Helvetica" w:cs="Helvetica"/>
-                <w:color w:val="333333"/>
-                <w:sz w:val="21"/>
-                <w:szCs w:val="21"/>
-                <w:shd w:val="clear" w:color="auto" w:fill="FFFFFF"/>
-              </w:rPr>
-              <w:t>19:12]&gt;</w:t>
-            </w:r>
-            <w:r>
-              <w:rPr>
-                <w:rFonts w:ascii="Helvetica" w:eastAsia="Times New Roman" w:hAnsi="Helvetica" w:cs="Helvetica"/>
-                <w:color w:val="333333"/>
-                <w:sz w:val="21"/>
-                <w:szCs w:val="21"/>
-                <w:shd w:val="clear" w:color="auto" w:fill="FFFFFF"/>
-              </w:rPr>
-              <w:t xml:space="preserve">&lt;5-bit </w:t>
-            </w:r>
-            <w:proofErr w:type="spellStart"/>
-            <w:r>
-              <w:rPr>
-                <w:rFonts w:ascii="Helvetica" w:eastAsia="Times New Roman" w:hAnsi="Helvetica" w:cs="Helvetica"/>
-                <w:color w:val="333333"/>
-                <w:sz w:val="21"/>
-                <w:szCs w:val="21"/>
-                <w:shd w:val="clear" w:color="auto" w:fill="FFFFFF"/>
-              </w:rPr>
-              <w:t>rd</w:t>
-            </w:r>
-            <w:proofErr w:type="spellEnd"/>
-            <w:r>
-              <w:rPr>
-                <w:rFonts w:ascii="Helvetica" w:eastAsia="Times New Roman" w:hAnsi="Helvetica" w:cs="Helvetica"/>
-                <w:color w:val="333333"/>
-                <w:sz w:val="21"/>
-                <w:szCs w:val="21"/>
-                <w:shd w:val="clear" w:color="auto" w:fill="FFFFFF"/>
-              </w:rPr>
-              <w:t>&gt;</w:t>
+              <w:t>&lt;imm[11]&gt;</w:t>
+            </w:r>
+            <w:r>
+              <w:rPr>
+                <w:rFonts w:ascii="Helvetica" w:eastAsia="Times New Roman" w:hAnsi="Helvetica" w:cs="Helvetica"/>
+                <w:color w:val="333333"/>
+                <w:sz w:val="21"/>
+                <w:szCs w:val="21"/>
+                <w:shd w:val="clear" w:color="auto" w:fill="FFFFFF"/>
+              </w:rPr>
+              <w:t xml:space="preserve"> &lt;imm[19:12]&gt;</w:t>
+            </w:r>
+            <w:r>
+              <w:rPr>
+                <w:rFonts w:ascii="Helvetica" w:eastAsia="Times New Roman" w:hAnsi="Helvetica" w:cs="Helvetica"/>
+                <w:color w:val="333333"/>
+                <w:sz w:val="21"/>
+                <w:szCs w:val="21"/>
+                <w:shd w:val="clear" w:color="auto" w:fill="FFFFFF"/>
+              </w:rPr>
+              <w:t>&lt;5-bit rd&gt;</w:t>
             </w:r>
             <w:r>
               <w:t xml:space="preserve"> </w:t>
@@ -7532,27 +6070,15 @@
               </w:rPr>
               <w:t xml:space="preserve">    </w:t>
             </w:r>
-            <w:proofErr w:type="spellStart"/>
-            <w:r>
-              <w:rPr>
-                <w:rFonts w:ascii="Helvetica" w:eastAsia="Times New Roman" w:hAnsi="Helvetica" w:cs="Helvetica"/>
-                <w:color w:val="333333"/>
-                <w:sz w:val="21"/>
-                <w:szCs w:val="21"/>
-                <w:shd w:val="clear" w:color="auto" w:fill="FFFFFF"/>
-              </w:rPr>
-              <w:t>rd</w:t>
-            </w:r>
-            <w:proofErr w:type="spellEnd"/>
-            <w:r>
-              <w:rPr>
-                <w:rFonts w:ascii="Helvetica" w:eastAsia="Times New Roman" w:hAnsi="Helvetica" w:cs="Helvetica"/>
-                <w:color w:val="333333"/>
-                <w:sz w:val="21"/>
-                <w:szCs w:val="21"/>
-                <w:shd w:val="clear" w:color="auto" w:fill="FFFFFF"/>
-              </w:rPr>
-              <w:t xml:space="preserve"> = not used</w:t>
+            <w:r>
+              <w:rPr>
+                <w:rFonts w:ascii="Helvetica" w:eastAsia="Times New Roman" w:hAnsi="Helvetica" w:cs="Helvetica"/>
+                <w:color w:val="333333"/>
+                <w:sz w:val="21"/>
+                <w:szCs w:val="21"/>
+                <w:shd w:val="clear" w:color="auto" w:fill="FFFFFF"/>
+              </w:rPr>
+              <w:t>rd = not used</w:t>
             </w:r>
             <w:r>
               <w:rPr>
@@ -7636,7 +6162,6 @@
                 <w:shd w:val="clear" w:color="auto" w:fill="FFFFFF"/>
               </w:rPr>
             </w:pPr>
-            <w:proofErr w:type="gramStart"/>
             <w:r>
               <w:rPr>
                 <w:rFonts w:ascii="Helvetica" w:hAnsi="Helvetica" w:cs="Helvetica"/>
@@ -7645,9 +6170,8 @@
                 <w:szCs w:val="21"/>
                 <w:shd w:val="clear" w:color="auto" w:fill="FFFFFF"/>
               </w:rPr>
-              <w:t>So</w:t>
-            </w:r>
-            <w:proofErr w:type="gramEnd"/>
+              <w:t>So the final PC = PC + 4 + (sign extend)(imm</w:t>
+            </w:r>
             <w:r>
               <w:rPr>
                 <w:rFonts w:ascii="Helvetica" w:hAnsi="Helvetica" w:cs="Helvetica"/>
@@ -7656,10 +6180,11 @@
                 <w:szCs w:val="21"/>
                 <w:shd w:val="clear" w:color="auto" w:fill="FFFFFF"/>
               </w:rPr>
-              <w:t xml:space="preserve"> the final PC = PC + 4 + (sign </w:t>
-            </w:r>
-            <w:proofErr w:type="gramStart"/>
-            <w:r>
+              <w:t>[20:1])</w:t>
+            </w:r>
+          </w:p>
+          <w:p>
+            <w:pPr>
               <w:rPr>
                 <w:rFonts w:ascii="Helvetica" w:hAnsi="Helvetica" w:cs="Helvetica"/>
                 <w:color w:val="333333"/>
@@ -7667,9 +6192,7 @@
                 <w:szCs w:val="21"/>
                 <w:shd w:val="clear" w:color="auto" w:fill="FFFFFF"/>
               </w:rPr>
-              <w:t>extend)(</w:t>
-            </w:r>
-            <w:proofErr w:type="spellStart"/>
+            </w:pPr>
             <w:r>
               <w:rPr>
                 <w:rFonts w:ascii="Helvetica" w:hAnsi="Helvetica" w:cs="Helvetica"/>
@@ -7678,84 +6201,7 @@
                 <w:szCs w:val="21"/>
                 <w:shd w:val="clear" w:color="auto" w:fill="FFFFFF"/>
               </w:rPr>
-              <w:t>imm</w:t>
-            </w:r>
-            <w:proofErr w:type="spellEnd"/>
-            <w:r>
-              <w:rPr>
-                <w:rFonts w:ascii="Helvetica" w:hAnsi="Helvetica" w:cs="Helvetica"/>
-                <w:color w:val="333333"/>
-                <w:sz w:val="21"/>
-                <w:szCs w:val="21"/>
-                <w:shd w:val="clear" w:color="auto" w:fill="FFFFFF"/>
-              </w:rPr>
-              <w:t>[</w:t>
-            </w:r>
-            <w:proofErr w:type="gramEnd"/>
-            <w:r>
-              <w:rPr>
-                <w:rFonts w:ascii="Helvetica" w:hAnsi="Helvetica" w:cs="Helvetica"/>
-                <w:color w:val="333333"/>
-                <w:sz w:val="21"/>
-                <w:szCs w:val="21"/>
-                <w:shd w:val="clear" w:color="auto" w:fill="FFFFFF"/>
-              </w:rPr>
-              <w:t>20:1])</w:t>
-            </w:r>
-          </w:p>
-          <w:p>
-            <w:pPr>
-              <w:rPr>
-                <w:rFonts w:ascii="Helvetica" w:hAnsi="Helvetica" w:cs="Helvetica"/>
-                <w:color w:val="333333"/>
-                <w:sz w:val="21"/>
-                <w:szCs w:val="21"/>
-                <w:shd w:val="clear" w:color="auto" w:fill="FFFFFF"/>
-              </w:rPr>
-            </w:pPr>
-            <w:r>
-              <w:rPr>
-                <w:rFonts w:ascii="Helvetica" w:hAnsi="Helvetica" w:cs="Helvetica"/>
-                <w:color w:val="333333"/>
-                <w:sz w:val="21"/>
-                <w:szCs w:val="21"/>
-                <w:shd w:val="clear" w:color="auto" w:fill="FFFFFF"/>
-              </w:rPr>
-              <w:t xml:space="preserve">Note: for our implementation, </w:t>
-            </w:r>
-            <w:proofErr w:type="spellStart"/>
-            <w:proofErr w:type="gramStart"/>
-            <w:r>
-              <w:rPr>
-                <w:rFonts w:ascii="Helvetica" w:hAnsi="Helvetica" w:cs="Helvetica"/>
-                <w:color w:val="333333"/>
-                <w:sz w:val="21"/>
-                <w:szCs w:val="21"/>
-                <w:shd w:val="clear" w:color="auto" w:fill="FFFFFF"/>
-              </w:rPr>
-              <w:t>imm</w:t>
-            </w:r>
-            <w:proofErr w:type="spellEnd"/>
-            <w:r>
-              <w:rPr>
-                <w:rFonts w:ascii="Helvetica" w:hAnsi="Helvetica" w:cs="Helvetica"/>
-                <w:color w:val="333333"/>
-                <w:sz w:val="21"/>
-                <w:szCs w:val="21"/>
-                <w:shd w:val="clear" w:color="auto" w:fill="FFFFFF"/>
-              </w:rPr>
-              <w:t>[</w:t>
-            </w:r>
-            <w:proofErr w:type="gramEnd"/>
-            <w:r>
-              <w:rPr>
-                <w:rFonts w:ascii="Helvetica" w:hAnsi="Helvetica" w:cs="Helvetica"/>
-                <w:color w:val="333333"/>
-                <w:sz w:val="21"/>
-                <w:szCs w:val="21"/>
-                <w:shd w:val="clear" w:color="auto" w:fill="FFFFFF"/>
-              </w:rPr>
-              <w:t>20:1] points to a byte</w:t>
+              <w:t>Note: for our implementation, imm[20:1] points to a byte</w:t>
             </w:r>
             <w:r>
               <w:rPr>
@@ -7861,20 +6307,8 @@
                 <w:szCs w:val="21"/>
                 <w:shd w:val="clear" w:color="auto" w:fill="FFFFFF"/>
               </w:rPr>
-              <w:t xml:space="preserve"> </w:t>
-            </w:r>
-            <w:proofErr w:type="gramStart"/>
-            <w:r>
-              <w:rPr>
-                <w:rFonts w:ascii="Helvetica" w:eastAsia="Times New Roman" w:hAnsi="Helvetica" w:cs="Helvetica"/>
-                <w:color w:val="333333"/>
-                <w:sz w:val="21"/>
-                <w:szCs w:val="21"/>
-                <w:shd w:val="clear" w:color="auto" w:fill="FFFFFF"/>
-              </w:rPr>
-              <w:t>where</w:t>
-            </w:r>
-            <w:proofErr w:type="gramEnd"/>
+              <w:t xml:space="preserve"> where</w:t>
+            </w:r>
           </w:p>
           <w:p>
             <w:pPr>
@@ -7898,7 +6332,6 @@
               </w:rPr>
               <w:t xml:space="preserve">     </w:t>
             </w:r>
-            <w:proofErr w:type="spellStart"/>
             <w:r>
               <w:rPr>
                 <w:rFonts w:ascii="Helvetica" w:eastAsia="Times New Roman" w:hAnsi="Helvetica" w:cs="Helvetica"/>
@@ -7909,9 +6342,8 @@
                 <w:szCs w:val="21"/>
                 <w:shd w:val="clear" w:color="auto" w:fill="FFFFFF"/>
               </w:rPr>
-              <w:t>subi</w:t>
-            </w:r>
-            <w:proofErr w:type="spellEnd"/>
+              <w:t xml:space="preserve">subi </w:t>
+            </w:r>
             <w:r>
               <w:rPr>
                 <w:rFonts w:ascii="Helvetica" w:eastAsia="Times New Roman" w:hAnsi="Helvetica" w:cs="Helvetica"/>
@@ -7922,9 +6354,8 @@
                 <w:szCs w:val="21"/>
                 <w:shd w:val="clear" w:color="auto" w:fill="FFFFFF"/>
               </w:rPr>
-              <w:t xml:space="preserve"> </w:t>
-            </w:r>
-            <w:proofErr w:type="spellStart"/>
+              <w:t>rd, rs1, imm</w:t>
+            </w:r>
             <w:r>
               <w:rPr>
                 <w:rFonts w:ascii="Helvetica" w:eastAsia="Times New Roman" w:hAnsi="Helvetica" w:cs="Helvetica"/>
@@ -7935,9 +6366,8 @@
                 <w:szCs w:val="21"/>
                 <w:shd w:val="clear" w:color="auto" w:fill="FFFFFF"/>
               </w:rPr>
-              <w:t>rd</w:t>
-            </w:r>
-            <w:proofErr w:type="spellEnd"/>
+              <w:t xml:space="preserve"> </w:t>
+            </w:r>
             <w:r>
               <w:rPr>
                 <w:rFonts w:ascii="Helvetica" w:eastAsia="Times New Roman" w:hAnsi="Helvetica" w:cs="Helvetica"/>
@@ -7948,9 +6378,8 @@
                 <w:szCs w:val="21"/>
                 <w:shd w:val="clear" w:color="auto" w:fill="FFFFFF"/>
               </w:rPr>
-              <w:t xml:space="preserve">, rs1, </w:t>
-            </w:r>
-            <w:proofErr w:type="spellStart"/>
+              <w:t xml:space="preserve">       </w:t>
+            </w:r>
             <w:r>
               <w:rPr>
                 <w:rFonts w:ascii="Helvetica" w:eastAsia="Times New Roman" w:hAnsi="Helvetica" w:cs="Helvetica"/>
@@ -7961,85 +6390,8 @@
                 <w:szCs w:val="21"/>
                 <w:shd w:val="clear" w:color="auto" w:fill="FFFFFF"/>
               </w:rPr>
-              <w:t>imm</w:t>
-            </w:r>
-            <w:proofErr w:type="spellEnd"/>
-            <w:r>
-              <w:rPr>
-                <w:rFonts w:ascii="Helvetica" w:eastAsia="Times New Roman" w:hAnsi="Helvetica" w:cs="Helvetica"/>
-                <w:i/>
-                <w:iCs/>
-                <w:color w:val="333333"/>
-                <w:sz w:val="21"/>
-                <w:szCs w:val="21"/>
-                <w:shd w:val="clear" w:color="auto" w:fill="FFFFFF"/>
-              </w:rPr>
-              <w:t xml:space="preserve"> </w:t>
-            </w:r>
-            <w:r>
-              <w:rPr>
-                <w:rFonts w:ascii="Helvetica" w:eastAsia="Times New Roman" w:hAnsi="Helvetica" w:cs="Helvetica"/>
-                <w:i/>
-                <w:iCs/>
-                <w:color w:val="333333"/>
-                <w:sz w:val="21"/>
-                <w:szCs w:val="21"/>
-                <w:shd w:val="clear" w:color="auto" w:fill="FFFFFF"/>
-              </w:rPr>
-              <w:t xml:space="preserve">       </w:t>
-            </w:r>
-            <w:r>
-              <w:rPr>
-                <w:rFonts w:ascii="Helvetica" w:eastAsia="Times New Roman" w:hAnsi="Helvetica" w:cs="Helvetica"/>
-                <w:i/>
-                <w:iCs/>
-                <w:color w:val="333333"/>
-                <w:sz w:val="21"/>
-                <w:szCs w:val="21"/>
-                <w:shd w:val="clear" w:color="auto" w:fill="FFFFFF"/>
-              </w:rPr>
-              <w:t xml:space="preserve"> # </w:t>
-            </w:r>
-            <w:proofErr w:type="spellStart"/>
-            <w:r>
-              <w:rPr>
-                <w:rFonts w:ascii="Helvetica" w:eastAsia="Times New Roman" w:hAnsi="Helvetica" w:cs="Helvetica"/>
-                <w:i/>
-                <w:iCs/>
-                <w:color w:val="333333"/>
-                <w:sz w:val="21"/>
-                <w:szCs w:val="21"/>
-                <w:shd w:val="clear" w:color="auto" w:fill="FFFFFF"/>
-              </w:rPr>
-              <w:t>rd</w:t>
-            </w:r>
-            <w:proofErr w:type="spellEnd"/>
-            <w:r>
-              <w:rPr>
-                <w:rFonts w:ascii="Helvetica" w:eastAsia="Times New Roman" w:hAnsi="Helvetica" w:cs="Helvetica"/>
-                <w:i/>
-                <w:iCs/>
-                <w:color w:val="333333"/>
-                <w:sz w:val="21"/>
-                <w:szCs w:val="21"/>
-                <w:shd w:val="clear" w:color="auto" w:fill="FFFFFF"/>
-              </w:rPr>
-              <w:t xml:space="preserve"> = rs1 - </w:t>
-            </w:r>
-            <w:proofErr w:type="spellStart"/>
-            <w:r>
-              <w:rPr>
-                <w:rFonts w:ascii="Helvetica" w:eastAsia="Times New Roman" w:hAnsi="Helvetica" w:cs="Helvetica"/>
-                <w:i/>
-                <w:iCs/>
-                <w:color w:val="333333"/>
-                <w:sz w:val="21"/>
-                <w:szCs w:val="21"/>
-                <w:shd w:val="clear" w:color="auto" w:fill="FFFFFF"/>
-              </w:rPr>
-              <w:t>imm</w:t>
-            </w:r>
-            <w:proofErr w:type="spellEnd"/>
+              <w:t xml:space="preserve"> # rd = rs1 - imm</w:t>
+            </w:r>
           </w:p>
           <w:p>
             <w:pPr>
@@ -8080,64 +6432,8 @@
                 <w:szCs w:val="21"/>
                 <w:shd w:val="clear" w:color="auto" w:fill="FFFFFF"/>
               </w:rPr>
-              <w:t xml:space="preserve">     </w:t>
-            </w:r>
-            <w:proofErr w:type="spellStart"/>
-            <w:r>
-              <w:rPr>
-                <w:rFonts w:ascii="Helvetica" w:eastAsia="Times New Roman" w:hAnsi="Helvetica" w:cs="Helvetica"/>
-                <w:color w:val="333333"/>
-                <w:sz w:val="21"/>
-                <w:szCs w:val="21"/>
-                <w:shd w:val="clear" w:color="auto" w:fill="FFFFFF"/>
-              </w:rPr>
-              <w:t>addi</w:t>
-            </w:r>
-            <w:proofErr w:type="spellEnd"/>
-            <w:r>
-              <w:rPr>
-                <w:rFonts w:ascii="Helvetica" w:eastAsia="Times New Roman" w:hAnsi="Helvetica" w:cs="Helvetica"/>
-                <w:color w:val="333333"/>
-                <w:sz w:val="21"/>
-                <w:szCs w:val="21"/>
-                <w:shd w:val="clear" w:color="auto" w:fill="FFFFFF"/>
-              </w:rPr>
-              <w:t xml:space="preserve"> </w:t>
-            </w:r>
-            <w:proofErr w:type="spellStart"/>
-            <w:r>
-              <w:rPr>
-                <w:rFonts w:ascii="Helvetica" w:eastAsia="Times New Roman" w:hAnsi="Helvetica" w:cs="Helvetica"/>
-                <w:color w:val="333333"/>
-                <w:sz w:val="21"/>
-                <w:szCs w:val="21"/>
-                <w:shd w:val="clear" w:color="auto" w:fill="FFFFFF"/>
-              </w:rPr>
-              <w:t>rd</w:t>
-            </w:r>
-            <w:proofErr w:type="spellEnd"/>
-            <w:r>
-              <w:rPr>
-                <w:rFonts w:ascii="Helvetica" w:eastAsia="Times New Roman" w:hAnsi="Helvetica" w:cs="Helvetica"/>
-                <w:color w:val="333333"/>
-                <w:sz w:val="21"/>
-                <w:szCs w:val="21"/>
-                <w:shd w:val="clear" w:color="auto" w:fill="FFFFFF"/>
-              </w:rPr>
-              <w:t xml:space="preserve"> rs1, </w:t>
-            </w:r>
-            <w:proofErr w:type="spellStart"/>
-            <w:r>
-              <w:rPr>
-                <w:rFonts w:ascii="Helvetica" w:eastAsia="Times New Roman" w:hAnsi="Helvetica" w:cs="Helvetica"/>
-                <w:color w:val="333333"/>
-                <w:sz w:val="21"/>
-                <w:szCs w:val="21"/>
-                <w:shd w:val="clear" w:color="auto" w:fill="FFFFFF"/>
-              </w:rPr>
-              <w:t>imm</w:t>
-            </w:r>
-            <w:proofErr w:type="spellEnd"/>
+              <w:t xml:space="preserve">     addi rd rs1, imm</w:t>
+            </w:r>
             <w:r>
               <w:rPr>
                 <w:rFonts w:ascii="Helvetica" w:eastAsia="Times New Roman" w:hAnsi="Helvetica" w:cs="Helvetica"/>
@@ -8166,52 +6462,18 @@
                 <w:szCs w:val="21"/>
                 <w:shd w:val="clear" w:color="auto" w:fill="FFFFFF"/>
               </w:rPr>
-              <w:t xml:space="preserve"> </w:t>
-            </w:r>
-            <w:proofErr w:type="spellStart"/>
-            <w:r>
-              <w:rPr>
-                <w:rFonts w:ascii="Helvetica" w:eastAsia="Times New Roman" w:hAnsi="Helvetica" w:cs="Helvetica"/>
-                <w:color w:val="333333"/>
-                <w:sz w:val="21"/>
-                <w:szCs w:val="21"/>
-                <w:shd w:val="clear" w:color="auto" w:fill="FFFFFF"/>
-              </w:rPr>
-              <w:t>rd</w:t>
-            </w:r>
-            <w:proofErr w:type="spellEnd"/>
-            <w:r>
-              <w:rPr>
-                <w:rFonts w:ascii="Helvetica" w:eastAsia="Times New Roman" w:hAnsi="Helvetica" w:cs="Helvetica"/>
-                <w:color w:val="333333"/>
-                <w:sz w:val="21"/>
-                <w:szCs w:val="21"/>
-                <w:shd w:val="clear" w:color="auto" w:fill="FFFFFF"/>
-              </w:rPr>
-              <w:t xml:space="preserve"> </w:t>
-            </w:r>
-            <w:r>
-              <w:rPr>
-                <w:rFonts w:ascii="Helvetica" w:eastAsia="Times New Roman" w:hAnsi="Helvetica" w:cs="Helvetica"/>
-                <w:color w:val="333333"/>
-                <w:sz w:val="21"/>
-                <w:szCs w:val="21"/>
-                <w:shd w:val="clear" w:color="auto" w:fill="FFFFFF"/>
-              </w:rPr>
-              <w:t>= rs1 + -</w:t>
-            </w:r>
-            <w:proofErr w:type="spellStart"/>
-            <w:r>
-              <w:rPr>
-                <w:rFonts w:ascii="Helvetica" w:eastAsia="Times New Roman" w:hAnsi="Helvetica" w:cs="Helvetica"/>
-                <w:color w:val="333333"/>
-                <w:sz w:val="21"/>
-                <w:szCs w:val="21"/>
-                <w:shd w:val="clear" w:color="auto" w:fill="FFFFFF"/>
-              </w:rPr>
-              <w:t>imm</w:t>
-            </w:r>
-            <w:proofErr w:type="spellEnd"/>
+              <w:t xml:space="preserve"> rd </w:t>
+            </w:r>
+            <w:r>
+              <w:rPr>
+                <w:rFonts w:ascii="Helvetica" w:eastAsia="Times New Roman" w:hAnsi="Helvetica" w:cs="Helvetica"/>
+                <w:color w:val="333333"/>
+                <w:sz w:val="21"/>
+                <w:szCs w:val="21"/>
+                <w:shd w:val="clear" w:color="auto" w:fill="FFFFFF"/>
+              </w:rPr>
+              <w:t>= rs1 + -imm</w:t>
+            </w:r>
           </w:p>
           <w:p>
             <w:pPr>
@@ -8295,29 +6557,7 @@
                 <w:szCs w:val="21"/>
                 <w:shd w:val="clear" w:color="auto" w:fill="FFFFFF"/>
               </w:rPr>
-              <w:t xml:space="preserve">    “&lt;12-bit </w:t>
-            </w:r>
-            <w:proofErr w:type="spellStart"/>
-            <w:r>
-              <w:rPr>
-                <w:rFonts w:ascii="Helvetica" w:eastAsia="Times New Roman" w:hAnsi="Helvetica" w:cs="Helvetica"/>
-                <w:color w:val="333333"/>
-                <w:sz w:val="21"/>
-                <w:szCs w:val="21"/>
-                <w:shd w:val="clear" w:color="auto" w:fill="FFFFFF"/>
-              </w:rPr>
-              <w:t>imm</w:t>
-            </w:r>
-            <w:proofErr w:type="spellEnd"/>
-            <w:r>
-              <w:rPr>
-                <w:rFonts w:ascii="Helvetica" w:eastAsia="Times New Roman" w:hAnsi="Helvetica" w:cs="Helvetica"/>
-                <w:color w:val="333333"/>
-                <w:sz w:val="21"/>
-                <w:szCs w:val="21"/>
-                <w:shd w:val="clear" w:color="auto" w:fill="FFFFFF"/>
-              </w:rPr>
-              <w:t>&gt; &lt;5-bit rs1&gt;</w:t>
+              <w:t xml:space="preserve">    “&lt;12-bit imm&gt; &lt;5-bit rs1&gt;</w:t>
             </w:r>
             <w:r>
               <w:t xml:space="preserve"> </w:t>
@@ -8330,29 +6570,7 @@
                 <w:szCs w:val="21"/>
                 <w:shd w:val="clear" w:color="auto" w:fill="FFFFFF"/>
               </w:rPr>
-              <w:t xml:space="preserve">&lt;3-bit funct3&gt; &lt;5-bit </w:t>
-            </w:r>
-            <w:proofErr w:type="spellStart"/>
-            <w:r>
-              <w:rPr>
-                <w:rFonts w:ascii="Helvetica" w:eastAsia="Times New Roman" w:hAnsi="Helvetica" w:cs="Helvetica"/>
-                <w:color w:val="333333"/>
-                <w:sz w:val="21"/>
-                <w:szCs w:val="21"/>
-                <w:shd w:val="clear" w:color="auto" w:fill="FFFFFF"/>
-              </w:rPr>
-              <w:t>rd</w:t>
-            </w:r>
-            <w:proofErr w:type="spellEnd"/>
-            <w:r>
-              <w:rPr>
-                <w:rFonts w:ascii="Helvetica" w:eastAsia="Times New Roman" w:hAnsi="Helvetica" w:cs="Helvetica"/>
-                <w:color w:val="333333"/>
-                <w:sz w:val="21"/>
-                <w:szCs w:val="21"/>
-                <w:shd w:val="clear" w:color="auto" w:fill="FFFFFF"/>
-              </w:rPr>
-              <w:t>&gt;</w:t>
+              <w:t>&lt;3-bit funct3&gt; &lt;5-bit rd&gt;</w:t>
             </w:r>
             <w:r>
               <w:t xml:space="preserve"> </w:t>
@@ -8459,7 +6677,6 @@
                 <w:shd w:val="clear" w:color="auto" w:fill="FFFFFF"/>
               </w:rPr>
             </w:pPr>
-            <w:proofErr w:type="spellStart"/>
             <w:r>
               <w:rPr>
                 <w:rFonts w:ascii="Helvetica" w:eastAsia="Times New Roman" w:hAnsi="Helvetica" w:cs="Helvetica"/>
@@ -8470,7 +6687,6 @@
               </w:rPr>
               <w:t>Load_Addr</w:t>
             </w:r>
-            <w:proofErr w:type="spellEnd"/>
           </w:p>
         </w:tc>
         <w:tc>
@@ -8535,29 +6751,7 @@
                 <w:szCs w:val="21"/>
                 <w:shd w:val="clear" w:color="auto" w:fill="FFFFFF"/>
               </w:rPr>
-              <w:t xml:space="preserve"> Since we cannot have a load with a 32-bit immediate value, this pseudo-instruction is </w:t>
-            </w:r>
-            <w:proofErr w:type="gramStart"/>
-            <w:r>
-              <w:rPr>
-                <w:rFonts w:ascii="Helvetica" w:eastAsia="Times New Roman" w:hAnsi="Helvetica" w:cs="Helvetica"/>
-                <w:color w:val="333333"/>
-                <w:sz w:val="21"/>
-                <w:szCs w:val="21"/>
-                <w:shd w:val="clear" w:color="auto" w:fill="FFFFFF"/>
-              </w:rPr>
-              <w:t>replace</w:t>
-            </w:r>
-            <w:proofErr w:type="gramEnd"/>
-            <w:r>
-              <w:rPr>
-                <w:rFonts w:ascii="Helvetica" w:eastAsia="Times New Roman" w:hAnsi="Helvetica" w:cs="Helvetica"/>
-                <w:color w:val="333333"/>
-                <w:sz w:val="21"/>
-                <w:szCs w:val="21"/>
-                <w:shd w:val="clear" w:color="auto" w:fill="FFFFFF"/>
-              </w:rPr>
-              <w:t xml:space="preserve"> with two instructions</w:t>
+              <w:t xml:space="preserve"> Since we cannot have a load with a 32-bit immediate value, this pseudo-instruction is replace with two instructions</w:t>
             </w:r>
             <w:r>
               <w:rPr>
@@ -8604,7 +6798,6 @@
               </w:rPr>
               <w:t xml:space="preserve">     </w:t>
             </w:r>
-            <w:proofErr w:type="spellStart"/>
             <w:r>
               <w:rPr>
                 <w:rFonts w:ascii="Helvetica" w:eastAsia="Times New Roman" w:hAnsi="Helvetica" w:cs="Helvetica"/>
@@ -8615,9 +6808,8 @@
                 <w:szCs w:val="21"/>
                 <w:shd w:val="clear" w:color="auto" w:fill="FFFFFF"/>
               </w:rPr>
-              <w:t>auipc</w:t>
-            </w:r>
-            <w:proofErr w:type="spellEnd"/>
+              <w:t xml:space="preserve">auipc </w:t>
+            </w:r>
             <w:r>
               <w:rPr>
                 <w:rFonts w:ascii="Helvetica" w:eastAsia="Times New Roman" w:hAnsi="Helvetica" w:cs="Helvetica"/>
@@ -8628,7 +6820,7 @@
                 <w:szCs w:val="21"/>
                 <w:shd w:val="clear" w:color="auto" w:fill="FFFFFF"/>
               </w:rPr>
-              <w:t xml:space="preserve"> </w:t>
+              <w:t>x5</w:t>
             </w:r>
             <w:r>
               <w:rPr>
@@ -8640,9 +6832,11 @@
                 <w:szCs w:val="21"/>
                 <w:shd w:val="clear" w:color="auto" w:fill="FFFFFF"/>
               </w:rPr>
-              <w:t>x5</w:t>
-            </w:r>
-            <w:r>
+              <w:t>, offset[31:12]</w:t>
+            </w:r>
+          </w:p>
+          <w:p>
+            <w:pPr>
               <w:rPr>
                 <w:rFonts w:ascii="Helvetica" w:eastAsia="Times New Roman" w:hAnsi="Helvetica" w:cs="Helvetica"/>
                 <w:i/>
@@ -8652,9 +6846,7 @@
                 <w:szCs w:val="21"/>
                 <w:shd w:val="clear" w:color="auto" w:fill="FFFFFF"/>
               </w:rPr>
-              <w:t xml:space="preserve">, </w:t>
-            </w:r>
-            <w:proofErr w:type="gramStart"/>
+            </w:pPr>
             <w:r>
               <w:rPr>
                 <w:rFonts w:ascii="Helvetica" w:eastAsia="Times New Roman" w:hAnsi="Helvetica" w:cs="Helvetica"/>
@@ -8665,9 +6857,8 @@
                 <w:szCs w:val="21"/>
                 <w:shd w:val="clear" w:color="auto" w:fill="FFFFFF"/>
               </w:rPr>
-              <w:t>offset[</w:t>
-            </w:r>
-            <w:proofErr w:type="gramEnd"/>
+              <w:t xml:space="preserve">     </w:t>
+            </w:r>
             <w:r>
               <w:rPr>
                 <w:rFonts w:ascii="Helvetica" w:eastAsia="Times New Roman" w:hAnsi="Helvetica" w:cs="Helvetica"/>
@@ -8678,11 +6869,9 @@
                 <w:szCs w:val="21"/>
                 <w:shd w:val="clear" w:color="auto" w:fill="FFFFFF"/>
               </w:rPr>
-              <w:t>31:12]</w:t>
-            </w:r>
-          </w:p>
-          <w:p>
-            <w:pPr>
+              <w:t xml:space="preserve">addi  </w:t>
+            </w:r>
+            <w:r>
               <w:rPr>
                 <w:rFonts w:ascii="Helvetica" w:eastAsia="Times New Roman" w:hAnsi="Helvetica" w:cs="Helvetica"/>
                 <w:i/>
@@ -8692,7 +6881,8 @@
                 <w:szCs w:val="21"/>
                 <w:shd w:val="clear" w:color="auto" w:fill="FFFFFF"/>
               </w:rPr>
-            </w:pPr>
+              <w:t>x5</w:t>
+            </w:r>
             <w:r>
               <w:rPr>
                 <w:rFonts w:ascii="Helvetica" w:eastAsia="Times New Roman" w:hAnsi="Helvetica" w:cs="Helvetica"/>
@@ -8703,10 +6893,8 @@
                 <w:szCs w:val="21"/>
                 <w:shd w:val="clear" w:color="auto" w:fill="FFFFFF"/>
               </w:rPr>
-              <w:t xml:space="preserve">     </w:t>
-            </w:r>
-            <w:proofErr w:type="spellStart"/>
-            <w:proofErr w:type="gramStart"/>
+              <w:t xml:space="preserve">, </w:t>
+            </w:r>
             <w:r>
               <w:rPr>
                 <w:rFonts w:ascii="Helvetica" w:eastAsia="Times New Roman" w:hAnsi="Helvetica" w:cs="Helvetica"/>
@@ -8717,9 +6905,8 @@
                 <w:szCs w:val="21"/>
                 <w:shd w:val="clear" w:color="auto" w:fill="FFFFFF"/>
               </w:rPr>
-              <w:t>addi</w:t>
-            </w:r>
-            <w:proofErr w:type="spellEnd"/>
+              <w:t>x5</w:t>
+            </w:r>
             <w:r>
               <w:rPr>
                 <w:rFonts w:ascii="Helvetica" w:eastAsia="Times New Roman" w:hAnsi="Helvetica" w:cs="Helvetica"/>
@@ -8730,7 +6917,7 @@
                 <w:szCs w:val="21"/>
                 <w:shd w:val="clear" w:color="auto" w:fill="FFFFFF"/>
               </w:rPr>
-              <w:t xml:space="preserve">  </w:t>
+              <w:t>, offset[11:0</w:t>
             </w:r>
             <w:r>
               <w:rPr>
@@ -8742,93 +6929,6 @@
                 <w:szCs w:val="21"/>
                 <w:shd w:val="clear" w:color="auto" w:fill="FFFFFF"/>
               </w:rPr>
-              <w:t>x</w:t>
-            </w:r>
-            <w:proofErr w:type="gramEnd"/>
-            <w:r>
-              <w:rPr>
-                <w:rFonts w:ascii="Helvetica" w:eastAsia="Times New Roman" w:hAnsi="Helvetica" w:cs="Helvetica"/>
-                <w:i/>
-                <w:iCs/>
-                <w:color w:val="333333"/>
-                <w:sz w:val="21"/>
-                <w:szCs w:val="21"/>
-                <w:shd w:val="clear" w:color="auto" w:fill="FFFFFF"/>
-              </w:rPr>
-              <w:t>5</w:t>
-            </w:r>
-            <w:r>
-              <w:rPr>
-                <w:rFonts w:ascii="Helvetica" w:eastAsia="Times New Roman" w:hAnsi="Helvetica" w:cs="Helvetica"/>
-                <w:i/>
-                <w:iCs/>
-                <w:color w:val="333333"/>
-                <w:sz w:val="21"/>
-                <w:szCs w:val="21"/>
-                <w:shd w:val="clear" w:color="auto" w:fill="FFFFFF"/>
-              </w:rPr>
-              <w:t xml:space="preserve">, </w:t>
-            </w:r>
-            <w:r>
-              <w:rPr>
-                <w:rFonts w:ascii="Helvetica" w:eastAsia="Times New Roman" w:hAnsi="Helvetica" w:cs="Helvetica"/>
-                <w:i/>
-                <w:iCs/>
-                <w:color w:val="333333"/>
-                <w:sz w:val="21"/>
-                <w:szCs w:val="21"/>
-                <w:shd w:val="clear" w:color="auto" w:fill="FFFFFF"/>
-              </w:rPr>
-              <w:t>x5</w:t>
-            </w:r>
-            <w:r>
-              <w:rPr>
-                <w:rFonts w:ascii="Helvetica" w:eastAsia="Times New Roman" w:hAnsi="Helvetica" w:cs="Helvetica"/>
-                <w:i/>
-                <w:iCs/>
-                <w:color w:val="333333"/>
-                <w:sz w:val="21"/>
-                <w:szCs w:val="21"/>
-                <w:shd w:val="clear" w:color="auto" w:fill="FFFFFF"/>
-              </w:rPr>
-              <w:t xml:space="preserve">, </w:t>
-            </w:r>
-            <w:proofErr w:type="gramStart"/>
-            <w:r>
-              <w:rPr>
-                <w:rFonts w:ascii="Helvetica" w:eastAsia="Times New Roman" w:hAnsi="Helvetica" w:cs="Helvetica"/>
-                <w:i/>
-                <w:iCs/>
-                <w:color w:val="333333"/>
-                <w:sz w:val="21"/>
-                <w:szCs w:val="21"/>
-                <w:shd w:val="clear" w:color="auto" w:fill="FFFFFF"/>
-              </w:rPr>
-              <w:t>offset[</w:t>
-            </w:r>
-            <w:proofErr w:type="gramEnd"/>
-            <w:r>
-              <w:rPr>
-                <w:rFonts w:ascii="Helvetica" w:eastAsia="Times New Roman" w:hAnsi="Helvetica" w:cs="Helvetica"/>
-                <w:i/>
-                <w:iCs/>
-                <w:color w:val="333333"/>
-                <w:sz w:val="21"/>
-                <w:szCs w:val="21"/>
-                <w:shd w:val="clear" w:color="auto" w:fill="FFFFFF"/>
-              </w:rPr>
-              <w:t>11:0</w:t>
-            </w:r>
-            <w:r>
-              <w:rPr>
-                <w:rFonts w:ascii="Helvetica" w:eastAsia="Times New Roman" w:hAnsi="Helvetica" w:cs="Helvetica"/>
-                <w:i/>
-                <w:iCs/>
-                <w:color w:val="333333"/>
-                <w:sz w:val="21"/>
-                <w:szCs w:val="21"/>
-                <w:shd w:val="clear" w:color="auto" w:fill="FFFFFF"/>
-              </w:rPr>
               <w:t>]</w:t>
             </w:r>
           </w:p>
@@ -8850,20 +6950,8 @@
                 <w:szCs w:val="21"/>
                 <w:shd w:val="clear" w:color="auto" w:fill="FFFFFF"/>
               </w:rPr>
-              <w:t xml:space="preserve">Instead of doing this, we will create a custom instruction called </w:t>
-            </w:r>
-            <w:proofErr w:type="spellStart"/>
-            <w:r>
-              <w:rPr>
-                <w:rFonts w:ascii="Helvetica" w:eastAsia="Times New Roman" w:hAnsi="Helvetica" w:cs="Helvetica"/>
-                <w:color w:val="333333"/>
-                <w:sz w:val="21"/>
-                <w:szCs w:val="21"/>
-                <w:shd w:val="clear" w:color="auto" w:fill="FFFFFF"/>
-              </w:rPr>
-              <w:t>load_addr</w:t>
-            </w:r>
-            <w:proofErr w:type="spellEnd"/>
+              <w:t>Instead of doing this, we will create a custom instruction called load_addr</w:t>
+            </w:r>
             <w:r>
               <w:rPr>
                 <w:rFonts w:ascii="Helvetica" w:eastAsia="Times New Roman" w:hAnsi="Helvetica" w:cs="Helvetica"/>
@@ -8919,7 +7007,6 @@
               </w:rPr>
               <w:t>Format</w:t>
             </w:r>
-            <w:proofErr w:type="gramStart"/>
             <w:r>
               <w:rPr>
                 <w:rFonts w:ascii="Helvetica" w:eastAsia="Times New Roman" w:hAnsi="Helvetica" w:cs="Helvetica"/>
@@ -8940,7 +7027,6 @@
               </w:rPr>
               <w:t>“</w:t>
             </w:r>
-            <w:proofErr w:type="gramEnd"/>
             <w:r>
               <w:rPr>
                 <w:rFonts w:ascii="Helvetica" w:eastAsia="Times New Roman" w:hAnsi="Helvetica" w:cs="Helvetica"/>
@@ -8969,29 +7055,7 @@
                 <w:szCs w:val="21"/>
                 <w:shd w:val="clear" w:color="auto" w:fill="FFFFFF"/>
               </w:rPr>
-              <w:t xml:space="preserve">&lt;5-bit </w:t>
-            </w:r>
-            <w:proofErr w:type="spellStart"/>
-            <w:r>
-              <w:rPr>
-                <w:rFonts w:ascii="Helvetica" w:eastAsia="Times New Roman" w:hAnsi="Helvetica" w:cs="Helvetica"/>
-                <w:color w:val="333333"/>
-                <w:sz w:val="21"/>
-                <w:szCs w:val="21"/>
-                <w:shd w:val="clear" w:color="auto" w:fill="FFFFFF"/>
-              </w:rPr>
-              <w:t>rd</w:t>
-            </w:r>
-            <w:proofErr w:type="spellEnd"/>
-            <w:r>
-              <w:rPr>
-                <w:rFonts w:ascii="Helvetica" w:eastAsia="Times New Roman" w:hAnsi="Helvetica" w:cs="Helvetica"/>
-                <w:color w:val="333333"/>
-                <w:sz w:val="21"/>
-                <w:szCs w:val="21"/>
-                <w:shd w:val="clear" w:color="auto" w:fill="FFFFFF"/>
-              </w:rPr>
-              <w:t>&gt;</w:t>
+              <w:t>&lt;5-bit rd&gt;</w:t>
             </w:r>
             <w:r>
               <w:t xml:space="preserve"> </w:t>
@@ -9055,29 +7119,7 @@
                 <w:szCs w:val="21"/>
                 <w:shd w:val="clear" w:color="auto" w:fill="FFFFFF"/>
               </w:rPr>
-              <w:t xml:space="preserve">    </w:t>
-            </w:r>
-            <w:proofErr w:type="spellStart"/>
-            <w:r>
-              <w:rPr>
-                <w:rFonts w:ascii="Helvetica" w:eastAsia="Times New Roman" w:hAnsi="Helvetica" w:cs="Helvetica"/>
-                <w:color w:val="333333"/>
-                <w:sz w:val="21"/>
-                <w:szCs w:val="21"/>
-                <w:shd w:val="clear" w:color="auto" w:fill="FFFFFF"/>
-              </w:rPr>
-              <w:t>rd</w:t>
-            </w:r>
-            <w:proofErr w:type="spellEnd"/>
-            <w:r>
-              <w:rPr>
-                <w:rFonts w:ascii="Helvetica" w:eastAsia="Times New Roman" w:hAnsi="Helvetica" w:cs="Helvetica"/>
-                <w:color w:val="333333"/>
-                <w:sz w:val="21"/>
-                <w:szCs w:val="21"/>
-                <w:shd w:val="clear" w:color="auto" w:fill="FFFFFF"/>
-              </w:rPr>
-              <w:t xml:space="preserve"> = destination register</w:t>
+              <w:t xml:space="preserve">    rd = destination register</w:t>
             </w:r>
           </w:p>
           <w:p>
@@ -9215,7 +7257,6 @@
               </w:rPr>
               <w:t xml:space="preserve">In the RISC-V architecture, NOP is actually a pseudo-instruction, which is replaced by an instruction that does nothing, </w:t>
             </w:r>
-            <w:proofErr w:type="spellStart"/>
             <w:r>
               <w:rPr>
                 <w:rFonts w:ascii="Helvetica" w:eastAsia="Times New Roman" w:hAnsi="Helvetica" w:cs="Helvetica"/>
@@ -9226,20 +7267,7 @@
                 <w:szCs w:val="21"/>
                 <w:shd w:val="clear" w:color="auto" w:fill="FFFFFF"/>
               </w:rPr>
-              <w:t>addi</w:t>
-            </w:r>
-            <w:proofErr w:type="spellEnd"/>
-            <w:r>
-              <w:rPr>
-                <w:rFonts w:ascii="Helvetica" w:eastAsia="Times New Roman" w:hAnsi="Helvetica" w:cs="Helvetica"/>
-                <w:i/>
-                <w:iCs/>
-                <w:color w:val="333333"/>
-                <w:sz w:val="21"/>
-                <w:szCs w:val="21"/>
-                <w:shd w:val="clear" w:color="auto" w:fill="FFFFFF"/>
-              </w:rPr>
-              <w:t xml:space="preserve"> x0, x0, 0</w:t>
+              <w:t>addi x0, x0, 0</w:t>
             </w:r>
             <w:r>
               <w:rPr>
@@ -9337,138 +7365,26 @@
               </w:rPr>
               <w:t>your system will set all the control signals to zero (</w:t>
             </w:r>
-            <w:proofErr w:type="spellStart"/>
-            <w:r>
-              <w:rPr>
-                <w:rFonts w:ascii="Helvetica" w:eastAsia="Times New Roman" w:hAnsi="Helvetica" w:cs="Helvetica"/>
-                <w:color w:val="333333"/>
-                <w:sz w:val="21"/>
-                <w:szCs w:val="21"/>
-                <w:shd w:val="clear" w:color="auto" w:fill="FFFFFF"/>
-              </w:rPr>
-              <w:t>reg_write</w:t>
-            </w:r>
-            <w:proofErr w:type="spellEnd"/>
-            <w:r>
-              <w:rPr>
-                <w:rFonts w:ascii="Helvetica" w:eastAsia="Times New Roman" w:hAnsi="Helvetica" w:cs="Helvetica"/>
-                <w:color w:val="333333"/>
-                <w:sz w:val="21"/>
-                <w:szCs w:val="21"/>
-                <w:shd w:val="clear" w:color="auto" w:fill="FFFFFF"/>
-              </w:rPr>
-              <w:t xml:space="preserve"> &lt;= '0'; </w:t>
-            </w:r>
-            <w:proofErr w:type="spellStart"/>
-            <w:r>
-              <w:rPr>
-                <w:rFonts w:ascii="Helvetica" w:eastAsia="Times New Roman" w:hAnsi="Helvetica" w:cs="Helvetica"/>
-                <w:color w:val="333333"/>
-                <w:sz w:val="21"/>
-                <w:szCs w:val="21"/>
-                <w:shd w:val="clear" w:color="auto" w:fill="FFFFFF"/>
-              </w:rPr>
-              <w:t>alu_src</w:t>
-            </w:r>
-            <w:proofErr w:type="spellEnd"/>
-            <w:r>
-              <w:rPr>
-                <w:rFonts w:ascii="Helvetica" w:eastAsia="Times New Roman" w:hAnsi="Helvetica" w:cs="Helvetica"/>
-                <w:color w:val="333333"/>
-                <w:sz w:val="21"/>
-                <w:szCs w:val="21"/>
-                <w:shd w:val="clear" w:color="auto" w:fill="FFFFFF"/>
-              </w:rPr>
-              <w:t xml:space="preserve"> &lt;= '0'; </w:t>
-            </w:r>
-            <w:proofErr w:type="spellStart"/>
-            <w:r>
-              <w:rPr>
-                <w:rFonts w:ascii="Helvetica" w:eastAsia="Times New Roman" w:hAnsi="Helvetica" w:cs="Helvetica"/>
-                <w:color w:val="333333"/>
-                <w:sz w:val="21"/>
-                <w:szCs w:val="21"/>
-                <w:shd w:val="clear" w:color="auto" w:fill="FFFFFF"/>
-              </w:rPr>
-              <w:t>mem_read</w:t>
-            </w:r>
-            <w:proofErr w:type="spellEnd"/>
-            <w:r>
-              <w:rPr>
-                <w:rFonts w:ascii="Helvetica" w:eastAsia="Times New Roman" w:hAnsi="Helvetica" w:cs="Helvetica"/>
-                <w:color w:val="333333"/>
-                <w:sz w:val="21"/>
-                <w:szCs w:val="21"/>
-                <w:shd w:val="clear" w:color="auto" w:fill="FFFFFF"/>
-              </w:rPr>
-              <w:t xml:space="preserve"> &lt;= '0'; </w:t>
-            </w:r>
-            <w:proofErr w:type="spellStart"/>
-            <w:r>
-              <w:rPr>
-                <w:rFonts w:ascii="Helvetica" w:eastAsia="Times New Roman" w:hAnsi="Helvetica" w:cs="Helvetica"/>
-                <w:color w:val="333333"/>
-                <w:sz w:val="21"/>
-                <w:szCs w:val="21"/>
-                <w:shd w:val="clear" w:color="auto" w:fill="FFFFFF"/>
-              </w:rPr>
-              <w:t>mem_write</w:t>
-            </w:r>
-            <w:proofErr w:type="spellEnd"/>
-            <w:r>
-              <w:rPr>
-                <w:rFonts w:ascii="Helvetica" w:eastAsia="Times New Roman" w:hAnsi="Helvetica" w:cs="Helvetica"/>
-                <w:color w:val="333333"/>
-                <w:sz w:val="21"/>
-                <w:szCs w:val="21"/>
-                <w:shd w:val="clear" w:color="auto" w:fill="FFFFFF"/>
-              </w:rPr>
-              <w:t xml:space="preserve"> &lt;= '0'; branch &lt;= '0'; jump &lt;= '0'; </w:t>
-            </w:r>
-            <w:proofErr w:type="spellStart"/>
-            <w:r>
-              <w:rPr>
-                <w:rFonts w:ascii="Helvetica" w:eastAsia="Times New Roman" w:hAnsi="Helvetica" w:cs="Helvetica"/>
-                <w:color w:val="333333"/>
-                <w:sz w:val="21"/>
-                <w:szCs w:val="21"/>
-                <w:shd w:val="clear" w:color="auto" w:fill="FFFFFF"/>
-              </w:rPr>
-              <w:t>load_addr</w:t>
-            </w:r>
-            <w:proofErr w:type="spellEnd"/>
-            <w:r>
-              <w:rPr>
-                <w:rFonts w:ascii="Helvetica" w:eastAsia="Times New Roman" w:hAnsi="Helvetica" w:cs="Helvetica"/>
-                <w:color w:val="333333"/>
-                <w:sz w:val="21"/>
-                <w:szCs w:val="21"/>
-                <w:shd w:val="clear" w:color="auto" w:fill="FFFFFF"/>
-              </w:rPr>
-              <w:t xml:space="preserve"> &lt;= '0';</w:t>
-            </w:r>
-            <w:r>
-              <w:rPr>
-                <w:rFonts w:ascii="Helvetica" w:eastAsia="Times New Roman" w:hAnsi="Helvetica" w:cs="Helvetica"/>
-                <w:color w:val="333333"/>
-                <w:sz w:val="21"/>
-                <w:szCs w:val="21"/>
-                <w:shd w:val="clear" w:color="auto" w:fill="FFFFFF"/>
-              </w:rPr>
-              <w:t xml:space="preserve"> see </w:t>
-            </w:r>
-            <w:proofErr w:type="spellStart"/>
-            <w:r>
-              <w:rPr>
-                <w:rFonts w:ascii="Helvetica" w:eastAsia="Times New Roman" w:hAnsi="Helvetica" w:cs="Helvetica"/>
-                <w:color w:val="333333"/>
-                <w:sz w:val="21"/>
-                <w:szCs w:val="21"/>
-                <w:shd w:val="clear" w:color="auto" w:fill="FFFFFF"/>
-              </w:rPr>
-              <w:t>control_unit.vhdl</w:t>
-            </w:r>
-            <w:proofErr w:type="spellEnd"/>
+            <w:r>
+              <w:rPr>
+                <w:rFonts w:ascii="Helvetica" w:eastAsia="Times New Roman" w:hAnsi="Helvetica" w:cs="Helvetica"/>
+                <w:color w:val="333333"/>
+                <w:sz w:val="21"/>
+                <w:szCs w:val="21"/>
+                <w:shd w:val="clear" w:color="auto" w:fill="FFFFFF"/>
+              </w:rPr>
+              <w:t>reg_write &lt;= '0'; alu_src &lt;= '0'; mem_read &lt;= '0'; mem_write &lt;= '0'; branch &lt;= '0'; jump &lt;= '0'; load_addr &lt;= '0';</w:t>
+            </w:r>
+            <w:r>
+              <w:rPr>
+                <w:rFonts w:ascii="Helvetica" w:eastAsia="Times New Roman" w:hAnsi="Helvetica" w:cs="Helvetica"/>
+                <w:color w:val="333333"/>
+                <w:sz w:val="21"/>
+                <w:szCs w:val="21"/>
+                <w:shd w:val="clear" w:color="auto" w:fill="FFFFFF"/>
+              </w:rPr>
+              <w:t xml:space="preserve"> see control_unit.vhdl</w:t>
+            </w:r>
           </w:p>
           <w:p>
             <w:pPr>
@@ -9710,62 +7626,38 @@
           <w:szCs w:val="21"/>
           <w:shd w:val="clear" w:color="auto" w:fill="FFFFFF"/>
         </w:rPr>
+        <w:t xml:space="preserve"> your</w:t>
+      </w:r>
+      <w:r>
+        <w:rPr>
+          <w:rFonts w:ascii="Helvetica" w:eastAsia="Times New Roman" w:hAnsi="Helvetica" w:cs="Helvetica"/>
+          <w:color w:val="333333"/>
+          <w:sz w:val="21"/>
+          <w:szCs w:val="21"/>
+          <w:shd w:val="clear" w:color="auto" w:fill="FFFFFF"/>
+        </w:rPr>
+        <w:t xml:space="preserve"> a 5-stage pipeline</w:t>
+      </w:r>
+      <w:r>
+        <w:rPr>
+          <w:rFonts w:ascii="Helvetica" w:eastAsia="Times New Roman" w:hAnsi="Helvetica" w:cs="Helvetica"/>
+          <w:color w:val="333333"/>
+          <w:sz w:val="21"/>
+          <w:szCs w:val="21"/>
+          <w:shd w:val="clear" w:color="auto" w:fill="FFFFFF"/>
+        </w:rPr>
+        <w:t xml:space="preserve"> to have</w:t>
+      </w:r>
+      <w:r>
+        <w:rPr>
+          <w:rFonts w:ascii="Helvetica" w:eastAsia="Times New Roman" w:hAnsi="Helvetica" w:cs="Helvetica"/>
+          <w:color w:val="333333"/>
+          <w:sz w:val="21"/>
+          <w:szCs w:val="21"/>
+          <w:shd w:val="clear" w:color="auto" w:fill="FFFFFF"/>
+        </w:rPr>
         <w:t xml:space="preserve"> </w:t>
       </w:r>
-      <w:proofErr w:type="spellStart"/>
-      <w:proofErr w:type="gramStart"/>
-      <w:r>
-        <w:rPr>
-          <w:rFonts w:ascii="Helvetica" w:eastAsia="Times New Roman" w:hAnsi="Helvetica" w:cs="Helvetica"/>
-          <w:color w:val="333333"/>
-          <w:sz w:val="21"/>
-          <w:szCs w:val="21"/>
-          <w:shd w:val="clear" w:color="auto" w:fill="FFFFFF"/>
-        </w:rPr>
-        <w:t>your</w:t>
-      </w:r>
-      <w:proofErr w:type="spellEnd"/>
-      <w:r>
-        <w:rPr>
-          <w:rFonts w:ascii="Helvetica" w:eastAsia="Times New Roman" w:hAnsi="Helvetica" w:cs="Helvetica"/>
-          <w:color w:val="333333"/>
-          <w:sz w:val="21"/>
-          <w:szCs w:val="21"/>
-          <w:shd w:val="clear" w:color="auto" w:fill="FFFFFF"/>
-        </w:rPr>
-        <w:t xml:space="preserve"> a</w:t>
-      </w:r>
-      <w:proofErr w:type="gramEnd"/>
-      <w:r>
-        <w:rPr>
-          <w:rFonts w:ascii="Helvetica" w:eastAsia="Times New Roman" w:hAnsi="Helvetica" w:cs="Helvetica"/>
-          <w:color w:val="333333"/>
-          <w:sz w:val="21"/>
-          <w:szCs w:val="21"/>
-          <w:shd w:val="clear" w:color="auto" w:fill="FFFFFF"/>
-        </w:rPr>
-        <w:t xml:space="preserve"> 5-stage pipeline</w:t>
-      </w:r>
-      <w:r>
-        <w:rPr>
-          <w:rFonts w:ascii="Helvetica" w:eastAsia="Times New Roman" w:hAnsi="Helvetica" w:cs="Helvetica"/>
-          <w:color w:val="333333"/>
-          <w:sz w:val="21"/>
-          <w:szCs w:val="21"/>
-          <w:shd w:val="clear" w:color="auto" w:fill="FFFFFF"/>
-        </w:rPr>
-        <w:t xml:space="preserve"> to have</w:t>
-      </w:r>
-      <w:r>
-        <w:rPr>
-          <w:rFonts w:ascii="Helvetica" w:eastAsia="Times New Roman" w:hAnsi="Helvetica" w:cs="Helvetica"/>
-          <w:color w:val="333333"/>
-          <w:sz w:val="21"/>
-          <w:szCs w:val="21"/>
-          <w:shd w:val="clear" w:color="auto" w:fill="FFFFFF"/>
-        </w:rPr>
-        <w:t xml:space="preserve"> </w:t>
-      </w:r>
       <w:r>
         <w:rPr>
           <w:rFonts w:ascii="Helvetica" w:eastAsia="Times New Roman" w:hAnsi="Helvetica" w:cs="Helvetica"/>
@@ -9794,29 +7686,7 @@
           <w:szCs w:val="21"/>
           <w:shd w:val="clear" w:color="auto" w:fill="FFFFFF"/>
         </w:rPr>
-        <w:t xml:space="preserve"> stalls appropriately to ensure proper </w:t>
-      </w:r>
-      <w:proofErr w:type="gramStart"/>
-      <w:r>
-        <w:rPr>
-          <w:rFonts w:ascii="Helvetica" w:eastAsia="Times New Roman" w:hAnsi="Helvetica" w:cs="Helvetica"/>
-          <w:color w:val="333333"/>
-          <w:sz w:val="21"/>
-          <w:szCs w:val="21"/>
-          <w:shd w:val="clear" w:color="auto" w:fill="FFFFFF"/>
-        </w:rPr>
-        <w:t>execution, but</w:t>
-      </w:r>
-      <w:proofErr w:type="gramEnd"/>
-      <w:r>
-        <w:rPr>
-          <w:rFonts w:ascii="Helvetica" w:eastAsia="Times New Roman" w:hAnsi="Helvetica" w:cs="Helvetica"/>
-          <w:color w:val="333333"/>
-          <w:sz w:val="21"/>
-          <w:szCs w:val="21"/>
-          <w:shd w:val="clear" w:color="auto" w:fill="FFFFFF"/>
-        </w:rPr>
-        <w:t xml:space="preserve"> does NOT have forwarding.</w:t>
+        <w:t xml:space="preserve"> stalls appropriately to ensure proper execution, but does NOT have forwarding.</w:t>
       </w:r>
     </w:p>
     <w:p>
@@ -9912,21 +7782,8 @@
           <w:highlight w:val="yellow"/>
           <w:shd w:val="clear" w:color="auto" w:fill="FFFFFF"/>
         </w:rPr>
-        <w:t xml:space="preserve">Turn the completed diagram in via </w:t>
-      </w:r>
-      <w:proofErr w:type="spellStart"/>
-      <w:r>
-        <w:rPr>
-          <w:rFonts w:ascii="Helvetica" w:eastAsia="Times New Roman" w:hAnsi="Helvetica" w:cs="Helvetica"/>
-          <w:color w:val="333333"/>
-          <w:sz w:val="21"/>
-          <w:szCs w:val="21"/>
-          <w:highlight w:val="yellow"/>
-          <w:shd w:val="clear" w:color="auto" w:fill="FFFFFF"/>
-        </w:rPr>
-        <w:t>gradescope</w:t>
-      </w:r>
-      <w:proofErr w:type="spellEnd"/>
+        <w:t>Turn the completed diagram in via gradescope</w:t>
+      </w:r>
       <w:r>
         <w:rPr>
           <w:rFonts w:ascii="Helvetica" w:eastAsia="Times New Roman" w:hAnsi="Helvetica" w:cs="Helvetica"/>
@@ -9960,38 +7817,7 @@
           <w:sz w:val="21"/>
           <w:szCs w:val="21"/>
         </w:rPr>
-        <w:t xml:space="preserve">You will use your </w:t>
-      </w:r>
-      <w:proofErr w:type="spellStart"/>
-      <w:r>
-        <w:rPr>
-          <w:rFonts w:ascii="Helvetica" w:eastAsia="Times New Roman" w:hAnsi="Helvetica" w:cs="Helvetica"/>
-          <w:color w:val="333333"/>
-          <w:sz w:val="21"/>
-          <w:szCs w:val="21"/>
-        </w:rPr>
-        <w:t>instr_</w:t>
-      </w:r>
-      <w:proofErr w:type="gramStart"/>
-      <w:r>
-        <w:rPr>
-          <w:rFonts w:ascii="Helvetica" w:eastAsia="Times New Roman" w:hAnsi="Helvetica" w:cs="Helvetica"/>
-          <w:color w:val="333333"/>
-          <w:sz w:val="21"/>
-          <w:szCs w:val="21"/>
-        </w:rPr>
-        <w:t>mem.vhdl</w:t>
-      </w:r>
-      <w:proofErr w:type="spellEnd"/>
-      <w:proofErr w:type="gramEnd"/>
-      <w:r>
-        <w:rPr>
-          <w:rFonts w:ascii="Helvetica" w:eastAsia="Times New Roman" w:hAnsi="Helvetica" w:cs="Helvetica"/>
-          <w:color w:val="333333"/>
-          <w:sz w:val="21"/>
-          <w:szCs w:val="21"/>
-        </w:rPr>
-        <w:t xml:space="preserve"> from stage 1.</w:t>
+        <w:t>You will use your instr_mem.vhdl from stage 1.</w:t>
       </w:r>
     </w:p>
     <w:p>
@@ -10017,41 +7843,7 @@
           <w:szCs w:val="21"/>
           <w:shd w:val="clear" w:color="auto" w:fill="FFFFFF"/>
         </w:rPr>
-        <w:t xml:space="preserve">Update </w:t>
-      </w:r>
-      <w:proofErr w:type="spellStart"/>
-      <w:r>
-        <w:rPr>
-          <w:rFonts w:ascii="Helvetica" w:eastAsia="Times New Roman" w:hAnsi="Helvetica" w:cs="Helvetica"/>
-          <w:color w:val="333333"/>
-          <w:sz w:val="21"/>
-          <w:szCs w:val="21"/>
-          <w:shd w:val="clear" w:color="auto" w:fill="FFFFFF"/>
-        </w:rPr>
-        <w:t>pipeline_</w:t>
-      </w:r>
-      <w:proofErr w:type="gramStart"/>
-      <w:r>
-        <w:rPr>
-          <w:rFonts w:ascii="Helvetica" w:eastAsia="Times New Roman" w:hAnsi="Helvetica" w:cs="Helvetica"/>
-          <w:color w:val="333333"/>
-          <w:sz w:val="21"/>
-          <w:szCs w:val="21"/>
-          <w:shd w:val="clear" w:color="auto" w:fill="FFFFFF"/>
-        </w:rPr>
-        <w:t>registers.vhdl</w:t>
-      </w:r>
-      <w:proofErr w:type="spellEnd"/>
-      <w:proofErr w:type="gramEnd"/>
-      <w:r>
-        <w:rPr>
-          <w:rFonts w:ascii="Helvetica" w:eastAsia="Times New Roman" w:hAnsi="Helvetica" w:cs="Helvetica"/>
-          <w:color w:val="333333"/>
-          <w:sz w:val="21"/>
-          <w:szCs w:val="21"/>
-          <w:shd w:val="clear" w:color="auto" w:fill="FFFFFF"/>
-        </w:rPr>
-        <w:t xml:space="preserve"> to move</w:t>
+        <w:t>Update pipeline_registers.vhdl to move</w:t>
       </w:r>
       <w:r>
         <w:rPr>
@@ -10101,51 +7893,7 @@
           <w:szCs w:val="21"/>
           <w:shd w:val="clear" w:color="auto" w:fill="FFFFFF"/>
         </w:rPr>
-        <w:t xml:space="preserve">  Note that </w:t>
-      </w:r>
-      <w:proofErr w:type="spellStart"/>
-      <w:r>
-        <w:rPr>
-          <w:rFonts w:ascii="Helvetica" w:eastAsia="Times New Roman" w:hAnsi="Helvetica" w:cs="Helvetica"/>
-          <w:color w:val="333333"/>
-          <w:sz w:val="21"/>
-          <w:szCs w:val="21"/>
-          <w:shd w:val="clear" w:color="auto" w:fill="FFFFFF"/>
-        </w:rPr>
-        <w:t>start_stall</w:t>
-      </w:r>
-      <w:proofErr w:type="spellEnd"/>
-      <w:r>
-        <w:rPr>
-          <w:rFonts w:ascii="Helvetica" w:eastAsia="Times New Roman" w:hAnsi="Helvetica" w:cs="Helvetica"/>
-          <w:color w:val="333333"/>
-          <w:sz w:val="21"/>
-          <w:szCs w:val="21"/>
-          <w:shd w:val="clear" w:color="auto" w:fill="FFFFFF"/>
-        </w:rPr>
-        <w:t xml:space="preserve"> and </w:t>
-      </w:r>
-      <w:proofErr w:type="spellStart"/>
-      <w:r>
-        <w:rPr>
-          <w:rFonts w:ascii="Helvetica" w:eastAsia="Times New Roman" w:hAnsi="Helvetica" w:cs="Helvetica"/>
-          <w:color w:val="333333"/>
-          <w:sz w:val="21"/>
-          <w:szCs w:val="21"/>
-          <w:shd w:val="clear" w:color="auto" w:fill="FFFFFF"/>
-        </w:rPr>
-        <w:t>stall_counter</w:t>
-      </w:r>
-      <w:proofErr w:type="spellEnd"/>
-      <w:r>
-        <w:rPr>
-          <w:rFonts w:ascii="Helvetica" w:eastAsia="Times New Roman" w:hAnsi="Helvetica" w:cs="Helvetica"/>
-          <w:color w:val="333333"/>
-          <w:sz w:val="21"/>
-          <w:szCs w:val="21"/>
-          <w:shd w:val="clear" w:color="auto" w:fill="FFFFFF"/>
-        </w:rPr>
-        <w:t xml:space="preserve"> have been added as input signals</w:t>
+        <w:t xml:space="preserve">  Note that start_stall and stall_counter have been added as input signals</w:t>
       </w:r>
       <w:r>
         <w:rPr>
@@ -10191,32 +7939,8 @@
           <w:szCs w:val="21"/>
           <w:shd w:val="clear" w:color="auto" w:fill="FFFFFF"/>
         </w:rPr>
-        <w:t xml:space="preserve">Update </w:t>
-      </w:r>
-      <w:proofErr w:type="spellStart"/>
-      <w:r>
-        <w:rPr>
-          <w:rFonts w:ascii="Helvetica" w:eastAsia="Times New Roman" w:hAnsi="Helvetica" w:cs="Helvetica"/>
-          <w:color w:val="333333"/>
-          <w:sz w:val="21"/>
-          <w:szCs w:val="21"/>
-          <w:shd w:val="clear" w:color="auto" w:fill="FFFFFF"/>
-        </w:rPr>
-        <w:t>hazard_detection_</w:t>
-      </w:r>
-      <w:proofErr w:type="gramStart"/>
-      <w:r>
-        <w:rPr>
-          <w:rFonts w:ascii="Helvetica" w:eastAsia="Times New Roman" w:hAnsi="Helvetica" w:cs="Helvetica"/>
-          <w:color w:val="333333"/>
-          <w:sz w:val="21"/>
-          <w:szCs w:val="21"/>
-          <w:shd w:val="clear" w:color="auto" w:fill="FFFFFF"/>
-        </w:rPr>
-        <w:t>unit.vhdl</w:t>
-      </w:r>
-      <w:proofErr w:type="spellEnd"/>
-      <w:proofErr w:type="gramEnd"/>
+        <w:t>Update hazard_detection_unit.vhdl</w:t>
+      </w:r>
       <w:r>
         <w:rPr>
           <w:rFonts w:ascii="Helvetica" w:eastAsia="Times New Roman" w:hAnsi="Helvetica" w:cs="Helvetica"/>
@@ -10227,7 +7951,6 @@
         </w:rPr>
         <w:t xml:space="preserve"> to create the </w:t>
       </w:r>
-      <w:proofErr w:type="spellStart"/>
       <w:r>
         <w:rPr>
           <w:rFonts w:ascii="Helvetica" w:eastAsia="Times New Roman" w:hAnsi="Helvetica" w:cs="Helvetica"/>
@@ -10240,7 +7963,6 @@
         </w:rPr>
         <w:t>start_stall</w:t>
       </w:r>
-      <w:proofErr w:type="spellEnd"/>
       <w:r>
         <w:rPr>
           <w:rFonts w:ascii="Helvetica" w:eastAsia="Times New Roman" w:hAnsi="Helvetica" w:cs="Helvetica"/>
@@ -10269,71 +7991,27 @@
           <w:szCs w:val="21"/>
           <w:shd w:val="clear" w:color="auto" w:fill="FFFFFF"/>
         </w:rPr>
-        <w:t xml:space="preserve"> In our simplified design, we will only </w:t>
-      </w:r>
-      <w:proofErr w:type="gramStart"/>
-      <w:r>
-        <w:rPr>
-          <w:rFonts w:ascii="Helvetica" w:eastAsia="Times New Roman" w:hAnsi="Helvetica" w:cs="Helvetica"/>
-          <w:color w:val="333333"/>
-          <w:sz w:val="21"/>
-          <w:szCs w:val="21"/>
-          <w:shd w:val="clear" w:color="auto" w:fill="FFFFFF"/>
-        </w:rPr>
-        <w:t>look</w:t>
-      </w:r>
-      <w:proofErr w:type="gramEnd"/>
-      <w:r>
-        <w:rPr>
-          <w:rFonts w:ascii="Helvetica" w:eastAsia="Times New Roman" w:hAnsi="Helvetica" w:cs="Helvetica"/>
-          <w:color w:val="333333"/>
-          <w:sz w:val="21"/>
-          <w:szCs w:val="21"/>
-          <w:shd w:val="clear" w:color="auto" w:fill="FFFFFF"/>
-        </w:rPr>
-        <w:t xml:space="preserve"> one instruction prior</w:t>
-      </w:r>
-      <w:r>
-        <w:rPr>
-          <w:rFonts w:ascii="Helvetica" w:eastAsia="Times New Roman" w:hAnsi="Helvetica" w:cs="Helvetica"/>
-          <w:color w:val="333333"/>
-          <w:sz w:val="21"/>
-          <w:szCs w:val="21"/>
-          <w:shd w:val="clear" w:color="auto" w:fill="FFFFFF"/>
-        </w:rPr>
-        <w:t xml:space="preserve"> (not two prior) for data </w:t>
-      </w:r>
-      <w:proofErr w:type="gramStart"/>
-      <w:r>
-        <w:rPr>
-          <w:rFonts w:ascii="Helvetica" w:eastAsia="Times New Roman" w:hAnsi="Helvetica" w:cs="Helvetica"/>
-          <w:color w:val="333333"/>
-          <w:sz w:val="21"/>
-          <w:szCs w:val="21"/>
-          <w:shd w:val="clear" w:color="auto" w:fill="FFFFFF"/>
-        </w:rPr>
-        <w:t>dependenc</w:t>
-      </w:r>
-      <w:r>
-        <w:rPr>
-          <w:rFonts w:ascii="Helvetica" w:eastAsia="Times New Roman" w:hAnsi="Helvetica" w:cs="Helvetica"/>
-          <w:color w:val="333333"/>
-          <w:sz w:val="21"/>
-          <w:szCs w:val="21"/>
-          <w:shd w:val="clear" w:color="auto" w:fill="FFFFFF"/>
-        </w:rPr>
-        <w:t>ies</w:t>
-      </w:r>
-      <w:proofErr w:type="gramEnd"/>
-      <w:r>
-        <w:rPr>
-          <w:rFonts w:ascii="Helvetica" w:eastAsia="Times New Roman" w:hAnsi="Helvetica" w:cs="Helvetica"/>
-          <w:color w:val="333333"/>
-          <w:sz w:val="21"/>
-          <w:szCs w:val="21"/>
-          <w:shd w:val="clear" w:color="auto" w:fill="FFFFFF"/>
-        </w:rPr>
-        <w:t>.</w:t>
+        <w:t xml:space="preserve"> In our simplified design, we will only look one instruction prior</w:t>
+      </w:r>
+      <w:r>
+        <w:rPr>
+          <w:rFonts w:ascii="Helvetica" w:eastAsia="Times New Roman" w:hAnsi="Helvetica" w:cs="Helvetica"/>
+          <w:color w:val="333333"/>
+          <w:sz w:val="21"/>
+          <w:szCs w:val="21"/>
+          <w:shd w:val="clear" w:color="auto" w:fill="FFFFFF"/>
+        </w:rPr>
+        <w:t xml:space="preserve"> (not two prior) for data dependenc</w:t>
+      </w:r>
+      <w:r>
+        <w:rPr>
+          <w:rFonts w:ascii="Helvetica" w:eastAsia="Times New Roman" w:hAnsi="Helvetica" w:cs="Helvetica"/>
+          <w:color w:val="333333"/>
+          <w:sz w:val="21"/>
+          <w:szCs w:val="21"/>
+          <w:shd w:val="clear" w:color="auto" w:fill="FFFFFF"/>
+        </w:rPr>
+        <w:t>ies.</w:t>
       </w:r>
     </w:p>
     <w:p>
@@ -10360,7 +8038,56 @@
         </w:rPr>
         <w:t xml:space="preserve">Update </w:t>
       </w:r>
-      <w:proofErr w:type="spellStart"/>
+      <w:r>
+        <w:rPr>
+          <w:rFonts w:ascii="Helvetica" w:eastAsia="Times New Roman" w:hAnsi="Helvetica" w:cs="Helvetica"/>
+          <w:color w:val="333333"/>
+          <w:sz w:val="21"/>
+          <w:szCs w:val="21"/>
+          <w:shd w:val="clear" w:color="auto" w:fill="FFFFFF"/>
+        </w:rPr>
+        <w:t xml:space="preserve">riscv_pipeline.vhdl, removing syntax errors and ensuring correct operation of </w:t>
+      </w:r>
+      <w:r>
+        <w:rPr>
+          <w:rFonts w:ascii="Helvetica" w:eastAsia="Times New Roman" w:hAnsi="Helvetica" w:cs="Helvetica"/>
+          <w:color w:val="333333"/>
+          <w:sz w:val="21"/>
+          <w:szCs w:val="21"/>
+          <w:shd w:val="clear" w:color="auto" w:fill="FFFFFF"/>
+        </w:rPr>
+        <w:t>Stage 3</w:t>
+      </w:r>
+      <w:r>
+        <w:rPr>
+          <w:rFonts w:ascii="Helvetica" w:eastAsia="Times New Roman" w:hAnsi="Helvetica" w:cs="Helvetica"/>
+          <w:color w:val="333333"/>
+          <w:sz w:val="21"/>
+          <w:szCs w:val="21"/>
+          <w:shd w:val="clear" w:color="auto" w:fill="FFFFFF"/>
+        </w:rPr>
+        <w:t>.</w:t>
+      </w:r>
+      <w:r>
+        <w:rPr>
+          <w:rFonts w:ascii="Helvetica" w:eastAsia="Times New Roman" w:hAnsi="Helvetica" w:cs="Helvetica"/>
+          <w:color w:val="333333"/>
+          <w:sz w:val="21"/>
+          <w:szCs w:val="21"/>
+          <w:shd w:val="clear" w:color="auto" w:fill="FFFFFF"/>
+        </w:rPr>
+        <w:t xml:space="preserve"> </w:t>
+      </w:r>
+      <w:r>
+        <w:rPr>
+          <w:rFonts w:ascii="Helvetica" w:eastAsia="Times New Roman" w:hAnsi="Helvetica" w:cs="Helvetica"/>
+          <w:color w:val="333333"/>
+          <w:sz w:val="21"/>
+          <w:szCs w:val="21"/>
+          <w:shd w:val="clear" w:color="auto" w:fill="FFFFFF"/>
+        </w:rPr>
+        <w:t xml:space="preserve">[many of these updates can be copied from </w:t>
+      </w:r>
       <w:r>
         <w:rPr>
           <w:rFonts w:ascii="Helvetica" w:eastAsia="Times New Roman" w:hAnsi="Helvetica" w:cs="Helvetica"/>
@@ -10371,81 +8098,6 @@
         </w:rPr>
         <w:t>riscv_</w:t>
       </w:r>
-      <w:proofErr w:type="gramStart"/>
-      <w:r>
-        <w:rPr>
-          <w:rFonts w:ascii="Helvetica" w:eastAsia="Times New Roman" w:hAnsi="Helvetica" w:cs="Helvetica"/>
-          <w:color w:val="333333"/>
-          <w:sz w:val="21"/>
-          <w:szCs w:val="21"/>
-          <w:shd w:val="clear" w:color="auto" w:fill="FFFFFF"/>
-        </w:rPr>
-        <w:t>pipeline.vhdl</w:t>
-      </w:r>
-      <w:proofErr w:type="spellEnd"/>
-      <w:proofErr w:type="gramEnd"/>
-      <w:r>
-        <w:rPr>
-          <w:rFonts w:ascii="Helvetica" w:eastAsia="Times New Roman" w:hAnsi="Helvetica" w:cs="Helvetica"/>
-          <w:color w:val="333333"/>
-          <w:sz w:val="21"/>
-          <w:szCs w:val="21"/>
-          <w:shd w:val="clear" w:color="auto" w:fill="FFFFFF"/>
-        </w:rPr>
-        <w:t xml:space="preserve">, removing syntax errors and ensuring correct operation of </w:t>
-      </w:r>
-      <w:r>
-        <w:rPr>
-          <w:rFonts w:ascii="Helvetica" w:eastAsia="Times New Roman" w:hAnsi="Helvetica" w:cs="Helvetica"/>
-          <w:color w:val="333333"/>
-          <w:sz w:val="21"/>
-          <w:szCs w:val="21"/>
-          <w:shd w:val="clear" w:color="auto" w:fill="FFFFFF"/>
-        </w:rPr>
-        <w:t>Stage 3</w:t>
-      </w:r>
-      <w:r>
-        <w:rPr>
-          <w:rFonts w:ascii="Helvetica" w:eastAsia="Times New Roman" w:hAnsi="Helvetica" w:cs="Helvetica"/>
-          <w:color w:val="333333"/>
-          <w:sz w:val="21"/>
-          <w:szCs w:val="21"/>
-          <w:shd w:val="clear" w:color="auto" w:fill="FFFFFF"/>
-        </w:rPr>
-        <w:t>.</w:t>
-      </w:r>
-      <w:r>
-        <w:rPr>
-          <w:rFonts w:ascii="Helvetica" w:eastAsia="Times New Roman" w:hAnsi="Helvetica" w:cs="Helvetica"/>
-          <w:color w:val="333333"/>
-          <w:sz w:val="21"/>
-          <w:szCs w:val="21"/>
-          <w:shd w:val="clear" w:color="auto" w:fill="FFFFFF"/>
-        </w:rPr>
-        <w:t xml:space="preserve"> </w:t>
-      </w:r>
-      <w:r>
-        <w:rPr>
-          <w:rFonts w:ascii="Helvetica" w:eastAsia="Times New Roman" w:hAnsi="Helvetica" w:cs="Helvetica"/>
-          <w:color w:val="333333"/>
-          <w:sz w:val="21"/>
-          <w:szCs w:val="21"/>
-          <w:shd w:val="clear" w:color="auto" w:fill="FFFFFF"/>
-        </w:rPr>
-        <w:t xml:space="preserve">[many of these updates can be copied from </w:t>
-      </w:r>
-      <w:proofErr w:type="spellStart"/>
-      <w:r>
-        <w:rPr>
-          <w:rFonts w:ascii="Helvetica" w:eastAsia="Times New Roman" w:hAnsi="Helvetica" w:cs="Helvetica"/>
-          <w:color w:val="333333"/>
-          <w:sz w:val="21"/>
-          <w:szCs w:val="21"/>
-          <w:shd w:val="clear" w:color="auto" w:fill="FFFFFF"/>
-        </w:rPr>
-        <w:t>riscv_</w:t>
-      </w:r>
-      <w:proofErr w:type="gramStart"/>
       <w:r>
         <w:rPr>
           <w:rFonts w:ascii="Helvetica" w:eastAsia="Times New Roman" w:hAnsi="Helvetica" w:cs="Helvetica"/>
@@ -10466,8 +8118,6 @@
         </w:rPr>
         <w:t>.vhdl</w:t>
       </w:r>
-      <w:proofErr w:type="spellEnd"/>
-      <w:proofErr w:type="gramEnd"/>
       <w:r>
         <w:rPr>
           <w:rFonts w:ascii="Helvetica" w:eastAsia="Times New Roman" w:hAnsi="Helvetica" w:cs="Helvetica"/>
@@ -10506,51 +8156,7 @@
           <w:szCs w:val="21"/>
           <w:shd w:val="clear" w:color="auto" w:fill="FFFFFF"/>
         </w:rPr>
-        <w:t xml:space="preserve"> Hint: one way to stall your processor is to </w:t>
-      </w:r>
-      <w:proofErr w:type="gramStart"/>
-      <w:r>
-        <w:rPr>
-          <w:rFonts w:ascii="Helvetica" w:eastAsia="Times New Roman" w:hAnsi="Helvetica" w:cs="Helvetica"/>
-          <w:color w:val="333333"/>
-          <w:sz w:val="21"/>
-          <w:szCs w:val="21"/>
-          <w:shd w:val="clear" w:color="auto" w:fill="FFFFFF"/>
-        </w:rPr>
-        <w:t>let</w:t>
-      </w:r>
-      <w:proofErr w:type="gramEnd"/>
-      <w:r>
-        <w:rPr>
-          <w:rFonts w:ascii="Helvetica" w:eastAsia="Times New Roman" w:hAnsi="Helvetica" w:cs="Helvetica"/>
-          <w:color w:val="333333"/>
-          <w:sz w:val="21"/>
-          <w:szCs w:val="21"/>
-          <w:shd w:val="clear" w:color="auto" w:fill="FFFFFF"/>
-        </w:rPr>
-        <w:t xml:space="preserve"> </w:t>
-      </w:r>
-      <w:proofErr w:type="spellStart"/>
-      <w:r>
-        <w:rPr>
-          <w:rFonts w:ascii="Helvetica" w:eastAsia="Times New Roman" w:hAnsi="Helvetica" w:cs="Helvetica"/>
-          <w:color w:val="333333"/>
-          <w:sz w:val="21"/>
-          <w:szCs w:val="21"/>
-          <w:shd w:val="clear" w:color="auto" w:fill="FFFFFF"/>
-        </w:rPr>
-        <w:t>next_pc</w:t>
-      </w:r>
-      <w:proofErr w:type="spellEnd"/>
-      <w:r>
-        <w:rPr>
-          <w:rFonts w:ascii="Helvetica" w:eastAsia="Times New Roman" w:hAnsi="Helvetica" w:cs="Helvetica"/>
-          <w:color w:val="333333"/>
-          <w:sz w:val="21"/>
-          <w:szCs w:val="21"/>
-          <w:shd w:val="clear" w:color="auto" w:fill="FFFFFF"/>
-        </w:rPr>
-        <w:t xml:space="preserve"> &lt;= pc</w:t>
+        <w:t xml:space="preserve"> Hint: one way to stall your processor is to let next_pc &lt;= pc</w:t>
       </w:r>
     </w:p>
     <w:p>
@@ -10611,29 +8217,7 @@
           <w:szCs w:val="21"/>
           <w:shd w:val="clear" w:color="auto" w:fill="FFFFFF"/>
         </w:rPr>
-        <w:t xml:space="preserve">Run simulation in </w:t>
-      </w:r>
-      <w:proofErr w:type="spellStart"/>
-      <w:r>
-        <w:rPr>
-          <w:rFonts w:ascii="Helvetica" w:eastAsia="Times New Roman" w:hAnsi="Helvetica" w:cs="Helvetica"/>
-          <w:color w:val="333333"/>
-          <w:sz w:val="21"/>
-          <w:szCs w:val="21"/>
-          <w:shd w:val="clear" w:color="auto" w:fill="FFFFFF"/>
-        </w:rPr>
-        <w:t>vivado</w:t>
-      </w:r>
-      <w:proofErr w:type="spellEnd"/>
-      <w:r>
-        <w:rPr>
-          <w:rFonts w:ascii="Helvetica" w:eastAsia="Times New Roman" w:hAnsi="Helvetica" w:cs="Helvetica"/>
-          <w:color w:val="333333"/>
-          <w:sz w:val="21"/>
-          <w:szCs w:val="21"/>
-          <w:shd w:val="clear" w:color="auto" w:fill="FFFFFF"/>
-        </w:rPr>
-        <w:t xml:space="preserve">, testing the </w:t>
+        <w:t xml:space="preserve">Run simulation in vivado, testing the </w:t>
       </w:r>
       <w:r>
         <w:rPr>
@@ -10699,7 +8283,6 @@
           <w:szCs w:val="21"/>
         </w:rPr>
       </w:pPr>
-      <w:proofErr w:type="spellStart"/>
       <w:r>
         <w:rPr>
           <w:rFonts w:ascii="Helvetica" w:eastAsia="Times New Roman" w:hAnsi="Helvetica" w:cs="Helvetica"/>
@@ -10709,547 +8292,7 @@
           <w:sz w:val="21"/>
           <w:szCs w:val="21"/>
         </w:rPr>
-        <w:t>Clk</w:t>
-      </w:r>
-      <w:proofErr w:type="spellEnd"/>
-      <w:r>
-        <w:rPr>
-          <w:rFonts w:ascii="Helvetica" w:eastAsia="Times New Roman" w:hAnsi="Helvetica" w:cs="Helvetica"/>
-          <w:i/>
-          <w:iCs/>
-          <w:color w:val="333333"/>
-          <w:sz w:val="21"/>
-          <w:szCs w:val="21"/>
-        </w:rPr>
-        <w:t xml:space="preserve">, reset, </w:t>
-      </w:r>
-      <w:proofErr w:type="spellStart"/>
-      <w:r>
-        <w:rPr>
-          <w:rFonts w:ascii="Helvetica" w:eastAsia="Times New Roman" w:hAnsi="Helvetica" w:cs="Helvetica"/>
-          <w:i/>
-          <w:iCs/>
-          <w:color w:val="333333"/>
-          <w:sz w:val="21"/>
-          <w:szCs w:val="21"/>
-        </w:rPr>
-        <w:t>clock_counter</w:t>
-      </w:r>
-      <w:proofErr w:type="spellEnd"/>
-      <w:r>
-        <w:rPr>
-          <w:rFonts w:ascii="Helvetica" w:eastAsia="Times New Roman" w:hAnsi="Helvetica" w:cs="Helvetica"/>
-          <w:i/>
-          <w:iCs/>
-          <w:color w:val="333333"/>
-          <w:sz w:val="21"/>
-          <w:szCs w:val="21"/>
-        </w:rPr>
-        <w:t xml:space="preserve">, pc, NPC, </w:t>
-      </w:r>
-      <w:proofErr w:type="spellStart"/>
-      <w:r>
-        <w:rPr>
-          <w:rFonts w:ascii="Helvetica" w:eastAsia="Times New Roman" w:hAnsi="Helvetica" w:cs="Helvetica"/>
-          <w:i/>
-          <w:iCs/>
-          <w:color w:val="333333"/>
-          <w:sz w:val="21"/>
-          <w:szCs w:val="21"/>
-        </w:rPr>
-        <w:t>next_PC</w:t>
-      </w:r>
-      <w:proofErr w:type="spellEnd"/>
-      <w:r>
-        <w:rPr>
-          <w:rFonts w:ascii="Helvetica" w:eastAsia="Times New Roman" w:hAnsi="Helvetica" w:cs="Helvetica"/>
-          <w:i/>
-          <w:iCs/>
-          <w:color w:val="333333"/>
-          <w:sz w:val="21"/>
-          <w:szCs w:val="21"/>
-        </w:rPr>
-        <w:t xml:space="preserve">, </w:t>
-      </w:r>
-      <w:proofErr w:type="spellStart"/>
-      <w:r>
-        <w:rPr>
-          <w:rFonts w:ascii="Helvetica" w:eastAsia="Times New Roman" w:hAnsi="Helvetica" w:cs="Helvetica"/>
-          <w:i/>
-          <w:iCs/>
-          <w:color w:val="333333"/>
-          <w:sz w:val="21"/>
-          <w:szCs w:val="21"/>
-        </w:rPr>
-        <w:t>if_id_npc</w:t>
-      </w:r>
-      <w:proofErr w:type="spellEnd"/>
-      <w:r>
-        <w:rPr>
-          <w:rFonts w:ascii="Helvetica" w:eastAsia="Times New Roman" w:hAnsi="Helvetica" w:cs="Helvetica"/>
-          <w:i/>
-          <w:iCs/>
-          <w:color w:val="333333"/>
-          <w:sz w:val="21"/>
-          <w:szCs w:val="21"/>
-        </w:rPr>
-        <w:t xml:space="preserve">, </w:t>
-      </w:r>
-      <w:proofErr w:type="spellStart"/>
-      <w:r>
-        <w:rPr>
-          <w:rFonts w:ascii="Helvetica" w:eastAsia="Times New Roman" w:hAnsi="Helvetica" w:cs="Helvetica"/>
-          <w:i/>
-          <w:iCs/>
-          <w:color w:val="333333"/>
-          <w:sz w:val="21"/>
-          <w:szCs w:val="21"/>
-        </w:rPr>
-        <w:t>id_ex_npc</w:t>
-      </w:r>
-      <w:proofErr w:type="spellEnd"/>
-      <w:r>
-        <w:rPr>
-          <w:rFonts w:ascii="Helvetica" w:eastAsia="Times New Roman" w:hAnsi="Helvetica" w:cs="Helvetica"/>
-          <w:i/>
-          <w:iCs/>
-          <w:color w:val="333333"/>
-          <w:sz w:val="21"/>
-          <w:szCs w:val="21"/>
-        </w:rPr>
-        <w:t xml:space="preserve">, </w:t>
-      </w:r>
-      <w:proofErr w:type="spellStart"/>
-      <w:r>
-        <w:rPr>
-          <w:rFonts w:ascii="Helvetica" w:eastAsia="Times New Roman" w:hAnsi="Helvetica" w:cs="Helvetica"/>
-          <w:i/>
-          <w:iCs/>
-          <w:color w:val="333333"/>
-          <w:sz w:val="21"/>
-          <w:szCs w:val="21"/>
-        </w:rPr>
-        <w:t>ex_mem_npc</w:t>
-      </w:r>
-      <w:proofErr w:type="spellEnd"/>
-      <w:r>
-        <w:rPr>
-          <w:rFonts w:ascii="Helvetica" w:eastAsia="Times New Roman" w:hAnsi="Helvetica" w:cs="Helvetica"/>
-          <w:i/>
-          <w:iCs/>
-          <w:color w:val="333333"/>
-          <w:sz w:val="21"/>
-          <w:szCs w:val="21"/>
-        </w:rPr>
-        <w:t xml:space="preserve">, </w:t>
-      </w:r>
-      <w:proofErr w:type="spellStart"/>
-      <w:r>
-        <w:rPr>
-          <w:rFonts w:ascii="Helvetica" w:eastAsia="Times New Roman" w:hAnsi="Helvetica" w:cs="Helvetica"/>
-          <w:i/>
-          <w:iCs/>
-          <w:color w:val="333333"/>
-          <w:sz w:val="21"/>
-          <w:szCs w:val="21"/>
-        </w:rPr>
-        <w:t>instr</w:t>
-      </w:r>
-      <w:proofErr w:type="spellEnd"/>
-      <w:r>
-        <w:rPr>
-          <w:rFonts w:ascii="Helvetica" w:eastAsia="Times New Roman" w:hAnsi="Helvetica" w:cs="Helvetica"/>
-          <w:i/>
-          <w:iCs/>
-          <w:color w:val="333333"/>
-          <w:sz w:val="21"/>
-          <w:szCs w:val="21"/>
-        </w:rPr>
-        <w:t xml:space="preserve">, opcode, if_id_rs1, reg1_data, if_id_rs2, reg2_data, </w:t>
-      </w:r>
-      <w:proofErr w:type="spellStart"/>
-      <w:r>
-        <w:rPr>
-          <w:rFonts w:ascii="Helvetica" w:eastAsia="Times New Roman" w:hAnsi="Helvetica" w:cs="Helvetica"/>
-          <w:i/>
-          <w:iCs/>
-          <w:color w:val="333333"/>
-          <w:sz w:val="21"/>
-          <w:szCs w:val="21"/>
-        </w:rPr>
-        <w:t>mem_wb_rd</w:t>
-      </w:r>
-      <w:proofErr w:type="spellEnd"/>
-      <w:r>
-        <w:rPr>
-          <w:rFonts w:ascii="Helvetica" w:eastAsia="Times New Roman" w:hAnsi="Helvetica" w:cs="Helvetica"/>
-          <w:i/>
-          <w:iCs/>
-          <w:color w:val="333333"/>
-          <w:sz w:val="21"/>
-          <w:szCs w:val="21"/>
-        </w:rPr>
-        <w:t xml:space="preserve">, </w:t>
-      </w:r>
-      <w:proofErr w:type="spellStart"/>
-      <w:r>
-        <w:rPr>
-          <w:rFonts w:ascii="Helvetica" w:eastAsia="Times New Roman" w:hAnsi="Helvetica" w:cs="Helvetica"/>
-          <w:i/>
-          <w:iCs/>
-          <w:color w:val="333333"/>
-          <w:sz w:val="21"/>
-          <w:szCs w:val="21"/>
-        </w:rPr>
-        <w:t>wb_data</w:t>
-      </w:r>
-      <w:proofErr w:type="spellEnd"/>
-      <w:r>
-        <w:rPr>
-          <w:rFonts w:ascii="Helvetica" w:eastAsia="Times New Roman" w:hAnsi="Helvetica" w:cs="Helvetica"/>
-          <w:i/>
-          <w:iCs/>
-          <w:color w:val="333333"/>
-          <w:sz w:val="21"/>
-          <w:szCs w:val="21"/>
-        </w:rPr>
-        <w:t xml:space="preserve">, </w:t>
-      </w:r>
-      <w:proofErr w:type="spellStart"/>
-      <w:r>
-        <w:rPr>
-          <w:rFonts w:ascii="Helvetica" w:eastAsia="Times New Roman" w:hAnsi="Helvetica" w:cs="Helvetica"/>
-          <w:i/>
-          <w:iCs/>
-          <w:color w:val="333333"/>
-          <w:sz w:val="21"/>
-          <w:szCs w:val="21"/>
-        </w:rPr>
-        <w:t>if_id_imm</w:t>
-      </w:r>
-      <w:proofErr w:type="spellEnd"/>
-      <w:r>
-        <w:rPr>
-          <w:rFonts w:ascii="Helvetica" w:eastAsia="Times New Roman" w:hAnsi="Helvetica" w:cs="Helvetica"/>
-          <w:i/>
-          <w:iCs/>
-          <w:color w:val="333333"/>
-          <w:sz w:val="21"/>
-          <w:szCs w:val="21"/>
-        </w:rPr>
-        <w:t xml:space="preserve">, </w:t>
-      </w:r>
-      <w:proofErr w:type="spellStart"/>
-      <w:r>
-        <w:rPr>
-          <w:rFonts w:ascii="Helvetica" w:eastAsia="Times New Roman" w:hAnsi="Helvetica" w:cs="Helvetica"/>
-          <w:i/>
-          <w:iCs/>
-          <w:color w:val="333333"/>
-          <w:sz w:val="21"/>
-          <w:szCs w:val="21"/>
-        </w:rPr>
-        <w:t>alu_input_a</w:t>
-      </w:r>
-      <w:proofErr w:type="spellEnd"/>
-      <w:r>
-        <w:rPr>
-          <w:rFonts w:ascii="Helvetica" w:eastAsia="Times New Roman" w:hAnsi="Helvetica" w:cs="Helvetica"/>
-          <w:i/>
-          <w:iCs/>
-          <w:color w:val="333333"/>
-          <w:sz w:val="21"/>
-          <w:szCs w:val="21"/>
-        </w:rPr>
-        <w:t xml:space="preserve">,  </w:t>
-      </w:r>
-      <w:proofErr w:type="spellStart"/>
-      <w:r>
-        <w:rPr>
-          <w:rFonts w:ascii="Helvetica" w:eastAsia="Times New Roman" w:hAnsi="Helvetica" w:cs="Helvetica"/>
-          <w:i/>
-          <w:iCs/>
-          <w:color w:val="333333"/>
-          <w:sz w:val="21"/>
-          <w:szCs w:val="21"/>
-        </w:rPr>
-        <w:t>alu_input_b</w:t>
-      </w:r>
-      <w:proofErr w:type="spellEnd"/>
-      <w:r>
-        <w:rPr>
-          <w:rFonts w:ascii="Helvetica" w:eastAsia="Times New Roman" w:hAnsi="Helvetica" w:cs="Helvetica"/>
-          <w:i/>
-          <w:iCs/>
-          <w:color w:val="333333"/>
-          <w:sz w:val="21"/>
-          <w:szCs w:val="21"/>
-        </w:rPr>
-        <w:t xml:space="preserve">, </w:t>
-      </w:r>
-      <w:proofErr w:type="spellStart"/>
-      <w:r>
-        <w:rPr>
-          <w:rFonts w:ascii="Helvetica" w:eastAsia="Times New Roman" w:hAnsi="Helvetica" w:cs="Helvetica"/>
-          <w:i/>
-          <w:iCs/>
-          <w:color w:val="333333"/>
-          <w:sz w:val="21"/>
-          <w:szCs w:val="21"/>
-        </w:rPr>
-        <w:t>alu_result</w:t>
-      </w:r>
-      <w:proofErr w:type="spellEnd"/>
-      <w:r>
-        <w:rPr>
-          <w:rFonts w:ascii="Helvetica" w:eastAsia="Times New Roman" w:hAnsi="Helvetica" w:cs="Helvetica"/>
-          <w:i/>
-          <w:iCs/>
-          <w:color w:val="333333"/>
-          <w:sz w:val="21"/>
-          <w:szCs w:val="21"/>
-        </w:rPr>
-        <w:t xml:space="preserve">, </w:t>
-      </w:r>
-      <w:proofErr w:type="spellStart"/>
-      <w:r>
-        <w:rPr>
-          <w:rFonts w:ascii="Helvetica" w:eastAsia="Times New Roman" w:hAnsi="Helvetica" w:cs="Helvetica"/>
-          <w:i/>
-          <w:iCs/>
-          <w:color w:val="333333"/>
-          <w:sz w:val="21"/>
-          <w:szCs w:val="21"/>
-        </w:rPr>
-        <w:t>mem_data</w:t>
-      </w:r>
-      <w:proofErr w:type="spellEnd"/>
-      <w:r>
-        <w:rPr>
-          <w:rFonts w:ascii="Helvetica" w:eastAsia="Times New Roman" w:hAnsi="Helvetica" w:cs="Helvetica"/>
-          <w:i/>
-          <w:iCs/>
-          <w:color w:val="333333"/>
-          <w:sz w:val="21"/>
-          <w:szCs w:val="21"/>
-        </w:rPr>
-        <w:t xml:space="preserve">, </w:t>
-      </w:r>
-      <w:proofErr w:type="spellStart"/>
-      <w:r>
-        <w:rPr>
-          <w:rFonts w:ascii="Helvetica" w:eastAsia="Times New Roman" w:hAnsi="Helvetica" w:cs="Helvetica"/>
-          <w:i/>
-          <w:iCs/>
-          <w:color w:val="333333"/>
-          <w:sz w:val="21"/>
-          <w:szCs w:val="21"/>
-        </w:rPr>
-        <w:t>mem_read</w:t>
-      </w:r>
-      <w:proofErr w:type="spellEnd"/>
-      <w:r>
-        <w:rPr>
-          <w:rFonts w:ascii="Helvetica" w:eastAsia="Times New Roman" w:hAnsi="Helvetica" w:cs="Helvetica"/>
-          <w:i/>
-          <w:iCs/>
-          <w:color w:val="333333"/>
-          <w:sz w:val="21"/>
-          <w:szCs w:val="21"/>
-        </w:rPr>
-        <w:t xml:space="preserve">, </w:t>
-      </w:r>
-      <w:proofErr w:type="spellStart"/>
-      <w:r>
-        <w:rPr>
-          <w:rFonts w:ascii="Helvetica" w:eastAsia="Times New Roman" w:hAnsi="Helvetica" w:cs="Helvetica"/>
-          <w:i/>
-          <w:iCs/>
-          <w:color w:val="333333"/>
-          <w:sz w:val="21"/>
-          <w:szCs w:val="21"/>
-        </w:rPr>
-        <w:t>mem_write</w:t>
-      </w:r>
-      <w:proofErr w:type="spellEnd"/>
-      <w:r>
-        <w:rPr>
-          <w:rFonts w:ascii="Helvetica" w:eastAsia="Times New Roman" w:hAnsi="Helvetica" w:cs="Helvetica"/>
-          <w:i/>
-          <w:iCs/>
-          <w:color w:val="333333"/>
-          <w:sz w:val="21"/>
-          <w:szCs w:val="21"/>
-        </w:rPr>
-        <w:t xml:space="preserve">, </w:t>
-      </w:r>
-      <w:proofErr w:type="spellStart"/>
-      <w:r>
-        <w:rPr>
-          <w:rFonts w:ascii="Helvetica" w:eastAsia="Times New Roman" w:hAnsi="Helvetica" w:cs="Helvetica"/>
-          <w:i/>
-          <w:iCs/>
-          <w:color w:val="333333"/>
-          <w:sz w:val="21"/>
-          <w:szCs w:val="21"/>
-        </w:rPr>
-        <w:t>alu_src</w:t>
-      </w:r>
-      <w:proofErr w:type="spellEnd"/>
-      <w:r>
-        <w:rPr>
-          <w:rFonts w:ascii="Helvetica" w:eastAsia="Times New Roman" w:hAnsi="Helvetica" w:cs="Helvetica"/>
-          <w:i/>
-          <w:iCs/>
-          <w:color w:val="333333"/>
-          <w:sz w:val="21"/>
-          <w:szCs w:val="21"/>
-        </w:rPr>
-        <w:t xml:space="preserve">, </w:t>
-      </w:r>
-      <w:proofErr w:type="spellStart"/>
-      <w:r>
-        <w:rPr>
-          <w:rFonts w:ascii="Helvetica" w:eastAsia="Times New Roman" w:hAnsi="Helvetica" w:cs="Helvetica"/>
-          <w:i/>
-          <w:iCs/>
-          <w:color w:val="333333"/>
-          <w:sz w:val="21"/>
-          <w:szCs w:val="21"/>
-        </w:rPr>
-        <w:t>id_ex_alu_src</w:t>
-      </w:r>
-      <w:proofErr w:type="spellEnd"/>
-      <w:r>
-        <w:rPr>
-          <w:rFonts w:ascii="Helvetica" w:eastAsia="Times New Roman" w:hAnsi="Helvetica" w:cs="Helvetica"/>
-          <w:i/>
-          <w:iCs/>
-          <w:color w:val="333333"/>
-          <w:sz w:val="21"/>
-          <w:szCs w:val="21"/>
-        </w:rPr>
-        <w:t xml:space="preserve">, branch, </w:t>
-      </w:r>
-      <w:proofErr w:type="spellStart"/>
-      <w:r>
-        <w:rPr>
-          <w:rFonts w:ascii="Helvetica" w:eastAsia="Times New Roman" w:hAnsi="Helvetica" w:cs="Helvetica"/>
-          <w:i/>
-          <w:iCs/>
-          <w:color w:val="333333"/>
-          <w:sz w:val="21"/>
-          <w:szCs w:val="21"/>
-        </w:rPr>
-        <w:t>ex_mem_branch</w:t>
-      </w:r>
-      <w:proofErr w:type="spellEnd"/>
-      <w:r>
-        <w:rPr>
-          <w:rFonts w:ascii="Helvetica" w:eastAsia="Times New Roman" w:hAnsi="Helvetica" w:cs="Helvetica"/>
-          <w:i/>
-          <w:iCs/>
-          <w:color w:val="333333"/>
-          <w:sz w:val="21"/>
-          <w:szCs w:val="21"/>
-        </w:rPr>
-        <w:t xml:space="preserve">, jump, </w:t>
-      </w:r>
-      <w:proofErr w:type="spellStart"/>
-      <w:r>
-        <w:rPr>
-          <w:rFonts w:ascii="Helvetica" w:eastAsia="Times New Roman" w:hAnsi="Helvetica" w:cs="Helvetica"/>
-          <w:i/>
-          <w:iCs/>
-          <w:color w:val="333333"/>
-          <w:sz w:val="21"/>
-          <w:szCs w:val="21"/>
-        </w:rPr>
-        <w:t>ex_mem_jump</w:t>
-      </w:r>
-      <w:proofErr w:type="spellEnd"/>
-      <w:r>
-        <w:rPr>
-          <w:rFonts w:ascii="Helvetica" w:eastAsia="Times New Roman" w:hAnsi="Helvetica" w:cs="Helvetica"/>
-          <w:i/>
-          <w:iCs/>
-          <w:color w:val="333333"/>
-          <w:sz w:val="21"/>
-          <w:szCs w:val="21"/>
-        </w:rPr>
-        <w:t xml:space="preserve">, </w:t>
-      </w:r>
-      <w:proofErr w:type="spellStart"/>
-      <w:r>
-        <w:rPr>
-          <w:rFonts w:ascii="Helvetica" w:eastAsia="Times New Roman" w:hAnsi="Helvetica" w:cs="Helvetica"/>
-          <w:i/>
-          <w:iCs/>
-          <w:color w:val="333333"/>
-          <w:sz w:val="21"/>
-          <w:szCs w:val="21"/>
-        </w:rPr>
-        <w:t>load_addr</w:t>
-      </w:r>
-      <w:proofErr w:type="spellEnd"/>
-      <w:r>
-        <w:rPr>
-          <w:rFonts w:ascii="Helvetica" w:eastAsia="Times New Roman" w:hAnsi="Helvetica" w:cs="Helvetica"/>
-          <w:i/>
-          <w:iCs/>
-          <w:color w:val="333333"/>
-          <w:sz w:val="21"/>
-          <w:szCs w:val="21"/>
-        </w:rPr>
-        <w:t xml:space="preserve">, </w:t>
-      </w:r>
-      <w:proofErr w:type="spellStart"/>
-      <w:r>
-        <w:rPr>
-          <w:rFonts w:ascii="Helvetica" w:eastAsia="Times New Roman" w:hAnsi="Helvetica" w:cs="Helvetica"/>
-          <w:i/>
-          <w:iCs/>
-          <w:color w:val="333333"/>
-          <w:sz w:val="21"/>
-          <w:szCs w:val="21"/>
-        </w:rPr>
-        <w:t>reg_write</w:t>
-      </w:r>
-      <w:proofErr w:type="spellEnd"/>
-      <w:r>
-        <w:rPr>
-          <w:rFonts w:ascii="Helvetica" w:eastAsia="Times New Roman" w:hAnsi="Helvetica" w:cs="Helvetica"/>
-          <w:i/>
-          <w:iCs/>
-          <w:color w:val="333333"/>
-          <w:sz w:val="21"/>
-          <w:szCs w:val="21"/>
-        </w:rPr>
-        <w:t xml:space="preserve">, </w:t>
-      </w:r>
-      <w:proofErr w:type="spellStart"/>
-      <w:r>
-        <w:rPr>
-          <w:rFonts w:ascii="Helvetica" w:eastAsia="Times New Roman" w:hAnsi="Helvetica" w:cs="Helvetica"/>
-          <w:i/>
-          <w:iCs/>
-          <w:color w:val="333333"/>
-          <w:sz w:val="21"/>
-          <w:szCs w:val="21"/>
-        </w:rPr>
-        <w:t>reg_write_chip</w:t>
-      </w:r>
-      <w:proofErr w:type="spellEnd"/>
-      <w:r>
-        <w:rPr>
-          <w:rFonts w:ascii="Helvetica" w:eastAsia="Times New Roman" w:hAnsi="Helvetica" w:cs="Helvetica"/>
-          <w:i/>
-          <w:iCs/>
-          <w:color w:val="333333"/>
-          <w:sz w:val="21"/>
-          <w:szCs w:val="21"/>
-        </w:rPr>
-        <w:t>, display_x5, display_x6, display_x7, display_x10</w:t>
+        <w:t>Clk, reset, clock_counter, pc, NPC, next_PC, if_id_npc, id_ex_npc, ex_mem_npc, instr, opcode, if_id_rs1, reg1_data, if_id_rs2, reg2_data, mem_wb_rd, wb_data, if_id_imm, alu_input_a,  alu_input_b, alu_result, mem_data, mem_read, mem_write, alu_src, id_ex_alu_src, branch, ex_mem_branch, jump, ex_mem_jump, load_addr, reg_write, reg_write_chip, display_x5, display_x6, display_x7, display_x10</w:t>
       </w:r>
     </w:p>
     <w:p>
@@ -11274,38 +8317,8 @@
           <w:highlight w:val="yellow"/>
           <w:shd w:val="clear" w:color="auto" w:fill="FFFFFF"/>
         </w:rPr>
-        <w:t xml:space="preserve">Turn in your simulation plot </w:t>
-      </w:r>
-      <w:proofErr w:type="gramStart"/>
-      <w:r>
-        <w:rPr>
-          <w:rFonts w:ascii="Helvetica" w:eastAsia="Times New Roman" w:hAnsi="Helvetica" w:cs="Helvetica"/>
-          <w:b/>
-          <w:bCs/>
-          <w:color w:val="333333"/>
-          <w:sz w:val="21"/>
-          <w:szCs w:val="21"/>
-          <w:highlight w:val="yellow"/>
-          <w:shd w:val="clear" w:color="auto" w:fill="FFFFFF"/>
-        </w:rPr>
-        <w:t xml:space="preserve">in </w:t>
-      </w:r>
-      <w:proofErr w:type="spellStart"/>
-      <w:r>
-        <w:rPr>
-          <w:rFonts w:ascii="Helvetica" w:eastAsia="Times New Roman" w:hAnsi="Helvetica" w:cs="Helvetica"/>
-          <w:b/>
-          <w:bCs/>
-          <w:color w:val="333333"/>
-          <w:sz w:val="21"/>
-          <w:szCs w:val="21"/>
-          <w:highlight w:val="yellow"/>
-          <w:shd w:val="clear" w:color="auto" w:fill="FFFFFF"/>
-        </w:rPr>
-        <w:t>gradescope</w:t>
-      </w:r>
-      <w:proofErr w:type="spellEnd"/>
-      <w:proofErr w:type="gramEnd"/>
+        <w:t>Turn in your simulation plot in gradescope</w:t>
+      </w:r>
       <w:r>
         <w:rPr>
           <w:rFonts w:ascii="Helvetica" w:eastAsia="Times New Roman" w:hAnsi="Helvetica" w:cs="Helvetica"/>
@@ -11360,20 +8373,8 @@
           <w:szCs w:val="21"/>
           <w:highlight w:val="yellow"/>
         </w:rPr>
-        <w:t xml:space="preserve">in </w:t>
-      </w:r>
-      <w:proofErr w:type="spellStart"/>
-      <w:r>
-        <w:rPr>
-          <w:rFonts w:ascii="Helvetica" w:eastAsia="Times New Roman" w:hAnsi="Helvetica" w:cs="Helvetica"/>
-          <w:color w:val="333333"/>
-          <w:sz w:val="21"/>
-          <w:szCs w:val="21"/>
-          <w:highlight w:val="yellow"/>
-        </w:rPr>
-        <w:t>gradescope</w:t>
-      </w:r>
-      <w:proofErr w:type="spellEnd"/>
+        <w:t>in gradescope</w:t>
+      </w:r>
       <w:r>
         <w:rPr>
           <w:rFonts w:ascii="Helvetica" w:eastAsia="Times New Roman" w:hAnsi="Helvetica" w:cs="Helvetica"/>
@@ -11537,67 +8538,16 @@
           <w:sz w:val="21"/>
           <w:szCs w:val="21"/>
         </w:rPr>
-        <w:t xml:space="preserve">Push all code to your </w:t>
-      </w:r>
-      <w:proofErr w:type="spellStart"/>
-      <w:r>
-        <w:rPr>
-          <w:rFonts w:ascii="Helvetica" w:eastAsia="Times New Roman" w:hAnsi="Helvetica" w:cs="Helvetica"/>
-          <w:color w:val="333333"/>
-          <w:sz w:val="21"/>
-          <w:szCs w:val="21"/>
-        </w:rPr>
-        <w:t>github</w:t>
-      </w:r>
-      <w:proofErr w:type="spellEnd"/>
-      <w:r>
-        <w:rPr>
-          <w:rFonts w:ascii="Helvetica" w:eastAsia="Times New Roman" w:hAnsi="Helvetica" w:cs="Helvetica"/>
-          <w:color w:val="333333"/>
-          <w:sz w:val="21"/>
-          <w:szCs w:val="21"/>
-        </w:rPr>
-        <w:t xml:space="preserve"> repo and share with your instructor</w:t>
-      </w:r>
-      <w:r>
-        <w:rPr>
-          <w:rFonts w:ascii="Helvetica" w:eastAsia="Times New Roman" w:hAnsi="Helvetica" w:cs="Helvetica"/>
-          <w:color w:val="333333"/>
-          <w:sz w:val="21"/>
-          <w:szCs w:val="21"/>
-        </w:rPr>
-        <w:t xml:space="preserve"> [</w:t>
-      </w:r>
-      <w:proofErr w:type="spellStart"/>
-      <w:r>
-        <w:rPr>
-          <w:rFonts w:ascii="Helvetica" w:eastAsia="Times New Roman" w:hAnsi="Helvetica" w:cs="Helvetica"/>
-          <w:color w:val="333333"/>
-          <w:sz w:val="21"/>
-          <w:szCs w:val="21"/>
-        </w:rPr>
-        <w:t>instr_</w:t>
-      </w:r>
-      <w:proofErr w:type="gramStart"/>
-      <w:r>
-        <w:rPr>
-          <w:rFonts w:ascii="Helvetica" w:eastAsia="Times New Roman" w:hAnsi="Helvetica" w:cs="Helvetica"/>
-          <w:color w:val="333333"/>
-          <w:sz w:val="21"/>
-          <w:szCs w:val="21"/>
-        </w:rPr>
-        <w:t>mem.vhdl</w:t>
-      </w:r>
-      <w:proofErr w:type="spellEnd"/>
-      <w:proofErr w:type="gramEnd"/>
-      <w:r>
-        <w:rPr>
-          <w:rFonts w:ascii="Helvetica" w:eastAsia="Times New Roman" w:hAnsi="Helvetica" w:cs="Helvetica"/>
-          <w:color w:val="333333"/>
-          <w:sz w:val="21"/>
-          <w:szCs w:val="21"/>
-        </w:rPr>
-        <w:t xml:space="preserve"> should be the </w:t>
+        <w:t>Push all code to your github repo and share with your instructor</w:t>
+      </w:r>
+      <w:r>
+        <w:rPr>
+          <w:rFonts w:ascii="Helvetica" w:eastAsia="Times New Roman" w:hAnsi="Helvetica" w:cs="Helvetica"/>
+          <w:color w:val="333333"/>
+          <w:sz w:val="21"/>
+          <w:szCs w:val="21"/>
+        </w:rPr>
+        <w:t xml:space="preserve"> [instr_mem.vhdl should be the </w:t>
       </w:r>
       <w:r>
         <w:rPr>
@@ -11682,31 +8632,7 @@
           <w:sz w:val="47"/>
           <w:szCs w:val="47"/>
         </w:rPr>
-        <w:t xml:space="preserve"> </w:t>
-      </w:r>
-      <w:proofErr w:type="gramStart"/>
-      <w:r>
-        <w:rPr>
-          <w:rFonts w:ascii="Helvetica" w:eastAsia="Times New Roman" w:hAnsi="Helvetica" w:cs="Helvetica"/>
-          <w:b/>
-          <w:bCs/>
-          <w:color w:val="333333"/>
-          <w:sz w:val="47"/>
-          <w:szCs w:val="47"/>
-        </w:rPr>
-        <w:t>not</w:t>
-      </w:r>
-      <w:proofErr w:type="gramEnd"/>
-      <w:r>
-        <w:rPr>
-          <w:rFonts w:ascii="Helvetica" w:eastAsia="Times New Roman" w:hAnsi="Helvetica" w:cs="Helvetica"/>
-          <w:b/>
-          <w:bCs/>
-          <w:color w:val="333333"/>
-          <w:sz w:val="47"/>
-          <w:szCs w:val="47"/>
-        </w:rPr>
-        <w:t xml:space="preserve"> working</w:t>
+        <w:t xml:space="preserve"> not working</w:t>
       </w:r>
     </w:p>
     <w:p>
@@ -12190,30 +9116,16 @@
               </w:rPr>
               <w:t xml:space="preserve">Updated </w:t>
             </w:r>
-            <w:proofErr w:type="spellStart"/>
-            <w:r>
-              <w:rPr>
-                <w:rFonts w:ascii="Helvetica" w:eastAsia="Times New Roman" w:hAnsi="Helvetica" w:cs="Helvetica"/>
-                <w:color w:val="333333"/>
-                <w:sz w:val="21"/>
-                <w:szCs w:val="21"/>
-                <w:shd w:val="clear" w:color="auto" w:fill="FFFFFF"/>
-              </w:rPr>
-              <w:t>pipeline_</w:t>
-            </w:r>
-            <w:proofErr w:type="gramStart"/>
-            <w:r>
-              <w:rPr>
-                <w:rFonts w:ascii="Helvetica" w:eastAsia="Times New Roman" w:hAnsi="Helvetica" w:cs="Helvetica"/>
-                <w:color w:val="333333"/>
-                <w:sz w:val="21"/>
-                <w:szCs w:val="21"/>
-                <w:shd w:val="clear" w:color="auto" w:fill="FFFFFF"/>
-              </w:rPr>
-              <w:t>registers.vhdl</w:t>
-            </w:r>
-            <w:proofErr w:type="spellEnd"/>
-            <w:proofErr w:type="gramEnd"/>
+            <w:r>
+              <w:rPr>
+                <w:rFonts w:ascii="Helvetica" w:eastAsia="Times New Roman" w:hAnsi="Helvetica" w:cs="Helvetica"/>
+                <w:color w:val="333333"/>
+                <w:sz w:val="21"/>
+                <w:szCs w:val="21"/>
+                <w:shd w:val="clear" w:color="auto" w:fill="FFFFFF"/>
+              </w:rPr>
+              <w:t>pipeline_registers.vhdl</w:t>
+            </w:r>
           </w:p>
         </w:tc>
         <w:tc>
@@ -12330,7 +9242,6 @@
               </w:rPr>
               <w:t xml:space="preserve">Updated </w:t>
             </w:r>
-            <w:proofErr w:type="spellStart"/>
             <w:r>
               <w:rPr>
                 <w:rFonts w:ascii="Helvetica" w:eastAsia="Times New Roman" w:hAnsi="Helvetica" w:cs="Helvetica"/>
@@ -12341,7 +9252,6 @@
               </w:rPr>
               <w:t>riscv_</w:t>
             </w:r>
-            <w:proofErr w:type="gramStart"/>
             <w:r>
               <w:rPr>
                 <w:rFonts w:ascii="Helvetica" w:eastAsia="Times New Roman" w:hAnsi="Helvetica" w:cs="Helvetica"/>
@@ -12362,8 +9272,6 @@
               </w:rPr>
               <w:t>.vhdl</w:t>
             </w:r>
-            <w:proofErr w:type="spellEnd"/>
-            <w:proofErr w:type="gramEnd"/>
           </w:p>
         </w:tc>
         <w:tc>
@@ -12471,30 +9379,16 @@
               </w:rPr>
               <w:t xml:space="preserve">Update </w:t>
             </w:r>
-            <w:proofErr w:type="spellStart"/>
-            <w:r>
-              <w:rPr>
-                <w:rFonts w:ascii="Helvetica" w:eastAsia="Times New Roman" w:hAnsi="Helvetica" w:cs="Helvetica"/>
-                <w:color w:val="333333"/>
-                <w:sz w:val="21"/>
-                <w:szCs w:val="21"/>
-                <w:shd w:val="clear" w:color="auto" w:fill="FFFFFF"/>
-              </w:rPr>
-              <w:t>hazard_detection_</w:t>
-            </w:r>
-            <w:proofErr w:type="gramStart"/>
-            <w:r>
-              <w:rPr>
-                <w:rFonts w:ascii="Helvetica" w:eastAsia="Times New Roman" w:hAnsi="Helvetica" w:cs="Helvetica"/>
-                <w:color w:val="333333"/>
-                <w:sz w:val="21"/>
-                <w:szCs w:val="21"/>
-                <w:shd w:val="clear" w:color="auto" w:fill="FFFFFF"/>
-              </w:rPr>
-              <w:t>unit.vhdl</w:t>
-            </w:r>
-            <w:proofErr w:type="spellEnd"/>
-            <w:proofErr w:type="gramEnd"/>
+            <w:r>
+              <w:rPr>
+                <w:rFonts w:ascii="Helvetica" w:eastAsia="Times New Roman" w:hAnsi="Helvetica" w:cs="Helvetica"/>
+                <w:color w:val="333333"/>
+                <w:sz w:val="21"/>
+                <w:szCs w:val="21"/>
+                <w:shd w:val="clear" w:color="auto" w:fill="FFFFFF"/>
+              </w:rPr>
+              <w:t>hazard_detection_unit.vhdl</w:t>
+            </w:r>
           </w:p>
         </w:tc>
         <w:tc>
@@ -12706,19 +9600,8 @@
                 <w:sz w:val="21"/>
                 <w:szCs w:val="21"/>
               </w:rPr>
-              <w:t xml:space="preserve">Questions in </w:t>
-            </w:r>
-            <w:proofErr w:type="spellStart"/>
-            <w:r>
-              <w:rPr>
-                <w:rFonts w:ascii="Helvetica" w:eastAsia="Times New Roman" w:hAnsi="Helvetica" w:cs="Helvetica"/>
-                <w:color w:val="333333"/>
-                <w:sz w:val="21"/>
-                <w:szCs w:val="21"/>
-              </w:rPr>
-              <w:t>Gradescope</w:t>
-            </w:r>
-            <w:proofErr w:type="spellEnd"/>
+              <w:t>Questions in Gradescope</w:t>
+            </w:r>
             <w:r>
               <w:rPr>
                 <w:rFonts w:ascii="Helvetica" w:eastAsia="Times New Roman" w:hAnsi="Helvetica" w:cs="Helvetica"/>
@@ -13204,18 +10087,7 @@
           <w:szCs w:val="21"/>
           <w:shd w:val="clear" w:color="auto" w:fill="FFFFFF"/>
         </w:rPr>
-        <w:t xml:space="preserve"> using </w:t>
-      </w:r>
-      <w:proofErr w:type="gramStart"/>
-      <w:r>
-        <w:rPr>
-          <w:rFonts w:ascii="Helvetica" w:eastAsia="Times New Roman" w:hAnsi="Helvetica" w:cs="Helvetica"/>
-          <w:color w:val="333333"/>
-          <w:sz w:val="21"/>
-          <w:szCs w:val="21"/>
-          <w:shd w:val="clear" w:color="auto" w:fill="FFFFFF"/>
-        </w:rPr>
-        <w:t xml:space="preserve">the </w:t>
+        <w:t xml:space="preserve"> using the </w:t>
       </w:r>
       <w:r>
         <w:rPr>
@@ -13241,48 +10113,25 @@
         </w:rPr>
         <w:t>hen</w:t>
       </w:r>
-      <w:proofErr w:type="gramEnd"/>
-      <w:r>
-        <w:rPr>
-          <w:rFonts w:ascii="Helvetica" w:eastAsia="Times New Roman" w:hAnsi="Helvetica" w:cs="Helvetica"/>
-          <w:color w:val="333333"/>
-          <w:sz w:val="21"/>
-          <w:szCs w:val="21"/>
-          <w:shd w:val="clear" w:color="auto" w:fill="FFFFFF"/>
-        </w:rPr>
-        <w:t xml:space="preserve"> statement?</w:t>
-      </w:r>
-      <w:proofErr w:type="gramStart"/>
-      <w:r>
-        <w:rPr>
-          <w:rFonts w:ascii="Helvetica" w:eastAsia="Times New Roman" w:hAnsi="Helvetica" w:cs="Helvetica"/>
-          <w:color w:val="333333"/>
-          <w:sz w:val="21"/>
-          <w:szCs w:val="21"/>
-          <w:shd w:val="clear" w:color="auto" w:fill="FFFFFF"/>
-        </w:rPr>
-        <w:t>”</w:t>
-      </w:r>
-      <w:r>
-        <w:rPr>
-          <w:rFonts w:ascii="Helvetica" w:eastAsia="Times New Roman" w:hAnsi="Helvetica" w:cs="Helvetica"/>
-          <w:color w:val="333333"/>
-          <w:sz w:val="21"/>
-          <w:szCs w:val="21"/>
-          <w:shd w:val="clear" w:color="auto" w:fill="FFFFFF"/>
-        </w:rPr>
-        <w:t>, or</w:t>
-      </w:r>
-      <w:proofErr w:type="gramEnd"/>
-      <w:r>
-        <w:rPr>
-          <w:rFonts w:ascii="Helvetica" w:eastAsia="Times New Roman" w:hAnsi="Helvetica" w:cs="Helvetica"/>
-          <w:color w:val="333333"/>
-          <w:sz w:val="21"/>
-          <w:szCs w:val="21"/>
-          <w:shd w:val="clear" w:color="auto" w:fill="FFFFFF"/>
-        </w:rPr>
-        <w:t xml:space="preserve"> ask</w:t>
+      <w:r>
+        <w:rPr>
+          <w:rFonts w:ascii="Helvetica" w:eastAsia="Times New Roman" w:hAnsi="Helvetica" w:cs="Helvetica"/>
+          <w:color w:val="333333"/>
+          <w:sz w:val="21"/>
+          <w:szCs w:val="21"/>
+          <w:shd w:val="clear" w:color="auto" w:fill="FFFFFF"/>
+        </w:rPr>
+        <w:t xml:space="preserve"> statement?”</w:t>
+      </w:r>
+      <w:r>
+        <w:rPr>
+          <w:rFonts w:ascii="Helvetica" w:eastAsia="Times New Roman" w:hAnsi="Helvetica" w:cs="Helvetica"/>
+          <w:color w:val="333333"/>
+          <w:sz w:val="21"/>
+          <w:szCs w:val="21"/>
+          <w:shd w:val="clear" w:color="auto" w:fill="FFFFFF"/>
+        </w:rPr>
+        <w:t>, or ask</w:t>
       </w:r>
       <w:r>
         <w:rPr>
@@ -13575,25 +10424,7 @@
           <w:color w:val="333333"/>
           <w:shd w:val="clear" w:color="auto" w:fill="FFFFFF"/>
         </w:rPr>
-        <w:t xml:space="preserve">You are not allowed to have another student look at your code to help with debugging, </w:t>
-      </w:r>
-      <w:proofErr w:type="gramStart"/>
-      <w:r>
-        <w:rPr>
-          <w:rFonts w:ascii="Helvetica" w:eastAsia="Times New Roman" w:hAnsi="Helvetica" w:cs="Helvetica"/>
-          <w:color w:val="333333"/>
-          <w:shd w:val="clear" w:color="auto" w:fill="FFFFFF"/>
-        </w:rPr>
-        <w:t>unless</w:t>
-      </w:r>
-      <w:proofErr w:type="gramEnd"/>
-      <w:r>
-        <w:rPr>
-          <w:rFonts w:ascii="Helvetica" w:eastAsia="Times New Roman" w:hAnsi="Helvetica" w:cs="Helvetica"/>
-          <w:color w:val="333333"/>
-          <w:shd w:val="clear" w:color="auto" w:fill="FFFFFF"/>
-        </w:rPr>
-        <w:t xml:space="preserve"> given specific authorization from your instructor.</w:t>
+        <w:t>You are not allowed to have another student look at your code to help with debugging, unless given specific authorization from your instructor.</w:t>
       </w:r>
       <w:r>
         <w:rPr>

--- a/book/finalproject/Final_Project_Assignment_Stage3.docx
+++ b/book/finalproject/Final_Project_Assignment_Stage3.docx
@@ -911,6 +911,7 @@
         </w:rPr>
         <w:t xml:space="preserve"> called </w:t>
       </w:r>
+      <w:proofErr w:type="spellStart"/>
       <w:r>
         <w:rPr>
           <w:rFonts w:ascii="Helvetica" w:eastAsia="Times New Roman" w:hAnsi="Helvetica" w:cs="Helvetica"/>
@@ -923,6 +924,7 @@
         </w:rPr>
         <w:t>Load_Addr</w:t>
       </w:r>
+      <w:proofErr w:type="spellEnd"/>
       <w:r>
         <w:rPr>
           <w:rFonts w:ascii="Helvetica" w:eastAsia="Times New Roman" w:hAnsi="Helvetica" w:cs="Helvetica"/>
@@ -1104,21 +1106,23 @@
         </w:rPr>
         <w:t xml:space="preserve">                             </w:t>
       </w:r>
+      <w:proofErr w:type="spellStart"/>
       <w:r>
         <w:rPr>
           <w:rFonts w:ascii="Courier New" w:eastAsia="Times New Roman" w:hAnsi="Courier New" w:cs="Courier New"/>
           <w:sz w:val="20"/>
           <w:szCs w:val="20"/>
         </w:rPr>
-        <w:t xml:space="preserve">addi    </w:t>
-      </w:r>
+        <w:t>addi</w:t>
+      </w:r>
+      <w:proofErr w:type="spellEnd"/>
       <w:r>
         <w:rPr>
           <w:rFonts w:ascii="Courier New" w:eastAsia="Times New Roman" w:hAnsi="Courier New" w:cs="Courier New"/>
           <w:sz w:val="20"/>
           <w:szCs w:val="20"/>
         </w:rPr>
-        <w:t xml:space="preserve">  </w:t>
+        <w:t xml:space="preserve">    </w:t>
       </w:r>
       <w:r>
         <w:rPr>
@@ -1126,69 +1130,68 @@
           <w:sz w:val="20"/>
           <w:szCs w:val="20"/>
         </w:rPr>
-        <w:t>x5, x0, 9       # x5 = number of values in array</w:t>
-      </w:r>
-    </w:p>
-    <w:p>
-      <w:pPr>
-        <w:spacing w:after="0" w:line="240" w:lineRule="auto"/>
-        <w:ind w:left="720"/>
+        <w:t xml:space="preserve">  </w:t>
+      </w:r>
+      <w:r>
         <w:rPr>
           <w:rFonts w:ascii="Courier New" w:eastAsia="Times New Roman" w:hAnsi="Courier New" w:cs="Courier New"/>
           <w:sz w:val="20"/>
           <w:szCs w:val="20"/>
         </w:rPr>
-      </w:pPr>
-      <w:r>
+        <w:t>x5, x0, 9       # x5 = number of values in array</w:t>
+      </w:r>
+    </w:p>
+    <w:p>
+      <w:pPr>
+        <w:spacing w:after="0" w:line="240" w:lineRule="auto"/>
+        <w:ind w:left="720"/>
         <w:rPr>
           <w:rFonts w:ascii="Courier New" w:eastAsia="Times New Roman" w:hAnsi="Courier New" w:cs="Courier New"/>
           <w:sz w:val="20"/>
           <w:szCs w:val="20"/>
         </w:rPr>
-        <w:t xml:space="preserve">        load_addr x6, array     </w:t>
-      </w:r>
+      </w:pPr>
       <w:r>
         <w:rPr>
           <w:rFonts w:ascii="Courier New" w:eastAsia="Times New Roman" w:hAnsi="Courier New" w:cs="Courier New"/>
           <w:sz w:val="20"/>
           <w:szCs w:val="20"/>
         </w:rPr>
-        <w:t xml:space="preserve">  </w:t>
-      </w:r>
+        <w:t xml:space="preserve">        </w:t>
+      </w:r>
+      <w:proofErr w:type="spellStart"/>
       <w:r>
         <w:rPr>
           <w:rFonts w:ascii="Courier New" w:eastAsia="Times New Roman" w:hAnsi="Courier New" w:cs="Courier New"/>
           <w:sz w:val="20"/>
           <w:szCs w:val="20"/>
         </w:rPr>
-        <w:t xml:space="preserve"># x6 = address of array </w:t>
-      </w:r>
+        <w:t>load_addr</w:t>
+      </w:r>
+      <w:proofErr w:type="spellEnd"/>
       <w:r>
         <w:rPr>
           <w:rFonts w:ascii="Courier New" w:eastAsia="Times New Roman" w:hAnsi="Courier New" w:cs="Courier New"/>
           <w:sz w:val="20"/>
           <w:szCs w:val="20"/>
         </w:rPr>
-        <w:t>0X10000000</w:t>
-      </w:r>
-    </w:p>
-    <w:p>
-      <w:pPr>
-        <w:spacing w:after="0" w:line="240" w:lineRule="auto"/>
-        <w:ind w:left="720"/>
+        <w:t xml:space="preserve"> x6, array     </w:t>
+      </w:r>
+      <w:r>
         <w:rPr>
           <w:rFonts w:ascii="Courier New" w:eastAsia="Times New Roman" w:hAnsi="Courier New" w:cs="Courier New"/>
           <w:sz w:val="20"/>
           <w:szCs w:val="20"/>
         </w:rPr>
-      </w:pPr>
+        <w:t xml:space="preserve">  </w:t>
+      </w:r>
       <w:r>
         <w:rPr>
           <w:rFonts w:ascii="Courier New" w:eastAsia="Times New Roman" w:hAnsi="Courier New" w:cs="Courier New"/>
           <w:sz w:val="20"/>
           <w:szCs w:val="20"/>
         </w:rPr>
-        <w:t xml:space="preserve">        lw      </w:t>
+        <w:t xml:space="preserve"># x6 = address of array </w:t>
       </w:r>
       <w:r>
         <w:rPr>
@@ -1196,42 +1199,44 @@
           <w:sz w:val="20"/>
           <w:szCs w:val="20"/>
         </w:rPr>
-        <w:t xml:space="preserve">  </w:t>
-      </w:r>
-      <w:r>
+        <w:t>0X10000000</w:t>
+      </w:r>
+    </w:p>
+    <w:p>
+      <w:pPr>
+        <w:spacing w:after="0" w:line="240" w:lineRule="auto"/>
+        <w:ind w:left="720"/>
         <w:rPr>
           <w:rFonts w:ascii="Courier New" w:eastAsia="Times New Roman" w:hAnsi="Courier New" w:cs="Courier New"/>
           <w:sz w:val="20"/>
           <w:szCs w:val="20"/>
         </w:rPr>
-        <w:t>x7, 0(x6)       # x7 = initial value</w:t>
-      </w:r>
-    </w:p>
-    <w:p>
-      <w:pPr>
-        <w:spacing w:after="0" w:line="240" w:lineRule="auto"/>
-        <w:ind w:left="720"/>
+      </w:pPr>
+      <w:r>
         <w:rPr>
           <w:rFonts w:ascii="Courier New" w:eastAsia="Times New Roman" w:hAnsi="Courier New" w:cs="Courier New"/>
           <w:sz w:val="20"/>
           <w:szCs w:val="20"/>
         </w:rPr>
-      </w:pPr>
+        <w:t xml:space="preserve">        </w:t>
+      </w:r>
+      <w:proofErr w:type="spellStart"/>
       <w:r>
         <w:rPr>
           <w:rFonts w:ascii="Courier New" w:eastAsia="Times New Roman" w:hAnsi="Courier New" w:cs="Courier New"/>
           <w:sz w:val="20"/>
           <w:szCs w:val="20"/>
         </w:rPr>
-        <w:t xml:space="preserve">loop:   addi    </w:t>
-      </w:r>
+        <w:t>lw</w:t>
+      </w:r>
+      <w:proofErr w:type="spellEnd"/>
       <w:r>
         <w:rPr>
           <w:rFonts w:ascii="Courier New" w:eastAsia="Times New Roman" w:hAnsi="Courier New" w:cs="Courier New"/>
           <w:sz w:val="20"/>
           <w:szCs w:val="20"/>
         </w:rPr>
-        <w:t xml:space="preserve">  </w:t>
+        <w:t xml:space="preserve">      </w:t>
       </w:r>
       <w:r>
         <w:rPr>
@@ -1239,61 +1244,60 @@
           <w:sz w:val="20"/>
           <w:szCs w:val="20"/>
         </w:rPr>
-        <w:t xml:space="preserve">x6, x6, 4       </w:t>
-      </w:r>
-    </w:p>
-    <w:p>
-      <w:pPr>
-        <w:spacing w:after="0" w:line="240" w:lineRule="auto"/>
-        <w:ind w:left="720"/>
+        <w:t xml:space="preserve">  </w:t>
+      </w:r>
+      <w:r>
         <w:rPr>
           <w:rFonts w:ascii="Courier New" w:eastAsia="Times New Roman" w:hAnsi="Courier New" w:cs="Courier New"/>
           <w:sz w:val="20"/>
           <w:szCs w:val="20"/>
         </w:rPr>
-      </w:pPr>
-      <w:r>
+        <w:t>x7, 0(x6)       # x7 = initial value</w:t>
+      </w:r>
+    </w:p>
+    <w:p>
+      <w:pPr>
+        <w:spacing w:after="0" w:line="240" w:lineRule="auto"/>
+        <w:ind w:left="720"/>
         <w:rPr>
           <w:rFonts w:ascii="Courier New" w:eastAsia="Times New Roman" w:hAnsi="Courier New" w:cs="Courier New"/>
           <w:sz w:val="20"/>
           <w:szCs w:val="20"/>
         </w:rPr>
-        <w:t xml:space="preserve">        lw      </w:t>
-      </w:r>
+      </w:pPr>
       <w:r>
         <w:rPr>
           <w:rFonts w:ascii="Courier New" w:eastAsia="Times New Roman" w:hAnsi="Courier New" w:cs="Courier New"/>
           <w:sz w:val="20"/>
           <w:szCs w:val="20"/>
         </w:rPr>
-        <w:t xml:space="preserve">  </w:t>
-      </w:r>
+        <w:t xml:space="preserve">loop:   </w:t>
+      </w:r>
+      <w:proofErr w:type="spellStart"/>
       <w:r>
         <w:rPr>
           <w:rFonts w:ascii="Courier New" w:eastAsia="Times New Roman" w:hAnsi="Courier New" w:cs="Courier New"/>
           <w:sz w:val="20"/>
           <w:szCs w:val="20"/>
         </w:rPr>
-        <w:t xml:space="preserve">x10, 0(x6)      </w:t>
-      </w:r>
-    </w:p>
-    <w:p>
-      <w:pPr>
-        <w:spacing w:after="0" w:line="240" w:lineRule="auto"/>
-        <w:ind w:left="720"/>
+        <w:t>addi</w:t>
+      </w:r>
+      <w:proofErr w:type="spellEnd"/>
+      <w:r>
         <w:rPr>
           <w:rFonts w:ascii="Courier New" w:eastAsia="Times New Roman" w:hAnsi="Courier New" w:cs="Courier New"/>
           <w:sz w:val="20"/>
           <w:szCs w:val="20"/>
         </w:rPr>
-      </w:pPr>
+        <w:t xml:space="preserve">    </w:t>
+      </w:r>
       <w:r>
         <w:rPr>
           <w:rFonts w:ascii="Courier New" w:eastAsia="Times New Roman" w:hAnsi="Courier New" w:cs="Courier New"/>
           <w:sz w:val="20"/>
           <w:szCs w:val="20"/>
         </w:rPr>
-        <w:t xml:space="preserve">        add     </w:t>
+        <w:t xml:space="preserve">  </w:t>
       </w:r>
       <w:r>
         <w:rPr>
@@ -1301,42 +1305,44 @@
           <w:sz w:val="20"/>
           <w:szCs w:val="20"/>
         </w:rPr>
-        <w:t xml:space="preserve">  </w:t>
-      </w:r>
-      <w:r>
+        <w:t xml:space="preserve">x6, x6, 4       </w:t>
+      </w:r>
+    </w:p>
+    <w:p>
+      <w:pPr>
+        <w:spacing w:after="0" w:line="240" w:lineRule="auto"/>
+        <w:ind w:left="720"/>
         <w:rPr>
           <w:rFonts w:ascii="Courier New" w:eastAsia="Times New Roman" w:hAnsi="Courier New" w:cs="Courier New"/>
           <w:sz w:val="20"/>
           <w:szCs w:val="20"/>
         </w:rPr>
-        <w:t xml:space="preserve">x7, x10, x7     </w:t>
-      </w:r>
-    </w:p>
-    <w:p>
-      <w:pPr>
-        <w:spacing w:after="0" w:line="240" w:lineRule="auto"/>
-        <w:ind w:left="720"/>
+      </w:pPr>
+      <w:r>
         <w:rPr>
           <w:rFonts w:ascii="Courier New" w:eastAsia="Times New Roman" w:hAnsi="Courier New" w:cs="Courier New"/>
           <w:sz w:val="20"/>
           <w:szCs w:val="20"/>
         </w:rPr>
-      </w:pPr>
+        <w:t xml:space="preserve">        </w:t>
+      </w:r>
+      <w:proofErr w:type="spellStart"/>
       <w:r>
         <w:rPr>
           <w:rFonts w:ascii="Courier New" w:eastAsia="Times New Roman" w:hAnsi="Courier New" w:cs="Courier New"/>
           <w:sz w:val="20"/>
           <w:szCs w:val="20"/>
         </w:rPr>
-        <w:t xml:space="preserve">        subi    </w:t>
-      </w:r>
+        <w:t>lw</w:t>
+      </w:r>
+      <w:proofErr w:type="spellEnd"/>
       <w:r>
         <w:rPr>
           <w:rFonts w:ascii="Courier New" w:eastAsia="Times New Roman" w:hAnsi="Courier New" w:cs="Courier New"/>
           <w:sz w:val="20"/>
           <w:szCs w:val="20"/>
         </w:rPr>
-        <w:t xml:space="preserve">  </w:t>
+        <w:t xml:space="preserve">      </w:t>
       </w:r>
       <w:r>
         <w:rPr>
@@ -1344,34 +1350,34 @@
           <w:sz w:val="20"/>
           <w:szCs w:val="20"/>
         </w:rPr>
-        <w:t xml:space="preserve">x5, x5, 1       </w:t>
-      </w:r>
-    </w:p>
-    <w:p>
-      <w:pPr>
-        <w:spacing w:after="0" w:line="240" w:lineRule="auto"/>
-        <w:ind w:left="720"/>
+        <w:t xml:space="preserve">  </w:t>
+      </w:r>
+      <w:r>
         <w:rPr>
           <w:rFonts w:ascii="Courier New" w:eastAsia="Times New Roman" w:hAnsi="Courier New" w:cs="Courier New"/>
           <w:sz w:val="20"/>
           <w:szCs w:val="20"/>
         </w:rPr>
-      </w:pPr>
-      <w:r>
+        <w:t xml:space="preserve">x10, 0(x6)      </w:t>
+      </w:r>
+    </w:p>
+    <w:p>
+      <w:pPr>
+        <w:spacing w:after="0" w:line="240" w:lineRule="auto"/>
+        <w:ind w:left="720"/>
         <w:rPr>
           <w:rFonts w:ascii="Courier New" w:eastAsia="Times New Roman" w:hAnsi="Courier New" w:cs="Courier New"/>
           <w:sz w:val="20"/>
           <w:szCs w:val="20"/>
         </w:rPr>
-        <w:t xml:space="preserve">        bne     </w:t>
-      </w:r>
+      </w:pPr>
       <w:r>
         <w:rPr>
           <w:rFonts w:ascii="Courier New" w:eastAsia="Times New Roman" w:hAnsi="Courier New" w:cs="Courier New"/>
           <w:sz w:val="20"/>
           <w:szCs w:val="20"/>
         </w:rPr>
-        <w:t xml:space="preserve">  </w:t>
+        <w:t xml:space="preserve">        add     </w:t>
       </w:r>
       <w:r>
         <w:rPr>
@@ -1379,79 +1385,193 @@
           <w:sz w:val="20"/>
           <w:szCs w:val="20"/>
         </w:rPr>
-        <w:t>x5, x0, loop</w:t>
-      </w:r>
-    </w:p>
-    <w:p>
-      <w:pPr>
-        <w:spacing w:after="0" w:line="240" w:lineRule="auto"/>
-        <w:ind w:left="720"/>
+        <w:t xml:space="preserve">  </w:t>
+      </w:r>
+      <w:r>
         <w:rPr>
           <w:rFonts w:ascii="Courier New" w:eastAsia="Times New Roman" w:hAnsi="Courier New" w:cs="Courier New"/>
           <w:sz w:val="20"/>
           <w:szCs w:val="20"/>
         </w:rPr>
-      </w:pPr>
-      <w:r>
+        <w:t xml:space="preserve">x7, x10, x7     </w:t>
+      </w:r>
+    </w:p>
+    <w:p>
+      <w:pPr>
+        <w:spacing w:after="0" w:line="240" w:lineRule="auto"/>
+        <w:ind w:left="720"/>
         <w:rPr>
           <w:rFonts w:ascii="Courier New" w:eastAsia="Times New Roman" w:hAnsi="Courier New" w:cs="Courier New"/>
           <w:sz w:val="20"/>
           <w:szCs w:val="20"/>
         </w:rPr>
-        <w:t xml:space="preserve">done:   j       </w:t>
-      </w:r>
+      </w:pPr>
       <w:r>
         <w:rPr>
           <w:rFonts w:ascii="Courier New" w:eastAsia="Times New Roman" w:hAnsi="Courier New" w:cs="Courier New"/>
           <w:sz w:val="20"/>
           <w:szCs w:val="20"/>
         </w:rPr>
-        <w:t xml:space="preserve">  </w:t>
-      </w:r>
+        <w:t xml:space="preserve">        </w:t>
+      </w:r>
+      <w:proofErr w:type="spellStart"/>
       <w:r>
         <w:rPr>
           <w:rFonts w:ascii="Courier New" w:eastAsia="Times New Roman" w:hAnsi="Courier New" w:cs="Courier New"/>
           <w:sz w:val="20"/>
           <w:szCs w:val="20"/>
         </w:rPr>
-        <w:t>done            # infinite loop (breakpoint)</w:t>
-      </w:r>
-    </w:p>
-    <w:p>
-      <w:pPr>
-        <w:spacing w:after="0" w:line="240" w:lineRule="auto"/>
-        <w:ind w:left="720"/>
+        <w:t>subi</w:t>
+      </w:r>
+      <w:proofErr w:type="spellEnd"/>
+      <w:r>
         <w:rPr>
           <w:rFonts w:ascii="Courier New" w:eastAsia="Times New Roman" w:hAnsi="Courier New" w:cs="Courier New"/>
           <w:sz w:val="20"/>
           <w:szCs w:val="20"/>
         </w:rPr>
-      </w:pPr>
-    </w:p>
-    <w:p>
-      <w:pPr>
-        <w:spacing w:after="0" w:line="240" w:lineRule="auto"/>
-        <w:ind w:left="720"/>
+        <w:t xml:space="preserve">    </w:t>
+      </w:r>
+      <w:r>
         <w:rPr>
           <w:rFonts w:ascii="Courier New" w:eastAsia="Times New Roman" w:hAnsi="Courier New" w:cs="Courier New"/>
           <w:sz w:val="20"/>
           <w:szCs w:val="20"/>
         </w:rPr>
-      </w:pPr>
+        <w:t xml:space="preserve">  </w:t>
+      </w:r>
       <w:r>
         <w:rPr>
           <w:rFonts w:ascii="Courier New" w:eastAsia="Times New Roman" w:hAnsi="Courier New" w:cs="Courier New"/>
           <w:sz w:val="20"/>
           <w:szCs w:val="20"/>
         </w:rPr>
-        <w:t>#   initialize data in the array</w:t>
-      </w:r>
-      <w:r>
+        <w:t xml:space="preserve">x5, x5, 1       </w:t>
+      </w:r>
+    </w:p>
+    <w:p>
+      <w:pPr>
+        <w:spacing w:after="0" w:line="240" w:lineRule="auto"/>
+        <w:ind w:left="720"/>
         <w:rPr>
           <w:rFonts w:ascii="Courier New" w:eastAsia="Times New Roman" w:hAnsi="Courier New" w:cs="Courier New"/>
           <w:sz w:val="20"/>
           <w:szCs w:val="20"/>
         </w:rPr>
+      </w:pPr>
+      <w:r>
+        <w:rPr>
+          <w:rFonts w:ascii="Courier New" w:eastAsia="Times New Roman" w:hAnsi="Courier New" w:cs="Courier New"/>
+          <w:sz w:val="20"/>
+          <w:szCs w:val="20"/>
+        </w:rPr>
+        <w:t xml:space="preserve">        </w:t>
+      </w:r>
+      <w:proofErr w:type="spellStart"/>
+      <w:r>
+        <w:rPr>
+          <w:rFonts w:ascii="Courier New" w:eastAsia="Times New Roman" w:hAnsi="Courier New" w:cs="Courier New"/>
+          <w:sz w:val="20"/>
+          <w:szCs w:val="20"/>
+        </w:rPr>
+        <w:t>bne</w:t>
+      </w:r>
+      <w:proofErr w:type="spellEnd"/>
+      <w:r>
+        <w:rPr>
+          <w:rFonts w:ascii="Courier New" w:eastAsia="Times New Roman" w:hAnsi="Courier New" w:cs="Courier New"/>
+          <w:sz w:val="20"/>
+          <w:szCs w:val="20"/>
+        </w:rPr>
+        <w:t xml:space="preserve">     </w:t>
+      </w:r>
+      <w:r>
+        <w:rPr>
+          <w:rFonts w:ascii="Courier New" w:eastAsia="Times New Roman" w:hAnsi="Courier New" w:cs="Courier New"/>
+          <w:sz w:val="20"/>
+          <w:szCs w:val="20"/>
+        </w:rPr>
+        <w:t xml:space="preserve">  </w:t>
+      </w:r>
+      <w:r>
+        <w:rPr>
+          <w:rFonts w:ascii="Courier New" w:eastAsia="Times New Roman" w:hAnsi="Courier New" w:cs="Courier New"/>
+          <w:sz w:val="20"/>
+          <w:szCs w:val="20"/>
+        </w:rPr>
+        <w:t>x5, x0, loop</w:t>
+      </w:r>
+    </w:p>
+    <w:p>
+      <w:pPr>
+        <w:spacing w:after="0" w:line="240" w:lineRule="auto"/>
+        <w:ind w:left="720"/>
+        <w:rPr>
+          <w:rFonts w:ascii="Courier New" w:eastAsia="Times New Roman" w:hAnsi="Courier New" w:cs="Courier New"/>
+          <w:sz w:val="20"/>
+          <w:szCs w:val="20"/>
+        </w:rPr>
+      </w:pPr>
+      <w:r>
+        <w:rPr>
+          <w:rFonts w:ascii="Courier New" w:eastAsia="Times New Roman" w:hAnsi="Courier New" w:cs="Courier New"/>
+          <w:sz w:val="20"/>
+          <w:szCs w:val="20"/>
+        </w:rPr>
+        <w:t xml:space="preserve">done:   j       </w:t>
+      </w:r>
+      <w:r>
+        <w:rPr>
+          <w:rFonts w:ascii="Courier New" w:eastAsia="Times New Roman" w:hAnsi="Courier New" w:cs="Courier New"/>
+          <w:sz w:val="20"/>
+          <w:szCs w:val="20"/>
+        </w:rPr>
+        <w:t xml:space="preserve">  </w:t>
+      </w:r>
+      <w:r>
+        <w:rPr>
+          <w:rFonts w:ascii="Courier New" w:eastAsia="Times New Roman" w:hAnsi="Courier New" w:cs="Courier New"/>
+          <w:sz w:val="20"/>
+          <w:szCs w:val="20"/>
+        </w:rPr>
+        <w:t>done            # infinite loop (breakpoint)</w:t>
+      </w:r>
+    </w:p>
+    <w:p>
+      <w:pPr>
+        <w:spacing w:after="0" w:line="240" w:lineRule="auto"/>
+        <w:ind w:left="720"/>
+        <w:rPr>
+          <w:rFonts w:ascii="Courier New" w:eastAsia="Times New Roman" w:hAnsi="Courier New" w:cs="Courier New"/>
+          <w:sz w:val="20"/>
+          <w:szCs w:val="20"/>
+        </w:rPr>
+      </w:pPr>
+    </w:p>
+    <w:p>
+      <w:pPr>
+        <w:spacing w:after="0" w:line="240" w:lineRule="auto"/>
+        <w:ind w:left="720"/>
+        <w:rPr>
+          <w:rFonts w:ascii="Courier New" w:eastAsia="Times New Roman" w:hAnsi="Courier New" w:cs="Courier New"/>
+          <w:sz w:val="20"/>
+          <w:szCs w:val="20"/>
+        </w:rPr>
+      </w:pPr>
+      <w:r>
+        <w:rPr>
+          <w:rFonts w:ascii="Courier New" w:eastAsia="Times New Roman" w:hAnsi="Courier New" w:cs="Courier New"/>
+          <w:sz w:val="20"/>
+          <w:szCs w:val="20"/>
+        </w:rPr>
+        <w:t>#   initialize data in the array</w:t>
+      </w:r>
+      <w:r>
+        <w:rPr>
+          <w:rFonts w:ascii="Courier New" w:eastAsia="Times New Roman" w:hAnsi="Courier New" w:cs="Courier New"/>
+          <w:sz w:val="20"/>
+          <w:szCs w:val="20"/>
+        </w:rPr>
         <w:t xml:space="preserve"> [assumed to start at 0x10000000]</w:t>
       </w:r>
     </w:p>
@@ -1577,6 +1697,7 @@
       <w:r>
         <w:rPr>
           <w:rFonts w:ascii="Helvetica" w:eastAsia="Times New Roman" w:hAnsi="Helvetica" w:cs="Helvetica"/>
+          <w:noProof/>
           <w:color w:val="333333"/>
           <w:sz w:val="21"/>
           <w:szCs w:val="21"/>
@@ -1766,6 +1887,7 @@
                 <w:shd w:val="clear" w:color="auto" w:fill="FFFFFF"/>
               </w:rPr>
             </w:pPr>
+            <w:proofErr w:type="spellStart"/>
             <w:r>
               <w:rPr>
                 <w:rFonts w:ascii="Helvetica" w:eastAsia="Times New Roman" w:hAnsi="Helvetica" w:cs="Helvetica"/>
@@ -1794,7 +1916,18 @@
                 <w:szCs w:val="21"/>
                 <w:shd w:val="clear" w:color="auto" w:fill="FFFFFF"/>
               </w:rPr>
-              <w:t>.vhdl:</w:t>
+              <w:t>.vhdl</w:t>
+            </w:r>
+            <w:proofErr w:type="spellEnd"/>
+            <w:r>
+              <w:rPr>
+                <w:rFonts w:ascii="Helvetica" w:eastAsia="Times New Roman" w:hAnsi="Helvetica" w:cs="Helvetica"/>
+                <w:color w:val="333333"/>
+                <w:sz w:val="21"/>
+                <w:szCs w:val="21"/>
+                <w:shd w:val="clear" w:color="auto" w:fill="FFFFFF"/>
+              </w:rPr>
+              <w:t>:</w:t>
             </w:r>
           </w:p>
         </w:tc>
@@ -1840,6 +1973,7 @@
                 <w:shd w:val="clear" w:color="auto" w:fill="FFFFFF"/>
               </w:rPr>
             </w:pPr>
+            <w:proofErr w:type="spellStart"/>
             <w:r>
               <w:rPr>
                 <w:rFonts w:ascii="Helvetica" w:eastAsia="Times New Roman" w:hAnsi="Helvetica" w:cs="Helvetica"/>
@@ -1850,6 +1984,7 @@
               </w:rPr>
               <w:t>pc_live.vhdl</w:t>
             </w:r>
+            <w:proofErr w:type="spellEnd"/>
           </w:p>
         </w:tc>
         <w:tc>
@@ -1894,6 +2029,7 @@
                 <w:shd w:val="clear" w:color="auto" w:fill="FFFFFF"/>
               </w:rPr>
             </w:pPr>
+            <w:proofErr w:type="spellStart"/>
             <w:r>
               <w:rPr>
                 <w:rFonts w:ascii="Helvetica" w:eastAsia="Times New Roman" w:hAnsi="Helvetica" w:cs="Helvetica"/>
@@ -1904,6 +2040,7 @@
               </w:rPr>
               <w:t>pipeline_registers.vhdl</w:t>
             </w:r>
+            <w:proofErr w:type="spellEnd"/>
           </w:p>
         </w:tc>
         <w:tc>
@@ -1970,6 +2107,7 @@
                 <w:shd w:val="clear" w:color="auto" w:fill="FFFFFF"/>
               </w:rPr>
             </w:pPr>
+            <w:proofErr w:type="spellStart"/>
             <w:r>
               <w:rPr>
                 <w:rFonts w:ascii="Helvetica" w:eastAsia="Times New Roman" w:hAnsi="Helvetica" w:cs="Helvetica"/>
@@ -1980,6 +2118,7 @@
               </w:rPr>
               <w:t>hazard_detection.vhdl</w:t>
             </w:r>
+            <w:proofErr w:type="spellEnd"/>
           </w:p>
         </w:tc>
         <w:tc>
@@ -2034,6 +2173,7 @@
                 <w:shd w:val="clear" w:color="auto" w:fill="FFFFFF"/>
               </w:rPr>
             </w:pPr>
+            <w:proofErr w:type="spellStart"/>
             <w:r>
               <w:rPr>
                 <w:rFonts w:ascii="Helvetica" w:eastAsia="Times New Roman" w:hAnsi="Helvetica" w:cs="Helvetica"/>
@@ -2044,6 +2184,7 @@
               </w:rPr>
               <w:t>instr_mem.vhdl</w:t>
             </w:r>
+            <w:proofErr w:type="spellEnd"/>
           </w:p>
         </w:tc>
         <w:tc>
@@ -2088,6 +2229,7 @@
                 <w:shd w:val="clear" w:color="auto" w:fill="FFFFFF"/>
               </w:rPr>
             </w:pPr>
+            <w:proofErr w:type="spellStart"/>
             <w:r>
               <w:rPr>
                 <w:rFonts w:ascii="Helvetica" w:eastAsia="Times New Roman" w:hAnsi="Helvetica" w:cs="Helvetica"/>
@@ -2098,6 +2240,7 @@
               </w:rPr>
               <w:t>reg_file.vhdl</w:t>
             </w:r>
+            <w:proofErr w:type="spellEnd"/>
           </w:p>
         </w:tc>
         <w:tc>
@@ -2152,6 +2295,7 @@
                 <w:shd w:val="clear" w:color="auto" w:fill="FFFFFF"/>
               </w:rPr>
             </w:pPr>
+            <w:proofErr w:type="spellStart"/>
             <w:r>
               <w:rPr>
                 <w:rFonts w:ascii="Helvetica" w:eastAsia="Times New Roman" w:hAnsi="Helvetica" w:cs="Helvetica"/>
@@ -2162,6 +2306,7 @@
               </w:rPr>
               <w:t>control_unit.vhdl</w:t>
             </w:r>
+            <w:proofErr w:type="spellEnd"/>
           </w:p>
         </w:tc>
         <w:tc>
@@ -2198,6 +2343,7 @@
               </w:rPr>
               <w:t xml:space="preserve">        </w:t>
             </w:r>
+            <w:proofErr w:type="spellStart"/>
             <w:r>
               <w:rPr>
                 <w:rFonts w:ascii="Helvetica" w:eastAsia="Times New Roman" w:hAnsi="Helvetica" w:cs="Helvetica"/>
@@ -2208,8 +2354,9 @@
                 <w:szCs w:val="21"/>
                 <w:shd w:val="clear" w:color="auto" w:fill="FFFFFF"/>
               </w:rPr>
-              <w:t>reg_write, mem_read, mem_write</w:t>
-            </w:r>
+              <w:t>reg_write</w:t>
+            </w:r>
+            <w:proofErr w:type="spellEnd"/>
             <w:r>
               <w:rPr>
                 <w:rFonts w:ascii="Helvetica" w:eastAsia="Times New Roman" w:hAnsi="Helvetica" w:cs="Helvetica"/>
@@ -2222,6 +2369,7 @@
               </w:rPr>
               <w:t xml:space="preserve">, </w:t>
             </w:r>
+            <w:proofErr w:type="spellStart"/>
             <w:r>
               <w:rPr>
                 <w:rFonts w:ascii="Helvetica" w:eastAsia="Times New Roman" w:hAnsi="Helvetica" w:cs="Helvetica"/>
@@ -2232,8 +2380,9 @@
                 <w:szCs w:val="21"/>
                 <w:shd w:val="clear" w:color="auto" w:fill="FFFFFF"/>
               </w:rPr>
-              <w:t>alu_src</w:t>
-            </w:r>
+              <w:t>mem_read</w:t>
+            </w:r>
+            <w:proofErr w:type="spellEnd"/>
             <w:r>
               <w:rPr>
                 <w:rFonts w:ascii="Helvetica" w:eastAsia="Times New Roman" w:hAnsi="Helvetica" w:cs="Helvetica"/>
@@ -2244,8 +2393,9 @@
                 <w:szCs w:val="21"/>
                 <w:shd w:val="clear" w:color="auto" w:fill="FFFFFF"/>
               </w:rPr>
-              <w:t>,</w:t>
-            </w:r>
+              <w:t xml:space="preserve">, </w:t>
+            </w:r>
+            <w:proofErr w:type="spellStart"/>
             <w:r>
               <w:rPr>
                 <w:rFonts w:ascii="Helvetica" w:eastAsia="Times New Roman" w:hAnsi="Helvetica" w:cs="Helvetica"/>
@@ -2256,8 +2406,9 @@
                 <w:szCs w:val="21"/>
                 <w:shd w:val="clear" w:color="auto" w:fill="FFFFFF"/>
               </w:rPr>
-              <w:t xml:space="preserve"> branch</w:t>
-            </w:r>
+              <w:t>mem_write</w:t>
+            </w:r>
+            <w:proofErr w:type="spellEnd"/>
             <w:r>
               <w:rPr>
                 <w:rFonts w:ascii="Helvetica" w:eastAsia="Times New Roman" w:hAnsi="Helvetica" w:cs="Helvetica"/>
@@ -2268,8 +2419,9 @@
                 <w:szCs w:val="21"/>
                 <w:shd w:val="clear" w:color="auto" w:fill="FFFFFF"/>
               </w:rPr>
-              <w:t>,</w:t>
-            </w:r>
+              <w:t xml:space="preserve">, </w:t>
+            </w:r>
+            <w:proofErr w:type="spellStart"/>
             <w:r>
               <w:rPr>
                 <w:rFonts w:ascii="Helvetica" w:eastAsia="Times New Roman" w:hAnsi="Helvetica" w:cs="Helvetica"/>
@@ -2280,8 +2432,71 @@
                 <w:szCs w:val="21"/>
                 <w:shd w:val="clear" w:color="auto" w:fill="FFFFFF"/>
               </w:rPr>
-              <w:t xml:space="preserve"> load_addr</w:t>
-            </w:r>
+              <w:t>alu_src</w:t>
+            </w:r>
+            <w:proofErr w:type="spellEnd"/>
+            <w:r>
+              <w:rPr>
+                <w:rFonts w:ascii="Helvetica" w:eastAsia="Times New Roman" w:hAnsi="Helvetica" w:cs="Helvetica"/>
+                <w:i/>
+                <w:iCs/>
+                <w:color w:val="333333"/>
+                <w:sz w:val="21"/>
+                <w:szCs w:val="21"/>
+                <w:shd w:val="clear" w:color="auto" w:fill="FFFFFF"/>
+              </w:rPr>
+              <w:t>,</w:t>
+            </w:r>
+            <w:r>
+              <w:rPr>
+                <w:rFonts w:ascii="Helvetica" w:eastAsia="Times New Roman" w:hAnsi="Helvetica" w:cs="Helvetica"/>
+                <w:i/>
+                <w:iCs/>
+                <w:color w:val="333333"/>
+                <w:sz w:val="21"/>
+                <w:szCs w:val="21"/>
+                <w:shd w:val="clear" w:color="auto" w:fill="FFFFFF"/>
+              </w:rPr>
+              <w:t xml:space="preserve"> branch</w:t>
+            </w:r>
+            <w:r>
+              <w:rPr>
+                <w:rFonts w:ascii="Helvetica" w:eastAsia="Times New Roman" w:hAnsi="Helvetica" w:cs="Helvetica"/>
+                <w:i/>
+                <w:iCs/>
+                <w:color w:val="333333"/>
+                <w:sz w:val="21"/>
+                <w:szCs w:val="21"/>
+                <w:shd w:val="clear" w:color="auto" w:fill="FFFFFF"/>
+              </w:rPr>
+              <w:t>,</w:t>
+            </w:r>
+            <w:r>
+              <w:rPr>
+                <w:rFonts w:ascii="Helvetica" w:eastAsia="Times New Roman" w:hAnsi="Helvetica" w:cs="Helvetica"/>
+                <w:i/>
+                <w:iCs/>
+                <w:color w:val="333333"/>
+                <w:sz w:val="21"/>
+                <w:szCs w:val="21"/>
+                <w:shd w:val="clear" w:color="auto" w:fill="FFFFFF"/>
+              </w:rPr>
+              <w:t xml:space="preserve"> </w:t>
+            </w:r>
+            <w:proofErr w:type="spellStart"/>
+            <w:r>
+              <w:rPr>
+                <w:rFonts w:ascii="Helvetica" w:eastAsia="Times New Roman" w:hAnsi="Helvetica" w:cs="Helvetica"/>
+                <w:i/>
+                <w:iCs/>
+                <w:color w:val="333333"/>
+                <w:sz w:val="21"/>
+                <w:szCs w:val="21"/>
+                <w:shd w:val="clear" w:color="auto" w:fill="FFFFFF"/>
+              </w:rPr>
+              <w:t>load_addr</w:t>
+            </w:r>
+            <w:proofErr w:type="spellEnd"/>
             <w:r>
               <w:rPr>
                 <w:rFonts w:ascii="Helvetica" w:eastAsia="Times New Roman" w:hAnsi="Helvetica" w:cs="Helvetica"/>
@@ -2358,6 +2573,7 @@
                 <w:shd w:val="clear" w:color="auto" w:fill="FFFFFF"/>
               </w:rPr>
             </w:pPr>
+            <w:proofErr w:type="spellStart"/>
             <w:r>
               <w:rPr>
                 <w:rFonts w:ascii="Helvetica" w:eastAsia="Times New Roman" w:hAnsi="Helvetica" w:cs="Helvetica"/>
@@ -2378,6 +2594,7 @@
               </w:rPr>
               <w:t>mmediate_generator.vhdl</w:t>
             </w:r>
+            <w:proofErr w:type="spellEnd"/>
           </w:p>
         </w:tc>
         <w:tc>
@@ -2442,6 +2659,7 @@
                 <w:shd w:val="clear" w:color="auto" w:fill="FFFFFF"/>
               </w:rPr>
             </w:pPr>
+            <w:proofErr w:type="spellStart"/>
             <w:r>
               <w:rPr>
                 <w:rFonts w:ascii="Helvetica" w:eastAsia="Times New Roman" w:hAnsi="Helvetica" w:cs="Helvetica"/>
@@ -2452,6 +2670,7 @@
               </w:rPr>
               <w:t>alu_control.vhdl</w:t>
             </w:r>
+            <w:proofErr w:type="spellEnd"/>
           </w:p>
         </w:tc>
         <w:tc>
@@ -2486,7 +2705,29 @@
                 <w:szCs w:val="21"/>
                 <w:shd w:val="clear" w:color="auto" w:fill="FFFFFF"/>
               </w:rPr>
-              <w:t>, outputs the alu_op (alu operation) to perform</w:t>
+              <w:t xml:space="preserve">, outputs the </w:t>
+            </w:r>
+            <w:proofErr w:type="spellStart"/>
+            <w:r>
+              <w:rPr>
+                <w:rFonts w:ascii="Helvetica" w:eastAsia="Times New Roman" w:hAnsi="Helvetica" w:cs="Helvetica"/>
+                <w:color w:val="333333"/>
+                <w:sz w:val="21"/>
+                <w:szCs w:val="21"/>
+                <w:shd w:val="clear" w:color="auto" w:fill="FFFFFF"/>
+              </w:rPr>
+              <w:t>alu_op</w:t>
+            </w:r>
+            <w:proofErr w:type="spellEnd"/>
+            <w:r>
+              <w:rPr>
+                <w:rFonts w:ascii="Helvetica" w:eastAsia="Times New Roman" w:hAnsi="Helvetica" w:cs="Helvetica"/>
+                <w:color w:val="333333"/>
+                <w:sz w:val="21"/>
+                <w:szCs w:val="21"/>
+                <w:shd w:val="clear" w:color="auto" w:fill="FFFFFF"/>
+              </w:rPr>
+              <w:t xml:space="preserve"> (alu operation) to perform</w:t>
             </w:r>
           </w:p>
         </w:tc>
@@ -2506,6 +2747,7 @@
                 <w:shd w:val="clear" w:color="auto" w:fill="FFFFFF"/>
               </w:rPr>
             </w:pPr>
+            <w:proofErr w:type="spellStart"/>
             <w:r>
               <w:rPr>
                 <w:rFonts w:ascii="Helvetica" w:eastAsia="Times New Roman" w:hAnsi="Helvetica" w:cs="Helvetica"/>
@@ -2516,6 +2758,7 @@
               </w:rPr>
               <w:t>alu.vhdl</w:t>
             </w:r>
+            <w:proofErr w:type="spellEnd"/>
           </w:p>
         </w:tc>
         <w:tc>
@@ -2540,7 +2783,29 @@
                 <w:szCs w:val="21"/>
                 <w:shd w:val="clear" w:color="auto" w:fill="FFFFFF"/>
               </w:rPr>
-              <w:t>Performs the arithmetic logic unit operation (ADD, SUB, etc) on two operands.</w:t>
+              <w:t xml:space="preserve">Performs the arithmetic logic unit operation (ADD, SUB, </w:t>
+            </w:r>
+            <w:proofErr w:type="spellStart"/>
+            <w:r>
+              <w:rPr>
+                <w:rFonts w:ascii="Helvetica" w:eastAsia="Times New Roman" w:hAnsi="Helvetica" w:cs="Helvetica"/>
+                <w:color w:val="333333"/>
+                <w:sz w:val="21"/>
+                <w:szCs w:val="21"/>
+                <w:shd w:val="clear" w:color="auto" w:fill="FFFFFF"/>
+              </w:rPr>
+              <w:t>etc</w:t>
+            </w:r>
+            <w:proofErr w:type="spellEnd"/>
+            <w:r>
+              <w:rPr>
+                <w:rFonts w:ascii="Helvetica" w:eastAsia="Times New Roman" w:hAnsi="Helvetica" w:cs="Helvetica"/>
+                <w:color w:val="333333"/>
+                <w:sz w:val="21"/>
+                <w:szCs w:val="21"/>
+                <w:shd w:val="clear" w:color="auto" w:fill="FFFFFF"/>
+              </w:rPr>
+              <w:t>) on two operands.</w:t>
             </w:r>
           </w:p>
         </w:tc>
@@ -2560,6 +2825,7 @@
                 <w:shd w:val="clear" w:color="auto" w:fill="FFFFFF"/>
               </w:rPr>
             </w:pPr>
+            <w:proofErr w:type="spellStart"/>
             <w:r>
               <w:rPr>
                 <w:rFonts w:ascii="Helvetica" w:eastAsia="Times New Roman" w:hAnsi="Helvetica" w:cs="Helvetica"/>
@@ -2570,6 +2836,7 @@
               </w:rPr>
               <w:t>data_mem.vhdl</w:t>
             </w:r>
+            <w:proofErr w:type="spellEnd"/>
           </w:p>
         </w:tc>
         <w:tc>
@@ -2624,6 +2891,7 @@
                 <w:shd w:val="clear" w:color="auto" w:fill="FFFFFF"/>
               </w:rPr>
             </w:pPr>
+            <w:proofErr w:type="spellStart"/>
             <w:r>
               <w:rPr>
                 <w:rFonts w:ascii="Helvetica" w:eastAsia="Times New Roman" w:hAnsi="Helvetica" w:cs="Helvetica"/>
@@ -2655,6 +2923,7 @@
               </w:rPr>
               <w:t>.vhdl</w:t>
             </w:r>
+            <w:proofErr w:type="spellEnd"/>
           </w:p>
         </w:tc>
         <w:tc>
@@ -2709,6 +2978,7 @@
                 <w:shd w:val="clear" w:color="auto" w:fill="FFFFFF"/>
               </w:rPr>
             </w:pPr>
+            <w:proofErr w:type="spellStart"/>
             <w:r>
               <w:rPr>
                 <w:rFonts w:ascii="Helvetica" w:eastAsia="Times New Roman" w:hAnsi="Helvetica" w:cs="Helvetica"/>
@@ -2759,6 +3029,7 @@
               </w:rPr>
               <w:t>_behav.wcfg</w:t>
             </w:r>
+            <w:proofErr w:type="spellEnd"/>
           </w:p>
         </w:tc>
         <w:tc>
@@ -3140,8 +3411,9 @@
                 <w:szCs w:val="21"/>
                 <w:shd w:val="clear" w:color="auto" w:fill="FFFFFF"/>
               </w:rPr>
-              <w:t>dd rd</w:t>
-            </w:r>
+              <w:t xml:space="preserve">dd </w:t>
+            </w:r>
+            <w:proofErr w:type="spellStart"/>
             <w:r>
               <w:rPr>
                 <w:rFonts w:ascii="Helvetica" w:eastAsia="Times New Roman" w:hAnsi="Helvetica" w:cs="Helvetica"/>
@@ -3152,8 +3424,9 @@
                 <w:szCs w:val="21"/>
                 <w:shd w:val="clear" w:color="auto" w:fill="FFFFFF"/>
               </w:rPr>
-              <w:t xml:space="preserve">, rs1, rs2   </w:t>
-            </w:r>
+              <w:t>rd</w:t>
+            </w:r>
+            <w:proofErr w:type="spellEnd"/>
             <w:r>
               <w:rPr>
                 <w:rFonts w:ascii="Helvetica" w:eastAsia="Times New Roman" w:hAnsi="Helvetica" w:cs="Helvetica"/>
@@ -3164,7 +3437,45 @@
                 <w:szCs w:val="21"/>
                 <w:shd w:val="clear" w:color="auto" w:fill="FFFFFF"/>
               </w:rPr>
-              <w:t xml:space="preserve">     #  rd = rs1 + rs2</w:t>
+              <w:t xml:space="preserve">, rs1, rs2   </w:t>
+            </w:r>
+            <w:r>
+              <w:rPr>
+                <w:rFonts w:ascii="Helvetica" w:eastAsia="Times New Roman" w:hAnsi="Helvetica" w:cs="Helvetica"/>
+                <w:i/>
+                <w:iCs/>
+                <w:color w:val="333333"/>
+                <w:sz w:val="21"/>
+                <w:szCs w:val="21"/>
+                <w:shd w:val="clear" w:color="auto" w:fill="FFFFFF"/>
+              </w:rPr>
+              <w:t xml:space="preserve">     #  </w:t>
+            </w:r>
+            <w:proofErr w:type="spellStart"/>
+            <w:r>
+              <w:rPr>
+                <w:rFonts w:ascii="Helvetica" w:eastAsia="Times New Roman" w:hAnsi="Helvetica" w:cs="Helvetica"/>
+                <w:i/>
+                <w:iCs/>
+                <w:color w:val="333333"/>
+                <w:sz w:val="21"/>
+                <w:szCs w:val="21"/>
+                <w:shd w:val="clear" w:color="auto" w:fill="FFFFFF"/>
+              </w:rPr>
+              <w:t>rd</w:t>
+            </w:r>
+            <w:proofErr w:type="spellEnd"/>
+            <w:r>
+              <w:rPr>
+                <w:rFonts w:ascii="Helvetica" w:eastAsia="Times New Roman" w:hAnsi="Helvetica" w:cs="Helvetica"/>
+                <w:i/>
+                <w:iCs/>
+                <w:color w:val="333333"/>
+                <w:sz w:val="21"/>
+                <w:szCs w:val="21"/>
+                <w:shd w:val="clear" w:color="auto" w:fill="FFFFFF"/>
+              </w:rPr>
+              <w:t xml:space="preserve"> = rs1 + rs2</w:t>
             </w:r>
           </w:p>
           <w:p>
@@ -3187,15 +3498,27 @@
               </w:rPr>
               <w:t xml:space="preserve">         </w:t>
             </w:r>
-            <w:r>
-              <w:rPr>
-                <w:rFonts w:ascii="Helvetica" w:eastAsia="Times New Roman" w:hAnsi="Helvetica" w:cs="Helvetica"/>
-                <w:color w:val="333333"/>
-                <w:sz w:val="21"/>
-                <w:szCs w:val="21"/>
-                <w:shd w:val="clear" w:color="auto" w:fill="FFFFFF"/>
-              </w:rPr>
-              <w:t>rd: destination register (where the result is stored)</w:t>
+            <w:proofErr w:type="spellStart"/>
+            <w:r>
+              <w:rPr>
+                <w:rFonts w:ascii="Helvetica" w:eastAsia="Times New Roman" w:hAnsi="Helvetica" w:cs="Helvetica"/>
+                <w:color w:val="333333"/>
+                <w:sz w:val="21"/>
+                <w:szCs w:val="21"/>
+                <w:shd w:val="clear" w:color="auto" w:fill="FFFFFF"/>
+              </w:rPr>
+              <w:t>rd</w:t>
+            </w:r>
+            <w:proofErr w:type="spellEnd"/>
+            <w:r>
+              <w:rPr>
+                <w:rFonts w:ascii="Helvetica" w:eastAsia="Times New Roman" w:hAnsi="Helvetica" w:cs="Helvetica"/>
+                <w:color w:val="333333"/>
+                <w:sz w:val="21"/>
+                <w:szCs w:val="21"/>
+                <w:shd w:val="clear" w:color="auto" w:fill="FFFFFF"/>
+              </w:rPr>
+              <w:t>: destination register (where the result is stored)</w:t>
             </w:r>
           </w:p>
           <w:p>
@@ -3387,7 +3710,29 @@
                 <w:szCs w:val="21"/>
                 <w:shd w:val="clear" w:color="auto" w:fill="FFFFFF"/>
               </w:rPr>
-              <w:t>&lt;5-bit rd&gt;</w:t>
+              <w:t xml:space="preserve">&lt;5-bit </w:t>
+            </w:r>
+            <w:proofErr w:type="spellStart"/>
+            <w:r>
+              <w:rPr>
+                <w:rFonts w:ascii="Helvetica" w:eastAsia="Times New Roman" w:hAnsi="Helvetica" w:cs="Helvetica"/>
+                <w:color w:val="333333"/>
+                <w:sz w:val="21"/>
+                <w:szCs w:val="21"/>
+                <w:shd w:val="clear" w:color="auto" w:fill="FFFFFF"/>
+              </w:rPr>
+              <w:t>rd</w:t>
+            </w:r>
+            <w:proofErr w:type="spellEnd"/>
+            <w:r>
+              <w:rPr>
+                <w:rFonts w:ascii="Helvetica" w:eastAsia="Times New Roman" w:hAnsi="Helvetica" w:cs="Helvetica"/>
+                <w:color w:val="333333"/>
+                <w:sz w:val="21"/>
+                <w:szCs w:val="21"/>
+                <w:shd w:val="clear" w:color="auto" w:fill="FFFFFF"/>
+              </w:rPr>
+              <w:t>&gt;</w:t>
             </w:r>
             <w:r>
               <w:t xml:space="preserve"> </w:t>
@@ -3595,6 +3940,7 @@
               </w:rPr>
               <w:t xml:space="preserve">    </w:t>
             </w:r>
+            <w:proofErr w:type="spellStart"/>
             <w:r>
               <w:rPr>
                 <w:rFonts w:ascii="Helvetica" w:eastAsia="Times New Roman" w:hAnsi="Helvetica" w:cs="Helvetica"/>
@@ -3619,6 +3965,7 @@
               </w:rPr>
               <w:t>i</w:t>
             </w:r>
+            <w:proofErr w:type="spellEnd"/>
             <w:r>
               <w:rPr>
                 <w:rFonts w:ascii="Helvetica" w:eastAsia="Times New Roman" w:hAnsi="Helvetica" w:cs="Helvetica"/>
@@ -3629,8 +3976,9 @@
                 <w:szCs w:val="21"/>
                 <w:shd w:val="clear" w:color="auto" w:fill="FFFFFF"/>
               </w:rPr>
-              <w:t xml:space="preserve"> rd, rs1, </w:t>
-            </w:r>
+              <w:t xml:space="preserve"> </w:t>
+            </w:r>
+            <w:proofErr w:type="spellStart"/>
             <w:r>
               <w:rPr>
                 <w:rFonts w:ascii="Helvetica" w:eastAsia="Times New Roman" w:hAnsi="Helvetica" w:cs="Helvetica"/>
@@ -3641,8 +3989,9 @@
                 <w:szCs w:val="21"/>
                 <w:shd w:val="clear" w:color="auto" w:fill="FFFFFF"/>
               </w:rPr>
-              <w:t>imm</w:t>
-            </w:r>
+              <w:t>rd</w:t>
+            </w:r>
+            <w:proofErr w:type="spellEnd"/>
             <w:r>
               <w:rPr>
                 <w:rFonts w:ascii="Helvetica" w:eastAsia="Times New Roman" w:hAnsi="Helvetica" w:cs="Helvetica"/>
@@ -3653,8 +4002,9 @@
                 <w:szCs w:val="21"/>
                 <w:shd w:val="clear" w:color="auto" w:fill="FFFFFF"/>
               </w:rPr>
-              <w:t xml:space="preserve">        #  rd = rs1 + </w:t>
-            </w:r>
+              <w:t xml:space="preserve">, rs1, </w:t>
+            </w:r>
+            <w:proofErr w:type="spellStart"/>
             <w:r>
               <w:rPr>
                 <w:rFonts w:ascii="Helvetica" w:eastAsia="Times New Roman" w:hAnsi="Helvetica" w:cs="Helvetica"/>
@@ -3667,6 +4017,59 @@
               </w:rPr>
               <w:t>imm</w:t>
             </w:r>
+            <w:proofErr w:type="spellEnd"/>
+            <w:r>
+              <w:rPr>
+                <w:rFonts w:ascii="Helvetica" w:eastAsia="Times New Roman" w:hAnsi="Helvetica" w:cs="Helvetica"/>
+                <w:i/>
+                <w:iCs/>
+                <w:color w:val="333333"/>
+                <w:sz w:val="21"/>
+                <w:szCs w:val="21"/>
+                <w:shd w:val="clear" w:color="auto" w:fill="FFFFFF"/>
+              </w:rPr>
+              <w:t xml:space="preserve">        #  </w:t>
+            </w:r>
+            <w:proofErr w:type="spellStart"/>
+            <w:r>
+              <w:rPr>
+                <w:rFonts w:ascii="Helvetica" w:eastAsia="Times New Roman" w:hAnsi="Helvetica" w:cs="Helvetica"/>
+                <w:i/>
+                <w:iCs/>
+                <w:color w:val="333333"/>
+                <w:sz w:val="21"/>
+                <w:szCs w:val="21"/>
+                <w:shd w:val="clear" w:color="auto" w:fill="FFFFFF"/>
+              </w:rPr>
+              <w:t>rd</w:t>
+            </w:r>
+            <w:proofErr w:type="spellEnd"/>
+            <w:r>
+              <w:rPr>
+                <w:rFonts w:ascii="Helvetica" w:eastAsia="Times New Roman" w:hAnsi="Helvetica" w:cs="Helvetica"/>
+                <w:i/>
+                <w:iCs/>
+                <w:color w:val="333333"/>
+                <w:sz w:val="21"/>
+                <w:szCs w:val="21"/>
+                <w:shd w:val="clear" w:color="auto" w:fill="FFFFFF"/>
+              </w:rPr>
+              <w:t xml:space="preserve"> = rs1 + </w:t>
+            </w:r>
+            <w:proofErr w:type="spellStart"/>
+            <w:r>
+              <w:rPr>
+                <w:rFonts w:ascii="Helvetica" w:eastAsia="Times New Roman" w:hAnsi="Helvetica" w:cs="Helvetica"/>
+                <w:i/>
+                <w:iCs/>
+                <w:color w:val="333333"/>
+                <w:sz w:val="21"/>
+                <w:szCs w:val="21"/>
+                <w:shd w:val="clear" w:color="auto" w:fill="FFFFFF"/>
+              </w:rPr>
+              <w:t>imm</w:t>
+            </w:r>
+            <w:proofErr w:type="spellEnd"/>
           </w:p>
           <w:p>
             <w:pPr>
@@ -3688,15 +4091,27 @@
               </w:rPr>
               <w:t xml:space="preserve">         </w:t>
             </w:r>
-            <w:r>
-              <w:rPr>
-                <w:rFonts w:ascii="Helvetica" w:eastAsia="Times New Roman" w:hAnsi="Helvetica" w:cs="Helvetica"/>
-                <w:color w:val="333333"/>
-                <w:sz w:val="21"/>
-                <w:szCs w:val="21"/>
-                <w:shd w:val="clear" w:color="auto" w:fill="FFFFFF"/>
-              </w:rPr>
-              <w:t xml:space="preserve">rd: destination register </w:t>
+            <w:proofErr w:type="spellStart"/>
+            <w:r>
+              <w:rPr>
+                <w:rFonts w:ascii="Helvetica" w:eastAsia="Times New Roman" w:hAnsi="Helvetica" w:cs="Helvetica"/>
+                <w:color w:val="333333"/>
+                <w:sz w:val="21"/>
+                <w:szCs w:val="21"/>
+                <w:shd w:val="clear" w:color="auto" w:fill="FFFFFF"/>
+              </w:rPr>
+              <w:t>rd</w:t>
+            </w:r>
+            <w:proofErr w:type="spellEnd"/>
+            <w:r>
+              <w:rPr>
+                <w:rFonts w:ascii="Helvetica" w:eastAsia="Times New Roman" w:hAnsi="Helvetica" w:cs="Helvetica"/>
+                <w:color w:val="333333"/>
+                <w:sz w:val="21"/>
+                <w:szCs w:val="21"/>
+                <w:shd w:val="clear" w:color="auto" w:fill="FFFFFF"/>
+              </w:rPr>
+              <w:t xml:space="preserve">: destination register </w:t>
             </w:r>
           </w:p>
           <w:p>
@@ -3750,15 +4165,27 @@
               </w:rPr>
               <w:t xml:space="preserve">         </w:t>
             </w:r>
-            <w:r>
-              <w:rPr>
-                <w:rFonts w:ascii="Helvetica" w:eastAsia="Times New Roman" w:hAnsi="Helvetica" w:cs="Helvetica"/>
-                <w:color w:val="333333"/>
-                <w:sz w:val="21"/>
-                <w:szCs w:val="21"/>
-                <w:shd w:val="clear" w:color="auto" w:fill="FFFFFF"/>
-              </w:rPr>
-              <w:t>imm:</w:t>
+            <w:proofErr w:type="spellStart"/>
+            <w:r>
+              <w:rPr>
+                <w:rFonts w:ascii="Helvetica" w:eastAsia="Times New Roman" w:hAnsi="Helvetica" w:cs="Helvetica"/>
+                <w:color w:val="333333"/>
+                <w:sz w:val="21"/>
+                <w:szCs w:val="21"/>
+                <w:shd w:val="clear" w:color="auto" w:fill="FFFFFF"/>
+              </w:rPr>
+              <w:t>imm</w:t>
+            </w:r>
+            <w:proofErr w:type="spellEnd"/>
+            <w:r>
+              <w:rPr>
+                <w:rFonts w:ascii="Helvetica" w:eastAsia="Times New Roman" w:hAnsi="Helvetica" w:cs="Helvetica"/>
+                <w:color w:val="333333"/>
+                <w:sz w:val="21"/>
+                <w:szCs w:val="21"/>
+                <w:shd w:val="clear" w:color="auto" w:fill="FFFFFF"/>
+              </w:rPr>
+              <w:t>:</w:t>
             </w:r>
             <w:r>
               <w:rPr>
@@ -3844,6 +4271,7 @@
               </w:rPr>
               <w:t xml:space="preserve">-bit </w:t>
             </w:r>
+            <w:proofErr w:type="spellStart"/>
             <w:r>
               <w:rPr>
                 <w:rFonts w:ascii="Helvetica" w:eastAsia="Times New Roman" w:hAnsi="Helvetica" w:cs="Helvetica"/>
@@ -3854,6 +4282,7 @@
               </w:rPr>
               <w:t>imm</w:t>
             </w:r>
+            <w:proofErr w:type="spellEnd"/>
             <w:r>
               <w:rPr>
                 <w:rFonts w:ascii="Helvetica" w:eastAsia="Times New Roman" w:hAnsi="Helvetica" w:cs="Helvetica"/>
@@ -3895,7 +4324,29 @@
                 <w:szCs w:val="21"/>
                 <w:shd w:val="clear" w:color="auto" w:fill="FFFFFF"/>
               </w:rPr>
-              <w:t>&lt;3-bit funct3&gt; &lt;5-bit rd&gt;</w:t>
+              <w:t xml:space="preserve">&lt;3-bit funct3&gt; &lt;5-bit </w:t>
+            </w:r>
+            <w:proofErr w:type="spellStart"/>
+            <w:r>
+              <w:rPr>
+                <w:rFonts w:ascii="Helvetica" w:eastAsia="Times New Roman" w:hAnsi="Helvetica" w:cs="Helvetica"/>
+                <w:color w:val="333333"/>
+                <w:sz w:val="21"/>
+                <w:szCs w:val="21"/>
+                <w:shd w:val="clear" w:color="auto" w:fill="FFFFFF"/>
+              </w:rPr>
+              <w:t>rd</w:t>
+            </w:r>
+            <w:proofErr w:type="spellEnd"/>
+            <w:r>
+              <w:rPr>
+                <w:rFonts w:ascii="Helvetica" w:eastAsia="Times New Roman" w:hAnsi="Helvetica" w:cs="Helvetica"/>
+                <w:color w:val="333333"/>
+                <w:sz w:val="21"/>
+                <w:szCs w:val="21"/>
+                <w:shd w:val="clear" w:color="auto" w:fill="FFFFFF"/>
+              </w:rPr>
+              <w:t>&gt;</w:t>
             </w:r>
             <w:r>
               <w:t xml:space="preserve"> </w:t>
@@ -4082,6 +4533,7 @@
               </w:rPr>
               <w:t xml:space="preserve">    </w:t>
             </w:r>
+            <w:proofErr w:type="spellStart"/>
             <w:r>
               <w:rPr>
                 <w:rFonts w:ascii="Helvetica" w:eastAsia="Times New Roman" w:hAnsi="Helvetica" w:cs="Helvetica"/>
@@ -4094,6 +4546,7 @@
               </w:rPr>
               <w:t>lw</w:t>
             </w:r>
+            <w:proofErr w:type="spellEnd"/>
             <w:r>
               <w:rPr>
                 <w:rFonts w:ascii="Helvetica" w:eastAsia="Times New Roman" w:hAnsi="Helvetica" w:cs="Helvetica"/>
@@ -4106,6 +4559,7 @@
               </w:rPr>
               <w:t xml:space="preserve"> </w:t>
             </w:r>
+            <w:proofErr w:type="spellStart"/>
             <w:r>
               <w:rPr>
                 <w:rFonts w:ascii="Helvetica" w:eastAsia="Times New Roman" w:hAnsi="Helvetica" w:cs="Helvetica"/>
@@ -4130,6 +4584,7 @@
               </w:rPr>
               <w:t>d</w:t>
             </w:r>
+            <w:proofErr w:type="spellEnd"/>
             <w:r>
               <w:rPr>
                 <w:rFonts w:ascii="Helvetica" w:eastAsia="Times New Roman" w:hAnsi="Helvetica" w:cs="Helvetica"/>
@@ -4154,6 +4609,7 @@
               </w:rPr>
               <w:t xml:space="preserve"> </w:t>
             </w:r>
+            <w:proofErr w:type="spellStart"/>
             <w:r>
               <w:rPr>
                 <w:rFonts w:ascii="Helvetica" w:eastAsia="Times New Roman" w:hAnsi="Helvetica" w:cs="Helvetica"/>
@@ -4166,6 +4622,7 @@
               </w:rPr>
               <w:t>imm</w:t>
             </w:r>
+            <w:proofErr w:type="spellEnd"/>
             <w:r>
               <w:rPr>
                 <w:rFonts w:ascii="Helvetica" w:eastAsia="Times New Roman" w:hAnsi="Helvetica" w:cs="Helvetica"/>
@@ -4188,8 +4645,9 @@
                 <w:szCs w:val="21"/>
                 <w:shd w:val="clear" w:color="auto" w:fill="FFFFFF"/>
               </w:rPr>
-              <w:t xml:space="preserve">        #  rd = </w:t>
-            </w:r>
+              <w:t xml:space="preserve">        #  </w:t>
+            </w:r>
+            <w:proofErr w:type="spellStart"/>
             <w:r>
               <w:rPr>
                 <w:rFonts w:ascii="Helvetica" w:eastAsia="Times New Roman" w:hAnsi="Helvetica" w:cs="Helvetica"/>
@@ -4200,8 +4658,9 @@
                 <w:szCs w:val="21"/>
                 <w:shd w:val="clear" w:color="auto" w:fill="FFFFFF"/>
               </w:rPr>
-              <w:t>memory[</w:t>
-            </w:r>
+              <w:t>rd</w:t>
+            </w:r>
+            <w:proofErr w:type="spellEnd"/>
             <w:r>
               <w:rPr>
                 <w:rFonts w:ascii="Helvetica" w:eastAsia="Times New Roman" w:hAnsi="Helvetica" w:cs="Helvetica"/>
@@ -4212,7 +4671,7 @@
                 <w:szCs w:val="21"/>
                 <w:shd w:val="clear" w:color="auto" w:fill="FFFFFF"/>
               </w:rPr>
-              <w:t xml:space="preserve">rs1 + </w:t>
+              <w:t xml:space="preserve"> = </w:t>
             </w:r>
             <w:r>
               <w:rPr>
@@ -4224,8 +4683,34 @@
                 <w:szCs w:val="21"/>
                 <w:shd w:val="clear" w:color="auto" w:fill="FFFFFF"/>
               </w:rPr>
+              <w:t>memory[</w:t>
+            </w:r>
+            <w:r>
+              <w:rPr>
+                <w:rFonts w:ascii="Helvetica" w:eastAsia="Times New Roman" w:hAnsi="Helvetica" w:cs="Helvetica"/>
+                <w:i/>
+                <w:iCs/>
+                <w:color w:val="333333"/>
+                <w:sz w:val="21"/>
+                <w:szCs w:val="21"/>
+                <w:shd w:val="clear" w:color="auto" w:fill="FFFFFF"/>
+              </w:rPr>
+              <w:t xml:space="preserve">rs1 + </w:t>
+            </w:r>
+            <w:proofErr w:type="spellStart"/>
+            <w:r>
+              <w:rPr>
+                <w:rFonts w:ascii="Helvetica" w:eastAsia="Times New Roman" w:hAnsi="Helvetica" w:cs="Helvetica"/>
+                <w:i/>
+                <w:iCs/>
+                <w:color w:val="333333"/>
+                <w:sz w:val="21"/>
+                <w:szCs w:val="21"/>
+                <w:shd w:val="clear" w:color="auto" w:fill="FFFFFF"/>
+              </w:rPr>
               <w:t>imm</w:t>
             </w:r>
+            <w:proofErr w:type="spellEnd"/>
             <w:r>
               <w:rPr>
                 <w:rFonts w:ascii="Helvetica" w:eastAsia="Times New Roman" w:hAnsi="Helvetica" w:cs="Helvetica"/>
@@ -4259,15 +4744,27 @@
               </w:rPr>
               <w:t xml:space="preserve">         </w:t>
             </w:r>
-            <w:r>
-              <w:rPr>
-                <w:rFonts w:ascii="Helvetica" w:eastAsia="Times New Roman" w:hAnsi="Helvetica" w:cs="Helvetica"/>
-                <w:color w:val="333333"/>
-                <w:sz w:val="21"/>
-                <w:szCs w:val="21"/>
-                <w:shd w:val="clear" w:color="auto" w:fill="FFFFFF"/>
-              </w:rPr>
-              <w:t xml:space="preserve">rd: destination register </w:t>
+            <w:proofErr w:type="spellStart"/>
+            <w:r>
+              <w:rPr>
+                <w:rFonts w:ascii="Helvetica" w:eastAsia="Times New Roman" w:hAnsi="Helvetica" w:cs="Helvetica"/>
+                <w:color w:val="333333"/>
+                <w:sz w:val="21"/>
+                <w:szCs w:val="21"/>
+                <w:shd w:val="clear" w:color="auto" w:fill="FFFFFF"/>
+              </w:rPr>
+              <w:t>rd</w:t>
+            </w:r>
+            <w:proofErr w:type="spellEnd"/>
+            <w:r>
+              <w:rPr>
+                <w:rFonts w:ascii="Helvetica" w:eastAsia="Times New Roman" w:hAnsi="Helvetica" w:cs="Helvetica"/>
+                <w:color w:val="333333"/>
+                <w:sz w:val="21"/>
+                <w:szCs w:val="21"/>
+                <w:shd w:val="clear" w:color="auto" w:fill="FFFFFF"/>
+              </w:rPr>
+              <w:t xml:space="preserve">: destination register </w:t>
             </w:r>
           </w:p>
           <w:p>
@@ -4331,15 +4828,27 @@
               </w:rPr>
               <w:t xml:space="preserve">         </w:t>
             </w:r>
-            <w:r>
-              <w:rPr>
-                <w:rFonts w:ascii="Helvetica" w:eastAsia="Times New Roman" w:hAnsi="Helvetica" w:cs="Helvetica"/>
-                <w:color w:val="333333"/>
-                <w:sz w:val="21"/>
-                <w:szCs w:val="21"/>
-                <w:shd w:val="clear" w:color="auto" w:fill="FFFFFF"/>
-              </w:rPr>
-              <w:t>imm:</w:t>
+            <w:proofErr w:type="spellStart"/>
+            <w:r>
+              <w:rPr>
+                <w:rFonts w:ascii="Helvetica" w:eastAsia="Times New Roman" w:hAnsi="Helvetica" w:cs="Helvetica"/>
+                <w:color w:val="333333"/>
+                <w:sz w:val="21"/>
+                <w:szCs w:val="21"/>
+                <w:shd w:val="clear" w:color="auto" w:fill="FFFFFF"/>
+              </w:rPr>
+              <w:t>imm</w:t>
+            </w:r>
+            <w:proofErr w:type="spellEnd"/>
+            <w:r>
+              <w:rPr>
+                <w:rFonts w:ascii="Helvetica" w:eastAsia="Times New Roman" w:hAnsi="Helvetica" w:cs="Helvetica"/>
+                <w:color w:val="333333"/>
+                <w:sz w:val="21"/>
+                <w:szCs w:val="21"/>
+                <w:shd w:val="clear" w:color="auto" w:fill="FFFFFF"/>
+              </w:rPr>
+              <w:t>:</w:t>
             </w:r>
             <w:r>
               <w:rPr>
@@ -4413,7 +4922,29 @@
                 <w:szCs w:val="21"/>
                 <w:shd w:val="clear" w:color="auto" w:fill="FFFFFF"/>
               </w:rPr>
-              <w:t xml:space="preserve">    “&lt;12-bit imm&gt; &lt;5-bit rs1&gt;</w:t>
+              <w:t xml:space="preserve">    “&lt;12-bit </w:t>
+            </w:r>
+            <w:proofErr w:type="spellStart"/>
+            <w:r>
+              <w:rPr>
+                <w:rFonts w:ascii="Helvetica" w:eastAsia="Times New Roman" w:hAnsi="Helvetica" w:cs="Helvetica"/>
+                <w:color w:val="333333"/>
+                <w:sz w:val="21"/>
+                <w:szCs w:val="21"/>
+                <w:shd w:val="clear" w:color="auto" w:fill="FFFFFF"/>
+              </w:rPr>
+              <w:t>imm</w:t>
+            </w:r>
+            <w:proofErr w:type="spellEnd"/>
+            <w:r>
+              <w:rPr>
+                <w:rFonts w:ascii="Helvetica" w:eastAsia="Times New Roman" w:hAnsi="Helvetica" w:cs="Helvetica"/>
+                <w:color w:val="333333"/>
+                <w:sz w:val="21"/>
+                <w:szCs w:val="21"/>
+                <w:shd w:val="clear" w:color="auto" w:fill="FFFFFF"/>
+              </w:rPr>
+              <w:t>&gt; &lt;5-bit rs1&gt;</w:t>
             </w:r>
             <w:r>
               <w:t xml:space="preserve"> </w:t>
@@ -4426,7 +4957,29 @@
                 <w:szCs w:val="21"/>
                 <w:shd w:val="clear" w:color="auto" w:fill="FFFFFF"/>
               </w:rPr>
-              <w:t>&lt;3-bit funct3&gt; &lt;5-bit rd&gt;</w:t>
+              <w:t xml:space="preserve">&lt;3-bit funct3&gt; &lt;5-bit </w:t>
+            </w:r>
+            <w:proofErr w:type="spellStart"/>
+            <w:r>
+              <w:rPr>
+                <w:rFonts w:ascii="Helvetica" w:eastAsia="Times New Roman" w:hAnsi="Helvetica" w:cs="Helvetica"/>
+                <w:color w:val="333333"/>
+                <w:sz w:val="21"/>
+                <w:szCs w:val="21"/>
+                <w:shd w:val="clear" w:color="auto" w:fill="FFFFFF"/>
+              </w:rPr>
+              <w:t>rd</w:t>
+            </w:r>
+            <w:proofErr w:type="spellEnd"/>
+            <w:r>
+              <w:rPr>
+                <w:rFonts w:ascii="Helvetica" w:eastAsia="Times New Roman" w:hAnsi="Helvetica" w:cs="Helvetica"/>
+                <w:color w:val="333333"/>
+                <w:sz w:val="21"/>
+                <w:szCs w:val="21"/>
+                <w:shd w:val="clear" w:color="auto" w:fill="FFFFFF"/>
+              </w:rPr>
+              <w:t>&gt;</w:t>
             </w:r>
             <w:r>
               <w:t xml:space="preserve"> </w:t>
@@ -4642,17 +5195,7 @@
                 <w:szCs w:val="21"/>
                 <w:shd w:val="clear" w:color="auto" w:fill="FFFFFF"/>
               </w:rPr>
-              <w:t>B</w:t>
-            </w:r>
-            <w:r>
-              <w:rPr>
-                <w:rFonts w:ascii="Helvetica" w:eastAsia="Times New Roman" w:hAnsi="Helvetica" w:cs="Helvetica"/>
-                <w:color w:val="333333"/>
-                <w:sz w:val="21"/>
-                <w:szCs w:val="21"/>
-                <w:shd w:val="clear" w:color="auto" w:fill="FFFFFF"/>
-              </w:rPr>
-              <w:t>-</w:t>
+              <w:t>B-</w:t>
             </w:r>
             <w:r>
               <w:rPr>
@@ -4709,6 +5252,7 @@
               </w:rPr>
               <w:t xml:space="preserve"> </w:t>
             </w:r>
+            <w:proofErr w:type="spellStart"/>
             <w:r>
               <w:rPr>
                 <w:rFonts w:ascii="Helvetica" w:eastAsia="Times New Roman" w:hAnsi="Helvetica" w:cs="Helvetica"/>
@@ -4721,6 +5265,7 @@
               </w:rPr>
               <w:t>bne</w:t>
             </w:r>
+            <w:proofErr w:type="spellEnd"/>
             <w:r>
               <w:rPr>
                 <w:rFonts w:ascii="Helvetica" w:eastAsia="Times New Roman" w:hAnsi="Helvetica" w:cs="Helvetica"/>
@@ -4731,8 +5276,9 @@
                 <w:szCs w:val="21"/>
                 <w:shd w:val="clear" w:color="auto" w:fill="FFFFFF"/>
               </w:rPr>
-              <w:t xml:space="preserve"> </w:t>
-            </w:r>
+              <w:t xml:space="preserve"> rs1, rs2, </w:t>
+            </w:r>
+            <w:proofErr w:type="spellStart"/>
             <w:r>
               <w:rPr>
                 <w:rFonts w:ascii="Helvetica" w:eastAsia="Times New Roman" w:hAnsi="Helvetica" w:cs="Helvetica"/>
@@ -4743,8 +5289,9 @@
                 <w:szCs w:val="21"/>
                 <w:shd w:val="clear" w:color="auto" w:fill="FFFFFF"/>
               </w:rPr>
-              <w:t>rs1, rs2</w:t>
-            </w:r>
+              <w:t>imm</w:t>
+            </w:r>
+            <w:proofErr w:type="spellEnd"/>
             <w:r>
               <w:rPr>
                 <w:rFonts w:ascii="Helvetica" w:eastAsia="Times New Roman" w:hAnsi="Helvetica" w:cs="Helvetica"/>
@@ -4755,7 +5302,7 @@
                 <w:szCs w:val="21"/>
                 <w:shd w:val="clear" w:color="auto" w:fill="FFFFFF"/>
               </w:rPr>
-              <w:t>, i</w:t>
+              <w:t xml:space="preserve">        #  </w:t>
             </w:r>
             <w:r>
               <w:rPr>
@@ -4767,8 +5314,9 @@
                 <w:szCs w:val="21"/>
                 <w:shd w:val="clear" w:color="auto" w:fill="FFFFFF"/>
               </w:rPr>
-              <w:t>mm</w:t>
-            </w:r>
+              <w:t xml:space="preserve">PC = PC + 4 + </w:t>
+            </w:r>
+            <w:proofErr w:type="spellStart"/>
             <w:r>
               <w:rPr>
                 <w:rFonts w:ascii="Helvetica" w:eastAsia="Times New Roman" w:hAnsi="Helvetica" w:cs="Helvetica"/>
@@ -4779,20 +5327,9 @@
                 <w:szCs w:val="21"/>
                 <w:shd w:val="clear" w:color="auto" w:fill="FFFFFF"/>
               </w:rPr>
-              <w:t xml:space="preserve">        #  </w:t>
-            </w:r>
-            <w:r>
-              <w:rPr>
-                <w:rFonts w:ascii="Helvetica" w:eastAsia="Times New Roman" w:hAnsi="Helvetica" w:cs="Helvetica"/>
-                <w:i/>
-                <w:iCs/>
-                <w:color w:val="333333"/>
-                <w:sz w:val="21"/>
-                <w:szCs w:val="21"/>
-                <w:shd w:val="clear" w:color="auto" w:fill="FFFFFF"/>
-              </w:rPr>
-              <w:t>PC = PC + 4 + imm</w:t>
-            </w:r>
+              <w:t>imm</w:t>
+            </w:r>
+            <w:proofErr w:type="spellEnd"/>
             <w:r>
               <w:rPr>
                 <w:rFonts w:ascii="Helvetica" w:eastAsia="Times New Roman" w:hAnsi="Helvetica" w:cs="Helvetica"/>
@@ -4826,15 +5363,27 @@
               </w:rPr>
               <w:t xml:space="preserve">         </w:t>
             </w:r>
-            <w:r>
-              <w:rPr>
-                <w:rFonts w:ascii="Helvetica" w:eastAsia="Times New Roman" w:hAnsi="Helvetica" w:cs="Helvetica"/>
-                <w:color w:val="333333"/>
-                <w:sz w:val="21"/>
-                <w:szCs w:val="21"/>
-                <w:shd w:val="clear" w:color="auto" w:fill="FFFFFF"/>
-              </w:rPr>
-              <w:t>imm:</w:t>
+            <w:proofErr w:type="spellStart"/>
+            <w:r>
+              <w:rPr>
+                <w:rFonts w:ascii="Helvetica" w:eastAsia="Times New Roman" w:hAnsi="Helvetica" w:cs="Helvetica"/>
+                <w:color w:val="333333"/>
+                <w:sz w:val="21"/>
+                <w:szCs w:val="21"/>
+                <w:shd w:val="clear" w:color="auto" w:fill="FFFFFF"/>
+              </w:rPr>
+              <w:t>imm</w:t>
+            </w:r>
+            <w:proofErr w:type="spellEnd"/>
+            <w:r>
+              <w:rPr>
+                <w:rFonts w:ascii="Helvetica" w:eastAsia="Times New Roman" w:hAnsi="Helvetica" w:cs="Helvetica"/>
+                <w:color w:val="333333"/>
+                <w:sz w:val="21"/>
+                <w:szCs w:val="21"/>
+                <w:shd w:val="clear" w:color="auto" w:fill="FFFFFF"/>
+              </w:rPr>
+              <w:t>:</w:t>
             </w:r>
             <w:r>
               <w:rPr>
@@ -4898,87 +5447,51 @@
                 <w:szCs w:val="21"/>
                 <w:shd w:val="clear" w:color="auto" w:fill="FFFFFF"/>
               </w:rPr>
-              <w:t xml:space="preserve">    “</w:t>
-            </w:r>
-            <w:r>
-              <w:rPr>
-                <w:rFonts w:ascii="Helvetica" w:eastAsia="Times New Roman" w:hAnsi="Helvetica" w:cs="Helvetica"/>
-                <w:color w:val="333333"/>
-                <w:sz w:val="21"/>
-                <w:szCs w:val="21"/>
-                <w:shd w:val="clear" w:color="auto" w:fill="FFFFFF"/>
-              </w:rPr>
-              <w:t>&lt;imm[1</w:t>
-            </w:r>
-            <w:r>
-              <w:rPr>
-                <w:rFonts w:ascii="Helvetica" w:eastAsia="Times New Roman" w:hAnsi="Helvetica" w:cs="Helvetica"/>
-                <w:color w:val="333333"/>
-                <w:sz w:val="21"/>
-                <w:szCs w:val="21"/>
-                <w:shd w:val="clear" w:color="auto" w:fill="FFFFFF"/>
-              </w:rPr>
-              <w:t>1</w:t>
-            </w:r>
-            <w:r>
-              <w:rPr>
-                <w:rFonts w:ascii="Helvetica" w:eastAsia="Times New Roman" w:hAnsi="Helvetica" w:cs="Helvetica"/>
-                <w:color w:val="333333"/>
-                <w:sz w:val="21"/>
-                <w:szCs w:val="21"/>
-                <w:shd w:val="clear" w:color="auto" w:fill="FFFFFF"/>
-              </w:rPr>
-              <w:t xml:space="preserve">]&gt; </w:t>
-            </w:r>
-            <w:r>
-              <w:rPr>
-                <w:rFonts w:ascii="Helvetica" w:eastAsia="Times New Roman" w:hAnsi="Helvetica" w:cs="Helvetica"/>
-                <w:color w:val="333333"/>
-                <w:sz w:val="21"/>
-                <w:szCs w:val="21"/>
-                <w:shd w:val="clear" w:color="auto" w:fill="FFFFFF"/>
-              </w:rPr>
-              <w:t>&lt;imm[</w:t>
-            </w:r>
-            <w:r>
-              <w:rPr>
-                <w:rFonts w:ascii="Helvetica" w:eastAsia="Times New Roman" w:hAnsi="Helvetica" w:cs="Helvetica"/>
-                <w:color w:val="333333"/>
-                <w:sz w:val="21"/>
-                <w:szCs w:val="21"/>
-                <w:shd w:val="clear" w:color="auto" w:fill="FFFFFF"/>
-              </w:rPr>
-              <w:t>9</w:t>
-            </w:r>
-            <w:r>
-              <w:rPr>
-                <w:rFonts w:ascii="Helvetica" w:eastAsia="Times New Roman" w:hAnsi="Helvetica" w:cs="Helvetica"/>
-                <w:color w:val="333333"/>
-                <w:sz w:val="21"/>
-                <w:szCs w:val="21"/>
-                <w:shd w:val="clear" w:color="auto" w:fill="FFFFFF"/>
-              </w:rPr>
-              <w:t>:</w:t>
-            </w:r>
-            <w:r>
-              <w:rPr>
-                <w:rFonts w:ascii="Helvetica" w:eastAsia="Times New Roman" w:hAnsi="Helvetica" w:cs="Helvetica"/>
-                <w:color w:val="333333"/>
-                <w:sz w:val="21"/>
-                <w:szCs w:val="21"/>
-                <w:shd w:val="clear" w:color="auto" w:fill="FFFFFF"/>
-              </w:rPr>
-              <w:t>4</w:t>
-            </w:r>
-            <w:r>
-              <w:rPr>
-                <w:rFonts w:ascii="Helvetica" w:eastAsia="Times New Roman" w:hAnsi="Helvetica" w:cs="Helvetica"/>
-                <w:color w:val="333333"/>
-                <w:sz w:val="21"/>
-                <w:szCs w:val="21"/>
-                <w:shd w:val="clear" w:color="auto" w:fill="FFFFFF"/>
-              </w:rPr>
-              <w:t>]&gt; &lt;5-bit rs2&gt;</w:t>
+              <w:t xml:space="preserve">    “&lt;</w:t>
+            </w:r>
+            <w:proofErr w:type="spellStart"/>
+            <w:r>
+              <w:rPr>
+                <w:rFonts w:ascii="Helvetica" w:eastAsia="Times New Roman" w:hAnsi="Helvetica" w:cs="Helvetica"/>
+                <w:color w:val="333333"/>
+                <w:sz w:val="21"/>
+                <w:szCs w:val="21"/>
+                <w:shd w:val="clear" w:color="auto" w:fill="FFFFFF"/>
+              </w:rPr>
+              <w:t>imm</w:t>
+            </w:r>
+            <w:proofErr w:type="spellEnd"/>
+            <w:r>
+              <w:rPr>
+                <w:rFonts w:ascii="Helvetica" w:eastAsia="Times New Roman" w:hAnsi="Helvetica" w:cs="Helvetica"/>
+                <w:color w:val="333333"/>
+                <w:sz w:val="21"/>
+                <w:szCs w:val="21"/>
+                <w:shd w:val="clear" w:color="auto" w:fill="FFFFFF"/>
+              </w:rPr>
+              <w:t>[11]&gt; &lt;</w:t>
+            </w:r>
+            <w:proofErr w:type="spellStart"/>
+            <w:r>
+              <w:rPr>
+                <w:rFonts w:ascii="Helvetica" w:eastAsia="Times New Roman" w:hAnsi="Helvetica" w:cs="Helvetica"/>
+                <w:color w:val="333333"/>
+                <w:sz w:val="21"/>
+                <w:szCs w:val="21"/>
+                <w:shd w:val="clear" w:color="auto" w:fill="FFFFFF"/>
+              </w:rPr>
+              <w:t>imm</w:t>
+            </w:r>
+            <w:proofErr w:type="spellEnd"/>
+            <w:r>
+              <w:rPr>
+                <w:rFonts w:ascii="Helvetica" w:eastAsia="Times New Roman" w:hAnsi="Helvetica" w:cs="Helvetica"/>
+                <w:color w:val="333333"/>
+                <w:sz w:val="21"/>
+                <w:szCs w:val="21"/>
+                <w:shd w:val="clear" w:color="auto" w:fill="FFFFFF"/>
+              </w:rPr>
+              <w:t>[9:4]&gt; &lt;5-bit rs2&gt;</w:t>
             </w:r>
             <w:r>
               <w:t xml:space="preserve"> </w:t>
@@ -5004,27 +5517,29 @@
                 <w:szCs w:val="21"/>
                 <w:shd w:val="clear" w:color="auto" w:fill="FFFFFF"/>
               </w:rPr>
-              <w:t>&lt;3-bit funct3&gt; &lt;imm[</w:t>
-            </w:r>
-            <w:r>
-              <w:rPr>
-                <w:rFonts w:ascii="Helvetica" w:eastAsia="Times New Roman" w:hAnsi="Helvetica" w:cs="Helvetica"/>
-                <w:color w:val="333333"/>
-                <w:sz w:val="21"/>
-                <w:szCs w:val="21"/>
-                <w:shd w:val="clear" w:color="auto" w:fill="FFFFFF"/>
-              </w:rPr>
-              <w:t>3</w:t>
-            </w:r>
-            <w:r>
-              <w:rPr>
-                <w:rFonts w:ascii="Helvetica" w:eastAsia="Times New Roman" w:hAnsi="Helvetica" w:cs="Helvetica"/>
-                <w:color w:val="333333"/>
-                <w:sz w:val="21"/>
-                <w:szCs w:val="21"/>
-                <w:shd w:val="clear" w:color="auto" w:fill="FFFFFF"/>
-              </w:rPr>
-              <w:t xml:space="preserve">:1]&gt;   </w:t>
+              <w:t>&lt;3-bit funct3&gt; &lt;</w:t>
+            </w:r>
+            <w:proofErr w:type="spellStart"/>
+            <w:r>
+              <w:rPr>
+                <w:rFonts w:ascii="Helvetica" w:eastAsia="Times New Roman" w:hAnsi="Helvetica" w:cs="Helvetica"/>
+                <w:color w:val="333333"/>
+                <w:sz w:val="21"/>
+                <w:szCs w:val="21"/>
+                <w:shd w:val="clear" w:color="auto" w:fill="FFFFFF"/>
+              </w:rPr>
+              <w:t>imm</w:t>
+            </w:r>
+            <w:proofErr w:type="spellEnd"/>
+            <w:r>
+              <w:rPr>
+                <w:rFonts w:ascii="Helvetica" w:eastAsia="Times New Roman" w:hAnsi="Helvetica" w:cs="Helvetica"/>
+                <w:color w:val="333333"/>
+                <w:sz w:val="21"/>
+                <w:szCs w:val="21"/>
+                <w:shd w:val="clear" w:color="auto" w:fill="FFFFFF"/>
+              </w:rPr>
+              <w:t xml:space="preserve">[3:0]&gt;   </w:t>
             </w:r>
           </w:p>
           <w:p>
@@ -5045,47 +5560,29 @@
                 <w:szCs w:val="21"/>
                 <w:shd w:val="clear" w:color="auto" w:fill="FFFFFF"/>
               </w:rPr>
-              <w:t xml:space="preserve">     </w:t>
-            </w:r>
-            <w:r>
-              <w:rPr>
-                <w:rFonts w:ascii="Helvetica" w:eastAsia="Times New Roman" w:hAnsi="Helvetica" w:cs="Helvetica"/>
-                <w:color w:val="333333"/>
-                <w:sz w:val="21"/>
-                <w:szCs w:val="21"/>
-                <w:shd w:val="clear" w:color="auto" w:fill="FFFFFF"/>
-              </w:rPr>
-              <w:t>&lt;unused bit&gt;</w:t>
-            </w:r>
-            <w:r>
-              <w:rPr>
-                <w:rFonts w:ascii="Helvetica" w:eastAsia="Times New Roman" w:hAnsi="Helvetica" w:cs="Helvetica"/>
-                <w:color w:val="333333"/>
-                <w:sz w:val="21"/>
-                <w:szCs w:val="21"/>
-                <w:shd w:val="clear" w:color="auto" w:fill="FFFFFF"/>
-              </w:rPr>
-              <w:t>&lt;imm[1</w:t>
-            </w:r>
-            <w:r>
-              <w:rPr>
-                <w:rFonts w:ascii="Helvetica" w:eastAsia="Times New Roman" w:hAnsi="Helvetica" w:cs="Helvetica"/>
-                <w:color w:val="333333"/>
-                <w:sz w:val="21"/>
-                <w:szCs w:val="21"/>
-                <w:shd w:val="clear" w:color="auto" w:fill="FFFFFF"/>
-              </w:rPr>
-              <w:t>0</w:t>
-            </w:r>
-            <w:r>
-              <w:rPr>
-                <w:rFonts w:ascii="Helvetica" w:eastAsia="Times New Roman" w:hAnsi="Helvetica" w:cs="Helvetica"/>
-                <w:color w:val="333333"/>
-                <w:sz w:val="21"/>
-                <w:szCs w:val="21"/>
-                <w:shd w:val="clear" w:color="auto" w:fill="FFFFFF"/>
-              </w:rPr>
-              <w:t>]&gt;&lt;7-bit opcode&gt;”</w:t>
+              <w:t xml:space="preserve">     &lt;</w:t>
+            </w:r>
+            <w:proofErr w:type="spellStart"/>
+            <w:r>
+              <w:rPr>
+                <w:rFonts w:ascii="Helvetica" w:eastAsia="Times New Roman" w:hAnsi="Helvetica" w:cs="Helvetica"/>
+                <w:color w:val="333333"/>
+                <w:sz w:val="21"/>
+                <w:szCs w:val="21"/>
+                <w:shd w:val="clear" w:color="auto" w:fill="FFFFFF"/>
+              </w:rPr>
+              <w:t>imm</w:t>
+            </w:r>
+            <w:proofErr w:type="spellEnd"/>
+            <w:r>
+              <w:rPr>
+                <w:rFonts w:ascii="Helvetica" w:eastAsia="Times New Roman" w:hAnsi="Helvetica" w:cs="Helvetica"/>
+                <w:color w:val="333333"/>
+                <w:sz w:val="21"/>
+                <w:szCs w:val="21"/>
+                <w:shd w:val="clear" w:color="auto" w:fill="FFFFFF"/>
+              </w:rPr>
+              <w:t>[10]&gt;&lt;7-bit opcode&gt;”</w:t>
             </w:r>
           </w:p>
           <w:p>
@@ -5106,43 +5603,13 @@
                 <w:szCs w:val="21"/>
                 <w:shd w:val="clear" w:color="auto" w:fill="FFFFFF"/>
               </w:rPr>
-              <w:t xml:space="preserve"> </w:t>
-            </w:r>
-            <w:r>
-              <w:rPr>
-                <w:rFonts w:ascii="Helvetica" w:eastAsia="Times New Roman" w:hAnsi="Helvetica" w:cs="Helvetica"/>
-                <w:color w:val="333333"/>
-                <w:sz w:val="21"/>
-                <w:szCs w:val="21"/>
-                <w:shd w:val="clear" w:color="auto" w:fill="FFFFFF"/>
-              </w:rPr>
-              <w:t xml:space="preserve">    funct3= “</w:t>
-            </w:r>
-            <w:r>
-              <w:rPr>
-                <w:rFonts w:ascii="Helvetica" w:eastAsia="Times New Roman" w:hAnsi="Helvetica" w:cs="Helvetica"/>
-                <w:color w:val="333333"/>
-                <w:sz w:val="21"/>
-                <w:szCs w:val="21"/>
-                <w:shd w:val="clear" w:color="auto" w:fill="FFFFFF"/>
-              </w:rPr>
-              <w:t>001</w:t>
-            </w:r>
-            <w:r>
-              <w:rPr>
-                <w:rFonts w:ascii="Helvetica" w:eastAsia="Times New Roman" w:hAnsi="Helvetica" w:cs="Helvetica"/>
-                <w:color w:val="333333"/>
-                <w:sz w:val="21"/>
-                <w:szCs w:val="21"/>
-                <w:shd w:val="clear" w:color="auto" w:fill="FFFFFF"/>
-              </w:rPr>
-              <w:t>”</w:t>
+              <w:t xml:space="preserve">     funct3= “001”</w:t>
             </w:r>
           </w:p>
           <w:p>
             <w:pPr>
               <w:rPr>
-                <w:rFonts w:ascii="Helvetica" w:eastAsia="Times New Roman" w:hAnsi="Helvetica" w:cs="Helvetica"/>
+                <w:rFonts w:ascii="Helvetica" w:hAnsi="Helvetica" w:cs="Helvetica"/>
                 <w:color w:val="333333"/>
                 <w:sz w:val="21"/>
                 <w:szCs w:val="21"/>
@@ -5208,8 +5675,9 @@
                 <w:szCs w:val="21"/>
                 <w:shd w:val="clear" w:color="auto" w:fill="FFFFFF"/>
               </w:rPr>
-              <w:t>So the final PC = PC + 4 + (sign extend)(imm[</w:t>
-            </w:r>
+              <w:t>So the final PC = PC + 4 + (sign extend)(</w:t>
+            </w:r>
+            <w:proofErr w:type="spellStart"/>
             <w:r>
               <w:rPr>
                 <w:rFonts w:ascii="Helvetica" w:hAnsi="Helvetica" w:cs="Helvetica"/>
@@ -5218,8 +5686,9 @@
                 <w:szCs w:val="21"/>
                 <w:shd w:val="clear" w:color="auto" w:fill="FFFFFF"/>
               </w:rPr>
-              <w:t>1</w:t>
-            </w:r>
+              <w:t>imm</w:t>
+            </w:r>
+            <w:proofErr w:type="spellEnd"/>
             <w:r>
               <w:rPr>
                 <w:rFonts w:ascii="Helvetica" w:hAnsi="Helvetica" w:cs="Helvetica"/>
@@ -5228,17 +5697,7 @@
                 <w:szCs w:val="21"/>
                 <w:shd w:val="clear" w:color="auto" w:fill="FFFFFF"/>
               </w:rPr>
-              <w:t>1</w:t>
-            </w:r>
-            <w:r>
-              <w:rPr>
-                <w:rFonts w:ascii="Helvetica" w:hAnsi="Helvetica" w:cs="Helvetica"/>
-                <w:color w:val="333333"/>
-                <w:sz w:val="21"/>
-                <w:szCs w:val="21"/>
-                <w:shd w:val="clear" w:color="auto" w:fill="FFFFFF"/>
-              </w:rPr>
-              <w:t>:1])</w:t>
+              <w:t>[11:0])</w:t>
             </w:r>
           </w:p>
           <w:p>
@@ -5259,8 +5718,9 @@
                 <w:szCs w:val="21"/>
                 <w:shd w:val="clear" w:color="auto" w:fill="FFFFFF"/>
               </w:rPr>
-              <w:t>Note: for our implementation, imm[</w:t>
-            </w:r>
+              <w:t xml:space="preserve">Note: for our implementation, </w:t>
+            </w:r>
+            <w:proofErr w:type="spellStart"/>
             <w:r>
               <w:rPr>
                 <w:rFonts w:ascii="Helvetica" w:hAnsi="Helvetica" w:cs="Helvetica"/>
@@ -5269,8 +5729,9 @@
                 <w:szCs w:val="21"/>
                 <w:shd w:val="clear" w:color="auto" w:fill="FFFFFF"/>
               </w:rPr>
-              <w:t>11</w:t>
-            </w:r>
+              <w:t>imm</w:t>
+            </w:r>
+            <w:proofErr w:type="spellEnd"/>
             <w:r>
               <w:rPr>
                 <w:rFonts w:ascii="Helvetica" w:hAnsi="Helvetica" w:cs="Helvetica"/>
@@ -5279,68 +5740,7 @@
                 <w:szCs w:val="21"/>
                 <w:shd w:val="clear" w:color="auto" w:fill="FFFFFF"/>
               </w:rPr>
-              <w:t>:1]</w:t>
-            </w:r>
-            <w:r>
-              <w:rPr>
-                <w:rFonts w:ascii="Helvetica" w:hAnsi="Helvetica" w:cs="Helvetica"/>
-                <w:color w:val="333333"/>
-                <w:sz w:val="21"/>
-                <w:szCs w:val="21"/>
-                <w:shd w:val="clear" w:color="auto" w:fill="FFFFFF"/>
-              </w:rPr>
-              <w:t xml:space="preserve"> </w:t>
-            </w:r>
-            <w:r>
-              <w:rPr>
-                <w:rFonts w:ascii="Helvetica" w:hAnsi="Helvetica" w:cs="Helvetica"/>
-                <w:color w:val="333333"/>
-                <w:sz w:val="21"/>
-                <w:szCs w:val="21"/>
-                <w:shd w:val="clear" w:color="auto" w:fill="FFFFFF"/>
-              </w:rPr>
-              <w:t>points to a byte [not word or 16-bit]</w:t>
-            </w:r>
-          </w:p>
-          <w:p>
-            <w:pPr>
-              <w:rPr>
-                <w:rFonts w:ascii="Helvetica" w:hAnsi="Helvetica" w:cs="Helvetica"/>
-                <w:color w:val="333333"/>
-                <w:sz w:val="21"/>
-                <w:szCs w:val="21"/>
-                <w:shd w:val="clear" w:color="auto" w:fill="FFFFFF"/>
-              </w:rPr>
-            </w:pPr>
-            <w:r>
-              <w:rPr>
-                <w:rFonts w:ascii="Helvetica" w:hAnsi="Helvetica" w:cs="Helvetica"/>
-                <w:color w:val="333333"/>
-                <w:sz w:val="21"/>
-                <w:szCs w:val="21"/>
-                <w:shd w:val="clear" w:color="auto" w:fill="FFFFFF"/>
-              </w:rPr>
-              <w:t xml:space="preserve">         Unused bit is due to shifting </w:t>
-            </w:r>
-            <w:r>
-              <w:rPr>
-                <w:rFonts w:ascii="Helvetica" w:hAnsi="Helvetica" w:cs="Helvetica"/>
-                <w:color w:val="333333"/>
-                <w:sz w:val="21"/>
-                <w:szCs w:val="21"/>
-                <w:shd w:val="clear" w:color="auto" w:fill="FFFFFF"/>
-              </w:rPr>
-              <w:t>right</w:t>
-            </w:r>
-            <w:r>
-              <w:rPr>
-                <w:rFonts w:ascii="Helvetica" w:hAnsi="Helvetica" w:cs="Helvetica"/>
-                <w:color w:val="333333"/>
-                <w:sz w:val="21"/>
-                <w:szCs w:val="21"/>
-                <w:shd w:val="clear" w:color="auto" w:fill="FFFFFF"/>
-              </w:rPr>
-              <w:t>, which drops least significant bit.</w:t>
+              <w:t>[11:0] points to a byte [not word or 16-bit]</w:t>
             </w:r>
           </w:p>
           <w:p>
@@ -5400,7 +5800,29 @@
           <w:szCs w:val="21"/>
           <w:shd w:val="clear" w:color="auto" w:fill="FFFFFF"/>
         </w:rPr>
-        <w:t xml:space="preserve"> [replacing Psuedo-instructions]</w:t>
+        <w:t xml:space="preserve"> [replacing </w:t>
+      </w:r>
+      <w:proofErr w:type="spellStart"/>
+      <w:r>
+        <w:rPr>
+          <w:rFonts w:ascii="Helvetica" w:eastAsia="Times New Roman" w:hAnsi="Helvetica" w:cs="Helvetica"/>
+          <w:color w:val="333333"/>
+          <w:sz w:val="21"/>
+          <w:szCs w:val="21"/>
+          <w:shd w:val="clear" w:color="auto" w:fill="FFFFFF"/>
+        </w:rPr>
+        <w:t>Psuedo</w:t>
+      </w:r>
+      <w:proofErr w:type="spellEnd"/>
+      <w:r>
+        <w:rPr>
+          <w:rFonts w:ascii="Helvetica" w:eastAsia="Times New Roman" w:hAnsi="Helvetica" w:cs="Helvetica"/>
+          <w:color w:val="333333"/>
+          <w:sz w:val="21"/>
+          <w:szCs w:val="21"/>
+          <w:shd w:val="clear" w:color="auto" w:fill="FFFFFF"/>
+        </w:rPr>
+        <w:t>-instructions]</w:t>
       </w:r>
       <w:r>
         <w:rPr>
@@ -5482,27 +5904,7 @@
                 <w:szCs w:val="21"/>
                 <w:shd w:val="clear" w:color="auto" w:fill="FFFFFF"/>
               </w:rPr>
-              <w:t>J (jump</w:t>
-            </w:r>
-            <w:r>
-              <w:rPr>
-                <w:rFonts w:ascii="Helvetica" w:eastAsia="Times New Roman" w:hAnsi="Helvetica" w:cs="Helvetica"/>
-                <w:color w:val="333333"/>
-                <w:sz w:val="21"/>
-                <w:szCs w:val="21"/>
-                <w:shd w:val="clear" w:color="auto" w:fill="FFFFFF"/>
-              </w:rPr>
-              <w:t xml:space="preserve"> to label</w:t>
-            </w:r>
-            <w:r>
-              <w:rPr>
-                <w:rFonts w:ascii="Helvetica" w:eastAsia="Times New Roman" w:hAnsi="Helvetica" w:cs="Helvetica"/>
-                <w:color w:val="333333"/>
-                <w:sz w:val="21"/>
-                <w:szCs w:val="21"/>
-                <w:shd w:val="clear" w:color="auto" w:fill="FFFFFF"/>
-              </w:rPr>
-              <w:t>) is a</w:t>
+              <w:t>J (jump to label) is a</w:t>
             </w:r>
             <w:r>
               <w:rPr>
@@ -5615,6 +6017,7 @@
               </w:rPr>
               <w:t xml:space="preserve">     </w:t>
             </w:r>
+            <w:proofErr w:type="spellStart"/>
             <w:r>
               <w:rPr>
                 <w:rFonts w:ascii="Helvetica" w:eastAsia="Times New Roman" w:hAnsi="Helvetica" w:cs="Helvetica"/>
@@ -5625,8 +6028,9 @@
                 <w:szCs w:val="21"/>
                 <w:shd w:val="clear" w:color="auto" w:fill="FFFFFF"/>
               </w:rPr>
-              <w:t>jal rd, imm</w:t>
-            </w:r>
+              <w:t>jal</w:t>
+            </w:r>
+            <w:proofErr w:type="spellEnd"/>
             <w:r>
               <w:rPr>
                 <w:rFonts w:ascii="Helvetica" w:eastAsia="Times New Roman" w:hAnsi="Helvetica" w:cs="Helvetica"/>
@@ -5637,8 +6041,9 @@
                 <w:szCs w:val="21"/>
                 <w:shd w:val="clear" w:color="auto" w:fill="FFFFFF"/>
               </w:rPr>
-              <w:t xml:space="preserve">  # jump to PC = PC + 4 +</w:t>
-            </w:r>
+              <w:t xml:space="preserve"> </w:t>
+            </w:r>
+            <w:proofErr w:type="spellStart"/>
             <w:r>
               <w:rPr>
                 <w:rFonts w:ascii="Helvetica" w:eastAsia="Times New Roman" w:hAnsi="Helvetica" w:cs="Helvetica"/>
@@ -5649,8 +6054,9 @@
                 <w:szCs w:val="21"/>
                 <w:shd w:val="clear" w:color="auto" w:fill="FFFFFF"/>
               </w:rPr>
-              <w:t xml:space="preserve"> (sign extend)</w:t>
-            </w:r>
+              <w:t>rd</w:t>
+            </w:r>
+            <w:proofErr w:type="spellEnd"/>
             <w:r>
               <w:rPr>
                 <w:rFonts w:ascii="Helvetica" w:eastAsia="Times New Roman" w:hAnsi="Helvetica" w:cs="Helvetica"/>
@@ -5661,8 +6067,48 @@
                 <w:szCs w:val="21"/>
                 <w:shd w:val="clear" w:color="auto" w:fill="FFFFFF"/>
               </w:rPr>
-              <w:t xml:space="preserve"> imm</w:t>
-            </w:r>
+              <w:t xml:space="preserve">, </w:t>
+            </w:r>
+            <w:proofErr w:type="spellStart"/>
+            <w:r>
+              <w:rPr>
+                <w:rFonts w:ascii="Helvetica" w:eastAsia="Times New Roman" w:hAnsi="Helvetica" w:cs="Helvetica"/>
+                <w:i/>
+                <w:iCs/>
+                <w:color w:val="333333"/>
+                <w:sz w:val="21"/>
+                <w:szCs w:val="21"/>
+                <w:shd w:val="clear" w:color="auto" w:fill="FFFFFF"/>
+              </w:rPr>
+              <w:t>imm</w:t>
+            </w:r>
+            <w:proofErr w:type="spellEnd"/>
+            <w:r>
+              <w:rPr>
+                <w:rFonts w:ascii="Helvetica" w:eastAsia="Times New Roman" w:hAnsi="Helvetica" w:cs="Helvetica"/>
+                <w:i/>
+                <w:iCs/>
+                <w:color w:val="333333"/>
+                <w:sz w:val="21"/>
+                <w:szCs w:val="21"/>
+                <w:shd w:val="clear" w:color="auto" w:fill="FFFFFF"/>
+              </w:rPr>
+              <w:t xml:space="preserve">  # jump to PC = PC + 4 + (sign extend) </w:t>
+            </w:r>
+            <w:proofErr w:type="spellStart"/>
+            <w:r>
+              <w:rPr>
+                <w:rFonts w:ascii="Helvetica" w:eastAsia="Times New Roman" w:hAnsi="Helvetica" w:cs="Helvetica"/>
+                <w:i/>
+                <w:iCs/>
+                <w:color w:val="333333"/>
+                <w:sz w:val="21"/>
+                <w:szCs w:val="21"/>
+                <w:shd w:val="clear" w:color="auto" w:fill="FFFFFF"/>
+              </w:rPr>
+              <w:t>imm</w:t>
+            </w:r>
+            <w:proofErr w:type="spellEnd"/>
           </w:p>
           <w:p>
             <w:pPr>
@@ -5803,6 +6249,7 @@
               </w:rPr>
               <w:t xml:space="preserve"> </w:t>
             </w:r>
+            <w:proofErr w:type="spellStart"/>
             <w:r>
               <w:rPr>
                 <w:rFonts w:ascii="Helvetica" w:eastAsia="Times New Roman" w:hAnsi="Helvetica" w:cs="Helvetica"/>
@@ -5815,6 +6262,7 @@
               </w:rPr>
               <w:t>imm</w:t>
             </w:r>
+            <w:proofErr w:type="spellEnd"/>
             <w:r>
               <w:rPr>
                 <w:rFonts w:ascii="Helvetica" w:eastAsia="Times New Roman" w:hAnsi="Helvetica" w:cs="Helvetica"/>
@@ -5839,6 +6287,7 @@
               </w:rPr>
               <w:t xml:space="preserve">PC = PC + 4 + </w:t>
             </w:r>
+            <w:proofErr w:type="spellStart"/>
             <w:r>
               <w:rPr>
                 <w:rFonts w:ascii="Helvetica" w:eastAsia="Times New Roman" w:hAnsi="Helvetica" w:cs="Helvetica"/>
@@ -5851,6 +6300,7 @@
               </w:rPr>
               <w:t>imm</w:t>
             </w:r>
+            <w:proofErr w:type="spellEnd"/>
           </w:p>
           <w:p>
             <w:pPr>
@@ -5872,35 +6322,37 @@
               </w:rPr>
               <w:t xml:space="preserve">         </w:t>
             </w:r>
-            <w:r>
-              <w:rPr>
-                <w:rFonts w:ascii="Helvetica" w:eastAsia="Times New Roman" w:hAnsi="Helvetica" w:cs="Helvetica"/>
-                <w:color w:val="333333"/>
-                <w:sz w:val="21"/>
-                <w:szCs w:val="21"/>
-                <w:shd w:val="clear" w:color="auto" w:fill="FFFFFF"/>
-              </w:rPr>
-              <w:t>imm:</w:t>
-            </w:r>
-            <w:r>
-              <w:rPr>
-                <w:rFonts w:ascii="Helvetica" w:eastAsia="Times New Roman" w:hAnsi="Helvetica" w:cs="Helvetica"/>
-                <w:color w:val="333333"/>
-                <w:sz w:val="21"/>
-                <w:szCs w:val="21"/>
-                <w:shd w:val="clear" w:color="auto" w:fill="FFFFFF"/>
-              </w:rPr>
-              <w:t xml:space="preserve"> immediate, sign extended to 32-bit; offset to be added to </w:t>
-            </w:r>
-            <w:r>
-              <w:rPr>
-                <w:rFonts w:ascii="Helvetica" w:eastAsia="Times New Roman" w:hAnsi="Helvetica" w:cs="Helvetica"/>
-                <w:color w:val="333333"/>
-                <w:sz w:val="21"/>
-                <w:szCs w:val="21"/>
-                <w:shd w:val="clear" w:color="auto" w:fill="FFFFFF"/>
-              </w:rPr>
-              <w:t>PC + 4</w:t>
+            <w:proofErr w:type="spellStart"/>
+            <w:r>
+              <w:rPr>
+                <w:rFonts w:ascii="Helvetica" w:eastAsia="Times New Roman" w:hAnsi="Helvetica" w:cs="Helvetica"/>
+                <w:color w:val="333333"/>
+                <w:sz w:val="21"/>
+                <w:szCs w:val="21"/>
+                <w:shd w:val="clear" w:color="auto" w:fill="FFFFFF"/>
+              </w:rPr>
+              <w:t>imm</w:t>
+            </w:r>
+            <w:proofErr w:type="spellEnd"/>
+            <w:r>
+              <w:rPr>
+                <w:rFonts w:ascii="Helvetica" w:eastAsia="Times New Roman" w:hAnsi="Helvetica" w:cs="Helvetica"/>
+                <w:color w:val="333333"/>
+                <w:sz w:val="21"/>
+                <w:szCs w:val="21"/>
+                <w:shd w:val="clear" w:color="auto" w:fill="FFFFFF"/>
+              </w:rPr>
+              <w:t>:</w:t>
+            </w:r>
+            <w:r>
+              <w:rPr>
+                <w:rFonts w:ascii="Helvetica" w:eastAsia="Times New Roman" w:hAnsi="Helvetica" w:cs="Helvetica"/>
+                <w:color w:val="333333"/>
+                <w:sz w:val="21"/>
+                <w:szCs w:val="21"/>
+                <w:shd w:val="clear" w:color="auto" w:fill="FFFFFF"/>
+              </w:rPr>
+              <w:t xml:space="preserve"> immediate, sign extended to 32-bit; offset to be added to PC + 4</w:t>
             </w:r>
           </w:p>
           <w:p>
@@ -5954,87 +6406,117 @@
                 <w:szCs w:val="21"/>
                 <w:shd w:val="clear" w:color="auto" w:fill="FFFFFF"/>
               </w:rPr>
-              <w:t xml:space="preserve">    “&lt;imm</w:t>
-            </w:r>
-            <w:r>
-              <w:rPr>
-                <w:rFonts w:ascii="Helvetica" w:eastAsia="Times New Roman" w:hAnsi="Helvetica" w:cs="Helvetica"/>
-                <w:color w:val="333333"/>
-                <w:sz w:val="21"/>
-                <w:szCs w:val="21"/>
-                <w:shd w:val="clear" w:color="auto" w:fill="FFFFFF"/>
-              </w:rPr>
-              <w:t>[20]</w:t>
-            </w:r>
-            <w:r>
-              <w:rPr>
-                <w:rFonts w:ascii="Helvetica" w:eastAsia="Times New Roman" w:hAnsi="Helvetica" w:cs="Helvetica"/>
-                <w:color w:val="333333"/>
-                <w:sz w:val="21"/>
-                <w:szCs w:val="21"/>
-                <w:shd w:val="clear" w:color="auto" w:fill="FFFFFF"/>
-              </w:rPr>
-              <w:t xml:space="preserve">&gt; </w:t>
-            </w:r>
-            <w:r>
-              <w:rPr>
-                <w:rFonts w:ascii="Helvetica" w:eastAsia="Times New Roman" w:hAnsi="Helvetica" w:cs="Helvetica"/>
-                <w:color w:val="333333"/>
-                <w:sz w:val="21"/>
-                <w:szCs w:val="21"/>
-                <w:shd w:val="clear" w:color="auto" w:fill="FFFFFF"/>
-              </w:rPr>
-              <w:t>&lt;imm[10</w:t>
-            </w:r>
-            <w:r>
-              <w:rPr>
-                <w:rFonts w:ascii="Helvetica" w:eastAsia="Times New Roman" w:hAnsi="Helvetica" w:cs="Helvetica"/>
-                <w:color w:val="333333"/>
-                <w:sz w:val="21"/>
-                <w:szCs w:val="21"/>
-                <w:shd w:val="clear" w:color="auto" w:fill="FFFFFF"/>
-              </w:rPr>
-              <w:t>:1</w:t>
-            </w:r>
-            <w:r>
-              <w:rPr>
-                <w:rFonts w:ascii="Helvetica" w:eastAsia="Times New Roman" w:hAnsi="Helvetica" w:cs="Helvetica"/>
-                <w:color w:val="333333"/>
-                <w:sz w:val="21"/>
-                <w:szCs w:val="21"/>
-                <w:shd w:val="clear" w:color="auto" w:fill="FFFFFF"/>
-              </w:rPr>
-              <w:t xml:space="preserve">]&gt; </w:t>
-            </w:r>
-            <w:r>
-              <w:rPr>
-                <w:rFonts w:ascii="Helvetica" w:eastAsia="Times New Roman" w:hAnsi="Helvetica" w:cs="Helvetica"/>
-                <w:color w:val="333333"/>
-                <w:sz w:val="21"/>
-                <w:szCs w:val="21"/>
-                <w:shd w:val="clear" w:color="auto" w:fill="FFFFFF"/>
-              </w:rPr>
-              <w:t>&lt;imm[11]&gt;</w:t>
-            </w:r>
-            <w:r>
-              <w:rPr>
-                <w:rFonts w:ascii="Helvetica" w:eastAsia="Times New Roman" w:hAnsi="Helvetica" w:cs="Helvetica"/>
-                <w:color w:val="333333"/>
-                <w:sz w:val="21"/>
-                <w:szCs w:val="21"/>
-                <w:shd w:val="clear" w:color="auto" w:fill="FFFFFF"/>
-              </w:rPr>
-              <w:t xml:space="preserve"> &lt;imm[19:12]&gt;</w:t>
-            </w:r>
-            <w:r>
-              <w:rPr>
-                <w:rFonts w:ascii="Helvetica" w:eastAsia="Times New Roman" w:hAnsi="Helvetica" w:cs="Helvetica"/>
-                <w:color w:val="333333"/>
-                <w:sz w:val="21"/>
-                <w:szCs w:val="21"/>
-                <w:shd w:val="clear" w:color="auto" w:fill="FFFFFF"/>
-              </w:rPr>
-              <w:t>&lt;5-bit rd&gt;</w:t>
+              <w:t xml:space="preserve">    “&lt;</w:t>
+            </w:r>
+            <w:proofErr w:type="spellStart"/>
+            <w:r>
+              <w:rPr>
+                <w:rFonts w:ascii="Helvetica" w:eastAsia="Times New Roman" w:hAnsi="Helvetica" w:cs="Helvetica"/>
+                <w:color w:val="333333"/>
+                <w:sz w:val="21"/>
+                <w:szCs w:val="21"/>
+                <w:shd w:val="clear" w:color="auto" w:fill="FFFFFF"/>
+              </w:rPr>
+              <w:t>imm</w:t>
+            </w:r>
+            <w:proofErr w:type="spellEnd"/>
+            <w:r>
+              <w:rPr>
+                <w:rFonts w:ascii="Helvetica" w:eastAsia="Times New Roman" w:hAnsi="Helvetica" w:cs="Helvetica"/>
+                <w:color w:val="333333"/>
+                <w:sz w:val="21"/>
+                <w:szCs w:val="21"/>
+                <w:shd w:val="clear" w:color="auto" w:fill="FFFFFF"/>
+              </w:rPr>
+              <w:t>[19]&gt; &lt;</w:t>
+            </w:r>
+            <w:proofErr w:type="spellStart"/>
+            <w:r>
+              <w:rPr>
+                <w:rFonts w:ascii="Helvetica" w:eastAsia="Times New Roman" w:hAnsi="Helvetica" w:cs="Helvetica"/>
+                <w:color w:val="333333"/>
+                <w:sz w:val="21"/>
+                <w:szCs w:val="21"/>
+                <w:shd w:val="clear" w:color="auto" w:fill="FFFFFF"/>
+              </w:rPr>
+              <w:t>imm</w:t>
+            </w:r>
+            <w:proofErr w:type="spellEnd"/>
+            <w:r>
+              <w:rPr>
+                <w:rFonts w:ascii="Helvetica" w:eastAsia="Times New Roman" w:hAnsi="Helvetica" w:cs="Helvetica"/>
+                <w:color w:val="333333"/>
+                <w:sz w:val="21"/>
+                <w:szCs w:val="21"/>
+                <w:shd w:val="clear" w:color="auto" w:fill="FFFFFF"/>
+              </w:rPr>
+              <w:t>[9:0]&gt; &lt;</w:t>
+            </w:r>
+            <w:proofErr w:type="spellStart"/>
+            <w:r>
+              <w:rPr>
+                <w:rFonts w:ascii="Helvetica" w:eastAsia="Times New Roman" w:hAnsi="Helvetica" w:cs="Helvetica"/>
+                <w:color w:val="333333"/>
+                <w:sz w:val="21"/>
+                <w:szCs w:val="21"/>
+                <w:shd w:val="clear" w:color="auto" w:fill="FFFFFF"/>
+              </w:rPr>
+              <w:t>imm</w:t>
+            </w:r>
+            <w:proofErr w:type="spellEnd"/>
+            <w:r>
+              <w:rPr>
+                <w:rFonts w:ascii="Helvetica" w:eastAsia="Times New Roman" w:hAnsi="Helvetica" w:cs="Helvetica"/>
+                <w:color w:val="333333"/>
+                <w:sz w:val="21"/>
+                <w:szCs w:val="21"/>
+                <w:shd w:val="clear" w:color="auto" w:fill="FFFFFF"/>
+              </w:rPr>
+              <w:t>[10]&gt; &lt;</w:t>
+            </w:r>
+            <w:proofErr w:type="spellStart"/>
+            <w:r>
+              <w:rPr>
+                <w:rFonts w:ascii="Helvetica" w:eastAsia="Times New Roman" w:hAnsi="Helvetica" w:cs="Helvetica"/>
+                <w:color w:val="333333"/>
+                <w:sz w:val="21"/>
+                <w:szCs w:val="21"/>
+                <w:shd w:val="clear" w:color="auto" w:fill="FFFFFF"/>
+              </w:rPr>
+              <w:t>imm</w:t>
+            </w:r>
+            <w:proofErr w:type="spellEnd"/>
+            <w:r>
+              <w:rPr>
+                <w:rFonts w:ascii="Helvetica" w:eastAsia="Times New Roman" w:hAnsi="Helvetica" w:cs="Helvetica"/>
+                <w:color w:val="333333"/>
+                <w:sz w:val="21"/>
+                <w:szCs w:val="21"/>
+                <w:shd w:val="clear" w:color="auto" w:fill="FFFFFF"/>
+              </w:rPr>
+              <w:t xml:space="preserve">[18:11]&gt;&lt;5-bit </w:t>
+            </w:r>
+            <w:proofErr w:type="spellStart"/>
+            <w:r>
+              <w:rPr>
+                <w:rFonts w:ascii="Helvetica" w:eastAsia="Times New Roman" w:hAnsi="Helvetica" w:cs="Helvetica"/>
+                <w:color w:val="333333"/>
+                <w:sz w:val="21"/>
+                <w:szCs w:val="21"/>
+                <w:shd w:val="clear" w:color="auto" w:fill="FFFFFF"/>
+              </w:rPr>
+              <w:t>rd</w:t>
+            </w:r>
+            <w:proofErr w:type="spellEnd"/>
+            <w:r>
+              <w:rPr>
+                <w:rFonts w:ascii="Helvetica" w:eastAsia="Times New Roman" w:hAnsi="Helvetica" w:cs="Helvetica"/>
+                <w:color w:val="333333"/>
+                <w:sz w:val="21"/>
+                <w:szCs w:val="21"/>
+                <w:shd w:val="clear" w:color="auto" w:fill="FFFFFF"/>
+              </w:rPr>
+              <w:t>&gt;</w:t>
             </w:r>
             <w:r>
               <w:t xml:space="preserve"> </w:t>
@@ -6070,35 +6552,27 @@
               </w:rPr>
               <w:t xml:space="preserve">    </w:t>
             </w:r>
-            <w:r>
-              <w:rPr>
-                <w:rFonts w:ascii="Helvetica" w:eastAsia="Times New Roman" w:hAnsi="Helvetica" w:cs="Helvetica"/>
-                <w:color w:val="333333"/>
-                <w:sz w:val="21"/>
-                <w:szCs w:val="21"/>
-                <w:shd w:val="clear" w:color="auto" w:fill="FFFFFF"/>
-              </w:rPr>
-              <w:t>rd = not used</w:t>
-            </w:r>
-            <w:r>
-              <w:rPr>
-                <w:rFonts w:ascii="Helvetica" w:eastAsia="Times New Roman" w:hAnsi="Helvetica" w:cs="Helvetica"/>
-                <w:color w:val="333333"/>
-                <w:sz w:val="21"/>
-                <w:szCs w:val="21"/>
-                <w:shd w:val="clear" w:color="auto" w:fill="FFFFFF"/>
-              </w:rPr>
-              <w:t xml:space="preserve"> “00000</w:t>
-            </w:r>
-            <w:r>
-              <w:rPr>
-                <w:rFonts w:ascii="Helvetica" w:eastAsia="Times New Roman" w:hAnsi="Helvetica" w:cs="Helvetica"/>
-                <w:color w:val="333333"/>
-                <w:sz w:val="21"/>
-                <w:szCs w:val="21"/>
-                <w:shd w:val="clear" w:color="auto" w:fill="FFFFFF"/>
-              </w:rPr>
-              <w:t>”</w:t>
+            <w:proofErr w:type="spellStart"/>
+            <w:r>
+              <w:rPr>
+                <w:rFonts w:ascii="Helvetica" w:eastAsia="Times New Roman" w:hAnsi="Helvetica" w:cs="Helvetica"/>
+                <w:color w:val="333333"/>
+                <w:sz w:val="21"/>
+                <w:szCs w:val="21"/>
+                <w:shd w:val="clear" w:color="auto" w:fill="FFFFFF"/>
+              </w:rPr>
+              <w:t>rd</w:t>
+            </w:r>
+            <w:proofErr w:type="spellEnd"/>
+            <w:r>
+              <w:rPr>
+                <w:rFonts w:ascii="Helvetica" w:eastAsia="Times New Roman" w:hAnsi="Helvetica" w:cs="Helvetica"/>
+                <w:color w:val="333333"/>
+                <w:sz w:val="21"/>
+                <w:szCs w:val="21"/>
+                <w:shd w:val="clear" w:color="auto" w:fill="FFFFFF"/>
+              </w:rPr>
+              <w:t xml:space="preserve"> = not used “00000”</w:t>
             </w:r>
           </w:p>
           <w:p>
@@ -6170,8 +6644,9 @@
                 <w:szCs w:val="21"/>
                 <w:shd w:val="clear" w:color="auto" w:fill="FFFFFF"/>
               </w:rPr>
-              <w:t>So the final PC = PC + 4 + (sign extend)(imm</w:t>
-            </w:r>
+              <w:t>So the final PC = PC + 4 + (sign extend)(</w:t>
+            </w:r>
+            <w:proofErr w:type="spellStart"/>
             <w:r>
               <w:rPr>
                 <w:rFonts w:ascii="Helvetica" w:hAnsi="Helvetica" w:cs="Helvetica"/>
@@ -6180,7 +6655,18 @@
                 <w:szCs w:val="21"/>
                 <w:shd w:val="clear" w:color="auto" w:fill="FFFFFF"/>
               </w:rPr>
-              <w:t>[20:1])</w:t>
+              <w:t>imm</w:t>
+            </w:r>
+            <w:proofErr w:type="spellEnd"/>
+            <w:r>
+              <w:rPr>
+                <w:rFonts w:ascii="Helvetica" w:hAnsi="Helvetica" w:cs="Helvetica"/>
+                <w:color w:val="333333"/>
+                <w:sz w:val="21"/>
+                <w:szCs w:val="21"/>
+                <w:shd w:val="clear" w:color="auto" w:fill="FFFFFF"/>
+              </w:rPr>
+              <w:t>[19:0])</w:t>
             </w:r>
           </w:p>
           <w:p>
@@ -6201,8 +6687,9 @@
                 <w:szCs w:val="21"/>
                 <w:shd w:val="clear" w:color="auto" w:fill="FFFFFF"/>
               </w:rPr>
-              <w:t>Note: for our implementation, imm[20:1] points to a byte</w:t>
-            </w:r>
+              <w:t xml:space="preserve">Note: for our implementation, </w:t>
+            </w:r>
+            <w:proofErr w:type="spellStart"/>
             <w:r>
               <w:rPr>
                 <w:rFonts w:ascii="Helvetica" w:hAnsi="Helvetica" w:cs="Helvetica"/>
@@ -6211,7 +6698,18 @@
                 <w:szCs w:val="21"/>
                 <w:shd w:val="clear" w:color="auto" w:fill="FFFFFF"/>
               </w:rPr>
-              <w:t xml:space="preserve"> [not word or 16-bit]</w:t>
+              <w:t>imm</w:t>
+            </w:r>
+            <w:proofErr w:type="spellEnd"/>
+            <w:r>
+              <w:rPr>
+                <w:rFonts w:ascii="Helvetica" w:hAnsi="Helvetica" w:cs="Helvetica"/>
+                <w:color w:val="333333"/>
+                <w:sz w:val="21"/>
+                <w:szCs w:val="21"/>
+                <w:shd w:val="clear" w:color="auto" w:fill="FFFFFF"/>
+              </w:rPr>
+              <w:t>[19:0] points to a byte [not word or 16-bit]</w:t>
             </w:r>
           </w:p>
           <w:p>
@@ -6332,6 +6830,7 @@
               </w:rPr>
               <w:t xml:space="preserve">     </w:t>
             </w:r>
+            <w:proofErr w:type="spellStart"/>
             <w:r>
               <w:rPr>
                 <w:rFonts w:ascii="Helvetica" w:eastAsia="Times New Roman" w:hAnsi="Helvetica" w:cs="Helvetica"/>
@@ -6342,8 +6841,9 @@
                 <w:szCs w:val="21"/>
                 <w:shd w:val="clear" w:color="auto" w:fill="FFFFFF"/>
               </w:rPr>
-              <w:t xml:space="preserve">subi </w:t>
-            </w:r>
+              <w:t>subi</w:t>
+            </w:r>
+            <w:proofErr w:type="spellEnd"/>
             <w:r>
               <w:rPr>
                 <w:rFonts w:ascii="Helvetica" w:eastAsia="Times New Roman" w:hAnsi="Helvetica" w:cs="Helvetica"/>
@@ -6354,8 +6854,9 @@
                 <w:szCs w:val="21"/>
                 <w:shd w:val="clear" w:color="auto" w:fill="FFFFFF"/>
               </w:rPr>
-              <w:t>rd, rs1, imm</w:t>
-            </w:r>
+              <w:t xml:space="preserve"> </w:t>
+            </w:r>
+            <w:proofErr w:type="spellStart"/>
             <w:r>
               <w:rPr>
                 <w:rFonts w:ascii="Helvetica" w:eastAsia="Times New Roman" w:hAnsi="Helvetica" w:cs="Helvetica"/>
@@ -6366,8 +6867,9 @@
                 <w:szCs w:val="21"/>
                 <w:shd w:val="clear" w:color="auto" w:fill="FFFFFF"/>
               </w:rPr>
-              <w:t xml:space="preserve"> </w:t>
-            </w:r>
+              <w:t>rd</w:t>
+            </w:r>
+            <w:proofErr w:type="spellEnd"/>
             <w:r>
               <w:rPr>
                 <w:rFonts w:ascii="Helvetica" w:eastAsia="Times New Roman" w:hAnsi="Helvetica" w:cs="Helvetica"/>
@@ -6378,8 +6880,9 @@
                 <w:szCs w:val="21"/>
                 <w:shd w:val="clear" w:color="auto" w:fill="FFFFFF"/>
               </w:rPr>
-              <w:t xml:space="preserve">       </w:t>
-            </w:r>
+              <w:t xml:space="preserve">, rs1, </w:t>
+            </w:r>
+            <w:proofErr w:type="spellStart"/>
             <w:r>
               <w:rPr>
                 <w:rFonts w:ascii="Helvetica" w:eastAsia="Times New Roman" w:hAnsi="Helvetica" w:cs="Helvetica"/>
@@ -6390,8 +6893,85 @@
                 <w:szCs w:val="21"/>
                 <w:shd w:val="clear" w:color="auto" w:fill="FFFFFF"/>
               </w:rPr>
-              <w:t xml:space="preserve"> # rd = rs1 - imm</w:t>
-            </w:r>
+              <w:t>imm</w:t>
+            </w:r>
+            <w:proofErr w:type="spellEnd"/>
+            <w:r>
+              <w:rPr>
+                <w:rFonts w:ascii="Helvetica" w:eastAsia="Times New Roman" w:hAnsi="Helvetica" w:cs="Helvetica"/>
+                <w:i/>
+                <w:iCs/>
+                <w:color w:val="333333"/>
+                <w:sz w:val="21"/>
+                <w:szCs w:val="21"/>
+                <w:shd w:val="clear" w:color="auto" w:fill="FFFFFF"/>
+              </w:rPr>
+              <w:t xml:space="preserve"> </w:t>
+            </w:r>
+            <w:r>
+              <w:rPr>
+                <w:rFonts w:ascii="Helvetica" w:eastAsia="Times New Roman" w:hAnsi="Helvetica" w:cs="Helvetica"/>
+                <w:i/>
+                <w:iCs/>
+                <w:color w:val="333333"/>
+                <w:sz w:val="21"/>
+                <w:szCs w:val="21"/>
+                <w:shd w:val="clear" w:color="auto" w:fill="FFFFFF"/>
+              </w:rPr>
+              <w:t xml:space="preserve">       </w:t>
+            </w:r>
+            <w:r>
+              <w:rPr>
+                <w:rFonts w:ascii="Helvetica" w:eastAsia="Times New Roman" w:hAnsi="Helvetica" w:cs="Helvetica"/>
+                <w:i/>
+                <w:iCs/>
+                <w:color w:val="333333"/>
+                <w:sz w:val="21"/>
+                <w:szCs w:val="21"/>
+                <w:shd w:val="clear" w:color="auto" w:fill="FFFFFF"/>
+              </w:rPr>
+              <w:t xml:space="preserve"> # </w:t>
+            </w:r>
+            <w:proofErr w:type="spellStart"/>
+            <w:r>
+              <w:rPr>
+                <w:rFonts w:ascii="Helvetica" w:eastAsia="Times New Roman" w:hAnsi="Helvetica" w:cs="Helvetica"/>
+                <w:i/>
+                <w:iCs/>
+                <w:color w:val="333333"/>
+                <w:sz w:val="21"/>
+                <w:szCs w:val="21"/>
+                <w:shd w:val="clear" w:color="auto" w:fill="FFFFFF"/>
+              </w:rPr>
+              <w:t>rd</w:t>
+            </w:r>
+            <w:proofErr w:type="spellEnd"/>
+            <w:r>
+              <w:rPr>
+                <w:rFonts w:ascii="Helvetica" w:eastAsia="Times New Roman" w:hAnsi="Helvetica" w:cs="Helvetica"/>
+                <w:i/>
+                <w:iCs/>
+                <w:color w:val="333333"/>
+                <w:sz w:val="21"/>
+                <w:szCs w:val="21"/>
+                <w:shd w:val="clear" w:color="auto" w:fill="FFFFFF"/>
+              </w:rPr>
+              <w:t xml:space="preserve"> = rs1 - </w:t>
+            </w:r>
+            <w:proofErr w:type="spellStart"/>
+            <w:r>
+              <w:rPr>
+                <w:rFonts w:ascii="Helvetica" w:eastAsia="Times New Roman" w:hAnsi="Helvetica" w:cs="Helvetica"/>
+                <w:i/>
+                <w:iCs/>
+                <w:color w:val="333333"/>
+                <w:sz w:val="21"/>
+                <w:szCs w:val="21"/>
+                <w:shd w:val="clear" w:color="auto" w:fill="FFFFFF"/>
+              </w:rPr>
+              <w:t>imm</w:t>
+            </w:r>
+            <w:proofErr w:type="spellEnd"/>
           </w:p>
           <w:p>
             <w:pPr>
@@ -6432,8 +7012,64 @@
                 <w:szCs w:val="21"/>
                 <w:shd w:val="clear" w:color="auto" w:fill="FFFFFF"/>
               </w:rPr>
-              <w:t xml:space="preserve">     addi rd rs1, imm</w:t>
-            </w:r>
+              <w:t xml:space="preserve">     </w:t>
+            </w:r>
+            <w:proofErr w:type="spellStart"/>
+            <w:r>
+              <w:rPr>
+                <w:rFonts w:ascii="Helvetica" w:eastAsia="Times New Roman" w:hAnsi="Helvetica" w:cs="Helvetica"/>
+                <w:color w:val="333333"/>
+                <w:sz w:val="21"/>
+                <w:szCs w:val="21"/>
+                <w:shd w:val="clear" w:color="auto" w:fill="FFFFFF"/>
+              </w:rPr>
+              <w:t>addi</w:t>
+            </w:r>
+            <w:proofErr w:type="spellEnd"/>
+            <w:r>
+              <w:rPr>
+                <w:rFonts w:ascii="Helvetica" w:eastAsia="Times New Roman" w:hAnsi="Helvetica" w:cs="Helvetica"/>
+                <w:color w:val="333333"/>
+                <w:sz w:val="21"/>
+                <w:szCs w:val="21"/>
+                <w:shd w:val="clear" w:color="auto" w:fill="FFFFFF"/>
+              </w:rPr>
+              <w:t xml:space="preserve"> </w:t>
+            </w:r>
+            <w:proofErr w:type="spellStart"/>
+            <w:r>
+              <w:rPr>
+                <w:rFonts w:ascii="Helvetica" w:eastAsia="Times New Roman" w:hAnsi="Helvetica" w:cs="Helvetica"/>
+                <w:color w:val="333333"/>
+                <w:sz w:val="21"/>
+                <w:szCs w:val="21"/>
+                <w:shd w:val="clear" w:color="auto" w:fill="FFFFFF"/>
+              </w:rPr>
+              <w:t>rd</w:t>
+            </w:r>
+            <w:proofErr w:type="spellEnd"/>
+            <w:r>
+              <w:rPr>
+                <w:rFonts w:ascii="Helvetica" w:eastAsia="Times New Roman" w:hAnsi="Helvetica" w:cs="Helvetica"/>
+                <w:color w:val="333333"/>
+                <w:sz w:val="21"/>
+                <w:szCs w:val="21"/>
+                <w:shd w:val="clear" w:color="auto" w:fill="FFFFFF"/>
+              </w:rPr>
+              <w:t xml:space="preserve"> rs1, </w:t>
+            </w:r>
+            <w:proofErr w:type="spellStart"/>
+            <w:r>
+              <w:rPr>
+                <w:rFonts w:ascii="Helvetica" w:eastAsia="Times New Roman" w:hAnsi="Helvetica" w:cs="Helvetica"/>
+                <w:color w:val="333333"/>
+                <w:sz w:val="21"/>
+                <w:szCs w:val="21"/>
+                <w:shd w:val="clear" w:color="auto" w:fill="FFFFFF"/>
+              </w:rPr>
+              <w:t>imm</w:t>
+            </w:r>
+            <w:proofErr w:type="spellEnd"/>
             <w:r>
               <w:rPr>
                 <w:rFonts w:ascii="Helvetica" w:eastAsia="Times New Roman" w:hAnsi="Helvetica" w:cs="Helvetica"/>
@@ -6462,18 +7098,52 @@
                 <w:szCs w:val="21"/>
                 <w:shd w:val="clear" w:color="auto" w:fill="FFFFFF"/>
               </w:rPr>
-              <w:t xml:space="preserve"> rd </w:t>
-            </w:r>
-            <w:r>
-              <w:rPr>
-                <w:rFonts w:ascii="Helvetica" w:eastAsia="Times New Roman" w:hAnsi="Helvetica" w:cs="Helvetica"/>
-                <w:color w:val="333333"/>
-                <w:sz w:val="21"/>
-                <w:szCs w:val="21"/>
-                <w:shd w:val="clear" w:color="auto" w:fill="FFFFFF"/>
-              </w:rPr>
-              <w:t>= rs1 + -imm</w:t>
-            </w:r>
+              <w:t xml:space="preserve"> </w:t>
+            </w:r>
+            <w:proofErr w:type="spellStart"/>
+            <w:r>
+              <w:rPr>
+                <w:rFonts w:ascii="Helvetica" w:eastAsia="Times New Roman" w:hAnsi="Helvetica" w:cs="Helvetica"/>
+                <w:color w:val="333333"/>
+                <w:sz w:val="21"/>
+                <w:szCs w:val="21"/>
+                <w:shd w:val="clear" w:color="auto" w:fill="FFFFFF"/>
+              </w:rPr>
+              <w:t>rd</w:t>
+            </w:r>
+            <w:proofErr w:type="spellEnd"/>
+            <w:r>
+              <w:rPr>
+                <w:rFonts w:ascii="Helvetica" w:eastAsia="Times New Roman" w:hAnsi="Helvetica" w:cs="Helvetica"/>
+                <w:color w:val="333333"/>
+                <w:sz w:val="21"/>
+                <w:szCs w:val="21"/>
+                <w:shd w:val="clear" w:color="auto" w:fill="FFFFFF"/>
+              </w:rPr>
+              <w:t xml:space="preserve"> </w:t>
+            </w:r>
+            <w:r>
+              <w:rPr>
+                <w:rFonts w:ascii="Helvetica" w:eastAsia="Times New Roman" w:hAnsi="Helvetica" w:cs="Helvetica"/>
+                <w:color w:val="333333"/>
+                <w:sz w:val="21"/>
+                <w:szCs w:val="21"/>
+                <w:shd w:val="clear" w:color="auto" w:fill="FFFFFF"/>
+              </w:rPr>
+              <w:t>= rs1 + -</w:t>
+            </w:r>
+            <w:proofErr w:type="spellStart"/>
+            <w:r>
+              <w:rPr>
+                <w:rFonts w:ascii="Helvetica" w:eastAsia="Times New Roman" w:hAnsi="Helvetica" w:cs="Helvetica"/>
+                <w:color w:val="333333"/>
+                <w:sz w:val="21"/>
+                <w:szCs w:val="21"/>
+                <w:shd w:val="clear" w:color="auto" w:fill="FFFFFF"/>
+              </w:rPr>
+              <w:t>imm</w:t>
+            </w:r>
+            <w:proofErr w:type="spellEnd"/>
           </w:p>
           <w:p>
             <w:pPr>
@@ -6557,7 +7227,29 @@
                 <w:szCs w:val="21"/>
                 <w:shd w:val="clear" w:color="auto" w:fill="FFFFFF"/>
               </w:rPr>
-              <w:t xml:space="preserve">    “&lt;12-bit imm&gt; &lt;5-bit rs1&gt;</w:t>
+              <w:t xml:space="preserve">    “&lt;12-bit </w:t>
+            </w:r>
+            <w:proofErr w:type="spellStart"/>
+            <w:r>
+              <w:rPr>
+                <w:rFonts w:ascii="Helvetica" w:eastAsia="Times New Roman" w:hAnsi="Helvetica" w:cs="Helvetica"/>
+                <w:color w:val="333333"/>
+                <w:sz w:val="21"/>
+                <w:szCs w:val="21"/>
+                <w:shd w:val="clear" w:color="auto" w:fill="FFFFFF"/>
+              </w:rPr>
+              <w:t>imm</w:t>
+            </w:r>
+            <w:proofErr w:type="spellEnd"/>
+            <w:r>
+              <w:rPr>
+                <w:rFonts w:ascii="Helvetica" w:eastAsia="Times New Roman" w:hAnsi="Helvetica" w:cs="Helvetica"/>
+                <w:color w:val="333333"/>
+                <w:sz w:val="21"/>
+                <w:szCs w:val="21"/>
+                <w:shd w:val="clear" w:color="auto" w:fill="FFFFFF"/>
+              </w:rPr>
+              <w:t>&gt; &lt;5-bit rs1&gt;</w:t>
             </w:r>
             <w:r>
               <w:t xml:space="preserve"> </w:t>
@@ -6570,7 +7262,29 @@
                 <w:szCs w:val="21"/>
                 <w:shd w:val="clear" w:color="auto" w:fill="FFFFFF"/>
               </w:rPr>
-              <w:t>&lt;3-bit funct3&gt; &lt;5-bit rd&gt;</w:t>
+              <w:t xml:space="preserve">&lt;3-bit funct3&gt; &lt;5-bit </w:t>
+            </w:r>
+            <w:proofErr w:type="spellStart"/>
+            <w:r>
+              <w:rPr>
+                <w:rFonts w:ascii="Helvetica" w:eastAsia="Times New Roman" w:hAnsi="Helvetica" w:cs="Helvetica"/>
+                <w:color w:val="333333"/>
+                <w:sz w:val="21"/>
+                <w:szCs w:val="21"/>
+                <w:shd w:val="clear" w:color="auto" w:fill="FFFFFF"/>
+              </w:rPr>
+              <w:t>rd</w:t>
+            </w:r>
+            <w:proofErr w:type="spellEnd"/>
+            <w:r>
+              <w:rPr>
+                <w:rFonts w:ascii="Helvetica" w:eastAsia="Times New Roman" w:hAnsi="Helvetica" w:cs="Helvetica"/>
+                <w:color w:val="333333"/>
+                <w:sz w:val="21"/>
+                <w:szCs w:val="21"/>
+                <w:shd w:val="clear" w:color="auto" w:fill="FFFFFF"/>
+              </w:rPr>
+              <w:t>&gt;</w:t>
             </w:r>
             <w:r>
               <w:t xml:space="preserve"> </w:t>
@@ -6677,6 +7391,7 @@
                 <w:shd w:val="clear" w:color="auto" w:fill="FFFFFF"/>
               </w:rPr>
             </w:pPr>
+            <w:proofErr w:type="spellStart"/>
             <w:r>
               <w:rPr>
                 <w:rFonts w:ascii="Helvetica" w:eastAsia="Times New Roman" w:hAnsi="Helvetica" w:cs="Helvetica"/>
@@ -6687,6 +7402,7 @@
               </w:rPr>
               <w:t>Load_Addr</w:t>
             </w:r>
+            <w:proofErr w:type="spellEnd"/>
           </w:p>
         </w:tc>
         <w:tc>
@@ -6798,6 +7514,7 @@
               </w:rPr>
               <w:t xml:space="preserve">     </w:t>
             </w:r>
+            <w:proofErr w:type="spellStart"/>
             <w:r>
               <w:rPr>
                 <w:rFonts w:ascii="Helvetica" w:eastAsia="Times New Roman" w:hAnsi="Helvetica" w:cs="Helvetica"/>
@@ -6808,7 +7525,20 @@
                 <w:szCs w:val="21"/>
                 <w:shd w:val="clear" w:color="auto" w:fill="FFFFFF"/>
               </w:rPr>
-              <w:t xml:space="preserve">auipc </w:t>
+              <w:t>auipc</w:t>
+            </w:r>
+            <w:proofErr w:type="spellEnd"/>
+            <w:r>
+              <w:rPr>
+                <w:rFonts w:ascii="Helvetica" w:eastAsia="Times New Roman" w:hAnsi="Helvetica" w:cs="Helvetica"/>
+                <w:i/>
+                <w:iCs/>
+                <w:color w:val="333333"/>
+                <w:sz w:val="21"/>
+                <w:szCs w:val="21"/>
+                <w:shd w:val="clear" w:color="auto" w:fill="FFFFFF"/>
+              </w:rPr>
+              <w:t xml:space="preserve"> </w:t>
             </w:r>
             <w:r>
               <w:rPr>
@@ -6859,6 +7589,7 @@
               </w:rPr>
               <w:t xml:space="preserve">     </w:t>
             </w:r>
+            <w:proofErr w:type="spellStart"/>
             <w:r>
               <w:rPr>
                 <w:rFonts w:ascii="Helvetica" w:eastAsia="Times New Roman" w:hAnsi="Helvetica" w:cs="Helvetica"/>
@@ -6869,7 +7600,20 @@
                 <w:szCs w:val="21"/>
                 <w:shd w:val="clear" w:color="auto" w:fill="FFFFFF"/>
               </w:rPr>
-              <w:t xml:space="preserve">addi  </w:t>
+              <w:t>addi</w:t>
+            </w:r>
+            <w:proofErr w:type="spellEnd"/>
+            <w:r>
+              <w:rPr>
+                <w:rFonts w:ascii="Helvetica" w:eastAsia="Times New Roman" w:hAnsi="Helvetica" w:cs="Helvetica"/>
+                <w:i/>
+                <w:iCs/>
+                <w:color w:val="333333"/>
+                <w:sz w:val="21"/>
+                <w:szCs w:val="21"/>
+                <w:shd w:val="clear" w:color="auto" w:fill="FFFFFF"/>
+              </w:rPr>
+              <w:t xml:space="preserve">  </w:t>
             </w:r>
             <w:r>
               <w:rPr>
@@ -6950,8 +7694,20 @@
                 <w:szCs w:val="21"/>
                 <w:shd w:val="clear" w:color="auto" w:fill="FFFFFF"/>
               </w:rPr>
-              <w:t>Instead of doing this, we will create a custom instruction called load_addr</w:t>
-            </w:r>
+              <w:t xml:space="preserve">Instead of doing this, we will create a custom instruction called </w:t>
+            </w:r>
+            <w:proofErr w:type="spellStart"/>
+            <w:r>
+              <w:rPr>
+                <w:rFonts w:ascii="Helvetica" w:eastAsia="Times New Roman" w:hAnsi="Helvetica" w:cs="Helvetica"/>
+                <w:color w:val="333333"/>
+                <w:sz w:val="21"/>
+                <w:szCs w:val="21"/>
+                <w:shd w:val="clear" w:color="auto" w:fill="FFFFFF"/>
+              </w:rPr>
+              <w:t>load_addr</w:t>
+            </w:r>
+            <w:proofErr w:type="spellEnd"/>
             <w:r>
               <w:rPr>
                 <w:rFonts w:ascii="Helvetica" w:eastAsia="Times New Roman" w:hAnsi="Helvetica" w:cs="Helvetica"/>
@@ -7055,7 +7811,29 @@
                 <w:szCs w:val="21"/>
                 <w:shd w:val="clear" w:color="auto" w:fill="FFFFFF"/>
               </w:rPr>
-              <w:t>&lt;5-bit rd&gt;</w:t>
+              <w:t xml:space="preserve">&lt;5-bit </w:t>
+            </w:r>
+            <w:proofErr w:type="spellStart"/>
+            <w:r>
+              <w:rPr>
+                <w:rFonts w:ascii="Helvetica" w:eastAsia="Times New Roman" w:hAnsi="Helvetica" w:cs="Helvetica"/>
+                <w:color w:val="333333"/>
+                <w:sz w:val="21"/>
+                <w:szCs w:val="21"/>
+                <w:shd w:val="clear" w:color="auto" w:fill="FFFFFF"/>
+              </w:rPr>
+              <w:t>rd</w:t>
+            </w:r>
+            <w:proofErr w:type="spellEnd"/>
+            <w:r>
+              <w:rPr>
+                <w:rFonts w:ascii="Helvetica" w:eastAsia="Times New Roman" w:hAnsi="Helvetica" w:cs="Helvetica"/>
+                <w:color w:val="333333"/>
+                <w:sz w:val="21"/>
+                <w:szCs w:val="21"/>
+                <w:shd w:val="clear" w:color="auto" w:fill="FFFFFF"/>
+              </w:rPr>
+              <w:t>&gt;</w:t>
             </w:r>
             <w:r>
               <w:t xml:space="preserve"> </w:t>
@@ -7119,7 +7897,29 @@
                 <w:szCs w:val="21"/>
                 <w:shd w:val="clear" w:color="auto" w:fill="FFFFFF"/>
               </w:rPr>
-              <w:t xml:space="preserve">    rd = destination register</w:t>
+              <w:t xml:space="preserve">    </w:t>
+            </w:r>
+            <w:proofErr w:type="spellStart"/>
+            <w:r>
+              <w:rPr>
+                <w:rFonts w:ascii="Helvetica" w:eastAsia="Times New Roman" w:hAnsi="Helvetica" w:cs="Helvetica"/>
+                <w:color w:val="333333"/>
+                <w:sz w:val="21"/>
+                <w:szCs w:val="21"/>
+                <w:shd w:val="clear" w:color="auto" w:fill="FFFFFF"/>
+              </w:rPr>
+              <w:t>rd</w:t>
+            </w:r>
+            <w:proofErr w:type="spellEnd"/>
+            <w:r>
+              <w:rPr>
+                <w:rFonts w:ascii="Helvetica" w:eastAsia="Times New Roman" w:hAnsi="Helvetica" w:cs="Helvetica"/>
+                <w:color w:val="333333"/>
+                <w:sz w:val="21"/>
+                <w:szCs w:val="21"/>
+                <w:shd w:val="clear" w:color="auto" w:fill="FFFFFF"/>
+              </w:rPr>
+              <w:t xml:space="preserve"> = destination register</w:t>
             </w:r>
           </w:p>
           <w:p>
@@ -7257,6 +8057,7 @@
               </w:rPr>
               <w:t xml:space="preserve">In the RISC-V architecture, NOP is actually a pseudo-instruction, which is replaced by an instruction that does nothing, </w:t>
             </w:r>
+            <w:proofErr w:type="spellStart"/>
             <w:r>
               <w:rPr>
                 <w:rFonts w:ascii="Helvetica" w:eastAsia="Times New Roman" w:hAnsi="Helvetica" w:cs="Helvetica"/>
@@ -7267,7 +8068,20 @@
                 <w:szCs w:val="21"/>
                 <w:shd w:val="clear" w:color="auto" w:fill="FFFFFF"/>
               </w:rPr>
-              <w:t>addi x0, x0, 0</w:t>
+              <w:t>addi</w:t>
+            </w:r>
+            <w:proofErr w:type="spellEnd"/>
+            <w:r>
+              <w:rPr>
+                <w:rFonts w:ascii="Helvetica" w:eastAsia="Times New Roman" w:hAnsi="Helvetica" w:cs="Helvetica"/>
+                <w:i/>
+                <w:iCs/>
+                <w:color w:val="333333"/>
+                <w:sz w:val="21"/>
+                <w:szCs w:val="21"/>
+                <w:shd w:val="clear" w:color="auto" w:fill="FFFFFF"/>
+              </w:rPr>
+              <w:t xml:space="preserve"> x0, x0, 0</w:t>
             </w:r>
             <w:r>
               <w:rPr>
@@ -7365,26 +8179,138 @@
               </w:rPr>
               <w:t>your system will set all the control signals to zero (</w:t>
             </w:r>
-            <w:r>
-              <w:rPr>
-                <w:rFonts w:ascii="Helvetica" w:eastAsia="Times New Roman" w:hAnsi="Helvetica" w:cs="Helvetica"/>
-                <w:color w:val="333333"/>
-                <w:sz w:val="21"/>
-                <w:szCs w:val="21"/>
-                <w:shd w:val="clear" w:color="auto" w:fill="FFFFFF"/>
-              </w:rPr>
-              <w:t>reg_write &lt;= '0'; alu_src &lt;= '0'; mem_read &lt;= '0'; mem_write &lt;= '0'; branch &lt;= '0'; jump &lt;= '0'; load_addr &lt;= '0';</w:t>
-            </w:r>
-            <w:r>
-              <w:rPr>
-                <w:rFonts w:ascii="Helvetica" w:eastAsia="Times New Roman" w:hAnsi="Helvetica" w:cs="Helvetica"/>
-                <w:color w:val="333333"/>
-                <w:sz w:val="21"/>
-                <w:szCs w:val="21"/>
-                <w:shd w:val="clear" w:color="auto" w:fill="FFFFFF"/>
-              </w:rPr>
-              <w:t xml:space="preserve"> see control_unit.vhdl</w:t>
-            </w:r>
+            <w:proofErr w:type="spellStart"/>
+            <w:r>
+              <w:rPr>
+                <w:rFonts w:ascii="Helvetica" w:eastAsia="Times New Roman" w:hAnsi="Helvetica" w:cs="Helvetica"/>
+                <w:color w:val="333333"/>
+                <w:sz w:val="21"/>
+                <w:szCs w:val="21"/>
+                <w:shd w:val="clear" w:color="auto" w:fill="FFFFFF"/>
+              </w:rPr>
+              <w:t>reg_write</w:t>
+            </w:r>
+            <w:proofErr w:type="spellEnd"/>
+            <w:r>
+              <w:rPr>
+                <w:rFonts w:ascii="Helvetica" w:eastAsia="Times New Roman" w:hAnsi="Helvetica" w:cs="Helvetica"/>
+                <w:color w:val="333333"/>
+                <w:sz w:val="21"/>
+                <w:szCs w:val="21"/>
+                <w:shd w:val="clear" w:color="auto" w:fill="FFFFFF"/>
+              </w:rPr>
+              <w:t xml:space="preserve"> &lt;= '0'; </w:t>
+            </w:r>
+            <w:proofErr w:type="spellStart"/>
+            <w:r>
+              <w:rPr>
+                <w:rFonts w:ascii="Helvetica" w:eastAsia="Times New Roman" w:hAnsi="Helvetica" w:cs="Helvetica"/>
+                <w:color w:val="333333"/>
+                <w:sz w:val="21"/>
+                <w:szCs w:val="21"/>
+                <w:shd w:val="clear" w:color="auto" w:fill="FFFFFF"/>
+              </w:rPr>
+              <w:t>alu_src</w:t>
+            </w:r>
+            <w:proofErr w:type="spellEnd"/>
+            <w:r>
+              <w:rPr>
+                <w:rFonts w:ascii="Helvetica" w:eastAsia="Times New Roman" w:hAnsi="Helvetica" w:cs="Helvetica"/>
+                <w:color w:val="333333"/>
+                <w:sz w:val="21"/>
+                <w:szCs w:val="21"/>
+                <w:shd w:val="clear" w:color="auto" w:fill="FFFFFF"/>
+              </w:rPr>
+              <w:t xml:space="preserve"> &lt;= '0'; </w:t>
+            </w:r>
+            <w:proofErr w:type="spellStart"/>
+            <w:r>
+              <w:rPr>
+                <w:rFonts w:ascii="Helvetica" w:eastAsia="Times New Roman" w:hAnsi="Helvetica" w:cs="Helvetica"/>
+                <w:color w:val="333333"/>
+                <w:sz w:val="21"/>
+                <w:szCs w:val="21"/>
+                <w:shd w:val="clear" w:color="auto" w:fill="FFFFFF"/>
+              </w:rPr>
+              <w:t>mem_read</w:t>
+            </w:r>
+            <w:proofErr w:type="spellEnd"/>
+            <w:r>
+              <w:rPr>
+                <w:rFonts w:ascii="Helvetica" w:eastAsia="Times New Roman" w:hAnsi="Helvetica" w:cs="Helvetica"/>
+                <w:color w:val="333333"/>
+                <w:sz w:val="21"/>
+                <w:szCs w:val="21"/>
+                <w:shd w:val="clear" w:color="auto" w:fill="FFFFFF"/>
+              </w:rPr>
+              <w:t xml:space="preserve"> &lt;= '0'; </w:t>
+            </w:r>
+            <w:proofErr w:type="spellStart"/>
+            <w:r>
+              <w:rPr>
+                <w:rFonts w:ascii="Helvetica" w:eastAsia="Times New Roman" w:hAnsi="Helvetica" w:cs="Helvetica"/>
+                <w:color w:val="333333"/>
+                <w:sz w:val="21"/>
+                <w:szCs w:val="21"/>
+                <w:shd w:val="clear" w:color="auto" w:fill="FFFFFF"/>
+              </w:rPr>
+              <w:t>mem_write</w:t>
+            </w:r>
+            <w:proofErr w:type="spellEnd"/>
+            <w:r>
+              <w:rPr>
+                <w:rFonts w:ascii="Helvetica" w:eastAsia="Times New Roman" w:hAnsi="Helvetica" w:cs="Helvetica"/>
+                <w:color w:val="333333"/>
+                <w:sz w:val="21"/>
+                <w:szCs w:val="21"/>
+                <w:shd w:val="clear" w:color="auto" w:fill="FFFFFF"/>
+              </w:rPr>
+              <w:t xml:space="preserve"> &lt;= '0'; branch &lt;= '0'; jump &lt;= '0'; </w:t>
+            </w:r>
+            <w:proofErr w:type="spellStart"/>
+            <w:r>
+              <w:rPr>
+                <w:rFonts w:ascii="Helvetica" w:eastAsia="Times New Roman" w:hAnsi="Helvetica" w:cs="Helvetica"/>
+                <w:color w:val="333333"/>
+                <w:sz w:val="21"/>
+                <w:szCs w:val="21"/>
+                <w:shd w:val="clear" w:color="auto" w:fill="FFFFFF"/>
+              </w:rPr>
+              <w:t>load_addr</w:t>
+            </w:r>
+            <w:proofErr w:type="spellEnd"/>
+            <w:r>
+              <w:rPr>
+                <w:rFonts w:ascii="Helvetica" w:eastAsia="Times New Roman" w:hAnsi="Helvetica" w:cs="Helvetica"/>
+                <w:color w:val="333333"/>
+                <w:sz w:val="21"/>
+                <w:szCs w:val="21"/>
+                <w:shd w:val="clear" w:color="auto" w:fill="FFFFFF"/>
+              </w:rPr>
+              <w:t xml:space="preserve"> &lt;= '0';</w:t>
+            </w:r>
+            <w:r>
+              <w:rPr>
+                <w:rFonts w:ascii="Helvetica" w:eastAsia="Times New Roman" w:hAnsi="Helvetica" w:cs="Helvetica"/>
+                <w:color w:val="333333"/>
+                <w:sz w:val="21"/>
+                <w:szCs w:val="21"/>
+                <w:shd w:val="clear" w:color="auto" w:fill="FFFFFF"/>
+              </w:rPr>
+              <w:t xml:space="preserve"> see </w:t>
+            </w:r>
+            <w:proofErr w:type="spellStart"/>
+            <w:r>
+              <w:rPr>
+                <w:rFonts w:ascii="Helvetica" w:eastAsia="Times New Roman" w:hAnsi="Helvetica" w:cs="Helvetica"/>
+                <w:color w:val="333333"/>
+                <w:sz w:val="21"/>
+                <w:szCs w:val="21"/>
+                <w:shd w:val="clear" w:color="auto" w:fill="FFFFFF"/>
+              </w:rPr>
+              <w:t>control_unit.vhdl</w:t>
+            </w:r>
+            <w:proofErr w:type="spellEnd"/>
           </w:p>
           <w:p>
             <w:pPr>
@@ -7626,8 +8552,20 @@
           <w:szCs w:val="21"/>
           <w:shd w:val="clear" w:color="auto" w:fill="FFFFFF"/>
         </w:rPr>
-        <w:t xml:space="preserve"> your</w:t>
-      </w:r>
+        <w:t xml:space="preserve"> </w:t>
+      </w:r>
+      <w:proofErr w:type="spellStart"/>
+      <w:r>
+        <w:rPr>
+          <w:rFonts w:ascii="Helvetica" w:eastAsia="Times New Roman" w:hAnsi="Helvetica" w:cs="Helvetica"/>
+          <w:color w:val="333333"/>
+          <w:sz w:val="21"/>
+          <w:szCs w:val="21"/>
+          <w:shd w:val="clear" w:color="auto" w:fill="FFFFFF"/>
+        </w:rPr>
+        <w:t>your</w:t>
+      </w:r>
+      <w:proofErr w:type="spellEnd"/>
       <w:r>
         <w:rPr>
           <w:rFonts w:ascii="Helvetica" w:eastAsia="Times New Roman" w:hAnsi="Helvetica" w:cs="Helvetica"/>
@@ -7771,7 +8709,27 @@
           <w:szCs w:val="21"/>
           <w:shd w:val="clear" w:color="auto" w:fill="FFFFFF"/>
         </w:rPr>
-        <w:t xml:space="preserve">.pptx to match your design, labeling the correct signal names and connecting or labeling the red control signals.  </w:t>
+        <w:t>.pptx to match your design, labeling the correct signal names and connecting or labeling the red control signals</w:t>
+      </w:r>
+      <w:r>
+        <w:rPr>
+          <w:rFonts w:ascii="Helvetica" w:eastAsia="Times New Roman" w:hAnsi="Helvetica" w:cs="Helvetica"/>
+          <w:color w:val="333333"/>
+          <w:sz w:val="21"/>
+          <w:szCs w:val="21"/>
+          <w:shd w:val="clear" w:color="auto" w:fill="FFFFFF"/>
+        </w:rPr>
+        <w:t xml:space="preserve"> and blue data registers</w:t>
+      </w:r>
+      <w:r>
+        <w:rPr>
+          <w:rFonts w:ascii="Helvetica" w:eastAsia="Times New Roman" w:hAnsi="Helvetica" w:cs="Helvetica"/>
+          <w:color w:val="333333"/>
+          <w:sz w:val="21"/>
+          <w:szCs w:val="21"/>
+          <w:shd w:val="clear" w:color="auto" w:fill="FFFFFF"/>
+        </w:rPr>
+        <w:t xml:space="preserve">.  </w:t>
       </w:r>
       <w:r>
         <w:rPr>
@@ -7782,8 +8740,21 @@
           <w:highlight w:val="yellow"/>
           <w:shd w:val="clear" w:color="auto" w:fill="FFFFFF"/>
         </w:rPr>
-        <w:t>Turn the completed diagram in via gradescope</w:t>
-      </w:r>
+        <w:t xml:space="preserve">Turn the completed diagram in via </w:t>
+      </w:r>
+      <w:proofErr w:type="spellStart"/>
+      <w:r>
+        <w:rPr>
+          <w:rFonts w:ascii="Helvetica" w:eastAsia="Times New Roman" w:hAnsi="Helvetica" w:cs="Helvetica"/>
+          <w:color w:val="333333"/>
+          <w:sz w:val="21"/>
+          <w:szCs w:val="21"/>
+          <w:highlight w:val="yellow"/>
+          <w:shd w:val="clear" w:color="auto" w:fill="FFFFFF"/>
+        </w:rPr>
+        <w:t>gradescope</w:t>
+      </w:r>
+      <w:proofErr w:type="spellEnd"/>
       <w:r>
         <w:rPr>
           <w:rFonts w:ascii="Helvetica" w:eastAsia="Times New Roman" w:hAnsi="Helvetica" w:cs="Helvetica"/>
@@ -7817,7 +8788,27 @@
           <w:sz w:val="21"/>
           <w:szCs w:val="21"/>
         </w:rPr>
-        <w:t>You will use your instr_mem.vhdl from stage 1.</w:t>
+        <w:t xml:space="preserve">You will use your </w:t>
+      </w:r>
+      <w:proofErr w:type="spellStart"/>
+      <w:r>
+        <w:rPr>
+          <w:rFonts w:ascii="Helvetica" w:eastAsia="Times New Roman" w:hAnsi="Helvetica" w:cs="Helvetica"/>
+          <w:color w:val="333333"/>
+          <w:sz w:val="21"/>
+          <w:szCs w:val="21"/>
+        </w:rPr>
+        <w:t>instr_mem.vhdl</w:t>
+      </w:r>
+      <w:proofErr w:type="spellEnd"/>
+      <w:r>
+        <w:rPr>
+          <w:rFonts w:ascii="Helvetica" w:eastAsia="Times New Roman" w:hAnsi="Helvetica" w:cs="Helvetica"/>
+          <w:color w:val="333333"/>
+          <w:sz w:val="21"/>
+          <w:szCs w:val="21"/>
+        </w:rPr>
+        <w:t xml:space="preserve"> from stage 1.</w:t>
       </w:r>
     </w:p>
     <w:p>
@@ -7843,7 +8834,29 @@
           <w:szCs w:val="21"/>
           <w:shd w:val="clear" w:color="auto" w:fill="FFFFFF"/>
         </w:rPr>
-        <w:t>Update pipeline_registers.vhdl to move</w:t>
+        <w:t xml:space="preserve">Update </w:t>
+      </w:r>
+      <w:proofErr w:type="spellStart"/>
+      <w:r>
+        <w:rPr>
+          <w:rFonts w:ascii="Helvetica" w:eastAsia="Times New Roman" w:hAnsi="Helvetica" w:cs="Helvetica"/>
+          <w:color w:val="333333"/>
+          <w:sz w:val="21"/>
+          <w:szCs w:val="21"/>
+          <w:shd w:val="clear" w:color="auto" w:fill="FFFFFF"/>
+        </w:rPr>
+        <w:t>pipeline_registers.vhdl</w:t>
+      </w:r>
+      <w:proofErr w:type="spellEnd"/>
+      <w:r>
+        <w:rPr>
+          <w:rFonts w:ascii="Helvetica" w:eastAsia="Times New Roman" w:hAnsi="Helvetica" w:cs="Helvetica"/>
+          <w:color w:val="333333"/>
+          <w:sz w:val="21"/>
+          <w:szCs w:val="21"/>
+          <w:shd w:val="clear" w:color="auto" w:fill="FFFFFF"/>
+        </w:rPr>
+        <w:t xml:space="preserve"> to move</w:t>
       </w:r>
       <w:r>
         <w:rPr>
@@ -7893,7 +8906,51 @@
           <w:szCs w:val="21"/>
           <w:shd w:val="clear" w:color="auto" w:fill="FFFFFF"/>
         </w:rPr>
-        <w:t xml:space="preserve">  Note that start_stall and stall_counter have been added as input signals</w:t>
+        <w:t xml:space="preserve">  Note that </w:t>
+      </w:r>
+      <w:proofErr w:type="spellStart"/>
+      <w:r>
+        <w:rPr>
+          <w:rFonts w:ascii="Helvetica" w:eastAsia="Times New Roman" w:hAnsi="Helvetica" w:cs="Helvetica"/>
+          <w:color w:val="333333"/>
+          <w:sz w:val="21"/>
+          <w:szCs w:val="21"/>
+          <w:shd w:val="clear" w:color="auto" w:fill="FFFFFF"/>
+        </w:rPr>
+        <w:t>start_stall</w:t>
+      </w:r>
+      <w:proofErr w:type="spellEnd"/>
+      <w:r>
+        <w:rPr>
+          <w:rFonts w:ascii="Helvetica" w:eastAsia="Times New Roman" w:hAnsi="Helvetica" w:cs="Helvetica"/>
+          <w:color w:val="333333"/>
+          <w:sz w:val="21"/>
+          <w:szCs w:val="21"/>
+          <w:shd w:val="clear" w:color="auto" w:fill="FFFFFF"/>
+        </w:rPr>
+        <w:t xml:space="preserve"> and </w:t>
+      </w:r>
+      <w:proofErr w:type="spellStart"/>
+      <w:r>
+        <w:rPr>
+          <w:rFonts w:ascii="Helvetica" w:eastAsia="Times New Roman" w:hAnsi="Helvetica" w:cs="Helvetica"/>
+          <w:color w:val="333333"/>
+          <w:sz w:val="21"/>
+          <w:szCs w:val="21"/>
+          <w:shd w:val="clear" w:color="auto" w:fill="FFFFFF"/>
+        </w:rPr>
+        <w:t>stall_counter</w:t>
+      </w:r>
+      <w:proofErr w:type="spellEnd"/>
+      <w:r>
+        <w:rPr>
+          <w:rFonts w:ascii="Helvetica" w:eastAsia="Times New Roman" w:hAnsi="Helvetica" w:cs="Helvetica"/>
+          <w:color w:val="333333"/>
+          <w:sz w:val="21"/>
+          <w:szCs w:val="21"/>
+          <w:shd w:val="clear" w:color="auto" w:fill="FFFFFF"/>
+        </w:rPr>
+        <w:t xml:space="preserve"> have been added as input signals</w:t>
       </w:r>
       <w:r>
         <w:rPr>
@@ -7939,8 +8996,20 @@
           <w:szCs w:val="21"/>
           <w:shd w:val="clear" w:color="auto" w:fill="FFFFFF"/>
         </w:rPr>
-        <w:t>Update hazard_detection_unit.vhdl</w:t>
-      </w:r>
+        <w:t xml:space="preserve">Update </w:t>
+      </w:r>
+      <w:proofErr w:type="spellStart"/>
+      <w:r>
+        <w:rPr>
+          <w:rFonts w:ascii="Helvetica" w:eastAsia="Times New Roman" w:hAnsi="Helvetica" w:cs="Helvetica"/>
+          <w:color w:val="333333"/>
+          <w:sz w:val="21"/>
+          <w:szCs w:val="21"/>
+          <w:shd w:val="clear" w:color="auto" w:fill="FFFFFF"/>
+        </w:rPr>
+        <w:t>hazard_detection_unit.vhdl</w:t>
+      </w:r>
+      <w:proofErr w:type="spellEnd"/>
       <w:r>
         <w:rPr>
           <w:rFonts w:ascii="Helvetica" w:eastAsia="Times New Roman" w:hAnsi="Helvetica" w:cs="Helvetica"/>
@@ -7951,6 +9020,7 @@
         </w:rPr>
         <w:t xml:space="preserve"> to create the </w:t>
       </w:r>
+      <w:proofErr w:type="spellStart"/>
       <w:r>
         <w:rPr>
           <w:rFonts w:ascii="Helvetica" w:eastAsia="Times New Roman" w:hAnsi="Helvetica" w:cs="Helvetica"/>
@@ -7963,6 +9033,7 @@
         </w:rPr>
         <w:t>start_stall</w:t>
       </w:r>
+      <w:proofErr w:type="spellEnd"/>
       <w:r>
         <w:rPr>
           <w:rFonts w:ascii="Helvetica" w:eastAsia="Times New Roman" w:hAnsi="Helvetica" w:cs="Helvetica"/>
@@ -8038,15 +9109,27 @@
         </w:rPr>
         <w:t xml:space="preserve">Update </w:t>
       </w:r>
-      <w:r>
-        <w:rPr>
-          <w:rFonts w:ascii="Helvetica" w:eastAsia="Times New Roman" w:hAnsi="Helvetica" w:cs="Helvetica"/>
-          <w:color w:val="333333"/>
-          <w:sz w:val="21"/>
-          <w:szCs w:val="21"/>
-          <w:shd w:val="clear" w:color="auto" w:fill="FFFFFF"/>
-        </w:rPr>
-        <w:t xml:space="preserve">riscv_pipeline.vhdl, removing syntax errors and ensuring correct operation of </w:t>
+      <w:proofErr w:type="spellStart"/>
+      <w:r>
+        <w:rPr>
+          <w:rFonts w:ascii="Helvetica" w:eastAsia="Times New Roman" w:hAnsi="Helvetica" w:cs="Helvetica"/>
+          <w:color w:val="333333"/>
+          <w:sz w:val="21"/>
+          <w:szCs w:val="21"/>
+          <w:shd w:val="clear" w:color="auto" w:fill="FFFFFF"/>
+        </w:rPr>
+        <w:t>riscv_pipeline.vhdl</w:t>
+      </w:r>
+      <w:proofErr w:type="spellEnd"/>
+      <w:r>
+        <w:rPr>
+          <w:rFonts w:ascii="Helvetica" w:eastAsia="Times New Roman" w:hAnsi="Helvetica" w:cs="Helvetica"/>
+          <w:color w:val="333333"/>
+          <w:sz w:val="21"/>
+          <w:szCs w:val="21"/>
+          <w:shd w:val="clear" w:color="auto" w:fill="FFFFFF"/>
+        </w:rPr>
+        <w:t xml:space="preserve">, removing syntax errors and ensuring correct operation of </w:t>
       </w:r>
       <w:r>
         <w:rPr>
@@ -8088,6 +9171,7 @@
         </w:rPr>
         <w:t xml:space="preserve">[many of these updates can be copied from </w:t>
       </w:r>
+      <w:proofErr w:type="spellStart"/>
       <w:r>
         <w:rPr>
           <w:rFonts w:ascii="Helvetica" w:eastAsia="Times New Roman" w:hAnsi="Helvetica" w:cs="Helvetica"/>
@@ -8118,6 +9202,7 @@
         </w:rPr>
         <w:t>.vhdl</w:t>
       </w:r>
+      <w:proofErr w:type="spellEnd"/>
       <w:r>
         <w:rPr>
           <w:rFonts w:ascii="Helvetica" w:eastAsia="Times New Roman" w:hAnsi="Helvetica" w:cs="Helvetica"/>
@@ -8156,7 +9241,29 @@
           <w:szCs w:val="21"/>
           <w:shd w:val="clear" w:color="auto" w:fill="FFFFFF"/>
         </w:rPr>
-        <w:t xml:space="preserve"> Hint: one way to stall your processor is to let next_pc &lt;= pc</w:t>
+        <w:t xml:space="preserve"> Hint: one way to stall your processor is to let </w:t>
+      </w:r>
+      <w:proofErr w:type="spellStart"/>
+      <w:r>
+        <w:rPr>
+          <w:rFonts w:ascii="Helvetica" w:eastAsia="Times New Roman" w:hAnsi="Helvetica" w:cs="Helvetica"/>
+          <w:color w:val="333333"/>
+          <w:sz w:val="21"/>
+          <w:szCs w:val="21"/>
+          <w:shd w:val="clear" w:color="auto" w:fill="FFFFFF"/>
+        </w:rPr>
+        <w:t>next_pc</w:t>
+      </w:r>
+      <w:proofErr w:type="spellEnd"/>
+      <w:r>
+        <w:rPr>
+          <w:rFonts w:ascii="Helvetica" w:eastAsia="Times New Roman" w:hAnsi="Helvetica" w:cs="Helvetica"/>
+          <w:color w:val="333333"/>
+          <w:sz w:val="21"/>
+          <w:szCs w:val="21"/>
+          <w:shd w:val="clear" w:color="auto" w:fill="FFFFFF"/>
+        </w:rPr>
+        <w:t xml:space="preserve"> &lt;= pc</w:t>
       </w:r>
     </w:p>
     <w:p>
@@ -8217,7 +9324,29 @@
           <w:szCs w:val="21"/>
           <w:shd w:val="clear" w:color="auto" w:fill="FFFFFF"/>
         </w:rPr>
-        <w:t xml:space="preserve">Run simulation in vivado, testing the </w:t>
+        <w:t xml:space="preserve">Run simulation in </w:t>
+      </w:r>
+      <w:proofErr w:type="spellStart"/>
+      <w:r>
+        <w:rPr>
+          <w:rFonts w:ascii="Helvetica" w:eastAsia="Times New Roman" w:hAnsi="Helvetica" w:cs="Helvetica"/>
+          <w:color w:val="333333"/>
+          <w:sz w:val="21"/>
+          <w:szCs w:val="21"/>
+          <w:shd w:val="clear" w:color="auto" w:fill="FFFFFF"/>
+        </w:rPr>
+        <w:t>vivado</w:t>
+      </w:r>
+      <w:proofErr w:type="spellEnd"/>
+      <w:r>
+        <w:rPr>
+          <w:rFonts w:ascii="Helvetica" w:eastAsia="Times New Roman" w:hAnsi="Helvetica" w:cs="Helvetica"/>
+          <w:color w:val="333333"/>
+          <w:sz w:val="21"/>
+          <w:szCs w:val="21"/>
+          <w:shd w:val="clear" w:color="auto" w:fill="FFFFFF"/>
+        </w:rPr>
+        <w:t xml:space="preserve">, testing the </w:t>
       </w:r>
       <w:r>
         <w:rPr>
@@ -8283,6 +9412,7 @@
           <w:szCs w:val="21"/>
         </w:rPr>
       </w:pPr>
+      <w:proofErr w:type="spellStart"/>
       <w:r>
         <w:rPr>
           <w:rFonts w:ascii="Helvetica" w:eastAsia="Times New Roman" w:hAnsi="Helvetica" w:cs="Helvetica"/>
@@ -8292,8 +9422,596 @@
           <w:sz w:val="21"/>
           <w:szCs w:val="21"/>
         </w:rPr>
-        <w:t>Clk, reset, clock_counter, pc, NPC, next_PC, if_id_npc, id_ex_npc, ex_mem_npc, instr, opcode, if_id_rs1, reg1_data, if_id_rs2, reg2_data, mem_wb_rd, wb_data, if_id_imm, alu_input_a,  alu_input_b, alu_result, mem_data, mem_read, mem_write, alu_src, id_ex_alu_src, branch, ex_mem_branch, jump, ex_mem_jump, load_addr, reg_write, reg_write_chip, display_x5, display_x6, display_x7, display_x10</w:t>
-      </w:r>
+        <w:t>Clk</w:t>
+      </w:r>
+      <w:proofErr w:type="spellEnd"/>
+      <w:r>
+        <w:rPr>
+          <w:rFonts w:ascii="Helvetica" w:eastAsia="Times New Roman" w:hAnsi="Helvetica" w:cs="Helvetica"/>
+          <w:i/>
+          <w:iCs/>
+          <w:color w:val="333333"/>
+          <w:sz w:val="21"/>
+          <w:szCs w:val="21"/>
+        </w:rPr>
+        <w:t xml:space="preserve">, reset, </w:t>
+      </w:r>
+      <w:proofErr w:type="spellStart"/>
+      <w:r>
+        <w:rPr>
+          <w:rFonts w:ascii="Helvetica" w:eastAsia="Times New Roman" w:hAnsi="Helvetica" w:cs="Helvetica"/>
+          <w:i/>
+          <w:iCs/>
+          <w:color w:val="333333"/>
+          <w:sz w:val="21"/>
+          <w:szCs w:val="21"/>
+        </w:rPr>
+        <w:t>clock_counter</w:t>
+      </w:r>
+      <w:proofErr w:type="spellEnd"/>
+      <w:r>
+        <w:rPr>
+          <w:rFonts w:ascii="Helvetica" w:eastAsia="Times New Roman" w:hAnsi="Helvetica" w:cs="Helvetica"/>
+          <w:i/>
+          <w:iCs/>
+          <w:color w:val="333333"/>
+          <w:sz w:val="21"/>
+          <w:szCs w:val="21"/>
+        </w:rPr>
+        <w:t xml:space="preserve">, pc, NPC, </w:t>
+      </w:r>
+      <w:proofErr w:type="spellStart"/>
+      <w:r>
+        <w:rPr>
+          <w:rFonts w:ascii="Helvetica" w:eastAsia="Times New Roman" w:hAnsi="Helvetica" w:cs="Helvetica"/>
+          <w:i/>
+          <w:iCs/>
+          <w:color w:val="333333"/>
+          <w:sz w:val="21"/>
+          <w:szCs w:val="21"/>
+        </w:rPr>
+        <w:t>next_PC</w:t>
+      </w:r>
+      <w:proofErr w:type="spellEnd"/>
+      <w:r>
+        <w:rPr>
+          <w:rFonts w:ascii="Helvetica" w:eastAsia="Times New Roman" w:hAnsi="Helvetica" w:cs="Helvetica"/>
+          <w:i/>
+          <w:iCs/>
+          <w:color w:val="333333"/>
+          <w:sz w:val="21"/>
+          <w:szCs w:val="21"/>
+        </w:rPr>
+        <w:t xml:space="preserve">, </w:t>
+      </w:r>
+      <w:proofErr w:type="spellStart"/>
+      <w:r>
+        <w:rPr>
+          <w:rFonts w:ascii="Helvetica" w:eastAsia="Times New Roman" w:hAnsi="Helvetica" w:cs="Helvetica"/>
+          <w:i/>
+          <w:iCs/>
+          <w:color w:val="333333"/>
+          <w:sz w:val="21"/>
+          <w:szCs w:val="21"/>
+        </w:rPr>
+        <w:t>if_id_npc</w:t>
+      </w:r>
+      <w:proofErr w:type="spellEnd"/>
+      <w:r>
+        <w:rPr>
+          <w:rFonts w:ascii="Helvetica" w:eastAsia="Times New Roman" w:hAnsi="Helvetica" w:cs="Helvetica"/>
+          <w:i/>
+          <w:iCs/>
+          <w:color w:val="333333"/>
+          <w:sz w:val="21"/>
+          <w:szCs w:val="21"/>
+        </w:rPr>
+        <w:t xml:space="preserve">, </w:t>
+      </w:r>
+      <w:proofErr w:type="spellStart"/>
+      <w:r>
+        <w:rPr>
+          <w:rFonts w:ascii="Helvetica" w:eastAsia="Times New Roman" w:hAnsi="Helvetica" w:cs="Helvetica"/>
+          <w:i/>
+          <w:iCs/>
+          <w:color w:val="333333"/>
+          <w:sz w:val="21"/>
+          <w:szCs w:val="21"/>
+        </w:rPr>
+        <w:t>id_ex_npc</w:t>
+      </w:r>
+      <w:proofErr w:type="spellEnd"/>
+      <w:r>
+        <w:rPr>
+          <w:rFonts w:ascii="Helvetica" w:eastAsia="Times New Roman" w:hAnsi="Helvetica" w:cs="Helvetica"/>
+          <w:i/>
+          <w:iCs/>
+          <w:color w:val="333333"/>
+          <w:sz w:val="21"/>
+          <w:szCs w:val="21"/>
+        </w:rPr>
+        <w:t xml:space="preserve">, </w:t>
+      </w:r>
+      <w:proofErr w:type="spellStart"/>
+      <w:r>
+        <w:rPr>
+          <w:rFonts w:ascii="Helvetica" w:eastAsia="Times New Roman" w:hAnsi="Helvetica" w:cs="Helvetica"/>
+          <w:i/>
+          <w:iCs/>
+          <w:color w:val="333333"/>
+          <w:sz w:val="21"/>
+          <w:szCs w:val="21"/>
+        </w:rPr>
+        <w:t>ex_mem_npc</w:t>
+      </w:r>
+      <w:proofErr w:type="spellEnd"/>
+      <w:r>
+        <w:rPr>
+          <w:rFonts w:ascii="Helvetica" w:eastAsia="Times New Roman" w:hAnsi="Helvetica" w:cs="Helvetica"/>
+          <w:i/>
+          <w:iCs/>
+          <w:color w:val="333333"/>
+          <w:sz w:val="21"/>
+          <w:szCs w:val="21"/>
+        </w:rPr>
+        <w:t xml:space="preserve">, </w:t>
+      </w:r>
+      <w:proofErr w:type="spellStart"/>
+      <w:r>
+        <w:rPr>
+          <w:rFonts w:ascii="Helvetica" w:eastAsia="Times New Roman" w:hAnsi="Helvetica" w:cs="Helvetica"/>
+          <w:i/>
+          <w:iCs/>
+          <w:color w:val="333333"/>
+          <w:sz w:val="21"/>
+          <w:szCs w:val="21"/>
+        </w:rPr>
+        <w:t>instr</w:t>
+      </w:r>
+      <w:proofErr w:type="spellEnd"/>
+      <w:r>
+        <w:rPr>
+          <w:rFonts w:ascii="Helvetica" w:eastAsia="Times New Roman" w:hAnsi="Helvetica" w:cs="Helvetica"/>
+          <w:i/>
+          <w:iCs/>
+          <w:color w:val="333333"/>
+          <w:sz w:val="21"/>
+          <w:szCs w:val="21"/>
+        </w:rPr>
+        <w:t xml:space="preserve">, opcode, if_id_rs1, reg1_data, if_id_rs2, reg2_data, </w:t>
+      </w:r>
+      <w:proofErr w:type="spellStart"/>
+      <w:r>
+        <w:rPr>
+          <w:rFonts w:ascii="Helvetica" w:eastAsia="Times New Roman" w:hAnsi="Helvetica" w:cs="Helvetica"/>
+          <w:i/>
+          <w:iCs/>
+          <w:color w:val="333333"/>
+          <w:sz w:val="21"/>
+          <w:szCs w:val="21"/>
+        </w:rPr>
+        <w:t>mem_wb_rd</w:t>
+      </w:r>
+      <w:proofErr w:type="spellEnd"/>
+      <w:r>
+        <w:rPr>
+          <w:rFonts w:ascii="Helvetica" w:eastAsia="Times New Roman" w:hAnsi="Helvetica" w:cs="Helvetica"/>
+          <w:i/>
+          <w:iCs/>
+          <w:color w:val="333333"/>
+          <w:sz w:val="21"/>
+          <w:szCs w:val="21"/>
+        </w:rPr>
+        <w:t xml:space="preserve">, </w:t>
+      </w:r>
+      <w:proofErr w:type="spellStart"/>
+      <w:r>
+        <w:rPr>
+          <w:rFonts w:ascii="Helvetica" w:eastAsia="Times New Roman" w:hAnsi="Helvetica" w:cs="Helvetica"/>
+          <w:i/>
+          <w:iCs/>
+          <w:color w:val="333333"/>
+          <w:sz w:val="21"/>
+          <w:szCs w:val="21"/>
+        </w:rPr>
+        <w:t>wb_data</w:t>
+      </w:r>
+      <w:proofErr w:type="spellEnd"/>
+      <w:r>
+        <w:rPr>
+          <w:rFonts w:ascii="Helvetica" w:eastAsia="Times New Roman" w:hAnsi="Helvetica" w:cs="Helvetica"/>
+          <w:i/>
+          <w:iCs/>
+          <w:color w:val="333333"/>
+          <w:sz w:val="21"/>
+          <w:szCs w:val="21"/>
+        </w:rPr>
+        <w:t xml:space="preserve">, </w:t>
+      </w:r>
+      <w:proofErr w:type="spellStart"/>
+      <w:r>
+        <w:rPr>
+          <w:rFonts w:ascii="Helvetica" w:eastAsia="Times New Roman" w:hAnsi="Helvetica" w:cs="Helvetica"/>
+          <w:i/>
+          <w:iCs/>
+          <w:color w:val="333333"/>
+          <w:sz w:val="21"/>
+          <w:szCs w:val="21"/>
+        </w:rPr>
+        <w:t>if_id_imm</w:t>
+      </w:r>
+      <w:proofErr w:type="spellEnd"/>
+      <w:r>
+        <w:rPr>
+          <w:rFonts w:ascii="Helvetica" w:eastAsia="Times New Roman" w:hAnsi="Helvetica" w:cs="Helvetica"/>
+          <w:i/>
+          <w:iCs/>
+          <w:color w:val="333333"/>
+          <w:sz w:val="21"/>
+          <w:szCs w:val="21"/>
+        </w:rPr>
+        <w:t xml:space="preserve">, </w:t>
+      </w:r>
+      <w:proofErr w:type="spellStart"/>
+      <w:r>
+        <w:rPr>
+          <w:rFonts w:ascii="Helvetica" w:eastAsia="Times New Roman" w:hAnsi="Helvetica" w:cs="Helvetica"/>
+          <w:i/>
+          <w:iCs/>
+          <w:color w:val="333333"/>
+          <w:sz w:val="21"/>
+          <w:szCs w:val="21"/>
+        </w:rPr>
+        <w:t>alu_input_a</w:t>
+      </w:r>
+      <w:proofErr w:type="spellEnd"/>
+      <w:r>
+        <w:rPr>
+          <w:rFonts w:ascii="Helvetica" w:eastAsia="Times New Roman" w:hAnsi="Helvetica" w:cs="Helvetica"/>
+          <w:i/>
+          <w:iCs/>
+          <w:color w:val="333333"/>
+          <w:sz w:val="21"/>
+          <w:szCs w:val="21"/>
+        </w:rPr>
+        <w:t xml:space="preserve">,  </w:t>
+      </w:r>
+      <w:proofErr w:type="spellStart"/>
+      <w:r>
+        <w:rPr>
+          <w:rFonts w:ascii="Helvetica" w:eastAsia="Times New Roman" w:hAnsi="Helvetica" w:cs="Helvetica"/>
+          <w:i/>
+          <w:iCs/>
+          <w:color w:val="333333"/>
+          <w:sz w:val="21"/>
+          <w:szCs w:val="21"/>
+        </w:rPr>
+        <w:t>alu_input_b</w:t>
+      </w:r>
+      <w:proofErr w:type="spellEnd"/>
+      <w:r>
+        <w:rPr>
+          <w:rFonts w:ascii="Helvetica" w:eastAsia="Times New Roman" w:hAnsi="Helvetica" w:cs="Helvetica"/>
+          <w:i/>
+          <w:iCs/>
+          <w:color w:val="333333"/>
+          <w:sz w:val="21"/>
+          <w:szCs w:val="21"/>
+        </w:rPr>
+        <w:t xml:space="preserve">, </w:t>
+      </w:r>
+      <w:proofErr w:type="spellStart"/>
+      <w:r>
+        <w:rPr>
+          <w:rFonts w:ascii="Helvetica" w:eastAsia="Times New Roman" w:hAnsi="Helvetica" w:cs="Helvetica"/>
+          <w:i/>
+          <w:iCs/>
+          <w:color w:val="333333"/>
+          <w:sz w:val="21"/>
+          <w:szCs w:val="21"/>
+        </w:rPr>
+        <w:t>alu_result</w:t>
+      </w:r>
+      <w:proofErr w:type="spellEnd"/>
+      <w:r>
+        <w:rPr>
+          <w:rFonts w:ascii="Helvetica" w:eastAsia="Times New Roman" w:hAnsi="Helvetica" w:cs="Helvetica"/>
+          <w:i/>
+          <w:iCs/>
+          <w:color w:val="333333"/>
+          <w:sz w:val="21"/>
+          <w:szCs w:val="21"/>
+        </w:rPr>
+        <w:t xml:space="preserve">, </w:t>
+      </w:r>
+      <w:proofErr w:type="spellStart"/>
+      <w:r>
+        <w:rPr>
+          <w:rFonts w:ascii="Helvetica" w:eastAsia="Times New Roman" w:hAnsi="Helvetica" w:cs="Helvetica"/>
+          <w:i/>
+          <w:iCs/>
+          <w:color w:val="333333"/>
+          <w:sz w:val="21"/>
+          <w:szCs w:val="21"/>
+        </w:rPr>
+        <w:t>mem_data</w:t>
+      </w:r>
+      <w:proofErr w:type="spellEnd"/>
+      <w:r>
+        <w:rPr>
+          <w:rFonts w:ascii="Helvetica" w:eastAsia="Times New Roman" w:hAnsi="Helvetica" w:cs="Helvetica"/>
+          <w:i/>
+          <w:iCs/>
+          <w:color w:val="333333"/>
+          <w:sz w:val="21"/>
+          <w:szCs w:val="21"/>
+        </w:rPr>
+        <w:t xml:space="preserve">, </w:t>
+      </w:r>
+      <w:proofErr w:type="spellStart"/>
+      <w:r>
+        <w:rPr>
+          <w:rFonts w:ascii="Helvetica" w:eastAsia="Times New Roman" w:hAnsi="Helvetica" w:cs="Helvetica"/>
+          <w:i/>
+          <w:iCs/>
+          <w:color w:val="333333"/>
+          <w:sz w:val="21"/>
+          <w:szCs w:val="21"/>
+        </w:rPr>
+        <w:t>mem_read</w:t>
+      </w:r>
+      <w:proofErr w:type="spellEnd"/>
+      <w:r>
+        <w:rPr>
+          <w:rFonts w:ascii="Helvetica" w:eastAsia="Times New Roman" w:hAnsi="Helvetica" w:cs="Helvetica"/>
+          <w:i/>
+          <w:iCs/>
+          <w:color w:val="333333"/>
+          <w:sz w:val="21"/>
+          <w:szCs w:val="21"/>
+        </w:rPr>
+        <w:t xml:space="preserve">, </w:t>
+      </w:r>
+      <w:proofErr w:type="spellStart"/>
+      <w:r>
+        <w:rPr>
+          <w:rFonts w:ascii="Helvetica" w:eastAsia="Times New Roman" w:hAnsi="Helvetica" w:cs="Helvetica"/>
+          <w:i/>
+          <w:iCs/>
+          <w:color w:val="333333"/>
+          <w:sz w:val="21"/>
+          <w:szCs w:val="21"/>
+        </w:rPr>
+        <w:t>mem_write</w:t>
+      </w:r>
+      <w:proofErr w:type="spellEnd"/>
+      <w:r>
+        <w:rPr>
+          <w:rFonts w:ascii="Helvetica" w:eastAsia="Times New Roman" w:hAnsi="Helvetica" w:cs="Helvetica"/>
+          <w:i/>
+          <w:iCs/>
+          <w:color w:val="333333"/>
+          <w:sz w:val="21"/>
+          <w:szCs w:val="21"/>
+        </w:rPr>
+        <w:t xml:space="preserve">, </w:t>
+      </w:r>
+      <w:proofErr w:type="spellStart"/>
+      <w:r>
+        <w:rPr>
+          <w:rFonts w:ascii="Helvetica" w:eastAsia="Times New Roman" w:hAnsi="Helvetica" w:cs="Helvetica"/>
+          <w:i/>
+          <w:iCs/>
+          <w:color w:val="333333"/>
+          <w:sz w:val="21"/>
+          <w:szCs w:val="21"/>
+        </w:rPr>
+        <w:t>alu_src</w:t>
+      </w:r>
+      <w:proofErr w:type="spellEnd"/>
+      <w:r>
+        <w:rPr>
+          <w:rFonts w:ascii="Helvetica" w:eastAsia="Times New Roman" w:hAnsi="Helvetica" w:cs="Helvetica"/>
+          <w:i/>
+          <w:iCs/>
+          <w:color w:val="333333"/>
+          <w:sz w:val="21"/>
+          <w:szCs w:val="21"/>
+        </w:rPr>
+        <w:t xml:space="preserve">, </w:t>
+      </w:r>
+      <w:proofErr w:type="spellStart"/>
+      <w:r>
+        <w:rPr>
+          <w:rFonts w:ascii="Helvetica" w:eastAsia="Times New Roman" w:hAnsi="Helvetica" w:cs="Helvetica"/>
+          <w:i/>
+          <w:iCs/>
+          <w:color w:val="333333"/>
+          <w:sz w:val="21"/>
+          <w:szCs w:val="21"/>
+        </w:rPr>
+        <w:t>id_ex_alu_src</w:t>
+      </w:r>
+      <w:proofErr w:type="spellEnd"/>
+      <w:r>
+        <w:rPr>
+          <w:rFonts w:ascii="Helvetica" w:eastAsia="Times New Roman" w:hAnsi="Helvetica" w:cs="Helvetica"/>
+          <w:i/>
+          <w:iCs/>
+          <w:color w:val="333333"/>
+          <w:sz w:val="21"/>
+          <w:szCs w:val="21"/>
+        </w:rPr>
+        <w:t xml:space="preserve">, branch, </w:t>
+      </w:r>
+      <w:proofErr w:type="spellStart"/>
+      <w:r>
+        <w:rPr>
+          <w:rFonts w:ascii="Helvetica" w:eastAsia="Times New Roman" w:hAnsi="Helvetica" w:cs="Helvetica"/>
+          <w:i/>
+          <w:iCs/>
+          <w:color w:val="333333"/>
+          <w:sz w:val="21"/>
+          <w:szCs w:val="21"/>
+        </w:rPr>
+        <w:t>ex_mem_branch</w:t>
+      </w:r>
+      <w:proofErr w:type="spellEnd"/>
+      <w:r>
+        <w:rPr>
+          <w:rFonts w:ascii="Helvetica" w:eastAsia="Times New Roman" w:hAnsi="Helvetica" w:cs="Helvetica"/>
+          <w:i/>
+          <w:iCs/>
+          <w:color w:val="333333"/>
+          <w:sz w:val="21"/>
+          <w:szCs w:val="21"/>
+        </w:rPr>
+        <w:t xml:space="preserve">, jump, </w:t>
+      </w:r>
+      <w:proofErr w:type="spellStart"/>
+      <w:r>
+        <w:rPr>
+          <w:rFonts w:ascii="Helvetica" w:eastAsia="Times New Roman" w:hAnsi="Helvetica" w:cs="Helvetica"/>
+          <w:i/>
+          <w:iCs/>
+          <w:color w:val="333333"/>
+          <w:sz w:val="21"/>
+          <w:szCs w:val="21"/>
+        </w:rPr>
+        <w:t>ex_mem_jump</w:t>
+      </w:r>
+      <w:proofErr w:type="spellEnd"/>
+      <w:r>
+        <w:rPr>
+          <w:rFonts w:ascii="Helvetica" w:eastAsia="Times New Roman" w:hAnsi="Helvetica" w:cs="Helvetica"/>
+          <w:i/>
+          <w:iCs/>
+          <w:color w:val="333333"/>
+          <w:sz w:val="21"/>
+          <w:szCs w:val="21"/>
+        </w:rPr>
+        <w:t xml:space="preserve">, </w:t>
+      </w:r>
+      <w:proofErr w:type="spellStart"/>
+      <w:r>
+        <w:rPr>
+          <w:rFonts w:ascii="Helvetica" w:eastAsia="Times New Roman" w:hAnsi="Helvetica" w:cs="Helvetica"/>
+          <w:i/>
+          <w:iCs/>
+          <w:color w:val="333333"/>
+          <w:sz w:val="21"/>
+          <w:szCs w:val="21"/>
+        </w:rPr>
+        <w:t>load_addr</w:t>
+      </w:r>
+      <w:proofErr w:type="spellEnd"/>
+      <w:r>
+        <w:rPr>
+          <w:rFonts w:ascii="Helvetica" w:eastAsia="Times New Roman" w:hAnsi="Helvetica" w:cs="Helvetica"/>
+          <w:i/>
+          <w:iCs/>
+          <w:color w:val="333333"/>
+          <w:sz w:val="21"/>
+          <w:szCs w:val="21"/>
+        </w:rPr>
+        <w:t xml:space="preserve">, </w:t>
+      </w:r>
+      <w:proofErr w:type="spellStart"/>
+      <w:r>
+        <w:rPr>
+          <w:rFonts w:ascii="Helvetica" w:eastAsia="Times New Roman" w:hAnsi="Helvetica" w:cs="Helvetica"/>
+          <w:i/>
+          <w:iCs/>
+          <w:color w:val="333333"/>
+          <w:sz w:val="21"/>
+          <w:szCs w:val="21"/>
+        </w:rPr>
+        <w:t>reg_write</w:t>
+      </w:r>
+      <w:proofErr w:type="spellEnd"/>
+      <w:r>
+        <w:rPr>
+          <w:rFonts w:ascii="Helvetica" w:eastAsia="Times New Roman" w:hAnsi="Helvetica" w:cs="Helvetica"/>
+          <w:i/>
+          <w:iCs/>
+          <w:color w:val="333333"/>
+          <w:sz w:val="21"/>
+          <w:szCs w:val="21"/>
+        </w:rPr>
+        <w:t xml:space="preserve">, </w:t>
+      </w:r>
+      <w:proofErr w:type="spellStart"/>
+      <w:r>
+        <w:rPr>
+          <w:rFonts w:ascii="Helvetica" w:eastAsia="Times New Roman" w:hAnsi="Helvetica" w:cs="Helvetica"/>
+          <w:i/>
+          <w:iCs/>
+          <w:color w:val="333333"/>
+          <w:sz w:val="21"/>
+          <w:szCs w:val="21"/>
+        </w:rPr>
+        <w:t>reg_write_chip</w:t>
+      </w:r>
+      <w:proofErr w:type="spellEnd"/>
+      <w:r>
+        <w:rPr>
+          <w:rFonts w:ascii="Helvetica" w:eastAsia="Times New Roman" w:hAnsi="Helvetica" w:cs="Helvetica"/>
+          <w:i/>
+          <w:iCs/>
+          <w:color w:val="333333"/>
+          <w:sz w:val="21"/>
+          <w:szCs w:val="21"/>
+        </w:rPr>
+        <w:t>, display_x5, display_x6, display_x7, display_x10</w:t>
+      </w:r>
+      <w:r>
+        <w:rPr>
+          <w:rFonts w:ascii="Helvetica" w:eastAsia="Times New Roman" w:hAnsi="Helvetica" w:cs="Helvetica"/>
+          <w:i/>
+          <w:iCs/>
+          <w:color w:val="333333"/>
+          <w:sz w:val="21"/>
+          <w:szCs w:val="21"/>
+        </w:rPr>
+        <w:t xml:space="preserve">, </w:t>
+      </w:r>
+      <w:proofErr w:type="spellStart"/>
+      <w:r>
+        <w:rPr>
+          <w:rFonts w:ascii="Helvetica" w:eastAsia="Times New Roman" w:hAnsi="Helvetica" w:cs="Helvetica"/>
+          <w:i/>
+          <w:iCs/>
+          <w:color w:val="333333"/>
+          <w:sz w:val="21"/>
+          <w:szCs w:val="21"/>
+        </w:rPr>
+        <w:t>start_stall</w:t>
+      </w:r>
+      <w:proofErr w:type="spellEnd"/>
+      <w:r>
+        <w:rPr>
+          <w:rFonts w:ascii="Helvetica" w:eastAsia="Times New Roman" w:hAnsi="Helvetica" w:cs="Helvetica"/>
+          <w:i/>
+          <w:iCs/>
+          <w:color w:val="333333"/>
+          <w:sz w:val="21"/>
+          <w:szCs w:val="21"/>
+        </w:rPr>
+        <w:t xml:space="preserve">, </w:t>
+      </w:r>
+      <w:proofErr w:type="spellStart"/>
+      <w:r>
+        <w:rPr>
+          <w:rFonts w:ascii="Helvetica" w:eastAsia="Times New Roman" w:hAnsi="Helvetica" w:cs="Helvetica"/>
+          <w:i/>
+          <w:iCs/>
+          <w:color w:val="333333"/>
+          <w:sz w:val="21"/>
+          <w:szCs w:val="21"/>
+        </w:rPr>
+        <w:t>stall_counter</w:t>
+      </w:r>
+      <w:proofErr w:type="spellEnd"/>
     </w:p>
     <w:p>
       <w:pPr>
@@ -8317,8 +10035,23 @@
           <w:highlight w:val="yellow"/>
           <w:shd w:val="clear" w:color="auto" w:fill="FFFFFF"/>
         </w:rPr>
-        <w:t>Turn in your simulation plot in gradescope</w:t>
-      </w:r>
+        <w:t xml:space="preserve">Turn in your simulation plot in </w:t>
+      </w:r>
+      <w:proofErr w:type="spellStart"/>
+      <w:r>
+        <w:rPr>
+          <w:rFonts w:ascii="Helvetica" w:eastAsia="Times New Roman" w:hAnsi="Helvetica" w:cs="Helvetica"/>
+          <w:b/>
+          <w:bCs/>
+          <w:color w:val="333333"/>
+          <w:sz w:val="21"/>
+          <w:szCs w:val="21"/>
+          <w:highlight w:val="yellow"/>
+          <w:shd w:val="clear" w:color="auto" w:fill="FFFFFF"/>
+        </w:rPr>
+        <w:t>gradescope</w:t>
+      </w:r>
+      <w:proofErr w:type="spellEnd"/>
       <w:r>
         <w:rPr>
           <w:rFonts w:ascii="Helvetica" w:eastAsia="Times New Roman" w:hAnsi="Helvetica" w:cs="Helvetica"/>
@@ -8327,6 +10060,93 @@
           <w:szCs w:val="21"/>
         </w:rPr>
         <w:t>.</w:t>
+      </w:r>
+      <w:r>
+        <w:rPr>
+          <w:rFonts w:ascii="Helvetica" w:eastAsia="Times New Roman" w:hAnsi="Helvetica" w:cs="Helvetica"/>
+          <w:color w:val="333333"/>
+          <w:sz w:val="21"/>
+          <w:szCs w:val="21"/>
+        </w:rPr>
+        <w:t xml:space="preserve"> Remember to annotate on the simulation plot the key points showing your simulation worked (like final clock cycle, final value of x5, x6, x7 and x10,</w:t>
+      </w:r>
+      <w:r>
+        <w:rPr>
+          <w:rFonts w:ascii="Helvetica" w:eastAsia="Times New Roman" w:hAnsi="Helvetica" w:cs="Helvetica"/>
+          <w:color w:val="333333"/>
+          <w:sz w:val="21"/>
+          <w:szCs w:val="21"/>
+        </w:rPr>
+        <w:t xml:space="preserve"> and the new features like </w:t>
+      </w:r>
+      <w:proofErr w:type="spellStart"/>
+      <w:r>
+        <w:rPr>
+          <w:rFonts w:ascii="Helvetica" w:eastAsia="Times New Roman" w:hAnsi="Helvetica" w:cs="Helvetica"/>
+          <w:color w:val="333333"/>
+          <w:sz w:val="21"/>
+          <w:szCs w:val="21"/>
+        </w:rPr>
+        <w:t>start_stall</w:t>
+      </w:r>
+      <w:proofErr w:type="spellEnd"/>
+      <w:r>
+        <w:rPr>
+          <w:rFonts w:ascii="Helvetica" w:eastAsia="Times New Roman" w:hAnsi="Helvetica" w:cs="Helvetica"/>
+          <w:color w:val="333333"/>
+          <w:sz w:val="21"/>
+          <w:szCs w:val="21"/>
+        </w:rPr>
+        <w:t xml:space="preserve"> and </w:t>
+      </w:r>
+      <w:proofErr w:type="spellStart"/>
+      <w:r>
+        <w:rPr>
+          <w:rFonts w:ascii="Helvetica" w:eastAsia="Times New Roman" w:hAnsi="Helvetica" w:cs="Helvetica"/>
+          <w:color w:val="333333"/>
+          <w:sz w:val="21"/>
+          <w:szCs w:val="21"/>
+        </w:rPr>
+        <w:t>stall_counter</w:t>
+      </w:r>
+      <w:proofErr w:type="spellEnd"/>
+      <w:r>
+        <w:rPr>
+          <w:rFonts w:ascii="Helvetica" w:eastAsia="Times New Roman" w:hAnsi="Helvetica" w:cs="Helvetica"/>
+          <w:color w:val="333333"/>
+          <w:sz w:val="21"/>
+          <w:szCs w:val="21"/>
+        </w:rPr>
+        <w:t>,</w:t>
+      </w:r>
+      <w:r>
+        <w:rPr>
+          <w:rFonts w:ascii="Helvetica" w:eastAsia="Times New Roman" w:hAnsi="Helvetica" w:cs="Helvetica"/>
+          <w:color w:val="333333"/>
+          <w:sz w:val="21"/>
+          <w:szCs w:val="21"/>
+        </w:rPr>
+        <w:t xml:space="preserve"> </w:t>
+      </w:r>
+      <w:proofErr w:type="spellStart"/>
+      <w:r>
+        <w:rPr>
+          <w:rFonts w:ascii="Helvetica" w:eastAsia="Times New Roman" w:hAnsi="Helvetica" w:cs="Helvetica"/>
+          <w:color w:val="333333"/>
+          <w:sz w:val="21"/>
+          <w:szCs w:val="21"/>
+        </w:rPr>
+        <w:t>etc</w:t>
+      </w:r>
+      <w:proofErr w:type="spellEnd"/>
+      <w:r>
+        <w:rPr>
+          <w:rFonts w:ascii="Helvetica" w:eastAsia="Times New Roman" w:hAnsi="Helvetica" w:cs="Helvetica"/>
+          <w:color w:val="333333"/>
+          <w:sz w:val="21"/>
+          <w:szCs w:val="21"/>
+        </w:rPr>
+        <w:t>)</w:t>
       </w:r>
     </w:p>
     <w:p>
@@ -8373,8 +10193,20 @@
           <w:szCs w:val="21"/>
           <w:highlight w:val="yellow"/>
         </w:rPr>
-        <w:t>in gradescope</w:t>
-      </w:r>
+        <w:t xml:space="preserve">in </w:t>
+      </w:r>
+      <w:proofErr w:type="spellStart"/>
+      <w:r>
+        <w:rPr>
+          <w:rFonts w:ascii="Helvetica" w:eastAsia="Times New Roman" w:hAnsi="Helvetica" w:cs="Helvetica"/>
+          <w:color w:val="333333"/>
+          <w:sz w:val="21"/>
+          <w:szCs w:val="21"/>
+          <w:highlight w:val="yellow"/>
+        </w:rPr>
+        <w:t>gradescope</w:t>
+      </w:r>
+      <w:proofErr w:type="spellEnd"/>
       <w:r>
         <w:rPr>
           <w:rFonts w:ascii="Helvetica" w:eastAsia="Times New Roman" w:hAnsi="Helvetica" w:cs="Helvetica"/>
@@ -8538,16 +10370,56 @@
           <w:sz w:val="21"/>
           <w:szCs w:val="21"/>
         </w:rPr>
-        <w:t>Push all code to your github repo and share with your instructor</w:t>
-      </w:r>
-      <w:r>
-        <w:rPr>
-          <w:rFonts w:ascii="Helvetica" w:eastAsia="Times New Roman" w:hAnsi="Helvetica" w:cs="Helvetica"/>
-          <w:color w:val="333333"/>
-          <w:sz w:val="21"/>
-          <w:szCs w:val="21"/>
-        </w:rPr>
-        <w:t xml:space="preserve"> [instr_mem.vhdl should be the </w:t>
+        <w:t xml:space="preserve">Push all code to your </w:t>
+      </w:r>
+      <w:proofErr w:type="spellStart"/>
+      <w:r>
+        <w:rPr>
+          <w:rFonts w:ascii="Helvetica" w:eastAsia="Times New Roman" w:hAnsi="Helvetica" w:cs="Helvetica"/>
+          <w:color w:val="333333"/>
+          <w:sz w:val="21"/>
+          <w:szCs w:val="21"/>
+        </w:rPr>
+        <w:t>github</w:t>
+      </w:r>
+      <w:proofErr w:type="spellEnd"/>
+      <w:r>
+        <w:rPr>
+          <w:rFonts w:ascii="Helvetica" w:eastAsia="Times New Roman" w:hAnsi="Helvetica" w:cs="Helvetica"/>
+          <w:color w:val="333333"/>
+          <w:sz w:val="21"/>
+          <w:szCs w:val="21"/>
+        </w:rPr>
+        <w:t xml:space="preserve"> repo and share with your instructor</w:t>
+      </w:r>
+      <w:r>
+        <w:rPr>
+          <w:rFonts w:ascii="Helvetica" w:eastAsia="Times New Roman" w:hAnsi="Helvetica" w:cs="Helvetica"/>
+          <w:color w:val="333333"/>
+          <w:sz w:val="21"/>
+          <w:szCs w:val="21"/>
+        </w:rPr>
+        <w:t xml:space="preserve"> [</w:t>
+      </w:r>
+      <w:proofErr w:type="spellStart"/>
+      <w:r>
+        <w:rPr>
+          <w:rFonts w:ascii="Helvetica" w:eastAsia="Times New Roman" w:hAnsi="Helvetica" w:cs="Helvetica"/>
+          <w:color w:val="333333"/>
+          <w:sz w:val="21"/>
+          <w:szCs w:val="21"/>
+        </w:rPr>
+        <w:t>instr_mem.vhdl</w:t>
+      </w:r>
+      <w:proofErr w:type="spellEnd"/>
+      <w:r>
+        <w:rPr>
+          <w:rFonts w:ascii="Helvetica" w:eastAsia="Times New Roman" w:hAnsi="Helvetica" w:cs="Helvetica"/>
+          <w:color w:val="333333"/>
+          <w:sz w:val="21"/>
+          <w:szCs w:val="21"/>
+        </w:rPr>
+        <w:t xml:space="preserve"> should be the </w:t>
       </w:r>
       <w:r>
         <w:rPr>
@@ -8780,6 +10652,7 @@
           <w:sz w:val="47"/>
           <w:szCs w:val="47"/>
         </w:rPr>
+        <w:lastRenderedPageBreak/>
         <w:t xml:space="preserve">Grading </w:t>
       </w:r>
       <w:r>
@@ -8871,7 +10744,6 @@
                 <w:sz w:val="21"/>
                 <w:szCs w:val="21"/>
               </w:rPr>
-              <w:lastRenderedPageBreak/>
               <w:t>Item</w:t>
             </w:r>
           </w:p>
@@ -9116,6 +10988,7 @@
               </w:rPr>
               <w:t xml:space="preserve">Updated </w:t>
             </w:r>
+            <w:proofErr w:type="spellStart"/>
             <w:r>
               <w:rPr>
                 <w:rFonts w:ascii="Helvetica" w:eastAsia="Times New Roman" w:hAnsi="Helvetica" w:cs="Helvetica"/>
@@ -9126,6 +10999,7 @@
               </w:rPr>
               <w:t>pipeline_registers.vhdl</w:t>
             </w:r>
+            <w:proofErr w:type="spellEnd"/>
           </w:p>
         </w:tc>
         <w:tc>
@@ -9242,6 +11116,7 @@
               </w:rPr>
               <w:t xml:space="preserve">Updated </w:t>
             </w:r>
+            <w:proofErr w:type="spellStart"/>
             <w:r>
               <w:rPr>
                 <w:rFonts w:ascii="Helvetica" w:eastAsia="Times New Roman" w:hAnsi="Helvetica" w:cs="Helvetica"/>
@@ -9272,6 +11147,7 @@
               </w:rPr>
               <w:t>.vhdl</w:t>
             </w:r>
+            <w:proofErr w:type="spellEnd"/>
           </w:p>
         </w:tc>
         <w:tc>
@@ -9379,6 +11255,7 @@
               </w:rPr>
               <w:t xml:space="preserve">Update </w:t>
             </w:r>
+            <w:proofErr w:type="spellStart"/>
             <w:r>
               <w:rPr>
                 <w:rFonts w:ascii="Helvetica" w:eastAsia="Times New Roman" w:hAnsi="Helvetica" w:cs="Helvetica"/>
@@ -9389,6 +11266,7 @@
               </w:rPr>
               <w:t>hazard_detection_unit.vhdl</w:t>
             </w:r>
+            <w:proofErr w:type="spellEnd"/>
           </w:p>
         </w:tc>
         <w:tc>
@@ -9600,8 +11478,19 @@
                 <w:sz w:val="21"/>
                 <w:szCs w:val="21"/>
               </w:rPr>
-              <w:t>Questions in Gradescope</w:t>
-            </w:r>
+              <w:t xml:space="preserve">Questions in </w:t>
+            </w:r>
+            <w:proofErr w:type="spellStart"/>
+            <w:r>
+              <w:rPr>
+                <w:rFonts w:ascii="Helvetica" w:eastAsia="Times New Roman" w:hAnsi="Helvetica" w:cs="Helvetica"/>
+                <w:color w:val="333333"/>
+                <w:sz w:val="21"/>
+                <w:szCs w:val="21"/>
+              </w:rPr>
+              <w:t>Gradescope</w:t>
+            </w:r>
+            <w:proofErr w:type="spellEnd"/>
             <w:r>
               <w:rPr>
                 <w:rFonts w:ascii="Helvetica" w:eastAsia="Times New Roman" w:hAnsi="Helvetica" w:cs="Helvetica"/>
@@ -10345,7 +12234,18 @@
           <w:szCs w:val="21"/>
           <w:shd w:val="clear" w:color="auto" w:fill="FFFFFF"/>
         </w:rPr>
-        <w:t>: besides the common problem of GenAI hallucinations, there are different versions of RISC-V, different from this assignment, so GenAI could lead you astray.</w:t>
+        <w:t xml:space="preserve">: </w:t>
+      </w:r>
+      <w:r>
+        <w:rPr>
+          <w:rFonts w:ascii="Helvetica" w:eastAsia="Times New Roman" w:hAnsi="Helvetica" w:cs="Helvetica"/>
+          <w:color w:val="333333"/>
+          <w:sz w:val="21"/>
+          <w:szCs w:val="21"/>
+          <w:shd w:val="clear" w:color="auto" w:fill="FFFFFF"/>
+        </w:rPr>
+        <w:lastRenderedPageBreak/>
+        <w:t>besides the common problem of GenAI hallucinations, there are different versions of RISC-V, different from this assignment, so GenAI could lead you astray.</w:t>
       </w:r>
     </w:p>
     <w:p>
@@ -10375,7 +12275,6 @@
           <w:color w:val="333333"/>
           <w:shd w:val="clear" w:color="auto" w:fill="FFFFFF"/>
         </w:rPr>
-        <w:lastRenderedPageBreak/>
         <w:t>The only collaboration</w:t>
       </w:r>
       <w:r>
